--- a/btb_cvs_support/document/templates/quotation_format_ae.docx
+++ b/btb_cvs_support/document/templates/quotation_format_ae.docx
@@ -100,16 +100,20 @@
               <w:spacing w:line="276" w:lineRule="auto"/>
               <w:rPr>
                 <w:rFonts w:ascii="Helvetica Neue" w:eastAsia="Times New Roman" w:hAnsi="Helvetica Neue" w:cs="Arial"/>
-                <w:color w:val="000000"/>
-                <w:kern w:val="0"/>
-                <w:sz w:val="18"/>
-                <w:szCs w:val="18"/>
-                <w14:ligatures w14:val="none"/>
-              </w:rPr>
-            </w:pPr>
-            <w:r>
-              <w:rPr>
-                <w:rFonts w:ascii="Helvetica Neue" w:eastAsia="Times New Roman" w:hAnsi="Helvetica Neue" w:cs="Arial"/>
+                <w:b/>
+                <w:bCs/>
+                <w:color w:val="000000"/>
+                <w:kern w:val="0"/>
+                <w:sz w:val="18"/>
+                <w:szCs w:val="18"/>
+                <w14:ligatures w14:val="none"/>
+              </w:rPr>
+            </w:pPr>
+            <w:r>
+              <w:rPr>
+                <w:rFonts w:ascii="Helvetica Neue" w:eastAsia="Times New Roman" w:hAnsi="Helvetica Neue" w:cs="Arial"/>
+                <w:b/>
+                <w:bCs/>
                 <w:color w:val="000000"/>
                 <w:kern w:val="0"/>
                 <w:sz w:val="18"/>
@@ -119,34 +123,25 @@
               <w:t>[[.</w:t>
             </w:r>
             <w:proofErr w:type="spellStart"/>
-            <w:proofErr w:type="gramStart"/>
-            <w:r>
-              <w:rPr>
-                <w:rFonts w:ascii="Helvetica Neue" w:eastAsia="Times New Roman" w:hAnsi="Helvetica Neue" w:cs="Arial"/>
-                <w:color w:val="000000"/>
-                <w:kern w:val="0"/>
-                <w:sz w:val="18"/>
-                <w:szCs w:val="18"/>
-                <w14:ligatures w14:val="none"/>
-              </w:rPr>
-              <w:t>qt.customer</w:t>
-            </w:r>
-            <w:proofErr w:type="gramEnd"/>
-            <w:r>
-              <w:rPr>
-                <w:rFonts w:ascii="Helvetica Neue" w:eastAsia="Times New Roman" w:hAnsi="Helvetica Neue" w:cs="Arial"/>
-                <w:color w:val="000000"/>
-                <w:kern w:val="0"/>
-                <w:sz w:val="18"/>
-                <w:szCs w:val="18"/>
-                <w14:ligatures w14:val="none"/>
-              </w:rPr>
-              <w:t>_name</w:t>
+            <w:r>
+              <w:rPr>
+                <w:rFonts w:ascii="Helvetica Neue" w:eastAsia="Times New Roman" w:hAnsi="Helvetica Neue" w:cs="Arial"/>
+                <w:b/>
+                <w:bCs/>
+                <w:color w:val="000000"/>
+                <w:kern w:val="0"/>
+                <w:sz w:val="18"/>
+                <w:szCs w:val="18"/>
+                <w14:ligatures w14:val="none"/>
+              </w:rPr>
+              <w:t>qt.customer_name</w:t>
             </w:r>
             <w:proofErr w:type="spellEnd"/>
             <w:r>
               <w:rPr>
                 <w:rFonts w:ascii="Helvetica Neue" w:eastAsia="Times New Roman" w:hAnsi="Helvetica Neue" w:cs="Arial"/>
+                <w:b/>
+                <w:bCs/>
                 <w:color w:val="000000"/>
                 <w:kern w:val="0"/>
                 <w:sz w:val="18"/>
@@ -165,16 +160,20 @@
             <w:pPr>
               <w:rPr>
                 <w:rFonts w:ascii="Helvetica Neue" w:eastAsia="Times New Roman" w:hAnsi="Helvetica Neue" w:cs="Arial"/>
-                <w:color w:val="000000"/>
-                <w:kern w:val="0"/>
-                <w:sz w:val="18"/>
-                <w:szCs w:val="18"/>
-                <w14:ligatures w14:val="none"/>
-              </w:rPr>
-            </w:pPr>
-            <w:r>
-              <w:rPr>
-                <w:rFonts w:ascii="Helvetica Neue" w:eastAsia="Times New Roman" w:hAnsi="Helvetica Neue" w:cs="Arial"/>
+                <w:b/>
+                <w:bCs/>
+                <w:color w:val="000000"/>
+                <w:kern w:val="0"/>
+                <w:sz w:val="18"/>
+                <w:szCs w:val="18"/>
+                <w14:ligatures w14:val="none"/>
+              </w:rPr>
+            </w:pPr>
+            <w:r>
+              <w:rPr>
+                <w:rFonts w:ascii="Helvetica Neue" w:eastAsia="Times New Roman" w:hAnsi="Helvetica Neue" w:cs="Arial"/>
+                <w:b/>
+                <w:bCs/>
                 <w:color w:val="000000"/>
                 <w:kern w:val="0"/>
                 <w:sz w:val="18"/>
@@ -209,7 +208,54 @@
                 <w:szCs w:val="18"/>
                 <w14:ligatures w14:val="none"/>
               </w:rPr>
-              <w:t>9-Jun-25</w:t>
+              <w:fldChar w:fldCharType="begin"/>
+            </w:r>
+            <w:r>
+              <w:rPr>
+                <w:rFonts w:ascii="Helvetica Neue" w:eastAsia="Times New Roman" w:hAnsi="Helvetica Neue" w:cs="Arial"/>
+                <w:color w:val="000000"/>
+                <w:kern w:val="0"/>
+                <w:sz w:val="18"/>
+                <w:szCs w:val="18"/>
+                <w:lang w:val="en-US"/>
+                <w14:ligatures w14:val="none"/>
+              </w:rPr>
+              <w:instrText xml:space="preserve"> DATE \@ "d-MMM-yy" </w:instrText>
+            </w:r>
+            <w:r>
+              <w:rPr>
+                <w:rFonts w:ascii="Helvetica Neue" w:eastAsia="Times New Roman" w:hAnsi="Helvetica Neue" w:cs="Arial"/>
+                <w:color w:val="000000"/>
+                <w:kern w:val="0"/>
+                <w:sz w:val="18"/>
+                <w:szCs w:val="18"/>
+                <w14:ligatures w14:val="none"/>
+              </w:rPr>
+              <w:fldChar w:fldCharType="separate"/>
+            </w:r>
+            <w:r>
+              <w:rPr>
+                <w:rFonts w:ascii="Helvetica Neue" w:eastAsia="Times New Roman" w:hAnsi="Helvetica Neue" w:cs="Arial"/>
+                <w:noProof/>
+                <w:color w:val="000000"/>
+                <w:kern w:val="0"/>
+                <w:sz w:val="18"/>
+                <w:szCs w:val="18"/>
+                <w:lang w:val="en-US"/>
+                <w14:ligatures w14:val="none"/>
+              </w:rPr>
+              <w:t>21-Jul-25</w:t>
+            </w:r>
+            <w:r>
+              <w:rPr>
+                <w:rFonts w:ascii="Helvetica Neue" w:eastAsia="Times New Roman" w:hAnsi="Helvetica Neue" w:cs="Arial"/>
+                <w:color w:val="000000"/>
+                <w:kern w:val="0"/>
+                <w:sz w:val="18"/>
+                <w:szCs w:val="18"/>
+                <w14:ligatures w14:val="none"/>
+              </w:rPr>
+              <w:fldChar w:fldCharType="end"/>
             </w:r>
           </w:p>
         </w:tc>
@@ -271,29 +317,16 @@
               <w:t>[[.</w:t>
             </w:r>
             <w:proofErr w:type="spellStart"/>
-            <w:proofErr w:type="gramStart"/>
-            <w:r>
-              <w:rPr>
-                <w:rFonts w:ascii="Helvetica Neue" w:eastAsia="Times New Roman" w:hAnsi="Helvetica Neue" w:cs="Arial"/>
-                <w:color w:val="000000"/>
-                <w:kern w:val="0"/>
-                <w:sz w:val="18"/>
-                <w:szCs w:val="18"/>
-                <w14:ligatures w14:val="none"/>
-              </w:rPr>
-              <w:t>qt.address</w:t>
-            </w:r>
-            <w:proofErr w:type="gramEnd"/>
-            <w:r>
-              <w:rPr>
-                <w:rFonts w:ascii="Helvetica Neue" w:eastAsia="Times New Roman" w:hAnsi="Helvetica Neue" w:cs="Arial"/>
-                <w:color w:val="000000"/>
-                <w:kern w:val="0"/>
-                <w:sz w:val="18"/>
-                <w:szCs w:val="18"/>
-                <w14:ligatures w14:val="none"/>
-              </w:rPr>
-              <w:t>_display</w:t>
+            <w:r>
+              <w:rPr>
+                <w:rFonts w:ascii="Helvetica Neue" w:eastAsia="Times New Roman" w:hAnsi="Helvetica Neue" w:cs="Arial"/>
+                <w:color w:val="000000"/>
+                <w:kern w:val="0"/>
+                <w:sz w:val="18"/>
+                <w:szCs w:val="18"/>
+                <w14:ligatures w14:val="none"/>
+              </w:rPr>
+              <w:t>qt.address_display</w:t>
             </w:r>
             <w:proofErr w:type="spellEnd"/>
             <w:r>
@@ -318,16 +351,20 @@
               <w:spacing w:before="100" w:beforeAutospacing="1"/>
               <w:rPr>
                 <w:rFonts w:ascii="Helvetica Neue" w:eastAsia="Times New Roman" w:hAnsi="Helvetica Neue" w:cs="Arial"/>
-                <w:color w:val="000000"/>
-                <w:kern w:val="0"/>
-                <w:sz w:val="18"/>
-                <w:szCs w:val="18"/>
-                <w14:ligatures w14:val="none"/>
-              </w:rPr>
-            </w:pPr>
-            <w:r>
-              <w:rPr>
-                <w:rFonts w:ascii="Helvetica Neue" w:eastAsia="Times New Roman" w:hAnsi="Helvetica Neue" w:cs="Arial"/>
+                <w:b/>
+                <w:bCs/>
+                <w:color w:val="000000"/>
+                <w:kern w:val="0"/>
+                <w:sz w:val="18"/>
+                <w:szCs w:val="18"/>
+                <w14:ligatures w14:val="none"/>
+              </w:rPr>
+            </w:pPr>
+            <w:r>
+              <w:rPr>
+                <w:rFonts w:ascii="Helvetica Neue" w:eastAsia="Times New Roman" w:hAnsi="Helvetica Neue" w:cs="Arial"/>
+                <w:b/>
+                <w:bCs/>
                 <w:color w:val="000000"/>
                 <w:kern w:val="0"/>
                 <w:sz w:val="18"/>
@@ -366,31 +403,7 @@
                 <w:szCs w:val="18"/>
                 <w14:ligatures w14:val="none"/>
               </w:rPr>
-              <w:t>[</w:t>
-            </w:r>
-            <w:proofErr w:type="gramStart"/>
-            <w:r>
-              <w:rPr>
-                <w:rFonts w:ascii="Helvetica Neue" w:eastAsia="Times New Roman" w:hAnsi="Helvetica Neue" w:cs="Arial"/>
-                <w:color w:val="000000"/>
-                <w:kern w:val="0"/>
-                <w:sz w:val="18"/>
-                <w:szCs w:val="18"/>
-                <w14:ligatures w14:val="none"/>
-              </w:rPr>
-              <w:t>[.qt.name</w:t>
-            </w:r>
-            <w:proofErr w:type="gramEnd"/>
-            <w:r>
-              <w:rPr>
-                <w:rFonts w:ascii="Helvetica Neue" w:eastAsia="Times New Roman" w:hAnsi="Helvetica Neue" w:cs="Arial"/>
-                <w:color w:val="000000"/>
-                <w:kern w:val="0"/>
-                <w:sz w:val="18"/>
-                <w:szCs w:val="18"/>
-                <w14:ligatures w14:val="none"/>
-              </w:rPr>
-              <w:t>]]</w:t>
+              <w:t>[[.qt.name]]</w:t>
             </w:r>
           </w:p>
         </w:tc>
@@ -461,29 +474,16 @@
               <w:t>[[.</w:t>
             </w:r>
             <w:proofErr w:type="spellStart"/>
-            <w:proofErr w:type="gramStart"/>
-            <w:r>
-              <w:rPr>
-                <w:rFonts w:ascii="Helvetica Neue" w:eastAsia="Times New Roman" w:hAnsi="Helvetica Neue" w:cs="Arial"/>
-                <w:color w:val="000000"/>
-                <w:kern w:val="0"/>
-                <w:sz w:val="18"/>
-                <w:szCs w:val="18"/>
-                <w14:ligatures w14:val="none"/>
-              </w:rPr>
-              <w:t>qt.contact</w:t>
-            </w:r>
-            <w:proofErr w:type="gramEnd"/>
-            <w:r>
-              <w:rPr>
-                <w:rFonts w:ascii="Helvetica Neue" w:eastAsia="Times New Roman" w:hAnsi="Helvetica Neue" w:cs="Arial"/>
-                <w:color w:val="000000"/>
-                <w:kern w:val="0"/>
-                <w:sz w:val="18"/>
-                <w:szCs w:val="18"/>
-                <w14:ligatures w14:val="none"/>
-              </w:rPr>
-              <w:t>_display</w:t>
+            <w:r>
+              <w:rPr>
+                <w:rFonts w:ascii="Helvetica Neue" w:eastAsia="Times New Roman" w:hAnsi="Helvetica Neue" w:cs="Arial"/>
+                <w:color w:val="000000"/>
+                <w:kern w:val="0"/>
+                <w:sz w:val="18"/>
+                <w:szCs w:val="18"/>
+                <w14:ligatures w14:val="none"/>
+              </w:rPr>
+              <w:t>qt.contact_display</w:t>
             </w:r>
             <w:proofErr w:type="spellEnd"/>
             <w:r>
@@ -522,29 +522,16 @@
               <w:t>[[.</w:t>
             </w:r>
             <w:proofErr w:type="spellStart"/>
-            <w:proofErr w:type="gramStart"/>
-            <w:r>
-              <w:rPr>
-                <w:rFonts w:ascii="Helvetica Neue" w:eastAsia="Times New Roman" w:hAnsi="Helvetica Neue" w:cs="Arial"/>
-                <w:color w:val="000000"/>
-                <w:kern w:val="0"/>
-                <w:sz w:val="18"/>
-                <w:szCs w:val="18"/>
-                <w14:ligatures w14:val="none"/>
-              </w:rPr>
-              <w:t>qt.contact</w:t>
-            </w:r>
-            <w:proofErr w:type="gramEnd"/>
-            <w:r>
-              <w:rPr>
-                <w:rFonts w:ascii="Helvetica Neue" w:eastAsia="Times New Roman" w:hAnsi="Helvetica Neue" w:cs="Arial"/>
-                <w:color w:val="000000"/>
-                <w:kern w:val="0"/>
-                <w:sz w:val="18"/>
-                <w:szCs w:val="18"/>
-                <w14:ligatures w14:val="none"/>
-              </w:rPr>
-              <w:t>_designation</w:t>
+            <w:r>
+              <w:rPr>
+                <w:rFonts w:ascii="Helvetica Neue" w:eastAsia="Times New Roman" w:hAnsi="Helvetica Neue" w:cs="Arial"/>
+                <w:color w:val="000000"/>
+                <w:kern w:val="0"/>
+                <w:sz w:val="18"/>
+                <w:szCs w:val="18"/>
+                <w14:ligatures w14:val="none"/>
+              </w:rPr>
+              <w:t>qt.contact_designation</w:t>
             </w:r>
             <w:proofErr w:type="spellEnd"/>
             <w:r>
@@ -583,29 +570,16 @@
               <w:t>[[.</w:t>
             </w:r>
             <w:proofErr w:type="spellStart"/>
-            <w:proofErr w:type="gramStart"/>
-            <w:r>
-              <w:rPr>
-                <w:rFonts w:ascii="Helvetica Neue" w:eastAsia="Times New Roman" w:hAnsi="Helvetica Neue" w:cs="Arial"/>
-                <w:color w:val="000000"/>
-                <w:kern w:val="0"/>
-                <w:sz w:val="18"/>
-                <w:szCs w:val="18"/>
-                <w14:ligatures w14:val="none"/>
-              </w:rPr>
-              <w:t>qt.contact</w:t>
-            </w:r>
-            <w:proofErr w:type="gramEnd"/>
-            <w:r>
-              <w:rPr>
-                <w:rFonts w:ascii="Helvetica Neue" w:eastAsia="Times New Roman" w:hAnsi="Helvetica Neue" w:cs="Arial"/>
-                <w:color w:val="000000"/>
-                <w:kern w:val="0"/>
-                <w:sz w:val="18"/>
-                <w:szCs w:val="18"/>
-                <w14:ligatures w14:val="none"/>
-              </w:rPr>
-              <w:t>_mobile</w:t>
+            <w:r>
+              <w:rPr>
+                <w:rFonts w:ascii="Helvetica Neue" w:eastAsia="Times New Roman" w:hAnsi="Helvetica Neue" w:cs="Arial"/>
+                <w:color w:val="000000"/>
+                <w:kern w:val="0"/>
+                <w:sz w:val="18"/>
+                <w:szCs w:val="18"/>
+                <w14:ligatures w14:val="none"/>
+              </w:rPr>
+              <w:t>qt.contact_mobile</w:t>
             </w:r>
             <w:proofErr w:type="spellEnd"/>
             <w:r>
@@ -644,19 +618,7 @@
                 <w:szCs w:val="18"/>
                 <w14:ligatures w14:val="none"/>
               </w:rPr>
-              <w:t>[[</w:t>
-            </w:r>
-            <w:proofErr w:type="gramStart"/>
-            <w:r>
-              <w:rPr>
-                <w:rFonts w:ascii="Helvetica Neue" w:eastAsia="Times New Roman" w:hAnsi="Helvetica Neue" w:cs="Arial"/>
-                <w:color w:val="000000"/>
-                <w:kern w:val="0"/>
-                <w:sz w:val="18"/>
-                <w:szCs w:val="18"/>
-                <w14:ligatures w14:val="none"/>
-              </w:rPr>
-              <w:t>if .</w:t>
+              <w:t>[[if .</w:t>
             </w:r>
             <w:proofErr w:type="spellStart"/>
             <w:r>
@@ -668,19 +630,7 @@
                 <w:szCs w:val="18"/>
                 <w14:ligatures w14:val="none"/>
               </w:rPr>
-              <w:t>qt</w:t>
-            </w:r>
-            <w:proofErr w:type="gramEnd"/>
-            <w:r>
-              <w:rPr>
-                <w:rFonts w:ascii="Helvetica Neue" w:eastAsia="Times New Roman" w:hAnsi="Helvetica Neue" w:cs="Arial"/>
-                <w:color w:val="000000"/>
-                <w:kern w:val="0"/>
-                <w:sz w:val="18"/>
-                <w:szCs w:val="18"/>
-                <w14:ligatures w14:val="none"/>
-              </w:rPr>
-              <w:t>.contact_email</w:t>
+              <w:t>qt.contact_email</w:t>
             </w:r>
             <w:proofErr w:type="spellEnd"/>
             <w:r>
@@ -695,29 +645,16 @@
               <w:t>]] [[.</w:t>
             </w:r>
             <w:proofErr w:type="spellStart"/>
-            <w:proofErr w:type="gramStart"/>
-            <w:r>
-              <w:rPr>
-                <w:rFonts w:ascii="Helvetica Neue" w:eastAsia="Times New Roman" w:hAnsi="Helvetica Neue" w:cs="Arial"/>
-                <w:color w:val="000000"/>
-                <w:kern w:val="0"/>
-                <w:sz w:val="18"/>
-                <w:szCs w:val="18"/>
-                <w14:ligatures w14:val="none"/>
-              </w:rPr>
-              <w:t>qt.contact</w:t>
-            </w:r>
-            <w:proofErr w:type="gramEnd"/>
-            <w:r>
-              <w:rPr>
-                <w:rFonts w:ascii="Helvetica Neue" w:eastAsia="Times New Roman" w:hAnsi="Helvetica Neue" w:cs="Arial"/>
-                <w:color w:val="000000"/>
-                <w:kern w:val="0"/>
-                <w:sz w:val="18"/>
-                <w:szCs w:val="18"/>
-                <w14:ligatures w14:val="none"/>
-              </w:rPr>
-              <w:t>_email</w:t>
+            <w:r>
+              <w:rPr>
+                <w:rFonts w:ascii="Helvetica Neue" w:eastAsia="Times New Roman" w:hAnsi="Helvetica Neue" w:cs="Arial"/>
+                <w:color w:val="000000"/>
+                <w:kern w:val="0"/>
+                <w:sz w:val="18"/>
+                <w:szCs w:val="18"/>
+                <w14:ligatures w14:val="none"/>
+              </w:rPr>
+              <w:t>qt.contact_email</w:t>
             </w:r>
             <w:proofErr w:type="spellEnd"/>
             <w:r>
@@ -803,7 +740,6 @@
               <w:t>[[.</w:t>
             </w:r>
             <w:proofErr w:type="spellStart"/>
-            <w:proofErr w:type="gramStart"/>
             <w:r>
               <w:rPr>
                 <w:rFonts w:ascii="Helvetica Neue" w:eastAsia="Times New Roman" w:hAnsi="Helvetica Neue" w:cs="Arial"/>
@@ -816,7 +752,6 @@
               <w:t>qt.subject</w:t>
             </w:r>
             <w:proofErr w:type="spellEnd"/>
-            <w:proofErr w:type="gramEnd"/>
             <w:r>
               <w:rPr>
                 <w:rFonts w:ascii="Helvetica Neue" w:eastAsia="Times New Roman" w:hAnsi="Helvetica Neue" w:cs="Arial"/>
@@ -900,7 +835,6 @@
               <w:t>[[.</w:t>
             </w:r>
             <w:proofErr w:type="spellStart"/>
-            <w:proofErr w:type="gramStart"/>
             <w:r>
               <w:rPr>
                 <w:rFonts w:ascii="Helvetica Neue" w:eastAsia="Times New Roman" w:hAnsi="Helvetica Neue" w:cs="Arial"/>
@@ -913,7 +847,6 @@
               <w:t>qt.project</w:t>
             </w:r>
             <w:proofErr w:type="spellEnd"/>
-            <w:proofErr w:type="gramEnd"/>
             <w:r>
               <w:rPr>
                 <w:rFonts w:ascii="Helvetica Neue" w:eastAsia="Times New Roman" w:hAnsi="Helvetica Neue" w:cs="Arial"/>
@@ -986,7 +919,16 @@
           <w:szCs w:val="18"/>
           <w:lang w:val="en-US"/>
         </w:rPr>
-        <w:t xml:space="preserve"> [[</w:t>
+        <w:t xml:space="preserve"> </w:t>
+      </w:r>
+      <w:r>
+        <w:rPr>
+          <w:rFonts w:ascii="Helvetica Neue" w:hAnsi="Helvetica Neue" w:cs="Arial"/>
+          <w:sz w:val="18"/>
+          <w:szCs w:val="18"/>
+          <w:lang w:val="en-US"/>
+        </w:rPr>
+        <w:t>[[</w:t>
       </w:r>
       <w:proofErr w:type="spellStart"/>
       <w:r>
@@ -1006,16 +948,7 @@
           <w:szCs w:val="18"/>
           <w:lang w:val="en-US"/>
         </w:rPr>
-        <w:t xml:space="preserve"> </w:t>
-      </w:r>
-      <w:r>
-        <w:rPr>
-          <w:rFonts w:ascii="Helvetica Neue" w:hAnsi="Helvetica Neue" w:cs="Arial"/>
-          <w:sz w:val="18"/>
-          <w:szCs w:val="18"/>
-          <w:lang w:val="en-US"/>
-        </w:rPr>
-        <w:t>.</w:t>
+        <w:t xml:space="preserve"> .</w:t>
       </w:r>
       <w:proofErr w:type="spellStart"/>
       <w:r>
@@ -1143,9 +1076,9 @@
           <w:lang w:val="en-US"/>
           <w14:ligatures w14:val="none"/>
         </w:rPr>
-        <w:t>[[$</w:t>
+        <w:t>[[$cur := .</w:t>
       </w:r>
-      <w:proofErr w:type="gramStart"/>
+      <w:proofErr w:type="spellStart"/>
       <w:r>
         <w:rPr>
           <w:rFonts w:ascii="Helvetica Neue" w:eastAsia="Times New Roman" w:hAnsi="Helvetica Neue" w:cs="Arial"/>
@@ -1156,47 +1089,7 @@
           <w:lang w:val="en-US"/>
           <w14:ligatures w14:val="none"/>
         </w:rPr>
-        <w:t>cur :</w:t>
-      </w:r>
-      <w:proofErr w:type="gramEnd"/>
-      <w:r>
-        <w:rPr>
-          <w:rFonts w:ascii="Helvetica Neue" w:eastAsia="Times New Roman" w:hAnsi="Helvetica Neue" w:cs="Arial"/>
-          <w:color w:val="000000"/>
-          <w:kern w:val="0"/>
-          <w:sz w:val="18"/>
-          <w:szCs w:val="18"/>
-          <w:lang w:val="en-US"/>
-          <w14:ligatures w14:val="none"/>
-        </w:rPr>
-        <w:t>= .</w:t>
-      </w:r>
-      <w:proofErr w:type="spellStart"/>
-      <w:proofErr w:type="gramStart"/>
-      <w:r>
-        <w:rPr>
-          <w:rFonts w:ascii="Helvetica Neue" w:eastAsia="Times New Roman" w:hAnsi="Helvetica Neue" w:cs="Arial"/>
-          <w:color w:val="000000"/>
-          <w:kern w:val="0"/>
-          <w:sz w:val="18"/>
-          <w:szCs w:val="18"/>
-          <w:lang w:val="en-US"/>
-          <w14:ligatures w14:val="none"/>
-        </w:rPr>
-        <w:t>ci.companyinfo</w:t>
-      </w:r>
-      <w:proofErr w:type="gramEnd"/>
-      <w:r>
-        <w:rPr>
-          <w:rFonts w:ascii="Helvetica Neue" w:eastAsia="Times New Roman" w:hAnsi="Helvetica Neue" w:cs="Arial"/>
-          <w:color w:val="000000"/>
-          <w:kern w:val="0"/>
-          <w:sz w:val="18"/>
-          <w:szCs w:val="18"/>
-          <w:lang w:val="en-US"/>
-          <w14:ligatures w14:val="none"/>
-        </w:rPr>
-        <w:t>.currency</w:t>
+        <w:t>ci.companyinfo.currency</w:t>
       </w:r>
       <w:proofErr w:type="spellEnd"/>
       <w:r>
@@ -1221,9 +1114,8 @@
           <w:lang w:val="en-US"/>
           <w14:ligatures w14:val="none"/>
         </w:rPr>
-        <w:t xml:space="preserve"> [[$</w:t>
+        <w:t xml:space="preserve"> [[$No := 1]]</w:t>
       </w:r>
-      <w:proofErr w:type="gramStart"/>
       <w:r>
         <w:rPr>
           <w:rFonts w:ascii="Helvetica Neue" w:eastAsia="Times New Roman" w:hAnsi="Helvetica Neue" w:cs="Arial"/>
@@ -1234,20 +1126,7 @@
           <w:lang w:val="en-US"/>
           <w14:ligatures w14:val="none"/>
         </w:rPr>
-        <w:t>No :</w:t>
-      </w:r>
-      <w:proofErr w:type="gramEnd"/>
-      <w:r>
-        <w:rPr>
-          <w:rFonts w:ascii="Helvetica Neue" w:eastAsia="Times New Roman" w:hAnsi="Helvetica Neue" w:cs="Arial"/>
-          <w:color w:val="000000"/>
-          <w:kern w:val="0"/>
-          <w:sz w:val="18"/>
-          <w:szCs w:val="18"/>
-          <w:lang w:val="en-US"/>
-          <w14:ligatures w14:val="none"/>
-        </w:rPr>
-        <w:t>= 1]]</w:t>
+        <w:t xml:space="preserve"> [[$comp := “0.00”]]</w:t>
       </w:r>
     </w:p>
     <w:p>
@@ -1494,7 +1373,6 @@
               <w:t>[[</w:t>
             </w:r>
             <w:proofErr w:type="spellStart"/>
-            <w:proofErr w:type="gramStart"/>
             <w:r>
               <w:rPr>
                 <w:rFonts w:ascii="Helvetica Neue" w:eastAsia="Times New Roman" w:hAnsi="Helvetica Neue" w:cs="Arial"/>
@@ -1516,19 +1394,7 @@
                 <w:szCs w:val="18"/>
                 <w14:ligatures w14:val="none"/>
               </w:rPr>
-              <w:t>(</w:t>
-            </w:r>
-            <w:proofErr w:type="gramEnd"/>
-            <w:r>
-              <w:rPr>
-                <w:rFonts w:ascii="Helvetica Neue" w:eastAsia="Times New Roman" w:hAnsi="Helvetica Neue" w:cs="Arial"/>
-                <w:color w:val="000000"/>
-                <w:kern w:val="0"/>
-                <w:sz w:val="18"/>
-                <w:szCs w:val="18"/>
-                <w14:ligatures w14:val="none"/>
-              </w:rPr>
-              <w:t>$</w:t>
+              <w:t>($</w:t>
             </w:r>
             <w:proofErr w:type="spellStart"/>
             <w:r>
@@ -1579,7 +1445,6 @@
               <w:t xml:space="preserve"> as .</w:t>
             </w:r>
             <w:proofErr w:type="spellStart"/>
-            <w:proofErr w:type="gramStart"/>
             <w:r>
               <w:rPr>
                 <w:rFonts w:ascii="Helvetica Neue" w:eastAsia="Times New Roman" w:hAnsi="Helvetica Neue" w:cs="Arial"/>
@@ -1592,7 +1457,6 @@
               <w:t>ci.cartItem</w:t>
             </w:r>
             <w:proofErr w:type="spellEnd"/>
-            <w:proofErr w:type="gramEnd"/>
             <w:r>
               <w:rPr>
                 <w:rFonts w:ascii="Helvetica Neue" w:eastAsia="Times New Roman" w:hAnsi="Helvetica Neue" w:cs="Arial"/>
@@ -1702,7 +1566,6 @@
               <w:t>[[$</w:t>
             </w:r>
             <w:proofErr w:type="spellStart"/>
-            <w:proofErr w:type="gramStart"/>
             <w:r>
               <w:rPr>
                 <w:rFonts w:ascii="Helvetica Neue" w:eastAsia="Times New Roman" w:hAnsi="Helvetica Neue" w:cs="Arial"/>
@@ -1715,7 +1578,6 @@
               <w:t>pv.productName</w:t>
             </w:r>
             <w:proofErr w:type="spellEnd"/>
-            <w:proofErr w:type="gramEnd"/>
             <w:r>
               <w:rPr>
                 <w:rFonts w:ascii="Helvetica Neue" w:eastAsia="Times New Roman" w:hAnsi="Helvetica Neue" w:cs="Arial"/>
@@ -1762,7 +1624,6 @@
               <w:t>[[$</w:t>
             </w:r>
             <w:proofErr w:type="spellStart"/>
-            <w:proofErr w:type="gramStart"/>
             <w:r>
               <w:rPr>
                 <w:rFonts w:ascii="Helvetica Neue" w:eastAsia="Times New Roman" w:hAnsi="Helvetica Neue" w:cs="Arial"/>
@@ -1775,7 +1636,6 @@
               <w:t>pv.totalqty</w:t>
             </w:r>
             <w:proofErr w:type="spellEnd"/>
-            <w:proofErr w:type="gramEnd"/>
             <w:r>
               <w:rPr>
                 <w:rFonts w:ascii="Helvetica Neue" w:eastAsia="Times New Roman" w:hAnsi="Helvetica Neue" w:cs="Arial"/>
@@ -1822,7 +1682,6 @@
               <w:t>[[$</w:t>
             </w:r>
             <w:proofErr w:type="spellStart"/>
-            <w:proofErr w:type="gramStart"/>
             <w:r>
               <w:rPr>
                 <w:rFonts w:ascii="Helvetica Neue" w:eastAsia="Times New Roman" w:hAnsi="Helvetica Neue" w:cs="Arial"/>
@@ -1835,7 +1694,6 @@
               <w:t>pv.productTotal</w:t>
             </w:r>
             <w:proofErr w:type="spellEnd"/>
-            <w:proofErr w:type="gramEnd"/>
             <w:r>
               <w:rPr>
                 <w:rFonts w:ascii="Helvetica Neue" w:eastAsia="Times New Roman" w:hAnsi="Helvetica Neue" w:cs="Arial"/>
@@ -2062,7 +1920,6 @@
               <w:t>[[.</w:t>
             </w:r>
             <w:proofErr w:type="spellStart"/>
-            <w:proofErr w:type="gramStart"/>
             <w:r>
               <w:rPr>
                 <w:rFonts w:ascii="Helvetica Neue" w:eastAsia="Times New Roman" w:hAnsi="Helvetica Neue" w:cs="Arial"/>
@@ -2077,7 +1934,6 @@
               <w:t>qt.total</w:t>
             </w:r>
             <w:proofErr w:type="spellEnd"/>
-            <w:proofErr w:type="gramEnd"/>
             <w:r>
               <w:rPr>
                 <w:rFonts w:ascii="Helvetica Neue" w:eastAsia="Times New Roman" w:hAnsi="Helvetica Neue" w:cs="Arial"/>
@@ -2134,62 +1990,32 @@
               <w:t>Discount ([[.</w:t>
             </w:r>
             <w:proofErr w:type="spellStart"/>
-            <w:proofErr w:type="gramStart"/>
-            <w:r>
-              <w:rPr>
-                <w:rFonts w:ascii="Helvetica Neue" w:eastAsia="Times New Roman" w:hAnsi="Helvetica Neue" w:cs="Arial"/>
-                <w:b/>
-                <w:bCs/>
-                <w:color w:val="000000"/>
-                <w:kern w:val="0"/>
-                <w:sz w:val="18"/>
-                <w:szCs w:val="18"/>
-                <w14:ligatures w14:val="none"/>
-              </w:rPr>
-              <w:t>qt.additional</w:t>
-            </w:r>
-            <w:proofErr w:type="gramEnd"/>
-            <w:r>
-              <w:rPr>
-                <w:rFonts w:ascii="Helvetica Neue" w:eastAsia="Times New Roman" w:hAnsi="Helvetica Neue" w:cs="Arial"/>
-                <w:b/>
-                <w:bCs/>
-                <w:color w:val="000000"/>
-                <w:kern w:val="0"/>
-                <w:sz w:val="18"/>
-                <w:szCs w:val="18"/>
-                <w14:ligatures w14:val="none"/>
-              </w:rPr>
-              <w:t>_discount_percentage</w:t>
+            <w:r>
+              <w:rPr>
+                <w:rFonts w:ascii="Helvetica Neue" w:eastAsia="Times New Roman" w:hAnsi="Helvetica Neue" w:cs="Arial"/>
+                <w:b/>
+                <w:bCs/>
+                <w:color w:val="000000"/>
+                <w:kern w:val="0"/>
+                <w:sz w:val="18"/>
+                <w:szCs w:val="18"/>
+                <w14:ligatures w14:val="none"/>
+              </w:rPr>
+              <w:t>qt.additional_discount_percentage</w:t>
             </w:r>
             <w:proofErr w:type="spellEnd"/>
-            <w:proofErr w:type="gramStart"/>
-            <w:r>
-              <w:rPr>
-                <w:rFonts w:ascii="Helvetica Neue" w:eastAsia="Times New Roman" w:hAnsi="Helvetica Neue" w:cs="Arial"/>
-                <w:b/>
-                <w:bCs/>
-                <w:color w:val="000000"/>
-                <w:kern w:val="0"/>
-                <w:sz w:val="18"/>
-                <w:szCs w:val="18"/>
-                <w14:ligatures w14:val="none"/>
-              </w:rPr>
-              <w:t>]]%</w:t>
-            </w:r>
-            <w:proofErr w:type="gramEnd"/>
-            <w:r>
-              <w:rPr>
-                <w:rFonts w:ascii="Helvetica Neue" w:eastAsia="Times New Roman" w:hAnsi="Helvetica Neue" w:cs="Arial"/>
-                <w:b/>
-                <w:bCs/>
-                <w:color w:val="000000"/>
-                <w:kern w:val="0"/>
-                <w:sz w:val="18"/>
-                <w:szCs w:val="18"/>
-                <w14:ligatures w14:val="none"/>
-              </w:rPr>
-              <w:t>)</w:t>
+            <w:r>
+              <w:rPr>
+                <w:rFonts w:ascii="Helvetica Neue" w:eastAsia="Times New Roman" w:hAnsi="Helvetica Neue" w:cs="Arial"/>
+                <w:b/>
+                <w:bCs/>
+                <w:color w:val="000000"/>
+                <w:kern w:val="0"/>
+                <w:sz w:val="18"/>
+                <w:szCs w:val="18"/>
+                <w14:ligatures w14:val="none"/>
+              </w:rPr>
+              <w:t>]]%)</w:t>
             </w:r>
           </w:p>
         </w:tc>
@@ -2226,29 +2052,16 @@
               <w:t>[[.</w:t>
             </w:r>
             <w:proofErr w:type="spellStart"/>
-            <w:proofErr w:type="gramStart"/>
-            <w:r>
-              <w:rPr>
-                <w:rFonts w:ascii="Helvetica Neue" w:eastAsia="Times New Roman" w:hAnsi="Helvetica Neue" w:cs="Arial"/>
-                <w:color w:val="000000"/>
-                <w:kern w:val="0"/>
-                <w:sz w:val="18"/>
-                <w:szCs w:val="18"/>
-                <w14:ligatures w14:val="none"/>
-              </w:rPr>
-              <w:t>qt.discount</w:t>
-            </w:r>
-            <w:proofErr w:type="gramEnd"/>
-            <w:r>
-              <w:rPr>
-                <w:rFonts w:ascii="Helvetica Neue" w:eastAsia="Times New Roman" w:hAnsi="Helvetica Neue" w:cs="Arial"/>
-                <w:color w:val="000000"/>
-                <w:kern w:val="0"/>
-                <w:sz w:val="18"/>
-                <w:szCs w:val="18"/>
-                <w14:ligatures w14:val="none"/>
-              </w:rPr>
-              <w:t>_amount</w:t>
+            <w:r>
+              <w:rPr>
+                <w:rFonts w:ascii="Helvetica Neue" w:eastAsia="Times New Roman" w:hAnsi="Helvetica Neue" w:cs="Arial"/>
+                <w:color w:val="000000"/>
+                <w:kern w:val="0"/>
+                <w:sz w:val="18"/>
+                <w:szCs w:val="18"/>
+                <w14:ligatures w14:val="none"/>
+              </w:rPr>
+              <w:t>qt.discount_amount</w:t>
             </w:r>
             <w:proofErr w:type="spellEnd"/>
             <w:r>
@@ -2338,56 +2151,135 @@
                 <w:szCs w:val="18"/>
                 <w14:ligatures w14:val="none"/>
               </w:rPr>
+              <w:t>[[.</w:t>
+            </w:r>
+            <w:proofErr w:type="spellStart"/>
+            <w:r>
+              <w:rPr>
+                <w:rFonts w:ascii="Helvetica Neue" w:eastAsia="Times New Roman" w:hAnsi="Helvetica Neue" w:cs="Arial"/>
+                <w:b/>
+                <w:bCs/>
+                <w:color w:val="000000"/>
+                <w:kern w:val="0"/>
+                <w:sz w:val="18"/>
+                <w:szCs w:val="18"/>
+                <w14:ligatures w14:val="none"/>
+              </w:rPr>
+              <w:t>qt.net_total</w:t>
+            </w:r>
+            <w:proofErr w:type="spellEnd"/>
+            <w:r>
+              <w:rPr>
+                <w:rFonts w:ascii="Helvetica Neue" w:eastAsia="Times New Roman" w:hAnsi="Helvetica Neue" w:cs="Arial"/>
+                <w:b/>
+                <w:bCs/>
+                <w:color w:val="000000"/>
+                <w:kern w:val="0"/>
+                <w:sz w:val="18"/>
+                <w:szCs w:val="18"/>
+                <w14:ligatures w14:val="none"/>
+              </w:rPr>
+              <w:t>]]</w:t>
+            </w:r>
+          </w:p>
+        </w:tc>
+      </w:tr>
+      <w:tr>
+        <w:trPr>
+          <w:trHeight w:val="324"/>
+        </w:trPr>
+        <w:tc>
+          <w:tcPr>
+            <w:tcW w:w="11077" w:type="dxa"/>
+            <w:gridSpan w:val="4"/>
+            <w:vAlign w:val="center"/>
+          </w:tcPr>
+          <w:p>
+            <w:pPr>
+              <w:pStyle w:val="ListParagraph"/>
+              <w:ind w:left="0"/>
+              <w:jc w:val="right"/>
+              <w:outlineLvl w:val="1"/>
+              <w:rPr>
+                <w:rFonts w:ascii="Helvetica Neue" w:eastAsia="Times New Roman" w:hAnsi="Helvetica Neue" w:cs="Arial"/>
+                <w:color w:val="000000"/>
+                <w:kern w:val="0"/>
+                <w:sz w:val="18"/>
+                <w:szCs w:val="18"/>
+                <w14:ligatures w14:val="none"/>
+              </w:rPr>
+            </w:pPr>
+            <w:r>
+              <w:rPr>
+                <w:rFonts w:ascii="Helvetica Neue" w:eastAsia="Times New Roman" w:hAnsi="Helvetica Neue" w:cs="Arial"/>
+                <w:color w:val="000000"/>
+                <w:kern w:val="0"/>
+                <w:sz w:val="18"/>
+                <w:szCs w:val="18"/>
+                <w14:ligatures w14:val="none"/>
+              </w:rPr>
               <w:t>[</w:t>
             </w:r>
-            <w:proofErr w:type="gramStart"/>
-            <w:r>
-              <w:rPr>
-                <w:rFonts w:ascii="Helvetica Neue" w:eastAsia="Times New Roman" w:hAnsi="Helvetica Neue" w:cs="Arial"/>
-                <w:b/>
-                <w:bCs/>
-                <w:color w:val="000000"/>
-                <w:kern w:val="0"/>
-                <w:sz w:val="18"/>
-                <w:szCs w:val="18"/>
-                <w14:ligatures w14:val="none"/>
-              </w:rPr>
-              <w:t>[.</w:t>
+            <w:r>
+              <w:rPr>
+                <w:rFonts w:ascii="Helvetica Neue" w:eastAsia="Times New Roman" w:hAnsi="Helvetica Neue" w:cs="Arial"/>
+                <w:color w:val="000000"/>
+                <w:kern w:val="0"/>
+                <w:sz w:val="18"/>
+                <w:szCs w:val="18"/>
+                <w14:ligatures w14:val="none"/>
+              </w:rPr>
+              <w:t xml:space="preserve">[if ne </w:t>
+            </w:r>
+            <w:r>
+              <w:rPr>
+                <w:rFonts w:ascii="Helvetica Neue" w:eastAsia="Times New Roman" w:hAnsi="Helvetica Neue" w:cs="Arial"/>
+                <w:color w:val="000000"/>
+                <w:kern w:val="0"/>
+                <w:sz w:val="18"/>
+                <w:szCs w:val="18"/>
+                <w14:ligatures w14:val="none"/>
+              </w:rPr>
+              <w:t>.</w:t>
             </w:r>
             <w:proofErr w:type="spellStart"/>
             <w:r>
               <w:rPr>
                 <w:rFonts w:ascii="Helvetica Neue" w:eastAsia="Times New Roman" w:hAnsi="Helvetica Neue" w:cs="Arial"/>
-                <w:b/>
-                <w:bCs/>
-                <w:color w:val="000000"/>
-                <w:kern w:val="0"/>
-                <w:sz w:val="18"/>
-                <w:szCs w:val="18"/>
-                <w14:ligatures w14:val="none"/>
-              </w:rPr>
-              <w:t>qt.net</w:t>
-            </w:r>
-            <w:proofErr w:type="gramEnd"/>
-            <w:r>
-              <w:rPr>
-                <w:rFonts w:ascii="Helvetica Neue" w:eastAsia="Times New Roman" w:hAnsi="Helvetica Neue" w:cs="Arial"/>
-                <w:b/>
-                <w:bCs/>
-                <w:color w:val="000000"/>
-                <w:kern w:val="0"/>
-                <w:sz w:val="18"/>
-                <w:szCs w:val="18"/>
-                <w14:ligatures w14:val="none"/>
-              </w:rPr>
-              <w:t>_total</w:t>
+                <w:color w:val="000000"/>
+                <w:kern w:val="0"/>
+                <w:sz w:val="18"/>
+                <w:szCs w:val="18"/>
+                <w14:ligatures w14:val="none"/>
+              </w:rPr>
+              <w:t>qt.total_taxes_and_charges</w:t>
             </w:r>
             <w:proofErr w:type="spellEnd"/>
             <w:r>
               <w:rPr>
                 <w:rFonts w:ascii="Helvetica Neue" w:eastAsia="Times New Roman" w:hAnsi="Helvetica Neue" w:cs="Arial"/>
-                <w:b/>
-                <w:bCs/>
+                <w:color w:val="000000"/>
+                <w:kern w:val="0"/>
+                <w:sz w:val="18"/>
+                <w:szCs w:val="18"/>
+                <w14:ligatures w14:val="none"/>
+              </w:rPr>
+              <w:t xml:space="preserve"> </w:t>
+            </w:r>
+            <w:r>
+              <w:rPr>
+                <w:rFonts w:ascii="Helvetica Neue" w:eastAsia="Times New Roman" w:hAnsi="Helvetica Neue" w:cs="Arial"/>
+                <w:color w:val="000000"/>
+                <w:kern w:val="0"/>
+                <w:sz w:val="18"/>
+                <w:szCs w:val="18"/>
+                <w14:ligatures w14:val="none"/>
+              </w:rPr>
+              <w:t>$comp</w:t>
+            </w:r>
+            <w:r>
+              <w:rPr>
+                <w:rFonts w:ascii="Helvetica Neue" w:eastAsia="Times New Roman" w:hAnsi="Helvetica Neue" w:cs="Arial"/>
                 <w:color w:val="000000"/>
                 <w:kern w:val="0"/>
                 <w:sz w:val="18"/>
@@ -2473,29 +2365,16 @@
               <w:t>[[.</w:t>
             </w:r>
             <w:proofErr w:type="spellStart"/>
-            <w:proofErr w:type="gramStart"/>
-            <w:r>
-              <w:rPr>
-                <w:rFonts w:ascii="Helvetica Neue" w:eastAsia="Times New Roman" w:hAnsi="Helvetica Neue" w:cs="Arial"/>
-                <w:color w:val="000000"/>
-                <w:kern w:val="0"/>
-                <w:sz w:val="18"/>
-                <w:szCs w:val="18"/>
-                <w14:ligatures w14:val="none"/>
-              </w:rPr>
-              <w:t>qt.total</w:t>
-            </w:r>
-            <w:proofErr w:type="gramEnd"/>
-            <w:r>
-              <w:rPr>
-                <w:rFonts w:ascii="Helvetica Neue" w:eastAsia="Times New Roman" w:hAnsi="Helvetica Neue" w:cs="Arial"/>
-                <w:color w:val="000000"/>
-                <w:kern w:val="0"/>
-                <w:sz w:val="18"/>
-                <w:szCs w:val="18"/>
-                <w14:ligatures w14:val="none"/>
-              </w:rPr>
-              <w:t>_taxes_and_charges</w:t>
+            <w:r>
+              <w:rPr>
+                <w:rFonts w:ascii="Helvetica Neue" w:eastAsia="Times New Roman" w:hAnsi="Helvetica Neue" w:cs="Arial"/>
+                <w:color w:val="000000"/>
+                <w:kern w:val="0"/>
+                <w:sz w:val="18"/>
+                <w:szCs w:val="18"/>
+                <w14:ligatures w14:val="none"/>
+              </w:rPr>
+              <w:t>qt.total_taxes_and_charges</w:t>
             </w:r>
             <w:proofErr w:type="spellEnd"/>
             <w:r>
@@ -2508,6 +2387,45 @@
                 <w14:ligatures w14:val="none"/>
               </w:rPr>
               <w:t>]]</w:t>
+            </w:r>
+          </w:p>
+        </w:tc>
+      </w:tr>
+      <w:tr>
+        <w:trPr>
+          <w:trHeight w:val="324"/>
+        </w:trPr>
+        <w:tc>
+          <w:tcPr>
+            <w:tcW w:w="11077" w:type="dxa"/>
+            <w:gridSpan w:val="4"/>
+            <w:vAlign w:val="center"/>
+          </w:tcPr>
+          <w:p>
+            <w:pPr>
+              <w:pStyle w:val="ListParagraph"/>
+              <w:ind w:left="0"/>
+              <w:jc w:val="right"/>
+              <w:outlineLvl w:val="1"/>
+              <w:rPr>
+                <w:rFonts w:ascii="Helvetica Neue" w:eastAsia="Times New Roman" w:hAnsi="Helvetica Neue" w:cs="Arial"/>
+                <w:color w:val="000000"/>
+                <w:kern w:val="0"/>
+                <w:sz w:val="18"/>
+                <w:szCs w:val="18"/>
+                <w14:ligatures w14:val="none"/>
+              </w:rPr>
+            </w:pPr>
+            <w:r>
+              <w:rPr>
+                <w:rFonts w:ascii="Helvetica Neue" w:eastAsia="Times New Roman" w:hAnsi="Helvetica Neue" w:cs="Arial"/>
+                <w:color w:val="000000"/>
+                <w:kern w:val="0"/>
+                <w:sz w:val="18"/>
+                <w:szCs w:val="18"/>
+                <w14:ligatures w14:val="none"/>
+              </w:rPr>
+              <w:t>[[end]]</w:t>
             </w:r>
           </w:p>
         </w:tc>
@@ -2588,33 +2506,131 @@
               <w:t>[[.</w:t>
             </w:r>
             <w:proofErr w:type="spellStart"/>
-            <w:proofErr w:type="gramStart"/>
-            <w:r>
-              <w:rPr>
-                <w:rFonts w:ascii="Helvetica Neue" w:eastAsia="Times New Roman" w:hAnsi="Helvetica Neue" w:cs="Arial"/>
-                <w:b/>
-                <w:bCs/>
-                <w:color w:val="000000"/>
-                <w:kern w:val="0"/>
-                <w:sz w:val="18"/>
-                <w:szCs w:val="18"/>
-                <w14:ligatures w14:val="none"/>
-              </w:rPr>
-              <w:t>qt.grand</w:t>
-            </w:r>
-            <w:proofErr w:type="gramEnd"/>
-            <w:r>
-              <w:rPr>
-                <w:rFonts w:ascii="Helvetica Neue" w:eastAsia="Times New Roman" w:hAnsi="Helvetica Neue" w:cs="Arial"/>
-                <w:b/>
-                <w:bCs/>
-                <w:color w:val="000000"/>
-                <w:kern w:val="0"/>
-                <w:sz w:val="18"/>
-                <w:szCs w:val="18"/>
-                <w14:ligatures w14:val="none"/>
-              </w:rPr>
-              <w:t>_total</w:t>
+            <w:r>
+              <w:rPr>
+                <w:rFonts w:ascii="Helvetica Neue" w:eastAsia="Times New Roman" w:hAnsi="Helvetica Neue" w:cs="Arial"/>
+                <w:b/>
+                <w:bCs/>
+                <w:color w:val="000000"/>
+                <w:kern w:val="0"/>
+                <w:sz w:val="18"/>
+                <w:szCs w:val="18"/>
+                <w14:ligatures w14:val="none"/>
+              </w:rPr>
+              <w:t>qt.grand_total</w:t>
+            </w:r>
+            <w:proofErr w:type="spellEnd"/>
+            <w:r>
+              <w:rPr>
+                <w:rFonts w:ascii="Helvetica Neue" w:eastAsia="Times New Roman" w:hAnsi="Helvetica Neue" w:cs="Arial"/>
+                <w:b/>
+                <w:bCs/>
+                <w:color w:val="000000"/>
+                <w:kern w:val="0"/>
+                <w:sz w:val="18"/>
+                <w:szCs w:val="18"/>
+                <w14:ligatures w14:val="none"/>
+              </w:rPr>
+              <w:t>]]</w:t>
+            </w:r>
+          </w:p>
+        </w:tc>
+      </w:tr>
+      <w:tr>
+        <w:trPr>
+          <w:trHeight w:val="324"/>
+        </w:trPr>
+        <w:tc>
+          <w:tcPr>
+            <w:tcW w:w="11077" w:type="dxa"/>
+            <w:gridSpan w:val="4"/>
+            <w:vAlign w:val="center"/>
+          </w:tcPr>
+          <w:p>
+            <w:pPr>
+              <w:rPr>
+                <w:rFonts w:ascii="Helvetica Neue" w:hAnsi="Helvetica Neue" w:cs="Arial"/>
+                <w:lang w:val="en-US"/>
+              </w:rPr>
+            </w:pPr>
+            <w:r>
+              <w:rPr>
+                <w:rFonts w:ascii="Helvetica Neue" w:eastAsia="Times New Roman" w:hAnsi="Helvetica Neue" w:cs="Arial"/>
+                <w:b/>
+                <w:bCs/>
+                <w:color w:val="000000"/>
+                <w:kern w:val="0"/>
+                <w:sz w:val="18"/>
+                <w:szCs w:val="18"/>
+                <w14:ligatures w14:val="none"/>
+              </w:rPr>
+              <w:t>Amount in Words</w:t>
+            </w:r>
+            <w:r>
+              <w:rPr>
+                <w:rFonts w:ascii="Helvetica Neue" w:eastAsia="Times New Roman" w:hAnsi="Helvetica Neue" w:cs="Arial"/>
+                <w:b/>
+                <w:bCs/>
+                <w:color w:val="000000"/>
+                <w:kern w:val="0"/>
+                <w:sz w:val="18"/>
+                <w:szCs w:val="18"/>
+                <w14:ligatures w14:val="none"/>
+              </w:rPr>
+              <w:t xml:space="preserve"> ([[$cur]])</w:t>
+            </w:r>
+            <w:r>
+              <w:rPr>
+                <w:rFonts w:ascii="Helvetica Neue" w:eastAsia="Times New Roman" w:hAnsi="Helvetica Neue" w:cs="Arial"/>
+                <w:b/>
+                <w:bCs/>
+                <w:color w:val="000000"/>
+                <w:kern w:val="0"/>
+                <w:sz w:val="18"/>
+                <w:szCs w:val="18"/>
+                <w14:ligatures w14:val="none"/>
+              </w:rPr>
+              <w:t xml:space="preserve"> : </w:t>
+            </w:r>
+            <w:r>
+              <w:rPr>
+                <w:rFonts w:ascii="Helvetica Neue" w:eastAsia="Times New Roman" w:hAnsi="Helvetica Neue" w:cs="Arial"/>
+                <w:b/>
+                <w:bCs/>
+                <w:color w:val="000000"/>
+                <w:kern w:val="0"/>
+                <w:sz w:val="18"/>
+                <w:szCs w:val="18"/>
+                <w14:ligatures w14:val="none"/>
+              </w:rPr>
+              <w:t>[[.</w:t>
+            </w:r>
+            <w:proofErr w:type="spellStart"/>
+            <w:r>
+              <w:rPr>
+                <w:rFonts w:ascii="Helvetica Neue" w:eastAsia="Times New Roman" w:hAnsi="Helvetica Neue" w:cs="Arial"/>
+                <w:b/>
+                <w:bCs/>
+                <w:color w:val="000000"/>
+                <w:kern w:val="0"/>
+                <w:sz w:val="18"/>
+                <w:szCs w:val="18"/>
+                <w14:ligatures w14:val="none"/>
+              </w:rPr>
+              <w:t>qt.</w:t>
+            </w:r>
+            <w:r>
+              <w:rPr>
+                <w:rFonts w:ascii="Helvetica Neue" w:eastAsia="Times New Roman" w:hAnsi="Helvetica Neue" w:cs="Arial"/>
+                <w:b/>
+                <w:bCs/>
+                <w:color w:val="000000"/>
+                <w:kern w:val="0"/>
+                <w:sz w:val="18"/>
+                <w:szCs w:val="18"/>
+                <w14:ligatures w14:val="none"/>
+              </w:rPr>
+              <w:t>in_words</w:t>
             </w:r>
             <w:proofErr w:type="spellEnd"/>
             <w:r>
@@ -2636,6 +2652,7 @@
     </w:tbl>
     <w:p>
       <w:pPr>
+        <w:spacing w:after="0"/>
         <w:rPr>
           <w:rFonts w:ascii="Helvetica Neue" w:eastAsia="Times New Roman" w:hAnsi="Helvetica Neue" w:cs="Arial"/>
           <w:b/>
@@ -2657,188 +2674,10 @@
       </w:pPr>
       <w:r>
         <w:rPr>
-          <w:rFonts w:ascii="Helvetica Neue" w:eastAsia="Times New Roman" w:hAnsi="Helvetica Neue" w:cs="Arial"/>
-          <w:b/>
-          <w:bCs/>
-          <w:color w:val="000000"/>
-          <w:kern w:val="0"/>
-          <w:sz w:val="18"/>
-          <w:szCs w:val="18"/>
-          <w14:ligatures w14:val="none"/>
-        </w:rPr>
-        <w:t>Amount in Words</w:t>
-      </w:r>
-      <w:r>
-        <w:rPr>
-          <w:rFonts w:ascii="Helvetica Neue" w:eastAsia="Times New Roman" w:hAnsi="Helvetica Neue" w:cs="Arial"/>
-          <w:b/>
-          <w:bCs/>
-          <w:color w:val="000000"/>
-          <w:kern w:val="0"/>
-          <w:sz w:val="18"/>
-          <w:szCs w:val="18"/>
-          <w14:ligatures w14:val="none"/>
-        </w:rPr>
-        <w:t xml:space="preserve"> </w:t>
-      </w:r>
-      <w:r>
-        <w:rPr>
-          <w:rFonts w:ascii="Helvetica Neue" w:eastAsia="Times New Roman" w:hAnsi="Helvetica Neue" w:cs="Arial"/>
-          <w:b/>
-          <w:bCs/>
-          <w:color w:val="000000"/>
-          <w:kern w:val="0"/>
-          <w:sz w:val="18"/>
-          <w:szCs w:val="18"/>
-          <w14:ligatures w14:val="none"/>
-        </w:rPr>
-        <w:t>([[$cur]]</w:t>
-      </w:r>
-      <w:proofErr w:type="gramStart"/>
-      <w:r>
-        <w:rPr>
-          <w:rFonts w:ascii="Helvetica Neue" w:eastAsia="Times New Roman" w:hAnsi="Helvetica Neue" w:cs="Arial"/>
-          <w:b/>
-          <w:bCs/>
-          <w:color w:val="000000"/>
-          <w:kern w:val="0"/>
-          <w:sz w:val="18"/>
-          <w:szCs w:val="18"/>
-          <w14:ligatures w14:val="none"/>
-        </w:rPr>
-        <w:t>)</w:t>
-      </w:r>
-      <w:r>
-        <w:rPr>
-          <w:rFonts w:ascii="Helvetica Neue" w:eastAsia="Times New Roman" w:hAnsi="Helvetica Neue" w:cs="Arial"/>
-          <w:b/>
-          <w:bCs/>
-          <w:color w:val="000000"/>
-          <w:kern w:val="0"/>
-          <w:sz w:val="18"/>
-          <w:szCs w:val="18"/>
-          <w14:ligatures w14:val="none"/>
-        </w:rPr>
-        <w:t xml:space="preserve"> :</w:t>
-      </w:r>
-      <w:proofErr w:type="gramEnd"/>
-      <w:r>
-        <w:rPr>
-          <w:rFonts w:ascii="Helvetica Neue" w:eastAsia="Times New Roman" w:hAnsi="Helvetica Neue" w:cs="Arial"/>
-          <w:b/>
-          <w:bCs/>
-          <w:color w:val="000000"/>
-          <w:kern w:val="0"/>
-          <w:sz w:val="18"/>
-          <w:szCs w:val="18"/>
-          <w14:ligatures w14:val="none"/>
-        </w:rPr>
-        <w:t xml:space="preserve"> </w:t>
-      </w:r>
-      <w:r>
-        <w:rPr>
-          <w:rFonts w:ascii="Helvetica Neue" w:eastAsia="Times New Roman" w:hAnsi="Helvetica Neue" w:cs="Arial"/>
-          <w:b/>
-          <w:bCs/>
-          <w:color w:val="000000"/>
-          <w:kern w:val="0"/>
-          <w:sz w:val="18"/>
-          <w:szCs w:val="18"/>
-          <w14:ligatures w14:val="none"/>
-        </w:rPr>
-        <w:t>[</w:t>
-      </w:r>
-      <w:proofErr w:type="gramStart"/>
-      <w:r>
-        <w:rPr>
-          <w:rFonts w:ascii="Helvetica Neue" w:eastAsia="Times New Roman" w:hAnsi="Helvetica Neue" w:cs="Arial"/>
-          <w:b/>
-          <w:bCs/>
-          <w:color w:val="000000"/>
-          <w:kern w:val="0"/>
-          <w:sz w:val="18"/>
-          <w:szCs w:val="18"/>
-          <w14:ligatures w14:val="none"/>
-        </w:rPr>
-        <w:t>[.</w:t>
-      </w:r>
-      <w:proofErr w:type="spellStart"/>
-      <w:r>
-        <w:rPr>
-          <w:rFonts w:ascii="Helvetica Neue" w:eastAsia="Times New Roman" w:hAnsi="Helvetica Neue" w:cs="Arial"/>
-          <w:b/>
-          <w:bCs/>
-          <w:color w:val="000000"/>
-          <w:kern w:val="0"/>
-          <w:sz w:val="18"/>
-          <w:szCs w:val="18"/>
-          <w14:ligatures w14:val="none"/>
-        </w:rPr>
-        <w:t>qt.</w:t>
-      </w:r>
-      <w:r>
-        <w:rPr>
-          <w:rFonts w:ascii="Helvetica Neue" w:eastAsia="Times New Roman" w:hAnsi="Helvetica Neue" w:cs="Arial"/>
-          <w:b/>
-          <w:bCs/>
-          <w:color w:val="000000"/>
-          <w:kern w:val="0"/>
-          <w:sz w:val="18"/>
-          <w:szCs w:val="18"/>
-          <w14:ligatures w14:val="none"/>
-        </w:rPr>
-        <w:t>in</w:t>
-      </w:r>
-      <w:proofErr w:type="gramEnd"/>
-      <w:r>
-        <w:rPr>
-          <w:rFonts w:ascii="Helvetica Neue" w:eastAsia="Times New Roman" w:hAnsi="Helvetica Neue" w:cs="Arial"/>
-          <w:b/>
-          <w:bCs/>
-          <w:color w:val="000000"/>
-          <w:kern w:val="0"/>
-          <w:sz w:val="18"/>
-          <w:szCs w:val="18"/>
-          <w14:ligatures w14:val="none"/>
-        </w:rPr>
-        <w:t>_words</w:t>
-      </w:r>
-      <w:proofErr w:type="spellEnd"/>
-      <w:r>
-        <w:rPr>
-          <w:rFonts w:ascii="Helvetica Neue" w:eastAsia="Times New Roman" w:hAnsi="Helvetica Neue" w:cs="Arial"/>
-          <w:b/>
-          <w:bCs/>
-          <w:color w:val="000000"/>
-          <w:kern w:val="0"/>
-          <w:sz w:val="18"/>
-          <w:szCs w:val="18"/>
-          <w14:ligatures w14:val="none"/>
-        </w:rPr>
-        <w:t>]]</w:t>
-      </w:r>
-    </w:p>
-    <w:p>
-      <w:pPr>
-        <w:rPr>
           <w:rFonts w:ascii="Helvetica Neue" w:hAnsi="Helvetica Neue" w:cs="Arial"/>
           <w:lang w:val="en-US"/>
         </w:rPr>
-      </w:pPr>
-      <w:r>
-        <w:rPr>
-          <w:rFonts w:ascii="Helvetica Neue" w:hAnsi="Helvetica Neue" w:cs="Arial"/>
-          <w:lang w:val="en-US"/>
-        </w:rPr>
-        <w:t>[[</w:t>
-      </w:r>
-      <w:proofErr w:type="gramStart"/>
-      <w:r>
-        <w:rPr>
-          <w:rFonts w:ascii="Helvetica Neue" w:hAnsi="Helvetica Neue" w:cs="Arial"/>
-          <w:lang w:val="en-US"/>
-        </w:rPr>
-        <w:t>rtf .</w:t>
+        <w:t>[[rtf .</w:t>
       </w:r>
       <w:proofErr w:type="spellStart"/>
       <w:r>
@@ -2846,15 +2685,7 @@
           <w:rFonts w:ascii="Helvetica Neue" w:hAnsi="Helvetica Neue" w:cs="Arial"/>
           <w:lang w:val="en-US"/>
         </w:rPr>
-        <w:t>qt</w:t>
-      </w:r>
-      <w:proofErr w:type="gramEnd"/>
-      <w:r>
-        <w:rPr>
-          <w:rFonts w:ascii="Helvetica Neue" w:hAnsi="Helvetica Neue" w:cs="Arial"/>
-          <w:lang w:val="en-US"/>
-        </w:rPr>
-        <w:t>.</w:t>
+        <w:t>qt.</w:t>
       </w:r>
       <w:r>
         <w:rPr>
@@ -2915,15 +2746,7 @@
           <w:lang w:val="en-US"/>
         </w:rPr>
         <w:lastRenderedPageBreak/>
-        <w:t>[[</w:t>
-      </w:r>
-      <w:proofErr w:type="gramStart"/>
-      <w:r>
-        <w:rPr>
-          <w:rFonts w:ascii="Helvetica Neue" w:hAnsi="Helvetica Neue" w:cs="Arial"/>
-          <w:lang w:val="en-US"/>
-        </w:rPr>
-        <w:t>rtf .</w:t>
+        <w:t>[[rtf .</w:t>
       </w:r>
       <w:proofErr w:type="spellStart"/>
       <w:r>
@@ -2931,15 +2754,7 @@
           <w:rFonts w:ascii="Helvetica Neue" w:hAnsi="Helvetica Neue" w:cs="Arial"/>
           <w:lang w:val="en-US"/>
         </w:rPr>
-        <w:t>qt</w:t>
-      </w:r>
-      <w:proofErr w:type="gramEnd"/>
-      <w:r>
-        <w:rPr>
-          <w:rFonts w:ascii="Helvetica Neue" w:hAnsi="Helvetica Neue" w:cs="Arial"/>
-          <w:lang w:val="en-US"/>
-        </w:rPr>
-        <w:t>.letter_details</w:t>
+        <w:t>qt.letter_details</w:t>
       </w:r>
       <w:proofErr w:type="spellEnd"/>
       <w:r>
@@ -2993,15 +2808,7 @@
           <w:lang w:val="en-US"/>
         </w:rPr>
         <w:lastRenderedPageBreak/>
-        <w:t>[[</w:t>
-      </w:r>
-      <w:proofErr w:type="gramStart"/>
-      <w:r>
-        <w:rPr>
-          <w:rFonts w:ascii="Helvetica Neue" w:hAnsi="Helvetica Neue" w:cs="Arial"/>
-          <w:lang w:val="en-US"/>
-        </w:rPr>
-        <w:t>rtf .</w:t>
+        <w:t>[[rtf .</w:t>
       </w:r>
       <w:proofErr w:type="spellStart"/>
       <w:r>
@@ -3009,15 +2816,7 @@
           <w:rFonts w:ascii="Helvetica Neue" w:hAnsi="Helvetica Neue" w:cs="Arial"/>
           <w:lang w:val="en-US"/>
         </w:rPr>
-        <w:t>qt</w:t>
-      </w:r>
-      <w:proofErr w:type="gramEnd"/>
-      <w:r>
-        <w:rPr>
-          <w:rFonts w:ascii="Helvetica Neue" w:hAnsi="Helvetica Neue" w:cs="Arial"/>
-          <w:lang w:val="en-US"/>
-        </w:rPr>
-        <w:t>.standard_tc_details</w:t>
+        <w:t>qt.standard_tc_details</w:t>
       </w:r>
       <w:proofErr w:type="spellEnd"/>
       <w:r>
@@ -3056,14 +2855,13 @@
     <w:p>
       <w:pPr>
         <w:spacing w:after="0"/>
+        <w:jc w:val="center"/>
         <w:rPr>
           <w:rFonts w:ascii="Helvetica Neue" w:eastAsia="Times New Roman" w:hAnsi="Helvetica Neue" w:cs="Arial"/>
           <w:b/>
           <w:bCs/>
           <w:color w:val="000000"/>
           <w:kern w:val="0"/>
-          <w:sz w:val="18"/>
-          <w:szCs w:val="18"/>
           <w:lang w:val="en-US"/>
           <w14:ligatures w14:val="none"/>
         </w:rPr>
@@ -3075,8 +2873,6 @@
           <w:bCs/>
           <w:color w:val="000000"/>
           <w:kern w:val="0"/>
-          <w:sz w:val="18"/>
-          <w:szCs w:val="18"/>
           <w:lang w:val="en-US"/>
           <w14:ligatures w14:val="none"/>
         </w:rPr>
@@ -3090,8 +2886,6 @@
           <w:bCs/>
           <w:color w:val="000000"/>
           <w:kern w:val="0"/>
-          <w:sz w:val="18"/>
-          <w:szCs w:val="18"/>
           <w:lang w:val="en-US"/>
           <w14:ligatures w14:val="none"/>
         </w:rPr>
@@ -3102,22 +2896,17 @@
           <w:rFonts w:ascii="Helvetica Neue" w:eastAsia="Times New Roman" w:hAnsi="Helvetica Neue" w:cs="Arial"/>
           <w:color w:val="000000"/>
           <w:kern w:val="0"/>
-          <w:sz w:val="18"/>
-          <w:szCs w:val="18"/>
           <w:lang w:val="en-US"/>
           <w14:ligatures w14:val="none"/>
         </w:rPr>
         <w:t>[[$</w:t>
       </w:r>
       <w:proofErr w:type="spellStart"/>
-      <w:proofErr w:type="gramStart"/>
       <w:r>
         <w:rPr>
           <w:rFonts w:ascii="Helvetica Neue" w:eastAsia="Times New Roman" w:hAnsi="Helvetica Neue" w:cs="Arial"/>
           <w:color w:val="000000"/>
           <w:kern w:val="0"/>
-          <w:sz w:val="18"/>
-          <w:szCs w:val="18"/>
           <w:lang w:val="en-US"/>
           <w14:ligatures w14:val="none"/>
         </w:rPr>
@@ -3129,25 +2918,10 @@
           <w:rFonts w:ascii="Helvetica Neue" w:eastAsia="Times New Roman" w:hAnsi="Helvetica Neue" w:cs="Arial"/>
           <w:color w:val="000000"/>
           <w:kern w:val="0"/>
-          <w:sz w:val="18"/>
-          <w:szCs w:val="18"/>
           <w:lang w:val="en-US"/>
           <w14:ligatures w14:val="none"/>
         </w:rPr>
-        <w:t xml:space="preserve"> :</w:t>
-      </w:r>
-      <w:proofErr w:type="gramEnd"/>
-      <w:r>
-        <w:rPr>
-          <w:rFonts w:ascii="Helvetica Neue" w:eastAsia="Times New Roman" w:hAnsi="Helvetica Neue" w:cs="Arial"/>
-          <w:color w:val="000000"/>
-          <w:kern w:val="0"/>
-          <w:sz w:val="18"/>
-          <w:szCs w:val="18"/>
-          <w:lang w:val="en-US"/>
-          <w14:ligatures w14:val="none"/>
-        </w:rPr>
-        <w:t>= 1]]</w:t>
+        <w:t xml:space="preserve"> := 1]]</w:t>
       </w:r>
     </w:p>
     <w:tbl>
@@ -3158,16 +2932,16 @@
         <w:tblLook w:val="04A0" w:firstRow="1" w:lastRow="0" w:firstColumn="1" w:lastColumn="0" w:noHBand="0" w:noVBand="1"/>
       </w:tblPr>
       <w:tblGrid>
+        <w:gridCol w:w="567"/>
+        <w:gridCol w:w="851"/>
+        <w:gridCol w:w="673"/>
+        <w:gridCol w:w="3438"/>
+        <w:gridCol w:w="992"/>
         <w:gridCol w:w="709"/>
-        <w:gridCol w:w="992"/>
-        <w:gridCol w:w="390"/>
-        <w:gridCol w:w="3438"/>
-        <w:gridCol w:w="708"/>
-        <w:gridCol w:w="851"/>
-        <w:gridCol w:w="567"/>
-        <w:gridCol w:w="567"/>
+        <w:gridCol w:w="425"/>
+        <w:gridCol w:w="709"/>
         <w:gridCol w:w="1134"/>
-        <w:gridCol w:w="1701"/>
+        <w:gridCol w:w="1559"/>
       </w:tblGrid>
       <w:tr>
         <w:tc>
@@ -3205,7 +2979,6 @@
               <w:t>[[</w:t>
             </w:r>
             <w:proofErr w:type="spellStart"/>
-            <w:proofErr w:type="gramStart"/>
             <w:r>
               <w:rPr>
                 <w:rFonts w:ascii="Helvetica Neue" w:eastAsia="Times New Roman" w:hAnsi="Helvetica Neue" w:cs="Arial"/>
@@ -3227,19 +3000,7 @@
                 <w:szCs w:val="18"/>
                 <w14:ligatures w14:val="none"/>
               </w:rPr>
-              <w:t>(</w:t>
-            </w:r>
-            <w:proofErr w:type="gramEnd"/>
-            <w:r>
-              <w:rPr>
-                <w:rFonts w:ascii="Helvetica Neue" w:eastAsia="Times New Roman" w:hAnsi="Helvetica Neue" w:cs="Arial"/>
-                <w:color w:val="000000"/>
-                <w:kern w:val="0"/>
-                <w:sz w:val="18"/>
-                <w:szCs w:val="18"/>
-                <w14:ligatures w14:val="none"/>
-              </w:rPr>
-              <w:t>$</w:t>
+              <w:t>($</w:t>
             </w:r>
             <w:proofErr w:type="spellStart"/>
             <w:r>
@@ -3290,7 +3051,6 @@
               <w:t xml:space="preserve"> as .</w:t>
             </w:r>
             <w:proofErr w:type="spellStart"/>
-            <w:proofErr w:type="gramStart"/>
             <w:r>
               <w:rPr>
                 <w:rFonts w:ascii="Helvetica Neue" w:eastAsia="Times New Roman" w:hAnsi="Helvetica Neue" w:cs="Arial"/>
@@ -3303,7 +3063,6 @@
               <w:t>ci.cartItem</w:t>
             </w:r>
             <w:proofErr w:type="spellEnd"/>
-            <w:proofErr w:type="gramEnd"/>
             <w:r>
               <w:rPr>
                 <w:rFonts w:ascii="Helvetica Neue" w:eastAsia="Times New Roman" w:hAnsi="Helvetica Neue" w:cs="Arial"/>
@@ -3343,8 +3102,6 @@
                 <w:bCs/>
                 <w:color w:val="000000"/>
                 <w:kern w:val="0"/>
-                <w:sz w:val="22"/>
-                <w:szCs w:val="22"/>
                 <w:u w:val="single"/>
                 <w14:ligatures w14:val="none"/>
               </w:rPr>
@@ -3356,8 +3113,6 @@
                 <w:bCs/>
                 <w:color w:val="000000"/>
                 <w:kern w:val="0"/>
-                <w:sz w:val="22"/>
-                <w:szCs w:val="22"/>
                 <w:u w:val="single"/>
                 <w14:ligatures w14:val="none"/>
               </w:rPr>
@@ -3371,8 +3126,6 @@
                 <w:bCs/>
                 <w:color w:val="000000"/>
                 <w:kern w:val="0"/>
-                <w:sz w:val="22"/>
-                <w:szCs w:val="22"/>
                 <w:u w:val="single"/>
                 <w14:ligatures w14:val="none"/>
               </w:rPr>
@@ -3386,8 +3139,6 @@
                 <w:bCs/>
                 <w:color w:val="000000"/>
                 <w:kern w:val="0"/>
-                <w:sz w:val="22"/>
-                <w:szCs w:val="22"/>
                 <w:u w:val="single"/>
                 <w14:ligatures w14:val="none"/>
               </w:rPr>
@@ -3400,8 +3151,6 @@
                 <w:bCs/>
                 <w:color w:val="000000"/>
                 <w:kern w:val="0"/>
-                <w:sz w:val="22"/>
-                <w:szCs w:val="22"/>
                 <w:u w:val="single"/>
                 <w14:ligatures w14:val="none"/>
               </w:rPr>
@@ -3414,40 +3163,32 @@
                 <w:bCs/>
                 <w:color w:val="000000"/>
                 <w:kern w:val="0"/>
-                <w:sz w:val="22"/>
-                <w:szCs w:val="22"/>
                 <w:u w:val="single"/>
                 <w14:ligatures w14:val="none"/>
               </w:rPr>
               <w:t>[[$</w:t>
             </w:r>
             <w:proofErr w:type="spellStart"/>
-            <w:proofErr w:type="gramStart"/>
-            <w:r>
-              <w:rPr>
-                <w:rFonts w:ascii="Helvetica Neue" w:eastAsia="Times New Roman" w:hAnsi="Helvetica Neue" w:cs="Arial"/>
-                <w:b/>
-                <w:bCs/>
-                <w:color w:val="000000"/>
-                <w:kern w:val="0"/>
-                <w:sz w:val="22"/>
-                <w:szCs w:val="22"/>
+            <w:r>
+              <w:rPr>
+                <w:rFonts w:ascii="Helvetica Neue" w:eastAsia="Times New Roman" w:hAnsi="Helvetica Neue" w:cs="Arial"/>
+                <w:b/>
+                <w:bCs/>
+                <w:color w:val="000000"/>
+                <w:kern w:val="0"/>
                 <w:u w:val="single"/>
                 <w14:ligatures w14:val="none"/>
               </w:rPr>
               <w:t>pv.productName</w:t>
             </w:r>
             <w:proofErr w:type="spellEnd"/>
-            <w:proofErr w:type="gramEnd"/>
-            <w:r>
-              <w:rPr>
-                <w:rFonts w:ascii="Helvetica Neue" w:eastAsia="Times New Roman" w:hAnsi="Helvetica Neue" w:cs="Arial"/>
-                <w:b/>
-                <w:bCs/>
-                <w:color w:val="000000"/>
-                <w:kern w:val="0"/>
-                <w:sz w:val="22"/>
-                <w:szCs w:val="22"/>
+            <w:r>
+              <w:rPr>
+                <w:rFonts w:ascii="Helvetica Neue" w:eastAsia="Times New Roman" w:hAnsi="Helvetica Neue" w:cs="Arial"/>
+                <w:b/>
+                <w:bCs/>
+                <w:color w:val="000000"/>
+                <w:kern w:val="0"/>
                 <w:u w:val="single"/>
                 <w14:ligatures w14:val="none"/>
               </w:rPr>
@@ -3460,8 +3201,6 @@
                 <w:bCs/>
                 <w:color w:val="000000"/>
                 <w:kern w:val="0"/>
-                <w:sz w:val="22"/>
-                <w:szCs w:val="22"/>
                 <w:u w:val="single"/>
                 <w14:ligatures w14:val="none"/>
               </w:rPr>
@@ -3474,8 +3213,6 @@
                 <w:bCs/>
                 <w:color w:val="000000"/>
                 <w:kern w:val="0"/>
-                <w:sz w:val="22"/>
-                <w:szCs w:val="22"/>
                 <w14:ligatures w14:val="none"/>
               </w:rPr>
               <w:t>[[$cur]]</w:t>
@@ -3487,8 +3224,6 @@
                 <w:bCs/>
                 <w:color w:val="000000"/>
                 <w:kern w:val="0"/>
-                <w:sz w:val="22"/>
-                <w:szCs w:val="22"/>
                 <w14:ligatures w14:val="none"/>
               </w:rPr>
               <w:t xml:space="preserve"> </w:t>
@@ -3500,41 +3235,101 @@
                 <w:bCs/>
                 <w:color w:val="000000"/>
                 <w:kern w:val="0"/>
-                <w:sz w:val="22"/>
-                <w:szCs w:val="22"/>
                 <w14:ligatures w14:val="none"/>
               </w:rPr>
               <w:t>[[$</w:t>
             </w:r>
             <w:proofErr w:type="spellStart"/>
-            <w:proofErr w:type="gramStart"/>
-            <w:r>
-              <w:rPr>
-                <w:rFonts w:ascii="Helvetica Neue" w:eastAsia="Times New Roman" w:hAnsi="Helvetica Neue" w:cs="Arial"/>
-                <w:b/>
-                <w:bCs/>
-                <w:color w:val="000000"/>
-                <w:kern w:val="0"/>
-                <w:sz w:val="22"/>
-                <w:szCs w:val="22"/>
+            <w:r>
+              <w:rPr>
+                <w:rFonts w:ascii="Helvetica Neue" w:eastAsia="Times New Roman" w:hAnsi="Helvetica Neue" w:cs="Arial"/>
+                <w:b/>
+                <w:bCs/>
+                <w:color w:val="000000"/>
+                <w:kern w:val="0"/>
                 <w14:ligatures w14:val="none"/>
               </w:rPr>
               <w:t>pv.productTotal</w:t>
             </w:r>
             <w:proofErr w:type="spellEnd"/>
-            <w:proofErr w:type="gramEnd"/>
-            <w:r>
-              <w:rPr>
-                <w:rFonts w:ascii="Helvetica Neue" w:eastAsia="Times New Roman" w:hAnsi="Helvetica Neue" w:cs="Arial"/>
-                <w:b/>
-                <w:bCs/>
-                <w:color w:val="000000"/>
-                <w:kern w:val="0"/>
-                <w:sz w:val="22"/>
-                <w:szCs w:val="22"/>
+            <w:r>
+              <w:rPr>
+                <w:rFonts w:ascii="Helvetica Neue" w:eastAsia="Times New Roman" w:hAnsi="Helvetica Neue" w:cs="Arial"/>
+                <w:b/>
+                <w:bCs/>
+                <w:color w:val="000000"/>
+                <w:kern w:val="0"/>
                 <w14:ligatures w14:val="none"/>
               </w:rPr>
               <w:t>]]</w:t>
+            </w:r>
+            <w:r>
+              <w:rPr>
+                <w:rFonts w:ascii="Helvetica Neue" w:eastAsia="Times New Roman" w:hAnsi="Helvetica Neue" w:cs="Arial"/>
+                <w:b/>
+                <w:bCs/>
+                <w:color w:val="000000"/>
+                <w:kern w:val="0"/>
+                <w14:ligatures w14:val="none"/>
+              </w:rPr>
+              <w:t xml:space="preserve"> </w:t>
+            </w:r>
+            <w:r>
+              <w:rPr>
+                <w:rFonts w:ascii="Helvetica Neue" w:eastAsia="Times New Roman" w:hAnsi="Helvetica Neue" w:cs="Arial"/>
+                <w:b/>
+                <w:bCs/>
+                <w:color w:val="000000"/>
+                <w:kern w:val="0"/>
+                <w14:ligatures w14:val="none"/>
+              </w:rPr>
+              <w:t>[[$</w:t>
+            </w:r>
+            <w:proofErr w:type="spellStart"/>
+            <w:r>
+              <w:rPr>
+                <w:rFonts w:ascii="Helvetica Neue" w:eastAsia="Times New Roman" w:hAnsi="Helvetica Neue" w:cs="Arial"/>
+                <w:b/>
+                <w:bCs/>
+                <w:color w:val="000000"/>
+                <w:kern w:val="0"/>
+                <w14:ligatures w14:val="none"/>
+              </w:rPr>
+              <w:t>na</w:t>
+            </w:r>
+            <w:proofErr w:type="spellEnd"/>
+            <w:r>
+              <w:rPr>
+                <w:rFonts w:ascii="Helvetica Neue" w:eastAsia="Times New Roman" w:hAnsi="Helvetica Neue" w:cs="Arial"/>
+                <w:b/>
+                <w:bCs/>
+                <w:color w:val="000000"/>
+                <w:kern w:val="0"/>
+                <w14:ligatures w14:val="none"/>
+              </w:rPr>
+              <w:t xml:space="preserve"> := “</w:t>
+            </w:r>
+            <w:r>
+              <w:rPr>
+                <w:rFonts w:ascii="Helvetica Neue" w:eastAsia="Times New Roman" w:hAnsi="Helvetica Neue" w:cs="Arial"/>
+                <w:b/>
+                <w:bCs/>
+                <w:color w:val="000000"/>
+                <w:kern w:val="0"/>
+                <w14:ligatures w14:val="none"/>
+              </w:rPr>
+              <w:t>N/A - N/A</w:t>
+            </w:r>
+            <w:r>
+              <w:rPr>
+                <w:rFonts w:ascii="Helvetica Neue" w:eastAsia="Times New Roman" w:hAnsi="Helvetica Neue" w:cs="Arial"/>
+                <w:b/>
+                <w:bCs/>
+                <w:color w:val="000000"/>
+                <w:kern w:val="0"/>
+                <w14:ligatures w14:val="none"/>
+              </w:rPr>
+              <w:t>”]]</w:t>
             </w:r>
           </w:p>
         </w:tc>
@@ -3575,7 +3370,6 @@
               <w:t>[[</w:t>
             </w:r>
             <w:proofErr w:type="spellStart"/>
-            <w:proofErr w:type="gramStart"/>
             <w:r>
               <w:rPr>
                 <w:rFonts w:ascii="Helvetica Neue" w:eastAsia="Times New Roman" w:hAnsi="Helvetica Neue" w:cs="Arial"/>
@@ -3597,22 +3391,9 @@
                 <w:szCs w:val="18"/>
                 <w14:ligatures w14:val="none"/>
               </w:rPr>
-              <w:t>(</w:t>
-            </w:r>
-            <w:proofErr w:type="gramEnd"/>
-            <w:r>
-              <w:rPr>
-                <w:rFonts w:ascii="Helvetica Neue" w:eastAsia="Times New Roman" w:hAnsi="Helvetica Neue" w:cs="Arial"/>
-                <w:color w:val="000000"/>
-                <w:kern w:val="0"/>
-                <w:sz w:val="18"/>
-                <w:szCs w:val="18"/>
-                <w14:ligatures w14:val="none"/>
-              </w:rPr>
-              <w:t>$k, $item as $</w:t>
+              <w:t>($k, $item as $</w:t>
             </w:r>
             <w:proofErr w:type="spellStart"/>
-            <w:proofErr w:type="gramStart"/>
             <w:r>
               <w:rPr>
                 <w:rFonts w:ascii="Helvetica Neue" w:eastAsia="Times New Roman" w:hAnsi="Helvetica Neue" w:cs="Arial"/>
@@ -3625,7 +3406,6 @@
               <w:t>pv.items</w:t>
             </w:r>
             <w:proofErr w:type="spellEnd"/>
-            <w:proofErr w:type="gramEnd"/>
             <w:r>
               <w:rPr>
                 <w:rFonts w:ascii="Helvetica Neue" w:eastAsia="Times New Roman" w:hAnsi="Helvetica Neue" w:cs="Arial"/>
@@ -3682,7 +3462,6 @@
               <w:t>[[if ne $</w:t>
             </w:r>
             <w:proofErr w:type="spellStart"/>
-            <w:proofErr w:type="gramStart"/>
             <w:r>
               <w:rPr>
                 <w:rFonts w:ascii="Helvetica Neue" w:eastAsia="Times New Roman" w:hAnsi="Helvetica Neue" w:cs="Arial"/>
@@ -3696,7 +3475,6 @@
               <w:t>pv.productCode</w:t>
             </w:r>
             <w:proofErr w:type="spellEnd"/>
-            <w:proofErr w:type="gramEnd"/>
             <w:r>
               <w:rPr>
                 <w:rFonts w:ascii="Helvetica Neue" w:eastAsia="Times New Roman" w:hAnsi="Helvetica Neue" w:cs="Arial"/>
@@ -3824,7 +3602,6 @@
               <w:t>[[if eq $</w:t>
             </w:r>
             <w:proofErr w:type="spellStart"/>
-            <w:proofErr w:type="gramStart"/>
             <w:r>
               <w:rPr>
                 <w:rFonts w:ascii="Helvetica Neue" w:eastAsia="Times New Roman" w:hAnsi="Helvetica Neue" w:cs="Arial"/>
@@ -3838,7 +3615,6 @@
               <w:t>pv.productCode</w:t>
             </w:r>
             <w:proofErr w:type="spellEnd"/>
-            <w:proofErr w:type="gramEnd"/>
             <w:r>
               <w:rPr>
                 <w:rFonts w:ascii="Helvetica Neue" w:eastAsia="Times New Roman" w:hAnsi="Helvetica Neue" w:cs="Arial"/>
@@ -3971,7 +3747,6 @@
               <w:t>[[</w:t>
             </w:r>
             <w:proofErr w:type="spellStart"/>
-            <w:proofErr w:type="gramStart"/>
             <w:r>
               <w:rPr>
                 <w:rFonts w:ascii="Helvetica Neue" w:eastAsia="Times New Roman" w:hAnsi="Helvetica Neue" w:cs="Arial"/>
@@ -3993,19 +3768,7 @@
                 <w:szCs w:val="18"/>
                 <w14:ligatures w14:val="none"/>
               </w:rPr>
-              <w:t>(</w:t>
-            </w:r>
-            <w:proofErr w:type="gramEnd"/>
-            <w:r>
-              <w:rPr>
-                <w:rFonts w:ascii="Helvetica Neue" w:eastAsia="Times New Roman" w:hAnsi="Helvetica Neue" w:cs="Arial"/>
-                <w:color w:val="000000"/>
-                <w:kern w:val="0"/>
-                <w:sz w:val="18"/>
-                <w:szCs w:val="18"/>
-                <w14:ligatures w14:val="none"/>
-              </w:rPr>
-              <w:t>$k, $</w:t>
+              <w:t>($k, $</w:t>
             </w:r>
             <w:proofErr w:type="spellStart"/>
             <w:r>
@@ -4032,7 +3795,6 @@
               <w:t xml:space="preserve"> $</w:t>
             </w:r>
             <w:proofErr w:type="spellStart"/>
-            <w:proofErr w:type="gramStart"/>
             <w:r>
               <w:rPr>
                 <w:rFonts w:ascii="Helvetica Neue" w:eastAsia="Times New Roman" w:hAnsi="Helvetica Neue" w:cs="Arial"/>
@@ -4045,7 +3807,6 @@
               <w:t>item.headersDisplay</w:t>
             </w:r>
             <w:proofErr w:type="spellEnd"/>
-            <w:proofErr w:type="gramEnd"/>
             <w:r>
               <w:rPr>
                 <w:rFonts w:ascii="Helvetica Neue" w:eastAsia="Times New Roman" w:hAnsi="Helvetica Neue" w:cs="Arial"/>
@@ -4093,7 +3854,6 @@
               <w:t>[[$</w:t>
             </w:r>
             <w:proofErr w:type="spellStart"/>
-            <w:proofErr w:type="gramStart"/>
             <w:r>
               <w:rPr>
                 <w:rFonts w:ascii="Helvetica Neue" w:eastAsia="Times New Roman" w:hAnsi="Helvetica Neue" w:cs="Arial"/>
@@ -4108,7 +3868,6 @@
               <w:t>h.leftLabel</w:t>
             </w:r>
             <w:proofErr w:type="spellEnd"/>
-            <w:proofErr w:type="gramEnd"/>
             <w:r>
               <w:rPr>
                 <w:rFonts w:ascii="Helvetica Neue" w:eastAsia="Times New Roman" w:hAnsi="Helvetica Neue" w:cs="Arial"/>
@@ -4137,10 +3896,68 @@
                 <w:kern w:val="0"/>
                 <w:sz w:val="18"/>
                 <w:szCs w:val="18"/>
-                <w:lang w:val="en-US"/>
-                <w14:ligatures w14:val="none"/>
-              </w:rPr>
-            </w:pPr>
+                <w14:ligatures w14:val="none"/>
+              </w:rPr>
+            </w:pPr>
+            <w:r>
+              <w:rPr>
+                <w:rFonts w:ascii="Helvetica Neue" w:eastAsia="Times New Roman" w:hAnsi="Helvetica Neue" w:cs="Arial"/>
+                <w:color w:val="000000"/>
+                <w:kern w:val="0"/>
+                <w:sz w:val="18"/>
+                <w:szCs w:val="18"/>
+                <w14:ligatures w14:val="none"/>
+              </w:rPr>
+              <w:t>[[if ne $</w:t>
+            </w:r>
+            <w:proofErr w:type="spellStart"/>
+            <w:r>
+              <w:rPr>
+                <w:rFonts w:ascii="Helvetica Neue" w:eastAsia="Times New Roman" w:hAnsi="Helvetica Neue" w:cs="Arial"/>
+                <w:color w:val="000000"/>
+                <w:kern w:val="0"/>
+                <w:sz w:val="18"/>
+                <w:szCs w:val="18"/>
+                <w14:ligatures w14:val="none"/>
+              </w:rPr>
+              <w:t>h.leftValue</w:t>
+            </w:r>
+            <w:proofErr w:type="spellEnd"/>
+            <w:r>
+              <w:rPr>
+                <w:rFonts w:ascii="Helvetica Neue" w:eastAsia="Times New Roman" w:hAnsi="Helvetica Neue" w:cs="Arial"/>
+                <w:color w:val="000000"/>
+                <w:kern w:val="0"/>
+                <w:sz w:val="18"/>
+                <w:szCs w:val="18"/>
+                <w14:ligatures w14:val="none"/>
+              </w:rPr>
+              <w:t xml:space="preserve"> $</w:t>
+            </w:r>
+            <w:proofErr w:type="spellStart"/>
+            <w:r>
+              <w:rPr>
+                <w:rFonts w:ascii="Helvetica Neue" w:eastAsia="Times New Roman" w:hAnsi="Helvetica Neue" w:cs="Arial"/>
+                <w:color w:val="000000"/>
+                <w:kern w:val="0"/>
+                <w:sz w:val="18"/>
+                <w:szCs w:val="18"/>
+                <w14:ligatures w14:val="none"/>
+              </w:rPr>
+              <w:t>na</w:t>
+            </w:r>
+            <w:proofErr w:type="spellEnd"/>
+            <w:r>
+              <w:rPr>
+                <w:rFonts w:ascii="Helvetica Neue" w:eastAsia="Times New Roman" w:hAnsi="Helvetica Neue" w:cs="Arial"/>
+                <w:color w:val="000000"/>
+                <w:kern w:val="0"/>
+                <w:sz w:val="18"/>
+                <w:szCs w:val="18"/>
+                <w14:ligatures w14:val="none"/>
+              </w:rPr>
+              <w:t>]]</w:t>
+            </w:r>
             <w:r>
               <w:rPr>
                 <w:rFonts w:ascii="Helvetica Neue" w:eastAsia="Times New Roman" w:hAnsi="Helvetica Neue" w:cs="Arial"/>
@@ -4153,7 +3970,6 @@
               <w:t>[[$</w:t>
             </w:r>
             <w:proofErr w:type="spellStart"/>
-            <w:proofErr w:type="gramStart"/>
             <w:r>
               <w:rPr>
                 <w:rFonts w:ascii="Helvetica Neue" w:eastAsia="Times New Roman" w:hAnsi="Helvetica Neue" w:cs="Arial"/>
@@ -4166,7 +3982,6 @@
               <w:t>h.leftValue</w:t>
             </w:r>
             <w:proofErr w:type="spellEnd"/>
-            <w:proofErr w:type="gramEnd"/>
             <w:r>
               <w:rPr>
                 <w:rFonts w:ascii="Helvetica Neue" w:eastAsia="Times New Roman" w:hAnsi="Helvetica Neue" w:cs="Arial"/>
@@ -4177,6 +3992,65 @@
                 <w14:ligatures w14:val="none"/>
               </w:rPr>
               <w:t>]]</w:t>
+            </w:r>
+            <w:r>
+              <w:rPr>
+                <w:rFonts w:ascii="Helvetica Neue" w:eastAsia="Times New Roman" w:hAnsi="Helvetica Neue" w:cs="Arial"/>
+                <w:color w:val="000000"/>
+                <w:kern w:val="0"/>
+                <w:sz w:val="18"/>
+                <w:szCs w:val="18"/>
+                <w14:ligatures w14:val="none"/>
+              </w:rPr>
+              <w:t>[[end]][[if eq $</w:t>
+            </w:r>
+            <w:proofErr w:type="spellStart"/>
+            <w:r>
+              <w:rPr>
+                <w:rFonts w:ascii="Helvetica Neue" w:eastAsia="Times New Roman" w:hAnsi="Helvetica Neue" w:cs="Arial"/>
+                <w:color w:val="000000"/>
+                <w:kern w:val="0"/>
+                <w:sz w:val="18"/>
+                <w:szCs w:val="18"/>
+                <w14:ligatures w14:val="none"/>
+              </w:rPr>
+              <w:t>h.leftValue</w:t>
+            </w:r>
+            <w:proofErr w:type="spellEnd"/>
+            <w:r>
+              <w:rPr>
+                <w:rFonts w:ascii="Helvetica Neue" w:eastAsia="Times New Roman" w:hAnsi="Helvetica Neue" w:cs="Arial"/>
+                <w:color w:val="000000"/>
+                <w:kern w:val="0"/>
+                <w:sz w:val="18"/>
+                <w:szCs w:val="18"/>
+                <w14:ligatures w14:val="none"/>
+              </w:rPr>
+              <w:t xml:space="preserve"> $</w:t>
+            </w:r>
+            <w:proofErr w:type="spellStart"/>
+            <w:r>
+              <w:rPr>
+                <w:rFonts w:ascii="Helvetica Neue" w:eastAsia="Times New Roman" w:hAnsi="Helvetica Neue" w:cs="Arial"/>
+                <w:color w:val="000000"/>
+                <w:kern w:val="0"/>
+                <w:sz w:val="18"/>
+                <w:szCs w:val="18"/>
+                <w14:ligatures w14:val="none"/>
+              </w:rPr>
+              <w:t>na</w:t>
+            </w:r>
+            <w:proofErr w:type="spellEnd"/>
+            <w:r>
+              <w:rPr>
+                <w:rFonts w:ascii="Helvetica Neue" w:eastAsia="Times New Roman" w:hAnsi="Helvetica Neue" w:cs="Arial"/>
+                <w:color w:val="000000"/>
+                <w:kern w:val="0"/>
+                <w:sz w:val="18"/>
+                <w:szCs w:val="18"/>
+                <w14:ligatures w14:val="none"/>
+              </w:rPr>
+              <w:t>]]N/A[[end]]</w:t>
             </w:r>
           </w:p>
         </w:tc>
@@ -4212,7 +4086,6 @@
               <w:t>[[$</w:t>
             </w:r>
             <w:proofErr w:type="spellStart"/>
-            <w:proofErr w:type="gramStart"/>
             <w:r>
               <w:rPr>
                 <w:rFonts w:ascii="Helvetica Neue" w:eastAsia="Times New Roman" w:hAnsi="Helvetica Neue" w:cs="Arial"/>
@@ -4227,7 +4100,6 @@
               <w:t>h.rightLabel</w:t>
             </w:r>
             <w:proofErr w:type="spellEnd"/>
-            <w:proofErr w:type="gramEnd"/>
             <w:r>
               <w:rPr>
                 <w:rFonts w:ascii="Helvetica Neue" w:eastAsia="Times New Roman" w:hAnsi="Helvetica Neue" w:cs="Arial"/>
@@ -4270,10 +4142,90 @@
                 <w:szCs w:val="18"/>
                 <w14:ligatures w14:val="none"/>
               </w:rPr>
+              <w:t>[[if ne $</w:t>
+            </w:r>
+            <w:proofErr w:type="spellStart"/>
+            <w:r>
+              <w:rPr>
+                <w:rFonts w:ascii="Helvetica Neue" w:eastAsia="Times New Roman" w:hAnsi="Helvetica Neue" w:cs="Arial"/>
+                <w:color w:val="000000"/>
+                <w:kern w:val="0"/>
+                <w:sz w:val="18"/>
+                <w:szCs w:val="18"/>
+                <w14:ligatures w14:val="none"/>
+              </w:rPr>
+              <w:t>h.</w:t>
+            </w:r>
+            <w:r>
+              <w:rPr>
+                <w:rFonts w:ascii="Helvetica Neue" w:eastAsia="Times New Roman" w:hAnsi="Helvetica Neue" w:cs="Arial"/>
+                <w:color w:val="000000"/>
+                <w:kern w:val="0"/>
+                <w:sz w:val="18"/>
+                <w:szCs w:val="18"/>
+                <w14:ligatures w14:val="none"/>
+              </w:rPr>
+              <w:t>rightValue</w:t>
+            </w:r>
+            <w:proofErr w:type="spellEnd"/>
+            <w:r>
+              <w:rPr>
+                <w:rFonts w:ascii="Helvetica Neue" w:eastAsia="Times New Roman" w:hAnsi="Helvetica Neue" w:cs="Arial"/>
+                <w:color w:val="000000"/>
+                <w:kern w:val="0"/>
+                <w:sz w:val="18"/>
+                <w:szCs w:val="18"/>
+                <w14:ligatures w14:val="none"/>
+              </w:rPr>
+              <w:t xml:space="preserve"> </w:t>
+            </w:r>
+            <w:r>
+              <w:rPr>
+                <w:rFonts w:ascii="Helvetica Neue" w:eastAsia="Times New Roman" w:hAnsi="Helvetica Neue" w:cs="Arial"/>
+                <w:color w:val="000000"/>
+                <w:kern w:val="0"/>
+                <w:sz w:val="18"/>
+                <w:szCs w:val="18"/>
+                <w14:ligatures w14:val="none"/>
+              </w:rPr>
+              <w:t>$</w:t>
+            </w:r>
+            <w:proofErr w:type="spellStart"/>
+            <w:r>
+              <w:rPr>
+                <w:rFonts w:ascii="Helvetica Neue" w:eastAsia="Times New Roman" w:hAnsi="Helvetica Neue" w:cs="Arial"/>
+                <w:color w:val="000000"/>
+                <w:kern w:val="0"/>
+                <w:sz w:val="18"/>
+                <w:szCs w:val="18"/>
+                <w14:ligatures w14:val="none"/>
+              </w:rPr>
+              <w:t>na</w:t>
+            </w:r>
+            <w:proofErr w:type="spellEnd"/>
+            <w:r>
+              <w:rPr>
+                <w:rFonts w:ascii="Helvetica Neue" w:eastAsia="Times New Roman" w:hAnsi="Helvetica Neue" w:cs="Arial"/>
+                <w:color w:val="000000"/>
+                <w:kern w:val="0"/>
+                <w:sz w:val="18"/>
+                <w:szCs w:val="18"/>
+                <w14:ligatures w14:val="none"/>
+              </w:rPr>
+              <w:t>]]</w:t>
+            </w:r>
+            <w:r>
+              <w:rPr>
+                <w:rFonts w:ascii="Helvetica Neue" w:eastAsia="Times New Roman" w:hAnsi="Helvetica Neue" w:cs="Arial"/>
+                <w:color w:val="000000"/>
+                <w:kern w:val="0"/>
+                <w:sz w:val="18"/>
+                <w:szCs w:val="18"/>
+                <w14:ligatures w14:val="none"/>
+              </w:rPr>
               <w:t>[[$</w:t>
             </w:r>
             <w:proofErr w:type="spellStart"/>
-            <w:proofErr w:type="gramStart"/>
             <w:r>
               <w:rPr>
                 <w:rFonts w:ascii="Helvetica Neue" w:eastAsia="Times New Roman" w:hAnsi="Helvetica Neue" w:cs="Arial"/>
@@ -4286,7 +4238,6 @@
               <w:t>h.rightValue</w:t>
             </w:r>
             <w:proofErr w:type="spellEnd"/>
-            <w:proofErr w:type="gramEnd"/>
             <w:r>
               <w:rPr>
                 <w:rFonts w:ascii="Helvetica Neue" w:eastAsia="Times New Roman" w:hAnsi="Helvetica Neue" w:cs="Arial"/>
@@ -4297,6 +4248,76 @@
                 <w14:ligatures w14:val="none"/>
               </w:rPr>
               <w:t>]]</w:t>
+            </w:r>
+            <w:r>
+              <w:rPr>
+                <w:rFonts w:ascii="Helvetica Neue" w:eastAsia="Times New Roman" w:hAnsi="Helvetica Neue" w:cs="Arial"/>
+                <w:color w:val="000000"/>
+                <w:kern w:val="0"/>
+                <w:sz w:val="18"/>
+                <w:szCs w:val="18"/>
+                <w14:ligatures w14:val="none"/>
+              </w:rPr>
+              <w:t>[[end]][[if eq $</w:t>
+            </w:r>
+            <w:proofErr w:type="spellStart"/>
+            <w:r>
+              <w:rPr>
+                <w:rFonts w:ascii="Helvetica Neue" w:eastAsia="Times New Roman" w:hAnsi="Helvetica Neue" w:cs="Arial"/>
+                <w:color w:val="000000"/>
+                <w:kern w:val="0"/>
+                <w:sz w:val="18"/>
+                <w:szCs w:val="18"/>
+                <w14:ligatures w14:val="none"/>
+              </w:rPr>
+              <w:t>h.</w:t>
+            </w:r>
+            <w:r>
+              <w:rPr>
+                <w:rFonts w:ascii="Helvetica Neue" w:eastAsia="Times New Roman" w:hAnsi="Helvetica Neue" w:cs="Arial"/>
+                <w:color w:val="000000"/>
+                <w:kern w:val="0"/>
+                <w:sz w:val="18"/>
+                <w:szCs w:val="18"/>
+                <w14:ligatures w14:val="none"/>
+              </w:rPr>
+              <w:t>rightValue</w:t>
+            </w:r>
+            <w:proofErr w:type="spellEnd"/>
+            <w:r>
+              <w:rPr>
+                <w:rFonts w:ascii="Helvetica Neue" w:eastAsia="Times New Roman" w:hAnsi="Helvetica Neue" w:cs="Arial"/>
+                <w:color w:val="000000"/>
+                <w:kern w:val="0"/>
+                <w:sz w:val="18"/>
+                <w:szCs w:val="18"/>
+                <w14:ligatures w14:val="none"/>
+              </w:rPr>
+              <w:t xml:space="preserve"> $</w:t>
+            </w:r>
+            <w:proofErr w:type="spellStart"/>
+            <w:r>
+              <w:rPr>
+                <w:rFonts w:ascii="Helvetica Neue" w:eastAsia="Times New Roman" w:hAnsi="Helvetica Neue" w:cs="Arial"/>
+                <w:color w:val="000000"/>
+                <w:kern w:val="0"/>
+                <w:sz w:val="18"/>
+                <w:szCs w:val="18"/>
+                <w14:ligatures w14:val="none"/>
+              </w:rPr>
+              <w:t>na</w:t>
+            </w:r>
+            <w:proofErr w:type="spellEnd"/>
+            <w:r>
+              <w:rPr>
+                <w:rFonts w:ascii="Helvetica Neue" w:eastAsia="Times New Roman" w:hAnsi="Helvetica Neue" w:cs="Arial"/>
+                <w:color w:val="000000"/>
+                <w:kern w:val="0"/>
+                <w:sz w:val="18"/>
+                <w:szCs w:val="18"/>
+                <w14:ligatures w14:val="none"/>
+              </w:rPr>
+              <w:t>]]N/A[[end]]</w:t>
             </w:r>
           </w:p>
         </w:tc>
@@ -4363,7 +4384,7 @@
       <w:tr>
         <w:tc>
           <w:tcPr>
-            <w:tcW w:w="709" w:type="dxa"/>
+            <w:tcW w:w="567" w:type="dxa"/>
             <w:vAlign w:val="center"/>
           </w:tcPr>
           <w:p>
@@ -4392,79 +4413,79 @@
                 <w14:ligatures w14:val="none"/>
               </w:rPr>
               <w:t>S No.</w:t>
-            </w:r>
-          </w:p>
-        </w:tc>
-        <w:tc>
-          <w:tcPr>
-            <w:tcW w:w="992" w:type="dxa"/>
-            <w:vAlign w:val="center"/>
-          </w:tcPr>
-          <w:p>
-            <w:pPr>
-              <w:jc w:val="center"/>
-              <w:rPr>
-                <w:rFonts w:ascii="Helvetica Neue" w:eastAsia="Times New Roman" w:hAnsi="Helvetica Neue" w:cs="Arial"/>
-                <w:color w:val="000000"/>
-                <w:kern w:val="0"/>
-                <w:sz w:val="18"/>
-                <w:szCs w:val="18"/>
-                <w:lang w:val="en-US"/>
-                <w14:ligatures w14:val="none"/>
-              </w:rPr>
-            </w:pPr>
-            <w:r>
-              <w:rPr>
-                <w:rFonts w:ascii="Helvetica Neue" w:eastAsia="Times New Roman" w:hAnsi="Helvetica Neue" w:cs="Arial"/>
-                <w:b/>
-                <w:bCs/>
-                <w:color w:val="000000"/>
-                <w:kern w:val="0"/>
-                <w:sz w:val="18"/>
-                <w:szCs w:val="18"/>
-                <w14:ligatures w14:val="none"/>
-              </w:rPr>
-              <w:t>Tag</w:t>
-            </w:r>
-          </w:p>
-        </w:tc>
-        <w:tc>
-          <w:tcPr>
-            <w:tcW w:w="4536" w:type="dxa"/>
-            <w:gridSpan w:val="3"/>
-            <w:vAlign w:val="center"/>
-          </w:tcPr>
-          <w:p>
-            <w:pPr>
-              <w:jc w:val="center"/>
-              <w:rPr>
-                <w:rFonts w:ascii="Helvetica Neue" w:eastAsia="Times New Roman" w:hAnsi="Helvetica Neue" w:cs="Arial"/>
-                <w:color w:val="000000"/>
-                <w:kern w:val="0"/>
-                <w:sz w:val="18"/>
-                <w:szCs w:val="18"/>
-                <w:lang w:val="en-US"/>
-                <w14:ligatures w14:val="none"/>
-              </w:rPr>
-            </w:pPr>
-            <w:r>
-              <w:rPr>
-                <w:rFonts w:ascii="Helvetica Neue" w:eastAsia="Times New Roman" w:hAnsi="Helvetica Neue" w:cs="Arial"/>
-                <w:b/>
-                <w:bCs/>
-                <w:color w:val="000000"/>
-                <w:kern w:val="0"/>
-                <w:sz w:val="18"/>
-                <w:szCs w:val="18"/>
-                <w14:ligatures w14:val="none"/>
-              </w:rPr>
-              <w:t>Description</w:t>
             </w:r>
           </w:p>
         </w:tc>
         <w:tc>
           <w:tcPr>
             <w:tcW w:w="851" w:type="dxa"/>
+            <w:vAlign w:val="center"/>
+          </w:tcPr>
+          <w:p>
+            <w:pPr>
+              <w:jc w:val="center"/>
+              <w:rPr>
+                <w:rFonts w:ascii="Helvetica Neue" w:eastAsia="Times New Roman" w:hAnsi="Helvetica Neue" w:cs="Arial"/>
+                <w:color w:val="000000"/>
+                <w:kern w:val="0"/>
+                <w:sz w:val="18"/>
+                <w:szCs w:val="18"/>
+                <w:lang w:val="en-US"/>
+                <w14:ligatures w14:val="none"/>
+              </w:rPr>
+            </w:pPr>
+            <w:r>
+              <w:rPr>
+                <w:rFonts w:ascii="Helvetica Neue" w:eastAsia="Times New Roman" w:hAnsi="Helvetica Neue" w:cs="Arial"/>
+                <w:b/>
+                <w:bCs/>
+                <w:color w:val="000000"/>
+                <w:kern w:val="0"/>
+                <w:sz w:val="18"/>
+                <w:szCs w:val="18"/>
+                <w14:ligatures w14:val="none"/>
+              </w:rPr>
+              <w:t>Tag</w:t>
+            </w:r>
+          </w:p>
+        </w:tc>
+        <w:tc>
+          <w:tcPr>
+            <w:tcW w:w="5103" w:type="dxa"/>
+            <w:gridSpan w:val="3"/>
+            <w:vAlign w:val="center"/>
+          </w:tcPr>
+          <w:p>
+            <w:pPr>
+              <w:jc w:val="center"/>
+              <w:rPr>
+                <w:rFonts w:ascii="Helvetica Neue" w:eastAsia="Times New Roman" w:hAnsi="Helvetica Neue" w:cs="Arial"/>
+                <w:color w:val="000000"/>
+                <w:kern w:val="0"/>
+                <w:sz w:val="18"/>
+                <w:szCs w:val="18"/>
+                <w:lang w:val="en-US"/>
+                <w14:ligatures w14:val="none"/>
+              </w:rPr>
+            </w:pPr>
+            <w:r>
+              <w:rPr>
+                <w:rFonts w:ascii="Helvetica Neue" w:eastAsia="Times New Roman" w:hAnsi="Helvetica Neue" w:cs="Arial"/>
+                <w:b/>
+                <w:bCs/>
+                <w:color w:val="000000"/>
+                <w:kern w:val="0"/>
+                <w:sz w:val="18"/>
+                <w:szCs w:val="18"/>
+                <w14:ligatures w14:val="none"/>
+              </w:rPr>
+              <w:t>Description</w:t>
+            </w:r>
+          </w:p>
+        </w:tc>
+        <w:tc>
+          <w:tcPr>
+            <w:tcW w:w="709" w:type="dxa"/>
             <w:vAlign w:val="center"/>
           </w:tcPr>
           <w:p>
@@ -4564,7 +4585,7 @@
         </w:tc>
         <w:tc>
           <w:tcPr>
-            <w:tcW w:w="1701" w:type="dxa"/>
+            <w:tcW w:w="1559" w:type="dxa"/>
             <w:vAlign w:val="center"/>
           </w:tcPr>
           <w:p>
@@ -4626,7 +4647,6 @@
               <w:t>[[$</w:t>
             </w:r>
             <w:proofErr w:type="spellStart"/>
-            <w:proofErr w:type="gramStart"/>
             <w:r>
               <w:rPr>
                 <w:rFonts w:ascii="Helvetica Neue" w:eastAsia="Times New Roman" w:hAnsi="Helvetica Neue" w:cs="Arial"/>
@@ -4648,19 +4668,7 @@
                 <w:szCs w:val="18"/>
                 <w14:ligatures w14:val="none"/>
               </w:rPr>
-              <w:t xml:space="preserve"> :</w:t>
-            </w:r>
-            <w:proofErr w:type="gramEnd"/>
-            <w:r>
-              <w:rPr>
-                <w:rFonts w:ascii="Helvetica Neue" w:eastAsia="Times New Roman" w:hAnsi="Helvetica Neue" w:cs="Arial"/>
-                <w:color w:val="000000"/>
-                <w:kern w:val="0"/>
-                <w:sz w:val="18"/>
-                <w:szCs w:val="18"/>
-                <w14:ligatures w14:val="none"/>
-              </w:rPr>
-              <w:t>= 1]]</w:t>
+              <w:t xml:space="preserve"> := 1]]</w:t>
             </w:r>
           </w:p>
           <w:p>
@@ -4690,7 +4698,6 @@
               <w:t>[[$</w:t>
             </w:r>
             <w:proofErr w:type="spellStart"/>
-            <w:proofErr w:type="gramStart"/>
             <w:r>
               <w:rPr>
                 <w:rFonts w:ascii="Helvetica Neue" w:eastAsia="Times New Roman" w:hAnsi="Helvetica Neue" w:cs="Arial"/>
@@ -4712,19 +4719,7 @@
                 <w:szCs w:val="18"/>
                 <w14:ligatures w14:val="none"/>
               </w:rPr>
-              <w:t xml:space="preserve"> :</w:t>
-            </w:r>
-            <w:proofErr w:type="gramEnd"/>
-            <w:r>
-              <w:rPr>
-                <w:rFonts w:ascii="Helvetica Neue" w:eastAsia="Times New Roman" w:hAnsi="Helvetica Neue" w:cs="Arial"/>
-                <w:color w:val="000000"/>
-                <w:kern w:val="0"/>
-                <w:sz w:val="18"/>
-                <w:szCs w:val="18"/>
-                <w14:ligatures w14:val="none"/>
-              </w:rPr>
-              <w:t>=0]]</w:t>
+              <w:t xml:space="preserve"> :=0]]</w:t>
             </w:r>
           </w:p>
           <w:p>
@@ -4751,7 +4746,6 @@
               <w:t>[[</w:t>
             </w:r>
             <w:proofErr w:type="spellStart"/>
-            <w:proofErr w:type="gramStart"/>
             <w:r>
               <w:rPr>
                 <w:rFonts w:ascii="Helvetica Neue" w:eastAsia="Times New Roman" w:hAnsi="Helvetica Neue" w:cs="Arial"/>
@@ -4773,22 +4767,9 @@
                 <w:szCs w:val="18"/>
                 <w14:ligatures w14:val="none"/>
               </w:rPr>
-              <w:t>(</w:t>
-            </w:r>
-            <w:proofErr w:type="gramEnd"/>
-            <w:r>
-              <w:rPr>
-                <w:rFonts w:ascii="Helvetica Neue" w:eastAsia="Times New Roman" w:hAnsi="Helvetica Neue" w:cs="Arial"/>
-                <w:color w:val="000000"/>
-                <w:kern w:val="0"/>
-                <w:sz w:val="18"/>
-                <w:szCs w:val="18"/>
-                <w14:ligatures w14:val="none"/>
-              </w:rPr>
-              <w:t>$k, $s as $</w:t>
+              <w:t>($k, $s as $</w:t>
             </w:r>
             <w:proofErr w:type="spellStart"/>
-            <w:proofErr w:type="gramStart"/>
             <w:r>
               <w:rPr>
                 <w:rFonts w:ascii="Helvetica Neue" w:eastAsia="Times New Roman" w:hAnsi="Helvetica Neue" w:cs="Arial"/>
@@ -4801,7 +4782,6 @@
               <w:t>item.details</w:t>
             </w:r>
             <w:proofErr w:type="spellEnd"/>
-            <w:proofErr w:type="gramEnd"/>
             <w:r>
               <w:rPr>
                 <w:rFonts w:ascii="Helvetica Neue" w:eastAsia="Times New Roman" w:hAnsi="Helvetica Neue" w:cs="Arial"/>
@@ -4819,7 +4799,7 @@
       <w:tr>
         <w:tc>
           <w:tcPr>
-            <w:tcW w:w="709" w:type="dxa"/>
+            <w:tcW w:w="567" w:type="dxa"/>
             <w:vAlign w:val="center"/>
           </w:tcPr>
           <w:p>
@@ -4859,120 +4839,6 @@
               <w:t>sNo</w:t>
             </w:r>
             <w:proofErr w:type="spellEnd"/>
-            <w:r>
-              <w:rPr>
-                <w:rFonts w:ascii="Helvetica Neue" w:eastAsia="Times New Roman" w:hAnsi="Helvetica Neue" w:cs="Arial"/>
-                <w:color w:val="000000"/>
-                <w:kern w:val="0"/>
-                <w:sz w:val="18"/>
-                <w:szCs w:val="18"/>
-                <w14:ligatures w14:val="none"/>
-              </w:rPr>
-              <w:t>]]</w:t>
-            </w:r>
-          </w:p>
-        </w:tc>
-        <w:tc>
-          <w:tcPr>
-            <w:tcW w:w="992" w:type="dxa"/>
-            <w:vAlign w:val="center"/>
-          </w:tcPr>
-          <w:p>
-            <w:pPr>
-              <w:rPr>
-                <w:rFonts w:ascii="Helvetica Neue" w:eastAsia="Times New Roman" w:hAnsi="Helvetica Neue" w:cs="Arial"/>
-                <w:color w:val="000000"/>
-                <w:kern w:val="0"/>
-                <w:sz w:val="18"/>
-                <w:szCs w:val="18"/>
-                <w:lang w:val="en-US"/>
-                <w14:ligatures w14:val="none"/>
-              </w:rPr>
-            </w:pPr>
-            <w:r>
-              <w:rPr>
-                <w:rFonts w:ascii="Helvetica Neue" w:eastAsia="Times New Roman" w:hAnsi="Helvetica Neue" w:cs="Arial"/>
-                <w:color w:val="000000"/>
-                <w:kern w:val="0"/>
-                <w:sz w:val="18"/>
-                <w:szCs w:val="18"/>
-                <w14:ligatures w14:val="none"/>
-              </w:rPr>
-              <w:t>[[$</w:t>
-            </w:r>
-            <w:proofErr w:type="spellStart"/>
-            <w:r>
-              <w:rPr>
-                <w:rFonts w:ascii="Helvetica Neue" w:eastAsia="Times New Roman" w:hAnsi="Helvetica Neue" w:cs="Arial"/>
-                <w:color w:val="000000"/>
-                <w:kern w:val="0"/>
-                <w:sz w:val="18"/>
-                <w:szCs w:val="18"/>
-                <w14:ligatures w14:val="none"/>
-              </w:rPr>
-              <w:t>s.tag</w:t>
-            </w:r>
-            <w:proofErr w:type="spellEnd"/>
-            <w:r>
-              <w:rPr>
-                <w:rFonts w:ascii="Helvetica Neue" w:eastAsia="Times New Roman" w:hAnsi="Helvetica Neue" w:cs="Arial"/>
-                <w:color w:val="000000"/>
-                <w:kern w:val="0"/>
-                <w:sz w:val="18"/>
-                <w:szCs w:val="18"/>
-                <w14:ligatures w14:val="none"/>
-              </w:rPr>
-              <w:t>]]</w:t>
-            </w:r>
-          </w:p>
-        </w:tc>
-        <w:tc>
-          <w:tcPr>
-            <w:tcW w:w="4536" w:type="dxa"/>
-            <w:gridSpan w:val="3"/>
-            <w:vAlign w:val="center"/>
-          </w:tcPr>
-          <w:p>
-            <w:pPr>
-              <w:outlineLvl w:val="1"/>
-              <w:rPr>
-                <w:rFonts w:ascii="Helvetica Neue" w:eastAsia="Times New Roman" w:hAnsi="Helvetica Neue" w:cs="Arial"/>
-                <w:b/>
-                <w:bCs/>
-                <w:color w:val="000000"/>
-                <w:kern w:val="0"/>
-                <w:sz w:val="10"/>
-                <w:szCs w:val="10"/>
-                <w:u w:val="single"/>
-                <w14:ligatures w14:val="none"/>
-              </w:rPr>
-            </w:pPr>
-            <w:r>
-              <w:rPr>
-                <w:rFonts w:ascii="Helvetica Neue" w:eastAsia="Times New Roman" w:hAnsi="Helvetica Neue" w:cs="Arial"/>
-                <w:color w:val="000000"/>
-                <w:kern w:val="0"/>
-                <w:sz w:val="18"/>
-                <w:szCs w:val="18"/>
-                <w14:ligatures w14:val="none"/>
-              </w:rPr>
-              <w:t>[[$</w:t>
-            </w:r>
-            <w:proofErr w:type="spellStart"/>
-            <w:proofErr w:type="gramStart"/>
-            <w:r>
-              <w:rPr>
-                <w:rFonts w:ascii="Helvetica Neue" w:eastAsia="Times New Roman" w:hAnsi="Helvetica Neue" w:cs="Arial"/>
-                <w:color w:val="000000"/>
-                <w:kern w:val="0"/>
-                <w:sz w:val="18"/>
-                <w:szCs w:val="18"/>
-                <w14:ligatures w14:val="none"/>
-              </w:rPr>
-              <w:t>s.cartTitle</w:t>
-            </w:r>
-            <w:proofErr w:type="spellEnd"/>
-            <w:proofErr w:type="gramEnd"/>
             <w:r>
               <w:rPr>
                 <w:rFonts w:ascii="Helvetica Neue" w:eastAsia="Times New Roman" w:hAnsi="Helvetica Neue" w:cs="Arial"/>
@@ -4989,6 +4855,118 @@
         <w:tc>
           <w:tcPr>
             <w:tcW w:w="851" w:type="dxa"/>
+            <w:vAlign w:val="center"/>
+          </w:tcPr>
+          <w:p>
+            <w:pPr>
+              <w:rPr>
+                <w:rFonts w:ascii="Helvetica Neue" w:eastAsia="Times New Roman" w:hAnsi="Helvetica Neue" w:cs="Arial"/>
+                <w:color w:val="000000"/>
+                <w:kern w:val="0"/>
+                <w:sz w:val="18"/>
+                <w:szCs w:val="18"/>
+                <w:lang w:val="en-US"/>
+                <w14:ligatures w14:val="none"/>
+              </w:rPr>
+            </w:pPr>
+            <w:r>
+              <w:rPr>
+                <w:rFonts w:ascii="Helvetica Neue" w:eastAsia="Times New Roman" w:hAnsi="Helvetica Neue" w:cs="Arial"/>
+                <w:color w:val="000000"/>
+                <w:kern w:val="0"/>
+                <w:sz w:val="18"/>
+                <w:szCs w:val="18"/>
+                <w14:ligatures w14:val="none"/>
+              </w:rPr>
+              <w:t>[[$</w:t>
+            </w:r>
+            <w:proofErr w:type="spellStart"/>
+            <w:r>
+              <w:rPr>
+                <w:rFonts w:ascii="Helvetica Neue" w:eastAsia="Times New Roman" w:hAnsi="Helvetica Neue" w:cs="Arial"/>
+                <w:color w:val="000000"/>
+                <w:kern w:val="0"/>
+                <w:sz w:val="18"/>
+                <w:szCs w:val="18"/>
+                <w14:ligatures w14:val="none"/>
+              </w:rPr>
+              <w:t>s.tag</w:t>
+            </w:r>
+            <w:proofErr w:type="spellEnd"/>
+            <w:r>
+              <w:rPr>
+                <w:rFonts w:ascii="Helvetica Neue" w:eastAsia="Times New Roman" w:hAnsi="Helvetica Neue" w:cs="Arial"/>
+                <w:color w:val="000000"/>
+                <w:kern w:val="0"/>
+                <w:sz w:val="18"/>
+                <w:szCs w:val="18"/>
+                <w14:ligatures w14:val="none"/>
+              </w:rPr>
+              <w:t>]]</w:t>
+            </w:r>
+          </w:p>
+        </w:tc>
+        <w:tc>
+          <w:tcPr>
+            <w:tcW w:w="5103" w:type="dxa"/>
+            <w:gridSpan w:val="3"/>
+            <w:vAlign w:val="center"/>
+          </w:tcPr>
+          <w:p>
+            <w:pPr>
+              <w:outlineLvl w:val="1"/>
+              <w:rPr>
+                <w:rFonts w:ascii="Helvetica Neue" w:eastAsia="Times New Roman" w:hAnsi="Helvetica Neue" w:cs="Arial"/>
+                <w:b/>
+                <w:bCs/>
+                <w:color w:val="000000"/>
+                <w:kern w:val="0"/>
+                <w:sz w:val="10"/>
+                <w:szCs w:val="10"/>
+                <w:u w:val="single"/>
+                <w14:ligatures w14:val="none"/>
+              </w:rPr>
+            </w:pPr>
+            <w:r>
+              <w:rPr>
+                <w:rFonts w:ascii="Helvetica Neue" w:eastAsia="Times New Roman" w:hAnsi="Helvetica Neue" w:cs="Arial"/>
+                <w:color w:val="000000"/>
+                <w:kern w:val="0"/>
+                <w:sz w:val="18"/>
+                <w:szCs w:val="18"/>
+                <w14:ligatures w14:val="none"/>
+              </w:rPr>
+              <w:t>[[$</w:t>
+            </w:r>
+            <w:proofErr w:type="spellStart"/>
+            <w:r>
+              <w:rPr>
+                <w:rFonts w:ascii="Helvetica Neue" w:eastAsia="Times New Roman" w:hAnsi="Helvetica Neue" w:cs="Arial"/>
+                <w:color w:val="000000"/>
+                <w:kern w:val="0"/>
+                <w:sz w:val="18"/>
+                <w:szCs w:val="18"/>
+                <w14:ligatures w14:val="none"/>
+              </w:rPr>
+              <w:t>s.cartTitle</w:t>
+            </w:r>
+            <w:proofErr w:type="spellEnd"/>
+            <w:r>
+              <w:rPr>
+                <w:rFonts w:ascii="Helvetica Neue" w:eastAsia="Times New Roman" w:hAnsi="Helvetica Neue" w:cs="Arial"/>
+                <w:color w:val="000000"/>
+                <w:kern w:val="0"/>
+                <w:sz w:val="18"/>
+                <w:szCs w:val="18"/>
+                <w14:ligatures w14:val="none"/>
+              </w:rPr>
+              <w:t>]]</w:t>
+            </w:r>
+          </w:p>
+        </w:tc>
+        <w:tc>
+          <w:tcPr>
+            <w:tcW w:w="709" w:type="dxa"/>
             <w:vAlign w:val="center"/>
           </w:tcPr>
           <w:p>
@@ -5072,7 +5050,6 @@
               <w:t>[[$</w:t>
             </w:r>
             <w:proofErr w:type="spellStart"/>
-            <w:proofErr w:type="gramStart"/>
             <w:r>
               <w:rPr>
                 <w:rFonts w:ascii="Helvetica Neue" w:eastAsia="Times New Roman" w:hAnsi="Helvetica Neue" w:cs="Arial"/>
@@ -5096,7 +5073,6 @@
               <w:t>rate</w:t>
             </w:r>
             <w:proofErr w:type="spellEnd"/>
-            <w:proofErr w:type="gramEnd"/>
             <w:r>
               <w:rPr>
                 <w:rFonts w:ascii="Helvetica Neue" w:eastAsia="Times New Roman" w:hAnsi="Helvetica Neue" w:cs="Arial"/>
@@ -5140,7 +5116,6 @@
               <w:t>[[$</w:t>
             </w:r>
             <w:proofErr w:type="spellStart"/>
-            <w:proofErr w:type="gramStart"/>
             <w:r>
               <w:rPr>
                 <w:rFonts w:ascii="Helvetica Neue" w:eastAsia="Times New Roman" w:hAnsi="Helvetica Neue" w:cs="Arial"/>
@@ -5164,7 +5139,6 @@
               <w:t>amount</w:t>
             </w:r>
             <w:proofErr w:type="spellEnd"/>
-            <w:proofErr w:type="gramEnd"/>
             <w:r>
               <w:rPr>
                 <w:rFonts w:ascii="Helvetica Neue" w:eastAsia="Times New Roman" w:hAnsi="Helvetica Neue" w:cs="Arial"/>
@@ -5180,7 +5154,7 @@
         </w:tc>
         <w:tc>
           <w:tcPr>
-            <w:tcW w:w="1701" w:type="dxa"/>
+            <w:tcW w:w="1559" w:type="dxa"/>
             <w:vAlign w:val="center"/>
           </w:tcPr>
           <w:p>
@@ -5209,7 +5183,6 @@
               <w:t>[[$</w:t>
             </w:r>
             <w:proofErr w:type="spellStart"/>
-            <w:proofErr w:type="gramStart"/>
             <w:r>
               <w:rPr>
                 <w:rFonts w:ascii="Helvetica Neue" w:eastAsia="Times New Roman" w:hAnsi="Helvetica Neue" w:cs="Arial"/>
@@ -5223,7 +5196,6 @@
               <w:t>s.notes</w:t>
             </w:r>
             <w:proofErr w:type="spellEnd"/>
-            <w:proofErr w:type="gramEnd"/>
             <w:r>
               <w:rPr>
                 <w:rFonts w:ascii="Helvetica Neue" w:eastAsia="Times New Roman" w:hAnsi="Helvetica Neue" w:cs="Arial"/>
@@ -5373,7 +5345,7 @@
       <w:tr>
         <w:tc>
           <w:tcPr>
-            <w:tcW w:w="6237" w:type="dxa"/>
+            <w:tcW w:w="6521" w:type="dxa"/>
             <w:gridSpan w:val="5"/>
             <w:vAlign w:val="center"/>
           </w:tcPr>
@@ -5406,7 +5378,7 @@
         </w:tc>
         <w:tc>
           <w:tcPr>
-            <w:tcW w:w="851" w:type="dxa"/>
+            <w:tcW w:w="709" w:type="dxa"/>
             <w:vAlign w:val="center"/>
           </w:tcPr>
           <w:p>
@@ -5437,7 +5409,6 @@
               <w:t>[[$</w:t>
             </w:r>
             <w:proofErr w:type="spellStart"/>
-            <w:proofErr w:type="gramStart"/>
             <w:r>
               <w:rPr>
                 <w:rFonts w:ascii="Helvetica Neue" w:eastAsia="Times New Roman" w:hAnsi="Helvetica Neue" w:cs="Arial"/>
@@ -5452,7 +5423,6 @@
               </w:rPr>
               <w:t>item.summary</w:t>
             </w:r>
-            <w:proofErr w:type="gramEnd"/>
             <w:r>
               <w:rPr>
                 <w:rFonts w:ascii="Helvetica Neue" w:eastAsia="Times New Roman" w:hAnsi="Helvetica Neue" w:cs="Arial"/>
@@ -5564,35 +5534,19 @@
               <w:t>[[$</w:t>
             </w:r>
             <w:proofErr w:type="spellStart"/>
-            <w:proofErr w:type="gramStart"/>
-            <w:r>
-              <w:rPr>
-                <w:rFonts w:ascii="Helvetica Neue" w:eastAsia="Times New Roman" w:hAnsi="Helvetica Neue" w:cs="Arial"/>
-                <w:b/>
-                <w:bCs/>
-                <w:color w:val="000000"/>
-                <w:kern w:val="0"/>
-                <w:sz w:val="18"/>
-                <w:szCs w:val="18"/>
-                <w:lang w:val="en-US"/>
-                <w14:ligatures w14:val="none"/>
-              </w:rPr>
-              <w:t>item.summary</w:t>
-            </w:r>
-            <w:proofErr w:type="gramEnd"/>
-            <w:r>
-              <w:rPr>
-                <w:rFonts w:ascii="Helvetica Neue" w:eastAsia="Times New Roman" w:hAnsi="Helvetica Neue" w:cs="Arial"/>
-                <w:b/>
-                <w:bCs/>
-                <w:color w:val="000000"/>
-                <w:kern w:val="0"/>
-                <w:sz w:val="18"/>
-                <w:szCs w:val="18"/>
-                <w:lang w:val="en-US"/>
-                <w14:ligatures w14:val="none"/>
-              </w:rPr>
-              <w:t>.</w:t>
+            <w:r>
+              <w:rPr>
+                <w:rFonts w:ascii="Helvetica Neue" w:eastAsia="Times New Roman" w:hAnsi="Helvetica Neue" w:cs="Arial"/>
+                <w:b/>
+                <w:bCs/>
+                <w:color w:val="000000"/>
+                <w:kern w:val="0"/>
+                <w:sz w:val="18"/>
+                <w:szCs w:val="18"/>
+                <w:lang w:val="en-US"/>
+                <w14:ligatures w14:val="none"/>
+              </w:rPr>
+              <w:t>item.summary.</w:t>
             </w:r>
             <w:r>
               <w:rPr>
@@ -5627,7 +5581,7 @@
         </w:tc>
         <w:tc>
           <w:tcPr>
-            <w:tcW w:w="1701" w:type="dxa"/>
+            <w:tcW w:w="1559" w:type="dxa"/>
           </w:tcPr>
           <w:p>
             <w:pPr>
@@ -5843,21 +5797,7 @@
         <w:rPr>
           <w:rFonts w:ascii="Helvetica Neue" w:hAnsi="Helvetica Neue" w:cs="Arial"/>
         </w:rPr>
-        <w:t>.</w:t>
-      </w:r>
-      <w:proofErr w:type="gramStart"/>
-      <w:r>
-        <w:rPr>
-          <w:rFonts w:ascii="Helvetica Neue" w:hAnsi="Helvetica Neue" w:cs="Arial"/>
-        </w:rPr>
-        <w:t>ci.companyinfo</w:t>
-      </w:r>
-      <w:proofErr w:type="gramEnd"/>
-      <w:r>
-        <w:rPr>
-          <w:rFonts w:ascii="Helvetica Neue" w:hAnsi="Helvetica Neue" w:cs="Arial"/>
-        </w:rPr>
-        <w:t>.</w:t>
+        <w:t>.ci.companyinfo.</w:t>
       </w:r>
       <w:proofErr w:type="spellStart"/>
       <w:r>
@@ -5904,21 +5844,7 @@
           <w:rFonts w:ascii="Helvetica Neue" w:hAnsi="Helvetica Neue" w:cs="Arial"/>
         </w:rPr>
         <w:lastRenderedPageBreak/>
-        <w:t>[[rtf .</w:t>
-      </w:r>
-      <w:proofErr w:type="gramStart"/>
-      <w:r>
-        <w:rPr>
-          <w:rFonts w:ascii="Helvetica Neue" w:hAnsi="Helvetica Neue" w:cs="Arial"/>
-        </w:rPr>
-        <w:t>ci.companyinfo</w:t>
-      </w:r>
-      <w:proofErr w:type="gramEnd"/>
-      <w:r>
-        <w:rPr>
-          <w:rFonts w:ascii="Helvetica Neue" w:hAnsi="Helvetica Neue" w:cs="Arial"/>
-        </w:rPr>
-        <w:t>.</w:t>
+        <w:t>[[rtf .ci.companyinfo.</w:t>
       </w:r>
       <w:proofErr w:type="spellStart"/>
       <w:r>
@@ -5944,12 +5870,10 @@
     <w:sectPr>
       <w:headerReference w:type="even" r:id="rId8"/>
       <w:headerReference w:type="default" r:id="rId9"/>
-      <w:footerReference w:type="even" r:id="rId10"/>
-      <w:footerReference w:type="default" r:id="rId11"/>
-      <w:headerReference w:type="first" r:id="rId12"/>
-      <w:footerReference w:type="first" r:id="rId13"/>
+      <w:footerReference w:type="default" r:id="rId10"/>
+      <w:headerReference w:type="first" r:id="rId11"/>
       <w:pgSz w:w="12240" w:h="15840"/>
-      <w:pgMar w:top="1279" w:right="594" w:bottom="1440" w:left="589" w:header="0" w:footer="708" w:gutter="0"/>
+      <w:pgMar w:top="158" w:right="594" w:bottom="1440" w:left="589" w:header="0" w:footer="190" w:gutter="0"/>
       <w:cols w:space="708"/>
       <w:docGrid w:linePitch="360"/>
     </w:sectPr>
@@ -5986,37 +5910,22 @@
 <w:ftr xmlns:wpc="http://schemas.microsoft.com/office/word/2010/wordprocessingCanvas" xmlns:cx="http://schemas.microsoft.com/office/drawing/2014/chartex" xmlns:cx1="http://schemas.microsoft.com/office/drawing/2015/9/8/chartex" xmlns:cx2="http://schemas.microsoft.com/office/drawing/2015/10/21/chartex" xmlns:cx3="http://schemas.microsoft.com/office/drawing/2016/5/9/chartex" xmlns:cx4="http://schemas.microsoft.com/office/drawing/2016/5/10/chartex" xmlns:cx5="http://schemas.microsoft.com/office/drawing/2016/5/11/chartex" xmlns:cx6="http://schemas.microsoft.com/office/drawing/2016/5/12/chartex" xmlns:cx7="http://schemas.microsoft.com/office/drawing/2016/5/13/chartex" xmlns:cx8="http://schemas.microsoft.com/office/drawing/2016/5/14/chartex" xmlns:mc="http://schemas.openxmlformats.org/markup-compatibility/2006" xmlns:aink="http://schemas.microsoft.com/office/drawing/2016/ink" xmlns:am3d="http://schemas.microsoft.com/office/drawing/2017/model3d" xmlns:o="urn:schemas-microsoft-com:office:office" xmlns:oel="http://schemas.microsoft.com/office/2019/extlst" xmlns:r="http://schemas.openxmlformats.org/officeDocument/2006/relationships" xmlns:m="http://schemas.openxmlformats.org/officeDocument/2006/math" xmlns:v="urn:schemas-microsoft-com:vml" xmlns:wp14="http://schemas.microsoft.com/office/word/2010/wordprocessingDrawing" xmlns:wp="http://schemas.openxmlformats.org/drawingml/2006/wordprocessingDrawing" xmlns:w10="urn:schemas-microsoft-com:office:word" xmlns:w="http://schemas.openxmlformats.org/wordprocessingml/2006/main" xmlns:w14="http://schemas.microsoft.com/office/word/2010/wordml" xmlns:w15="http://schemas.microsoft.com/office/word/2012/wordml" xmlns:w16cex="http://schemas.microsoft.com/office/word/2018/wordml/cex" xmlns:w16cid="http://schemas.microsoft.com/office/word/2016/wordml/cid" xmlns:w16="http://schemas.microsoft.com/office/word/2018/wordml" xmlns:w16du="http://schemas.microsoft.com/office/word/2023/wordml/word16du" xmlns:w16sdtdh="http://schemas.microsoft.com/office/word/2020/wordml/sdtdatahash" xmlns:w16sdtfl="http://schemas.microsoft.com/office/word/2024/wordml/sdtformatlock" xmlns:w16se="http://schemas.microsoft.com/office/word/2015/wordml/symex" xmlns:wpg="http://schemas.microsoft.com/office/word/2010/wordprocessingGroup" xmlns:wpi="http://schemas.microsoft.com/office/word/2010/wordprocessingInk" xmlns:wne="http://schemas.microsoft.com/office/word/2006/wordml" xmlns:wps="http://schemas.microsoft.com/office/word/2010/wordprocessingShape" mc:Ignorable="w14 w15 w16se w16cid w16 w16cex w16sdtdh w16sdtfl w16du wp14">
   <w:p>
     <w:pPr>
-      <w:pStyle w:val="Footer"/>
-    </w:pPr>
-  </w:p>
-</w:ftr>
-</file>
-
-<file path=word/footer2.xml><?xml version="1.0" encoding="utf-8"?>
-<w:ftr xmlns:wpc="http://schemas.microsoft.com/office/word/2010/wordprocessingCanvas" xmlns:cx="http://schemas.microsoft.com/office/drawing/2014/chartex" xmlns:cx1="http://schemas.microsoft.com/office/drawing/2015/9/8/chartex" xmlns:cx2="http://schemas.microsoft.com/office/drawing/2015/10/21/chartex" xmlns:cx3="http://schemas.microsoft.com/office/drawing/2016/5/9/chartex" xmlns:cx4="http://schemas.microsoft.com/office/drawing/2016/5/10/chartex" xmlns:cx5="http://schemas.microsoft.com/office/drawing/2016/5/11/chartex" xmlns:cx6="http://schemas.microsoft.com/office/drawing/2016/5/12/chartex" xmlns:cx7="http://schemas.microsoft.com/office/drawing/2016/5/13/chartex" xmlns:cx8="http://schemas.microsoft.com/office/drawing/2016/5/14/chartex" xmlns:mc="http://schemas.openxmlformats.org/markup-compatibility/2006" xmlns:aink="http://schemas.microsoft.com/office/drawing/2016/ink" xmlns:am3d="http://schemas.microsoft.com/office/drawing/2017/model3d" xmlns:o="urn:schemas-microsoft-com:office:office" xmlns:oel="http://schemas.microsoft.com/office/2019/extlst" xmlns:r="http://schemas.openxmlformats.org/officeDocument/2006/relationships" xmlns:m="http://schemas.openxmlformats.org/officeDocument/2006/math" xmlns:v="urn:schemas-microsoft-com:vml" xmlns:wp14="http://schemas.microsoft.com/office/word/2010/wordprocessingDrawing" xmlns:wp="http://schemas.openxmlformats.org/drawingml/2006/wordprocessingDrawing" xmlns:w10="urn:schemas-microsoft-com:office:word" xmlns:w="http://schemas.openxmlformats.org/wordprocessingml/2006/main" xmlns:w14="http://schemas.microsoft.com/office/word/2010/wordml" xmlns:w15="http://schemas.microsoft.com/office/word/2012/wordml" xmlns:w16cex="http://schemas.microsoft.com/office/word/2018/wordml/cex" xmlns:w16cid="http://schemas.microsoft.com/office/word/2016/wordml/cid" xmlns:w16="http://schemas.microsoft.com/office/word/2018/wordml" xmlns:w16du="http://schemas.microsoft.com/office/word/2023/wordml/word16du" xmlns:w16sdtdh="http://schemas.microsoft.com/office/word/2020/wordml/sdtdatahash" xmlns:w16sdtfl="http://schemas.microsoft.com/office/word/2024/wordml/sdtformatlock" xmlns:w16se="http://schemas.microsoft.com/office/word/2015/wordml/symex" xmlns:wpg="http://schemas.microsoft.com/office/word/2010/wordprocessingGroup" xmlns:wpi="http://schemas.microsoft.com/office/word/2010/wordprocessingInk" xmlns:wne="http://schemas.microsoft.com/office/word/2006/wordml" xmlns:wps="http://schemas.microsoft.com/office/word/2010/wordprocessingShape" mc:Ignorable="w14 w15 w16se w16cid w16 w16cex w16sdtdh w16sdtfl w16du wp14">
-  <w:p>
-    <w:pPr>
       <w:pStyle w:val="NormalWeb"/>
       <w:spacing w:before="0" w:beforeAutospacing="0"/>
-      <w:jc w:val="center"/>
       <w:rPr>
         <w:noProof/>
       </w:rPr>
     </w:pPr>
     <w:r>
       <w:rPr>
-        <w:rFonts w:ascii="Arial" w:hAnsi="Arial" w:cs="Arial"/>
         <w:noProof/>
-        <w:color w:val="auto"/>
-        <w:sz w:val="18"/>
-        <w:szCs w:val="18"/>
         <w14:ligatures w14:val="standardContextual"/>
       </w:rPr>
       <w:drawing>
-        <wp:inline distT="0" distB="0" distL="0" distR="0" wp14:anchorId="7EF9D7B8" wp14:editId="294C7762">
-          <wp:extent cx="7021195" cy="649605"/>
-          <wp:effectExtent l="0" t="0" r="1905" b="0"/>
-          <wp:docPr id="1447021868" name="Picture 5"/>
+        <wp:inline distT="0" distB="0" distL="0" distR="0" wp14:anchorId="110AB4F7" wp14:editId="67A87B7E">
+          <wp:extent cx="7011013" cy="616270"/>
+          <wp:effectExtent l="0" t="0" r="0" b="6350"/>
+          <wp:docPr id="1270062149" name="Picture 2"/>
           <wp:cNvGraphicFramePr>
             <a:graphicFrameLocks xmlns:a="http://schemas.openxmlformats.org/drawingml/2006/main" noChangeAspect="1"/>
           </wp:cNvGraphicFramePr>
@@ -6024,7 +5933,7 @@
             <a:graphicData uri="http://schemas.openxmlformats.org/drawingml/2006/picture">
               <pic:pic xmlns:pic="http://schemas.openxmlformats.org/drawingml/2006/picture">
                 <pic:nvPicPr>
-                  <pic:cNvPr id="1447021868" name="Picture 1447021868"/>
+                  <pic:cNvPr id="1270062149" name="Picture 1270062149"/>
                   <pic:cNvPicPr/>
                 </pic:nvPicPr>
                 <pic:blipFill rotWithShape="1">
@@ -6035,7 +5944,7 @@
                       </a:ext>
                     </a:extLst>
                   </a:blip>
-                  <a:srcRect l="1836" t="14301" r="1451" b="11264"/>
+                  <a:srcRect l="2077" t="14963" r="1698" b="14774"/>
                   <a:stretch>
                     <a:fillRect/>
                   </a:stretch>
@@ -6043,7 +5952,7 @@
                 <pic:spPr bwMode="auto">
                   <a:xfrm>
                     <a:off x="0" y="0"/>
-                    <a:ext cx="7021195" cy="649605"/>
+                    <a:ext cx="7079922" cy="622327"/>
                   </a:xfrm>
                   <a:prstGeom prst="rect">
                     <a:avLst/>
@@ -6068,10 +5977,160 @@
     <w:pPr>
       <w:pStyle w:val="NormalWeb"/>
       <w:spacing w:before="0" w:beforeAutospacing="0"/>
+      <w:jc w:val="center"/>
       <w:rPr>
-        <w:noProof/>
+        <w:rFonts w:ascii="Arial" w:hAnsi="Arial" w:cs="Arial"/>
+        <w:color w:val="auto"/>
+        <w:sz w:val="18"/>
+        <w:szCs w:val="18"/>
       </w:rPr>
     </w:pPr>
+    <w:r>
+      <w:rPr>
+        <w:rFonts w:ascii="Arial" w:hAnsi="Arial" w:cs="Arial"/>
+        <w:color w:val="auto"/>
+        <w:sz w:val="18"/>
+        <w:szCs w:val="18"/>
+      </w:rPr>
+      <w:t>[[</w:t>
+    </w:r>
+    <w:r>
+      <w:rPr>
+        <w:rFonts w:ascii="Arial" w:hAnsi="Arial" w:cs="Arial"/>
+        <w:color w:val="auto"/>
+        <w:sz w:val="18"/>
+        <w:szCs w:val="18"/>
+      </w:rPr>
+      <w:t>.qt</w:t>
+    </w:r>
+    <w:r>
+      <w:rPr>
+        <w:rFonts w:ascii="Arial" w:hAnsi="Arial" w:cs="Arial"/>
+        <w:color w:val="auto"/>
+        <w:sz w:val="18"/>
+        <w:szCs w:val="18"/>
+      </w:rPr>
+      <w:t>.name</w:t>
+    </w:r>
+    <w:r>
+      <w:rPr>
+        <w:rFonts w:ascii="Arial" w:hAnsi="Arial" w:cs="Arial"/>
+        <w:color w:val="auto"/>
+        <w:sz w:val="18"/>
+        <w:szCs w:val="18"/>
+      </w:rPr>
+      <w:t xml:space="preserve">]] | Printed on </w:t>
+    </w:r>
+    <w:r>
+      <w:rPr>
+        <w:rFonts w:ascii="Arial" w:hAnsi="Arial" w:cs="Arial"/>
+        <w:color w:val="auto"/>
+        <w:sz w:val="18"/>
+        <w:szCs w:val="18"/>
+      </w:rPr>
+      <w:fldChar w:fldCharType="begin"/>
+    </w:r>
+    <w:r>
+      <w:rPr>
+        <w:rFonts w:ascii="Arial" w:hAnsi="Arial" w:cs="Arial"/>
+        <w:color w:val="auto"/>
+        <w:sz w:val="18"/>
+        <w:szCs w:val="18"/>
+        <w:lang w:val="en-US"/>
+      </w:rPr>
+      <w:instrText xml:space="preserve"> DATE \@ "d-MMM-yy" </w:instrText>
+    </w:r>
+    <w:r>
+      <w:rPr>
+        <w:rFonts w:ascii="Arial" w:hAnsi="Arial" w:cs="Arial"/>
+        <w:color w:val="auto"/>
+        <w:sz w:val="18"/>
+        <w:szCs w:val="18"/>
+      </w:rPr>
+      <w:fldChar w:fldCharType="separate"/>
+    </w:r>
+    <w:r>
+      <w:rPr>
+        <w:rFonts w:ascii="Arial" w:hAnsi="Arial" w:cs="Arial"/>
+        <w:noProof/>
+        <w:color w:val="auto"/>
+        <w:sz w:val="18"/>
+        <w:szCs w:val="18"/>
+        <w:lang w:val="en-US"/>
+      </w:rPr>
+      <w:t>21-Jul-25</w:t>
+    </w:r>
+    <w:r>
+      <w:rPr>
+        <w:rFonts w:ascii="Arial" w:hAnsi="Arial" w:cs="Arial"/>
+        <w:color w:val="auto"/>
+        <w:sz w:val="18"/>
+        <w:szCs w:val="18"/>
+      </w:rPr>
+      <w:fldChar w:fldCharType="end"/>
+    </w:r>
+    <w:r>
+      <w:rPr>
+        <w:rFonts w:ascii="Arial" w:hAnsi="Arial" w:cs="Arial"/>
+        <w:color w:val="auto"/>
+        <w:sz w:val="18"/>
+        <w:szCs w:val="18"/>
+        <w:lang w:val="en-US"/>
+      </w:rPr>
+      <w:t>, By</w:t>
+    </w:r>
+    <w:r>
+      <w:rPr>
+        <w:rFonts w:ascii="Arial" w:hAnsi="Arial" w:cs="Arial"/>
+        <w:color w:val="auto"/>
+        <w:sz w:val="18"/>
+        <w:szCs w:val="18"/>
+        <w:lang w:val="en-US"/>
+      </w:rPr>
+      <w:t xml:space="preserve"> </w:t>
+    </w:r>
+    <w:r>
+      <w:rPr>
+        <w:rFonts w:ascii="Arial" w:hAnsi="Arial" w:cs="Arial"/>
+        <w:color w:val="auto"/>
+        <w:sz w:val="18"/>
+        <w:szCs w:val="18"/>
+        <w:lang w:val="en-US"/>
+      </w:rPr>
+      <w:t xml:space="preserve"> [[.</w:t>
+    </w:r>
+    <w:proofErr w:type="spellStart"/>
+    <w:r>
+      <w:rPr>
+        <w:rFonts w:ascii="Arial" w:hAnsi="Arial" w:cs="Arial"/>
+        <w:color w:val="auto"/>
+        <w:sz w:val="18"/>
+        <w:szCs w:val="18"/>
+        <w:lang w:val="en-US"/>
+      </w:rPr>
+      <w:t>qt.user</w:t>
+    </w:r>
+    <w:r>
+      <w:rPr>
+        <w:rFonts w:ascii="Arial" w:hAnsi="Arial" w:cs="Arial"/>
+        <w:color w:val="auto"/>
+        <w:sz w:val="18"/>
+        <w:szCs w:val="18"/>
+        <w:lang w:val="en-US"/>
+      </w:rPr>
+      <w:t>Name</w:t>
+    </w:r>
+    <w:proofErr w:type="spellEnd"/>
+    <w:r>
+      <w:rPr>
+        <w:rFonts w:ascii="Arial" w:hAnsi="Arial" w:cs="Arial"/>
+        <w:color w:val="auto"/>
+        <w:sz w:val="18"/>
+        <w:szCs w:val="18"/>
+        <w:lang w:val="en-US"/>
+      </w:rPr>
+      <w:t>]]</w:t>
+    </w:r>
   </w:p>
   <w:p>
     <w:pPr>
@@ -6219,16 +6278,6 @@
 </w:ftr>
 </file>
 
-<file path=word/footer3.xml><?xml version="1.0" encoding="utf-8"?>
-<w:ftr xmlns:wpc="http://schemas.microsoft.com/office/word/2010/wordprocessingCanvas" xmlns:cx="http://schemas.microsoft.com/office/drawing/2014/chartex" xmlns:cx1="http://schemas.microsoft.com/office/drawing/2015/9/8/chartex" xmlns:cx2="http://schemas.microsoft.com/office/drawing/2015/10/21/chartex" xmlns:cx3="http://schemas.microsoft.com/office/drawing/2016/5/9/chartex" xmlns:cx4="http://schemas.microsoft.com/office/drawing/2016/5/10/chartex" xmlns:cx5="http://schemas.microsoft.com/office/drawing/2016/5/11/chartex" xmlns:cx6="http://schemas.microsoft.com/office/drawing/2016/5/12/chartex" xmlns:cx7="http://schemas.microsoft.com/office/drawing/2016/5/13/chartex" xmlns:cx8="http://schemas.microsoft.com/office/drawing/2016/5/14/chartex" xmlns:mc="http://schemas.openxmlformats.org/markup-compatibility/2006" xmlns:aink="http://schemas.microsoft.com/office/drawing/2016/ink" xmlns:am3d="http://schemas.microsoft.com/office/drawing/2017/model3d" xmlns:o="urn:schemas-microsoft-com:office:office" xmlns:oel="http://schemas.microsoft.com/office/2019/extlst" xmlns:r="http://schemas.openxmlformats.org/officeDocument/2006/relationships" xmlns:m="http://schemas.openxmlformats.org/officeDocument/2006/math" xmlns:v="urn:schemas-microsoft-com:vml" xmlns:wp14="http://schemas.microsoft.com/office/word/2010/wordprocessingDrawing" xmlns:wp="http://schemas.openxmlformats.org/drawingml/2006/wordprocessingDrawing" xmlns:w10="urn:schemas-microsoft-com:office:word" xmlns:w="http://schemas.openxmlformats.org/wordprocessingml/2006/main" xmlns:w14="http://schemas.microsoft.com/office/word/2010/wordml" xmlns:w15="http://schemas.microsoft.com/office/word/2012/wordml" xmlns:w16cex="http://schemas.microsoft.com/office/word/2018/wordml/cex" xmlns:w16cid="http://schemas.microsoft.com/office/word/2016/wordml/cid" xmlns:w16="http://schemas.microsoft.com/office/word/2018/wordml" xmlns:w16du="http://schemas.microsoft.com/office/word/2023/wordml/word16du" xmlns:w16sdtdh="http://schemas.microsoft.com/office/word/2020/wordml/sdtdatahash" xmlns:w16sdtfl="http://schemas.microsoft.com/office/word/2024/wordml/sdtformatlock" xmlns:w16se="http://schemas.microsoft.com/office/word/2015/wordml/symex" xmlns:wpg="http://schemas.microsoft.com/office/word/2010/wordprocessingGroup" xmlns:wpi="http://schemas.microsoft.com/office/word/2010/wordprocessingInk" xmlns:wne="http://schemas.microsoft.com/office/word/2006/wordml" xmlns:wps="http://schemas.microsoft.com/office/word/2010/wordprocessingShape" mc:Ignorable="w14 w15 w16se w16cid w16 w16cex w16sdtdh w16sdtfl w16du wp14">
-  <w:p>
-    <w:pPr>
-      <w:pStyle w:val="Footer"/>
-    </w:pPr>
-  </w:p>
-</w:ftr>
-</file>
-
 <file path=word/footnotes.xml><?xml version="1.0" encoding="utf-8"?>
 <w:footnotes xmlns:wpc="http://schemas.microsoft.com/office/word/2010/wordprocessingCanvas" xmlns:cx="http://schemas.microsoft.com/office/drawing/2014/chartex" xmlns:cx1="http://schemas.microsoft.com/office/drawing/2015/9/8/chartex" xmlns:cx2="http://schemas.microsoft.com/office/drawing/2015/10/21/chartex" xmlns:cx3="http://schemas.microsoft.com/office/drawing/2016/5/9/chartex" xmlns:cx4="http://schemas.microsoft.com/office/drawing/2016/5/10/chartex" xmlns:cx5="http://schemas.microsoft.com/office/drawing/2016/5/11/chartex" xmlns:cx6="http://schemas.microsoft.com/office/drawing/2016/5/12/chartex" xmlns:cx7="http://schemas.microsoft.com/office/drawing/2016/5/13/chartex" xmlns:cx8="http://schemas.microsoft.com/office/drawing/2016/5/14/chartex" xmlns:mc="http://schemas.openxmlformats.org/markup-compatibility/2006" xmlns:aink="http://schemas.microsoft.com/office/drawing/2016/ink" xmlns:am3d="http://schemas.microsoft.com/office/drawing/2017/model3d" xmlns:o="urn:schemas-microsoft-com:office:office" xmlns:oel="http://schemas.microsoft.com/office/2019/extlst" xmlns:r="http://schemas.openxmlformats.org/officeDocument/2006/relationships" xmlns:m="http://schemas.openxmlformats.org/officeDocument/2006/math" xmlns:v="urn:schemas-microsoft-com:vml" xmlns:wp14="http://schemas.microsoft.com/office/word/2010/wordprocessingDrawing" xmlns:wp="http://schemas.openxmlformats.org/drawingml/2006/wordprocessingDrawing" xmlns:w10="urn:schemas-microsoft-com:office:word" xmlns:w="http://schemas.openxmlformats.org/wordprocessingml/2006/main" xmlns:w14="http://schemas.microsoft.com/office/word/2010/wordml" xmlns:w15="http://schemas.microsoft.com/office/word/2012/wordml" xmlns:w16cex="http://schemas.microsoft.com/office/word/2018/wordml/cex" xmlns:w16cid="http://schemas.microsoft.com/office/word/2016/wordml/cid" xmlns:w16="http://schemas.microsoft.com/office/word/2018/wordml" xmlns:w16du="http://schemas.microsoft.com/office/word/2023/wordml/word16du" xmlns:w16sdtdh="http://schemas.microsoft.com/office/word/2020/wordml/sdtdatahash" xmlns:w16sdtfl="http://schemas.microsoft.com/office/word/2024/wordml/sdtformatlock" xmlns:w16se="http://schemas.microsoft.com/office/word/2015/wordml/symex" xmlns:wpg="http://schemas.microsoft.com/office/word/2010/wordprocessingGroup" xmlns:wpi="http://schemas.microsoft.com/office/word/2010/wordprocessingInk" xmlns:wne="http://schemas.microsoft.com/office/word/2006/wordml" xmlns:wps="http://schemas.microsoft.com/office/word/2010/wordprocessingShape" mc:Ignorable="w14 w15 w16se w16cid w16 w16cex w16sdtdh w16sdtfl w16du wp14">
   <w:footnote w:type="separator" w:id="-1">
@@ -6264,7 +6313,7 @@
       <w:rPr>
         <w:noProof/>
       </w:rPr>
-      <w:pict w14:anchorId="788F80C7">
+      <w:pict w14:anchorId="6F549784">
         <v:shapetype id="_x0000_t136" coordsize="21600,21600" o:spt="136" adj="10800" path="m@7,l@8,m@5,21600l@6,21600e">
           <v:formulas>
             <v:f eqn="sum #0 0 10800"/>
@@ -6289,7 +6338,7 @@
           </v:handles>
           <o:lock v:ext="edit" text="t" shapetype="t"/>
         </v:shapetype>
-        <v:shape id="PowerPlusWaterMarkObject867067360" o:spid="_x0000_s1027" type="#_x0000_t136" alt="" style="position:absolute;margin-left:0;margin-top:0;width:566.8pt;height:212.55pt;rotation:315;z-index:-251642880;mso-wrap-edited:f;mso-width-percent:0;mso-height-percent:0;mso-position-horizontal:center;mso-position-horizontal-relative:margin;mso-position-vertical:center;mso-position-vertical-relative:margin;mso-width-percent:0;mso-height-percent:0" o:allowincell="f" fillcolor="#d8d8d8 [2732]" stroked="f">
+        <v:shape id="PowerPlusWaterMarkObject865740128" o:spid="_x0000_s1027" type="#_x0000_t136" alt="" style="position:absolute;margin-left:0;margin-top:0;width:566.8pt;height:212.55pt;rotation:315;z-index:-251651072;mso-wrap-edited:f;mso-width-percent:0;mso-height-percent:0;mso-position-horizontal:center;mso-position-horizontal-relative:margin;mso-position-vertical:center;mso-position-vertical-relative:margin;mso-width-percent:0;mso-height-percent:0" o:allowincell="f" fillcolor="silver" stroked="f">
           <v:textpath style="font-family:&quot;Helvetica Neue&quot;;font-size:1pt;font-weight:bold;font-style:italic" string="DRAFT"/>
           <w10:wrap anchorx="margin" anchory="margin"/>
         </v:shape>
@@ -6307,7 +6356,7 @@
       <w:tabs>
         <w:tab w:val="left" w:pos="142"/>
       </w:tabs>
-      <w:spacing w:before="240" w:after="240"/>
+      <w:spacing w:after="240"/>
       <w:rPr>
         <w:noProof/>
       </w:rPr>
@@ -6316,7 +6365,7 @@
       <w:rPr>
         <w:noProof/>
       </w:rPr>
-      <w:pict w14:anchorId="679D3388">
+      <w:pict w14:anchorId="18308B12">
         <v:shapetype id="_x0000_t136" coordsize="21600,21600" o:spt="136" adj="10800" path="m@7,l@8,m@5,21600l@6,21600e">
           <v:formulas>
             <v:f eqn="sum #0 0 10800"/>
@@ -6341,7 +6390,7 @@
           </v:handles>
           <o:lock v:ext="edit" text="t" shapetype="t"/>
         </v:shapetype>
-        <v:shape id="PowerPlusWaterMarkObject867067361" o:spid="_x0000_s1026" type="#_x0000_t136" alt="" style="position:absolute;margin-left:0;margin-top:0;width:566.8pt;height:212.55pt;rotation:315;z-index:-251640832;mso-wrap-edited:f;mso-width-percent:0;mso-height-percent:0;mso-position-horizontal:center;mso-position-horizontal-relative:margin;mso-position-vertical:center;mso-position-vertical-relative:margin;mso-width-percent:0;mso-height-percent:0" o:allowincell="f" fillcolor="#d8d8d8 [2732]" stroked="f">
+        <v:shape id="PowerPlusWaterMarkObject865740129" o:spid="_x0000_s1026" type="#_x0000_t136" alt="" style="position:absolute;margin-left:0;margin-top:0;width:566.8pt;height:212.55pt;rotation:315;z-index:-251646976;mso-wrap-edited:f;mso-width-percent:0;mso-height-percent:0;mso-position-horizontal:center;mso-position-horizontal-relative:margin;mso-position-vertical:center;mso-position-vertical-relative:margin;mso-width-percent:0;mso-height-percent:0" o:allowincell="f" fillcolor="silver" stroked="f">
           <v:textpath style="font-family:&quot;Helvetica Neue&quot;;font-size:1pt;font-weight:bold;font-style:italic" string="DRAFT"/>
           <w10:wrap anchorx="margin" anchory="margin"/>
         </v:shape>
@@ -6352,10 +6401,10 @@
         <w:noProof/>
       </w:rPr>
       <w:drawing>
-        <wp:inline distT="0" distB="0" distL="0" distR="0" wp14:anchorId="25412873" wp14:editId="5C740751">
-          <wp:extent cx="7052553" cy="747027"/>
-          <wp:effectExtent l="0" t="0" r="0" b="2540"/>
-          <wp:docPr id="183835585" name="Picture 4"/>
+        <wp:inline distT="0" distB="0" distL="0" distR="0" wp14:anchorId="69940373" wp14:editId="4CD6F7CA">
+          <wp:extent cx="6984098" cy="679450"/>
+          <wp:effectExtent l="0" t="0" r="1270" b="0"/>
+          <wp:docPr id="194025014" name="Picture 1"/>
           <wp:cNvGraphicFramePr>
             <a:graphicFrameLocks xmlns:a="http://schemas.openxmlformats.org/drawingml/2006/main" noChangeAspect="1"/>
           </wp:cNvGraphicFramePr>
@@ -6363,7 +6412,7 @@
             <a:graphicData uri="http://schemas.openxmlformats.org/drawingml/2006/picture">
               <pic:pic xmlns:pic="http://schemas.openxmlformats.org/drawingml/2006/picture">
                 <pic:nvPicPr>
-                  <pic:cNvPr id="183835585" name="Picture 183835585"/>
+                  <pic:cNvPr id="194025014" name="Picture 194025014"/>
                   <pic:cNvPicPr/>
                 </pic:nvPicPr>
                 <pic:blipFill rotWithShape="1">
@@ -6374,7 +6423,7 @@
                       </a:ext>
                     </a:extLst>
                   </a:blip>
-                  <a:srcRect l="3656" r="4081"/>
+                  <a:srcRect l="4163" r="4666" b="9240"/>
                   <a:stretch>
                     <a:fillRect/>
                   </a:stretch>
@@ -6382,7 +6431,7 @@
                 <pic:spPr bwMode="auto">
                   <a:xfrm>
                     <a:off x="0" y="0"/>
-                    <a:ext cx="7113364" cy="753468"/>
+                    <a:ext cx="7909183" cy="769447"/>
                   </a:xfrm>
                   <a:prstGeom prst="rect">
                     <a:avLst/>
@@ -6416,7 +6465,7 @@
       <w:rPr>
         <w:noProof/>
       </w:rPr>
-      <w:pict w14:anchorId="3D247CA0">
+      <w:pict w14:anchorId="1D7B34EB">
         <v:shapetype id="_x0000_t136" coordsize="21600,21600" o:spt="136" adj="10800" path="m@7,l@8,m@5,21600l@6,21600e">
           <v:formulas>
             <v:f eqn="sum #0 0 10800"/>
@@ -6441,7 +6490,7 @@
           </v:handles>
           <o:lock v:ext="edit" text="t" shapetype="t"/>
         </v:shapetype>
-        <v:shape id="PowerPlusWaterMarkObject867067359" o:spid="_x0000_s1025" type="#_x0000_t136" alt="" style="position:absolute;margin-left:0;margin-top:0;width:566.8pt;height:212.55pt;rotation:315;z-index:-251644928;mso-wrap-edited:f;mso-width-percent:0;mso-height-percent:0;mso-position-horizontal:center;mso-position-horizontal-relative:margin;mso-position-vertical:center;mso-position-vertical-relative:margin;mso-width-percent:0;mso-height-percent:0" o:allowincell="f" fillcolor="#d8d8d8 [2732]" stroked="f">
+        <v:shape id="PowerPlusWaterMarkObject865740127" o:spid="_x0000_s1025" type="#_x0000_t136" alt="" style="position:absolute;margin-left:0;margin-top:0;width:566.8pt;height:212.55pt;rotation:315;z-index:-251655168;mso-wrap-edited:f;mso-width-percent:0;mso-height-percent:0;mso-position-horizontal:center;mso-position-horizontal-relative:margin;mso-position-vertical:center;mso-position-vertical-relative:margin;mso-width-percent:0;mso-height-percent:0" o:allowincell="f" fillcolor="silver" stroked="f">
           <v:textpath style="font-family:&quot;Helvetica Neue&quot;;font-size:1pt;font-weight:bold;font-style:italic" string="DRAFT"/>
           <w10:wrap anchorx="margin" anchory="margin"/>
         </v:shape>
@@ -7273,7 +7322,6 @@
   <w:style w:type="character" w:default="1" w:styleId="DefaultParagraphFont">
     <w:name w:val="Default Paragraph Font"/>
     <w:uiPriority w:val="1"/>
-    <w:semiHidden/>
     <w:unhideWhenUsed/>
   </w:style>
   <w:style w:type="table" w:default="1" w:styleId="TableNormal">

--- a/btb_cvs_support/document/templates/quotation_format_ae.docx
+++ b/btb_cvs_support/document/templates/quotation_format_ae.docx
@@ -123,18 +123,33 @@
               <w:t>[[.</w:t>
             </w:r>
             <w:proofErr w:type="spellStart"/>
-            <w:r>
-              <w:rPr>
-                <w:rFonts w:ascii="Helvetica Neue" w:eastAsia="Times New Roman" w:hAnsi="Helvetica Neue" w:cs="Arial"/>
-                <w:b/>
-                <w:bCs/>
-                <w:color w:val="000000"/>
-                <w:kern w:val="0"/>
-                <w:sz w:val="18"/>
-                <w:szCs w:val="18"/>
-                <w14:ligatures w14:val="none"/>
-              </w:rPr>
-              <w:t>qt.customer_name</w:t>
+            <w:proofErr w:type="gramStart"/>
+            <w:r>
+              <w:rPr>
+                <w:rFonts w:ascii="Helvetica Neue" w:eastAsia="Times New Roman" w:hAnsi="Helvetica Neue" w:cs="Arial"/>
+                <w:b/>
+                <w:bCs/>
+                <w:color w:val="000000"/>
+                <w:kern w:val="0"/>
+                <w:sz w:val="18"/>
+                <w:szCs w:val="18"/>
+                <w14:ligatures w14:val="none"/>
+              </w:rPr>
+              <w:t>qt.customer</w:t>
+            </w:r>
+            <w:proofErr w:type="gramEnd"/>
+            <w:r>
+              <w:rPr>
+                <w:rFonts w:ascii="Helvetica Neue" w:eastAsia="Times New Roman" w:hAnsi="Helvetica Neue" w:cs="Arial"/>
+                <w:b/>
+                <w:bCs/>
+                <w:color w:val="000000"/>
+                <w:kern w:val="0"/>
+                <w:sz w:val="18"/>
+                <w:szCs w:val="18"/>
+                <w14:ligatures w14:val="none"/>
+              </w:rPr>
+              <w:t>_name</w:t>
             </w:r>
             <w:proofErr w:type="spellEnd"/>
             <w:r>
@@ -244,7 +259,7 @@
                 <w:lang w:val="en-US"/>
                 <w14:ligatures w14:val="none"/>
               </w:rPr>
-              <w:t>21-Jul-25</w:t>
+              <w:t>30-Jul-25</w:t>
             </w:r>
             <w:r>
               <w:rPr>
@@ -317,16 +332,29 @@
               <w:t>[[.</w:t>
             </w:r>
             <w:proofErr w:type="spellStart"/>
-            <w:r>
-              <w:rPr>
-                <w:rFonts w:ascii="Helvetica Neue" w:eastAsia="Times New Roman" w:hAnsi="Helvetica Neue" w:cs="Arial"/>
-                <w:color w:val="000000"/>
-                <w:kern w:val="0"/>
-                <w:sz w:val="18"/>
-                <w:szCs w:val="18"/>
-                <w14:ligatures w14:val="none"/>
-              </w:rPr>
-              <w:t>qt.address_display</w:t>
+            <w:proofErr w:type="gramStart"/>
+            <w:r>
+              <w:rPr>
+                <w:rFonts w:ascii="Helvetica Neue" w:eastAsia="Times New Roman" w:hAnsi="Helvetica Neue" w:cs="Arial"/>
+                <w:color w:val="000000"/>
+                <w:kern w:val="0"/>
+                <w:sz w:val="18"/>
+                <w:szCs w:val="18"/>
+                <w14:ligatures w14:val="none"/>
+              </w:rPr>
+              <w:t>qt.address</w:t>
+            </w:r>
+            <w:proofErr w:type="gramEnd"/>
+            <w:r>
+              <w:rPr>
+                <w:rFonts w:ascii="Helvetica Neue" w:eastAsia="Times New Roman" w:hAnsi="Helvetica Neue" w:cs="Arial"/>
+                <w:color w:val="000000"/>
+                <w:kern w:val="0"/>
+                <w:sz w:val="18"/>
+                <w:szCs w:val="18"/>
+                <w14:ligatures w14:val="none"/>
+              </w:rPr>
+              <w:t>_display</w:t>
             </w:r>
             <w:proofErr w:type="spellEnd"/>
             <w:r>
@@ -403,7 +431,31 @@
                 <w:szCs w:val="18"/>
                 <w14:ligatures w14:val="none"/>
               </w:rPr>
-              <w:t>[[.qt.name]]</w:t>
+              <w:t>[</w:t>
+            </w:r>
+            <w:proofErr w:type="gramStart"/>
+            <w:r>
+              <w:rPr>
+                <w:rFonts w:ascii="Helvetica Neue" w:eastAsia="Times New Roman" w:hAnsi="Helvetica Neue" w:cs="Arial"/>
+                <w:color w:val="000000"/>
+                <w:kern w:val="0"/>
+                <w:sz w:val="18"/>
+                <w:szCs w:val="18"/>
+                <w14:ligatures w14:val="none"/>
+              </w:rPr>
+              <w:t>[.qt.name</w:t>
+            </w:r>
+            <w:proofErr w:type="gramEnd"/>
+            <w:r>
+              <w:rPr>
+                <w:rFonts w:ascii="Helvetica Neue" w:eastAsia="Times New Roman" w:hAnsi="Helvetica Neue" w:cs="Arial"/>
+                <w:color w:val="000000"/>
+                <w:kern w:val="0"/>
+                <w:sz w:val="18"/>
+                <w:szCs w:val="18"/>
+                <w14:ligatures w14:val="none"/>
+              </w:rPr>
+              <w:t>]]</w:t>
             </w:r>
           </w:p>
         </w:tc>
@@ -474,16 +526,29 @@
               <w:t>[[.</w:t>
             </w:r>
             <w:proofErr w:type="spellStart"/>
-            <w:r>
-              <w:rPr>
-                <w:rFonts w:ascii="Helvetica Neue" w:eastAsia="Times New Roman" w:hAnsi="Helvetica Neue" w:cs="Arial"/>
-                <w:color w:val="000000"/>
-                <w:kern w:val="0"/>
-                <w:sz w:val="18"/>
-                <w:szCs w:val="18"/>
-                <w14:ligatures w14:val="none"/>
-              </w:rPr>
-              <w:t>qt.contact_display</w:t>
+            <w:proofErr w:type="gramStart"/>
+            <w:r>
+              <w:rPr>
+                <w:rFonts w:ascii="Helvetica Neue" w:eastAsia="Times New Roman" w:hAnsi="Helvetica Neue" w:cs="Arial"/>
+                <w:color w:val="000000"/>
+                <w:kern w:val="0"/>
+                <w:sz w:val="18"/>
+                <w:szCs w:val="18"/>
+                <w14:ligatures w14:val="none"/>
+              </w:rPr>
+              <w:t>qt.contact</w:t>
+            </w:r>
+            <w:proofErr w:type="gramEnd"/>
+            <w:r>
+              <w:rPr>
+                <w:rFonts w:ascii="Helvetica Neue" w:eastAsia="Times New Roman" w:hAnsi="Helvetica Neue" w:cs="Arial"/>
+                <w:color w:val="000000"/>
+                <w:kern w:val="0"/>
+                <w:sz w:val="18"/>
+                <w:szCs w:val="18"/>
+                <w14:ligatures w14:val="none"/>
+              </w:rPr>
+              <w:t>_display</w:t>
             </w:r>
             <w:proofErr w:type="spellEnd"/>
             <w:r>
@@ -522,16 +587,29 @@
               <w:t>[[.</w:t>
             </w:r>
             <w:proofErr w:type="spellStart"/>
-            <w:r>
-              <w:rPr>
-                <w:rFonts w:ascii="Helvetica Neue" w:eastAsia="Times New Roman" w:hAnsi="Helvetica Neue" w:cs="Arial"/>
-                <w:color w:val="000000"/>
-                <w:kern w:val="0"/>
-                <w:sz w:val="18"/>
-                <w:szCs w:val="18"/>
-                <w14:ligatures w14:val="none"/>
-              </w:rPr>
-              <w:t>qt.contact_designation</w:t>
+            <w:proofErr w:type="gramStart"/>
+            <w:r>
+              <w:rPr>
+                <w:rFonts w:ascii="Helvetica Neue" w:eastAsia="Times New Roman" w:hAnsi="Helvetica Neue" w:cs="Arial"/>
+                <w:color w:val="000000"/>
+                <w:kern w:val="0"/>
+                <w:sz w:val="18"/>
+                <w:szCs w:val="18"/>
+                <w14:ligatures w14:val="none"/>
+              </w:rPr>
+              <w:t>qt.contact</w:t>
+            </w:r>
+            <w:proofErr w:type="gramEnd"/>
+            <w:r>
+              <w:rPr>
+                <w:rFonts w:ascii="Helvetica Neue" w:eastAsia="Times New Roman" w:hAnsi="Helvetica Neue" w:cs="Arial"/>
+                <w:color w:val="000000"/>
+                <w:kern w:val="0"/>
+                <w:sz w:val="18"/>
+                <w:szCs w:val="18"/>
+                <w14:ligatures w14:val="none"/>
+              </w:rPr>
+              <w:t>_designation</w:t>
             </w:r>
             <w:proofErr w:type="spellEnd"/>
             <w:r>
@@ -570,16 +648,29 @@
               <w:t>[[.</w:t>
             </w:r>
             <w:proofErr w:type="spellStart"/>
-            <w:r>
-              <w:rPr>
-                <w:rFonts w:ascii="Helvetica Neue" w:eastAsia="Times New Roman" w:hAnsi="Helvetica Neue" w:cs="Arial"/>
-                <w:color w:val="000000"/>
-                <w:kern w:val="0"/>
-                <w:sz w:val="18"/>
-                <w:szCs w:val="18"/>
-                <w14:ligatures w14:val="none"/>
-              </w:rPr>
-              <w:t>qt.contact_mobile</w:t>
+            <w:proofErr w:type="gramStart"/>
+            <w:r>
+              <w:rPr>
+                <w:rFonts w:ascii="Helvetica Neue" w:eastAsia="Times New Roman" w:hAnsi="Helvetica Neue" w:cs="Arial"/>
+                <w:color w:val="000000"/>
+                <w:kern w:val="0"/>
+                <w:sz w:val="18"/>
+                <w:szCs w:val="18"/>
+                <w14:ligatures w14:val="none"/>
+              </w:rPr>
+              <w:t>qt.contact</w:t>
+            </w:r>
+            <w:proofErr w:type="gramEnd"/>
+            <w:r>
+              <w:rPr>
+                <w:rFonts w:ascii="Helvetica Neue" w:eastAsia="Times New Roman" w:hAnsi="Helvetica Neue" w:cs="Arial"/>
+                <w:color w:val="000000"/>
+                <w:kern w:val="0"/>
+                <w:sz w:val="18"/>
+                <w:szCs w:val="18"/>
+                <w14:ligatures w14:val="none"/>
+              </w:rPr>
+              <w:t>_mobile</w:t>
             </w:r>
             <w:proofErr w:type="spellEnd"/>
             <w:r>
@@ -618,7 +709,19 @@
                 <w:szCs w:val="18"/>
                 <w14:ligatures w14:val="none"/>
               </w:rPr>
-              <w:t>[[if .</w:t>
+              <w:t>[[</w:t>
+            </w:r>
+            <w:proofErr w:type="gramStart"/>
+            <w:r>
+              <w:rPr>
+                <w:rFonts w:ascii="Helvetica Neue" w:eastAsia="Times New Roman" w:hAnsi="Helvetica Neue" w:cs="Arial"/>
+                <w:color w:val="000000"/>
+                <w:kern w:val="0"/>
+                <w:sz w:val="18"/>
+                <w:szCs w:val="18"/>
+                <w14:ligatures w14:val="none"/>
+              </w:rPr>
+              <w:t>if .</w:t>
             </w:r>
             <w:proofErr w:type="spellStart"/>
             <w:r>
@@ -630,7 +733,19 @@
                 <w:szCs w:val="18"/>
                 <w14:ligatures w14:val="none"/>
               </w:rPr>
-              <w:t>qt.contact_email</w:t>
+              <w:t>qt</w:t>
+            </w:r>
+            <w:proofErr w:type="gramEnd"/>
+            <w:r>
+              <w:rPr>
+                <w:rFonts w:ascii="Helvetica Neue" w:eastAsia="Times New Roman" w:hAnsi="Helvetica Neue" w:cs="Arial"/>
+                <w:color w:val="000000"/>
+                <w:kern w:val="0"/>
+                <w:sz w:val="18"/>
+                <w:szCs w:val="18"/>
+                <w14:ligatures w14:val="none"/>
+              </w:rPr>
+              <w:t>.contact_email</w:t>
             </w:r>
             <w:proofErr w:type="spellEnd"/>
             <w:r>
@@ -645,16 +760,29 @@
               <w:t>]] [[.</w:t>
             </w:r>
             <w:proofErr w:type="spellStart"/>
-            <w:r>
-              <w:rPr>
-                <w:rFonts w:ascii="Helvetica Neue" w:eastAsia="Times New Roman" w:hAnsi="Helvetica Neue" w:cs="Arial"/>
-                <w:color w:val="000000"/>
-                <w:kern w:val="0"/>
-                <w:sz w:val="18"/>
-                <w:szCs w:val="18"/>
-                <w14:ligatures w14:val="none"/>
-              </w:rPr>
-              <w:t>qt.contact_email</w:t>
+            <w:proofErr w:type="gramStart"/>
+            <w:r>
+              <w:rPr>
+                <w:rFonts w:ascii="Helvetica Neue" w:eastAsia="Times New Roman" w:hAnsi="Helvetica Neue" w:cs="Arial"/>
+                <w:color w:val="000000"/>
+                <w:kern w:val="0"/>
+                <w:sz w:val="18"/>
+                <w:szCs w:val="18"/>
+                <w14:ligatures w14:val="none"/>
+              </w:rPr>
+              <w:t>qt.contact</w:t>
+            </w:r>
+            <w:proofErr w:type="gramEnd"/>
+            <w:r>
+              <w:rPr>
+                <w:rFonts w:ascii="Helvetica Neue" w:eastAsia="Times New Roman" w:hAnsi="Helvetica Neue" w:cs="Arial"/>
+                <w:color w:val="000000"/>
+                <w:kern w:val="0"/>
+                <w:sz w:val="18"/>
+                <w:szCs w:val="18"/>
+                <w14:ligatures w14:val="none"/>
+              </w:rPr>
+              <w:t>_email</w:t>
             </w:r>
             <w:proofErr w:type="spellEnd"/>
             <w:r>
@@ -740,6 +868,7 @@
               <w:t>[[.</w:t>
             </w:r>
             <w:proofErr w:type="spellStart"/>
+            <w:proofErr w:type="gramStart"/>
             <w:r>
               <w:rPr>
                 <w:rFonts w:ascii="Helvetica Neue" w:eastAsia="Times New Roman" w:hAnsi="Helvetica Neue" w:cs="Arial"/>
@@ -752,6 +881,7 @@
               <w:t>qt.subject</w:t>
             </w:r>
             <w:proofErr w:type="spellEnd"/>
+            <w:proofErr w:type="gramEnd"/>
             <w:r>
               <w:rPr>
                 <w:rFonts w:ascii="Helvetica Neue" w:eastAsia="Times New Roman" w:hAnsi="Helvetica Neue" w:cs="Arial"/>
@@ -835,6 +965,7 @@
               <w:t>[[.</w:t>
             </w:r>
             <w:proofErr w:type="spellStart"/>
+            <w:proofErr w:type="gramStart"/>
             <w:r>
               <w:rPr>
                 <w:rFonts w:ascii="Helvetica Neue" w:eastAsia="Times New Roman" w:hAnsi="Helvetica Neue" w:cs="Arial"/>
@@ -847,6 +978,7 @@
               <w:t>qt.project</w:t>
             </w:r>
             <w:proofErr w:type="spellEnd"/>
+            <w:proofErr w:type="gramEnd"/>
             <w:r>
               <w:rPr>
                 <w:rFonts w:ascii="Helvetica Neue" w:eastAsia="Times New Roman" w:hAnsi="Helvetica Neue" w:cs="Arial"/>
@@ -890,7 +1022,17 @@
           <w:szCs w:val="18"/>
           <w:lang w:val="en-US"/>
         </w:rPr>
-        <w:t>[[rtf .</w:t>
+        <w:t>[[</w:t>
+      </w:r>
+      <w:proofErr w:type="gramStart"/>
+      <w:r>
+        <w:rPr>
+          <w:rFonts w:ascii="Helvetica Neue" w:hAnsi="Helvetica Neue" w:cs="Arial"/>
+          <w:sz w:val="18"/>
+          <w:szCs w:val="18"/>
+          <w:lang w:val="en-US"/>
+        </w:rPr>
+        <w:t>rtf .</w:t>
       </w:r>
       <w:proofErr w:type="spellStart"/>
       <w:r>
@@ -900,7 +1042,17 @@
           <w:szCs w:val="18"/>
           <w:lang w:val="en-US"/>
         </w:rPr>
-        <w:t>qt.terms</w:t>
+        <w:t>qt</w:t>
+      </w:r>
+      <w:proofErr w:type="gramEnd"/>
+      <w:r>
+        <w:rPr>
+          <w:rFonts w:ascii="Helvetica Neue" w:hAnsi="Helvetica Neue" w:cs="Arial"/>
+          <w:sz w:val="18"/>
+          <w:szCs w:val="18"/>
+          <w:lang w:val="en-US"/>
+        </w:rPr>
+        <w:t>.terms</w:t>
       </w:r>
       <w:proofErr w:type="spellEnd"/>
       <w:r>
@@ -931,6 +1083,7 @@
         <w:t>[[</w:t>
       </w:r>
       <w:proofErr w:type="spellStart"/>
+      <w:proofErr w:type="gramStart"/>
       <w:r>
         <w:rPr>
           <w:rFonts w:ascii="Helvetica Neue" w:hAnsi="Helvetica Neue" w:cs="Arial"/>
@@ -958,7 +1111,17 @@
           <w:szCs w:val="18"/>
           <w:lang w:val="en-US"/>
         </w:rPr>
-        <w:t>qt.</w:t>
+        <w:t>qt</w:t>
+      </w:r>
+      <w:proofErr w:type="gramEnd"/>
+      <w:r>
+        <w:rPr>
+          <w:rFonts w:ascii="Helvetica Neue" w:hAnsi="Helvetica Neue" w:cs="Arial"/>
+          <w:sz w:val="18"/>
+          <w:szCs w:val="18"/>
+          <w:lang w:val="en-US"/>
+        </w:rPr>
+        <w:t>.</w:t>
       </w:r>
       <w:r>
         <w:rPr>
@@ -1076,9 +1239,9 @@
           <w:lang w:val="en-US"/>
           <w14:ligatures w14:val="none"/>
         </w:rPr>
-        <w:t>[[$cur := .</w:t>
+        <w:t>[[$</w:t>
       </w:r>
-      <w:proofErr w:type="spellStart"/>
+      <w:proofErr w:type="gramStart"/>
       <w:r>
         <w:rPr>
           <w:rFonts w:ascii="Helvetica Neue" w:eastAsia="Times New Roman" w:hAnsi="Helvetica Neue" w:cs="Arial"/>
@@ -1089,7 +1252,47 @@
           <w:lang w:val="en-US"/>
           <w14:ligatures w14:val="none"/>
         </w:rPr>
-        <w:t>ci.companyinfo.currency</w:t>
+        <w:t>cur :</w:t>
+      </w:r>
+      <w:proofErr w:type="gramEnd"/>
+      <w:r>
+        <w:rPr>
+          <w:rFonts w:ascii="Helvetica Neue" w:eastAsia="Times New Roman" w:hAnsi="Helvetica Neue" w:cs="Arial"/>
+          <w:color w:val="000000"/>
+          <w:kern w:val="0"/>
+          <w:sz w:val="18"/>
+          <w:szCs w:val="18"/>
+          <w:lang w:val="en-US"/>
+          <w14:ligatures w14:val="none"/>
+        </w:rPr>
+        <w:t>= .</w:t>
+      </w:r>
+      <w:proofErr w:type="spellStart"/>
+      <w:proofErr w:type="gramStart"/>
+      <w:r>
+        <w:rPr>
+          <w:rFonts w:ascii="Helvetica Neue" w:eastAsia="Times New Roman" w:hAnsi="Helvetica Neue" w:cs="Arial"/>
+          <w:color w:val="000000"/>
+          <w:kern w:val="0"/>
+          <w:sz w:val="18"/>
+          <w:szCs w:val="18"/>
+          <w:lang w:val="en-US"/>
+          <w14:ligatures w14:val="none"/>
+        </w:rPr>
+        <w:t>ci.companyinfo</w:t>
+      </w:r>
+      <w:proofErr w:type="gramEnd"/>
+      <w:r>
+        <w:rPr>
+          <w:rFonts w:ascii="Helvetica Neue" w:eastAsia="Times New Roman" w:hAnsi="Helvetica Neue" w:cs="Arial"/>
+          <w:color w:val="000000"/>
+          <w:kern w:val="0"/>
+          <w:sz w:val="18"/>
+          <w:szCs w:val="18"/>
+          <w:lang w:val="en-US"/>
+          <w14:ligatures w14:val="none"/>
+        </w:rPr>
+        <w:t>.currency</w:t>
       </w:r>
       <w:proofErr w:type="spellEnd"/>
       <w:r>
@@ -1114,7 +1317,33 @@
           <w:lang w:val="en-US"/>
           <w14:ligatures w14:val="none"/>
         </w:rPr>
-        <w:t xml:space="preserve"> [[$No := 1]]</w:t>
+        <w:t xml:space="preserve"> [[$</w:t>
+      </w:r>
+      <w:proofErr w:type="gramStart"/>
+      <w:r>
+        <w:rPr>
+          <w:rFonts w:ascii="Helvetica Neue" w:eastAsia="Times New Roman" w:hAnsi="Helvetica Neue" w:cs="Arial"/>
+          <w:color w:val="000000"/>
+          <w:kern w:val="0"/>
+          <w:sz w:val="18"/>
+          <w:szCs w:val="18"/>
+          <w:lang w:val="en-US"/>
+          <w14:ligatures w14:val="none"/>
+        </w:rPr>
+        <w:t>No :</w:t>
+      </w:r>
+      <w:proofErr w:type="gramEnd"/>
+      <w:r>
+        <w:rPr>
+          <w:rFonts w:ascii="Helvetica Neue" w:eastAsia="Times New Roman" w:hAnsi="Helvetica Neue" w:cs="Arial"/>
+          <w:color w:val="000000"/>
+          <w:kern w:val="0"/>
+          <w:sz w:val="18"/>
+          <w:szCs w:val="18"/>
+          <w:lang w:val="en-US"/>
+          <w14:ligatures w14:val="none"/>
+        </w:rPr>
+        <w:t>= 1]]</w:t>
       </w:r>
       <w:r>
         <w:rPr>
@@ -1126,7 +1355,33 @@
           <w:lang w:val="en-US"/>
           <w14:ligatures w14:val="none"/>
         </w:rPr>
-        <w:t xml:space="preserve"> [[$comp := “0.00”]]</w:t>
+        <w:t xml:space="preserve"> [[$</w:t>
+      </w:r>
+      <w:proofErr w:type="gramStart"/>
+      <w:r>
+        <w:rPr>
+          <w:rFonts w:ascii="Helvetica Neue" w:eastAsia="Times New Roman" w:hAnsi="Helvetica Neue" w:cs="Arial"/>
+          <w:color w:val="000000"/>
+          <w:kern w:val="0"/>
+          <w:sz w:val="18"/>
+          <w:szCs w:val="18"/>
+          <w:lang w:val="en-US"/>
+          <w14:ligatures w14:val="none"/>
+        </w:rPr>
+        <w:t>comp :</w:t>
+      </w:r>
+      <w:proofErr w:type="gramEnd"/>
+      <w:r>
+        <w:rPr>
+          <w:rFonts w:ascii="Helvetica Neue" w:eastAsia="Times New Roman" w:hAnsi="Helvetica Neue" w:cs="Arial"/>
+          <w:color w:val="000000"/>
+          <w:kern w:val="0"/>
+          <w:sz w:val="18"/>
+          <w:szCs w:val="18"/>
+          <w:lang w:val="en-US"/>
+          <w14:ligatures w14:val="none"/>
+        </w:rPr>
+        <w:t>= “0.00”]]</w:t>
       </w:r>
     </w:p>
     <w:p>
@@ -1373,6 +1628,7 @@
               <w:t>[[</w:t>
             </w:r>
             <w:proofErr w:type="spellStart"/>
+            <w:proofErr w:type="gramStart"/>
             <w:r>
               <w:rPr>
                 <w:rFonts w:ascii="Helvetica Neue" w:eastAsia="Times New Roman" w:hAnsi="Helvetica Neue" w:cs="Arial"/>
@@ -1394,7 +1650,19 @@
                 <w:szCs w:val="18"/>
                 <w14:ligatures w14:val="none"/>
               </w:rPr>
-              <w:t>($</w:t>
+              <w:t>(</w:t>
+            </w:r>
+            <w:proofErr w:type="gramEnd"/>
+            <w:r>
+              <w:rPr>
+                <w:rFonts w:ascii="Helvetica Neue" w:eastAsia="Times New Roman" w:hAnsi="Helvetica Neue" w:cs="Arial"/>
+                <w:color w:val="000000"/>
+                <w:kern w:val="0"/>
+                <w:sz w:val="18"/>
+                <w:szCs w:val="18"/>
+                <w14:ligatures w14:val="none"/>
+              </w:rPr>
+              <w:t>$</w:t>
             </w:r>
             <w:proofErr w:type="spellStart"/>
             <w:r>
@@ -1445,6 +1713,7 @@
               <w:t xml:space="preserve"> as .</w:t>
             </w:r>
             <w:proofErr w:type="spellStart"/>
+            <w:proofErr w:type="gramStart"/>
             <w:r>
               <w:rPr>
                 <w:rFonts w:ascii="Helvetica Neue" w:eastAsia="Times New Roman" w:hAnsi="Helvetica Neue" w:cs="Arial"/>
@@ -1457,6 +1726,7 @@
               <w:t>ci.cartItem</w:t>
             </w:r>
             <w:proofErr w:type="spellEnd"/>
+            <w:proofErr w:type="gramEnd"/>
             <w:r>
               <w:rPr>
                 <w:rFonts w:ascii="Helvetica Neue" w:eastAsia="Times New Roman" w:hAnsi="Helvetica Neue" w:cs="Arial"/>
@@ -1566,6 +1836,7 @@
               <w:t>[[$</w:t>
             </w:r>
             <w:proofErr w:type="spellStart"/>
+            <w:proofErr w:type="gramStart"/>
             <w:r>
               <w:rPr>
                 <w:rFonts w:ascii="Helvetica Neue" w:eastAsia="Times New Roman" w:hAnsi="Helvetica Neue" w:cs="Arial"/>
@@ -1578,6 +1849,7 @@
               <w:t>pv.productName</w:t>
             </w:r>
             <w:proofErr w:type="spellEnd"/>
+            <w:proofErr w:type="gramEnd"/>
             <w:r>
               <w:rPr>
                 <w:rFonts w:ascii="Helvetica Neue" w:eastAsia="Times New Roman" w:hAnsi="Helvetica Neue" w:cs="Arial"/>
@@ -1624,6 +1896,7 @@
               <w:t>[[$</w:t>
             </w:r>
             <w:proofErr w:type="spellStart"/>
+            <w:proofErr w:type="gramStart"/>
             <w:r>
               <w:rPr>
                 <w:rFonts w:ascii="Helvetica Neue" w:eastAsia="Times New Roman" w:hAnsi="Helvetica Neue" w:cs="Arial"/>
@@ -1636,6 +1909,7 @@
               <w:t>pv.totalqty</w:t>
             </w:r>
             <w:proofErr w:type="spellEnd"/>
+            <w:proofErr w:type="gramEnd"/>
             <w:r>
               <w:rPr>
                 <w:rFonts w:ascii="Helvetica Neue" w:eastAsia="Times New Roman" w:hAnsi="Helvetica Neue" w:cs="Arial"/>
@@ -1682,6 +1956,7 @@
               <w:t>[[$</w:t>
             </w:r>
             <w:proofErr w:type="spellStart"/>
+            <w:proofErr w:type="gramStart"/>
             <w:r>
               <w:rPr>
                 <w:rFonts w:ascii="Helvetica Neue" w:eastAsia="Times New Roman" w:hAnsi="Helvetica Neue" w:cs="Arial"/>
@@ -1694,6 +1969,7 @@
               <w:t>pv.productTotal</w:t>
             </w:r>
             <w:proofErr w:type="spellEnd"/>
+            <w:proofErr w:type="gramEnd"/>
             <w:r>
               <w:rPr>
                 <w:rFonts w:ascii="Helvetica Neue" w:eastAsia="Times New Roman" w:hAnsi="Helvetica Neue" w:cs="Arial"/>
@@ -1920,6 +2196,7 @@
               <w:t>[[.</w:t>
             </w:r>
             <w:proofErr w:type="spellStart"/>
+            <w:proofErr w:type="gramStart"/>
             <w:r>
               <w:rPr>
                 <w:rFonts w:ascii="Helvetica Neue" w:eastAsia="Times New Roman" w:hAnsi="Helvetica Neue" w:cs="Arial"/>
@@ -1934,6 +2211,7 @@
               <w:t>qt.total</w:t>
             </w:r>
             <w:proofErr w:type="spellEnd"/>
+            <w:proofErr w:type="gramEnd"/>
             <w:r>
               <w:rPr>
                 <w:rFonts w:ascii="Helvetica Neue" w:eastAsia="Times New Roman" w:hAnsi="Helvetica Neue" w:cs="Arial"/>
@@ -1990,32 +2268,62 @@
               <w:t>Discount ([[.</w:t>
             </w:r>
             <w:proofErr w:type="spellStart"/>
-            <w:r>
-              <w:rPr>
-                <w:rFonts w:ascii="Helvetica Neue" w:eastAsia="Times New Roman" w:hAnsi="Helvetica Neue" w:cs="Arial"/>
-                <w:b/>
-                <w:bCs/>
-                <w:color w:val="000000"/>
-                <w:kern w:val="0"/>
-                <w:sz w:val="18"/>
-                <w:szCs w:val="18"/>
-                <w14:ligatures w14:val="none"/>
-              </w:rPr>
-              <w:t>qt.additional_discount_percentage</w:t>
+            <w:proofErr w:type="gramStart"/>
+            <w:r>
+              <w:rPr>
+                <w:rFonts w:ascii="Helvetica Neue" w:eastAsia="Times New Roman" w:hAnsi="Helvetica Neue" w:cs="Arial"/>
+                <w:b/>
+                <w:bCs/>
+                <w:color w:val="000000"/>
+                <w:kern w:val="0"/>
+                <w:sz w:val="18"/>
+                <w:szCs w:val="18"/>
+                <w14:ligatures w14:val="none"/>
+              </w:rPr>
+              <w:t>qt.additional</w:t>
+            </w:r>
+            <w:proofErr w:type="gramEnd"/>
+            <w:r>
+              <w:rPr>
+                <w:rFonts w:ascii="Helvetica Neue" w:eastAsia="Times New Roman" w:hAnsi="Helvetica Neue" w:cs="Arial"/>
+                <w:b/>
+                <w:bCs/>
+                <w:color w:val="000000"/>
+                <w:kern w:val="0"/>
+                <w:sz w:val="18"/>
+                <w:szCs w:val="18"/>
+                <w14:ligatures w14:val="none"/>
+              </w:rPr>
+              <w:t>_discount_percentage</w:t>
             </w:r>
             <w:proofErr w:type="spellEnd"/>
-            <w:r>
-              <w:rPr>
-                <w:rFonts w:ascii="Helvetica Neue" w:eastAsia="Times New Roman" w:hAnsi="Helvetica Neue" w:cs="Arial"/>
-                <w:b/>
-                <w:bCs/>
-                <w:color w:val="000000"/>
-                <w:kern w:val="0"/>
-                <w:sz w:val="18"/>
-                <w:szCs w:val="18"/>
-                <w14:ligatures w14:val="none"/>
-              </w:rPr>
-              <w:t>]]%)</w:t>
+            <w:proofErr w:type="gramStart"/>
+            <w:r>
+              <w:rPr>
+                <w:rFonts w:ascii="Helvetica Neue" w:eastAsia="Times New Roman" w:hAnsi="Helvetica Neue" w:cs="Arial"/>
+                <w:b/>
+                <w:bCs/>
+                <w:color w:val="000000"/>
+                <w:kern w:val="0"/>
+                <w:sz w:val="18"/>
+                <w:szCs w:val="18"/>
+                <w14:ligatures w14:val="none"/>
+              </w:rPr>
+              <w:t>]]%</w:t>
+            </w:r>
+            <w:proofErr w:type="gramEnd"/>
+            <w:r>
+              <w:rPr>
+                <w:rFonts w:ascii="Helvetica Neue" w:eastAsia="Times New Roman" w:hAnsi="Helvetica Neue" w:cs="Arial"/>
+                <w:b/>
+                <w:bCs/>
+                <w:color w:val="000000"/>
+                <w:kern w:val="0"/>
+                <w:sz w:val="18"/>
+                <w:szCs w:val="18"/>
+                <w14:ligatures w14:val="none"/>
+              </w:rPr>
+              <w:t>)</w:t>
             </w:r>
           </w:p>
         </w:tc>
@@ -2052,16 +2360,29 @@
               <w:t>[[.</w:t>
             </w:r>
             <w:proofErr w:type="spellStart"/>
-            <w:r>
-              <w:rPr>
-                <w:rFonts w:ascii="Helvetica Neue" w:eastAsia="Times New Roman" w:hAnsi="Helvetica Neue" w:cs="Arial"/>
-                <w:color w:val="000000"/>
-                <w:kern w:val="0"/>
-                <w:sz w:val="18"/>
-                <w:szCs w:val="18"/>
-                <w14:ligatures w14:val="none"/>
-              </w:rPr>
-              <w:t>qt.discount_amount</w:t>
+            <w:proofErr w:type="gramStart"/>
+            <w:r>
+              <w:rPr>
+                <w:rFonts w:ascii="Helvetica Neue" w:eastAsia="Times New Roman" w:hAnsi="Helvetica Neue" w:cs="Arial"/>
+                <w:color w:val="000000"/>
+                <w:kern w:val="0"/>
+                <w:sz w:val="18"/>
+                <w:szCs w:val="18"/>
+                <w14:ligatures w14:val="none"/>
+              </w:rPr>
+              <w:t>qt.discount</w:t>
+            </w:r>
+            <w:proofErr w:type="gramEnd"/>
+            <w:r>
+              <w:rPr>
+                <w:rFonts w:ascii="Helvetica Neue" w:eastAsia="Times New Roman" w:hAnsi="Helvetica Neue" w:cs="Arial"/>
+                <w:color w:val="000000"/>
+                <w:kern w:val="0"/>
+                <w:sz w:val="18"/>
+                <w:szCs w:val="18"/>
+                <w14:ligatures w14:val="none"/>
+              </w:rPr>
+              <w:t>_amount</w:t>
             </w:r>
             <w:proofErr w:type="spellEnd"/>
             <w:r>
@@ -2151,7 +2472,21 @@
                 <w:szCs w:val="18"/>
                 <w14:ligatures w14:val="none"/>
               </w:rPr>
-              <w:t>[[.</w:t>
+              <w:t>[</w:t>
+            </w:r>
+            <w:proofErr w:type="gramStart"/>
+            <w:r>
+              <w:rPr>
+                <w:rFonts w:ascii="Helvetica Neue" w:eastAsia="Times New Roman" w:hAnsi="Helvetica Neue" w:cs="Arial"/>
+                <w:b/>
+                <w:bCs/>
+                <w:color w:val="000000"/>
+                <w:kern w:val="0"/>
+                <w:sz w:val="18"/>
+                <w:szCs w:val="18"/>
+                <w14:ligatures w14:val="none"/>
+              </w:rPr>
+              <w:t>[.</w:t>
             </w:r>
             <w:proofErr w:type="spellStart"/>
             <w:r>
@@ -2165,7 +2500,21 @@
                 <w:szCs w:val="18"/>
                 <w14:ligatures w14:val="none"/>
               </w:rPr>
-              <w:t>qt.net_total</w:t>
+              <w:t>qt.net</w:t>
+            </w:r>
+            <w:proofErr w:type="gramEnd"/>
+            <w:r>
+              <w:rPr>
+                <w:rFonts w:ascii="Helvetica Neue" w:eastAsia="Times New Roman" w:hAnsi="Helvetica Neue" w:cs="Arial"/>
+                <w:b/>
+                <w:bCs/>
+                <w:color w:val="000000"/>
+                <w:kern w:val="0"/>
+                <w:sz w:val="18"/>
+                <w:szCs w:val="18"/>
+                <w14:ligatures w14:val="none"/>
+              </w:rPr>
+              <w:t>_total</w:t>
             </w:r>
             <w:proofErr w:type="spellEnd"/>
             <w:r>
@@ -2229,7 +2578,19 @@
                 <w:szCs w:val="18"/>
                 <w14:ligatures w14:val="none"/>
               </w:rPr>
-              <w:t xml:space="preserve">[if ne </w:t>
+              <w:t xml:space="preserve">[if </w:t>
+            </w:r>
+            <w:proofErr w:type="gramStart"/>
+            <w:r>
+              <w:rPr>
+                <w:rFonts w:ascii="Helvetica Neue" w:eastAsia="Times New Roman" w:hAnsi="Helvetica Neue" w:cs="Arial"/>
+                <w:color w:val="000000"/>
+                <w:kern w:val="0"/>
+                <w:sz w:val="18"/>
+                <w:szCs w:val="18"/>
+                <w14:ligatures w14:val="none"/>
+              </w:rPr>
+              <w:t xml:space="preserve">ne </w:t>
             </w:r>
             <w:r>
               <w:rPr>
@@ -2252,7 +2613,19 @@
                 <w:szCs w:val="18"/>
                 <w14:ligatures w14:val="none"/>
               </w:rPr>
-              <w:t>qt.total_taxes_and_charges</w:t>
+              <w:t>qt</w:t>
+            </w:r>
+            <w:proofErr w:type="gramEnd"/>
+            <w:r>
+              <w:rPr>
+                <w:rFonts w:ascii="Helvetica Neue" w:eastAsia="Times New Roman" w:hAnsi="Helvetica Neue" w:cs="Arial"/>
+                <w:color w:val="000000"/>
+                <w:kern w:val="0"/>
+                <w:sz w:val="18"/>
+                <w:szCs w:val="18"/>
+                <w14:ligatures w14:val="none"/>
+              </w:rPr>
+              <w:t>.total_taxes_and_charges</w:t>
             </w:r>
             <w:proofErr w:type="spellEnd"/>
             <w:r>
@@ -2365,16 +2738,29 @@
               <w:t>[[.</w:t>
             </w:r>
             <w:proofErr w:type="spellStart"/>
-            <w:r>
-              <w:rPr>
-                <w:rFonts w:ascii="Helvetica Neue" w:eastAsia="Times New Roman" w:hAnsi="Helvetica Neue" w:cs="Arial"/>
-                <w:color w:val="000000"/>
-                <w:kern w:val="0"/>
-                <w:sz w:val="18"/>
-                <w:szCs w:val="18"/>
-                <w14:ligatures w14:val="none"/>
-              </w:rPr>
-              <w:t>qt.total_taxes_and_charges</w:t>
+            <w:proofErr w:type="gramStart"/>
+            <w:r>
+              <w:rPr>
+                <w:rFonts w:ascii="Helvetica Neue" w:eastAsia="Times New Roman" w:hAnsi="Helvetica Neue" w:cs="Arial"/>
+                <w:color w:val="000000"/>
+                <w:kern w:val="0"/>
+                <w:sz w:val="18"/>
+                <w:szCs w:val="18"/>
+                <w14:ligatures w14:val="none"/>
+              </w:rPr>
+              <w:t>qt.total</w:t>
+            </w:r>
+            <w:proofErr w:type="gramEnd"/>
+            <w:r>
+              <w:rPr>
+                <w:rFonts w:ascii="Helvetica Neue" w:eastAsia="Times New Roman" w:hAnsi="Helvetica Neue" w:cs="Arial"/>
+                <w:color w:val="000000"/>
+                <w:kern w:val="0"/>
+                <w:sz w:val="18"/>
+                <w:szCs w:val="18"/>
+                <w14:ligatures w14:val="none"/>
+              </w:rPr>
+              <w:t>_taxes_and_charges</w:t>
             </w:r>
             <w:proofErr w:type="spellEnd"/>
             <w:r>
@@ -2506,18 +2892,33 @@
               <w:t>[[.</w:t>
             </w:r>
             <w:proofErr w:type="spellStart"/>
-            <w:r>
-              <w:rPr>
-                <w:rFonts w:ascii="Helvetica Neue" w:eastAsia="Times New Roman" w:hAnsi="Helvetica Neue" w:cs="Arial"/>
-                <w:b/>
-                <w:bCs/>
-                <w:color w:val="000000"/>
-                <w:kern w:val="0"/>
-                <w:sz w:val="18"/>
-                <w:szCs w:val="18"/>
-                <w14:ligatures w14:val="none"/>
-              </w:rPr>
-              <w:t>qt.grand_total</w:t>
+            <w:proofErr w:type="gramStart"/>
+            <w:r>
+              <w:rPr>
+                <w:rFonts w:ascii="Helvetica Neue" w:eastAsia="Times New Roman" w:hAnsi="Helvetica Neue" w:cs="Arial"/>
+                <w:b/>
+                <w:bCs/>
+                <w:color w:val="000000"/>
+                <w:kern w:val="0"/>
+                <w:sz w:val="18"/>
+                <w:szCs w:val="18"/>
+                <w14:ligatures w14:val="none"/>
+              </w:rPr>
+              <w:t>qt.grand</w:t>
+            </w:r>
+            <w:proofErr w:type="gramEnd"/>
+            <w:r>
+              <w:rPr>
+                <w:rFonts w:ascii="Helvetica Neue" w:eastAsia="Times New Roman" w:hAnsi="Helvetica Neue" w:cs="Arial"/>
+                <w:b/>
+                <w:bCs/>
+                <w:color w:val="000000"/>
+                <w:kern w:val="0"/>
+                <w:sz w:val="18"/>
+                <w:szCs w:val="18"/>
+                <w14:ligatures w14:val="none"/>
+              </w:rPr>
+              <w:t>_total</w:t>
             </w:r>
             <w:proofErr w:type="spellEnd"/>
             <w:r>
@@ -2577,33 +2978,75 @@
                 <w:szCs w:val="18"/>
                 <w14:ligatures w14:val="none"/>
               </w:rPr>
-              <w:t xml:space="preserve"> ([[$cur]])</w:t>
-            </w:r>
-            <w:r>
-              <w:rPr>
-                <w:rFonts w:ascii="Helvetica Neue" w:eastAsia="Times New Roman" w:hAnsi="Helvetica Neue" w:cs="Arial"/>
-                <w:b/>
-                <w:bCs/>
-                <w:color w:val="000000"/>
-                <w:kern w:val="0"/>
-                <w:sz w:val="18"/>
-                <w:szCs w:val="18"/>
-                <w14:ligatures w14:val="none"/>
-              </w:rPr>
-              <w:t xml:space="preserve"> : </w:t>
-            </w:r>
-            <w:r>
-              <w:rPr>
-                <w:rFonts w:ascii="Helvetica Neue" w:eastAsia="Times New Roman" w:hAnsi="Helvetica Neue" w:cs="Arial"/>
-                <w:b/>
-                <w:bCs/>
-                <w:color w:val="000000"/>
-                <w:kern w:val="0"/>
-                <w:sz w:val="18"/>
-                <w:szCs w:val="18"/>
-                <w14:ligatures w14:val="none"/>
-              </w:rPr>
-              <w:t>[[.</w:t>
+              <w:t xml:space="preserve"> ([[$cur]]</w:t>
+            </w:r>
+            <w:proofErr w:type="gramStart"/>
+            <w:r>
+              <w:rPr>
+                <w:rFonts w:ascii="Helvetica Neue" w:eastAsia="Times New Roman" w:hAnsi="Helvetica Neue" w:cs="Arial"/>
+                <w:b/>
+                <w:bCs/>
+                <w:color w:val="000000"/>
+                <w:kern w:val="0"/>
+                <w:sz w:val="18"/>
+                <w:szCs w:val="18"/>
+                <w14:ligatures w14:val="none"/>
+              </w:rPr>
+              <w:t>)</w:t>
+            </w:r>
+            <w:r>
+              <w:rPr>
+                <w:rFonts w:ascii="Helvetica Neue" w:eastAsia="Times New Roman" w:hAnsi="Helvetica Neue" w:cs="Arial"/>
+                <w:b/>
+                <w:bCs/>
+                <w:color w:val="000000"/>
+                <w:kern w:val="0"/>
+                <w:sz w:val="18"/>
+                <w:szCs w:val="18"/>
+                <w14:ligatures w14:val="none"/>
+              </w:rPr>
+              <w:t xml:space="preserve"> :</w:t>
+            </w:r>
+            <w:proofErr w:type="gramEnd"/>
+            <w:r>
+              <w:rPr>
+                <w:rFonts w:ascii="Helvetica Neue" w:eastAsia="Times New Roman" w:hAnsi="Helvetica Neue" w:cs="Arial"/>
+                <w:b/>
+                <w:bCs/>
+                <w:color w:val="000000"/>
+                <w:kern w:val="0"/>
+                <w:sz w:val="18"/>
+                <w:szCs w:val="18"/>
+                <w14:ligatures w14:val="none"/>
+              </w:rPr>
+              <w:t xml:space="preserve"> </w:t>
+            </w:r>
+            <w:r>
+              <w:rPr>
+                <w:rFonts w:ascii="Helvetica Neue" w:eastAsia="Times New Roman" w:hAnsi="Helvetica Neue" w:cs="Arial"/>
+                <w:b/>
+                <w:bCs/>
+                <w:color w:val="000000"/>
+                <w:kern w:val="0"/>
+                <w:sz w:val="18"/>
+                <w:szCs w:val="18"/>
+                <w14:ligatures w14:val="none"/>
+              </w:rPr>
+              <w:t>[</w:t>
+            </w:r>
+            <w:proofErr w:type="gramStart"/>
+            <w:r>
+              <w:rPr>
+                <w:rFonts w:ascii="Helvetica Neue" w:eastAsia="Times New Roman" w:hAnsi="Helvetica Neue" w:cs="Arial"/>
+                <w:b/>
+                <w:bCs/>
+                <w:color w:val="000000"/>
+                <w:kern w:val="0"/>
+                <w:sz w:val="18"/>
+                <w:szCs w:val="18"/>
+                <w14:ligatures w14:val="none"/>
+              </w:rPr>
+              <w:t>[.</w:t>
             </w:r>
             <w:proofErr w:type="spellStart"/>
             <w:r>
@@ -2630,7 +3073,21 @@
                 <w:szCs w:val="18"/>
                 <w14:ligatures w14:val="none"/>
               </w:rPr>
-              <w:t>in_words</w:t>
+              <w:t>in</w:t>
+            </w:r>
+            <w:proofErr w:type="gramEnd"/>
+            <w:r>
+              <w:rPr>
+                <w:rFonts w:ascii="Helvetica Neue" w:eastAsia="Times New Roman" w:hAnsi="Helvetica Neue" w:cs="Arial"/>
+                <w:b/>
+                <w:bCs/>
+                <w:color w:val="000000"/>
+                <w:kern w:val="0"/>
+                <w:sz w:val="18"/>
+                <w:szCs w:val="18"/>
+                <w14:ligatures w14:val="none"/>
+              </w:rPr>
+              <w:t>_words</w:t>
             </w:r>
             <w:proofErr w:type="spellEnd"/>
             <w:r>
@@ -2677,7 +3134,15 @@
           <w:rFonts w:ascii="Helvetica Neue" w:hAnsi="Helvetica Neue" w:cs="Arial"/>
           <w:lang w:val="en-US"/>
         </w:rPr>
-        <w:t>[[rtf .</w:t>
+        <w:t>[[</w:t>
+      </w:r>
+      <w:proofErr w:type="gramStart"/>
+      <w:r>
+        <w:rPr>
+          <w:rFonts w:ascii="Helvetica Neue" w:hAnsi="Helvetica Neue" w:cs="Arial"/>
+          <w:lang w:val="en-US"/>
+        </w:rPr>
+        <w:t>rtf .</w:t>
       </w:r>
       <w:proofErr w:type="spellStart"/>
       <w:r>
@@ -2685,7 +3150,15 @@
           <w:rFonts w:ascii="Helvetica Neue" w:hAnsi="Helvetica Neue" w:cs="Arial"/>
           <w:lang w:val="en-US"/>
         </w:rPr>
-        <w:t>qt.</w:t>
+        <w:t>qt</w:t>
+      </w:r>
+      <w:proofErr w:type="gramEnd"/>
+      <w:r>
+        <w:rPr>
+          <w:rFonts w:ascii="Helvetica Neue" w:hAnsi="Helvetica Neue" w:cs="Arial"/>
+          <w:lang w:val="en-US"/>
+        </w:rPr>
+        <w:t>.</w:t>
       </w:r>
       <w:r>
         <w:rPr>
@@ -2746,7 +3219,15 @@
           <w:lang w:val="en-US"/>
         </w:rPr>
         <w:lastRenderedPageBreak/>
-        <w:t>[[rtf .</w:t>
+        <w:t>[[</w:t>
+      </w:r>
+      <w:proofErr w:type="gramStart"/>
+      <w:r>
+        <w:rPr>
+          <w:rFonts w:ascii="Helvetica Neue" w:hAnsi="Helvetica Neue" w:cs="Arial"/>
+          <w:lang w:val="en-US"/>
+        </w:rPr>
+        <w:t>rtf .</w:t>
       </w:r>
       <w:proofErr w:type="spellStart"/>
       <w:r>
@@ -2754,7 +3235,15 @@
           <w:rFonts w:ascii="Helvetica Neue" w:hAnsi="Helvetica Neue" w:cs="Arial"/>
           <w:lang w:val="en-US"/>
         </w:rPr>
-        <w:t>qt.letter_details</w:t>
+        <w:t>qt</w:t>
+      </w:r>
+      <w:proofErr w:type="gramEnd"/>
+      <w:r>
+        <w:rPr>
+          <w:rFonts w:ascii="Helvetica Neue" w:hAnsi="Helvetica Neue" w:cs="Arial"/>
+          <w:lang w:val="en-US"/>
+        </w:rPr>
+        <w:t>.letter_details</w:t>
       </w:r>
       <w:proofErr w:type="spellEnd"/>
       <w:r>
@@ -2808,7 +3297,15 @@
           <w:lang w:val="en-US"/>
         </w:rPr>
         <w:lastRenderedPageBreak/>
-        <w:t>[[rtf .</w:t>
+        <w:t>[[</w:t>
+      </w:r>
+      <w:proofErr w:type="gramStart"/>
+      <w:r>
+        <w:rPr>
+          <w:rFonts w:ascii="Helvetica Neue" w:hAnsi="Helvetica Neue" w:cs="Arial"/>
+          <w:lang w:val="en-US"/>
+        </w:rPr>
+        <w:t>rtf .</w:t>
       </w:r>
       <w:proofErr w:type="spellStart"/>
       <w:r>
@@ -2816,7 +3313,15 @@
           <w:rFonts w:ascii="Helvetica Neue" w:hAnsi="Helvetica Neue" w:cs="Arial"/>
           <w:lang w:val="en-US"/>
         </w:rPr>
-        <w:t>qt.standard_tc_details</w:t>
+        <w:t>qt</w:t>
+      </w:r>
+      <w:proofErr w:type="gramEnd"/>
+      <w:r>
+        <w:rPr>
+          <w:rFonts w:ascii="Helvetica Neue" w:hAnsi="Helvetica Neue" w:cs="Arial"/>
+          <w:lang w:val="en-US"/>
+        </w:rPr>
+        <w:t>.standard_tc_details</w:t>
       </w:r>
       <w:proofErr w:type="spellEnd"/>
       <w:r>
@@ -2902,6 +3407,7 @@
         <w:t>[[$</w:t>
       </w:r>
       <w:proofErr w:type="spellStart"/>
+      <w:proofErr w:type="gramStart"/>
       <w:r>
         <w:rPr>
           <w:rFonts w:ascii="Helvetica Neue" w:eastAsia="Times New Roman" w:hAnsi="Helvetica Neue" w:cs="Arial"/>
@@ -2921,7 +3427,18 @@
           <w:lang w:val="en-US"/>
           <w14:ligatures w14:val="none"/>
         </w:rPr>
-        <w:t xml:space="preserve"> := 1]]</w:t>
+        <w:t xml:space="preserve"> :</w:t>
+      </w:r>
+      <w:proofErr w:type="gramEnd"/>
+      <w:r>
+        <w:rPr>
+          <w:rFonts w:ascii="Helvetica Neue" w:eastAsia="Times New Roman" w:hAnsi="Helvetica Neue" w:cs="Arial"/>
+          <w:color w:val="000000"/>
+          <w:kern w:val="0"/>
+          <w:lang w:val="en-US"/>
+          <w14:ligatures w14:val="none"/>
+        </w:rPr>
+        <w:t>= 1]]</w:t>
       </w:r>
     </w:p>
     <w:tbl>
@@ -2979,6 +3496,7 @@
               <w:t>[[</w:t>
             </w:r>
             <w:proofErr w:type="spellStart"/>
+            <w:proofErr w:type="gramStart"/>
             <w:r>
               <w:rPr>
                 <w:rFonts w:ascii="Helvetica Neue" w:eastAsia="Times New Roman" w:hAnsi="Helvetica Neue" w:cs="Arial"/>
@@ -3000,7 +3518,19 @@
                 <w:szCs w:val="18"/>
                 <w14:ligatures w14:val="none"/>
               </w:rPr>
-              <w:t>($</w:t>
+              <w:t>(</w:t>
+            </w:r>
+            <w:proofErr w:type="gramEnd"/>
+            <w:r>
+              <w:rPr>
+                <w:rFonts w:ascii="Helvetica Neue" w:eastAsia="Times New Roman" w:hAnsi="Helvetica Neue" w:cs="Arial"/>
+                <w:color w:val="000000"/>
+                <w:kern w:val="0"/>
+                <w:sz w:val="18"/>
+                <w:szCs w:val="18"/>
+                <w14:ligatures w14:val="none"/>
+              </w:rPr>
+              <w:t>$</w:t>
             </w:r>
             <w:proofErr w:type="spellStart"/>
             <w:r>
@@ -3051,6 +3581,7 @@
               <w:t xml:space="preserve"> as .</w:t>
             </w:r>
             <w:proofErr w:type="spellStart"/>
+            <w:proofErr w:type="gramStart"/>
             <w:r>
               <w:rPr>
                 <w:rFonts w:ascii="Helvetica Neue" w:eastAsia="Times New Roman" w:hAnsi="Helvetica Neue" w:cs="Arial"/>
@@ -3063,6 +3594,7 @@
               <w:t>ci.cartItem</w:t>
             </w:r>
             <w:proofErr w:type="spellEnd"/>
+            <w:proofErr w:type="gramEnd"/>
             <w:r>
               <w:rPr>
                 <w:rFonts w:ascii="Helvetica Neue" w:eastAsia="Times New Roman" w:hAnsi="Helvetica Neue" w:cs="Arial"/>
@@ -3169,6 +3701,7 @@
               <w:t>[[$</w:t>
             </w:r>
             <w:proofErr w:type="spellStart"/>
+            <w:proofErr w:type="gramStart"/>
             <w:r>
               <w:rPr>
                 <w:rFonts w:ascii="Helvetica Neue" w:eastAsia="Times New Roman" w:hAnsi="Helvetica Neue" w:cs="Arial"/>
@@ -3182,6 +3715,7 @@
               <w:t>pv.productName</w:t>
             </w:r>
             <w:proofErr w:type="spellEnd"/>
+            <w:proofErr w:type="gramEnd"/>
             <w:r>
               <w:rPr>
                 <w:rFonts w:ascii="Helvetica Neue" w:eastAsia="Times New Roman" w:hAnsi="Helvetica Neue" w:cs="Arial"/>
@@ -3240,6 +3774,7 @@
               <w:t>[[$</w:t>
             </w:r>
             <w:proofErr w:type="spellStart"/>
+            <w:proofErr w:type="gramStart"/>
             <w:r>
               <w:rPr>
                 <w:rFonts w:ascii="Helvetica Neue" w:eastAsia="Times New Roman" w:hAnsi="Helvetica Neue" w:cs="Arial"/>
@@ -3252,6 +3787,7 @@
               <w:t>pv.productTotal</w:t>
             </w:r>
             <w:proofErr w:type="spellEnd"/>
+            <w:proofErr w:type="gramEnd"/>
             <w:r>
               <w:rPr>
                 <w:rFonts w:ascii="Helvetica Neue" w:eastAsia="Times New Roman" w:hAnsi="Helvetica Neue" w:cs="Arial"/>
@@ -3272,20 +3808,10 @@
                 <w:kern w:val="0"/>
                 <w14:ligatures w14:val="none"/>
               </w:rPr>
-              <w:t xml:space="preserve"> </w:t>
-            </w:r>
-            <w:r>
-              <w:rPr>
-                <w:rFonts w:ascii="Helvetica Neue" w:eastAsia="Times New Roman" w:hAnsi="Helvetica Neue" w:cs="Arial"/>
-                <w:b/>
-                <w:bCs/>
-                <w:color w:val="000000"/>
-                <w:kern w:val="0"/>
-                <w14:ligatures w14:val="none"/>
-              </w:rPr>
-              <w:t>[[$</w:t>
+              <w:t xml:space="preserve"> [[$</w:t>
             </w:r>
             <w:proofErr w:type="spellStart"/>
+            <w:proofErr w:type="gramStart"/>
             <w:r>
               <w:rPr>
                 <w:rFonts w:ascii="Helvetica Neue" w:eastAsia="Times New Roman" w:hAnsi="Helvetica Neue" w:cs="Arial"/>
@@ -3307,7 +3833,19 @@
                 <w:kern w:val="0"/>
                 <w14:ligatures w14:val="none"/>
               </w:rPr>
-              <w:t xml:space="preserve"> := “</w:t>
+              <w:t xml:space="preserve"> :</w:t>
+            </w:r>
+            <w:proofErr w:type="gramEnd"/>
+            <w:r>
+              <w:rPr>
+                <w:rFonts w:ascii="Helvetica Neue" w:eastAsia="Times New Roman" w:hAnsi="Helvetica Neue" w:cs="Arial"/>
+                <w:b/>
+                <w:bCs/>
+                <w:color w:val="000000"/>
+                <w:kern w:val="0"/>
+                <w14:ligatures w14:val="none"/>
+              </w:rPr>
+              <w:t>= “</w:t>
             </w:r>
             <w:r>
               <w:rPr>
@@ -3370,6 +3908,7 @@
               <w:t>[[</w:t>
             </w:r>
             <w:proofErr w:type="spellStart"/>
+            <w:proofErr w:type="gramStart"/>
             <w:r>
               <w:rPr>
                 <w:rFonts w:ascii="Helvetica Neue" w:eastAsia="Times New Roman" w:hAnsi="Helvetica Neue" w:cs="Arial"/>
@@ -3391,9 +3930,22 @@
                 <w:szCs w:val="18"/>
                 <w14:ligatures w14:val="none"/>
               </w:rPr>
-              <w:t>($k, $item as $</w:t>
+              <w:t>(</w:t>
+            </w:r>
+            <w:proofErr w:type="gramEnd"/>
+            <w:r>
+              <w:rPr>
+                <w:rFonts w:ascii="Helvetica Neue" w:eastAsia="Times New Roman" w:hAnsi="Helvetica Neue" w:cs="Arial"/>
+                <w:color w:val="000000"/>
+                <w:kern w:val="0"/>
+                <w:sz w:val="18"/>
+                <w:szCs w:val="18"/>
+                <w14:ligatures w14:val="none"/>
+              </w:rPr>
+              <w:t>$k, $item as $</w:t>
             </w:r>
             <w:proofErr w:type="spellStart"/>
+            <w:proofErr w:type="gramStart"/>
             <w:r>
               <w:rPr>
                 <w:rFonts w:ascii="Helvetica Neue" w:eastAsia="Times New Roman" w:hAnsi="Helvetica Neue" w:cs="Arial"/>
@@ -3406,6 +3958,7 @@
               <w:t>pv.items</w:t>
             </w:r>
             <w:proofErr w:type="spellEnd"/>
+            <w:proofErr w:type="gramEnd"/>
             <w:r>
               <w:rPr>
                 <w:rFonts w:ascii="Helvetica Neue" w:eastAsia="Times New Roman" w:hAnsi="Helvetica Neue" w:cs="Arial"/>
@@ -3462,6 +4015,7 @@
               <w:t>[[if ne $</w:t>
             </w:r>
             <w:proofErr w:type="spellStart"/>
+            <w:proofErr w:type="gramStart"/>
             <w:r>
               <w:rPr>
                 <w:rFonts w:ascii="Helvetica Neue" w:eastAsia="Times New Roman" w:hAnsi="Helvetica Neue" w:cs="Arial"/>
@@ -3475,6 +4029,7 @@
               <w:t>pv.productCode</w:t>
             </w:r>
             <w:proofErr w:type="spellEnd"/>
+            <w:proofErr w:type="gramEnd"/>
             <w:r>
               <w:rPr>
                 <w:rFonts w:ascii="Helvetica Neue" w:eastAsia="Times New Roman" w:hAnsi="Helvetica Neue" w:cs="Arial"/>
@@ -3602,6 +4157,7 @@
               <w:t>[[if eq $</w:t>
             </w:r>
             <w:proofErr w:type="spellStart"/>
+            <w:proofErr w:type="gramStart"/>
             <w:r>
               <w:rPr>
                 <w:rFonts w:ascii="Helvetica Neue" w:eastAsia="Times New Roman" w:hAnsi="Helvetica Neue" w:cs="Arial"/>
@@ -3615,6 +4171,7 @@
               <w:t>pv.productCode</w:t>
             </w:r>
             <w:proofErr w:type="spellEnd"/>
+            <w:proofErr w:type="gramEnd"/>
             <w:r>
               <w:rPr>
                 <w:rFonts w:ascii="Helvetica Neue" w:eastAsia="Times New Roman" w:hAnsi="Helvetica Neue" w:cs="Arial"/>
@@ -3747,6 +4304,7 @@
               <w:t>[[</w:t>
             </w:r>
             <w:proofErr w:type="spellStart"/>
+            <w:proofErr w:type="gramStart"/>
             <w:r>
               <w:rPr>
                 <w:rFonts w:ascii="Helvetica Neue" w:eastAsia="Times New Roman" w:hAnsi="Helvetica Neue" w:cs="Arial"/>
@@ -3768,7 +4326,19 @@
                 <w:szCs w:val="18"/>
                 <w14:ligatures w14:val="none"/>
               </w:rPr>
-              <w:t>($k, $</w:t>
+              <w:t>(</w:t>
+            </w:r>
+            <w:proofErr w:type="gramEnd"/>
+            <w:r>
+              <w:rPr>
+                <w:rFonts w:ascii="Helvetica Neue" w:eastAsia="Times New Roman" w:hAnsi="Helvetica Neue" w:cs="Arial"/>
+                <w:color w:val="000000"/>
+                <w:kern w:val="0"/>
+                <w:sz w:val="18"/>
+                <w:szCs w:val="18"/>
+                <w14:ligatures w14:val="none"/>
+              </w:rPr>
+              <w:t>$k, $</w:t>
             </w:r>
             <w:proofErr w:type="spellStart"/>
             <w:r>
@@ -3795,6 +4365,7 @@
               <w:t xml:space="preserve"> $</w:t>
             </w:r>
             <w:proofErr w:type="spellStart"/>
+            <w:proofErr w:type="gramStart"/>
             <w:r>
               <w:rPr>
                 <w:rFonts w:ascii="Helvetica Neue" w:eastAsia="Times New Roman" w:hAnsi="Helvetica Neue" w:cs="Arial"/>
@@ -3807,6 +4378,7 @@
               <w:t>item.headersDisplay</w:t>
             </w:r>
             <w:proofErr w:type="spellEnd"/>
+            <w:proofErr w:type="gramEnd"/>
             <w:r>
               <w:rPr>
                 <w:rFonts w:ascii="Helvetica Neue" w:eastAsia="Times New Roman" w:hAnsi="Helvetica Neue" w:cs="Arial"/>
@@ -3854,6 +4426,7 @@
               <w:t>[[$</w:t>
             </w:r>
             <w:proofErr w:type="spellStart"/>
+            <w:proofErr w:type="gramStart"/>
             <w:r>
               <w:rPr>
                 <w:rFonts w:ascii="Helvetica Neue" w:eastAsia="Times New Roman" w:hAnsi="Helvetica Neue" w:cs="Arial"/>
@@ -3868,6 +4441,7 @@
               <w:t>h.leftLabel</w:t>
             </w:r>
             <w:proofErr w:type="spellEnd"/>
+            <w:proofErr w:type="gramEnd"/>
             <w:r>
               <w:rPr>
                 <w:rFonts w:ascii="Helvetica Neue" w:eastAsia="Times New Roman" w:hAnsi="Helvetica Neue" w:cs="Arial"/>
@@ -3911,6 +4485,7 @@
               <w:t>[[if ne $</w:t>
             </w:r>
             <w:proofErr w:type="spellStart"/>
+            <w:proofErr w:type="gramStart"/>
             <w:r>
               <w:rPr>
                 <w:rFonts w:ascii="Helvetica Neue" w:eastAsia="Times New Roman" w:hAnsi="Helvetica Neue" w:cs="Arial"/>
@@ -3923,6 +4498,7 @@
               <w:t>h.leftValue</w:t>
             </w:r>
             <w:proofErr w:type="spellEnd"/>
+            <w:proofErr w:type="gramEnd"/>
             <w:r>
               <w:rPr>
                 <w:rFonts w:ascii="Helvetica Neue" w:eastAsia="Times New Roman" w:hAnsi="Helvetica Neue" w:cs="Arial"/>
@@ -3947,6 +4523,7 @@
               <w:t>na</w:t>
             </w:r>
             <w:proofErr w:type="spellEnd"/>
+            <w:proofErr w:type="gramStart"/>
             <w:r>
               <w:rPr>
                 <w:rFonts w:ascii="Helvetica Neue" w:eastAsia="Times New Roman" w:hAnsi="Helvetica Neue" w:cs="Arial"/>
@@ -3967,9 +4544,22 @@
                 <w:szCs w:val="18"/>
                 <w14:ligatures w14:val="none"/>
               </w:rPr>
-              <w:t>[[$</w:t>
+              <w:t>[</w:t>
+            </w:r>
+            <w:proofErr w:type="gramEnd"/>
+            <w:r>
+              <w:rPr>
+                <w:rFonts w:ascii="Helvetica Neue" w:eastAsia="Times New Roman" w:hAnsi="Helvetica Neue" w:cs="Arial"/>
+                <w:color w:val="000000"/>
+                <w:kern w:val="0"/>
+                <w:sz w:val="18"/>
+                <w:szCs w:val="18"/>
+                <w14:ligatures w14:val="none"/>
+              </w:rPr>
+              <w:t>[$</w:t>
             </w:r>
             <w:proofErr w:type="spellStart"/>
+            <w:proofErr w:type="gramStart"/>
             <w:r>
               <w:rPr>
                 <w:rFonts w:ascii="Helvetica Neue" w:eastAsia="Times New Roman" w:hAnsi="Helvetica Neue" w:cs="Arial"/>
@@ -4002,9 +4592,46 @@
                 <w:szCs w:val="18"/>
                 <w14:ligatures w14:val="none"/>
               </w:rPr>
-              <w:t>[[end]][[if eq $</w:t>
+              <w:t>[</w:t>
+            </w:r>
+            <w:proofErr w:type="gramEnd"/>
+            <w:r>
+              <w:rPr>
+                <w:rFonts w:ascii="Helvetica Neue" w:eastAsia="Times New Roman" w:hAnsi="Helvetica Neue" w:cs="Arial"/>
+                <w:color w:val="000000"/>
+                <w:kern w:val="0"/>
+                <w:sz w:val="18"/>
+                <w:szCs w:val="18"/>
+                <w14:ligatures w14:val="none"/>
+              </w:rPr>
+              <w:t>[end</w:t>
+            </w:r>
+            <w:proofErr w:type="gramStart"/>
+            <w:r>
+              <w:rPr>
+                <w:rFonts w:ascii="Helvetica Neue" w:eastAsia="Times New Roman" w:hAnsi="Helvetica Neue" w:cs="Arial"/>
+                <w:color w:val="000000"/>
+                <w:kern w:val="0"/>
+                <w:sz w:val="18"/>
+                <w:szCs w:val="18"/>
+                <w14:ligatures w14:val="none"/>
+              </w:rPr>
+              <w:t>]][</w:t>
+            </w:r>
+            <w:proofErr w:type="gramEnd"/>
+            <w:r>
+              <w:rPr>
+                <w:rFonts w:ascii="Helvetica Neue" w:eastAsia="Times New Roman" w:hAnsi="Helvetica Neue" w:cs="Arial"/>
+                <w:color w:val="000000"/>
+                <w:kern w:val="0"/>
+                <w:sz w:val="18"/>
+                <w:szCs w:val="18"/>
+                <w14:ligatures w14:val="none"/>
+              </w:rPr>
+              <w:t>[if eq $</w:t>
             </w:r>
             <w:proofErr w:type="spellStart"/>
+            <w:proofErr w:type="gramStart"/>
             <w:r>
               <w:rPr>
                 <w:rFonts w:ascii="Helvetica Neue" w:eastAsia="Times New Roman" w:hAnsi="Helvetica Neue" w:cs="Arial"/>
@@ -4017,6 +4644,7 @@
               <w:t>h.leftValue</w:t>
             </w:r>
             <w:proofErr w:type="spellEnd"/>
+            <w:proofErr w:type="gramEnd"/>
             <w:r>
               <w:rPr>
                 <w:rFonts w:ascii="Helvetica Neue" w:eastAsia="Times New Roman" w:hAnsi="Helvetica Neue" w:cs="Arial"/>
@@ -4041,16 +4669,29 @@
               <w:t>na</w:t>
             </w:r>
             <w:proofErr w:type="spellEnd"/>
-            <w:r>
-              <w:rPr>
-                <w:rFonts w:ascii="Helvetica Neue" w:eastAsia="Times New Roman" w:hAnsi="Helvetica Neue" w:cs="Arial"/>
-                <w:color w:val="000000"/>
-                <w:kern w:val="0"/>
-                <w:sz w:val="18"/>
-                <w:szCs w:val="18"/>
-                <w14:ligatures w14:val="none"/>
-              </w:rPr>
-              <w:t>]]N/A[[end]]</w:t>
+            <w:proofErr w:type="gramStart"/>
+            <w:r>
+              <w:rPr>
+                <w:rFonts w:ascii="Helvetica Neue" w:eastAsia="Times New Roman" w:hAnsi="Helvetica Neue" w:cs="Arial"/>
+                <w:color w:val="000000"/>
+                <w:kern w:val="0"/>
+                <w:sz w:val="18"/>
+                <w:szCs w:val="18"/>
+                <w14:ligatures w14:val="none"/>
+              </w:rPr>
+              <w:t>]]N</w:t>
+            </w:r>
+            <w:proofErr w:type="gramEnd"/>
+            <w:r>
+              <w:rPr>
+                <w:rFonts w:ascii="Helvetica Neue" w:eastAsia="Times New Roman" w:hAnsi="Helvetica Neue" w:cs="Arial"/>
+                <w:color w:val="000000"/>
+                <w:kern w:val="0"/>
+                <w:sz w:val="18"/>
+                <w:szCs w:val="18"/>
+                <w14:ligatures w14:val="none"/>
+              </w:rPr>
+              <w:t>/A[[end]]</w:t>
             </w:r>
           </w:p>
         </w:tc>
@@ -4086,6 +4727,7 @@
               <w:t>[[$</w:t>
             </w:r>
             <w:proofErr w:type="spellStart"/>
+            <w:proofErr w:type="gramStart"/>
             <w:r>
               <w:rPr>
                 <w:rFonts w:ascii="Helvetica Neue" w:eastAsia="Times New Roman" w:hAnsi="Helvetica Neue" w:cs="Arial"/>
@@ -4100,6 +4742,7 @@
               <w:t>h.rightLabel</w:t>
             </w:r>
             <w:proofErr w:type="spellEnd"/>
+            <w:proofErr w:type="gramEnd"/>
             <w:r>
               <w:rPr>
                 <w:rFonts w:ascii="Helvetica Neue" w:eastAsia="Times New Roman" w:hAnsi="Helvetica Neue" w:cs="Arial"/>
@@ -4145,6 +4788,7 @@
               <w:t>[[if ne $</w:t>
             </w:r>
             <w:proofErr w:type="spellStart"/>
+            <w:proofErr w:type="gramStart"/>
             <w:r>
               <w:rPr>
                 <w:rFonts w:ascii="Helvetica Neue" w:eastAsia="Times New Roman" w:hAnsi="Helvetica Neue" w:cs="Arial"/>
@@ -4168,27 +4812,17 @@
               <w:t>rightValue</w:t>
             </w:r>
             <w:proofErr w:type="spellEnd"/>
-            <w:r>
-              <w:rPr>
-                <w:rFonts w:ascii="Helvetica Neue" w:eastAsia="Times New Roman" w:hAnsi="Helvetica Neue" w:cs="Arial"/>
-                <w:color w:val="000000"/>
-                <w:kern w:val="0"/>
-                <w:sz w:val="18"/>
-                <w:szCs w:val="18"/>
-                <w14:ligatures w14:val="none"/>
-              </w:rPr>
-              <w:t xml:space="preserve"> </w:t>
-            </w:r>
-            <w:r>
-              <w:rPr>
-                <w:rFonts w:ascii="Helvetica Neue" w:eastAsia="Times New Roman" w:hAnsi="Helvetica Neue" w:cs="Arial"/>
-                <w:color w:val="000000"/>
-                <w:kern w:val="0"/>
-                <w:sz w:val="18"/>
-                <w:szCs w:val="18"/>
-                <w14:ligatures w14:val="none"/>
-              </w:rPr>
-              <w:t>$</w:t>
+            <w:proofErr w:type="gramEnd"/>
+            <w:r>
+              <w:rPr>
+                <w:rFonts w:ascii="Helvetica Neue" w:eastAsia="Times New Roman" w:hAnsi="Helvetica Neue" w:cs="Arial"/>
+                <w:color w:val="000000"/>
+                <w:kern w:val="0"/>
+                <w:sz w:val="18"/>
+                <w:szCs w:val="18"/>
+                <w14:ligatures w14:val="none"/>
+              </w:rPr>
+              <w:t xml:space="preserve"> $</w:t>
             </w:r>
             <w:proofErr w:type="spellStart"/>
             <w:r>
@@ -4203,6 +4837,7 @@
               <w:t>na</w:t>
             </w:r>
             <w:proofErr w:type="spellEnd"/>
+            <w:proofErr w:type="gramStart"/>
             <w:r>
               <w:rPr>
                 <w:rFonts w:ascii="Helvetica Neue" w:eastAsia="Times New Roman" w:hAnsi="Helvetica Neue" w:cs="Arial"/>
@@ -4223,9 +4858,22 @@
                 <w:szCs w:val="18"/>
                 <w14:ligatures w14:val="none"/>
               </w:rPr>
-              <w:t>[[$</w:t>
+              <w:t>[</w:t>
+            </w:r>
+            <w:proofErr w:type="gramEnd"/>
+            <w:r>
+              <w:rPr>
+                <w:rFonts w:ascii="Helvetica Neue" w:eastAsia="Times New Roman" w:hAnsi="Helvetica Neue" w:cs="Arial"/>
+                <w:color w:val="000000"/>
+                <w:kern w:val="0"/>
+                <w:sz w:val="18"/>
+                <w:szCs w:val="18"/>
+                <w14:ligatures w14:val="none"/>
+              </w:rPr>
+              <w:t>[$</w:t>
             </w:r>
             <w:proofErr w:type="spellStart"/>
+            <w:proofErr w:type="gramStart"/>
             <w:r>
               <w:rPr>
                 <w:rFonts w:ascii="Helvetica Neue" w:eastAsia="Times New Roman" w:hAnsi="Helvetica Neue" w:cs="Arial"/>
@@ -4258,9 +4906,46 @@
                 <w:szCs w:val="18"/>
                 <w14:ligatures w14:val="none"/>
               </w:rPr>
-              <w:t>[[end]][[if eq $</w:t>
+              <w:t>[</w:t>
+            </w:r>
+            <w:proofErr w:type="gramEnd"/>
+            <w:r>
+              <w:rPr>
+                <w:rFonts w:ascii="Helvetica Neue" w:eastAsia="Times New Roman" w:hAnsi="Helvetica Neue" w:cs="Arial"/>
+                <w:color w:val="000000"/>
+                <w:kern w:val="0"/>
+                <w:sz w:val="18"/>
+                <w:szCs w:val="18"/>
+                <w14:ligatures w14:val="none"/>
+              </w:rPr>
+              <w:t>[end</w:t>
+            </w:r>
+            <w:proofErr w:type="gramStart"/>
+            <w:r>
+              <w:rPr>
+                <w:rFonts w:ascii="Helvetica Neue" w:eastAsia="Times New Roman" w:hAnsi="Helvetica Neue" w:cs="Arial"/>
+                <w:color w:val="000000"/>
+                <w:kern w:val="0"/>
+                <w:sz w:val="18"/>
+                <w:szCs w:val="18"/>
+                <w14:ligatures w14:val="none"/>
+              </w:rPr>
+              <w:t>]][</w:t>
+            </w:r>
+            <w:proofErr w:type="gramEnd"/>
+            <w:r>
+              <w:rPr>
+                <w:rFonts w:ascii="Helvetica Neue" w:eastAsia="Times New Roman" w:hAnsi="Helvetica Neue" w:cs="Arial"/>
+                <w:color w:val="000000"/>
+                <w:kern w:val="0"/>
+                <w:sz w:val="18"/>
+                <w:szCs w:val="18"/>
+                <w14:ligatures w14:val="none"/>
+              </w:rPr>
+              <w:t>[if eq $</w:t>
             </w:r>
             <w:proofErr w:type="spellStart"/>
+            <w:proofErr w:type="gramStart"/>
             <w:r>
               <w:rPr>
                 <w:rFonts w:ascii="Helvetica Neue" w:eastAsia="Times New Roman" w:hAnsi="Helvetica Neue" w:cs="Arial"/>
@@ -4284,6 +4969,7 @@
               <w:t>rightValue</w:t>
             </w:r>
             <w:proofErr w:type="spellEnd"/>
+            <w:proofErr w:type="gramEnd"/>
             <w:r>
               <w:rPr>
                 <w:rFonts w:ascii="Helvetica Neue" w:eastAsia="Times New Roman" w:hAnsi="Helvetica Neue" w:cs="Arial"/>
@@ -4308,16 +4994,29 @@
               <w:t>na</w:t>
             </w:r>
             <w:proofErr w:type="spellEnd"/>
-            <w:r>
-              <w:rPr>
-                <w:rFonts w:ascii="Helvetica Neue" w:eastAsia="Times New Roman" w:hAnsi="Helvetica Neue" w:cs="Arial"/>
-                <w:color w:val="000000"/>
-                <w:kern w:val="0"/>
-                <w:sz w:val="18"/>
-                <w:szCs w:val="18"/>
-                <w14:ligatures w14:val="none"/>
-              </w:rPr>
-              <w:t>]]N/A[[end]]</w:t>
+            <w:proofErr w:type="gramStart"/>
+            <w:r>
+              <w:rPr>
+                <w:rFonts w:ascii="Helvetica Neue" w:eastAsia="Times New Roman" w:hAnsi="Helvetica Neue" w:cs="Arial"/>
+                <w:color w:val="000000"/>
+                <w:kern w:val="0"/>
+                <w:sz w:val="18"/>
+                <w:szCs w:val="18"/>
+                <w14:ligatures w14:val="none"/>
+              </w:rPr>
+              <w:t>]]N</w:t>
+            </w:r>
+            <w:proofErr w:type="gramEnd"/>
+            <w:r>
+              <w:rPr>
+                <w:rFonts w:ascii="Helvetica Neue" w:eastAsia="Times New Roman" w:hAnsi="Helvetica Neue" w:cs="Arial"/>
+                <w:color w:val="000000"/>
+                <w:kern w:val="0"/>
+                <w:sz w:val="18"/>
+                <w:szCs w:val="18"/>
+                <w14:ligatures w14:val="none"/>
+              </w:rPr>
+              <w:t>/A[[end]]</w:t>
             </w:r>
           </w:p>
         </w:tc>
@@ -4647,6 +5346,7 @@
               <w:t>[[$</w:t>
             </w:r>
             <w:proofErr w:type="spellStart"/>
+            <w:proofErr w:type="gramStart"/>
             <w:r>
               <w:rPr>
                 <w:rFonts w:ascii="Helvetica Neue" w:eastAsia="Times New Roman" w:hAnsi="Helvetica Neue" w:cs="Arial"/>
@@ -4668,7 +5368,19 @@
                 <w:szCs w:val="18"/>
                 <w14:ligatures w14:val="none"/>
               </w:rPr>
-              <w:t xml:space="preserve"> := 1]]</w:t>
+              <w:t xml:space="preserve"> :</w:t>
+            </w:r>
+            <w:proofErr w:type="gramEnd"/>
+            <w:r>
+              <w:rPr>
+                <w:rFonts w:ascii="Helvetica Neue" w:eastAsia="Times New Roman" w:hAnsi="Helvetica Neue" w:cs="Arial"/>
+                <w:color w:val="000000"/>
+                <w:kern w:val="0"/>
+                <w:sz w:val="18"/>
+                <w:szCs w:val="18"/>
+                <w14:ligatures w14:val="none"/>
+              </w:rPr>
+              <w:t>= 1]]</w:t>
             </w:r>
           </w:p>
           <w:p>
@@ -4698,6 +5410,7 @@
               <w:t>[[$</w:t>
             </w:r>
             <w:proofErr w:type="spellStart"/>
+            <w:proofErr w:type="gramStart"/>
             <w:r>
               <w:rPr>
                 <w:rFonts w:ascii="Helvetica Neue" w:eastAsia="Times New Roman" w:hAnsi="Helvetica Neue" w:cs="Arial"/>
@@ -4719,7 +5432,19 @@
                 <w:szCs w:val="18"/>
                 <w14:ligatures w14:val="none"/>
               </w:rPr>
-              <w:t xml:space="preserve"> :=0]]</w:t>
+              <w:t xml:space="preserve"> :</w:t>
+            </w:r>
+            <w:proofErr w:type="gramEnd"/>
+            <w:r>
+              <w:rPr>
+                <w:rFonts w:ascii="Helvetica Neue" w:eastAsia="Times New Roman" w:hAnsi="Helvetica Neue" w:cs="Arial"/>
+                <w:color w:val="000000"/>
+                <w:kern w:val="0"/>
+                <w:sz w:val="18"/>
+                <w:szCs w:val="18"/>
+                <w14:ligatures w14:val="none"/>
+              </w:rPr>
+              <w:t>=0]]</w:t>
             </w:r>
           </w:p>
           <w:p>
@@ -4746,6 +5471,7 @@
               <w:t>[[</w:t>
             </w:r>
             <w:proofErr w:type="spellStart"/>
+            <w:proofErr w:type="gramStart"/>
             <w:r>
               <w:rPr>
                 <w:rFonts w:ascii="Helvetica Neue" w:eastAsia="Times New Roman" w:hAnsi="Helvetica Neue" w:cs="Arial"/>
@@ -4767,9 +5493,22 @@
                 <w:szCs w:val="18"/>
                 <w14:ligatures w14:val="none"/>
               </w:rPr>
-              <w:t>($k, $s as $</w:t>
+              <w:t>(</w:t>
+            </w:r>
+            <w:proofErr w:type="gramEnd"/>
+            <w:r>
+              <w:rPr>
+                <w:rFonts w:ascii="Helvetica Neue" w:eastAsia="Times New Roman" w:hAnsi="Helvetica Neue" w:cs="Arial"/>
+                <w:color w:val="000000"/>
+                <w:kern w:val="0"/>
+                <w:sz w:val="18"/>
+                <w:szCs w:val="18"/>
+                <w14:ligatures w14:val="none"/>
+              </w:rPr>
+              <w:t>$k, $s as $</w:t>
             </w:r>
             <w:proofErr w:type="spellStart"/>
+            <w:proofErr w:type="gramStart"/>
             <w:r>
               <w:rPr>
                 <w:rFonts w:ascii="Helvetica Neue" w:eastAsia="Times New Roman" w:hAnsi="Helvetica Neue" w:cs="Arial"/>
@@ -4782,6 +5521,7 @@
               <w:t>item.details</w:t>
             </w:r>
             <w:proofErr w:type="spellEnd"/>
+            <w:proofErr w:type="gramEnd"/>
             <w:r>
               <w:rPr>
                 <w:rFonts w:ascii="Helvetica Neue" w:eastAsia="Times New Roman" w:hAnsi="Helvetica Neue" w:cs="Arial"/>
@@ -4890,7 +5630,29 @@
                 <w:szCs w:val="18"/>
                 <w14:ligatures w14:val="none"/>
               </w:rPr>
-              <w:t>s.tag</w:t>
+              <w:t>s.ta</w:t>
+            </w:r>
+            <w:r>
+              <w:rPr>
+                <w:rFonts w:ascii="Helvetica Neue" w:eastAsia="Times New Roman" w:hAnsi="Helvetica Neue" w:cs="Arial"/>
+                <w:color w:val="000000"/>
+                <w:kern w:val="0"/>
+                <w:sz w:val="18"/>
+                <w:szCs w:val="18"/>
+                <w14:ligatures w14:val="none"/>
+              </w:rPr>
+              <w:t>g</w:t>
+            </w:r>
+            <w:r>
+              <w:rPr>
+                <w:rFonts w:ascii="Helvetica Neue" w:eastAsia="Times New Roman" w:hAnsi="Helvetica Neue" w:cs="Arial"/>
+                <w:color w:val="000000"/>
+                <w:kern w:val="0"/>
+                <w:sz w:val="18"/>
+                <w:szCs w:val="18"/>
+                <w14:ligatures w14:val="none"/>
+              </w:rPr>
+              <w:t>Ref</w:t>
             </w:r>
             <w:proofErr w:type="spellEnd"/>
             <w:r>
@@ -4939,6 +5701,7 @@
               <w:t>[[$</w:t>
             </w:r>
             <w:proofErr w:type="spellStart"/>
+            <w:proofErr w:type="gramStart"/>
             <w:r>
               <w:rPr>
                 <w:rFonts w:ascii="Helvetica Neue" w:eastAsia="Times New Roman" w:hAnsi="Helvetica Neue" w:cs="Arial"/>
@@ -4951,6 +5714,7 @@
               <w:t>s.cartTitle</w:t>
             </w:r>
             <w:proofErr w:type="spellEnd"/>
+            <w:proofErr w:type="gramEnd"/>
             <w:r>
               <w:rPr>
                 <w:rFonts w:ascii="Helvetica Neue" w:eastAsia="Times New Roman" w:hAnsi="Helvetica Neue" w:cs="Arial"/>
@@ -5050,6 +5814,7 @@
               <w:t>[[$</w:t>
             </w:r>
             <w:proofErr w:type="spellStart"/>
+            <w:proofErr w:type="gramStart"/>
             <w:r>
               <w:rPr>
                 <w:rFonts w:ascii="Helvetica Neue" w:eastAsia="Times New Roman" w:hAnsi="Helvetica Neue" w:cs="Arial"/>
@@ -5073,6 +5838,7 @@
               <w:t>rate</w:t>
             </w:r>
             <w:proofErr w:type="spellEnd"/>
+            <w:proofErr w:type="gramEnd"/>
             <w:r>
               <w:rPr>
                 <w:rFonts w:ascii="Helvetica Neue" w:eastAsia="Times New Roman" w:hAnsi="Helvetica Neue" w:cs="Arial"/>
@@ -5116,6 +5882,7 @@
               <w:t>[[$</w:t>
             </w:r>
             <w:proofErr w:type="spellStart"/>
+            <w:proofErr w:type="gramStart"/>
             <w:r>
               <w:rPr>
                 <w:rFonts w:ascii="Helvetica Neue" w:eastAsia="Times New Roman" w:hAnsi="Helvetica Neue" w:cs="Arial"/>
@@ -5139,6 +5906,7 @@
               <w:t>amount</w:t>
             </w:r>
             <w:proofErr w:type="spellEnd"/>
+            <w:proofErr w:type="gramEnd"/>
             <w:r>
               <w:rPr>
                 <w:rFonts w:ascii="Helvetica Neue" w:eastAsia="Times New Roman" w:hAnsi="Helvetica Neue" w:cs="Arial"/>
@@ -5183,6 +5951,7 @@
               <w:t>[[$</w:t>
             </w:r>
             <w:proofErr w:type="spellStart"/>
+            <w:proofErr w:type="gramStart"/>
             <w:r>
               <w:rPr>
                 <w:rFonts w:ascii="Helvetica Neue" w:eastAsia="Times New Roman" w:hAnsi="Helvetica Neue" w:cs="Arial"/>
@@ -5196,6 +5965,7 @@
               <w:t>s.notes</w:t>
             </w:r>
             <w:proofErr w:type="spellEnd"/>
+            <w:proofErr w:type="gramEnd"/>
             <w:r>
               <w:rPr>
                 <w:rFonts w:ascii="Helvetica Neue" w:eastAsia="Times New Roman" w:hAnsi="Helvetica Neue" w:cs="Arial"/>
@@ -5409,6 +6179,7 @@
               <w:t>[[$</w:t>
             </w:r>
             <w:proofErr w:type="spellStart"/>
+            <w:proofErr w:type="gramStart"/>
             <w:r>
               <w:rPr>
                 <w:rFonts w:ascii="Helvetica Neue" w:eastAsia="Times New Roman" w:hAnsi="Helvetica Neue" w:cs="Arial"/>
@@ -5423,6 +6194,7 @@
               </w:rPr>
               <w:t>item.summary</w:t>
             </w:r>
+            <w:proofErr w:type="gramEnd"/>
             <w:r>
               <w:rPr>
                 <w:rFonts w:ascii="Helvetica Neue" w:eastAsia="Times New Roman" w:hAnsi="Helvetica Neue" w:cs="Arial"/>
@@ -5534,6 +6306,7 @@
               <w:t>[[$</w:t>
             </w:r>
             <w:proofErr w:type="spellStart"/>
+            <w:proofErr w:type="gramStart"/>
             <w:r>
               <w:rPr>
                 <w:rFonts w:ascii="Helvetica Neue" w:eastAsia="Times New Roman" w:hAnsi="Helvetica Neue" w:cs="Arial"/>
@@ -5546,7 +6319,22 @@
                 <w:lang w:val="en-US"/>
                 <w14:ligatures w14:val="none"/>
               </w:rPr>
-              <w:t>item.summary.</w:t>
+              <w:t>item.summary</w:t>
+            </w:r>
+            <w:proofErr w:type="gramEnd"/>
+            <w:r>
+              <w:rPr>
+                <w:rFonts w:ascii="Helvetica Neue" w:eastAsia="Times New Roman" w:hAnsi="Helvetica Neue" w:cs="Arial"/>
+                <w:b/>
+                <w:bCs/>
+                <w:color w:val="000000"/>
+                <w:kern w:val="0"/>
+                <w:sz w:val="18"/>
+                <w:szCs w:val="18"/>
+                <w:lang w:val="en-US"/>
+                <w14:ligatures w14:val="none"/>
+              </w:rPr>
+              <w:t>.</w:t>
             </w:r>
             <w:r>
               <w:rPr>
@@ -5797,7 +6585,21 @@
         <w:rPr>
           <w:rFonts w:ascii="Helvetica Neue" w:hAnsi="Helvetica Neue" w:cs="Arial"/>
         </w:rPr>
-        <w:t>.ci.companyinfo.</w:t>
+        <w:t>.</w:t>
+      </w:r>
+      <w:proofErr w:type="gramStart"/>
+      <w:r>
+        <w:rPr>
+          <w:rFonts w:ascii="Helvetica Neue" w:hAnsi="Helvetica Neue" w:cs="Arial"/>
+        </w:rPr>
+        <w:t>ci.companyinfo</w:t>
+      </w:r>
+      <w:proofErr w:type="gramEnd"/>
+      <w:r>
+        <w:rPr>
+          <w:rFonts w:ascii="Helvetica Neue" w:hAnsi="Helvetica Neue" w:cs="Arial"/>
+        </w:rPr>
+        <w:t>.</w:t>
       </w:r>
       <w:proofErr w:type="spellStart"/>
       <w:r>
@@ -5844,7 +6646,21 @@
           <w:rFonts w:ascii="Helvetica Neue" w:hAnsi="Helvetica Neue" w:cs="Arial"/>
         </w:rPr>
         <w:lastRenderedPageBreak/>
-        <w:t>[[rtf .ci.companyinfo.</w:t>
+        <w:t>[[rtf .</w:t>
+      </w:r>
+      <w:proofErr w:type="gramStart"/>
+      <w:r>
+        <w:rPr>
+          <w:rFonts w:ascii="Helvetica Neue" w:hAnsi="Helvetica Neue" w:cs="Arial"/>
+        </w:rPr>
+        <w:t>ci.companyinfo</w:t>
+      </w:r>
+      <w:proofErr w:type="gramEnd"/>
+      <w:r>
+        <w:rPr>
+          <w:rFonts w:ascii="Helvetica Neue" w:hAnsi="Helvetica Neue" w:cs="Arial"/>
+        </w:rPr>
+        <w:t>.</w:t>
       </w:r>
       <w:proofErr w:type="spellStart"/>
       <w:r>
@@ -5992,7 +6808,17 @@
         <w:sz w:val="18"/>
         <w:szCs w:val="18"/>
       </w:rPr>
-      <w:t>[[</w:t>
+      <w:t>[</w:t>
+    </w:r>
+    <w:proofErr w:type="gramStart"/>
+    <w:r>
+      <w:rPr>
+        <w:rFonts w:ascii="Arial" w:hAnsi="Arial" w:cs="Arial"/>
+        <w:color w:val="auto"/>
+        <w:sz w:val="18"/>
+        <w:szCs w:val="18"/>
+      </w:rPr>
+      <w:t>[</w:t>
     </w:r>
     <w:r>
       <w:rPr>
@@ -6012,6 +6838,7 @@
       </w:rPr>
       <w:t>.name</w:t>
     </w:r>
+    <w:proofErr w:type="gramEnd"/>
     <w:r>
       <w:rPr>
         <w:rFonts w:ascii="Arial" w:hAnsi="Arial" w:cs="Arial"/>
@@ -6058,7 +6885,7 @@
         <w:szCs w:val="18"/>
         <w:lang w:val="en-US"/>
       </w:rPr>
-      <w:t>21-Jul-25</w:t>
+      <w:t>30-Jul-25</w:t>
     </w:r>
     <w:r>
       <w:rPr>
@@ -6077,7 +6904,18 @@
         <w:szCs w:val="18"/>
         <w:lang w:val="en-US"/>
       </w:rPr>
-      <w:t>, By</w:t>
+      <w:t xml:space="preserve">, </w:t>
+    </w:r>
+    <w:proofErr w:type="gramStart"/>
+    <w:r>
+      <w:rPr>
+        <w:rFonts w:ascii="Arial" w:hAnsi="Arial" w:cs="Arial"/>
+        <w:color w:val="auto"/>
+        <w:sz w:val="18"/>
+        <w:szCs w:val="18"/>
+        <w:lang w:val="en-US"/>
+      </w:rPr>
+      <w:t>By</w:t>
     </w:r>
     <w:r>
       <w:rPr>
@@ -6097,9 +6935,21 @@
         <w:szCs w:val="18"/>
         <w:lang w:val="en-US"/>
       </w:rPr>
-      <w:t xml:space="preserve"> [[.</w:t>
+      <w:t xml:space="preserve"> [</w:t>
+    </w:r>
+    <w:proofErr w:type="gramEnd"/>
+    <w:r>
+      <w:rPr>
+        <w:rFonts w:ascii="Arial" w:hAnsi="Arial" w:cs="Arial"/>
+        <w:color w:val="auto"/>
+        <w:sz w:val="18"/>
+        <w:szCs w:val="18"/>
+        <w:lang w:val="en-US"/>
+      </w:rPr>
+      <w:t>[.</w:t>
     </w:r>
     <w:proofErr w:type="spellStart"/>
+    <w:proofErr w:type="gramStart"/>
     <w:r>
       <w:rPr>
         <w:rFonts w:ascii="Arial" w:hAnsi="Arial" w:cs="Arial"/>
@@ -6121,6 +6971,7 @@
       <w:t>Name</w:t>
     </w:r>
     <w:proofErr w:type="spellEnd"/>
+    <w:proofErr w:type="gramEnd"/>
     <w:r>
       <w:rPr>
         <w:rFonts w:ascii="Arial" w:hAnsi="Arial" w:cs="Arial"/>
@@ -7322,6 +8173,7 @@
   <w:style w:type="character" w:default="1" w:styleId="DefaultParagraphFont">
     <w:name w:val="Default Paragraph Font"/>
     <w:uiPriority w:val="1"/>
+    <w:semiHidden/>
     <w:unhideWhenUsed/>
   </w:style>
   <w:style w:type="table" w:default="1" w:styleId="TableNormal">

--- a/btb_cvs_support/document/templates/quotation_format_ae.docx
+++ b/btb_cvs_support/document/templates/quotation_format_ae.docx
@@ -45,10 +45,10 @@
         <w:tblLook w:val="04A0" w:firstRow="1" w:lastRow="0" w:firstColumn="1" w:lastColumn="0" w:noHBand="0" w:noVBand="1"/>
       </w:tblPr>
       <w:tblGrid>
-        <w:gridCol w:w="1156"/>
-        <w:gridCol w:w="6574"/>
+        <w:gridCol w:w="940"/>
+        <w:gridCol w:w="6822"/>
         <w:gridCol w:w="1123"/>
-        <w:gridCol w:w="2202"/>
+        <w:gridCol w:w="2170"/>
       </w:tblGrid>
       <w:tr>
         <w:trPr>
@@ -56,7 +56,7 @@
         </w:trPr>
         <w:tc>
           <w:tcPr>
-            <w:tcW w:w="1156" w:type="dxa"/>
+            <w:tcW w:w="851" w:type="dxa"/>
             <w:vMerge w:val="restart"/>
           </w:tcPr>
           <w:p>
@@ -93,7 +93,7 @@
         </w:tc>
         <w:tc>
           <w:tcPr>
-            <w:tcW w:w="6574" w:type="dxa"/>
+            <w:tcW w:w="6895" w:type="dxa"/>
           </w:tcPr>
           <w:p>
             <w:pPr>
@@ -201,7 +201,7 @@
         </w:tc>
         <w:tc>
           <w:tcPr>
-            <w:tcW w:w="2202" w:type="dxa"/>
+            <w:tcW w:w="2186" w:type="dxa"/>
           </w:tcPr>
           <w:p>
             <w:pPr>
@@ -259,7 +259,7 @@
                 <w:lang w:val="en-US"/>
                 <w14:ligatures w14:val="none"/>
               </w:rPr>
-              <w:t>30-Jul-25</w:t>
+              <w:t>14-Aug-25</w:t>
             </w:r>
             <w:r>
               <w:rPr>
@@ -281,7 +281,7 @@
         </w:trPr>
         <w:tc>
           <w:tcPr>
-            <w:tcW w:w="1156" w:type="dxa"/>
+            <w:tcW w:w="851" w:type="dxa"/>
             <w:vMerge/>
           </w:tcPr>
           <w:p>
@@ -302,7 +302,7 @@
         </w:tc>
         <w:tc>
           <w:tcPr>
-            <w:tcW w:w="6574" w:type="dxa"/>
+            <w:tcW w:w="6895" w:type="dxa"/>
           </w:tcPr>
           <w:p>
             <w:pPr>
@@ -329,20 +329,42 @@
                 <w:szCs w:val="18"/>
                 <w14:ligatures w14:val="none"/>
               </w:rPr>
-              <w:t>[[.</w:t>
+              <w:t>[[</w:t>
+            </w:r>
+            <w:proofErr w:type="gramStart"/>
+            <w:r>
+              <w:rPr>
+                <w:rFonts w:ascii="Helvetica Neue" w:eastAsia="Times New Roman" w:hAnsi="Helvetica Neue" w:cs="Arial"/>
+                <w:color w:val="000000"/>
+                <w:kern w:val="0"/>
+                <w:sz w:val="18"/>
+                <w:szCs w:val="18"/>
+                <w14:ligatures w14:val="none"/>
+              </w:rPr>
+              <w:t xml:space="preserve">rtf </w:t>
+            </w:r>
+            <w:r>
+              <w:rPr>
+                <w:rFonts w:ascii="Helvetica Neue" w:eastAsia="Times New Roman" w:hAnsi="Helvetica Neue" w:cs="Arial"/>
+                <w:color w:val="000000"/>
+                <w:kern w:val="0"/>
+                <w:sz w:val="18"/>
+                <w:szCs w:val="18"/>
+                <w14:ligatures w14:val="none"/>
+              </w:rPr>
+              <w:t>.</w:t>
             </w:r>
             <w:proofErr w:type="spellStart"/>
-            <w:proofErr w:type="gramStart"/>
-            <w:r>
-              <w:rPr>
-                <w:rFonts w:ascii="Helvetica Neue" w:eastAsia="Times New Roman" w:hAnsi="Helvetica Neue" w:cs="Arial"/>
-                <w:color w:val="000000"/>
-                <w:kern w:val="0"/>
-                <w:sz w:val="18"/>
-                <w:szCs w:val="18"/>
-                <w14:ligatures w14:val="none"/>
-              </w:rPr>
-              <w:t>qt.address</w:t>
+            <w:r>
+              <w:rPr>
+                <w:rFonts w:ascii="Helvetica Neue" w:eastAsia="Times New Roman" w:hAnsi="Helvetica Neue" w:cs="Arial"/>
+                <w:color w:val="000000"/>
+                <w:kern w:val="0"/>
+                <w:sz w:val="18"/>
+                <w:szCs w:val="18"/>
+                <w14:ligatures w14:val="none"/>
+              </w:rPr>
+              <w:t>qt</w:t>
             </w:r>
             <w:proofErr w:type="gramEnd"/>
             <w:r>
@@ -354,7 +376,7 @@
                 <w:szCs w:val="18"/>
                 <w14:ligatures w14:val="none"/>
               </w:rPr>
-              <w:t>_display</w:t>
+              <w:t>.address_display</w:t>
             </w:r>
             <w:proofErr w:type="spellEnd"/>
             <w:r>
@@ -405,7 +427,7 @@
         </w:tc>
         <w:tc>
           <w:tcPr>
-            <w:tcW w:w="2202" w:type="dxa"/>
+            <w:tcW w:w="2186" w:type="dxa"/>
           </w:tcPr>
           <w:p>
             <w:pPr>
@@ -463,7 +485,7 @@
       <w:tr>
         <w:tc>
           <w:tcPr>
-            <w:tcW w:w="1156" w:type="dxa"/>
+            <w:tcW w:w="851" w:type="dxa"/>
           </w:tcPr>
           <w:p>
             <w:pPr>
@@ -498,7 +520,7 @@
         </w:tc>
         <w:tc>
           <w:tcPr>
-            <w:tcW w:w="9899" w:type="dxa"/>
+            <w:tcW w:w="10204" w:type="dxa"/>
             <w:gridSpan w:val="3"/>
             <w:vAlign w:val="center"/>
           </w:tcPr>
@@ -560,31 +582,7 @@
                 <w:szCs w:val="18"/>
                 <w14:ligatures w14:val="none"/>
               </w:rPr>
-              <w:t xml:space="preserve">]], </w:t>
-            </w:r>
-          </w:p>
-          <w:p>
-            <w:pPr>
-              <w:spacing w:before="57"/>
-              <w:rPr>
-                <w:rFonts w:ascii="Helvetica Neue" w:eastAsia="Times New Roman" w:hAnsi="Helvetica Neue" w:cs="Arial"/>
-                <w:color w:val="000000"/>
-                <w:kern w:val="0"/>
-                <w:sz w:val="18"/>
-                <w:szCs w:val="18"/>
-                <w14:ligatures w14:val="none"/>
-              </w:rPr>
-            </w:pPr>
-            <w:r>
-              <w:rPr>
-                <w:rFonts w:ascii="Helvetica Neue" w:eastAsia="Times New Roman" w:hAnsi="Helvetica Neue" w:cs="Arial"/>
-                <w:color w:val="000000"/>
-                <w:kern w:val="0"/>
-                <w:sz w:val="18"/>
-                <w:szCs w:val="18"/>
-                <w14:ligatures w14:val="none"/>
-              </w:rPr>
-              <w:t>[[.</w:t>
+              <w:t>]], [[.</w:t>
             </w:r>
             <w:proofErr w:type="spellStart"/>
             <w:proofErr w:type="gramStart"/>
@@ -802,7 +800,7 @@
       <w:tr>
         <w:tc>
           <w:tcPr>
-            <w:tcW w:w="1156" w:type="dxa"/>
+            <w:tcW w:w="851" w:type="dxa"/>
           </w:tcPr>
           <w:p>
             <w:pPr>
@@ -837,7 +835,7 @@
         </w:tc>
         <w:tc>
           <w:tcPr>
-            <w:tcW w:w="9899" w:type="dxa"/>
+            <w:tcW w:w="10204" w:type="dxa"/>
             <w:gridSpan w:val="3"/>
           </w:tcPr>
           <w:p>
@@ -899,7 +897,7 @@
       <w:tr>
         <w:tc>
           <w:tcPr>
-            <w:tcW w:w="1156" w:type="dxa"/>
+            <w:tcW w:w="851" w:type="dxa"/>
           </w:tcPr>
           <w:p>
             <w:pPr>
@@ -934,7 +932,7 @@
         </w:tc>
         <w:tc>
           <w:tcPr>
-            <w:tcW w:w="9899" w:type="dxa"/>
+            <w:tcW w:w="10204" w:type="dxa"/>
             <w:gridSpan w:val="3"/>
           </w:tcPr>
           <w:p>
@@ -1413,9 +1411,9 @@
       </w:tblPr>
       <w:tblGrid>
         <w:gridCol w:w="704"/>
-        <w:gridCol w:w="7229"/>
-        <w:gridCol w:w="1017"/>
-        <w:gridCol w:w="2127"/>
+        <w:gridCol w:w="6804"/>
+        <w:gridCol w:w="1134"/>
+        <w:gridCol w:w="2435"/>
       </w:tblGrid>
       <w:tr>
         <w:trPr>
@@ -1476,7 +1474,7 @@
         </w:tc>
         <w:tc>
           <w:tcPr>
-            <w:tcW w:w="7229" w:type="dxa"/>
+            <w:tcW w:w="6804" w:type="dxa"/>
             <w:shd w:val="clear" w:color="auto" w:fill="D1D1D1" w:themeFill="background2" w:themeFillShade="E6"/>
             <w:vAlign w:val="center"/>
           </w:tcPr>
@@ -1514,7 +1512,7 @@
         </w:tc>
         <w:tc>
           <w:tcPr>
-            <w:tcW w:w="1017" w:type="dxa"/>
+            <w:tcW w:w="1134" w:type="dxa"/>
             <w:shd w:val="clear" w:color="auto" w:fill="D1D1D1" w:themeFill="background2" w:themeFillShade="E6"/>
             <w:vAlign w:val="center"/>
           </w:tcPr>
@@ -1553,7 +1551,7 @@
         </w:tc>
         <w:tc>
           <w:tcPr>
-            <w:tcW w:w="2127" w:type="dxa"/>
+            <w:tcW w:w="2435" w:type="dxa"/>
             <w:shd w:val="clear" w:color="auto" w:fill="D1D1D1" w:themeFill="background2" w:themeFillShade="E6"/>
             <w:vAlign w:val="center"/>
           </w:tcPr>
@@ -1806,7 +1804,7 @@
         </w:tc>
         <w:tc>
           <w:tcPr>
-            <w:tcW w:w="7229" w:type="dxa"/>
+            <w:tcW w:w="6804" w:type="dxa"/>
             <w:vAlign w:val="center"/>
           </w:tcPr>
           <w:p>
@@ -1865,7 +1863,7 @@
         </w:tc>
         <w:tc>
           <w:tcPr>
-            <w:tcW w:w="1017" w:type="dxa"/>
+            <w:tcW w:w="1134" w:type="dxa"/>
             <w:vAlign w:val="center"/>
           </w:tcPr>
           <w:p>
@@ -1925,7 +1923,7 @@
         </w:tc>
         <w:tc>
           <w:tcPr>
-            <w:tcW w:w="2127" w:type="dxa"/>
+            <w:tcW w:w="2435" w:type="dxa"/>
             <w:vAlign w:val="center"/>
           </w:tcPr>
           <w:p>
@@ -2126,7 +2124,7 @@
         </w:trPr>
         <w:tc>
           <w:tcPr>
-            <w:tcW w:w="8950" w:type="dxa"/>
+            <w:tcW w:w="8642" w:type="dxa"/>
             <w:gridSpan w:val="3"/>
             <w:vAlign w:val="center"/>
           </w:tcPr>
@@ -2163,7 +2161,7 @@
         </w:tc>
         <w:tc>
           <w:tcPr>
-            <w:tcW w:w="2127" w:type="dxa"/>
+            <w:tcW w:w="2435" w:type="dxa"/>
             <w:vAlign w:val="center"/>
           </w:tcPr>
           <w:p>
@@ -2234,7 +2232,7 @@
         </w:trPr>
         <w:tc>
           <w:tcPr>
-            <w:tcW w:w="8950" w:type="dxa"/>
+            <w:tcW w:w="8642" w:type="dxa"/>
             <w:gridSpan w:val="3"/>
             <w:vAlign w:val="center"/>
           </w:tcPr>
@@ -2329,7 +2327,7 @@
         </w:tc>
         <w:tc>
           <w:tcPr>
-            <w:tcW w:w="2127" w:type="dxa"/>
+            <w:tcW w:w="2435" w:type="dxa"/>
             <w:vAlign w:val="center"/>
           </w:tcPr>
           <w:p>
@@ -2405,7 +2403,7 @@
         </w:trPr>
         <w:tc>
           <w:tcPr>
-            <w:tcW w:w="8950" w:type="dxa"/>
+            <w:tcW w:w="8642" w:type="dxa"/>
             <w:gridSpan w:val="3"/>
             <w:vAlign w:val="center"/>
           </w:tcPr>
@@ -2442,7 +2440,7 @@
         </w:tc>
         <w:tc>
           <w:tcPr>
-            <w:tcW w:w="2127" w:type="dxa"/>
+            <w:tcW w:w="2435" w:type="dxa"/>
             <w:vAlign w:val="center"/>
           </w:tcPr>
           <w:p>
@@ -2670,7 +2668,7 @@
         </w:trPr>
         <w:tc>
           <w:tcPr>
-            <w:tcW w:w="8950" w:type="dxa"/>
+            <w:tcW w:w="8642" w:type="dxa"/>
             <w:gridSpan w:val="3"/>
             <w:vAlign w:val="center"/>
           </w:tcPr>
@@ -2707,7 +2705,7 @@
         </w:tc>
         <w:tc>
           <w:tcPr>
-            <w:tcW w:w="2127" w:type="dxa"/>
+            <w:tcW w:w="2435" w:type="dxa"/>
             <w:vAlign w:val="center"/>
           </w:tcPr>
           <w:p>
@@ -2822,7 +2820,7 @@
         </w:trPr>
         <w:tc>
           <w:tcPr>
-            <w:tcW w:w="8950" w:type="dxa"/>
+            <w:tcW w:w="8642" w:type="dxa"/>
             <w:gridSpan w:val="3"/>
             <w:vAlign w:val="center"/>
           </w:tcPr>
@@ -2859,7 +2857,7 @@
         </w:tc>
         <w:tc>
           <w:tcPr>
-            <w:tcW w:w="2127" w:type="dxa"/>
+            <w:tcW w:w="2435" w:type="dxa"/>
             <w:vAlign w:val="center"/>
           </w:tcPr>
           <w:p>
@@ -2978,47 +2976,6 @@
                 <w:szCs w:val="18"/>
                 <w14:ligatures w14:val="none"/>
               </w:rPr>
-              <w:t xml:space="preserve"> ([[$cur]]</w:t>
-            </w:r>
-            <w:proofErr w:type="gramStart"/>
-            <w:r>
-              <w:rPr>
-                <w:rFonts w:ascii="Helvetica Neue" w:eastAsia="Times New Roman" w:hAnsi="Helvetica Neue" w:cs="Arial"/>
-                <w:b/>
-                <w:bCs/>
-                <w:color w:val="000000"/>
-                <w:kern w:val="0"/>
-                <w:sz w:val="18"/>
-                <w:szCs w:val="18"/>
-                <w14:ligatures w14:val="none"/>
-              </w:rPr>
-              <w:t>)</w:t>
-            </w:r>
-            <w:r>
-              <w:rPr>
-                <w:rFonts w:ascii="Helvetica Neue" w:eastAsia="Times New Roman" w:hAnsi="Helvetica Neue" w:cs="Arial"/>
-                <w:b/>
-                <w:bCs/>
-                <w:color w:val="000000"/>
-                <w:kern w:val="0"/>
-                <w:sz w:val="18"/>
-                <w:szCs w:val="18"/>
-                <w14:ligatures w14:val="none"/>
-              </w:rPr>
-              <w:t xml:space="preserve"> :</w:t>
-            </w:r>
-            <w:proofErr w:type="gramEnd"/>
-            <w:r>
-              <w:rPr>
-                <w:rFonts w:ascii="Helvetica Neue" w:eastAsia="Times New Roman" w:hAnsi="Helvetica Neue" w:cs="Arial"/>
-                <w:b/>
-                <w:bCs/>
-                <w:color w:val="000000"/>
-                <w:kern w:val="0"/>
-                <w:sz w:val="18"/>
-                <w:szCs w:val="18"/>
-                <w14:ligatures w14:val="none"/>
-              </w:rPr>
               <w:t xml:space="preserve"> </w:t>
             </w:r>
             <w:r>
@@ -3032,21 +2989,20 @@
                 <w:szCs w:val="18"/>
                 <w14:ligatures w14:val="none"/>
               </w:rPr>
-              <w:t>[</w:t>
-            </w:r>
-            <w:proofErr w:type="gramStart"/>
-            <w:r>
-              <w:rPr>
-                <w:rFonts w:ascii="Helvetica Neue" w:eastAsia="Times New Roman" w:hAnsi="Helvetica Neue" w:cs="Arial"/>
-                <w:b/>
-                <w:bCs/>
-                <w:color w:val="000000"/>
-                <w:kern w:val="0"/>
-                <w:sz w:val="18"/>
-                <w:szCs w:val="18"/>
-                <w14:ligatures w14:val="none"/>
-              </w:rPr>
-              <w:t>[.</w:t>
+              <w:t xml:space="preserve">: </w:t>
+            </w:r>
+            <w:r>
+              <w:rPr>
+                <w:rFonts w:ascii="Helvetica Neue" w:eastAsia="Times New Roman" w:hAnsi="Helvetica Neue" w:cs="Arial"/>
+                <w:b/>
+                <w:bCs/>
+                <w:color w:val="000000"/>
+                <w:kern w:val="0"/>
+                <w:sz w:val="18"/>
+                <w:szCs w:val="18"/>
+                <w14:ligatures w14:val="none"/>
+              </w:rPr>
+              <w:t>[[.</w:t>
             </w:r>
             <w:proofErr w:type="spellStart"/>
             <w:r>
@@ -3073,21 +3029,7 @@
                 <w:szCs w:val="18"/>
                 <w14:ligatures w14:val="none"/>
               </w:rPr>
-              <w:t>in</w:t>
-            </w:r>
-            <w:proofErr w:type="gramEnd"/>
-            <w:r>
-              <w:rPr>
-                <w:rFonts w:ascii="Helvetica Neue" w:eastAsia="Times New Roman" w:hAnsi="Helvetica Neue" w:cs="Arial"/>
-                <w:b/>
-                <w:bCs/>
-                <w:color w:val="000000"/>
-                <w:kern w:val="0"/>
-                <w:sz w:val="18"/>
-                <w:szCs w:val="18"/>
-                <w14:ligatures w14:val="none"/>
-              </w:rPr>
-              <w:t>_words</w:t>
+              <w:t>in_words</w:t>
             </w:r>
             <w:proofErr w:type="spellEnd"/>
             <w:r>
@@ -3738,6 +3680,18 @@
                 <w:u w:val="single"/>
                 <w14:ligatures w14:val="none"/>
               </w:rPr>
+              <w:t xml:space="preserve"> -</w:t>
+            </w:r>
+            <w:r>
+              <w:rPr>
+                <w:rFonts w:ascii="Helvetica Neue" w:eastAsia="Times New Roman" w:hAnsi="Helvetica Neue" w:cs="Arial"/>
+                <w:b/>
+                <w:bCs/>
+                <w:color w:val="000000"/>
+                <w:kern w:val="0"/>
+                <w:u w:val="single"/>
+                <w14:ligatures w14:val="none"/>
+              </w:rPr>
               <w:t xml:space="preserve"> </w:t>
             </w:r>
             <w:r>
@@ -3747,6 +3701,7 @@
                 <w:bCs/>
                 <w:color w:val="000000"/>
                 <w:kern w:val="0"/>
+                <w:u w:val="single"/>
                 <w14:ligatures w14:val="none"/>
               </w:rPr>
               <w:t>[[$cur]]</w:t>
@@ -3758,6 +3713,7 @@
                 <w:bCs/>
                 <w:color w:val="000000"/>
                 <w:kern w:val="0"/>
+                <w:u w:val="single"/>
                 <w14:ligatures w14:val="none"/>
               </w:rPr>
               <w:t xml:space="preserve"> </w:t>
@@ -3769,6 +3725,7 @@
                 <w:bCs/>
                 <w:color w:val="000000"/>
                 <w:kern w:val="0"/>
+                <w:u w:val="single"/>
                 <w14:ligatures w14:val="none"/>
               </w:rPr>
               <w:t>[[$</w:t>
@@ -3782,6 +3739,7 @@
                 <w:bCs/>
                 <w:color w:val="000000"/>
                 <w:kern w:val="0"/>
+                <w:u w:val="single"/>
                 <w14:ligatures w14:val="none"/>
               </w:rPr>
               <w:t>pv.productTotal</w:t>
@@ -3795,6 +3753,7 @@
                 <w:bCs/>
                 <w:color w:val="000000"/>
                 <w:kern w:val="0"/>
+                <w:u w:val="single"/>
                 <w14:ligatures w14:val="none"/>
               </w:rPr>
               <w:t>]]</w:t>
@@ -6885,7 +6844,7 @@
         <w:szCs w:val="18"/>
         <w:lang w:val="en-US"/>
       </w:rPr>
-      <w:t>30-Jul-25</w:t>
+      <w:t>14-Aug-25</w:t>
     </w:r>
     <w:r>
       <w:rPr>

--- a/btb_cvs_support/document/templates/quotation_format_ae.docx
+++ b/btb_cvs_support/document/templates/quotation_format_ae.docx
@@ -61,7 +61,7 @@
           </w:tcPr>
           <w:p>
             <w:pPr>
-              <w:ind w:left="-107"/>
+              <w:ind w:left="-107" w:right="-166"/>
               <w:rPr>
                 <w:rFonts w:ascii="Helvetica Neue" w:eastAsia="Times New Roman" w:hAnsi="Helvetica Neue" w:cs="Arial"/>
                 <w:b/>
@@ -329,8 +329,9 @@
                 <w:szCs w:val="18"/>
                 <w14:ligatures w14:val="none"/>
               </w:rPr>
-              <w:t>[[</w:t>
-            </w:r>
+              <w:t>[[.</w:t>
+            </w:r>
+            <w:proofErr w:type="spellStart"/>
             <w:proofErr w:type="gramStart"/>
             <w:r>
               <w:rPr>
@@ -341,30 +342,7 @@
                 <w:szCs w:val="18"/>
                 <w14:ligatures w14:val="none"/>
               </w:rPr>
-              <w:t xml:space="preserve">rtf </w:t>
-            </w:r>
-            <w:r>
-              <w:rPr>
-                <w:rFonts w:ascii="Helvetica Neue" w:eastAsia="Times New Roman" w:hAnsi="Helvetica Neue" w:cs="Arial"/>
-                <w:color w:val="000000"/>
-                <w:kern w:val="0"/>
-                <w:sz w:val="18"/>
-                <w:szCs w:val="18"/>
-                <w14:ligatures w14:val="none"/>
-              </w:rPr>
-              <w:t>.</w:t>
-            </w:r>
-            <w:proofErr w:type="spellStart"/>
-            <w:r>
-              <w:rPr>
-                <w:rFonts w:ascii="Helvetica Neue" w:eastAsia="Times New Roman" w:hAnsi="Helvetica Neue" w:cs="Arial"/>
-                <w:color w:val="000000"/>
-                <w:kern w:val="0"/>
-                <w:sz w:val="18"/>
-                <w:szCs w:val="18"/>
-                <w14:ligatures w14:val="none"/>
-              </w:rPr>
-              <w:t>qt</w:t>
+              <w:t>qt.address</w:t>
             </w:r>
             <w:proofErr w:type="gramEnd"/>
             <w:r>
@@ -376,7 +354,7 @@
                 <w:szCs w:val="18"/>
                 <w14:ligatures w14:val="none"/>
               </w:rPr>
-              <w:t>.address_display</w:t>
+              <w:t>_display</w:t>
             </w:r>
             <w:proofErr w:type="spellEnd"/>
             <w:r>
@@ -399,6 +377,7 @@
           <w:p>
             <w:pPr>
               <w:spacing w:before="100" w:beforeAutospacing="1"/>
+              <w:ind w:right="-153"/>
               <w:rPr>
                 <w:rFonts w:ascii="Helvetica Neue" w:eastAsia="Times New Roman" w:hAnsi="Helvetica Neue" w:cs="Arial"/>
                 <w:b/>
@@ -489,7 +468,7 @@
           </w:tcPr>
           <w:p>
             <w:pPr>
-              <w:ind w:left="-107"/>
+              <w:ind w:left="-107" w:right="-166"/>
               <w:rPr>
                 <w:rFonts w:ascii="Helvetica Neue" w:eastAsia="Times New Roman" w:hAnsi="Helvetica Neue" w:cs="Arial"/>
                 <w:b/>

--- a/btb_cvs_support/document/templates/quotation_format_ae.docx
+++ b/btb_cvs_support/document/templates/quotation_format_ae.docx
@@ -33,7 +33,7 @@
         <w:tblStyle w:val="TableGrid"/>
         <w:tblpPr w:leftFromText="180" w:rightFromText="180" w:vertAnchor="text" w:horzAnchor="margin" w:tblpY="45"/>
         <w:tblOverlap w:val="never"/>
-        <w:tblW w:w="11055" w:type="dxa"/>
+        <w:tblW w:w="10875" w:type="dxa"/>
         <w:tblBorders>
           <w:top w:val="none" w:sz="0" w:space="0" w:color="auto"/>
           <w:left w:val="none" w:sz="0" w:space="0" w:color="auto"/>
@@ -46,9 +46,9 @@
       </w:tblPr>
       <w:tblGrid>
         <w:gridCol w:w="940"/>
-        <w:gridCol w:w="6822"/>
+        <w:gridCol w:w="6681"/>
         <w:gridCol w:w="1123"/>
-        <w:gridCol w:w="2170"/>
+        <w:gridCol w:w="2131"/>
       </w:tblGrid>
       <w:tr>
         <w:trPr>
@@ -56,7 +56,7 @@
         </w:trPr>
         <w:tc>
           <w:tcPr>
-            <w:tcW w:w="851" w:type="dxa"/>
+            <w:tcW w:w="928" w:type="dxa"/>
             <w:vMerge w:val="restart"/>
           </w:tcPr>
           <w:p>
@@ -93,11 +93,12 @@
         </w:tc>
         <w:tc>
           <w:tcPr>
-            <w:tcW w:w="6895" w:type="dxa"/>
+            <w:tcW w:w="6691" w:type="dxa"/>
           </w:tcPr>
           <w:p>
             <w:pPr>
               <w:spacing w:line="276" w:lineRule="auto"/>
+              <w:ind w:left="-62"/>
               <w:rPr>
                 <w:rFonts w:ascii="Helvetica Neue" w:eastAsia="Times New Roman" w:hAnsi="Helvetica Neue" w:cs="Arial"/>
                 <w:b/>
@@ -201,10 +202,11 @@
         </w:tc>
         <w:tc>
           <w:tcPr>
-            <w:tcW w:w="2186" w:type="dxa"/>
+            <w:tcW w:w="2133" w:type="dxa"/>
           </w:tcPr>
           <w:p>
             <w:pPr>
+              <w:ind w:hanging="64"/>
               <w:rPr>
                 <w:rFonts w:ascii="Helvetica Neue" w:eastAsia="Times New Roman" w:hAnsi="Helvetica Neue" w:cs="Arial"/>
                 <w:color w:val="000000"/>
@@ -281,7 +283,7 @@
         </w:trPr>
         <w:tc>
           <w:tcPr>
-            <w:tcW w:w="851" w:type="dxa"/>
+            <w:tcW w:w="928" w:type="dxa"/>
             <w:vMerge/>
           </w:tcPr>
           <w:p>
@@ -302,11 +304,12 @@
         </w:tc>
         <w:tc>
           <w:tcPr>
-            <w:tcW w:w="6895" w:type="dxa"/>
+            <w:tcW w:w="6691" w:type="dxa"/>
           </w:tcPr>
           <w:p>
             <w:pPr>
               <w:spacing w:line="276" w:lineRule="auto"/>
+              <w:ind w:hanging="62"/>
               <w:rPr>
                 <w:rFonts w:ascii="Helvetica Neue" w:eastAsia="Times New Roman" w:hAnsi="Helvetica Neue" w:cs="Arial"/>
                 <w:b/>
@@ -406,10 +409,11 @@
         </w:tc>
         <w:tc>
           <w:tcPr>
-            <w:tcW w:w="2186" w:type="dxa"/>
+            <w:tcW w:w="2133" w:type="dxa"/>
           </w:tcPr>
           <w:p>
             <w:pPr>
+              <w:ind w:hanging="64"/>
               <w:rPr>
                 <w:rFonts w:ascii="Helvetica Neue" w:eastAsia="Times New Roman" w:hAnsi="Helvetica Neue" w:cs="Arial"/>
                 <w:b/>
@@ -464,11 +468,11 @@
       <w:tr>
         <w:tc>
           <w:tcPr>
-            <w:tcW w:w="851" w:type="dxa"/>
+            <w:tcW w:w="928" w:type="dxa"/>
           </w:tcPr>
           <w:p>
             <w:pPr>
-              <w:ind w:left="-107" w:right="-166"/>
+              <w:ind w:left="-107" w:right="-151"/>
               <w:rPr>
                 <w:rFonts w:ascii="Helvetica Neue" w:eastAsia="Times New Roman" w:hAnsi="Helvetica Neue" w:cs="Arial"/>
                 <w:b/>
@@ -499,13 +503,14 @@
         </w:tc>
         <w:tc>
           <w:tcPr>
-            <w:tcW w:w="10204" w:type="dxa"/>
+            <w:tcW w:w="9947" w:type="dxa"/>
             <w:gridSpan w:val="3"/>
             <w:vAlign w:val="center"/>
           </w:tcPr>
           <w:p>
             <w:pPr>
               <w:spacing w:before="57" w:after="57"/>
+              <w:ind w:left="-62"/>
               <w:rPr>
                 <w:rFonts w:ascii="Helvetica Neue" w:eastAsia="Times New Roman" w:hAnsi="Helvetica Neue" w:cs="Arial"/>
                 <w:color w:val="000000"/>
@@ -587,6 +592,89 @@
                 <w14:ligatures w14:val="none"/>
               </w:rPr>
               <w:t>_designation</w:t>
+            </w:r>
+            <w:proofErr w:type="spellEnd"/>
+            <w:proofErr w:type="gramStart"/>
+            <w:r>
+              <w:rPr>
+                <w:rFonts w:ascii="Helvetica Neue" w:eastAsia="Times New Roman" w:hAnsi="Helvetica Neue" w:cs="Arial"/>
+                <w:color w:val="000000"/>
+                <w:kern w:val="0"/>
+                <w:sz w:val="18"/>
+                <w:szCs w:val="18"/>
+                <w14:ligatures w14:val="none"/>
+              </w:rPr>
+              <w:t>]]</w:t>
+            </w:r>
+            <w:r>
+              <w:rPr>
+                <w:rFonts w:ascii="Helvetica Neue" w:eastAsia="Times New Roman" w:hAnsi="Helvetica Neue" w:cs="Arial"/>
+                <w:color w:val="000000"/>
+                <w:kern w:val="0"/>
+                <w:sz w:val="18"/>
+                <w:szCs w:val="18"/>
+                <w14:ligatures w14:val="none"/>
+              </w:rPr>
+              <w:t>[</w:t>
+            </w:r>
+            <w:proofErr w:type="gramEnd"/>
+            <w:r>
+              <w:rPr>
+                <w:rFonts w:ascii="Helvetica Neue" w:eastAsia="Times New Roman" w:hAnsi="Helvetica Neue" w:cs="Arial"/>
+                <w:color w:val="000000"/>
+                <w:kern w:val="0"/>
+                <w:sz w:val="18"/>
+                <w:szCs w:val="18"/>
+                <w14:ligatures w14:val="none"/>
+              </w:rPr>
+              <w:t>[</w:t>
+            </w:r>
+            <w:proofErr w:type="gramStart"/>
+            <w:r>
+              <w:rPr>
+                <w:rFonts w:ascii="Helvetica Neue" w:eastAsia="Times New Roman" w:hAnsi="Helvetica Neue" w:cs="Arial"/>
+                <w:color w:val="000000"/>
+                <w:kern w:val="0"/>
+                <w:sz w:val="18"/>
+                <w:szCs w:val="18"/>
+                <w14:ligatures w14:val="none"/>
+              </w:rPr>
+              <w:t xml:space="preserve">if </w:t>
+            </w:r>
+            <w:r>
+              <w:rPr>
+                <w:rFonts w:ascii="Helvetica Neue" w:eastAsia="Times New Roman" w:hAnsi="Helvetica Neue" w:cs="Arial"/>
+                <w:color w:val="000000"/>
+                <w:kern w:val="0"/>
+                <w:sz w:val="18"/>
+                <w:szCs w:val="18"/>
+                <w14:ligatures w14:val="none"/>
+              </w:rPr>
+              <w:t>.</w:t>
+            </w:r>
+            <w:proofErr w:type="spellStart"/>
+            <w:r>
+              <w:rPr>
+                <w:rFonts w:ascii="Helvetica Neue" w:eastAsia="Times New Roman" w:hAnsi="Helvetica Neue" w:cs="Arial"/>
+                <w:color w:val="000000"/>
+                <w:kern w:val="0"/>
+                <w:sz w:val="18"/>
+                <w:szCs w:val="18"/>
+                <w14:ligatures w14:val="none"/>
+              </w:rPr>
+              <w:t>qt</w:t>
+            </w:r>
+            <w:proofErr w:type="gramEnd"/>
+            <w:r>
+              <w:rPr>
+                <w:rFonts w:ascii="Helvetica Neue" w:eastAsia="Times New Roman" w:hAnsi="Helvetica Neue" w:cs="Arial"/>
+                <w:color w:val="000000"/>
+                <w:kern w:val="0"/>
+                <w:sz w:val="18"/>
+                <w:szCs w:val="18"/>
+                <w14:ligatures w14:val="none"/>
+              </w:rPr>
+              <w:t>.contact_mobile</w:t>
             </w:r>
             <w:proofErr w:type="spellEnd"/>
             <w:r>
@@ -604,6 +692,7 @@
           <w:p>
             <w:pPr>
               <w:spacing w:before="57"/>
+              <w:ind w:hanging="62"/>
               <w:rPr>
                 <w:rFonts w:ascii="Helvetica Neue" w:eastAsia="Times New Roman" w:hAnsi="Helvetica Neue" w:cs="Arial"/>
                 <w:color w:val="000000"/>
@@ -660,20 +749,112 @@
                 <w14:ligatures w14:val="none"/>
               </w:rPr>
               <w:t>]]</w:t>
+            </w:r>
+            <w:r>
+              <w:rPr>
+                <w:rFonts w:ascii="Helvetica Neue" w:eastAsia="Times New Roman" w:hAnsi="Helvetica Neue" w:cs="Arial"/>
+                <w:color w:val="000000"/>
+                <w:kern w:val="0"/>
+                <w:sz w:val="18"/>
+                <w:szCs w:val="18"/>
+                <w14:ligatures w14:val="none"/>
+              </w:rPr>
+              <w:t xml:space="preserve"> [[end</w:t>
+            </w:r>
+            <w:proofErr w:type="gramStart"/>
+            <w:r>
+              <w:rPr>
+                <w:rFonts w:ascii="Helvetica Neue" w:eastAsia="Times New Roman" w:hAnsi="Helvetica Neue" w:cs="Arial"/>
+                <w:color w:val="000000"/>
+                <w:kern w:val="0"/>
+                <w:sz w:val="18"/>
+                <w:szCs w:val="18"/>
+                <w14:ligatures w14:val="none"/>
+              </w:rPr>
+              <w:t>]]</w:t>
+            </w:r>
+            <w:r>
+              <w:rPr>
+                <w:rFonts w:ascii="Helvetica Neue" w:eastAsia="Times New Roman" w:hAnsi="Helvetica Neue" w:cs="Arial"/>
+                <w:color w:val="000000"/>
+                <w:kern w:val="0"/>
+                <w:sz w:val="18"/>
+                <w:szCs w:val="18"/>
+                <w14:ligatures w14:val="none"/>
+              </w:rPr>
+              <w:t>[</w:t>
+            </w:r>
+            <w:proofErr w:type="gramEnd"/>
+            <w:r>
+              <w:rPr>
+                <w:rFonts w:ascii="Helvetica Neue" w:eastAsia="Times New Roman" w:hAnsi="Helvetica Neue" w:cs="Arial"/>
+                <w:color w:val="000000"/>
+                <w:kern w:val="0"/>
+                <w:sz w:val="18"/>
+                <w:szCs w:val="18"/>
+                <w14:ligatures w14:val="none"/>
+              </w:rPr>
+              <w:t>[</w:t>
+            </w:r>
+            <w:proofErr w:type="gramStart"/>
+            <w:r>
+              <w:rPr>
+                <w:rFonts w:ascii="Helvetica Neue" w:eastAsia="Times New Roman" w:hAnsi="Helvetica Neue" w:cs="Arial"/>
+                <w:color w:val="000000"/>
+                <w:kern w:val="0"/>
+                <w:sz w:val="18"/>
+                <w:szCs w:val="18"/>
+                <w14:ligatures w14:val="none"/>
+              </w:rPr>
+              <w:t>if .</w:t>
+            </w:r>
+            <w:proofErr w:type="spellStart"/>
+            <w:r>
+              <w:rPr>
+                <w:rFonts w:ascii="Helvetica Neue" w:eastAsia="Times New Roman" w:hAnsi="Helvetica Neue" w:cs="Arial"/>
+                <w:color w:val="000000"/>
+                <w:kern w:val="0"/>
+                <w:sz w:val="18"/>
+                <w:szCs w:val="18"/>
+                <w14:ligatures w14:val="none"/>
+              </w:rPr>
+              <w:t>qt</w:t>
+            </w:r>
+            <w:proofErr w:type="gramEnd"/>
+            <w:r>
+              <w:rPr>
+                <w:rFonts w:ascii="Helvetica Neue" w:eastAsia="Times New Roman" w:hAnsi="Helvetica Neue" w:cs="Arial"/>
+                <w:color w:val="000000"/>
+                <w:kern w:val="0"/>
+                <w:sz w:val="18"/>
+                <w:szCs w:val="18"/>
+                <w14:ligatures w14:val="none"/>
+              </w:rPr>
+              <w:t>.contact_email</w:t>
+            </w:r>
+            <w:proofErr w:type="spellEnd"/>
+            <w:r>
+              <w:rPr>
+                <w:rFonts w:ascii="Helvetica Neue" w:eastAsia="Times New Roman" w:hAnsi="Helvetica Neue" w:cs="Arial"/>
+                <w:color w:val="000000"/>
+                <w:kern w:val="0"/>
+                <w:sz w:val="18"/>
+                <w:szCs w:val="18"/>
+                <w14:ligatures w14:val="none"/>
+              </w:rPr>
+              <w:t xml:space="preserve">]] </w:t>
             </w:r>
           </w:p>
           <w:p>
             <w:pPr>
-              <w:rPr>
-                <w:rFonts w:ascii="Helvetica Neue" w:eastAsia="Times New Roman" w:hAnsi="Helvetica Neue" w:cs="Arial"/>
-                <w:b/>
-                <w:bCs/>
-                <w:color w:val="000000"/>
-                <w:kern w:val="0"/>
-                <w:sz w:val="18"/>
-                <w:szCs w:val="18"/>
-                <w:u w:val="single"/>
-                <w:lang w:val="en-US"/>
+              <w:spacing w:before="57"/>
+              <w:ind w:hanging="62"/>
+              <w:rPr>
+                <w:rFonts w:ascii="Helvetica Neue" w:eastAsia="Times New Roman" w:hAnsi="Helvetica Neue" w:cs="Arial"/>
+                <w:color w:val="000000"/>
+                <w:kern w:val="0"/>
+                <w:sz w:val="18"/>
+                <w:szCs w:val="18"/>
                 <w14:ligatures w14:val="none"/>
               </w:rPr>
             </w:pPr>
@@ -686,55 +867,7 @@
                 <w:szCs w:val="18"/>
                 <w14:ligatures w14:val="none"/>
               </w:rPr>
-              <w:t>[[</w:t>
-            </w:r>
-            <w:proofErr w:type="gramStart"/>
-            <w:r>
-              <w:rPr>
-                <w:rFonts w:ascii="Helvetica Neue" w:eastAsia="Times New Roman" w:hAnsi="Helvetica Neue" w:cs="Arial"/>
-                <w:color w:val="000000"/>
-                <w:kern w:val="0"/>
-                <w:sz w:val="18"/>
-                <w:szCs w:val="18"/>
-                <w14:ligatures w14:val="none"/>
-              </w:rPr>
-              <w:t>if .</w:t>
-            </w:r>
-            <w:proofErr w:type="spellStart"/>
-            <w:r>
-              <w:rPr>
-                <w:rFonts w:ascii="Helvetica Neue" w:eastAsia="Times New Roman" w:hAnsi="Helvetica Neue" w:cs="Arial"/>
-                <w:color w:val="000000"/>
-                <w:kern w:val="0"/>
-                <w:sz w:val="18"/>
-                <w:szCs w:val="18"/>
-                <w14:ligatures w14:val="none"/>
-              </w:rPr>
-              <w:t>qt</w:t>
-            </w:r>
-            <w:proofErr w:type="gramEnd"/>
-            <w:r>
-              <w:rPr>
-                <w:rFonts w:ascii="Helvetica Neue" w:eastAsia="Times New Roman" w:hAnsi="Helvetica Neue" w:cs="Arial"/>
-                <w:color w:val="000000"/>
-                <w:kern w:val="0"/>
-                <w:sz w:val="18"/>
-                <w:szCs w:val="18"/>
-                <w14:ligatures w14:val="none"/>
-              </w:rPr>
-              <w:t>.contact_email</w:t>
-            </w:r>
-            <w:proofErr w:type="spellEnd"/>
-            <w:r>
-              <w:rPr>
-                <w:rFonts w:ascii="Helvetica Neue" w:eastAsia="Times New Roman" w:hAnsi="Helvetica Neue" w:cs="Arial"/>
-                <w:color w:val="000000"/>
-                <w:kern w:val="0"/>
-                <w:sz w:val="18"/>
-                <w:szCs w:val="18"/>
-                <w14:ligatures w14:val="none"/>
-              </w:rPr>
-              <w:t>]] [[.</w:t>
+              <w:t>[[.</w:t>
             </w:r>
             <w:proofErr w:type="spellStart"/>
             <w:proofErr w:type="gramStart"/>
@@ -779,7 +912,7 @@
       <w:tr>
         <w:tc>
           <w:tcPr>
-            <w:tcW w:w="851" w:type="dxa"/>
+            <w:tcW w:w="928" w:type="dxa"/>
           </w:tcPr>
           <w:p>
             <w:pPr>
@@ -814,12 +947,13 @@
         </w:tc>
         <w:tc>
           <w:tcPr>
-            <w:tcW w:w="10204" w:type="dxa"/>
+            <w:tcW w:w="9947" w:type="dxa"/>
             <w:gridSpan w:val="3"/>
           </w:tcPr>
           <w:p>
             <w:pPr>
               <w:spacing w:line="276" w:lineRule="auto"/>
+              <w:ind w:hanging="62"/>
               <w:rPr>
                 <w:rFonts w:ascii="Helvetica Neue" w:eastAsia="Times New Roman" w:hAnsi="Helvetica Neue" w:cs="Arial"/>
                 <w:b/>
@@ -836,6 +970,8 @@
             <w:r>
               <w:rPr>
                 <w:rFonts w:ascii="Helvetica Neue" w:eastAsia="Times New Roman" w:hAnsi="Helvetica Neue" w:cs="Arial"/>
+                <w:b/>
+                <w:bCs/>
                 <w:color w:val="000000"/>
                 <w:kern w:val="0"/>
                 <w:sz w:val="18"/>
@@ -849,6 +985,8 @@
             <w:r>
               <w:rPr>
                 <w:rFonts w:ascii="Helvetica Neue" w:eastAsia="Times New Roman" w:hAnsi="Helvetica Neue" w:cs="Arial"/>
+                <w:b/>
+                <w:bCs/>
                 <w:color w:val="000000"/>
                 <w:kern w:val="0"/>
                 <w:sz w:val="18"/>
@@ -862,6 +1000,8 @@
             <w:r>
               <w:rPr>
                 <w:rFonts w:ascii="Helvetica Neue" w:eastAsia="Times New Roman" w:hAnsi="Helvetica Neue" w:cs="Arial"/>
+                <w:b/>
+                <w:bCs/>
                 <w:color w:val="000000"/>
                 <w:kern w:val="0"/>
                 <w:sz w:val="18"/>
@@ -876,7 +1016,7 @@
       <w:tr>
         <w:tc>
           <w:tcPr>
-            <w:tcW w:w="851" w:type="dxa"/>
+            <w:tcW w:w="928" w:type="dxa"/>
           </w:tcPr>
           <w:p>
             <w:pPr>
@@ -911,12 +1051,13 @@
         </w:tc>
         <w:tc>
           <w:tcPr>
-            <w:tcW w:w="10204" w:type="dxa"/>
+            <w:tcW w:w="9947" w:type="dxa"/>
             <w:gridSpan w:val="3"/>
           </w:tcPr>
           <w:p>
             <w:pPr>
               <w:spacing w:line="276" w:lineRule="auto"/>
+              <w:ind w:hanging="62"/>
               <w:rPr>
                 <w:rFonts w:ascii="Helvetica Neue" w:eastAsia="Times New Roman" w:hAnsi="Helvetica Neue" w:cs="Arial"/>
                 <w:b/>
@@ -1433,21 +1574,7 @@
                 <w:lang w:val="en-US"/>
                 <w14:ligatures w14:val="none"/>
               </w:rPr>
-              <w:t>S</w:t>
-            </w:r>
-            <w:r>
-              <w:rPr>
-                <w:rFonts w:ascii="Helvetica Neue" w:eastAsia="Times New Roman" w:hAnsi="Helvetica Neue" w:cs="Arial"/>
-                <w:b/>
-                <w:bCs/>
-                <w:color w:val="000000"/>
-                <w:kern w:val="0"/>
-                <w:sz w:val="18"/>
-                <w:szCs w:val="18"/>
-                <w:lang w:val="en-US"/>
-                <w14:ligatures w14:val="none"/>
-              </w:rPr>
-              <w:t xml:space="preserve"> No.</w:t>
+              <w:t>S No.</w:t>
             </w:r>
           </w:p>
         </w:tc>
@@ -1753,31 +1880,7 @@
                 <w:lang w:val="en-US"/>
                 <w14:ligatures w14:val="none"/>
               </w:rPr>
-              <w:t>[[</w:t>
-            </w:r>
-            <w:r>
-              <w:rPr>
-                <w:rFonts w:ascii="Helvetica Neue" w:eastAsia="Times New Roman" w:hAnsi="Helvetica Neue" w:cs="Arial"/>
-                <w:color w:val="000000"/>
-                <w:kern w:val="0"/>
-                <w:sz w:val="18"/>
-                <w:szCs w:val="18"/>
-                <w:lang w:val="en-US"/>
-                <w14:ligatures w14:val="none"/>
-              </w:rPr>
-              <w:t>$No</w:t>
-            </w:r>
-            <w:r>
-              <w:rPr>
-                <w:rFonts w:ascii="Helvetica Neue" w:eastAsia="Times New Roman" w:hAnsi="Helvetica Neue" w:cs="Arial"/>
-                <w:color w:val="000000"/>
-                <w:kern w:val="0"/>
-                <w:sz w:val="18"/>
-                <w:szCs w:val="18"/>
-                <w:lang w:val="en-US"/>
-                <w14:ligatures w14:val="none"/>
-              </w:rPr>
-              <w:t>]]</w:t>
+              <w:t>[[$No]]</w:t>
             </w:r>
           </w:p>
         </w:tc>
@@ -2544,18 +2647,7 @@
                 <w:szCs w:val="18"/>
                 <w14:ligatures w14:val="none"/>
               </w:rPr>
-              <w:t>[</w:t>
-            </w:r>
-            <w:r>
-              <w:rPr>
-                <w:rFonts w:ascii="Helvetica Neue" w:eastAsia="Times New Roman" w:hAnsi="Helvetica Neue" w:cs="Arial"/>
-                <w:color w:val="000000"/>
-                <w:kern w:val="0"/>
-                <w:sz w:val="18"/>
-                <w:szCs w:val="18"/>
-                <w14:ligatures w14:val="none"/>
-              </w:rPr>
-              <w:t xml:space="preserve">[if </w:t>
+              <w:t xml:space="preserve">[[if </w:t>
             </w:r>
             <w:proofErr w:type="gramStart"/>
             <w:r>
@@ -2614,18 +2706,7 @@
                 <w:szCs w:val="18"/>
                 <w14:ligatures w14:val="none"/>
               </w:rPr>
-              <w:t xml:space="preserve"> </w:t>
-            </w:r>
-            <w:r>
-              <w:rPr>
-                <w:rFonts w:ascii="Helvetica Neue" w:eastAsia="Times New Roman" w:hAnsi="Helvetica Neue" w:cs="Arial"/>
-                <w:color w:val="000000"/>
-                <w:kern w:val="0"/>
-                <w:sz w:val="18"/>
-                <w:szCs w:val="18"/>
-                <w14:ligatures w14:val="none"/>
-              </w:rPr>
-              <w:t>$comp</w:t>
+              <w:t xml:space="preserve"> $comp</w:t>
             </w:r>
             <w:r>
               <w:rPr>
@@ -2942,8 +3023,23 @@
                 <w:szCs w:val="18"/>
                 <w14:ligatures w14:val="none"/>
               </w:rPr>
-              <w:t>Amount in Words</w:t>
-            </w:r>
+              <w:t xml:space="preserve">Amount in </w:t>
+            </w:r>
+            <w:proofErr w:type="gramStart"/>
+            <w:r>
+              <w:rPr>
+                <w:rFonts w:ascii="Helvetica Neue" w:eastAsia="Times New Roman" w:hAnsi="Helvetica Neue" w:cs="Arial"/>
+                <w:b/>
+                <w:bCs/>
+                <w:color w:val="000000"/>
+                <w:kern w:val="0"/>
+                <w:sz w:val="18"/>
+                <w:szCs w:val="18"/>
+                <w14:ligatures w14:val="none"/>
+              </w:rPr>
+              <w:t>Words :</w:t>
+            </w:r>
+            <w:proofErr w:type="gramEnd"/>
             <w:r>
               <w:rPr>
                 <w:rFonts w:ascii="Helvetica Neue" w:eastAsia="Times New Roman" w:hAnsi="Helvetica Neue" w:cs="Arial"/>
@@ -2968,20 +3064,21 @@
                 <w:szCs w:val="18"/>
                 <w14:ligatures w14:val="none"/>
               </w:rPr>
-              <w:t xml:space="preserve">: </w:t>
-            </w:r>
-            <w:r>
-              <w:rPr>
-                <w:rFonts w:ascii="Helvetica Neue" w:eastAsia="Times New Roman" w:hAnsi="Helvetica Neue" w:cs="Arial"/>
-                <w:b/>
-                <w:bCs/>
-                <w:color w:val="000000"/>
-                <w:kern w:val="0"/>
-                <w:sz w:val="18"/>
-                <w:szCs w:val="18"/>
-                <w14:ligatures w14:val="none"/>
-              </w:rPr>
-              <w:t>[[.</w:t>
+              <w:t>[</w:t>
+            </w:r>
+            <w:proofErr w:type="gramStart"/>
+            <w:r>
+              <w:rPr>
+                <w:rFonts w:ascii="Helvetica Neue" w:eastAsia="Times New Roman" w:hAnsi="Helvetica Neue" w:cs="Arial"/>
+                <w:b/>
+                <w:bCs/>
+                <w:color w:val="000000"/>
+                <w:kern w:val="0"/>
+                <w:sz w:val="18"/>
+                <w:szCs w:val="18"/>
+                <w14:ligatures w14:val="none"/>
+              </w:rPr>
+              <w:t>[.</w:t>
             </w:r>
             <w:proofErr w:type="spellStart"/>
             <w:r>
@@ -3008,7 +3105,21 @@
                 <w:szCs w:val="18"/>
                 <w14:ligatures w14:val="none"/>
               </w:rPr>
-              <w:t>in_words</w:t>
+              <w:t>in</w:t>
+            </w:r>
+            <w:proofErr w:type="gramEnd"/>
+            <w:r>
+              <w:rPr>
+                <w:rFonts w:ascii="Helvetica Neue" w:eastAsia="Times New Roman" w:hAnsi="Helvetica Neue" w:cs="Arial"/>
+                <w:b/>
+                <w:bCs/>
+                <w:color w:val="000000"/>
+                <w:kern w:val="0"/>
+                <w:sz w:val="18"/>
+                <w:szCs w:val="18"/>
+                <w14:ligatures w14:val="none"/>
+              </w:rPr>
+              <w:t>_words</w:t>
             </w:r>
             <w:proofErr w:type="spellEnd"/>
             <w:r>
@@ -3374,11 +3485,11 @@
         <w:gridCol w:w="851"/>
         <w:gridCol w:w="673"/>
         <w:gridCol w:w="3438"/>
+        <w:gridCol w:w="567"/>
         <w:gridCol w:w="992"/>
-        <w:gridCol w:w="709"/>
-        <w:gridCol w:w="425"/>
-        <w:gridCol w:w="709"/>
-        <w:gridCol w:w="1134"/>
+        <w:gridCol w:w="567"/>
+        <w:gridCol w:w="567"/>
+        <w:gridCol w:w="1276"/>
         <w:gridCol w:w="1559"/>
       </w:tblGrid>
       <w:tr>
@@ -5088,7 +5199,7 @@
         </w:tc>
         <w:tc>
           <w:tcPr>
-            <w:tcW w:w="5103" w:type="dxa"/>
+            <w:tcW w:w="4678" w:type="dxa"/>
             <w:gridSpan w:val="3"/>
             <w:vAlign w:val="center"/>
           </w:tcPr>
@@ -5122,7 +5233,7 @@
         </w:tc>
         <w:tc>
           <w:tcPr>
-            <w:tcW w:w="709" w:type="dxa"/>
+            <w:tcW w:w="992" w:type="dxa"/>
             <w:vAlign w:val="center"/>
           </w:tcPr>
           <w:p>
@@ -5189,7 +5300,7 @@
         </w:tc>
         <w:tc>
           <w:tcPr>
-            <w:tcW w:w="1134" w:type="dxa"/>
+            <w:tcW w:w="1276" w:type="dxa"/>
             <w:vAlign w:val="center"/>
           </w:tcPr>
           <w:p>
@@ -5608,7 +5719,7 @@
         </w:tc>
         <w:tc>
           <w:tcPr>
-            <w:tcW w:w="5103" w:type="dxa"/>
+            <w:tcW w:w="4678" w:type="dxa"/>
             <w:gridSpan w:val="3"/>
             <w:vAlign w:val="center"/>
           </w:tcPr>
@@ -5668,7 +5779,7 @@
         </w:tc>
         <w:tc>
           <w:tcPr>
-            <w:tcW w:w="709" w:type="dxa"/>
+            <w:tcW w:w="992" w:type="dxa"/>
             <w:vAlign w:val="center"/>
           </w:tcPr>
           <w:p>
@@ -5792,7 +5903,7 @@
         </w:tc>
         <w:tc>
           <w:tcPr>
-            <w:tcW w:w="1134" w:type="dxa"/>
+            <w:tcW w:w="1276" w:type="dxa"/>
             <w:vAlign w:val="center"/>
           </w:tcPr>
           <w:p>
@@ -6053,7 +6164,7 @@
       <w:tr>
         <w:tc>
           <w:tcPr>
-            <w:tcW w:w="6521" w:type="dxa"/>
+            <w:tcW w:w="6096" w:type="dxa"/>
             <w:gridSpan w:val="5"/>
             <w:vAlign w:val="center"/>
           </w:tcPr>
@@ -6086,7 +6197,7 @@
         </w:tc>
         <w:tc>
           <w:tcPr>
-            <w:tcW w:w="709" w:type="dxa"/>
+            <w:tcW w:w="992" w:type="dxa"/>
             <w:vAlign w:val="center"/>
           </w:tcPr>
           <w:p>
@@ -6213,7 +6324,7 @@
         </w:tc>
         <w:tc>
           <w:tcPr>
-            <w:tcW w:w="1134" w:type="dxa"/>
+            <w:tcW w:w="1276" w:type="dxa"/>
             <w:vAlign w:val="center"/>
           </w:tcPr>
           <w:p>

--- a/btb_cvs_support/document/templates/quotation_format_ae.docx
+++ b/btb_cvs_support/document/templates/quotation_format_ae.docx
@@ -261,7 +261,7 @@
                 <w:lang w:val="en-US"/>
                 <w14:ligatures w14:val="none"/>
               </w:rPr>
-              <w:t>14-Aug-25</w:t>
+              <w:t>18-Aug-25</w:t>
             </w:r>
             <w:r>
               <w:rPr>
@@ -309,7 +309,7 @@
           <w:p>
             <w:pPr>
               <w:spacing w:line="276" w:lineRule="auto"/>
-              <w:ind w:hanging="62"/>
+              <w:ind w:left="-48" w:hanging="14"/>
               <w:rPr>
                 <w:rFonts w:ascii="Helvetica Neue" w:eastAsia="Times New Roman" w:hAnsi="Helvetica Neue" w:cs="Arial"/>
                 <w:b/>
@@ -332,20 +332,42 @@
                 <w:szCs w:val="18"/>
                 <w14:ligatures w14:val="none"/>
               </w:rPr>
-              <w:t>[[.</w:t>
+              <w:t>[[</w:t>
+            </w:r>
+            <w:proofErr w:type="gramStart"/>
+            <w:r>
+              <w:rPr>
+                <w:rFonts w:ascii="Helvetica Neue" w:eastAsia="Times New Roman" w:hAnsi="Helvetica Neue" w:cs="Arial"/>
+                <w:color w:val="000000"/>
+                <w:kern w:val="0"/>
+                <w:sz w:val="18"/>
+                <w:szCs w:val="18"/>
+                <w14:ligatures w14:val="none"/>
+              </w:rPr>
+              <w:t xml:space="preserve">rtf </w:t>
+            </w:r>
+            <w:r>
+              <w:rPr>
+                <w:rFonts w:ascii="Helvetica Neue" w:eastAsia="Times New Roman" w:hAnsi="Helvetica Neue" w:cs="Arial"/>
+                <w:color w:val="000000"/>
+                <w:kern w:val="0"/>
+                <w:sz w:val="18"/>
+                <w:szCs w:val="18"/>
+                <w14:ligatures w14:val="none"/>
+              </w:rPr>
+              <w:t>.</w:t>
             </w:r>
             <w:proofErr w:type="spellStart"/>
-            <w:proofErr w:type="gramStart"/>
-            <w:r>
-              <w:rPr>
-                <w:rFonts w:ascii="Helvetica Neue" w:eastAsia="Times New Roman" w:hAnsi="Helvetica Neue" w:cs="Arial"/>
-                <w:color w:val="000000"/>
-                <w:kern w:val="0"/>
-                <w:sz w:val="18"/>
-                <w:szCs w:val="18"/>
-                <w14:ligatures w14:val="none"/>
-              </w:rPr>
-              <w:t>qt.address</w:t>
+            <w:r>
+              <w:rPr>
+                <w:rFonts w:ascii="Helvetica Neue" w:eastAsia="Times New Roman" w:hAnsi="Helvetica Neue" w:cs="Arial"/>
+                <w:color w:val="000000"/>
+                <w:kern w:val="0"/>
+                <w:sz w:val="18"/>
+                <w:szCs w:val="18"/>
+                <w14:ligatures w14:val="none"/>
+              </w:rPr>
+              <w:t>qt</w:t>
             </w:r>
             <w:proofErr w:type="gramEnd"/>
             <w:r>
@@ -357,7 +379,7 @@
                 <w:szCs w:val="18"/>
                 <w14:ligatures w14:val="none"/>
               </w:rPr>
-              <w:t>_display</w:t>
+              <w:t>.address_display</w:t>
             </w:r>
             <w:proofErr w:type="spellEnd"/>
             <w:r>
@@ -529,7 +551,77 @@
                 <w:szCs w:val="18"/>
                 <w14:ligatures w14:val="none"/>
               </w:rPr>
-              <w:t>[[.</w:t>
+              <w:t>[[</w:t>
+            </w:r>
+            <w:proofErr w:type="gramStart"/>
+            <w:r>
+              <w:rPr>
+                <w:rFonts w:ascii="Helvetica Neue" w:eastAsia="Times New Roman" w:hAnsi="Helvetica Neue" w:cs="Arial"/>
+                <w:color w:val="000000"/>
+                <w:kern w:val="0"/>
+                <w:sz w:val="18"/>
+                <w:szCs w:val="18"/>
+                <w14:ligatures w14:val="none"/>
+              </w:rPr>
+              <w:t>rtf</w:t>
+            </w:r>
+            <w:r>
+              <w:rPr>
+                <w:rFonts w:ascii="Helvetica Neue" w:eastAsia="Times New Roman" w:hAnsi="Helvetica Neue" w:cs="Arial"/>
+                <w:color w:val="000000"/>
+                <w:kern w:val="0"/>
+                <w:sz w:val="18"/>
+                <w:szCs w:val="18"/>
+                <w14:ligatures w14:val="none"/>
+              </w:rPr>
+              <w:t xml:space="preserve"> </w:t>
+            </w:r>
+            <w:r>
+              <w:rPr>
+                <w:rFonts w:ascii="Helvetica Neue" w:eastAsia="Times New Roman" w:hAnsi="Helvetica Neue" w:cs="Arial"/>
+                <w:color w:val="000000"/>
+                <w:kern w:val="0"/>
+                <w:sz w:val="18"/>
+                <w:szCs w:val="18"/>
+                <w14:ligatures w14:val="none"/>
+              </w:rPr>
+              <w:t>.</w:t>
+            </w:r>
+            <w:proofErr w:type="spellStart"/>
+            <w:r>
+              <w:rPr>
+                <w:rFonts w:ascii="Helvetica Neue" w:eastAsia="Times New Roman" w:hAnsi="Helvetica Neue" w:cs="Arial"/>
+                <w:color w:val="000000"/>
+                <w:kern w:val="0"/>
+                <w:sz w:val="18"/>
+                <w:szCs w:val="18"/>
+                <w14:ligatures w14:val="none"/>
+              </w:rPr>
+              <w:t>qt</w:t>
+            </w:r>
+            <w:proofErr w:type="gramEnd"/>
+            <w:r>
+              <w:rPr>
+                <w:rFonts w:ascii="Helvetica Neue" w:eastAsia="Times New Roman" w:hAnsi="Helvetica Neue" w:cs="Arial"/>
+                <w:color w:val="000000"/>
+                <w:kern w:val="0"/>
+                <w:sz w:val="18"/>
+                <w:szCs w:val="18"/>
+                <w14:ligatures w14:val="none"/>
+              </w:rPr>
+              <w:t>.contact_display</w:t>
+            </w:r>
+            <w:proofErr w:type="spellEnd"/>
+            <w:r>
+              <w:rPr>
+                <w:rFonts w:ascii="Helvetica Neue" w:eastAsia="Times New Roman" w:hAnsi="Helvetica Neue" w:cs="Arial"/>
+                <w:color w:val="000000"/>
+                <w:kern w:val="0"/>
+                <w:sz w:val="18"/>
+                <w:szCs w:val="18"/>
+                <w14:ligatures w14:val="none"/>
+              </w:rPr>
+              <w:t>]], [[.</w:t>
             </w:r>
             <w:proofErr w:type="spellStart"/>
             <w:proofErr w:type="gramStart"/>
@@ -554,7 +646,7 @@
                 <w:szCs w:val="18"/>
                 <w14:ligatures w14:val="none"/>
               </w:rPr>
-              <w:t>_display</w:t>
+              <w:t>_designation</w:t>
             </w:r>
             <w:proofErr w:type="spellEnd"/>
             <w:r>
@@ -566,20 +658,78 @@
                 <w:szCs w:val="18"/>
                 <w14:ligatures w14:val="none"/>
               </w:rPr>
-              <w:t>]], [[.</w:t>
+              <w:t>]]</w:t>
+            </w:r>
+          </w:p>
+          <w:p>
+            <w:pPr>
+              <w:spacing w:before="57" w:after="57"/>
+              <w:ind w:left="-62"/>
+              <w:rPr>
+                <w:rFonts w:ascii="Helvetica Neue" w:eastAsia="Times New Roman" w:hAnsi="Helvetica Neue" w:cs="Arial"/>
+                <w:color w:val="000000"/>
+                <w:kern w:val="0"/>
+                <w:sz w:val="18"/>
+                <w:szCs w:val="18"/>
+                <w14:ligatures w14:val="none"/>
+              </w:rPr>
+            </w:pPr>
+            <w:r>
+              <w:rPr>
+                <w:rFonts w:ascii="Helvetica Neue" w:eastAsia="Times New Roman" w:hAnsi="Helvetica Neue" w:cs="Arial"/>
+                <w:color w:val="000000"/>
+                <w:kern w:val="0"/>
+                <w:sz w:val="18"/>
+                <w:szCs w:val="18"/>
+                <w14:ligatures w14:val="none"/>
+              </w:rPr>
+              <w:t>[[</w:t>
+            </w:r>
+            <w:proofErr w:type="gramStart"/>
+            <w:r>
+              <w:rPr>
+                <w:rFonts w:ascii="Helvetica Neue" w:eastAsia="Times New Roman" w:hAnsi="Helvetica Neue" w:cs="Arial"/>
+                <w:color w:val="000000"/>
+                <w:kern w:val="0"/>
+                <w:sz w:val="18"/>
+                <w:szCs w:val="18"/>
+                <w14:ligatures w14:val="none"/>
+              </w:rPr>
+              <w:t>if</w:t>
+            </w:r>
+            <w:r>
+              <w:rPr>
+                <w:rFonts w:ascii="Helvetica Neue" w:eastAsia="Times New Roman" w:hAnsi="Helvetica Neue" w:cs="Arial"/>
+                <w:color w:val="000000"/>
+                <w:kern w:val="0"/>
+                <w:sz w:val="18"/>
+                <w:szCs w:val="18"/>
+                <w14:ligatures w14:val="none"/>
+              </w:rPr>
+              <w:t xml:space="preserve"> </w:t>
+            </w:r>
+            <w:r>
+              <w:rPr>
+                <w:rFonts w:ascii="Helvetica Neue" w:eastAsia="Times New Roman" w:hAnsi="Helvetica Neue" w:cs="Arial"/>
+                <w:color w:val="000000"/>
+                <w:kern w:val="0"/>
+                <w:sz w:val="18"/>
+                <w:szCs w:val="18"/>
+                <w14:ligatures w14:val="none"/>
+              </w:rPr>
+              <w:t>.</w:t>
             </w:r>
             <w:proofErr w:type="spellStart"/>
-            <w:proofErr w:type="gramStart"/>
-            <w:r>
-              <w:rPr>
-                <w:rFonts w:ascii="Helvetica Neue" w:eastAsia="Times New Roman" w:hAnsi="Helvetica Neue" w:cs="Arial"/>
-                <w:color w:val="000000"/>
-                <w:kern w:val="0"/>
-                <w:sz w:val="18"/>
-                <w:szCs w:val="18"/>
-                <w14:ligatures w14:val="none"/>
-              </w:rPr>
-              <w:t>qt.contact</w:t>
+            <w:r>
+              <w:rPr>
+                <w:rFonts w:ascii="Helvetica Neue" w:eastAsia="Times New Roman" w:hAnsi="Helvetica Neue" w:cs="Arial"/>
+                <w:color w:val="000000"/>
+                <w:kern w:val="0"/>
+                <w:sz w:val="18"/>
+                <w:szCs w:val="18"/>
+                <w14:ligatures w14:val="none"/>
+              </w:rPr>
+              <w:t>qt</w:t>
             </w:r>
             <w:proofErr w:type="gramEnd"/>
             <w:r>
@@ -591,108 +741,36 @@
                 <w:szCs w:val="18"/>
                 <w14:ligatures w14:val="none"/>
               </w:rPr>
-              <w:t>_designation</w:t>
+              <w:t>.contact_mobil</w:t>
+            </w:r>
+            <w:r>
+              <w:rPr>
+                <w:rFonts w:ascii="Helvetica Neue" w:eastAsia="Times New Roman" w:hAnsi="Helvetica Neue" w:cs="Arial"/>
+                <w:color w:val="000000"/>
+                <w:kern w:val="0"/>
+                <w:sz w:val="18"/>
+                <w:szCs w:val="18"/>
+                <w14:ligatures w14:val="none"/>
+              </w:rPr>
+              <w:t>e</w:t>
             </w:r>
             <w:proofErr w:type="spellEnd"/>
-            <w:proofErr w:type="gramStart"/>
-            <w:r>
-              <w:rPr>
-                <w:rFonts w:ascii="Helvetica Neue" w:eastAsia="Times New Roman" w:hAnsi="Helvetica Neue" w:cs="Arial"/>
-                <w:color w:val="000000"/>
-                <w:kern w:val="0"/>
-                <w:sz w:val="18"/>
-                <w:szCs w:val="18"/>
-                <w14:ligatures w14:val="none"/>
-              </w:rPr>
-              <w:t>]]</w:t>
-            </w:r>
-            <w:r>
-              <w:rPr>
-                <w:rFonts w:ascii="Helvetica Neue" w:eastAsia="Times New Roman" w:hAnsi="Helvetica Neue" w:cs="Arial"/>
-                <w:color w:val="000000"/>
-                <w:kern w:val="0"/>
-                <w:sz w:val="18"/>
-                <w:szCs w:val="18"/>
-                <w14:ligatures w14:val="none"/>
-              </w:rPr>
-              <w:t>[</w:t>
-            </w:r>
-            <w:proofErr w:type="gramEnd"/>
-            <w:r>
-              <w:rPr>
-                <w:rFonts w:ascii="Helvetica Neue" w:eastAsia="Times New Roman" w:hAnsi="Helvetica Neue" w:cs="Arial"/>
-                <w:color w:val="000000"/>
-                <w:kern w:val="0"/>
-                <w:sz w:val="18"/>
-                <w:szCs w:val="18"/>
-                <w14:ligatures w14:val="none"/>
-              </w:rPr>
-              <w:t>[</w:t>
-            </w:r>
-            <w:proofErr w:type="gramStart"/>
-            <w:r>
-              <w:rPr>
-                <w:rFonts w:ascii="Helvetica Neue" w:eastAsia="Times New Roman" w:hAnsi="Helvetica Neue" w:cs="Arial"/>
-                <w:color w:val="000000"/>
-                <w:kern w:val="0"/>
-                <w:sz w:val="18"/>
-                <w:szCs w:val="18"/>
-                <w14:ligatures w14:val="none"/>
-              </w:rPr>
-              <w:t xml:space="preserve">if </w:t>
-            </w:r>
-            <w:r>
-              <w:rPr>
-                <w:rFonts w:ascii="Helvetica Neue" w:eastAsia="Times New Roman" w:hAnsi="Helvetica Neue" w:cs="Arial"/>
-                <w:color w:val="000000"/>
-                <w:kern w:val="0"/>
-                <w:sz w:val="18"/>
-                <w:szCs w:val="18"/>
-                <w14:ligatures w14:val="none"/>
-              </w:rPr>
-              <w:t>.</w:t>
-            </w:r>
-            <w:proofErr w:type="spellStart"/>
-            <w:r>
-              <w:rPr>
-                <w:rFonts w:ascii="Helvetica Neue" w:eastAsia="Times New Roman" w:hAnsi="Helvetica Neue" w:cs="Arial"/>
-                <w:color w:val="000000"/>
-                <w:kern w:val="0"/>
-                <w:sz w:val="18"/>
-                <w:szCs w:val="18"/>
-                <w14:ligatures w14:val="none"/>
-              </w:rPr>
-              <w:t>qt</w:t>
-            </w:r>
-            <w:proofErr w:type="gramEnd"/>
-            <w:r>
-              <w:rPr>
-                <w:rFonts w:ascii="Helvetica Neue" w:eastAsia="Times New Roman" w:hAnsi="Helvetica Neue" w:cs="Arial"/>
-                <w:color w:val="000000"/>
-                <w:kern w:val="0"/>
-                <w:sz w:val="18"/>
-                <w:szCs w:val="18"/>
-                <w14:ligatures w14:val="none"/>
-              </w:rPr>
-              <w:t>.contact_mobile</w:t>
-            </w:r>
-            <w:proofErr w:type="spellEnd"/>
-            <w:r>
-              <w:rPr>
-                <w:rFonts w:ascii="Helvetica Neue" w:eastAsia="Times New Roman" w:hAnsi="Helvetica Neue" w:cs="Arial"/>
-                <w:color w:val="000000"/>
-                <w:kern w:val="0"/>
-                <w:sz w:val="18"/>
-                <w:szCs w:val="18"/>
-                <w14:ligatures w14:val="none"/>
-              </w:rPr>
-              <w:t>]]</w:t>
+            <w:r>
+              <w:rPr>
+                <w:rFonts w:ascii="Helvetica Neue" w:eastAsia="Times New Roman" w:hAnsi="Helvetica Neue" w:cs="Arial"/>
+                <w:color w:val="000000"/>
+                <w:kern w:val="0"/>
+                <w:sz w:val="18"/>
+                <w:szCs w:val="18"/>
+                <w14:ligatures w14:val="none"/>
+              </w:rPr>
+              <w:t xml:space="preserve">]] </w:t>
             </w:r>
           </w:p>
           <w:p>
             <w:pPr>
               <w:spacing w:before="57"/>
-              <w:ind w:hanging="62"/>
+              <w:ind w:left="-48" w:hanging="14"/>
               <w:rPr>
                 <w:rFonts w:ascii="Helvetica Neue" w:eastAsia="Times New Roman" w:hAnsi="Helvetica Neue" w:cs="Arial"/>
                 <w:color w:val="000000"/>
@@ -759,96 +837,122 @@
                 <w:szCs w:val="18"/>
                 <w14:ligatures w14:val="none"/>
               </w:rPr>
-              <w:t xml:space="preserve"> [[end</w:t>
-            </w:r>
-            <w:proofErr w:type="gramStart"/>
-            <w:r>
-              <w:rPr>
-                <w:rFonts w:ascii="Helvetica Neue" w:eastAsia="Times New Roman" w:hAnsi="Helvetica Neue" w:cs="Arial"/>
-                <w:color w:val="000000"/>
-                <w:kern w:val="0"/>
-                <w:sz w:val="18"/>
-                <w:szCs w:val="18"/>
-                <w14:ligatures w14:val="none"/>
-              </w:rPr>
-              <w:t>]]</w:t>
-            </w:r>
-            <w:r>
-              <w:rPr>
-                <w:rFonts w:ascii="Helvetica Neue" w:eastAsia="Times New Roman" w:hAnsi="Helvetica Neue" w:cs="Arial"/>
-                <w:color w:val="000000"/>
-                <w:kern w:val="0"/>
-                <w:sz w:val="18"/>
-                <w:szCs w:val="18"/>
-                <w14:ligatures w14:val="none"/>
-              </w:rPr>
-              <w:t>[</w:t>
-            </w:r>
-            <w:proofErr w:type="gramEnd"/>
-            <w:r>
-              <w:rPr>
-                <w:rFonts w:ascii="Helvetica Neue" w:eastAsia="Times New Roman" w:hAnsi="Helvetica Neue" w:cs="Arial"/>
-                <w:color w:val="000000"/>
-                <w:kern w:val="0"/>
-                <w:sz w:val="18"/>
-                <w:szCs w:val="18"/>
-                <w14:ligatures w14:val="none"/>
-              </w:rPr>
-              <w:t>[</w:t>
-            </w:r>
-            <w:proofErr w:type="gramStart"/>
-            <w:r>
-              <w:rPr>
-                <w:rFonts w:ascii="Helvetica Neue" w:eastAsia="Times New Roman" w:hAnsi="Helvetica Neue" w:cs="Arial"/>
-                <w:color w:val="000000"/>
-                <w:kern w:val="0"/>
-                <w:sz w:val="18"/>
-                <w:szCs w:val="18"/>
-                <w14:ligatures w14:val="none"/>
-              </w:rPr>
-              <w:t>if .</w:t>
-            </w:r>
-            <w:proofErr w:type="spellStart"/>
-            <w:r>
-              <w:rPr>
-                <w:rFonts w:ascii="Helvetica Neue" w:eastAsia="Times New Roman" w:hAnsi="Helvetica Neue" w:cs="Arial"/>
-                <w:color w:val="000000"/>
-                <w:kern w:val="0"/>
-                <w:sz w:val="18"/>
-                <w:szCs w:val="18"/>
-                <w14:ligatures w14:val="none"/>
-              </w:rPr>
-              <w:t>qt</w:t>
-            </w:r>
-            <w:proofErr w:type="gramEnd"/>
-            <w:r>
-              <w:rPr>
-                <w:rFonts w:ascii="Helvetica Neue" w:eastAsia="Times New Roman" w:hAnsi="Helvetica Neue" w:cs="Arial"/>
-                <w:color w:val="000000"/>
-                <w:kern w:val="0"/>
-                <w:sz w:val="18"/>
-                <w:szCs w:val="18"/>
-                <w14:ligatures w14:val="none"/>
-              </w:rPr>
-              <w:t>.contact_email</w:t>
-            </w:r>
-            <w:proofErr w:type="spellEnd"/>
-            <w:r>
-              <w:rPr>
-                <w:rFonts w:ascii="Helvetica Neue" w:eastAsia="Times New Roman" w:hAnsi="Helvetica Neue" w:cs="Arial"/>
-                <w:color w:val="000000"/>
-                <w:kern w:val="0"/>
-                <w:sz w:val="18"/>
-                <w:szCs w:val="18"/>
-                <w14:ligatures w14:val="none"/>
-              </w:rPr>
-              <w:t xml:space="preserve">]] </w:t>
+              <w:t xml:space="preserve"> </w:t>
             </w:r>
           </w:p>
           <w:p>
             <w:pPr>
               <w:spacing w:before="57"/>
-              <w:ind w:hanging="62"/>
+              <w:ind w:left="-48" w:hanging="14"/>
+              <w:rPr>
+                <w:rFonts w:ascii="Helvetica Neue" w:eastAsia="Times New Roman" w:hAnsi="Helvetica Neue" w:cs="Arial"/>
+                <w:color w:val="000000"/>
+                <w:kern w:val="0"/>
+                <w:sz w:val="18"/>
+                <w:szCs w:val="18"/>
+                <w14:ligatures w14:val="none"/>
+              </w:rPr>
+            </w:pPr>
+            <w:r>
+              <w:rPr>
+                <w:rFonts w:ascii="Helvetica Neue" w:eastAsia="Times New Roman" w:hAnsi="Helvetica Neue" w:cs="Arial"/>
+                <w:color w:val="000000"/>
+                <w:kern w:val="0"/>
+                <w:sz w:val="18"/>
+                <w:szCs w:val="18"/>
+                <w14:ligatures w14:val="none"/>
+              </w:rPr>
+              <w:t>[[end]]</w:t>
+            </w:r>
+          </w:p>
+          <w:p>
+            <w:pPr>
+              <w:spacing w:before="57"/>
+              <w:ind w:left="-48" w:hanging="14"/>
+              <w:rPr>
+                <w:rFonts w:ascii="Helvetica Neue" w:eastAsia="Times New Roman" w:hAnsi="Helvetica Neue" w:cs="Arial"/>
+                <w:color w:val="000000"/>
+                <w:kern w:val="0"/>
+                <w:sz w:val="18"/>
+                <w:szCs w:val="18"/>
+                <w14:ligatures w14:val="none"/>
+              </w:rPr>
+            </w:pPr>
+            <w:r>
+              <w:rPr>
+                <w:rFonts w:ascii="Helvetica Neue" w:eastAsia="Times New Roman" w:hAnsi="Helvetica Neue" w:cs="Arial"/>
+                <w:color w:val="000000"/>
+                <w:kern w:val="0"/>
+                <w:sz w:val="18"/>
+                <w:szCs w:val="18"/>
+                <w14:ligatures w14:val="none"/>
+              </w:rPr>
+              <w:t>[[</w:t>
+            </w:r>
+            <w:proofErr w:type="gramStart"/>
+            <w:r>
+              <w:rPr>
+                <w:rFonts w:ascii="Helvetica Neue" w:eastAsia="Times New Roman" w:hAnsi="Helvetica Neue" w:cs="Arial"/>
+                <w:color w:val="000000"/>
+                <w:kern w:val="0"/>
+                <w:sz w:val="18"/>
+                <w:szCs w:val="18"/>
+                <w14:ligatures w14:val="none"/>
+              </w:rPr>
+              <w:t xml:space="preserve">if </w:t>
+            </w:r>
+            <w:r>
+              <w:rPr>
+                <w:rFonts w:ascii="Helvetica Neue" w:eastAsia="Times New Roman" w:hAnsi="Helvetica Neue" w:cs="Arial"/>
+                <w:color w:val="000000"/>
+                <w:kern w:val="0"/>
+                <w:sz w:val="18"/>
+                <w:szCs w:val="18"/>
+                <w14:ligatures w14:val="none"/>
+              </w:rPr>
+              <w:t>.</w:t>
+            </w:r>
+            <w:proofErr w:type="spellStart"/>
+            <w:r>
+              <w:rPr>
+                <w:rFonts w:ascii="Helvetica Neue" w:eastAsia="Times New Roman" w:hAnsi="Helvetica Neue" w:cs="Arial"/>
+                <w:color w:val="000000"/>
+                <w:kern w:val="0"/>
+                <w:sz w:val="18"/>
+                <w:szCs w:val="18"/>
+                <w14:ligatures w14:val="none"/>
+              </w:rPr>
+              <w:t>qt</w:t>
+            </w:r>
+            <w:proofErr w:type="gramEnd"/>
+            <w:r>
+              <w:rPr>
+                <w:rFonts w:ascii="Helvetica Neue" w:eastAsia="Times New Roman" w:hAnsi="Helvetica Neue" w:cs="Arial"/>
+                <w:color w:val="000000"/>
+                <w:kern w:val="0"/>
+                <w:sz w:val="18"/>
+                <w:szCs w:val="18"/>
+                <w14:ligatures w14:val="none"/>
+              </w:rPr>
+              <w:t>.contact_email</w:t>
+            </w:r>
+            <w:proofErr w:type="spellEnd"/>
+            <w:r>
+              <w:rPr>
+                <w:rFonts w:ascii="Helvetica Neue" w:eastAsia="Times New Roman" w:hAnsi="Helvetica Neue" w:cs="Arial"/>
+                <w:color w:val="000000"/>
+                <w:kern w:val="0"/>
+                <w:sz w:val="18"/>
+                <w:szCs w:val="18"/>
+                <w14:ligatures w14:val="none"/>
+              </w:rPr>
+              <w:t>]]</w:t>
+            </w:r>
+          </w:p>
+          <w:p>
+            <w:pPr>
+              <w:spacing w:before="57"/>
+              <w:ind w:left="-48" w:hanging="14"/>
               <w:rPr>
                 <w:rFonts w:ascii="Helvetica Neue" w:eastAsia="Times New Roman" w:hAnsi="Helvetica Neue" w:cs="Arial"/>
                 <w:color w:val="000000"/>
@@ -904,7 +1008,32 @@
                 <w:szCs w:val="18"/>
                 <w14:ligatures w14:val="none"/>
               </w:rPr>
-              <w:t>]] [[end]]</w:t>
+              <w:t>]]</w:t>
+            </w:r>
+          </w:p>
+          <w:p>
+            <w:pPr>
+              <w:spacing w:before="57"/>
+              <w:ind w:left="-48" w:hanging="14"/>
+              <w:rPr>
+                <w:rFonts w:ascii="Helvetica Neue" w:eastAsia="Times New Roman" w:hAnsi="Helvetica Neue" w:cs="Arial"/>
+                <w:color w:val="000000"/>
+                <w:kern w:val="0"/>
+                <w:sz w:val="18"/>
+                <w:szCs w:val="18"/>
+                <w14:ligatures w14:val="none"/>
+              </w:rPr>
+            </w:pPr>
+            <w:r>
+              <w:rPr>
+                <w:rFonts w:ascii="Helvetica Neue" w:eastAsia="Times New Roman" w:hAnsi="Helvetica Neue" w:cs="Arial"/>
+                <w:color w:val="000000"/>
+                <w:kern w:val="0"/>
+                <w:sz w:val="18"/>
+                <w:szCs w:val="18"/>
+                <w14:ligatures w14:val="none"/>
+              </w:rPr>
+              <w:t>[[end]]</w:t>
             </w:r>
           </w:p>
         </w:tc>
@@ -953,7 +1082,7 @@
           <w:p>
             <w:pPr>
               <w:spacing w:line="276" w:lineRule="auto"/>
-              <w:ind w:hanging="62"/>
+              <w:ind w:left="-48" w:hanging="14"/>
               <w:rPr>
                 <w:rFonts w:ascii="Helvetica Neue" w:eastAsia="Times New Roman" w:hAnsi="Helvetica Neue" w:cs="Arial"/>
                 <w:b/>
@@ -1057,7 +1186,7 @@
           <w:p>
             <w:pPr>
               <w:spacing w:line="276" w:lineRule="auto"/>
-              <w:ind w:hanging="62"/>
+              <w:ind w:left="-48" w:hanging="14"/>
               <w:rPr>
                 <w:rFonts w:ascii="Helvetica Neue" w:eastAsia="Times New Roman" w:hAnsi="Helvetica Neue" w:cs="Arial"/>
                 <w:b/>
@@ -6934,7 +7063,7 @@
         <w:szCs w:val="18"/>
         <w:lang w:val="en-US"/>
       </w:rPr>
-      <w:t>14-Aug-25</w:t>
+      <w:t>18-Aug-25</w:t>
     </w:r>
     <w:r>
       <w:rPr>

--- a/btb_cvs_support/document/templates/quotation_format_ae.docx
+++ b/btb_cvs_support/document/templates/quotation_format_ae.docx
@@ -621,43 +621,6 @@
                 <w:szCs w:val="18"/>
                 <w14:ligatures w14:val="none"/>
               </w:rPr>
-              <w:t>]], [[.</w:t>
-            </w:r>
-            <w:proofErr w:type="spellStart"/>
-            <w:proofErr w:type="gramStart"/>
-            <w:r>
-              <w:rPr>
-                <w:rFonts w:ascii="Helvetica Neue" w:eastAsia="Times New Roman" w:hAnsi="Helvetica Neue" w:cs="Arial"/>
-                <w:color w:val="000000"/>
-                <w:kern w:val="0"/>
-                <w:sz w:val="18"/>
-                <w:szCs w:val="18"/>
-                <w14:ligatures w14:val="none"/>
-              </w:rPr>
-              <w:t>qt.contact</w:t>
-            </w:r>
-            <w:proofErr w:type="gramEnd"/>
-            <w:r>
-              <w:rPr>
-                <w:rFonts w:ascii="Helvetica Neue" w:eastAsia="Times New Roman" w:hAnsi="Helvetica Neue" w:cs="Arial"/>
-                <w:color w:val="000000"/>
-                <w:kern w:val="0"/>
-                <w:sz w:val="18"/>
-                <w:szCs w:val="18"/>
-                <w14:ligatures w14:val="none"/>
-              </w:rPr>
-              <w:t>_designation</w:t>
-            </w:r>
-            <w:proofErr w:type="spellEnd"/>
-            <w:r>
-              <w:rPr>
-                <w:rFonts w:ascii="Helvetica Neue" w:eastAsia="Times New Roman" w:hAnsi="Helvetica Neue" w:cs="Arial"/>
-                <w:color w:val="000000"/>
-                <w:kern w:val="0"/>
-                <w:sz w:val="18"/>
-                <w:szCs w:val="18"/>
-                <w14:ligatures w14:val="none"/>
-              </w:rPr>
               <w:t>]]</w:t>
             </w:r>
           </w:p>
@@ -764,7 +727,91 @@
                 <w:szCs w:val="18"/>
                 <w14:ligatures w14:val="none"/>
               </w:rPr>
-              <w:t xml:space="preserve">]] </w:t>
+              <w:t>]]</w:t>
+            </w:r>
+          </w:p>
+          <w:p>
+            <w:pPr>
+              <w:spacing w:before="57" w:after="57"/>
+              <w:ind w:left="-62"/>
+              <w:rPr>
+                <w:rFonts w:ascii="Helvetica Neue" w:eastAsia="Times New Roman" w:hAnsi="Helvetica Neue" w:cs="Arial"/>
+                <w:color w:val="000000"/>
+                <w:kern w:val="0"/>
+                <w:sz w:val="18"/>
+                <w:szCs w:val="18"/>
+                <w14:ligatures w14:val="none"/>
+              </w:rPr>
+            </w:pPr>
+            <w:r>
+              <w:rPr>
+                <w:rFonts w:ascii="Helvetica Neue" w:eastAsia="Times New Roman" w:hAnsi="Helvetica Neue" w:cs="Arial"/>
+                <w:color w:val="000000"/>
+                <w:kern w:val="0"/>
+                <w:sz w:val="18"/>
+                <w:szCs w:val="18"/>
+                <w14:ligatures w14:val="none"/>
+              </w:rPr>
+              <w:t>[[</w:t>
+            </w:r>
+            <w:r>
+              <w:rPr>
+                <w:rFonts w:ascii="Helvetica Neue" w:eastAsia="Times New Roman" w:hAnsi="Helvetica Neue" w:cs="Arial"/>
+                <w:color w:val="000000"/>
+                <w:kern w:val="0"/>
+                <w:sz w:val="18"/>
+                <w:szCs w:val="18"/>
+                <w14:ligatures w14:val="none"/>
+              </w:rPr>
+              <w:t>.</w:t>
+            </w:r>
+            <w:proofErr w:type="spellStart"/>
+            <w:proofErr w:type="gramStart"/>
+            <w:r>
+              <w:rPr>
+                <w:rFonts w:ascii="Helvetica Neue" w:eastAsia="Times New Roman" w:hAnsi="Helvetica Neue" w:cs="Arial"/>
+                <w:color w:val="000000"/>
+                <w:kern w:val="0"/>
+                <w:sz w:val="18"/>
+                <w:szCs w:val="18"/>
+                <w14:ligatures w14:val="none"/>
+              </w:rPr>
+              <w:t>qt.contact</w:t>
+            </w:r>
+            <w:proofErr w:type="gramEnd"/>
+            <w:r>
+              <w:rPr>
+                <w:rFonts w:ascii="Helvetica Neue" w:eastAsia="Times New Roman" w:hAnsi="Helvetica Neue" w:cs="Arial"/>
+                <w:color w:val="000000"/>
+                <w:kern w:val="0"/>
+                <w:sz w:val="18"/>
+                <w:szCs w:val="18"/>
+                <w14:ligatures w14:val="none"/>
+              </w:rPr>
+              <w:t>_mobil</w:t>
+            </w:r>
+            <w:r>
+              <w:rPr>
+                <w:rFonts w:ascii="Helvetica Neue" w:eastAsia="Times New Roman" w:hAnsi="Helvetica Neue" w:cs="Arial"/>
+                <w:color w:val="000000"/>
+                <w:kern w:val="0"/>
+                <w:sz w:val="18"/>
+                <w:szCs w:val="18"/>
+                <w14:ligatures w14:val="none"/>
+              </w:rPr>
+              <w:t>e</w:t>
+            </w:r>
+            <w:proofErr w:type="spellEnd"/>
+            <w:r>
+              <w:rPr>
+                <w:rFonts w:ascii="Helvetica Neue" w:eastAsia="Times New Roman" w:hAnsi="Helvetica Neue" w:cs="Arial"/>
+                <w:color w:val="000000"/>
+                <w:kern w:val="0"/>
+                <w:sz w:val="18"/>
+                <w:szCs w:val="18"/>
+                <w14:ligatures w14:val="none"/>
+              </w:rPr>
+              <w:t>]]</w:t>
             </w:r>
           </w:p>
           <w:p>
@@ -789,86 +836,13 @@
                 <w:szCs w:val="18"/>
                 <w14:ligatures w14:val="none"/>
               </w:rPr>
-              <w:t>[[.</w:t>
-            </w:r>
-            <w:proofErr w:type="spellStart"/>
-            <w:proofErr w:type="gramStart"/>
-            <w:r>
-              <w:rPr>
-                <w:rFonts w:ascii="Helvetica Neue" w:eastAsia="Times New Roman" w:hAnsi="Helvetica Neue" w:cs="Arial"/>
-                <w:color w:val="000000"/>
-                <w:kern w:val="0"/>
-                <w:sz w:val="18"/>
-                <w:szCs w:val="18"/>
-                <w14:ligatures w14:val="none"/>
-              </w:rPr>
-              <w:t>qt.contact</w:t>
-            </w:r>
-            <w:proofErr w:type="gramEnd"/>
-            <w:r>
-              <w:rPr>
-                <w:rFonts w:ascii="Helvetica Neue" w:eastAsia="Times New Roman" w:hAnsi="Helvetica Neue" w:cs="Arial"/>
-                <w:color w:val="000000"/>
-                <w:kern w:val="0"/>
-                <w:sz w:val="18"/>
-                <w:szCs w:val="18"/>
-                <w14:ligatures w14:val="none"/>
-              </w:rPr>
-              <w:t>_mobile</w:t>
-            </w:r>
-            <w:proofErr w:type="spellEnd"/>
-            <w:r>
-              <w:rPr>
-                <w:rFonts w:ascii="Helvetica Neue" w:eastAsia="Times New Roman" w:hAnsi="Helvetica Neue" w:cs="Arial"/>
-                <w:color w:val="000000"/>
-                <w:kern w:val="0"/>
-                <w:sz w:val="18"/>
-                <w:szCs w:val="18"/>
-                <w14:ligatures w14:val="none"/>
-              </w:rPr>
-              <w:t>]]</w:t>
-            </w:r>
-            <w:r>
-              <w:rPr>
-                <w:rFonts w:ascii="Helvetica Neue" w:eastAsia="Times New Roman" w:hAnsi="Helvetica Neue" w:cs="Arial"/>
-                <w:color w:val="000000"/>
-                <w:kern w:val="0"/>
-                <w:sz w:val="18"/>
-                <w:szCs w:val="18"/>
-                <w14:ligatures w14:val="none"/>
-              </w:rPr>
-              <w:t xml:space="preserve"> </w:t>
+              <w:t>[[end]]</w:t>
             </w:r>
           </w:p>
           <w:p>
             <w:pPr>
-              <w:spacing w:before="57"/>
-              <w:ind w:left="-48" w:hanging="14"/>
-              <w:rPr>
-                <w:rFonts w:ascii="Helvetica Neue" w:eastAsia="Times New Roman" w:hAnsi="Helvetica Neue" w:cs="Arial"/>
-                <w:color w:val="000000"/>
-                <w:kern w:val="0"/>
-                <w:sz w:val="18"/>
-                <w:szCs w:val="18"/>
-                <w14:ligatures w14:val="none"/>
-              </w:rPr>
-            </w:pPr>
-            <w:r>
-              <w:rPr>
-                <w:rFonts w:ascii="Helvetica Neue" w:eastAsia="Times New Roman" w:hAnsi="Helvetica Neue" w:cs="Arial"/>
-                <w:color w:val="000000"/>
-                <w:kern w:val="0"/>
-                <w:sz w:val="18"/>
-                <w:szCs w:val="18"/>
-                <w14:ligatures w14:val="none"/>
-              </w:rPr>
-              <w:t>[[end]]</w:t>
-            </w:r>
-          </w:p>
-          <w:p>
-            <w:pPr>
-              <w:spacing w:before="57"/>
-              <w:ind w:left="-48" w:hanging="14"/>
+              <w:spacing w:before="57" w:after="57"/>
+              <w:ind w:left="-62"/>
               <w:rPr>
                 <w:rFonts w:ascii="Helvetica Neue" w:eastAsia="Times New Roman" w:hAnsi="Helvetica Neue" w:cs="Arial"/>
                 <w:color w:val="000000"/>

--- a/btb_cvs_support/document/templates/quotation_format_ae.docx
+++ b/btb_cvs_support/document/templates/quotation_format_ae.docx
@@ -2309,8 +2309,8 @@
         </w:trPr>
         <w:tc>
           <w:tcPr>
-            <w:tcW w:w="8642" w:type="dxa"/>
-            <w:gridSpan w:val="3"/>
+            <w:tcW w:w="11077" w:type="dxa"/>
+            <w:gridSpan w:val="4"/>
             <w:vAlign w:val="center"/>
           </w:tcPr>
           <w:p>
@@ -2321,85 +2321,51 @@
               <w:outlineLvl w:val="1"/>
               <w:rPr>
                 <w:rFonts w:ascii="Helvetica Neue" w:eastAsia="Times New Roman" w:hAnsi="Helvetica Neue" w:cs="Arial"/>
-                <w:color w:val="000000"/>
-                <w:kern w:val="0"/>
-                <w:sz w:val="18"/>
-                <w:szCs w:val="18"/>
-                <w:lang w:val="en-US"/>
+                <w:b/>
+                <w:bCs/>
+                <w:color w:val="000000"/>
+                <w:kern w:val="0"/>
+                <w:sz w:val="18"/>
+                <w:szCs w:val="18"/>
                 <w14:ligatures w14:val="none"/>
               </w:rPr>
             </w:pPr>
             <w:r>
               <w:rPr>
                 <w:rFonts w:ascii="Helvetica Neue" w:eastAsia="Times New Roman" w:hAnsi="Helvetica Neue" w:cs="Arial"/>
-                <w:b/>
-                <w:bCs/>
-                <w:color w:val="000000"/>
-                <w:kern w:val="0"/>
-                <w:sz w:val="18"/>
-                <w:szCs w:val="18"/>
-                <w14:ligatures w14:val="none"/>
-              </w:rPr>
-              <w:t>Total</w:t>
-            </w:r>
-          </w:p>
-        </w:tc>
-        <w:tc>
-          <w:tcPr>
-            <w:tcW w:w="2435" w:type="dxa"/>
-            <w:vAlign w:val="center"/>
-          </w:tcPr>
-          <w:p>
-            <w:pPr>
-              <w:pStyle w:val="ListParagraph"/>
-              <w:ind w:left="0"/>
-              <w:jc w:val="right"/>
-              <w:outlineLvl w:val="1"/>
-              <w:rPr>
-                <w:rFonts w:ascii="Helvetica Neue" w:eastAsia="Times New Roman" w:hAnsi="Helvetica Neue" w:cs="Arial"/>
-                <w:color w:val="000000"/>
-                <w:kern w:val="0"/>
-                <w:sz w:val="18"/>
-                <w:szCs w:val="18"/>
-                <w:lang w:val="en-US"/>
-                <w14:ligatures w14:val="none"/>
-              </w:rPr>
-            </w:pPr>
-            <w:r>
-              <w:rPr>
-                <w:rFonts w:ascii="Helvetica Neue" w:eastAsia="Times New Roman" w:hAnsi="Helvetica Neue" w:cs="Arial"/>
-                <w:b/>
-                <w:bCs/>
-                <w:color w:val="000000"/>
-                <w:kern w:val="0"/>
-                <w:sz w:val="18"/>
-                <w:szCs w:val="18"/>
-                <w14:ligatures w14:val="none"/>
-              </w:rPr>
-              <w:t>[[.</w:t>
-            </w:r>
-            <w:proofErr w:type="spellStart"/>
-            <w:proofErr w:type="gramStart"/>
-            <w:r>
-              <w:rPr>
-                <w:rFonts w:ascii="Helvetica Neue" w:eastAsia="Times New Roman" w:hAnsi="Helvetica Neue" w:cs="Arial"/>
-                <w:b/>
-                <w:bCs/>
-                <w:color w:val="000000"/>
-                <w:kern w:val="0"/>
-                <w:sz w:val="18"/>
-                <w:szCs w:val="18"/>
-                <w14:ligatures w14:val="none"/>
-              </w:rPr>
-              <w:t>qt.total</w:t>
-            </w:r>
-            <w:proofErr w:type="spellEnd"/>
-            <w:proofErr w:type="gramEnd"/>
-            <w:r>
-              <w:rPr>
-                <w:rFonts w:ascii="Helvetica Neue" w:eastAsia="Times New Roman" w:hAnsi="Helvetica Neue" w:cs="Arial"/>
-                <w:b/>
-                <w:bCs/>
+                <w:color w:val="000000"/>
+                <w:kern w:val="0"/>
+                <w:sz w:val="18"/>
+                <w:szCs w:val="18"/>
+                <w14:ligatures w14:val="none"/>
+              </w:rPr>
+              <w:t xml:space="preserve">[[if </w:t>
+            </w:r>
+            <w:r>
+              <w:rPr>
+                <w:rFonts w:ascii="Helvetica Neue" w:eastAsia="Times New Roman" w:hAnsi="Helvetica Neue" w:cs="Arial"/>
+                <w:color w:val="000000"/>
+                <w:kern w:val="0"/>
+                <w:sz w:val="18"/>
+                <w:szCs w:val="18"/>
+                <w14:ligatures w14:val="none"/>
+              </w:rPr>
+              <w:t>.qt.</w:t>
+            </w:r>
+            <w:r>
+              <w:rPr>
+                <w:rFonts w:ascii="Helvetica Neue" w:eastAsia="Times New Roman" w:hAnsi="Helvetica Neue" w:cs="Arial"/>
+                <w:color w:val="000000"/>
+                <w:kern w:val="0"/>
+                <w:sz w:val="18"/>
+                <w:szCs w:val="18"/>
+                <w14:ligatures w14:val="none"/>
+              </w:rPr>
+              <w:t>displayTotal</w:t>
+            </w:r>
+            <w:r>
+              <w:rPr>
+                <w:rFonts w:ascii="Helvetica Neue" w:eastAsia="Times New Roman" w:hAnsi="Helvetica Neue" w:cs="Arial"/>
                 <w:color w:val="000000"/>
                 <w:kern w:val="0"/>
                 <w:sz w:val="18"/>
@@ -2448,65 +2414,7 @@
                 <w:szCs w:val="18"/>
                 <w14:ligatures w14:val="none"/>
               </w:rPr>
-              <w:t>Discount ([[.</w:t>
-            </w:r>
-            <w:proofErr w:type="spellStart"/>
-            <w:proofErr w:type="gramStart"/>
-            <w:r>
-              <w:rPr>
-                <w:rFonts w:ascii="Helvetica Neue" w:eastAsia="Times New Roman" w:hAnsi="Helvetica Neue" w:cs="Arial"/>
-                <w:b/>
-                <w:bCs/>
-                <w:color w:val="000000"/>
-                <w:kern w:val="0"/>
-                <w:sz w:val="18"/>
-                <w:szCs w:val="18"/>
-                <w14:ligatures w14:val="none"/>
-              </w:rPr>
-              <w:t>qt.additional</w:t>
-            </w:r>
-            <w:proofErr w:type="gramEnd"/>
-            <w:r>
-              <w:rPr>
-                <w:rFonts w:ascii="Helvetica Neue" w:eastAsia="Times New Roman" w:hAnsi="Helvetica Neue" w:cs="Arial"/>
-                <w:b/>
-                <w:bCs/>
-                <w:color w:val="000000"/>
-                <w:kern w:val="0"/>
-                <w:sz w:val="18"/>
-                <w:szCs w:val="18"/>
-                <w14:ligatures w14:val="none"/>
-              </w:rPr>
-              <w:t>_discount_percentage</w:t>
-            </w:r>
-            <w:proofErr w:type="spellEnd"/>
-            <w:proofErr w:type="gramStart"/>
-            <w:r>
-              <w:rPr>
-                <w:rFonts w:ascii="Helvetica Neue" w:eastAsia="Times New Roman" w:hAnsi="Helvetica Neue" w:cs="Arial"/>
-                <w:b/>
-                <w:bCs/>
-                <w:color w:val="000000"/>
-                <w:kern w:val="0"/>
-                <w:sz w:val="18"/>
-                <w:szCs w:val="18"/>
-                <w14:ligatures w14:val="none"/>
-              </w:rPr>
-              <w:t>]]%</w:t>
-            </w:r>
-            <w:proofErr w:type="gramEnd"/>
-            <w:r>
-              <w:rPr>
-                <w:rFonts w:ascii="Helvetica Neue" w:eastAsia="Times New Roman" w:hAnsi="Helvetica Neue" w:cs="Arial"/>
-                <w:b/>
-                <w:bCs/>
-                <w:color w:val="000000"/>
-                <w:kern w:val="0"/>
-                <w:sz w:val="18"/>
-                <w:szCs w:val="18"/>
-                <w14:ligatures w14:val="none"/>
-              </w:rPr>
-              <w:t>)</w:t>
+              <w:t>Total</w:t>
             </w:r>
           </w:p>
         </w:tc>
@@ -2534,6 +2442,8 @@
             <w:r>
               <w:rPr>
                 <w:rFonts w:ascii="Helvetica Neue" w:eastAsia="Times New Roman" w:hAnsi="Helvetica Neue" w:cs="Arial"/>
+                <w:b/>
+                <w:bCs/>
                 <w:color w:val="000000"/>
                 <w:kern w:val="0"/>
                 <w:sz w:val="18"/>
@@ -2547,27 +2457,172 @@
             <w:r>
               <w:rPr>
                 <w:rFonts w:ascii="Helvetica Neue" w:eastAsia="Times New Roman" w:hAnsi="Helvetica Neue" w:cs="Arial"/>
-                <w:color w:val="000000"/>
-                <w:kern w:val="0"/>
-                <w:sz w:val="18"/>
-                <w:szCs w:val="18"/>
-                <w14:ligatures w14:val="none"/>
-              </w:rPr>
-              <w:t>qt.discount</w:t>
-            </w:r>
+                <w:b/>
+                <w:bCs/>
+                <w:color w:val="000000"/>
+                <w:kern w:val="0"/>
+                <w:sz w:val="18"/>
+                <w:szCs w:val="18"/>
+                <w14:ligatures w14:val="none"/>
+              </w:rPr>
+              <w:t>qt.total</w:t>
+            </w:r>
+            <w:proofErr w:type="spellEnd"/>
             <w:proofErr w:type="gramEnd"/>
             <w:r>
               <w:rPr>
                 <w:rFonts w:ascii="Helvetica Neue" w:eastAsia="Times New Roman" w:hAnsi="Helvetica Neue" w:cs="Arial"/>
-                <w:color w:val="000000"/>
-                <w:kern w:val="0"/>
-                <w:sz w:val="18"/>
-                <w:szCs w:val="18"/>
-                <w14:ligatures w14:val="none"/>
-              </w:rPr>
-              <w:t>_amount</w:t>
+                <w:b/>
+                <w:bCs/>
+                <w:color w:val="000000"/>
+                <w:kern w:val="0"/>
+                <w:sz w:val="18"/>
+                <w:szCs w:val="18"/>
+                <w14:ligatures w14:val="none"/>
+              </w:rPr>
+              <w:t>]]</w:t>
+            </w:r>
+          </w:p>
+        </w:tc>
+      </w:tr>
+      <w:tr>
+        <w:trPr>
+          <w:trHeight w:val="324"/>
+        </w:trPr>
+        <w:tc>
+          <w:tcPr>
+            <w:tcW w:w="11077" w:type="dxa"/>
+            <w:gridSpan w:val="4"/>
+            <w:vAlign w:val="center"/>
+          </w:tcPr>
+          <w:p>
+            <w:pPr>
+              <w:pStyle w:val="ListParagraph"/>
+              <w:ind w:left="0"/>
+              <w:jc w:val="right"/>
+              <w:outlineLvl w:val="1"/>
+              <w:rPr>
+                <w:rFonts w:ascii="Helvetica Neue" w:eastAsia="Times New Roman" w:hAnsi="Helvetica Neue" w:cs="Arial"/>
+                <w:b/>
+                <w:bCs/>
+                <w:color w:val="000000"/>
+                <w:kern w:val="0"/>
+                <w:sz w:val="18"/>
+                <w:szCs w:val="18"/>
+                <w14:ligatures w14:val="none"/>
+              </w:rPr>
+            </w:pPr>
+            <w:r>
+              <w:rPr>
+                <w:rFonts w:ascii="Helvetica Neue" w:eastAsia="Times New Roman" w:hAnsi="Helvetica Neue" w:cs="Arial"/>
+                <w:b/>
+                <w:bCs/>
+                <w:color w:val="000000"/>
+                <w:kern w:val="0"/>
+                <w:sz w:val="18"/>
+                <w:szCs w:val="18"/>
+                <w14:ligatures w14:val="none"/>
+              </w:rPr>
+              <w:t>[[end]]</w:t>
+            </w:r>
+          </w:p>
+        </w:tc>
+      </w:tr>
+      <w:tr>
+        <w:trPr>
+          <w:trHeight w:val="324"/>
+        </w:trPr>
+        <w:tc>
+          <w:tcPr>
+            <w:tcW w:w="11077" w:type="dxa"/>
+            <w:gridSpan w:val="4"/>
+            <w:vAlign w:val="center"/>
+          </w:tcPr>
+          <w:p>
+            <w:pPr>
+              <w:pStyle w:val="ListParagraph"/>
+              <w:ind w:left="0"/>
+              <w:jc w:val="right"/>
+              <w:outlineLvl w:val="1"/>
+              <w:rPr>
+                <w:rFonts w:ascii="Helvetica Neue" w:eastAsia="Times New Roman" w:hAnsi="Helvetica Neue" w:cs="Arial"/>
+                <w:color w:val="000000"/>
+                <w:kern w:val="0"/>
+                <w:sz w:val="18"/>
+                <w:szCs w:val="18"/>
+                <w14:ligatures w14:val="none"/>
+              </w:rPr>
+            </w:pPr>
+            <w:r>
+              <w:rPr>
+                <w:rFonts w:ascii="Helvetica Neue" w:eastAsia="Times New Roman" w:hAnsi="Helvetica Neue" w:cs="Arial"/>
+                <w:color w:val="000000"/>
+                <w:kern w:val="0"/>
+                <w:sz w:val="18"/>
+                <w:szCs w:val="18"/>
+                <w14:ligatures w14:val="none"/>
+              </w:rPr>
+              <w:t xml:space="preserve">[[if </w:t>
+            </w:r>
+            <w:proofErr w:type="gramStart"/>
+            <w:r>
+              <w:rPr>
+                <w:rFonts w:ascii="Helvetica Neue" w:eastAsia="Times New Roman" w:hAnsi="Helvetica Neue" w:cs="Arial"/>
+                <w:color w:val="000000"/>
+                <w:kern w:val="0"/>
+                <w:sz w:val="18"/>
+                <w:szCs w:val="18"/>
+                <w14:ligatures w14:val="none"/>
+              </w:rPr>
+              <w:t xml:space="preserve">ne </w:t>
+            </w:r>
+            <w:r>
+              <w:rPr>
+                <w:rFonts w:ascii="Helvetica Neue" w:eastAsia="Times New Roman" w:hAnsi="Helvetica Neue" w:cs="Arial"/>
+                <w:color w:val="000000"/>
+                <w:kern w:val="0"/>
+                <w:sz w:val="18"/>
+                <w:szCs w:val="18"/>
+                <w14:ligatures w14:val="none"/>
+              </w:rPr>
+              <w:t>.</w:t>
+            </w:r>
+            <w:proofErr w:type="spellStart"/>
+            <w:r>
+              <w:rPr>
+                <w:rFonts w:ascii="Helvetica Neue" w:eastAsia="Times New Roman" w:hAnsi="Helvetica Neue" w:cs="Arial"/>
+                <w:color w:val="000000"/>
+                <w:kern w:val="0"/>
+                <w:sz w:val="18"/>
+                <w:szCs w:val="18"/>
+                <w14:ligatures w14:val="none"/>
+              </w:rPr>
+              <w:t>qt</w:t>
+            </w:r>
+            <w:proofErr w:type="gramEnd"/>
+            <w:r>
+              <w:rPr>
+                <w:rFonts w:ascii="Helvetica Neue" w:eastAsia="Times New Roman" w:hAnsi="Helvetica Neue" w:cs="Arial"/>
+                <w:color w:val="000000"/>
+                <w:kern w:val="0"/>
+                <w:sz w:val="18"/>
+                <w:szCs w:val="18"/>
+                <w14:ligatures w14:val="none"/>
+              </w:rPr>
+              <w:t>.discount_amount</w:t>
             </w:r>
             <w:proofErr w:type="spellEnd"/>
+            <w:r>
+              <w:rPr>
+                <w:rFonts w:ascii="Helvetica Neue" w:eastAsia="Times New Roman" w:hAnsi="Helvetica Neue" w:cs="Arial"/>
+                <w:color w:val="000000"/>
+                <w:kern w:val="0"/>
+                <w:sz w:val="18"/>
+                <w:szCs w:val="18"/>
+                <w14:ligatures w14:val="none"/>
+              </w:rPr>
+              <w:t xml:space="preserve"> $comp</w:t>
+            </w:r>
             <w:r>
               <w:rPr>
                 <w:rFonts w:ascii="Helvetica Neue" w:eastAsia="Times New Roman" w:hAnsi="Helvetica Neue" w:cs="Arial"/>
@@ -2619,7 +2674,65 @@
                 <w:szCs w:val="18"/>
                 <w14:ligatures w14:val="none"/>
               </w:rPr>
-              <w:t>Total Amount after Discount</w:t>
+              <w:t>Discount ([[.</w:t>
+            </w:r>
+            <w:proofErr w:type="spellStart"/>
+            <w:proofErr w:type="gramStart"/>
+            <w:r>
+              <w:rPr>
+                <w:rFonts w:ascii="Helvetica Neue" w:eastAsia="Times New Roman" w:hAnsi="Helvetica Neue" w:cs="Arial"/>
+                <w:b/>
+                <w:bCs/>
+                <w:color w:val="000000"/>
+                <w:kern w:val="0"/>
+                <w:sz w:val="18"/>
+                <w:szCs w:val="18"/>
+                <w14:ligatures w14:val="none"/>
+              </w:rPr>
+              <w:t>qt.additional</w:t>
+            </w:r>
+            <w:proofErr w:type="gramEnd"/>
+            <w:r>
+              <w:rPr>
+                <w:rFonts w:ascii="Helvetica Neue" w:eastAsia="Times New Roman" w:hAnsi="Helvetica Neue" w:cs="Arial"/>
+                <w:b/>
+                <w:bCs/>
+                <w:color w:val="000000"/>
+                <w:kern w:val="0"/>
+                <w:sz w:val="18"/>
+                <w:szCs w:val="18"/>
+                <w14:ligatures w14:val="none"/>
+              </w:rPr>
+              <w:t>_discount_percentage</w:t>
+            </w:r>
+            <w:proofErr w:type="spellEnd"/>
+            <w:proofErr w:type="gramStart"/>
+            <w:r>
+              <w:rPr>
+                <w:rFonts w:ascii="Helvetica Neue" w:eastAsia="Times New Roman" w:hAnsi="Helvetica Neue" w:cs="Arial"/>
+                <w:b/>
+                <w:bCs/>
+                <w:color w:val="000000"/>
+                <w:kern w:val="0"/>
+                <w:sz w:val="18"/>
+                <w:szCs w:val="18"/>
+                <w14:ligatures w14:val="none"/>
+              </w:rPr>
+              <w:t>]]%</w:t>
+            </w:r>
+            <w:proofErr w:type="gramEnd"/>
+            <w:r>
+              <w:rPr>
+                <w:rFonts w:ascii="Helvetica Neue" w:eastAsia="Times New Roman" w:hAnsi="Helvetica Neue" w:cs="Arial"/>
+                <w:b/>
+                <w:bCs/>
+                <w:color w:val="000000"/>
+                <w:kern w:val="0"/>
+                <w:sz w:val="18"/>
+                <w:szCs w:val="18"/>
+                <w14:ligatures w14:val="none"/>
+              </w:rPr>
+              <w:t>)</w:t>
             </w:r>
           </w:p>
         </w:tc>
@@ -2647,6 +2760,119 @@
             <w:r>
               <w:rPr>
                 <w:rFonts w:ascii="Helvetica Neue" w:eastAsia="Times New Roman" w:hAnsi="Helvetica Neue" w:cs="Arial"/>
+                <w:color w:val="000000"/>
+                <w:kern w:val="0"/>
+                <w:sz w:val="18"/>
+                <w:szCs w:val="18"/>
+                <w14:ligatures w14:val="none"/>
+              </w:rPr>
+              <w:t>[[.</w:t>
+            </w:r>
+            <w:proofErr w:type="spellStart"/>
+            <w:proofErr w:type="gramStart"/>
+            <w:r>
+              <w:rPr>
+                <w:rFonts w:ascii="Helvetica Neue" w:eastAsia="Times New Roman" w:hAnsi="Helvetica Neue" w:cs="Arial"/>
+                <w:color w:val="000000"/>
+                <w:kern w:val="0"/>
+                <w:sz w:val="18"/>
+                <w:szCs w:val="18"/>
+                <w14:ligatures w14:val="none"/>
+              </w:rPr>
+              <w:t>qt.discount</w:t>
+            </w:r>
+            <w:proofErr w:type="gramEnd"/>
+            <w:r>
+              <w:rPr>
+                <w:rFonts w:ascii="Helvetica Neue" w:eastAsia="Times New Roman" w:hAnsi="Helvetica Neue" w:cs="Arial"/>
+                <w:color w:val="000000"/>
+                <w:kern w:val="0"/>
+                <w:sz w:val="18"/>
+                <w:szCs w:val="18"/>
+                <w14:ligatures w14:val="none"/>
+              </w:rPr>
+              <w:t>_amount</w:t>
+            </w:r>
+            <w:proofErr w:type="spellEnd"/>
+            <w:r>
+              <w:rPr>
+                <w:rFonts w:ascii="Helvetica Neue" w:eastAsia="Times New Roman" w:hAnsi="Helvetica Neue" w:cs="Arial"/>
+                <w:color w:val="000000"/>
+                <w:kern w:val="0"/>
+                <w:sz w:val="18"/>
+                <w:szCs w:val="18"/>
+                <w14:ligatures w14:val="none"/>
+              </w:rPr>
+              <w:t>]]</w:t>
+            </w:r>
+          </w:p>
+        </w:tc>
+      </w:tr>
+      <w:tr>
+        <w:trPr>
+          <w:trHeight w:val="324"/>
+        </w:trPr>
+        <w:tc>
+          <w:tcPr>
+            <w:tcW w:w="8642" w:type="dxa"/>
+            <w:gridSpan w:val="3"/>
+            <w:vAlign w:val="center"/>
+          </w:tcPr>
+          <w:p>
+            <w:pPr>
+              <w:pStyle w:val="ListParagraph"/>
+              <w:ind w:left="0"/>
+              <w:jc w:val="right"/>
+              <w:outlineLvl w:val="1"/>
+              <w:rPr>
+                <w:rFonts w:ascii="Helvetica Neue" w:eastAsia="Times New Roman" w:hAnsi="Helvetica Neue" w:cs="Arial"/>
+                <w:color w:val="000000"/>
+                <w:kern w:val="0"/>
+                <w:sz w:val="18"/>
+                <w:szCs w:val="18"/>
+                <w:lang w:val="en-US"/>
+                <w14:ligatures w14:val="none"/>
+              </w:rPr>
+            </w:pPr>
+            <w:r>
+              <w:rPr>
+                <w:rFonts w:ascii="Helvetica Neue" w:eastAsia="Times New Roman" w:hAnsi="Helvetica Neue" w:cs="Arial"/>
+                <w:b/>
+                <w:bCs/>
+                <w:color w:val="000000"/>
+                <w:kern w:val="0"/>
+                <w:sz w:val="18"/>
+                <w:szCs w:val="18"/>
+                <w14:ligatures w14:val="none"/>
+              </w:rPr>
+              <w:t>Total Amount after Discount</w:t>
+            </w:r>
+          </w:p>
+        </w:tc>
+        <w:tc>
+          <w:tcPr>
+            <w:tcW w:w="2435" w:type="dxa"/>
+            <w:vAlign w:val="center"/>
+          </w:tcPr>
+          <w:p>
+            <w:pPr>
+              <w:pStyle w:val="ListParagraph"/>
+              <w:ind w:left="0"/>
+              <w:jc w:val="right"/>
+              <w:outlineLvl w:val="1"/>
+              <w:rPr>
+                <w:rFonts w:ascii="Helvetica Neue" w:eastAsia="Times New Roman" w:hAnsi="Helvetica Neue" w:cs="Arial"/>
+                <w:color w:val="000000"/>
+                <w:kern w:val="0"/>
+                <w:sz w:val="18"/>
+                <w:szCs w:val="18"/>
+                <w:lang w:val="en-US"/>
+                <w14:ligatures w14:val="none"/>
+              </w:rPr>
+            </w:pPr>
+            <w:r>
+              <w:rPr>
+                <w:rFonts w:ascii="Helvetica Neue" w:eastAsia="Times New Roman" w:hAnsi="Helvetica Neue" w:cs="Arial"/>
                 <w:b/>
                 <w:bCs/>
                 <w:color w:val="000000"/>
@@ -2712,6 +2938,47 @@
                 <w14:ligatures w14:val="none"/>
               </w:rPr>
               <w:t>]]</w:t>
+            </w:r>
+          </w:p>
+        </w:tc>
+      </w:tr>
+      <w:tr>
+        <w:trPr>
+          <w:trHeight w:val="324"/>
+        </w:trPr>
+        <w:tc>
+          <w:tcPr>
+            <w:tcW w:w="11077" w:type="dxa"/>
+            <w:gridSpan w:val="4"/>
+            <w:vAlign w:val="center"/>
+          </w:tcPr>
+          <w:p>
+            <w:pPr>
+              <w:pStyle w:val="ListParagraph"/>
+              <w:ind w:left="0"/>
+              <w:jc w:val="right"/>
+              <w:outlineLvl w:val="1"/>
+              <w:rPr>
+                <w:rFonts w:ascii="Helvetica Neue" w:eastAsia="Times New Roman" w:hAnsi="Helvetica Neue" w:cs="Arial"/>
+                <w:b/>
+                <w:bCs/>
+                <w:color w:val="000000"/>
+                <w:kern w:val="0"/>
+                <w:sz w:val="18"/>
+                <w:szCs w:val="18"/>
+                <w14:ligatures w14:val="none"/>
+              </w:rPr>
+            </w:pPr>
+            <w:r>
+              <w:rPr>
+                <w:rFonts w:ascii="Helvetica Neue" w:eastAsia="Times New Roman" w:hAnsi="Helvetica Neue" w:cs="Arial"/>
+                <w:color w:val="000000"/>
+                <w:kern w:val="0"/>
+                <w:sz w:val="18"/>
+                <w:szCs w:val="18"/>
+                <w14:ligatures w14:val="none"/>
+              </w:rPr>
+              <w:t>[[end]]</w:t>
             </w:r>
           </w:p>
         </w:tc>

--- a/btb_cvs_support/document/templates/quotation_format_ae.docx
+++ b/btb_cvs_support/document/templates/quotation_format_ae.docx
@@ -261,7 +261,7 @@
                 <w:lang w:val="en-US"/>
                 <w14:ligatures w14:val="none"/>
               </w:rPr>
-              <w:t>18-Aug-25</w:t>
+              <w:t>8-Sep-25</w:t>
             </w:r>
             <w:r>
               <w:rPr>
@@ -458,31 +458,7 @@
                 <w:szCs w:val="18"/>
                 <w14:ligatures w14:val="none"/>
               </w:rPr>
-              <w:t>[</w:t>
-            </w:r>
-            <w:proofErr w:type="gramStart"/>
-            <w:r>
-              <w:rPr>
-                <w:rFonts w:ascii="Helvetica Neue" w:eastAsia="Times New Roman" w:hAnsi="Helvetica Neue" w:cs="Arial"/>
-                <w:color w:val="000000"/>
-                <w:kern w:val="0"/>
-                <w:sz w:val="18"/>
-                <w:szCs w:val="18"/>
-                <w14:ligatures w14:val="none"/>
-              </w:rPr>
-              <w:t>[.qt.name</w:t>
-            </w:r>
-            <w:proofErr w:type="gramEnd"/>
-            <w:r>
-              <w:rPr>
-                <w:rFonts w:ascii="Helvetica Neue" w:eastAsia="Times New Roman" w:hAnsi="Helvetica Neue" w:cs="Arial"/>
-                <w:color w:val="000000"/>
-                <w:kern w:val="0"/>
-                <w:sz w:val="18"/>
-                <w:szCs w:val="18"/>
-                <w14:ligatures w14:val="none"/>
-              </w:rPr>
-              <w:t>]]</w:t>
+              <w:t>[[.qt.name]]</w:t>
             </w:r>
           </w:p>
         </w:tc>
@@ -553,7 +529,6 @@
               </w:rPr>
               <w:t>[[</w:t>
             </w:r>
-            <w:proofErr w:type="gramStart"/>
             <w:r>
               <w:rPr>
                 <w:rFonts w:ascii="Helvetica Neue" w:eastAsia="Times New Roman" w:hAnsi="Helvetica Neue" w:cs="Arial"/>
@@ -597,19 +572,7 @@
                 <w:szCs w:val="18"/>
                 <w14:ligatures w14:val="none"/>
               </w:rPr>
-              <w:t>qt</w:t>
-            </w:r>
-            <w:proofErr w:type="gramEnd"/>
-            <w:r>
-              <w:rPr>
-                <w:rFonts w:ascii="Helvetica Neue" w:eastAsia="Times New Roman" w:hAnsi="Helvetica Neue" w:cs="Arial"/>
-                <w:color w:val="000000"/>
-                <w:kern w:val="0"/>
-                <w:sz w:val="18"/>
-                <w:szCs w:val="18"/>
-                <w14:ligatures w14:val="none"/>
-              </w:rPr>
-              <w:t>.contact_display</w:t>
+              <w:t>qt.contact_display</w:t>
             </w:r>
             <w:proofErr w:type="spellEnd"/>
             <w:r>
@@ -2339,18 +2302,7 @@
                 <w:szCs w:val="18"/>
                 <w14:ligatures w14:val="none"/>
               </w:rPr>
-              <w:t xml:space="preserve">[[if </w:t>
-            </w:r>
-            <w:r>
-              <w:rPr>
-                <w:rFonts w:ascii="Helvetica Neue" w:eastAsia="Times New Roman" w:hAnsi="Helvetica Neue" w:cs="Arial"/>
-                <w:color w:val="000000"/>
-                <w:kern w:val="0"/>
-                <w:sz w:val="18"/>
-                <w:szCs w:val="18"/>
-                <w14:ligatures w14:val="none"/>
-              </w:rPr>
-              <w:t>.qt.</w:t>
+              <w:t>[[if .qt.</w:t>
             </w:r>
             <w:r>
               <w:rPr>
@@ -7105,8 +7057,10 @@
     <w:sectPr>
       <w:headerReference w:type="even" r:id="rId8"/>
       <w:headerReference w:type="default" r:id="rId9"/>
-      <w:footerReference w:type="default" r:id="rId10"/>
-      <w:headerReference w:type="first" r:id="rId11"/>
+      <w:footerReference w:type="even" r:id="rId10"/>
+      <w:footerReference w:type="default" r:id="rId11"/>
+      <w:headerReference w:type="first" r:id="rId12"/>
+      <w:footerReference w:type="first" r:id="rId13"/>
       <w:pgSz w:w="12240" w:h="15840"/>
       <w:pgMar w:top="158" w:right="594" w:bottom="1440" w:left="589" w:header="0" w:footer="190" w:gutter="0"/>
       <w:cols w:space="708"/>
@@ -7142,6 +7096,16 @@
 </file>
 
 <file path=word/footer1.xml><?xml version="1.0" encoding="utf-8"?>
+<w:ftr xmlns:wpc="http://schemas.microsoft.com/office/word/2010/wordprocessingCanvas" xmlns:cx="http://schemas.microsoft.com/office/drawing/2014/chartex" xmlns:cx1="http://schemas.microsoft.com/office/drawing/2015/9/8/chartex" xmlns:cx2="http://schemas.microsoft.com/office/drawing/2015/10/21/chartex" xmlns:cx3="http://schemas.microsoft.com/office/drawing/2016/5/9/chartex" xmlns:cx4="http://schemas.microsoft.com/office/drawing/2016/5/10/chartex" xmlns:cx5="http://schemas.microsoft.com/office/drawing/2016/5/11/chartex" xmlns:cx6="http://schemas.microsoft.com/office/drawing/2016/5/12/chartex" xmlns:cx7="http://schemas.microsoft.com/office/drawing/2016/5/13/chartex" xmlns:cx8="http://schemas.microsoft.com/office/drawing/2016/5/14/chartex" xmlns:mc="http://schemas.openxmlformats.org/markup-compatibility/2006" xmlns:aink="http://schemas.microsoft.com/office/drawing/2016/ink" xmlns:am3d="http://schemas.microsoft.com/office/drawing/2017/model3d" xmlns:o="urn:schemas-microsoft-com:office:office" xmlns:oel="http://schemas.microsoft.com/office/2019/extlst" xmlns:r="http://schemas.openxmlformats.org/officeDocument/2006/relationships" xmlns:m="http://schemas.openxmlformats.org/officeDocument/2006/math" xmlns:v="urn:schemas-microsoft-com:vml" xmlns:wp14="http://schemas.microsoft.com/office/word/2010/wordprocessingDrawing" xmlns:wp="http://schemas.openxmlformats.org/drawingml/2006/wordprocessingDrawing" xmlns:w10="urn:schemas-microsoft-com:office:word" xmlns:w="http://schemas.openxmlformats.org/wordprocessingml/2006/main" xmlns:w14="http://schemas.microsoft.com/office/word/2010/wordml" xmlns:w15="http://schemas.microsoft.com/office/word/2012/wordml" xmlns:w16cex="http://schemas.microsoft.com/office/word/2018/wordml/cex" xmlns:w16cid="http://schemas.microsoft.com/office/word/2016/wordml/cid" xmlns:w16="http://schemas.microsoft.com/office/word/2018/wordml" xmlns:w16du="http://schemas.microsoft.com/office/word/2023/wordml/word16du" xmlns:w16sdtdh="http://schemas.microsoft.com/office/word/2020/wordml/sdtdatahash" xmlns:w16sdtfl="http://schemas.microsoft.com/office/word/2024/wordml/sdtformatlock" xmlns:w16se="http://schemas.microsoft.com/office/word/2015/wordml/symex" xmlns:wpg="http://schemas.microsoft.com/office/word/2010/wordprocessingGroup" xmlns:wpi="http://schemas.microsoft.com/office/word/2010/wordprocessingInk" xmlns:wne="http://schemas.microsoft.com/office/word/2006/wordml" xmlns:wps="http://schemas.microsoft.com/office/word/2010/wordprocessingShape" mc:Ignorable="w14 w15 w16se w16cid w16 w16cex w16sdtdh w16sdtfl w16du wp14">
+  <w:p>
+    <w:pPr>
+      <w:pStyle w:val="Footer"/>
+    </w:pPr>
+  </w:p>
+</w:ftr>
+</file>
+
+<file path=word/footer2.xml><?xml version="1.0" encoding="utf-8"?>
 <w:ftr xmlns:wpc="http://schemas.microsoft.com/office/word/2010/wordprocessingCanvas" xmlns:cx="http://schemas.microsoft.com/office/drawing/2014/chartex" xmlns:cx1="http://schemas.microsoft.com/office/drawing/2015/9/8/chartex" xmlns:cx2="http://schemas.microsoft.com/office/drawing/2015/10/21/chartex" xmlns:cx3="http://schemas.microsoft.com/office/drawing/2016/5/9/chartex" xmlns:cx4="http://schemas.microsoft.com/office/drawing/2016/5/10/chartex" xmlns:cx5="http://schemas.microsoft.com/office/drawing/2016/5/11/chartex" xmlns:cx6="http://schemas.microsoft.com/office/drawing/2016/5/12/chartex" xmlns:cx7="http://schemas.microsoft.com/office/drawing/2016/5/13/chartex" xmlns:cx8="http://schemas.microsoft.com/office/drawing/2016/5/14/chartex" xmlns:mc="http://schemas.openxmlformats.org/markup-compatibility/2006" xmlns:aink="http://schemas.microsoft.com/office/drawing/2016/ink" xmlns:am3d="http://schemas.microsoft.com/office/drawing/2017/model3d" xmlns:o="urn:schemas-microsoft-com:office:office" xmlns:oel="http://schemas.microsoft.com/office/2019/extlst" xmlns:r="http://schemas.openxmlformats.org/officeDocument/2006/relationships" xmlns:m="http://schemas.openxmlformats.org/officeDocument/2006/math" xmlns:v="urn:schemas-microsoft-com:vml" xmlns:wp14="http://schemas.microsoft.com/office/word/2010/wordprocessingDrawing" xmlns:wp="http://schemas.openxmlformats.org/drawingml/2006/wordprocessingDrawing" xmlns:w10="urn:schemas-microsoft-com:office:word" xmlns:w="http://schemas.openxmlformats.org/wordprocessingml/2006/main" xmlns:w14="http://schemas.microsoft.com/office/word/2010/wordml" xmlns:w15="http://schemas.microsoft.com/office/word/2012/wordml" xmlns:w16cex="http://schemas.microsoft.com/office/word/2018/wordml/cex" xmlns:w16cid="http://schemas.microsoft.com/office/word/2016/wordml/cid" xmlns:w16="http://schemas.microsoft.com/office/word/2018/wordml" xmlns:w16du="http://schemas.microsoft.com/office/word/2023/wordml/word16du" xmlns:w16sdtdh="http://schemas.microsoft.com/office/word/2020/wordml/sdtdatahash" xmlns:w16sdtfl="http://schemas.microsoft.com/office/word/2024/wordml/sdtformatlock" xmlns:w16se="http://schemas.microsoft.com/office/word/2015/wordml/symex" xmlns:wpg="http://schemas.microsoft.com/office/word/2010/wordprocessingGroup" xmlns:wpi="http://schemas.microsoft.com/office/word/2010/wordprocessingInk" xmlns:wne="http://schemas.microsoft.com/office/word/2006/wordml" xmlns:wps="http://schemas.microsoft.com/office/word/2010/wordprocessingShape" mc:Ignorable="w14 w15 w16se w16cid w16 w16cex w16sdtdh w16sdtfl w16du wp14">
   <w:p>
     <w:pPr>
@@ -7304,7 +7268,7 @@
         <w:szCs w:val="18"/>
         <w:lang w:val="en-US"/>
       </w:rPr>
-      <w:t>18-Aug-25</w:t>
+      <w:t>8-Sep-25</w:t>
     </w:r>
     <w:r>
       <w:rPr>
@@ -7548,6 +7512,16 @@
 </w:ftr>
 </file>
 
+<file path=word/footer3.xml><?xml version="1.0" encoding="utf-8"?>
+<w:ftr xmlns:wpc="http://schemas.microsoft.com/office/word/2010/wordprocessingCanvas" xmlns:cx="http://schemas.microsoft.com/office/drawing/2014/chartex" xmlns:cx1="http://schemas.microsoft.com/office/drawing/2015/9/8/chartex" xmlns:cx2="http://schemas.microsoft.com/office/drawing/2015/10/21/chartex" xmlns:cx3="http://schemas.microsoft.com/office/drawing/2016/5/9/chartex" xmlns:cx4="http://schemas.microsoft.com/office/drawing/2016/5/10/chartex" xmlns:cx5="http://schemas.microsoft.com/office/drawing/2016/5/11/chartex" xmlns:cx6="http://schemas.microsoft.com/office/drawing/2016/5/12/chartex" xmlns:cx7="http://schemas.microsoft.com/office/drawing/2016/5/13/chartex" xmlns:cx8="http://schemas.microsoft.com/office/drawing/2016/5/14/chartex" xmlns:mc="http://schemas.openxmlformats.org/markup-compatibility/2006" xmlns:aink="http://schemas.microsoft.com/office/drawing/2016/ink" xmlns:am3d="http://schemas.microsoft.com/office/drawing/2017/model3d" xmlns:o="urn:schemas-microsoft-com:office:office" xmlns:oel="http://schemas.microsoft.com/office/2019/extlst" xmlns:r="http://schemas.openxmlformats.org/officeDocument/2006/relationships" xmlns:m="http://schemas.openxmlformats.org/officeDocument/2006/math" xmlns:v="urn:schemas-microsoft-com:vml" xmlns:wp14="http://schemas.microsoft.com/office/word/2010/wordprocessingDrawing" xmlns:wp="http://schemas.openxmlformats.org/drawingml/2006/wordprocessingDrawing" xmlns:w10="urn:schemas-microsoft-com:office:word" xmlns:w="http://schemas.openxmlformats.org/wordprocessingml/2006/main" xmlns:w14="http://schemas.microsoft.com/office/word/2010/wordml" xmlns:w15="http://schemas.microsoft.com/office/word/2012/wordml" xmlns:w16cex="http://schemas.microsoft.com/office/word/2018/wordml/cex" xmlns:w16cid="http://schemas.microsoft.com/office/word/2016/wordml/cid" xmlns:w16="http://schemas.microsoft.com/office/word/2018/wordml" xmlns:w16du="http://schemas.microsoft.com/office/word/2023/wordml/word16du" xmlns:w16sdtdh="http://schemas.microsoft.com/office/word/2020/wordml/sdtdatahash" xmlns:w16sdtfl="http://schemas.microsoft.com/office/word/2024/wordml/sdtformatlock" xmlns:w16se="http://schemas.microsoft.com/office/word/2015/wordml/symex" xmlns:wpg="http://schemas.microsoft.com/office/word/2010/wordprocessingGroup" xmlns:wpi="http://schemas.microsoft.com/office/word/2010/wordprocessingInk" xmlns:wne="http://schemas.microsoft.com/office/word/2006/wordml" xmlns:wps="http://schemas.microsoft.com/office/word/2010/wordprocessingShape" mc:Ignorable="w14 w15 w16se w16cid w16 w16cex w16sdtdh w16sdtfl w16du wp14">
+  <w:p>
+    <w:pPr>
+      <w:pStyle w:val="Footer"/>
+    </w:pPr>
+  </w:p>
+</w:ftr>
+</file>
+
 <file path=word/footnotes.xml><?xml version="1.0" encoding="utf-8"?>
 <w:footnotes xmlns:wpc="http://schemas.microsoft.com/office/word/2010/wordprocessingCanvas" xmlns:cx="http://schemas.microsoft.com/office/drawing/2014/chartex" xmlns:cx1="http://schemas.microsoft.com/office/drawing/2015/9/8/chartex" xmlns:cx2="http://schemas.microsoft.com/office/drawing/2015/10/21/chartex" xmlns:cx3="http://schemas.microsoft.com/office/drawing/2016/5/9/chartex" xmlns:cx4="http://schemas.microsoft.com/office/drawing/2016/5/10/chartex" xmlns:cx5="http://schemas.microsoft.com/office/drawing/2016/5/11/chartex" xmlns:cx6="http://schemas.microsoft.com/office/drawing/2016/5/12/chartex" xmlns:cx7="http://schemas.microsoft.com/office/drawing/2016/5/13/chartex" xmlns:cx8="http://schemas.microsoft.com/office/drawing/2016/5/14/chartex" xmlns:mc="http://schemas.openxmlformats.org/markup-compatibility/2006" xmlns:aink="http://schemas.microsoft.com/office/drawing/2016/ink" xmlns:am3d="http://schemas.microsoft.com/office/drawing/2017/model3d" xmlns:o="urn:schemas-microsoft-com:office:office" xmlns:oel="http://schemas.microsoft.com/office/2019/extlst" xmlns:r="http://schemas.openxmlformats.org/officeDocument/2006/relationships" xmlns:m="http://schemas.openxmlformats.org/officeDocument/2006/math" xmlns:v="urn:schemas-microsoft-com:vml" xmlns:wp14="http://schemas.microsoft.com/office/word/2010/wordprocessingDrawing" xmlns:wp="http://schemas.openxmlformats.org/drawingml/2006/wordprocessingDrawing" xmlns:w10="urn:schemas-microsoft-com:office:word" xmlns:w="http://schemas.openxmlformats.org/wordprocessingml/2006/main" xmlns:w14="http://schemas.microsoft.com/office/word/2010/wordml" xmlns:w15="http://schemas.microsoft.com/office/word/2012/wordml" xmlns:w16cex="http://schemas.microsoft.com/office/word/2018/wordml/cex" xmlns:w16cid="http://schemas.microsoft.com/office/word/2016/wordml/cid" xmlns:w16="http://schemas.microsoft.com/office/word/2018/wordml" xmlns:w16du="http://schemas.microsoft.com/office/word/2023/wordml/word16du" xmlns:w16sdtdh="http://schemas.microsoft.com/office/word/2020/wordml/sdtdatahash" xmlns:w16sdtfl="http://schemas.microsoft.com/office/word/2024/wordml/sdtformatlock" xmlns:w16se="http://schemas.microsoft.com/office/word/2015/wordml/symex" xmlns:wpg="http://schemas.microsoft.com/office/word/2010/wordprocessingGroup" xmlns:wpi="http://schemas.microsoft.com/office/word/2010/wordprocessingInk" xmlns:wne="http://schemas.microsoft.com/office/word/2006/wordml" xmlns:wps="http://schemas.microsoft.com/office/word/2010/wordprocessingShape" mc:Ignorable="w14 w15 w16se w16cid w16 w16cex w16sdtdh w16sdtfl w16du wp14">
   <w:footnote w:type="separator" w:id="-1">
@@ -7583,7 +7557,7 @@
       <w:rPr>
         <w:noProof/>
       </w:rPr>
-      <w:pict w14:anchorId="6F549784">
+      <w:pict w14:anchorId="15C93A58">
         <v:shapetype id="_x0000_t136" coordsize="21600,21600" o:spt="136" adj="10800" path="m@7,l@8,m@5,21600l@6,21600e">
           <v:formulas>
             <v:f eqn="sum #0 0 10800"/>
@@ -7608,7 +7582,7 @@
           </v:handles>
           <o:lock v:ext="edit" text="t" shapetype="t"/>
         </v:shapetype>
-        <v:shape id="PowerPlusWaterMarkObject865740128" o:spid="_x0000_s1027" type="#_x0000_t136" alt="" style="position:absolute;margin-left:0;margin-top:0;width:566.8pt;height:212.55pt;rotation:315;z-index:-251651072;mso-wrap-edited:f;mso-width-percent:0;mso-height-percent:0;mso-position-horizontal:center;mso-position-horizontal-relative:margin;mso-position-vertical:center;mso-position-vertical-relative:margin;mso-width-percent:0;mso-height-percent:0" o:allowincell="f" fillcolor="silver" stroked="f">
+        <v:shape id="PowerPlusWaterMarkObject135395946" o:spid="_x0000_s1027" type="#_x0000_t136" alt="" style="position:absolute;margin-left:0;margin-top:0;width:552.8pt;height:207.3pt;z-index:-251630592;mso-wrap-edited:f;mso-width-percent:0;mso-height-percent:0;mso-position-horizontal:center;mso-position-horizontal-relative:margin;mso-position-vertical:center;mso-position-vertical-relative:margin;mso-width-percent:0;mso-height-percent:0" o:allowincell="f" fillcolor="silver" stroked="f">
           <v:textpath style="font-family:&quot;Helvetica Neue&quot;;font-size:1pt;font-weight:bold;font-style:italic" string="DRAFT"/>
           <w10:wrap anchorx="margin" anchory="margin"/>
         </v:shape>
@@ -7635,7 +7609,7 @@
       <w:rPr>
         <w:noProof/>
       </w:rPr>
-      <w:pict w14:anchorId="18308B12">
+      <w:pict w14:anchorId="2999BA2A">
         <v:shapetype id="_x0000_t136" coordsize="21600,21600" o:spt="136" adj="10800" path="m@7,l@8,m@5,21600l@6,21600e">
           <v:formulas>
             <v:f eqn="sum #0 0 10800"/>
@@ -7660,7 +7634,7 @@
           </v:handles>
           <o:lock v:ext="edit" text="t" shapetype="t"/>
         </v:shapetype>
-        <v:shape id="PowerPlusWaterMarkObject865740129" o:spid="_x0000_s1026" type="#_x0000_t136" alt="" style="position:absolute;margin-left:0;margin-top:0;width:566.8pt;height:212.55pt;rotation:315;z-index:-251646976;mso-wrap-edited:f;mso-width-percent:0;mso-height-percent:0;mso-position-horizontal:center;mso-position-horizontal-relative:margin;mso-position-vertical:center;mso-position-vertical-relative:margin;mso-width-percent:0;mso-height-percent:0" o:allowincell="f" fillcolor="silver" stroked="f">
+        <v:shape id="PowerPlusWaterMarkObject135395947" o:spid="_x0000_s1026" type="#_x0000_t136" alt="" style="position:absolute;margin-left:0;margin-top:0;width:552.8pt;height:207.3pt;z-index:-251628544;mso-wrap-edited:f;mso-width-percent:0;mso-height-percent:0;mso-position-horizontal:center;mso-position-horizontal-relative:margin;mso-position-vertical:center;mso-position-vertical-relative:margin;mso-width-percent:0;mso-height-percent:0" o:allowincell="f" fillcolor="silver" stroked="f">
           <v:textpath style="font-family:&quot;Helvetica Neue&quot;;font-size:1pt;font-weight:bold;font-style:italic" string="DRAFT"/>
           <w10:wrap anchorx="margin" anchory="margin"/>
         </v:shape>
@@ -7735,7 +7709,7 @@
       <w:rPr>
         <w:noProof/>
       </w:rPr>
-      <w:pict w14:anchorId="1D7B34EB">
+      <w:pict w14:anchorId="32DCFB80">
         <v:shapetype id="_x0000_t136" coordsize="21600,21600" o:spt="136" adj="10800" path="m@7,l@8,m@5,21600l@6,21600e">
           <v:formulas>
             <v:f eqn="sum #0 0 10800"/>
@@ -7760,7 +7734,7 @@
           </v:handles>
           <o:lock v:ext="edit" text="t" shapetype="t"/>
         </v:shapetype>
-        <v:shape id="PowerPlusWaterMarkObject865740127" o:spid="_x0000_s1025" type="#_x0000_t136" alt="" style="position:absolute;margin-left:0;margin-top:0;width:566.8pt;height:212.55pt;rotation:315;z-index:-251655168;mso-wrap-edited:f;mso-width-percent:0;mso-height-percent:0;mso-position-horizontal:center;mso-position-horizontal-relative:margin;mso-position-vertical:center;mso-position-vertical-relative:margin;mso-width-percent:0;mso-height-percent:0" o:allowincell="f" fillcolor="silver" stroked="f">
+        <v:shape id="PowerPlusWaterMarkObject135395945" o:spid="_x0000_s1025" type="#_x0000_t136" alt="" style="position:absolute;margin-left:0;margin-top:0;width:552.8pt;height:207.3pt;z-index:-251632640;mso-wrap-edited:f;mso-width-percent:0;mso-height-percent:0;mso-position-horizontal:center;mso-position-horizontal-relative:margin;mso-position-vertical:center;mso-position-vertical-relative:margin;mso-width-percent:0;mso-height-percent:0" o:allowincell="f" fillcolor="silver" stroked="f">
           <v:textpath style="font-family:&quot;Helvetica Neue&quot;;font-size:1pt;font-weight:bold;font-style:italic" string="DRAFT"/>
           <w10:wrap anchorx="margin" anchory="margin"/>
         </v:shape>

--- a/btb_cvs_support/document/templates/quotation_format_ae.docx
+++ b/btb_cvs_support/document/templates/quotation_format_ae.docx
@@ -7,14 +7,14 @@
         <w:spacing w:after="0" w:line="240" w:lineRule="auto"/>
         <w:jc w:val="center"/>
         <w:rPr>
-          <w:rFonts w:ascii="Helvetica Neue" w:hAnsi="Helvetica Neue" w:cs="Arial"/>
+          <w:rFonts w:ascii="Arial" w:hAnsi="Arial" w:cs="Arial"/>
           <w:u w:val="single"/>
           <w:lang w:val="en-US"/>
         </w:rPr>
       </w:pPr>
       <w:r>
         <w:rPr>
-          <w:rFonts w:ascii="Helvetica Neue" w:eastAsia="Times New Roman" w:hAnsi="Helvetica Neue" w:cs="Arial"/>
+          <w:rFonts w:ascii="Arial" w:eastAsia="Times New Roman" w:hAnsi="Arial" w:cs="Arial"/>
           <w:b/>
           <w:bCs/>
           <w:color w:val="000000"/>
@@ -45,10 +45,10 @@
         <w:tblLook w:val="04A0" w:firstRow="1" w:lastRow="0" w:firstColumn="1" w:lastColumn="0" w:noHBand="0" w:noVBand="1"/>
       </w:tblPr>
       <w:tblGrid>
-        <w:gridCol w:w="940"/>
-        <w:gridCol w:w="6681"/>
+        <w:gridCol w:w="934"/>
+        <w:gridCol w:w="6686"/>
         <w:gridCol w:w="1123"/>
-        <w:gridCol w:w="2131"/>
+        <w:gridCol w:w="2132"/>
       </w:tblGrid>
       <w:tr>
         <w:trPr>
@@ -63,7 +63,7 @@
             <w:pPr>
               <w:ind w:left="-107" w:right="-166"/>
               <w:rPr>
-                <w:rFonts w:ascii="Helvetica Neue" w:eastAsia="Times New Roman" w:hAnsi="Helvetica Neue" w:cs="Arial"/>
+                <w:rFonts w:ascii="Arial" w:eastAsia="Times New Roman" w:hAnsi="Arial" w:cs="Arial"/>
                 <w:b/>
                 <w:bCs/>
                 <w:color w:val="000000"/>
@@ -77,7 +77,7 @@
             </w:pPr>
             <w:r>
               <w:rPr>
-                <w:rFonts w:ascii="Helvetica Neue" w:eastAsia="Times New Roman" w:hAnsi="Helvetica Neue" w:cs="Arial"/>
+                <w:rFonts w:ascii="Arial" w:eastAsia="Times New Roman" w:hAnsi="Arial" w:cs="Arial"/>
                 <w:b/>
                 <w:bCs/>
                 <w:color w:val="000000"/>
@@ -100,7 +100,7 @@
               <w:spacing w:line="276" w:lineRule="auto"/>
               <w:ind w:left="-62"/>
               <w:rPr>
-                <w:rFonts w:ascii="Helvetica Neue" w:eastAsia="Times New Roman" w:hAnsi="Helvetica Neue" w:cs="Arial"/>
+                <w:rFonts w:ascii="Arial" w:eastAsia="Times New Roman" w:hAnsi="Arial" w:cs="Arial"/>
                 <w:b/>
                 <w:bCs/>
                 <w:color w:val="000000"/>
@@ -112,7 +112,7 @@
             </w:pPr>
             <w:r>
               <w:rPr>
-                <w:rFonts w:ascii="Helvetica Neue" w:eastAsia="Times New Roman" w:hAnsi="Helvetica Neue" w:cs="Arial"/>
+                <w:rFonts w:ascii="Arial" w:eastAsia="Times New Roman" w:hAnsi="Arial" w:cs="Arial"/>
                 <w:b/>
                 <w:bCs/>
                 <w:color w:val="000000"/>
@@ -127,7 +127,7 @@
             <w:proofErr w:type="gramStart"/>
             <w:r>
               <w:rPr>
-                <w:rFonts w:ascii="Helvetica Neue" w:eastAsia="Times New Roman" w:hAnsi="Helvetica Neue" w:cs="Arial"/>
+                <w:rFonts w:ascii="Arial" w:eastAsia="Times New Roman" w:hAnsi="Arial" w:cs="Arial"/>
                 <w:b/>
                 <w:bCs/>
                 <w:color w:val="000000"/>
@@ -141,7 +141,7 @@
             <w:proofErr w:type="gramEnd"/>
             <w:r>
               <w:rPr>
-                <w:rFonts w:ascii="Helvetica Neue" w:eastAsia="Times New Roman" w:hAnsi="Helvetica Neue" w:cs="Arial"/>
+                <w:rFonts w:ascii="Arial" w:eastAsia="Times New Roman" w:hAnsi="Arial" w:cs="Arial"/>
                 <w:b/>
                 <w:bCs/>
                 <w:color w:val="000000"/>
@@ -155,7 +155,7 @@
             <w:proofErr w:type="spellEnd"/>
             <w:r>
               <w:rPr>
-                <w:rFonts w:ascii="Helvetica Neue" w:eastAsia="Times New Roman" w:hAnsi="Helvetica Neue" w:cs="Arial"/>
+                <w:rFonts w:ascii="Arial" w:eastAsia="Times New Roman" w:hAnsi="Arial" w:cs="Arial"/>
                 <w:b/>
                 <w:bCs/>
                 <w:color w:val="000000"/>
@@ -175,7 +175,7 @@
           <w:p>
             <w:pPr>
               <w:rPr>
-                <w:rFonts w:ascii="Helvetica Neue" w:eastAsia="Times New Roman" w:hAnsi="Helvetica Neue" w:cs="Arial"/>
+                <w:rFonts w:ascii="Arial" w:eastAsia="Times New Roman" w:hAnsi="Arial" w:cs="Arial"/>
                 <w:b/>
                 <w:bCs/>
                 <w:color w:val="000000"/>
@@ -187,7 +187,7 @@
             </w:pPr>
             <w:r>
               <w:rPr>
-                <w:rFonts w:ascii="Helvetica Neue" w:eastAsia="Times New Roman" w:hAnsi="Helvetica Neue" w:cs="Arial"/>
+                <w:rFonts w:ascii="Arial" w:eastAsia="Times New Roman" w:hAnsi="Arial" w:cs="Arial"/>
                 <w:b/>
                 <w:bCs/>
                 <w:color w:val="000000"/>
@@ -208,7 +208,7 @@
             <w:pPr>
               <w:ind w:hanging="64"/>
               <w:rPr>
-                <w:rFonts w:ascii="Helvetica Neue" w:eastAsia="Times New Roman" w:hAnsi="Helvetica Neue" w:cs="Arial"/>
+                <w:rFonts w:ascii="Arial" w:eastAsia="Times New Roman" w:hAnsi="Arial" w:cs="Arial"/>
                 <w:color w:val="000000"/>
                 <w:kern w:val="0"/>
                 <w:sz w:val="18"/>
@@ -218,7 +218,7 @@
             </w:pPr>
             <w:r>
               <w:rPr>
-                <w:rFonts w:ascii="Helvetica Neue" w:eastAsia="Times New Roman" w:hAnsi="Helvetica Neue" w:cs="Arial"/>
+                <w:rFonts w:ascii="Arial" w:eastAsia="Times New Roman" w:hAnsi="Arial" w:cs="Arial"/>
                 <w:color w:val="000000"/>
                 <w:kern w:val="0"/>
                 <w:sz w:val="18"/>
@@ -229,7 +229,7 @@
             </w:r>
             <w:r>
               <w:rPr>
-                <w:rFonts w:ascii="Helvetica Neue" w:eastAsia="Times New Roman" w:hAnsi="Helvetica Neue" w:cs="Arial"/>
+                <w:rFonts w:ascii="Arial" w:eastAsia="Times New Roman" w:hAnsi="Arial" w:cs="Arial"/>
                 <w:color w:val="000000"/>
                 <w:kern w:val="0"/>
                 <w:sz w:val="18"/>
@@ -241,7 +241,7 @@
             </w:r>
             <w:r>
               <w:rPr>
-                <w:rFonts w:ascii="Helvetica Neue" w:eastAsia="Times New Roman" w:hAnsi="Helvetica Neue" w:cs="Arial"/>
+                <w:rFonts w:ascii="Arial" w:eastAsia="Times New Roman" w:hAnsi="Arial" w:cs="Arial"/>
                 <w:color w:val="000000"/>
                 <w:kern w:val="0"/>
                 <w:sz w:val="18"/>
@@ -252,7 +252,7 @@
             </w:r>
             <w:r>
               <w:rPr>
-                <w:rFonts w:ascii="Helvetica Neue" w:eastAsia="Times New Roman" w:hAnsi="Helvetica Neue" w:cs="Arial"/>
+                <w:rFonts w:ascii="Arial" w:eastAsia="Times New Roman" w:hAnsi="Arial" w:cs="Arial"/>
                 <w:noProof/>
                 <w:color w:val="000000"/>
                 <w:kern w:val="0"/>
@@ -261,11 +261,11 @@
                 <w:lang w:val="en-US"/>
                 <w14:ligatures w14:val="none"/>
               </w:rPr>
-              <w:t>8-Sep-25</w:t>
-            </w:r>
-            <w:r>
-              <w:rPr>
-                <w:rFonts w:ascii="Helvetica Neue" w:eastAsia="Times New Roman" w:hAnsi="Helvetica Neue" w:cs="Arial"/>
+              <w:t>9-Sep-25</w:t>
+            </w:r>
+            <w:r>
+              <w:rPr>
+                <w:rFonts w:ascii="Arial" w:eastAsia="Times New Roman" w:hAnsi="Arial" w:cs="Arial"/>
                 <w:color w:val="000000"/>
                 <w:kern w:val="0"/>
                 <w:sz w:val="18"/>
@@ -289,7 +289,7 @@
           <w:p>
             <w:pPr>
               <w:rPr>
-                <w:rFonts w:ascii="Helvetica Neue" w:eastAsia="Times New Roman" w:hAnsi="Helvetica Neue" w:cs="Arial"/>
+                <w:rFonts w:ascii="Arial" w:eastAsia="Times New Roman" w:hAnsi="Arial" w:cs="Arial"/>
                 <w:b/>
                 <w:bCs/>
                 <w:color w:val="000000"/>
@@ -311,7 +311,7 @@
               <w:spacing w:line="276" w:lineRule="auto"/>
               <w:ind w:left="-48" w:hanging="14"/>
               <w:rPr>
-                <w:rFonts w:ascii="Helvetica Neue" w:eastAsia="Times New Roman" w:hAnsi="Helvetica Neue" w:cs="Arial"/>
+                <w:rFonts w:ascii="Arial" w:eastAsia="Times New Roman" w:hAnsi="Arial" w:cs="Arial"/>
                 <w:b/>
                 <w:bCs/>
                 <w:color w:val="000000"/>
@@ -325,7 +325,7 @@
             </w:pPr>
             <w:r>
               <w:rPr>
-                <w:rFonts w:ascii="Helvetica Neue" w:eastAsia="Times New Roman" w:hAnsi="Helvetica Neue" w:cs="Arial"/>
+                <w:rFonts w:ascii="Arial" w:eastAsia="Times New Roman" w:hAnsi="Arial" w:cs="Arial"/>
                 <w:color w:val="000000"/>
                 <w:kern w:val="0"/>
                 <w:sz w:val="18"/>
@@ -337,7 +337,7 @@
             <w:proofErr w:type="gramStart"/>
             <w:r>
               <w:rPr>
-                <w:rFonts w:ascii="Helvetica Neue" w:eastAsia="Times New Roman" w:hAnsi="Helvetica Neue" w:cs="Arial"/>
+                <w:rFonts w:ascii="Arial" w:eastAsia="Times New Roman" w:hAnsi="Arial" w:cs="Arial"/>
                 <w:color w:val="000000"/>
                 <w:kern w:val="0"/>
                 <w:sz w:val="18"/>
@@ -348,7 +348,7 @@
             </w:r>
             <w:r>
               <w:rPr>
-                <w:rFonts w:ascii="Helvetica Neue" w:eastAsia="Times New Roman" w:hAnsi="Helvetica Neue" w:cs="Arial"/>
+                <w:rFonts w:ascii="Arial" w:eastAsia="Times New Roman" w:hAnsi="Arial" w:cs="Arial"/>
                 <w:color w:val="000000"/>
                 <w:kern w:val="0"/>
                 <w:sz w:val="18"/>
@@ -360,7 +360,7 @@
             <w:proofErr w:type="spellStart"/>
             <w:r>
               <w:rPr>
-                <w:rFonts w:ascii="Helvetica Neue" w:eastAsia="Times New Roman" w:hAnsi="Helvetica Neue" w:cs="Arial"/>
+                <w:rFonts w:ascii="Arial" w:eastAsia="Times New Roman" w:hAnsi="Arial" w:cs="Arial"/>
                 <w:color w:val="000000"/>
                 <w:kern w:val="0"/>
                 <w:sz w:val="18"/>
@@ -372,7 +372,7 @@
             <w:proofErr w:type="gramEnd"/>
             <w:r>
               <w:rPr>
-                <w:rFonts w:ascii="Helvetica Neue" w:eastAsia="Times New Roman" w:hAnsi="Helvetica Neue" w:cs="Arial"/>
+                <w:rFonts w:ascii="Arial" w:eastAsia="Times New Roman" w:hAnsi="Arial" w:cs="Arial"/>
                 <w:color w:val="000000"/>
                 <w:kern w:val="0"/>
                 <w:sz w:val="18"/>
@@ -384,7 +384,7 @@
             <w:proofErr w:type="spellEnd"/>
             <w:r>
               <w:rPr>
-                <w:rFonts w:ascii="Helvetica Neue" w:eastAsia="Times New Roman" w:hAnsi="Helvetica Neue" w:cs="Arial"/>
+                <w:rFonts w:ascii="Arial" w:eastAsia="Times New Roman" w:hAnsi="Arial" w:cs="Arial"/>
                 <w:color w:val="000000"/>
                 <w:kern w:val="0"/>
                 <w:sz w:val="18"/>
@@ -404,7 +404,7 @@
               <w:spacing w:before="100" w:beforeAutospacing="1"/>
               <w:ind w:right="-153"/>
               <w:rPr>
-                <w:rFonts w:ascii="Helvetica Neue" w:eastAsia="Times New Roman" w:hAnsi="Helvetica Neue" w:cs="Arial"/>
+                <w:rFonts w:ascii="Arial" w:eastAsia="Times New Roman" w:hAnsi="Arial" w:cs="Arial"/>
                 <w:b/>
                 <w:bCs/>
                 <w:color w:val="000000"/>
@@ -416,7 +416,7 @@
             </w:pPr>
             <w:r>
               <w:rPr>
-                <w:rFonts w:ascii="Helvetica Neue" w:eastAsia="Times New Roman" w:hAnsi="Helvetica Neue" w:cs="Arial"/>
+                <w:rFonts w:ascii="Arial" w:eastAsia="Times New Roman" w:hAnsi="Arial" w:cs="Arial"/>
                 <w:b/>
                 <w:bCs/>
                 <w:color w:val="000000"/>
@@ -437,7 +437,7 @@
             <w:pPr>
               <w:ind w:hanging="64"/>
               <w:rPr>
-                <w:rFonts w:ascii="Helvetica Neue" w:eastAsia="Times New Roman" w:hAnsi="Helvetica Neue" w:cs="Arial"/>
+                <w:rFonts w:ascii="Arial" w:eastAsia="Times New Roman" w:hAnsi="Arial" w:cs="Arial"/>
                 <w:b/>
                 <w:bCs/>
                 <w:color w:val="000000"/>
@@ -451,7 +451,7 @@
             </w:pPr>
             <w:r>
               <w:rPr>
-                <w:rFonts w:ascii="Helvetica Neue" w:eastAsia="Times New Roman" w:hAnsi="Helvetica Neue" w:cs="Arial"/>
+                <w:rFonts w:ascii="Arial" w:eastAsia="Times New Roman" w:hAnsi="Arial" w:cs="Arial"/>
                 <w:color w:val="000000"/>
                 <w:kern w:val="0"/>
                 <w:sz w:val="18"/>
@@ -472,7 +472,7 @@
             <w:pPr>
               <w:ind w:left="-107" w:right="-151"/>
               <w:rPr>
-                <w:rFonts w:ascii="Helvetica Neue" w:eastAsia="Times New Roman" w:hAnsi="Helvetica Neue" w:cs="Arial"/>
+                <w:rFonts w:ascii="Arial" w:eastAsia="Times New Roman" w:hAnsi="Arial" w:cs="Arial"/>
                 <w:b/>
                 <w:bCs/>
                 <w:color w:val="000000"/>
@@ -486,7 +486,7 @@
             </w:pPr>
             <w:r>
               <w:rPr>
-                <w:rFonts w:ascii="Helvetica Neue" w:eastAsia="Times New Roman" w:hAnsi="Helvetica Neue" w:cs="Arial"/>
+                <w:rFonts w:ascii="Arial" w:eastAsia="Times New Roman" w:hAnsi="Arial" w:cs="Arial"/>
                 <w:b/>
                 <w:bCs/>
                 <w:color w:val="000000"/>
@@ -510,7 +510,7 @@
               <w:spacing w:before="57" w:after="57"/>
               <w:ind w:left="-62"/>
               <w:rPr>
-                <w:rFonts w:ascii="Helvetica Neue" w:eastAsia="Times New Roman" w:hAnsi="Helvetica Neue" w:cs="Arial"/>
+                <w:rFonts w:ascii="Arial" w:eastAsia="Times New Roman" w:hAnsi="Arial" w:cs="Arial"/>
                 <w:color w:val="000000"/>
                 <w:kern w:val="0"/>
                 <w:sz w:val="18"/>
@@ -520,7 +520,7 @@
             </w:pPr>
             <w:r>
               <w:rPr>
-                <w:rFonts w:ascii="Helvetica Neue" w:eastAsia="Times New Roman" w:hAnsi="Helvetica Neue" w:cs="Arial"/>
+                <w:rFonts w:ascii="Arial" w:eastAsia="Times New Roman" w:hAnsi="Arial" w:cs="Arial"/>
                 <w:color w:val="000000"/>
                 <w:kern w:val="0"/>
                 <w:sz w:val="18"/>
@@ -531,7 +531,7 @@
             </w:r>
             <w:r>
               <w:rPr>
-                <w:rFonts w:ascii="Helvetica Neue" w:eastAsia="Times New Roman" w:hAnsi="Helvetica Neue" w:cs="Arial"/>
+                <w:rFonts w:ascii="Arial" w:eastAsia="Times New Roman" w:hAnsi="Arial" w:cs="Arial"/>
                 <w:color w:val="000000"/>
                 <w:kern w:val="0"/>
                 <w:sz w:val="18"/>
@@ -542,7 +542,7 @@
             </w:r>
             <w:r>
               <w:rPr>
-                <w:rFonts w:ascii="Helvetica Neue" w:eastAsia="Times New Roman" w:hAnsi="Helvetica Neue" w:cs="Arial"/>
+                <w:rFonts w:ascii="Arial" w:eastAsia="Times New Roman" w:hAnsi="Arial" w:cs="Arial"/>
                 <w:color w:val="000000"/>
                 <w:kern w:val="0"/>
                 <w:sz w:val="18"/>
@@ -553,7 +553,7 @@
             </w:r>
             <w:r>
               <w:rPr>
-                <w:rFonts w:ascii="Helvetica Neue" w:eastAsia="Times New Roman" w:hAnsi="Helvetica Neue" w:cs="Arial"/>
+                <w:rFonts w:ascii="Arial" w:eastAsia="Times New Roman" w:hAnsi="Arial" w:cs="Arial"/>
                 <w:color w:val="000000"/>
                 <w:kern w:val="0"/>
                 <w:sz w:val="18"/>
@@ -565,7 +565,7 @@
             <w:proofErr w:type="spellStart"/>
             <w:r>
               <w:rPr>
-                <w:rFonts w:ascii="Helvetica Neue" w:eastAsia="Times New Roman" w:hAnsi="Helvetica Neue" w:cs="Arial"/>
+                <w:rFonts w:ascii="Arial" w:eastAsia="Times New Roman" w:hAnsi="Arial" w:cs="Arial"/>
                 <w:color w:val="000000"/>
                 <w:kern w:val="0"/>
                 <w:sz w:val="18"/>
@@ -577,7 +577,7 @@
             <w:proofErr w:type="spellEnd"/>
             <w:r>
               <w:rPr>
-                <w:rFonts w:ascii="Helvetica Neue" w:eastAsia="Times New Roman" w:hAnsi="Helvetica Neue" w:cs="Arial"/>
+                <w:rFonts w:ascii="Arial" w:eastAsia="Times New Roman" w:hAnsi="Arial" w:cs="Arial"/>
                 <w:color w:val="000000"/>
                 <w:kern w:val="0"/>
                 <w:sz w:val="18"/>
@@ -592,7 +592,7 @@
               <w:spacing w:before="57" w:after="57"/>
               <w:ind w:left="-62"/>
               <w:rPr>
-                <w:rFonts w:ascii="Helvetica Neue" w:eastAsia="Times New Roman" w:hAnsi="Helvetica Neue" w:cs="Arial"/>
+                <w:rFonts w:ascii="Arial" w:eastAsia="Times New Roman" w:hAnsi="Arial" w:cs="Arial"/>
                 <w:color w:val="000000"/>
                 <w:kern w:val="0"/>
                 <w:sz w:val="18"/>
@@ -602,7 +602,7 @@
             </w:pPr>
             <w:r>
               <w:rPr>
-                <w:rFonts w:ascii="Helvetica Neue" w:eastAsia="Times New Roman" w:hAnsi="Helvetica Neue" w:cs="Arial"/>
+                <w:rFonts w:ascii="Arial" w:eastAsia="Times New Roman" w:hAnsi="Arial" w:cs="Arial"/>
                 <w:color w:val="000000"/>
                 <w:kern w:val="0"/>
                 <w:sz w:val="18"/>
@@ -614,7 +614,7 @@
             <w:proofErr w:type="gramStart"/>
             <w:r>
               <w:rPr>
-                <w:rFonts w:ascii="Helvetica Neue" w:eastAsia="Times New Roman" w:hAnsi="Helvetica Neue" w:cs="Arial"/>
+                <w:rFonts w:ascii="Arial" w:eastAsia="Times New Roman" w:hAnsi="Arial" w:cs="Arial"/>
                 <w:color w:val="000000"/>
                 <w:kern w:val="0"/>
                 <w:sz w:val="18"/>
@@ -625,7 +625,7 @@
             </w:r>
             <w:r>
               <w:rPr>
-                <w:rFonts w:ascii="Helvetica Neue" w:eastAsia="Times New Roman" w:hAnsi="Helvetica Neue" w:cs="Arial"/>
+                <w:rFonts w:ascii="Arial" w:eastAsia="Times New Roman" w:hAnsi="Arial" w:cs="Arial"/>
                 <w:color w:val="000000"/>
                 <w:kern w:val="0"/>
                 <w:sz w:val="18"/>
@@ -636,7 +636,7 @@
             </w:r>
             <w:r>
               <w:rPr>
-                <w:rFonts w:ascii="Helvetica Neue" w:eastAsia="Times New Roman" w:hAnsi="Helvetica Neue" w:cs="Arial"/>
+                <w:rFonts w:ascii="Arial" w:eastAsia="Times New Roman" w:hAnsi="Arial" w:cs="Arial"/>
                 <w:color w:val="000000"/>
                 <w:kern w:val="0"/>
                 <w:sz w:val="18"/>
@@ -648,7 +648,7 @@
             <w:proofErr w:type="spellStart"/>
             <w:r>
               <w:rPr>
-                <w:rFonts w:ascii="Helvetica Neue" w:eastAsia="Times New Roman" w:hAnsi="Helvetica Neue" w:cs="Arial"/>
+                <w:rFonts w:ascii="Arial" w:eastAsia="Times New Roman" w:hAnsi="Arial" w:cs="Arial"/>
                 <w:color w:val="000000"/>
                 <w:kern w:val="0"/>
                 <w:sz w:val="18"/>
@@ -660,7 +660,7 @@
             <w:proofErr w:type="gramEnd"/>
             <w:r>
               <w:rPr>
-                <w:rFonts w:ascii="Helvetica Neue" w:eastAsia="Times New Roman" w:hAnsi="Helvetica Neue" w:cs="Arial"/>
+                <w:rFonts w:ascii="Arial" w:eastAsia="Times New Roman" w:hAnsi="Arial" w:cs="Arial"/>
                 <w:color w:val="000000"/>
                 <w:kern w:val="0"/>
                 <w:sz w:val="18"/>
@@ -671,7 +671,7 @@
             </w:r>
             <w:r>
               <w:rPr>
-                <w:rFonts w:ascii="Helvetica Neue" w:eastAsia="Times New Roman" w:hAnsi="Helvetica Neue" w:cs="Arial"/>
+                <w:rFonts w:ascii="Arial" w:eastAsia="Times New Roman" w:hAnsi="Arial" w:cs="Arial"/>
                 <w:color w:val="000000"/>
                 <w:kern w:val="0"/>
                 <w:sz w:val="18"/>
@@ -683,7 +683,7 @@
             <w:proofErr w:type="spellEnd"/>
             <w:r>
               <w:rPr>
-                <w:rFonts w:ascii="Helvetica Neue" w:eastAsia="Times New Roman" w:hAnsi="Helvetica Neue" w:cs="Arial"/>
+                <w:rFonts w:ascii="Arial" w:eastAsia="Times New Roman" w:hAnsi="Arial" w:cs="Arial"/>
                 <w:color w:val="000000"/>
                 <w:kern w:val="0"/>
                 <w:sz w:val="18"/>
@@ -698,7 +698,7 @@
               <w:spacing w:before="57" w:after="57"/>
               <w:ind w:left="-62"/>
               <w:rPr>
-                <w:rFonts w:ascii="Helvetica Neue" w:eastAsia="Times New Roman" w:hAnsi="Helvetica Neue" w:cs="Arial"/>
+                <w:rFonts w:ascii="Arial" w:eastAsia="Times New Roman" w:hAnsi="Arial" w:cs="Arial"/>
                 <w:color w:val="000000"/>
                 <w:kern w:val="0"/>
                 <w:sz w:val="18"/>
@@ -708,31 +708,20 @@
             </w:pPr>
             <w:r>
               <w:rPr>
-                <w:rFonts w:ascii="Helvetica Neue" w:eastAsia="Times New Roman" w:hAnsi="Helvetica Neue" w:cs="Arial"/>
-                <w:color w:val="000000"/>
-                <w:kern w:val="0"/>
-                <w:sz w:val="18"/>
-                <w:szCs w:val="18"/>
-                <w14:ligatures w14:val="none"/>
-              </w:rPr>
-              <w:t>[[</w:t>
-            </w:r>
-            <w:r>
-              <w:rPr>
-                <w:rFonts w:ascii="Helvetica Neue" w:eastAsia="Times New Roman" w:hAnsi="Helvetica Neue" w:cs="Arial"/>
-                <w:color w:val="000000"/>
-                <w:kern w:val="0"/>
-                <w:sz w:val="18"/>
-                <w:szCs w:val="18"/>
-                <w14:ligatures w14:val="none"/>
-              </w:rPr>
-              <w:t>.</w:t>
+                <w:rFonts w:ascii="Arial" w:eastAsia="Times New Roman" w:hAnsi="Arial" w:cs="Arial"/>
+                <w:color w:val="000000"/>
+                <w:kern w:val="0"/>
+                <w:sz w:val="18"/>
+                <w:szCs w:val="18"/>
+                <w14:ligatures w14:val="none"/>
+              </w:rPr>
+              <w:t>[[.</w:t>
             </w:r>
             <w:proofErr w:type="spellStart"/>
             <w:proofErr w:type="gramStart"/>
             <w:r>
               <w:rPr>
-                <w:rFonts w:ascii="Helvetica Neue" w:eastAsia="Times New Roman" w:hAnsi="Helvetica Neue" w:cs="Arial"/>
+                <w:rFonts w:ascii="Arial" w:eastAsia="Times New Roman" w:hAnsi="Arial" w:cs="Arial"/>
                 <w:color w:val="000000"/>
                 <w:kern w:val="0"/>
                 <w:sz w:val="18"/>
@@ -744,30 +733,19 @@
             <w:proofErr w:type="gramEnd"/>
             <w:r>
               <w:rPr>
-                <w:rFonts w:ascii="Helvetica Neue" w:eastAsia="Times New Roman" w:hAnsi="Helvetica Neue" w:cs="Arial"/>
-                <w:color w:val="000000"/>
-                <w:kern w:val="0"/>
-                <w:sz w:val="18"/>
-                <w:szCs w:val="18"/>
-                <w14:ligatures w14:val="none"/>
-              </w:rPr>
-              <w:t>_mobil</w:t>
-            </w:r>
-            <w:r>
-              <w:rPr>
-                <w:rFonts w:ascii="Helvetica Neue" w:eastAsia="Times New Roman" w:hAnsi="Helvetica Neue" w:cs="Arial"/>
-                <w:color w:val="000000"/>
-                <w:kern w:val="0"/>
-                <w:sz w:val="18"/>
-                <w:szCs w:val="18"/>
-                <w14:ligatures w14:val="none"/>
-              </w:rPr>
-              <w:t>e</w:t>
+                <w:rFonts w:ascii="Arial" w:eastAsia="Times New Roman" w:hAnsi="Arial" w:cs="Arial"/>
+                <w:color w:val="000000"/>
+                <w:kern w:val="0"/>
+                <w:sz w:val="18"/>
+                <w:szCs w:val="18"/>
+                <w14:ligatures w14:val="none"/>
+              </w:rPr>
+              <w:t>_mobile</w:t>
             </w:r>
             <w:proofErr w:type="spellEnd"/>
             <w:r>
               <w:rPr>
-                <w:rFonts w:ascii="Helvetica Neue" w:eastAsia="Times New Roman" w:hAnsi="Helvetica Neue" w:cs="Arial"/>
+                <w:rFonts w:ascii="Arial" w:eastAsia="Times New Roman" w:hAnsi="Arial" w:cs="Arial"/>
                 <w:color w:val="000000"/>
                 <w:kern w:val="0"/>
                 <w:sz w:val="18"/>
@@ -782,7 +760,7 @@
               <w:spacing w:before="57"/>
               <w:ind w:left="-48" w:hanging="14"/>
               <w:rPr>
-                <w:rFonts w:ascii="Helvetica Neue" w:eastAsia="Times New Roman" w:hAnsi="Helvetica Neue" w:cs="Arial"/>
+                <w:rFonts w:ascii="Arial" w:eastAsia="Times New Roman" w:hAnsi="Arial" w:cs="Arial"/>
                 <w:color w:val="000000"/>
                 <w:kern w:val="0"/>
                 <w:sz w:val="18"/>
@@ -792,7 +770,7 @@
             </w:pPr>
             <w:r>
               <w:rPr>
-                <w:rFonts w:ascii="Helvetica Neue" w:eastAsia="Times New Roman" w:hAnsi="Helvetica Neue" w:cs="Arial"/>
+                <w:rFonts w:ascii="Arial" w:eastAsia="Times New Roman" w:hAnsi="Arial" w:cs="Arial"/>
                 <w:color w:val="000000"/>
                 <w:kern w:val="0"/>
                 <w:sz w:val="18"/>
@@ -807,7 +785,7 @@
               <w:spacing w:before="57" w:after="57"/>
               <w:ind w:left="-62"/>
               <w:rPr>
-                <w:rFonts w:ascii="Helvetica Neue" w:eastAsia="Times New Roman" w:hAnsi="Helvetica Neue" w:cs="Arial"/>
+                <w:rFonts w:ascii="Arial" w:eastAsia="Times New Roman" w:hAnsi="Arial" w:cs="Arial"/>
                 <w:color w:val="000000"/>
                 <w:kern w:val="0"/>
                 <w:sz w:val="18"/>
@@ -817,7 +795,7 @@
             </w:pPr>
             <w:r>
               <w:rPr>
-                <w:rFonts w:ascii="Helvetica Neue" w:eastAsia="Times New Roman" w:hAnsi="Helvetica Neue" w:cs="Arial"/>
+                <w:rFonts w:ascii="Arial" w:eastAsia="Times New Roman" w:hAnsi="Arial" w:cs="Arial"/>
                 <w:color w:val="000000"/>
                 <w:kern w:val="0"/>
                 <w:sz w:val="18"/>
@@ -829,30 +807,19 @@
             <w:proofErr w:type="gramStart"/>
             <w:r>
               <w:rPr>
-                <w:rFonts w:ascii="Helvetica Neue" w:eastAsia="Times New Roman" w:hAnsi="Helvetica Neue" w:cs="Arial"/>
-                <w:color w:val="000000"/>
-                <w:kern w:val="0"/>
-                <w:sz w:val="18"/>
-                <w:szCs w:val="18"/>
-                <w14:ligatures w14:val="none"/>
-              </w:rPr>
-              <w:t xml:space="preserve">if </w:t>
-            </w:r>
-            <w:r>
-              <w:rPr>
-                <w:rFonts w:ascii="Helvetica Neue" w:eastAsia="Times New Roman" w:hAnsi="Helvetica Neue" w:cs="Arial"/>
-                <w:color w:val="000000"/>
-                <w:kern w:val="0"/>
-                <w:sz w:val="18"/>
-                <w:szCs w:val="18"/>
-                <w14:ligatures w14:val="none"/>
-              </w:rPr>
-              <w:t>.</w:t>
+                <w:rFonts w:ascii="Arial" w:eastAsia="Times New Roman" w:hAnsi="Arial" w:cs="Arial"/>
+                <w:color w:val="000000"/>
+                <w:kern w:val="0"/>
+                <w:sz w:val="18"/>
+                <w:szCs w:val="18"/>
+                <w14:ligatures w14:val="none"/>
+              </w:rPr>
+              <w:t>if .</w:t>
             </w:r>
             <w:proofErr w:type="spellStart"/>
             <w:r>
               <w:rPr>
-                <w:rFonts w:ascii="Helvetica Neue" w:eastAsia="Times New Roman" w:hAnsi="Helvetica Neue" w:cs="Arial"/>
+                <w:rFonts w:ascii="Arial" w:eastAsia="Times New Roman" w:hAnsi="Arial" w:cs="Arial"/>
                 <w:color w:val="000000"/>
                 <w:kern w:val="0"/>
                 <w:sz w:val="18"/>
@@ -864,7 +831,7 @@
             <w:proofErr w:type="gramEnd"/>
             <w:r>
               <w:rPr>
-                <w:rFonts w:ascii="Helvetica Neue" w:eastAsia="Times New Roman" w:hAnsi="Helvetica Neue" w:cs="Arial"/>
+                <w:rFonts w:ascii="Arial" w:eastAsia="Times New Roman" w:hAnsi="Arial" w:cs="Arial"/>
                 <w:color w:val="000000"/>
                 <w:kern w:val="0"/>
                 <w:sz w:val="18"/>
@@ -876,7 +843,7 @@
             <w:proofErr w:type="spellEnd"/>
             <w:r>
               <w:rPr>
-                <w:rFonts w:ascii="Helvetica Neue" w:eastAsia="Times New Roman" w:hAnsi="Helvetica Neue" w:cs="Arial"/>
+                <w:rFonts w:ascii="Arial" w:eastAsia="Times New Roman" w:hAnsi="Arial" w:cs="Arial"/>
                 <w:color w:val="000000"/>
                 <w:kern w:val="0"/>
                 <w:sz w:val="18"/>
@@ -891,7 +858,7 @@
               <w:spacing w:before="57"/>
               <w:ind w:left="-48" w:hanging="14"/>
               <w:rPr>
-                <w:rFonts w:ascii="Helvetica Neue" w:eastAsia="Times New Roman" w:hAnsi="Helvetica Neue" w:cs="Arial"/>
+                <w:rFonts w:ascii="Arial" w:eastAsia="Times New Roman" w:hAnsi="Arial" w:cs="Arial"/>
                 <w:color w:val="000000"/>
                 <w:kern w:val="0"/>
                 <w:sz w:val="18"/>
@@ -901,7 +868,7 @@
             </w:pPr>
             <w:r>
               <w:rPr>
-                <w:rFonts w:ascii="Helvetica Neue" w:eastAsia="Times New Roman" w:hAnsi="Helvetica Neue" w:cs="Arial"/>
+                <w:rFonts w:ascii="Arial" w:eastAsia="Times New Roman" w:hAnsi="Arial" w:cs="Arial"/>
                 <w:color w:val="000000"/>
                 <w:kern w:val="0"/>
                 <w:sz w:val="18"/>
@@ -914,7 +881,7 @@
             <w:proofErr w:type="gramStart"/>
             <w:r>
               <w:rPr>
-                <w:rFonts w:ascii="Helvetica Neue" w:eastAsia="Times New Roman" w:hAnsi="Helvetica Neue" w:cs="Arial"/>
+                <w:rFonts w:ascii="Arial" w:eastAsia="Times New Roman" w:hAnsi="Arial" w:cs="Arial"/>
                 <w:color w:val="000000"/>
                 <w:kern w:val="0"/>
                 <w:sz w:val="18"/>
@@ -926,7 +893,7 @@
             <w:proofErr w:type="gramEnd"/>
             <w:r>
               <w:rPr>
-                <w:rFonts w:ascii="Helvetica Neue" w:eastAsia="Times New Roman" w:hAnsi="Helvetica Neue" w:cs="Arial"/>
+                <w:rFonts w:ascii="Arial" w:eastAsia="Times New Roman" w:hAnsi="Arial" w:cs="Arial"/>
                 <w:color w:val="000000"/>
                 <w:kern w:val="0"/>
                 <w:sz w:val="18"/>
@@ -938,7 +905,7 @@
             <w:proofErr w:type="spellEnd"/>
             <w:r>
               <w:rPr>
-                <w:rFonts w:ascii="Helvetica Neue" w:eastAsia="Times New Roman" w:hAnsi="Helvetica Neue" w:cs="Arial"/>
+                <w:rFonts w:ascii="Arial" w:eastAsia="Times New Roman" w:hAnsi="Arial" w:cs="Arial"/>
                 <w:color w:val="000000"/>
                 <w:kern w:val="0"/>
                 <w:sz w:val="18"/>
@@ -953,7 +920,7 @@
               <w:spacing w:before="57"/>
               <w:ind w:left="-48" w:hanging="14"/>
               <w:rPr>
-                <w:rFonts w:ascii="Helvetica Neue" w:eastAsia="Times New Roman" w:hAnsi="Helvetica Neue" w:cs="Arial"/>
+                <w:rFonts w:ascii="Arial" w:eastAsia="Times New Roman" w:hAnsi="Arial" w:cs="Arial"/>
                 <w:color w:val="000000"/>
                 <w:kern w:val="0"/>
                 <w:sz w:val="18"/>
@@ -963,7 +930,7 @@
             </w:pPr>
             <w:r>
               <w:rPr>
-                <w:rFonts w:ascii="Helvetica Neue" w:eastAsia="Times New Roman" w:hAnsi="Helvetica Neue" w:cs="Arial"/>
+                <w:rFonts w:ascii="Arial" w:eastAsia="Times New Roman" w:hAnsi="Arial" w:cs="Arial"/>
                 <w:color w:val="000000"/>
                 <w:kern w:val="0"/>
                 <w:sz w:val="18"/>
@@ -984,7 +951,7 @@
             <w:pPr>
               <w:ind w:left="-107"/>
               <w:rPr>
-                <w:rFonts w:ascii="Helvetica Neue" w:eastAsia="Times New Roman" w:hAnsi="Helvetica Neue" w:cs="Arial"/>
+                <w:rFonts w:ascii="Arial" w:eastAsia="Times New Roman" w:hAnsi="Arial" w:cs="Arial"/>
                 <w:b/>
                 <w:bCs/>
                 <w:color w:val="000000"/>
@@ -998,7 +965,7 @@
             </w:pPr>
             <w:r>
               <w:rPr>
-                <w:rFonts w:ascii="Helvetica Neue" w:eastAsia="Times New Roman" w:hAnsi="Helvetica Neue" w:cs="Arial"/>
+                <w:rFonts w:ascii="Arial" w:eastAsia="Times New Roman" w:hAnsi="Arial" w:cs="Arial"/>
                 <w:b/>
                 <w:bCs/>
                 <w:color w:val="000000"/>
@@ -1021,7 +988,7 @@
               <w:spacing w:line="276" w:lineRule="auto"/>
               <w:ind w:left="-48" w:hanging="14"/>
               <w:rPr>
-                <w:rFonts w:ascii="Helvetica Neue" w:eastAsia="Times New Roman" w:hAnsi="Helvetica Neue" w:cs="Arial"/>
+                <w:rFonts w:ascii="Arial" w:eastAsia="Times New Roman" w:hAnsi="Arial" w:cs="Arial"/>
                 <w:b/>
                 <w:bCs/>
                 <w:color w:val="000000"/>
@@ -1035,7 +1002,7 @@
             </w:pPr>
             <w:r>
               <w:rPr>
-                <w:rFonts w:ascii="Helvetica Neue" w:eastAsia="Times New Roman" w:hAnsi="Helvetica Neue" w:cs="Arial"/>
+                <w:rFonts w:ascii="Arial" w:eastAsia="Times New Roman" w:hAnsi="Arial" w:cs="Arial"/>
                 <w:b/>
                 <w:bCs/>
                 <w:color w:val="000000"/>
@@ -1050,7 +1017,7 @@
             <w:proofErr w:type="gramStart"/>
             <w:r>
               <w:rPr>
-                <w:rFonts w:ascii="Helvetica Neue" w:eastAsia="Times New Roman" w:hAnsi="Helvetica Neue" w:cs="Arial"/>
+                <w:rFonts w:ascii="Arial" w:eastAsia="Times New Roman" w:hAnsi="Arial" w:cs="Arial"/>
                 <w:b/>
                 <w:bCs/>
                 <w:color w:val="000000"/>
@@ -1065,7 +1032,7 @@
             <w:proofErr w:type="gramEnd"/>
             <w:r>
               <w:rPr>
-                <w:rFonts w:ascii="Helvetica Neue" w:eastAsia="Times New Roman" w:hAnsi="Helvetica Neue" w:cs="Arial"/>
+                <w:rFonts w:ascii="Arial" w:eastAsia="Times New Roman" w:hAnsi="Arial" w:cs="Arial"/>
                 <w:b/>
                 <w:bCs/>
                 <w:color w:val="000000"/>
@@ -1088,7 +1055,7 @@
             <w:pPr>
               <w:ind w:left="-107"/>
               <w:rPr>
-                <w:rFonts w:ascii="Helvetica Neue" w:eastAsia="Times New Roman" w:hAnsi="Helvetica Neue" w:cs="Arial"/>
+                <w:rFonts w:ascii="Arial" w:eastAsia="Times New Roman" w:hAnsi="Arial" w:cs="Arial"/>
                 <w:b/>
                 <w:bCs/>
                 <w:color w:val="000000"/>
@@ -1102,7 +1069,7 @@
             </w:pPr>
             <w:r>
               <w:rPr>
-                <w:rFonts w:ascii="Helvetica Neue" w:eastAsia="Times New Roman" w:hAnsi="Helvetica Neue" w:cs="Arial"/>
+                <w:rFonts w:ascii="Arial" w:eastAsia="Times New Roman" w:hAnsi="Arial" w:cs="Arial"/>
                 <w:b/>
                 <w:bCs/>
                 <w:color w:val="000000"/>
@@ -1125,7 +1092,7 @@
               <w:spacing w:line="276" w:lineRule="auto"/>
               <w:ind w:left="-48" w:hanging="14"/>
               <w:rPr>
-                <w:rFonts w:ascii="Helvetica Neue" w:eastAsia="Times New Roman" w:hAnsi="Helvetica Neue" w:cs="Arial"/>
+                <w:rFonts w:ascii="Arial" w:eastAsia="Times New Roman" w:hAnsi="Arial" w:cs="Arial"/>
                 <w:b/>
                 <w:bCs/>
                 <w:color w:val="000000"/>
@@ -1139,7 +1106,7 @@
             </w:pPr>
             <w:r>
               <w:rPr>
-                <w:rFonts w:ascii="Helvetica Neue" w:eastAsia="Times New Roman" w:hAnsi="Helvetica Neue" w:cs="Arial"/>
+                <w:rFonts w:ascii="Arial" w:eastAsia="Times New Roman" w:hAnsi="Arial" w:cs="Arial"/>
                 <w:color w:val="000000"/>
                 <w:kern w:val="0"/>
                 <w:sz w:val="18"/>
@@ -1152,7 +1119,7 @@
             <w:proofErr w:type="gramStart"/>
             <w:r>
               <w:rPr>
-                <w:rFonts w:ascii="Helvetica Neue" w:eastAsia="Times New Roman" w:hAnsi="Helvetica Neue" w:cs="Arial"/>
+                <w:rFonts w:ascii="Arial" w:eastAsia="Times New Roman" w:hAnsi="Arial" w:cs="Arial"/>
                 <w:color w:val="000000"/>
                 <w:kern w:val="0"/>
                 <w:sz w:val="18"/>
@@ -1165,7 +1132,7 @@
             <w:proofErr w:type="gramEnd"/>
             <w:r>
               <w:rPr>
-                <w:rFonts w:ascii="Helvetica Neue" w:eastAsia="Times New Roman" w:hAnsi="Helvetica Neue" w:cs="Arial"/>
+                <w:rFonts w:ascii="Arial" w:eastAsia="Times New Roman" w:hAnsi="Arial" w:cs="Arial"/>
                 <w:color w:val="000000"/>
                 <w:kern w:val="0"/>
                 <w:sz w:val="18"/>
@@ -1182,7 +1149,7 @@
       <w:pPr>
         <w:spacing w:after="0" w:line="240" w:lineRule="auto"/>
         <w:rPr>
-          <w:rFonts w:ascii="Helvetica Neue" w:hAnsi="Helvetica Neue" w:cs="Arial"/>
+          <w:rFonts w:ascii="Arial" w:hAnsi="Arial" w:cs="Arial"/>
           <w:sz w:val="18"/>
           <w:szCs w:val="18"/>
           <w:lang w:val="en-US"/>
@@ -1193,7 +1160,7 @@
       <w:pPr>
         <w:spacing w:after="0" w:line="240" w:lineRule="auto"/>
         <w:rPr>
-          <w:rFonts w:ascii="Helvetica Neue" w:hAnsi="Helvetica Neue" w:cs="Arial"/>
+          <w:rFonts w:ascii="Arial" w:hAnsi="Arial" w:cs="Arial"/>
           <w:sz w:val="18"/>
           <w:szCs w:val="18"/>
           <w:lang w:val="en-US"/>
@@ -1201,7 +1168,7 @@
       </w:pPr>
       <w:r>
         <w:rPr>
-          <w:rFonts w:ascii="Helvetica Neue" w:hAnsi="Helvetica Neue" w:cs="Arial"/>
+          <w:rFonts w:ascii="Arial" w:hAnsi="Arial" w:cs="Arial"/>
           <w:sz w:val="18"/>
           <w:szCs w:val="18"/>
           <w:lang w:val="en-US"/>
@@ -1211,7 +1178,7 @@
       <w:proofErr w:type="gramStart"/>
       <w:r>
         <w:rPr>
-          <w:rFonts w:ascii="Helvetica Neue" w:hAnsi="Helvetica Neue" w:cs="Arial"/>
+          <w:rFonts w:ascii="Arial" w:hAnsi="Arial" w:cs="Arial"/>
           <w:sz w:val="18"/>
           <w:szCs w:val="18"/>
           <w:lang w:val="en-US"/>
@@ -1221,7 +1188,7 @@
       <w:proofErr w:type="spellStart"/>
       <w:r>
         <w:rPr>
-          <w:rFonts w:ascii="Helvetica Neue" w:hAnsi="Helvetica Neue" w:cs="Arial"/>
+          <w:rFonts w:ascii="Arial" w:hAnsi="Arial" w:cs="Arial"/>
           <w:sz w:val="18"/>
           <w:szCs w:val="18"/>
           <w:lang w:val="en-US"/>
@@ -1231,7 +1198,7 @@
       <w:proofErr w:type="gramEnd"/>
       <w:r>
         <w:rPr>
-          <w:rFonts w:ascii="Helvetica Neue" w:hAnsi="Helvetica Neue" w:cs="Arial"/>
+          <w:rFonts w:ascii="Arial" w:hAnsi="Arial" w:cs="Arial"/>
           <w:sz w:val="18"/>
           <w:szCs w:val="18"/>
           <w:lang w:val="en-US"/>
@@ -1241,7 +1208,7 @@
       <w:proofErr w:type="spellEnd"/>
       <w:r>
         <w:rPr>
-          <w:rFonts w:ascii="Helvetica Neue" w:hAnsi="Helvetica Neue" w:cs="Arial"/>
+          <w:rFonts w:ascii="Arial" w:hAnsi="Arial" w:cs="Arial"/>
           <w:sz w:val="18"/>
           <w:szCs w:val="18"/>
           <w:lang w:val="en-US"/>
@@ -1250,7 +1217,7 @@
       </w:r>
       <w:r>
         <w:rPr>
-          <w:rFonts w:ascii="Helvetica Neue" w:hAnsi="Helvetica Neue" w:cs="Arial"/>
+          <w:rFonts w:ascii="Arial" w:hAnsi="Arial" w:cs="Arial"/>
           <w:sz w:val="18"/>
           <w:szCs w:val="18"/>
           <w:lang w:val="en-US"/>
@@ -1259,7 +1226,7 @@
       </w:r>
       <w:r>
         <w:rPr>
-          <w:rFonts w:ascii="Helvetica Neue" w:hAnsi="Helvetica Neue" w:cs="Arial"/>
+          <w:rFonts w:ascii="Arial" w:hAnsi="Arial" w:cs="Arial"/>
           <w:sz w:val="18"/>
           <w:szCs w:val="18"/>
           <w:lang w:val="en-US"/>
@@ -1270,7 +1237,7 @@
       <w:proofErr w:type="gramStart"/>
       <w:r>
         <w:rPr>
-          <w:rFonts w:ascii="Helvetica Neue" w:hAnsi="Helvetica Neue" w:cs="Arial"/>
+          <w:rFonts w:ascii="Arial" w:hAnsi="Arial" w:cs="Arial"/>
           <w:sz w:val="18"/>
           <w:szCs w:val="18"/>
           <w:lang w:val="en-US"/>
@@ -1280,7 +1247,7 @@
       <w:proofErr w:type="spellEnd"/>
       <w:r>
         <w:rPr>
-          <w:rFonts w:ascii="Helvetica Neue" w:hAnsi="Helvetica Neue" w:cs="Arial"/>
+          <w:rFonts w:ascii="Arial" w:hAnsi="Arial" w:cs="Arial"/>
           <w:sz w:val="18"/>
           <w:szCs w:val="18"/>
           <w:lang w:val="en-US"/>
@@ -1290,7 +1257,7 @@
       <w:proofErr w:type="spellStart"/>
       <w:r>
         <w:rPr>
-          <w:rFonts w:ascii="Helvetica Neue" w:hAnsi="Helvetica Neue" w:cs="Arial"/>
+          <w:rFonts w:ascii="Arial" w:hAnsi="Arial" w:cs="Arial"/>
           <w:sz w:val="18"/>
           <w:szCs w:val="18"/>
           <w:lang w:val="en-US"/>
@@ -1300,26 +1267,17 @@
       <w:proofErr w:type="gramEnd"/>
       <w:r>
         <w:rPr>
-          <w:rFonts w:ascii="Helvetica Neue" w:hAnsi="Helvetica Neue" w:cs="Arial"/>
+          <w:rFonts w:ascii="Arial" w:hAnsi="Arial" w:cs="Arial"/>
           <w:sz w:val="18"/>
           <w:szCs w:val="18"/>
           <w:lang w:val="en-US"/>
         </w:rPr>
-        <w:t>.</w:t>
-      </w:r>
-      <w:r>
-        <w:rPr>
-          <w:rFonts w:ascii="Helvetica Neue" w:hAnsi="Helvetica Neue" w:cs="Arial"/>
-          <w:sz w:val="18"/>
-          <w:szCs w:val="18"/>
-          <w:lang w:val="en-US"/>
-        </w:rPr>
-        <w:t>water_mark</w:t>
+        <w:t>.water_mark</w:t>
       </w:r>
       <w:proofErr w:type="spellEnd"/>
       <w:r>
         <w:rPr>
-          <w:rFonts w:ascii="Helvetica Neue" w:hAnsi="Helvetica Neue" w:cs="Arial"/>
+          <w:rFonts w:ascii="Arial" w:hAnsi="Arial" w:cs="Arial"/>
           <w:sz w:val="18"/>
           <w:szCs w:val="18"/>
           <w:lang w:val="en-US"/>
@@ -1330,7 +1288,7 @@
     <w:p>
       <w:pPr>
         <w:rPr>
-          <w:rFonts w:ascii="Helvetica Neue" w:hAnsi="Helvetica Neue" w:cs="Arial"/>
+          <w:rFonts w:ascii="Arial" w:hAnsi="Arial" w:cs="Arial"/>
           <w:sz w:val="18"/>
           <w:szCs w:val="18"/>
           <w:lang w:val="en-US"/>
@@ -1338,7 +1296,7 @@
       </w:pPr>
       <w:r>
         <w:rPr>
-          <w:rFonts w:ascii="Helvetica Neue" w:hAnsi="Helvetica Neue" w:cs="Arial"/>
+          <w:rFonts w:ascii="Arial" w:hAnsi="Arial" w:cs="Arial"/>
           <w:sz w:val="18"/>
           <w:szCs w:val="18"/>
           <w:lang w:val="en-US"/>
@@ -1350,7 +1308,7 @@
       <w:pPr>
         <w:spacing w:after="0" w:line="240" w:lineRule="auto"/>
         <w:rPr>
-          <w:rFonts w:ascii="Helvetica Neue" w:eastAsia="Times New Roman" w:hAnsi="Helvetica Neue" w:cs="Arial"/>
+          <w:rFonts w:ascii="Arial" w:eastAsia="Times New Roman" w:hAnsi="Arial" w:cs="Arial"/>
           <w:b/>
           <w:bCs/>
           <w:color w:val="000000"/>
@@ -1374,7 +1332,7 @@
         <w:ind w:left="284" w:hanging="284"/>
         <w:outlineLvl w:val="1"/>
         <w:rPr>
-          <w:rFonts w:ascii="Helvetica Neue" w:eastAsia="Times New Roman" w:hAnsi="Helvetica Neue" w:cs="Arial"/>
+          <w:rFonts w:ascii="Arial" w:eastAsia="Times New Roman" w:hAnsi="Arial" w:cs="Arial"/>
           <w:color w:val="000000"/>
           <w:kern w:val="0"/>
           <w:sz w:val="10"/>
@@ -1385,7 +1343,7 @@
       </w:pPr>
       <w:r>
         <w:rPr>
-          <w:rFonts w:ascii="Helvetica Neue" w:eastAsia="Times New Roman" w:hAnsi="Helvetica Neue" w:cs="Arial"/>
+          <w:rFonts w:ascii="Arial" w:eastAsia="Times New Roman" w:hAnsi="Arial" w:cs="Arial"/>
           <w:b/>
           <w:bCs/>
           <w:color w:val="000000"/>
@@ -1400,7 +1358,7 @@
       </w:r>
       <w:r>
         <w:rPr>
-          <w:rFonts w:ascii="Helvetica Neue" w:eastAsia="Times New Roman" w:hAnsi="Helvetica Neue" w:cs="Arial"/>
+          <w:rFonts w:ascii="Arial" w:eastAsia="Times New Roman" w:hAnsi="Arial" w:cs="Arial"/>
           <w:b/>
           <w:bCs/>
           <w:color w:val="000000"/>
@@ -1415,7 +1373,7 @@
       </w:r>
       <w:r>
         <w:rPr>
-          <w:rFonts w:ascii="Helvetica Neue" w:eastAsia="Times New Roman" w:hAnsi="Helvetica Neue" w:cs="Arial"/>
+          <w:rFonts w:ascii="Arial" w:eastAsia="Times New Roman" w:hAnsi="Arial" w:cs="Arial"/>
           <w:color w:val="000000"/>
           <w:kern w:val="0"/>
           <w:sz w:val="18"/>
@@ -1428,7 +1386,7 @@
       <w:proofErr w:type="gramStart"/>
       <w:r>
         <w:rPr>
-          <w:rFonts w:ascii="Helvetica Neue" w:eastAsia="Times New Roman" w:hAnsi="Helvetica Neue" w:cs="Arial"/>
+          <w:rFonts w:ascii="Arial" w:eastAsia="Times New Roman" w:hAnsi="Arial" w:cs="Arial"/>
           <w:color w:val="000000"/>
           <w:kern w:val="0"/>
           <w:sz w:val="18"/>
@@ -1441,7 +1399,7 @@
       <w:proofErr w:type="gramEnd"/>
       <w:r>
         <w:rPr>
-          <w:rFonts w:ascii="Helvetica Neue" w:eastAsia="Times New Roman" w:hAnsi="Helvetica Neue" w:cs="Arial"/>
+          <w:rFonts w:ascii="Arial" w:eastAsia="Times New Roman" w:hAnsi="Arial" w:cs="Arial"/>
           <w:color w:val="000000"/>
           <w:kern w:val="0"/>
           <w:sz w:val="18"/>
@@ -1455,7 +1413,7 @@
       <w:proofErr w:type="gramStart"/>
       <w:r>
         <w:rPr>
-          <w:rFonts w:ascii="Helvetica Neue" w:eastAsia="Times New Roman" w:hAnsi="Helvetica Neue" w:cs="Arial"/>
+          <w:rFonts w:ascii="Arial" w:eastAsia="Times New Roman" w:hAnsi="Arial" w:cs="Arial"/>
           <w:color w:val="000000"/>
           <w:kern w:val="0"/>
           <w:sz w:val="18"/>
@@ -1468,7 +1426,7 @@
       <w:proofErr w:type="gramEnd"/>
       <w:r>
         <w:rPr>
-          <w:rFonts w:ascii="Helvetica Neue" w:eastAsia="Times New Roman" w:hAnsi="Helvetica Neue" w:cs="Arial"/>
+          <w:rFonts w:ascii="Arial" w:eastAsia="Times New Roman" w:hAnsi="Arial" w:cs="Arial"/>
           <w:color w:val="000000"/>
           <w:kern w:val="0"/>
           <w:sz w:val="18"/>
@@ -1481,7 +1439,7 @@
       <w:proofErr w:type="spellEnd"/>
       <w:r>
         <w:rPr>
-          <w:rFonts w:ascii="Helvetica Neue" w:eastAsia="Times New Roman" w:hAnsi="Helvetica Neue" w:cs="Arial"/>
+          <w:rFonts w:ascii="Arial" w:eastAsia="Times New Roman" w:hAnsi="Arial" w:cs="Arial"/>
           <w:color w:val="000000"/>
           <w:kern w:val="0"/>
           <w:sz w:val="18"/>
@@ -1493,7 +1451,7 @@
       </w:r>
       <w:r>
         <w:rPr>
-          <w:rFonts w:ascii="Helvetica Neue" w:eastAsia="Times New Roman" w:hAnsi="Helvetica Neue" w:cs="Arial"/>
+          <w:rFonts w:ascii="Arial" w:eastAsia="Times New Roman" w:hAnsi="Arial" w:cs="Arial"/>
           <w:color w:val="000000"/>
           <w:kern w:val="0"/>
           <w:sz w:val="18"/>
@@ -1506,7 +1464,7 @@
       <w:proofErr w:type="gramStart"/>
       <w:r>
         <w:rPr>
-          <w:rFonts w:ascii="Helvetica Neue" w:eastAsia="Times New Roman" w:hAnsi="Helvetica Neue" w:cs="Arial"/>
+          <w:rFonts w:ascii="Arial" w:eastAsia="Times New Roman" w:hAnsi="Arial" w:cs="Arial"/>
           <w:color w:val="000000"/>
           <w:kern w:val="0"/>
           <w:sz w:val="18"/>
@@ -1519,7 +1477,7 @@
       <w:proofErr w:type="gramEnd"/>
       <w:r>
         <w:rPr>
-          <w:rFonts w:ascii="Helvetica Neue" w:eastAsia="Times New Roman" w:hAnsi="Helvetica Neue" w:cs="Arial"/>
+          <w:rFonts w:ascii="Arial" w:eastAsia="Times New Roman" w:hAnsi="Arial" w:cs="Arial"/>
           <w:color w:val="000000"/>
           <w:kern w:val="0"/>
           <w:sz w:val="18"/>
@@ -1531,7 +1489,7 @@
       </w:r>
       <w:r>
         <w:rPr>
-          <w:rFonts w:ascii="Helvetica Neue" w:eastAsia="Times New Roman" w:hAnsi="Helvetica Neue" w:cs="Arial"/>
+          <w:rFonts w:ascii="Arial" w:eastAsia="Times New Roman" w:hAnsi="Arial" w:cs="Arial"/>
           <w:color w:val="000000"/>
           <w:kern w:val="0"/>
           <w:sz w:val="18"/>
@@ -1544,7 +1502,7 @@
       <w:proofErr w:type="gramStart"/>
       <w:r>
         <w:rPr>
-          <w:rFonts w:ascii="Helvetica Neue" w:eastAsia="Times New Roman" w:hAnsi="Helvetica Neue" w:cs="Arial"/>
+          <w:rFonts w:ascii="Arial" w:eastAsia="Times New Roman" w:hAnsi="Arial" w:cs="Arial"/>
           <w:color w:val="000000"/>
           <w:kern w:val="0"/>
           <w:sz w:val="18"/>
@@ -1557,7 +1515,7 @@
       <w:proofErr w:type="gramEnd"/>
       <w:r>
         <w:rPr>
-          <w:rFonts w:ascii="Helvetica Neue" w:eastAsia="Times New Roman" w:hAnsi="Helvetica Neue" w:cs="Arial"/>
+          <w:rFonts w:ascii="Arial" w:eastAsia="Times New Roman" w:hAnsi="Arial" w:cs="Arial"/>
           <w:color w:val="000000"/>
           <w:kern w:val="0"/>
           <w:sz w:val="18"/>
@@ -1575,7 +1533,7 @@
         <w:ind w:left="284"/>
         <w:outlineLvl w:val="1"/>
         <w:rPr>
-          <w:rFonts w:ascii="Helvetica Neue" w:eastAsia="Times New Roman" w:hAnsi="Helvetica Neue" w:cs="Arial"/>
+          <w:rFonts w:ascii="Arial" w:eastAsia="Times New Roman" w:hAnsi="Arial" w:cs="Arial"/>
           <w:b/>
           <w:bCs/>
           <w:color w:val="000000"/>
@@ -1617,7 +1575,7 @@
               <w:ind w:left="0"/>
               <w:outlineLvl w:val="1"/>
               <w:rPr>
-                <w:rFonts w:ascii="Helvetica Neue" w:eastAsia="Times New Roman" w:hAnsi="Helvetica Neue" w:cs="Arial"/>
+                <w:rFonts w:ascii="Arial" w:eastAsia="Times New Roman" w:hAnsi="Arial" w:cs="Arial"/>
                 <w:b/>
                 <w:bCs/>
                 <w:color w:val="000000"/>
@@ -1630,7 +1588,7 @@
             </w:pPr>
             <w:r>
               <w:rPr>
-                <w:rFonts w:ascii="Helvetica Neue" w:eastAsia="Times New Roman" w:hAnsi="Helvetica Neue" w:cs="Arial"/>
+                <w:rFonts w:ascii="Arial" w:eastAsia="Times New Roman" w:hAnsi="Arial" w:cs="Arial"/>
                 <w:b/>
                 <w:bCs/>
                 <w:color w:val="000000"/>
@@ -1656,7 +1614,7 @@
               <w:ind w:left="0"/>
               <w:outlineLvl w:val="1"/>
               <w:rPr>
-                <w:rFonts w:ascii="Helvetica Neue" w:eastAsia="Times New Roman" w:hAnsi="Helvetica Neue" w:cs="Arial"/>
+                <w:rFonts w:ascii="Arial" w:eastAsia="Times New Roman" w:hAnsi="Arial" w:cs="Arial"/>
                 <w:b/>
                 <w:bCs/>
                 <w:color w:val="000000"/>
@@ -1669,7 +1627,7 @@
             </w:pPr>
             <w:r>
               <w:rPr>
-                <w:rFonts w:ascii="Helvetica Neue" w:eastAsia="Times New Roman" w:hAnsi="Helvetica Neue" w:cs="Arial"/>
+                <w:rFonts w:ascii="Arial" w:eastAsia="Times New Roman" w:hAnsi="Arial" w:cs="Arial"/>
                 <w:b/>
                 <w:bCs/>
                 <w:color w:val="000000"/>
@@ -1695,7 +1653,7 @@
               <w:jc w:val="center"/>
               <w:outlineLvl w:val="1"/>
               <w:rPr>
-                <w:rFonts w:ascii="Helvetica Neue" w:eastAsia="Times New Roman" w:hAnsi="Helvetica Neue" w:cs="Arial"/>
+                <w:rFonts w:ascii="Arial" w:eastAsia="Times New Roman" w:hAnsi="Arial" w:cs="Arial"/>
                 <w:b/>
                 <w:bCs/>
                 <w:color w:val="000000"/>
@@ -1708,7 +1666,7 @@
             </w:pPr>
             <w:r>
               <w:rPr>
-                <w:rFonts w:ascii="Helvetica Neue" w:eastAsia="Times New Roman" w:hAnsi="Helvetica Neue" w:cs="Arial"/>
+                <w:rFonts w:ascii="Arial" w:eastAsia="Times New Roman" w:hAnsi="Arial" w:cs="Arial"/>
                 <w:b/>
                 <w:bCs/>
                 <w:color w:val="000000"/>
@@ -1734,7 +1692,7 @@
               <w:jc w:val="center"/>
               <w:outlineLvl w:val="1"/>
               <w:rPr>
-                <w:rFonts w:ascii="Helvetica Neue" w:eastAsia="Times New Roman" w:hAnsi="Helvetica Neue" w:cs="Arial"/>
+                <w:rFonts w:ascii="Arial" w:eastAsia="Times New Roman" w:hAnsi="Arial" w:cs="Arial"/>
                 <w:b/>
                 <w:bCs/>
                 <w:color w:val="000000"/>
@@ -1747,7 +1705,7 @@
             </w:pPr>
             <w:r>
               <w:rPr>
-                <w:rFonts w:ascii="Helvetica Neue" w:eastAsia="Times New Roman" w:hAnsi="Helvetica Neue" w:cs="Arial"/>
+                <w:rFonts w:ascii="Arial" w:eastAsia="Times New Roman" w:hAnsi="Arial" w:cs="Arial"/>
                 <w:b/>
                 <w:bCs/>
                 <w:color w:val="000000"/>
@@ -1777,7 +1735,7 @@
               <w:ind w:left="0"/>
               <w:outlineLvl w:val="1"/>
               <w:rPr>
-                <w:rFonts w:ascii="Helvetica Neue" w:eastAsia="Times New Roman" w:hAnsi="Helvetica Neue" w:cs="Arial"/>
+                <w:rFonts w:ascii="Arial" w:eastAsia="Times New Roman" w:hAnsi="Arial" w:cs="Arial"/>
                 <w:color w:val="000000"/>
                 <w:kern w:val="0"/>
                 <w:sz w:val="18"/>
@@ -1788,7 +1746,7 @@
             </w:pPr>
             <w:r>
               <w:rPr>
-                <w:rFonts w:ascii="Helvetica Neue" w:eastAsia="Times New Roman" w:hAnsi="Helvetica Neue" w:cs="Arial"/>
+                <w:rFonts w:ascii="Arial" w:eastAsia="Times New Roman" w:hAnsi="Arial" w:cs="Arial"/>
                 <w:color w:val="000000"/>
                 <w:kern w:val="0"/>
                 <w:sz w:val="18"/>
@@ -1801,7 +1759,7 @@
             <w:proofErr w:type="gramStart"/>
             <w:r>
               <w:rPr>
-                <w:rFonts w:ascii="Helvetica Neue" w:eastAsia="Times New Roman" w:hAnsi="Helvetica Neue" w:cs="Arial"/>
+                <w:rFonts w:ascii="Arial" w:eastAsia="Times New Roman" w:hAnsi="Arial" w:cs="Arial"/>
                 <w:color w:val="000000"/>
                 <w:kern w:val="0"/>
                 <w:sz w:val="18"/>
@@ -1813,7 +1771,7 @@
             <w:proofErr w:type="spellEnd"/>
             <w:r>
               <w:rPr>
-                <w:rFonts w:ascii="Helvetica Neue" w:eastAsia="Times New Roman" w:hAnsi="Helvetica Neue" w:cs="Arial"/>
+                <w:rFonts w:ascii="Arial" w:eastAsia="Times New Roman" w:hAnsi="Arial" w:cs="Arial"/>
                 <w:color w:val="000000"/>
                 <w:kern w:val="0"/>
                 <w:sz w:val="18"/>
@@ -1825,7 +1783,7 @@
             <w:proofErr w:type="gramEnd"/>
             <w:r>
               <w:rPr>
-                <w:rFonts w:ascii="Helvetica Neue" w:eastAsia="Times New Roman" w:hAnsi="Helvetica Neue" w:cs="Arial"/>
+                <w:rFonts w:ascii="Arial" w:eastAsia="Times New Roman" w:hAnsi="Arial" w:cs="Arial"/>
                 <w:color w:val="000000"/>
                 <w:kern w:val="0"/>
                 <w:sz w:val="18"/>
@@ -1837,7 +1795,7 @@
             <w:proofErr w:type="spellStart"/>
             <w:r>
               <w:rPr>
-                <w:rFonts w:ascii="Helvetica Neue" w:eastAsia="Times New Roman" w:hAnsi="Helvetica Neue" w:cs="Arial"/>
+                <w:rFonts w:ascii="Arial" w:eastAsia="Times New Roman" w:hAnsi="Arial" w:cs="Arial"/>
                 <w:color w:val="000000"/>
                 <w:kern w:val="0"/>
                 <w:sz w:val="18"/>
@@ -1849,7 +1807,7 @@
             <w:proofErr w:type="spellEnd"/>
             <w:r>
               <w:rPr>
-                <w:rFonts w:ascii="Helvetica Neue" w:eastAsia="Times New Roman" w:hAnsi="Helvetica Neue" w:cs="Arial"/>
+                <w:rFonts w:ascii="Arial" w:eastAsia="Times New Roman" w:hAnsi="Arial" w:cs="Arial"/>
                 <w:color w:val="000000"/>
                 <w:kern w:val="0"/>
                 <w:sz w:val="18"/>
@@ -1861,7 +1819,7 @@
             <w:proofErr w:type="spellStart"/>
             <w:r>
               <w:rPr>
-                <w:rFonts w:ascii="Helvetica Neue" w:eastAsia="Times New Roman" w:hAnsi="Helvetica Neue" w:cs="Arial"/>
+                <w:rFonts w:ascii="Arial" w:eastAsia="Times New Roman" w:hAnsi="Arial" w:cs="Arial"/>
                 <w:color w:val="000000"/>
                 <w:kern w:val="0"/>
                 <w:sz w:val="18"/>
@@ -1873,7 +1831,7 @@
             <w:proofErr w:type="spellEnd"/>
             <w:r>
               <w:rPr>
-                <w:rFonts w:ascii="Helvetica Neue" w:eastAsia="Times New Roman" w:hAnsi="Helvetica Neue" w:cs="Arial"/>
+                <w:rFonts w:ascii="Arial" w:eastAsia="Times New Roman" w:hAnsi="Arial" w:cs="Arial"/>
                 <w:color w:val="000000"/>
                 <w:kern w:val="0"/>
                 <w:sz w:val="18"/>
@@ -1886,7 +1844,7 @@
             <w:proofErr w:type="gramStart"/>
             <w:r>
               <w:rPr>
-                <w:rFonts w:ascii="Helvetica Neue" w:eastAsia="Times New Roman" w:hAnsi="Helvetica Neue" w:cs="Arial"/>
+                <w:rFonts w:ascii="Arial" w:eastAsia="Times New Roman" w:hAnsi="Arial" w:cs="Arial"/>
                 <w:color w:val="000000"/>
                 <w:kern w:val="0"/>
                 <w:sz w:val="18"/>
@@ -1899,7 +1857,7 @@
             <w:proofErr w:type="gramEnd"/>
             <w:r>
               <w:rPr>
-                <w:rFonts w:ascii="Helvetica Neue" w:eastAsia="Times New Roman" w:hAnsi="Helvetica Neue" w:cs="Arial"/>
+                <w:rFonts w:ascii="Arial" w:eastAsia="Times New Roman" w:hAnsi="Arial" w:cs="Arial"/>
                 <w:color w:val="000000"/>
                 <w:kern w:val="0"/>
                 <w:sz w:val="18"/>
@@ -1927,7 +1885,7 @@
               <w:jc w:val="center"/>
               <w:outlineLvl w:val="1"/>
               <w:rPr>
-                <w:rFonts w:ascii="Helvetica Neue" w:eastAsia="Times New Roman" w:hAnsi="Helvetica Neue" w:cs="Arial"/>
+                <w:rFonts w:ascii="Arial" w:eastAsia="Times New Roman" w:hAnsi="Arial" w:cs="Arial"/>
                 <w:color w:val="000000"/>
                 <w:kern w:val="0"/>
                 <w:sz w:val="18"/>
@@ -1938,7 +1896,7 @@
             </w:pPr>
             <w:r>
               <w:rPr>
-                <w:rFonts w:ascii="Helvetica Neue" w:eastAsia="Times New Roman" w:hAnsi="Helvetica Neue" w:cs="Arial"/>
+                <w:rFonts w:ascii="Arial" w:eastAsia="Times New Roman" w:hAnsi="Arial" w:cs="Arial"/>
                 <w:color w:val="000000"/>
                 <w:kern w:val="0"/>
                 <w:sz w:val="18"/>
@@ -1961,7 +1919,7 @@
               <w:ind w:left="0"/>
               <w:outlineLvl w:val="1"/>
               <w:rPr>
-                <w:rFonts w:ascii="Helvetica Neue" w:eastAsia="Times New Roman" w:hAnsi="Helvetica Neue" w:cs="Arial"/>
+                <w:rFonts w:ascii="Arial" w:eastAsia="Times New Roman" w:hAnsi="Arial" w:cs="Arial"/>
                 <w:color w:val="000000"/>
                 <w:kern w:val="0"/>
                 <w:sz w:val="18"/>
@@ -1972,7 +1930,7 @@
             </w:pPr>
             <w:r>
               <w:rPr>
-                <w:rFonts w:ascii="Helvetica Neue" w:eastAsia="Times New Roman" w:hAnsi="Helvetica Neue" w:cs="Arial"/>
+                <w:rFonts w:ascii="Arial" w:eastAsia="Times New Roman" w:hAnsi="Arial" w:cs="Arial"/>
                 <w:color w:val="000000"/>
                 <w:kern w:val="0"/>
                 <w:sz w:val="18"/>
@@ -1985,7 +1943,7 @@
             <w:proofErr w:type="gramStart"/>
             <w:r>
               <w:rPr>
-                <w:rFonts w:ascii="Helvetica Neue" w:eastAsia="Times New Roman" w:hAnsi="Helvetica Neue" w:cs="Arial"/>
+                <w:rFonts w:ascii="Arial" w:eastAsia="Times New Roman" w:hAnsi="Arial" w:cs="Arial"/>
                 <w:color w:val="000000"/>
                 <w:kern w:val="0"/>
                 <w:sz w:val="18"/>
@@ -1998,7 +1956,7 @@
             <w:proofErr w:type="gramEnd"/>
             <w:r>
               <w:rPr>
-                <w:rFonts w:ascii="Helvetica Neue" w:eastAsia="Times New Roman" w:hAnsi="Helvetica Neue" w:cs="Arial"/>
+                <w:rFonts w:ascii="Arial" w:eastAsia="Times New Roman" w:hAnsi="Arial" w:cs="Arial"/>
                 <w:color w:val="000000"/>
                 <w:kern w:val="0"/>
                 <w:sz w:val="18"/>
@@ -2021,7 +1979,7 @@
               <w:jc w:val="right"/>
               <w:outlineLvl w:val="1"/>
               <w:rPr>
-                <w:rFonts w:ascii="Helvetica Neue" w:eastAsia="Times New Roman" w:hAnsi="Helvetica Neue" w:cs="Arial"/>
+                <w:rFonts w:ascii="Arial" w:eastAsia="Times New Roman" w:hAnsi="Arial" w:cs="Arial"/>
                 <w:color w:val="000000"/>
                 <w:kern w:val="0"/>
                 <w:sz w:val="18"/>
@@ -2032,7 +1990,7 @@
             </w:pPr>
             <w:r>
               <w:rPr>
-                <w:rFonts w:ascii="Helvetica Neue" w:eastAsia="Times New Roman" w:hAnsi="Helvetica Neue" w:cs="Arial"/>
+                <w:rFonts w:ascii="Arial" w:eastAsia="Times New Roman" w:hAnsi="Arial" w:cs="Arial"/>
                 <w:color w:val="000000"/>
                 <w:kern w:val="0"/>
                 <w:sz w:val="18"/>
@@ -2045,7 +2003,7 @@
             <w:proofErr w:type="gramStart"/>
             <w:r>
               <w:rPr>
-                <w:rFonts w:ascii="Helvetica Neue" w:eastAsia="Times New Roman" w:hAnsi="Helvetica Neue" w:cs="Arial"/>
+                <w:rFonts w:ascii="Arial" w:eastAsia="Times New Roman" w:hAnsi="Arial" w:cs="Arial"/>
                 <w:color w:val="000000"/>
                 <w:kern w:val="0"/>
                 <w:sz w:val="18"/>
@@ -2058,7 +2016,7 @@
             <w:proofErr w:type="gramEnd"/>
             <w:r>
               <w:rPr>
-                <w:rFonts w:ascii="Helvetica Neue" w:eastAsia="Times New Roman" w:hAnsi="Helvetica Neue" w:cs="Arial"/>
+                <w:rFonts w:ascii="Arial" w:eastAsia="Times New Roman" w:hAnsi="Arial" w:cs="Arial"/>
                 <w:color w:val="000000"/>
                 <w:kern w:val="0"/>
                 <w:sz w:val="18"/>
@@ -2081,7 +2039,7 @@
               <w:jc w:val="right"/>
               <w:outlineLvl w:val="1"/>
               <w:rPr>
-                <w:rFonts w:ascii="Helvetica Neue" w:eastAsia="Times New Roman" w:hAnsi="Helvetica Neue" w:cs="Arial"/>
+                <w:rFonts w:ascii="Arial" w:eastAsia="Times New Roman" w:hAnsi="Arial" w:cs="Arial"/>
                 <w:color w:val="000000"/>
                 <w:kern w:val="0"/>
                 <w:sz w:val="18"/>
@@ -2092,7 +2050,7 @@
             </w:pPr>
             <w:r>
               <w:rPr>
-                <w:rFonts w:ascii="Helvetica Neue" w:eastAsia="Times New Roman" w:hAnsi="Helvetica Neue" w:cs="Arial"/>
+                <w:rFonts w:ascii="Arial" w:eastAsia="Times New Roman" w:hAnsi="Arial" w:cs="Arial"/>
                 <w:color w:val="000000"/>
                 <w:kern w:val="0"/>
                 <w:sz w:val="18"/>
@@ -2105,7 +2063,7 @@
             <w:proofErr w:type="gramStart"/>
             <w:r>
               <w:rPr>
-                <w:rFonts w:ascii="Helvetica Neue" w:eastAsia="Times New Roman" w:hAnsi="Helvetica Neue" w:cs="Arial"/>
+                <w:rFonts w:ascii="Arial" w:eastAsia="Times New Roman" w:hAnsi="Arial" w:cs="Arial"/>
                 <w:color w:val="000000"/>
                 <w:kern w:val="0"/>
                 <w:sz w:val="18"/>
@@ -2118,7 +2076,7 @@
             <w:proofErr w:type="gramEnd"/>
             <w:r>
               <w:rPr>
-                <w:rFonts w:ascii="Helvetica Neue" w:eastAsia="Times New Roman" w:hAnsi="Helvetica Neue" w:cs="Arial"/>
+                <w:rFonts w:ascii="Arial" w:eastAsia="Times New Roman" w:hAnsi="Arial" w:cs="Arial"/>
                 <w:color w:val="000000"/>
                 <w:kern w:val="0"/>
                 <w:sz w:val="18"/>
@@ -2144,7 +2102,7 @@
             <w:pPr>
               <w:outlineLvl w:val="1"/>
               <w:rPr>
-                <w:rFonts w:ascii="Helvetica Neue" w:eastAsia="Times New Roman" w:hAnsi="Helvetica Neue" w:cs="Arial"/>
+                <w:rFonts w:ascii="Arial" w:eastAsia="Times New Roman" w:hAnsi="Arial" w:cs="Arial"/>
                 <w:b/>
                 <w:bCs/>
                 <w:color w:val="000000"/>
@@ -2157,7 +2115,7 @@
             </w:pPr>
             <w:r>
               <w:rPr>
-                <w:rFonts w:ascii="Helvetica Neue" w:eastAsia="Times New Roman" w:hAnsi="Helvetica Neue" w:cs="Arial"/>
+                <w:rFonts w:ascii="Arial" w:eastAsia="Times New Roman" w:hAnsi="Arial" w:cs="Arial"/>
                 <w:color w:val="000000"/>
                 <w:kern w:val="0"/>
                 <w:sz w:val="18"/>
@@ -2168,7 +2126,7 @@
             </w:r>
             <w:r>
               <w:rPr>
-                <w:rFonts w:ascii="Helvetica Neue" w:eastAsia="Times New Roman" w:hAnsi="Helvetica Neue" w:cs="Arial"/>
+                <w:rFonts w:ascii="Arial" w:eastAsia="Times New Roman" w:hAnsi="Arial" w:cs="Arial"/>
                 <w:color w:val="000000"/>
                 <w:kern w:val="0"/>
                 <w:sz w:val="18"/>
@@ -2180,7 +2138,7 @@
             </w:r>
             <w:r>
               <w:rPr>
-                <w:rFonts w:ascii="Helvetica Neue" w:eastAsia="Times New Roman" w:hAnsi="Helvetica Neue" w:cs="Arial"/>
+                <w:rFonts w:ascii="Arial" w:eastAsia="Times New Roman" w:hAnsi="Arial" w:cs="Arial"/>
                 <w:color w:val="000000"/>
                 <w:kern w:val="0"/>
                 <w:sz w:val="18"/>
@@ -2191,7 +2149,7 @@
             </w:r>
             <w:r>
               <w:rPr>
-                <w:rFonts w:ascii="Helvetica Neue" w:eastAsia="Times New Roman" w:hAnsi="Helvetica Neue" w:cs="Arial"/>
+                <w:rFonts w:ascii="Arial" w:eastAsia="Times New Roman" w:hAnsi="Arial" w:cs="Arial"/>
                 <w:color w:val="000000"/>
                 <w:kern w:val="0"/>
                 <w:sz w:val="18"/>
@@ -2203,7 +2161,7 @@
             </w:r>
             <w:r>
               <w:rPr>
-                <w:rFonts w:ascii="Helvetica Neue" w:eastAsia="Times New Roman" w:hAnsi="Helvetica Neue" w:cs="Arial"/>
+                <w:rFonts w:ascii="Arial" w:eastAsia="Times New Roman" w:hAnsi="Arial" w:cs="Arial"/>
                 <w:color w:val="000000"/>
                 <w:kern w:val="0"/>
                 <w:sz w:val="18"/>
@@ -2219,7 +2177,7 @@
               <w:ind w:left="0"/>
               <w:outlineLvl w:val="1"/>
               <w:rPr>
-                <w:rFonts w:ascii="Helvetica Neue" w:eastAsia="Times New Roman" w:hAnsi="Helvetica Neue" w:cs="Arial"/>
+                <w:rFonts w:ascii="Arial" w:eastAsia="Times New Roman" w:hAnsi="Arial" w:cs="Arial"/>
                 <w:color w:val="000000"/>
                 <w:kern w:val="0"/>
                 <w:sz w:val="18"/>
@@ -2230,7 +2188,7 @@
             </w:pPr>
             <w:r>
               <w:rPr>
-                <w:rFonts w:ascii="Helvetica Neue" w:eastAsia="Times New Roman" w:hAnsi="Helvetica Neue" w:cs="Arial"/>
+                <w:rFonts w:ascii="Arial" w:eastAsia="Times New Roman" w:hAnsi="Arial" w:cs="Arial"/>
                 <w:color w:val="000000"/>
                 <w:kern w:val="0"/>
                 <w:sz w:val="18"/>
@@ -2242,7 +2200,7 @@
             <w:proofErr w:type="spellStart"/>
             <w:r>
               <w:rPr>
-                <w:rFonts w:ascii="Helvetica Neue" w:eastAsia="Times New Roman" w:hAnsi="Helvetica Neue" w:cs="Arial"/>
+                <w:rFonts w:ascii="Arial" w:eastAsia="Times New Roman" w:hAnsi="Arial" w:cs="Arial"/>
                 <w:color w:val="000000"/>
                 <w:kern w:val="0"/>
                 <w:sz w:val="18"/>
@@ -2254,7 +2212,7 @@
             <w:proofErr w:type="spellEnd"/>
             <w:r>
               <w:rPr>
-                <w:rFonts w:ascii="Helvetica Neue" w:eastAsia="Times New Roman" w:hAnsi="Helvetica Neue" w:cs="Arial"/>
+                <w:rFonts w:ascii="Arial" w:eastAsia="Times New Roman" w:hAnsi="Arial" w:cs="Arial"/>
                 <w:color w:val="000000"/>
                 <w:kern w:val="0"/>
                 <w:sz w:val="18"/>
@@ -2283,7 +2241,7 @@
               <w:jc w:val="right"/>
               <w:outlineLvl w:val="1"/>
               <w:rPr>
-                <w:rFonts w:ascii="Helvetica Neue" w:eastAsia="Times New Roman" w:hAnsi="Helvetica Neue" w:cs="Arial"/>
+                <w:rFonts w:ascii="Arial" w:eastAsia="Times New Roman" w:hAnsi="Arial" w:cs="Arial"/>
                 <w:b/>
                 <w:bCs/>
                 <w:color w:val="000000"/>
@@ -2295,36 +2253,14 @@
             </w:pPr>
             <w:r>
               <w:rPr>
-                <w:rFonts w:ascii="Helvetica Neue" w:eastAsia="Times New Roman" w:hAnsi="Helvetica Neue" w:cs="Arial"/>
-                <w:color w:val="000000"/>
-                <w:kern w:val="0"/>
-                <w:sz w:val="18"/>
-                <w:szCs w:val="18"/>
-                <w14:ligatures w14:val="none"/>
-              </w:rPr>
-              <w:t>[[if .qt.</w:t>
-            </w:r>
-            <w:r>
-              <w:rPr>
-                <w:rFonts w:ascii="Helvetica Neue" w:eastAsia="Times New Roman" w:hAnsi="Helvetica Neue" w:cs="Arial"/>
-                <w:color w:val="000000"/>
-                <w:kern w:val="0"/>
-                <w:sz w:val="18"/>
-                <w:szCs w:val="18"/>
-                <w14:ligatures w14:val="none"/>
-              </w:rPr>
-              <w:t>displayTotal</w:t>
-            </w:r>
-            <w:r>
-              <w:rPr>
-                <w:rFonts w:ascii="Helvetica Neue" w:eastAsia="Times New Roman" w:hAnsi="Helvetica Neue" w:cs="Arial"/>
-                <w:color w:val="000000"/>
-                <w:kern w:val="0"/>
-                <w:sz w:val="18"/>
-                <w:szCs w:val="18"/>
-                <w14:ligatures w14:val="none"/>
-              </w:rPr>
-              <w:t>]]</w:t>
+                <w:rFonts w:ascii="Arial" w:eastAsia="Times New Roman" w:hAnsi="Arial" w:cs="Arial"/>
+                <w:color w:val="000000"/>
+                <w:kern w:val="0"/>
+                <w:sz w:val="18"/>
+                <w:szCs w:val="18"/>
+                <w14:ligatures w14:val="none"/>
+              </w:rPr>
+              <w:t>[[if .qt.displayTotal]]</w:t>
             </w:r>
           </w:p>
         </w:tc>
@@ -2346,7 +2282,7 @@
               <w:jc w:val="right"/>
               <w:outlineLvl w:val="1"/>
               <w:rPr>
-                <w:rFonts w:ascii="Helvetica Neue" w:eastAsia="Times New Roman" w:hAnsi="Helvetica Neue" w:cs="Arial"/>
+                <w:rFonts w:ascii="Arial" w:eastAsia="Times New Roman" w:hAnsi="Arial" w:cs="Arial"/>
                 <w:color w:val="000000"/>
                 <w:kern w:val="0"/>
                 <w:sz w:val="18"/>
@@ -2357,7 +2293,7 @@
             </w:pPr>
             <w:r>
               <w:rPr>
-                <w:rFonts w:ascii="Helvetica Neue" w:eastAsia="Times New Roman" w:hAnsi="Helvetica Neue" w:cs="Arial"/>
+                <w:rFonts w:ascii="Arial" w:eastAsia="Times New Roman" w:hAnsi="Arial" w:cs="Arial"/>
                 <w:b/>
                 <w:bCs/>
                 <w:color w:val="000000"/>
@@ -2382,7 +2318,7 @@
               <w:jc w:val="right"/>
               <w:outlineLvl w:val="1"/>
               <w:rPr>
-                <w:rFonts w:ascii="Helvetica Neue" w:eastAsia="Times New Roman" w:hAnsi="Helvetica Neue" w:cs="Arial"/>
+                <w:rFonts w:ascii="Arial" w:eastAsia="Times New Roman" w:hAnsi="Arial" w:cs="Arial"/>
                 <w:color w:val="000000"/>
                 <w:kern w:val="0"/>
                 <w:sz w:val="18"/>
@@ -2393,7 +2329,7 @@
             </w:pPr>
             <w:r>
               <w:rPr>
-                <w:rFonts w:ascii="Helvetica Neue" w:eastAsia="Times New Roman" w:hAnsi="Helvetica Neue" w:cs="Arial"/>
+                <w:rFonts w:ascii="Arial" w:eastAsia="Times New Roman" w:hAnsi="Arial" w:cs="Arial"/>
                 <w:b/>
                 <w:bCs/>
                 <w:color w:val="000000"/>
@@ -2408,7 +2344,7 @@
             <w:proofErr w:type="gramStart"/>
             <w:r>
               <w:rPr>
-                <w:rFonts w:ascii="Helvetica Neue" w:eastAsia="Times New Roman" w:hAnsi="Helvetica Neue" w:cs="Arial"/>
+                <w:rFonts w:ascii="Arial" w:eastAsia="Times New Roman" w:hAnsi="Arial" w:cs="Arial"/>
                 <w:b/>
                 <w:bCs/>
                 <w:color w:val="000000"/>
@@ -2423,7 +2359,7 @@
             <w:proofErr w:type="gramEnd"/>
             <w:r>
               <w:rPr>
-                <w:rFonts w:ascii="Helvetica Neue" w:eastAsia="Times New Roman" w:hAnsi="Helvetica Neue" w:cs="Arial"/>
+                <w:rFonts w:ascii="Arial" w:eastAsia="Times New Roman" w:hAnsi="Arial" w:cs="Arial"/>
                 <w:b/>
                 <w:bCs/>
                 <w:color w:val="000000"/>
@@ -2454,7 +2390,7 @@
               <w:jc w:val="right"/>
               <w:outlineLvl w:val="1"/>
               <w:rPr>
-                <w:rFonts w:ascii="Helvetica Neue" w:eastAsia="Times New Roman" w:hAnsi="Helvetica Neue" w:cs="Arial"/>
+                <w:rFonts w:ascii="Arial" w:eastAsia="Times New Roman" w:hAnsi="Arial" w:cs="Arial"/>
                 <w:b/>
                 <w:bCs/>
                 <w:color w:val="000000"/>
@@ -2466,7 +2402,7 @@
             </w:pPr>
             <w:r>
               <w:rPr>
-                <w:rFonts w:ascii="Helvetica Neue" w:eastAsia="Times New Roman" w:hAnsi="Helvetica Neue" w:cs="Arial"/>
+                <w:rFonts w:ascii="Arial" w:eastAsia="Times New Roman" w:hAnsi="Arial" w:cs="Arial"/>
                 <w:b/>
                 <w:bCs/>
                 <w:color w:val="000000"/>
@@ -2497,7 +2433,7 @@
               <w:jc w:val="right"/>
               <w:outlineLvl w:val="1"/>
               <w:rPr>
-                <w:rFonts w:ascii="Helvetica Neue" w:eastAsia="Times New Roman" w:hAnsi="Helvetica Neue" w:cs="Arial"/>
+                <w:rFonts w:ascii="Arial" w:eastAsia="Times New Roman" w:hAnsi="Arial" w:cs="Arial"/>
                 <w:color w:val="000000"/>
                 <w:kern w:val="0"/>
                 <w:sz w:val="18"/>
@@ -2507,7 +2443,7 @@
             </w:pPr>
             <w:r>
               <w:rPr>
-                <w:rFonts w:ascii="Helvetica Neue" w:eastAsia="Times New Roman" w:hAnsi="Helvetica Neue" w:cs="Arial"/>
+                <w:rFonts w:ascii="Arial" w:eastAsia="Times New Roman" w:hAnsi="Arial" w:cs="Arial"/>
                 <w:color w:val="000000"/>
                 <w:kern w:val="0"/>
                 <w:sz w:val="18"/>
@@ -2519,30 +2455,19 @@
             <w:proofErr w:type="gramStart"/>
             <w:r>
               <w:rPr>
-                <w:rFonts w:ascii="Helvetica Neue" w:eastAsia="Times New Roman" w:hAnsi="Helvetica Neue" w:cs="Arial"/>
-                <w:color w:val="000000"/>
-                <w:kern w:val="0"/>
-                <w:sz w:val="18"/>
-                <w:szCs w:val="18"/>
-                <w14:ligatures w14:val="none"/>
-              </w:rPr>
-              <w:t xml:space="preserve">ne </w:t>
-            </w:r>
-            <w:r>
-              <w:rPr>
-                <w:rFonts w:ascii="Helvetica Neue" w:eastAsia="Times New Roman" w:hAnsi="Helvetica Neue" w:cs="Arial"/>
-                <w:color w:val="000000"/>
-                <w:kern w:val="0"/>
-                <w:sz w:val="18"/>
-                <w:szCs w:val="18"/>
-                <w14:ligatures w14:val="none"/>
-              </w:rPr>
-              <w:t>.</w:t>
+                <w:rFonts w:ascii="Arial" w:eastAsia="Times New Roman" w:hAnsi="Arial" w:cs="Arial"/>
+                <w:color w:val="000000"/>
+                <w:kern w:val="0"/>
+                <w:sz w:val="18"/>
+                <w:szCs w:val="18"/>
+                <w14:ligatures w14:val="none"/>
+              </w:rPr>
+              <w:t>ne .</w:t>
             </w:r>
             <w:proofErr w:type="spellStart"/>
             <w:r>
               <w:rPr>
-                <w:rFonts w:ascii="Helvetica Neue" w:eastAsia="Times New Roman" w:hAnsi="Helvetica Neue" w:cs="Arial"/>
+                <w:rFonts w:ascii="Arial" w:eastAsia="Times New Roman" w:hAnsi="Arial" w:cs="Arial"/>
                 <w:color w:val="000000"/>
                 <w:kern w:val="0"/>
                 <w:sz w:val="18"/>
@@ -2554,7 +2479,7 @@
             <w:proofErr w:type="gramEnd"/>
             <w:r>
               <w:rPr>
-                <w:rFonts w:ascii="Helvetica Neue" w:eastAsia="Times New Roman" w:hAnsi="Helvetica Neue" w:cs="Arial"/>
+                <w:rFonts w:ascii="Arial" w:eastAsia="Times New Roman" w:hAnsi="Arial" w:cs="Arial"/>
                 <w:color w:val="000000"/>
                 <w:kern w:val="0"/>
                 <w:sz w:val="18"/>
@@ -2566,25 +2491,14 @@
             <w:proofErr w:type="spellEnd"/>
             <w:r>
               <w:rPr>
-                <w:rFonts w:ascii="Helvetica Neue" w:eastAsia="Times New Roman" w:hAnsi="Helvetica Neue" w:cs="Arial"/>
-                <w:color w:val="000000"/>
-                <w:kern w:val="0"/>
-                <w:sz w:val="18"/>
-                <w:szCs w:val="18"/>
-                <w14:ligatures w14:val="none"/>
-              </w:rPr>
-              <w:t xml:space="preserve"> $comp</w:t>
-            </w:r>
-            <w:r>
-              <w:rPr>
-                <w:rFonts w:ascii="Helvetica Neue" w:eastAsia="Times New Roman" w:hAnsi="Helvetica Neue" w:cs="Arial"/>
-                <w:color w:val="000000"/>
-                <w:kern w:val="0"/>
-                <w:sz w:val="18"/>
-                <w:szCs w:val="18"/>
-                <w14:ligatures w14:val="none"/>
-              </w:rPr>
-              <w:t>]]</w:t>
+                <w:rFonts w:ascii="Arial" w:eastAsia="Times New Roman" w:hAnsi="Arial" w:cs="Arial"/>
+                <w:color w:val="000000"/>
+                <w:kern w:val="0"/>
+                <w:sz w:val="18"/>
+                <w:szCs w:val="18"/>
+                <w14:ligatures w14:val="none"/>
+              </w:rPr>
+              <w:t xml:space="preserve"> $comp]]</w:t>
             </w:r>
           </w:p>
         </w:tc>
@@ -2606,7 +2520,7 @@
               <w:jc w:val="right"/>
               <w:outlineLvl w:val="1"/>
               <w:rPr>
-                <w:rFonts w:ascii="Helvetica Neue" w:eastAsia="Times New Roman" w:hAnsi="Helvetica Neue" w:cs="Arial"/>
+                <w:rFonts w:ascii="Arial" w:eastAsia="Times New Roman" w:hAnsi="Arial" w:cs="Arial"/>
                 <w:color w:val="000000"/>
                 <w:kern w:val="0"/>
                 <w:sz w:val="18"/>
@@ -2617,7 +2531,7 @@
             </w:pPr>
             <w:r>
               <w:rPr>
-                <w:rFonts w:ascii="Helvetica Neue" w:eastAsia="Times New Roman" w:hAnsi="Helvetica Neue" w:cs="Arial"/>
+                <w:rFonts w:ascii="Arial" w:eastAsia="Times New Roman" w:hAnsi="Arial" w:cs="Arial"/>
                 <w:b/>
                 <w:bCs/>
                 <w:color w:val="000000"/>
@@ -2632,7 +2546,7 @@
             <w:proofErr w:type="gramStart"/>
             <w:r>
               <w:rPr>
-                <w:rFonts w:ascii="Helvetica Neue" w:eastAsia="Times New Roman" w:hAnsi="Helvetica Neue" w:cs="Arial"/>
+                <w:rFonts w:ascii="Arial" w:eastAsia="Times New Roman" w:hAnsi="Arial" w:cs="Arial"/>
                 <w:b/>
                 <w:bCs/>
                 <w:color w:val="000000"/>
@@ -2646,7 +2560,7 @@
             <w:proofErr w:type="gramEnd"/>
             <w:r>
               <w:rPr>
-                <w:rFonts w:ascii="Helvetica Neue" w:eastAsia="Times New Roman" w:hAnsi="Helvetica Neue" w:cs="Arial"/>
+                <w:rFonts w:ascii="Arial" w:eastAsia="Times New Roman" w:hAnsi="Arial" w:cs="Arial"/>
                 <w:b/>
                 <w:bCs/>
                 <w:color w:val="000000"/>
@@ -2661,7 +2575,7 @@
             <w:proofErr w:type="gramStart"/>
             <w:r>
               <w:rPr>
-                <w:rFonts w:ascii="Helvetica Neue" w:eastAsia="Times New Roman" w:hAnsi="Helvetica Neue" w:cs="Arial"/>
+                <w:rFonts w:ascii="Arial" w:eastAsia="Times New Roman" w:hAnsi="Arial" w:cs="Arial"/>
                 <w:b/>
                 <w:bCs/>
                 <w:color w:val="000000"/>
@@ -2675,7 +2589,7 @@
             <w:proofErr w:type="gramEnd"/>
             <w:r>
               <w:rPr>
-                <w:rFonts w:ascii="Helvetica Neue" w:eastAsia="Times New Roman" w:hAnsi="Helvetica Neue" w:cs="Arial"/>
+                <w:rFonts w:ascii="Arial" w:eastAsia="Times New Roman" w:hAnsi="Arial" w:cs="Arial"/>
                 <w:b/>
                 <w:bCs/>
                 <w:color w:val="000000"/>
@@ -2700,7 +2614,7 @@
               <w:jc w:val="right"/>
               <w:outlineLvl w:val="1"/>
               <w:rPr>
-                <w:rFonts w:ascii="Helvetica Neue" w:eastAsia="Times New Roman" w:hAnsi="Helvetica Neue" w:cs="Arial"/>
+                <w:rFonts w:ascii="Arial" w:eastAsia="Times New Roman" w:hAnsi="Arial" w:cs="Arial"/>
                 <w:color w:val="000000"/>
                 <w:kern w:val="0"/>
                 <w:sz w:val="18"/>
@@ -2711,7 +2625,7 @@
             </w:pPr>
             <w:r>
               <w:rPr>
-                <w:rFonts w:ascii="Helvetica Neue" w:eastAsia="Times New Roman" w:hAnsi="Helvetica Neue" w:cs="Arial"/>
+                <w:rFonts w:ascii="Arial" w:eastAsia="Times New Roman" w:hAnsi="Arial" w:cs="Arial"/>
                 <w:color w:val="000000"/>
                 <w:kern w:val="0"/>
                 <w:sz w:val="18"/>
@@ -2724,7 +2638,7 @@
             <w:proofErr w:type="gramStart"/>
             <w:r>
               <w:rPr>
-                <w:rFonts w:ascii="Helvetica Neue" w:eastAsia="Times New Roman" w:hAnsi="Helvetica Neue" w:cs="Arial"/>
+                <w:rFonts w:ascii="Arial" w:eastAsia="Times New Roman" w:hAnsi="Arial" w:cs="Arial"/>
                 <w:color w:val="000000"/>
                 <w:kern w:val="0"/>
                 <w:sz w:val="18"/>
@@ -2736,7 +2650,7 @@
             <w:proofErr w:type="gramEnd"/>
             <w:r>
               <w:rPr>
-                <w:rFonts w:ascii="Helvetica Neue" w:eastAsia="Times New Roman" w:hAnsi="Helvetica Neue" w:cs="Arial"/>
+                <w:rFonts w:ascii="Arial" w:eastAsia="Times New Roman" w:hAnsi="Arial" w:cs="Arial"/>
                 <w:color w:val="000000"/>
                 <w:kern w:val="0"/>
                 <w:sz w:val="18"/>
@@ -2748,7 +2662,7 @@
             <w:proofErr w:type="spellEnd"/>
             <w:r>
               <w:rPr>
-                <w:rFonts w:ascii="Helvetica Neue" w:eastAsia="Times New Roman" w:hAnsi="Helvetica Neue" w:cs="Arial"/>
+                <w:rFonts w:ascii="Arial" w:eastAsia="Times New Roman" w:hAnsi="Arial" w:cs="Arial"/>
                 <w:color w:val="000000"/>
                 <w:kern w:val="0"/>
                 <w:sz w:val="18"/>
@@ -2777,7 +2691,7 @@
               <w:jc w:val="right"/>
               <w:outlineLvl w:val="1"/>
               <w:rPr>
-                <w:rFonts w:ascii="Helvetica Neue" w:eastAsia="Times New Roman" w:hAnsi="Helvetica Neue" w:cs="Arial"/>
+                <w:rFonts w:ascii="Arial" w:eastAsia="Times New Roman" w:hAnsi="Arial" w:cs="Arial"/>
                 <w:color w:val="000000"/>
                 <w:kern w:val="0"/>
                 <w:sz w:val="18"/>
@@ -2788,7 +2702,7 @@
             </w:pPr>
             <w:r>
               <w:rPr>
-                <w:rFonts w:ascii="Helvetica Neue" w:eastAsia="Times New Roman" w:hAnsi="Helvetica Neue" w:cs="Arial"/>
+                <w:rFonts w:ascii="Arial" w:eastAsia="Times New Roman" w:hAnsi="Arial" w:cs="Arial"/>
                 <w:b/>
                 <w:bCs/>
                 <w:color w:val="000000"/>
@@ -2813,7 +2727,7 @@
               <w:jc w:val="right"/>
               <w:outlineLvl w:val="1"/>
               <w:rPr>
-                <w:rFonts w:ascii="Helvetica Neue" w:eastAsia="Times New Roman" w:hAnsi="Helvetica Neue" w:cs="Arial"/>
+                <w:rFonts w:ascii="Arial" w:eastAsia="Times New Roman" w:hAnsi="Arial" w:cs="Arial"/>
                 <w:color w:val="000000"/>
                 <w:kern w:val="0"/>
                 <w:sz w:val="18"/>
@@ -2824,7 +2738,7 @@
             </w:pPr>
             <w:r>
               <w:rPr>
-                <w:rFonts w:ascii="Helvetica Neue" w:eastAsia="Times New Roman" w:hAnsi="Helvetica Neue" w:cs="Arial"/>
+                <w:rFonts w:ascii="Arial" w:eastAsia="Times New Roman" w:hAnsi="Arial" w:cs="Arial"/>
                 <w:b/>
                 <w:bCs/>
                 <w:color w:val="000000"/>
@@ -2838,7 +2752,7 @@
             <w:proofErr w:type="gramStart"/>
             <w:r>
               <w:rPr>
-                <w:rFonts w:ascii="Helvetica Neue" w:eastAsia="Times New Roman" w:hAnsi="Helvetica Neue" w:cs="Arial"/>
+                <w:rFonts w:ascii="Arial" w:eastAsia="Times New Roman" w:hAnsi="Arial" w:cs="Arial"/>
                 <w:b/>
                 <w:bCs/>
                 <w:color w:val="000000"/>
@@ -2852,7 +2766,7 @@
             <w:proofErr w:type="spellStart"/>
             <w:r>
               <w:rPr>
-                <w:rFonts w:ascii="Helvetica Neue" w:eastAsia="Times New Roman" w:hAnsi="Helvetica Neue" w:cs="Arial"/>
+                <w:rFonts w:ascii="Arial" w:eastAsia="Times New Roman" w:hAnsi="Arial" w:cs="Arial"/>
                 <w:b/>
                 <w:bCs/>
                 <w:color w:val="000000"/>
@@ -2866,7 +2780,7 @@
             <w:proofErr w:type="gramEnd"/>
             <w:r>
               <w:rPr>
-                <w:rFonts w:ascii="Helvetica Neue" w:eastAsia="Times New Roman" w:hAnsi="Helvetica Neue" w:cs="Arial"/>
+                <w:rFonts w:ascii="Arial" w:eastAsia="Times New Roman" w:hAnsi="Arial" w:cs="Arial"/>
                 <w:b/>
                 <w:bCs/>
                 <w:color w:val="000000"/>
@@ -2880,7 +2794,7 @@
             <w:proofErr w:type="spellEnd"/>
             <w:r>
               <w:rPr>
-                <w:rFonts w:ascii="Helvetica Neue" w:eastAsia="Times New Roman" w:hAnsi="Helvetica Neue" w:cs="Arial"/>
+                <w:rFonts w:ascii="Arial" w:eastAsia="Times New Roman" w:hAnsi="Arial" w:cs="Arial"/>
                 <w:b/>
                 <w:bCs/>
                 <w:color w:val="000000"/>
@@ -2911,7 +2825,7 @@
               <w:jc w:val="right"/>
               <w:outlineLvl w:val="1"/>
               <w:rPr>
-                <w:rFonts w:ascii="Helvetica Neue" w:eastAsia="Times New Roman" w:hAnsi="Helvetica Neue" w:cs="Arial"/>
+                <w:rFonts w:ascii="Arial" w:eastAsia="Times New Roman" w:hAnsi="Arial" w:cs="Arial"/>
                 <w:b/>
                 <w:bCs/>
                 <w:color w:val="000000"/>
@@ -2923,7 +2837,7 @@
             </w:pPr>
             <w:r>
               <w:rPr>
-                <w:rFonts w:ascii="Helvetica Neue" w:eastAsia="Times New Roman" w:hAnsi="Helvetica Neue" w:cs="Arial"/>
+                <w:rFonts w:ascii="Arial" w:eastAsia="Times New Roman" w:hAnsi="Arial" w:cs="Arial"/>
                 <w:color w:val="000000"/>
                 <w:kern w:val="0"/>
                 <w:sz w:val="18"/>
@@ -2952,7 +2866,7 @@
               <w:jc w:val="right"/>
               <w:outlineLvl w:val="1"/>
               <w:rPr>
-                <w:rFonts w:ascii="Helvetica Neue" w:eastAsia="Times New Roman" w:hAnsi="Helvetica Neue" w:cs="Arial"/>
+                <w:rFonts w:ascii="Arial" w:eastAsia="Times New Roman" w:hAnsi="Arial" w:cs="Arial"/>
                 <w:color w:val="000000"/>
                 <w:kern w:val="0"/>
                 <w:sz w:val="18"/>
@@ -2962,7 +2876,7 @@
             </w:pPr>
             <w:r>
               <w:rPr>
-                <w:rFonts w:ascii="Helvetica Neue" w:eastAsia="Times New Roman" w:hAnsi="Helvetica Neue" w:cs="Arial"/>
+                <w:rFonts w:ascii="Arial" w:eastAsia="Times New Roman" w:hAnsi="Arial" w:cs="Arial"/>
                 <w:color w:val="000000"/>
                 <w:kern w:val="0"/>
                 <w:sz w:val="18"/>
@@ -2974,30 +2888,19 @@
             <w:proofErr w:type="gramStart"/>
             <w:r>
               <w:rPr>
-                <w:rFonts w:ascii="Helvetica Neue" w:eastAsia="Times New Roman" w:hAnsi="Helvetica Neue" w:cs="Arial"/>
-                <w:color w:val="000000"/>
-                <w:kern w:val="0"/>
-                <w:sz w:val="18"/>
-                <w:szCs w:val="18"/>
-                <w14:ligatures w14:val="none"/>
-              </w:rPr>
-              <w:t xml:space="preserve">ne </w:t>
-            </w:r>
-            <w:r>
-              <w:rPr>
-                <w:rFonts w:ascii="Helvetica Neue" w:eastAsia="Times New Roman" w:hAnsi="Helvetica Neue" w:cs="Arial"/>
-                <w:color w:val="000000"/>
-                <w:kern w:val="0"/>
-                <w:sz w:val="18"/>
-                <w:szCs w:val="18"/>
-                <w14:ligatures w14:val="none"/>
-              </w:rPr>
-              <w:t>.</w:t>
+                <w:rFonts w:ascii="Arial" w:eastAsia="Times New Roman" w:hAnsi="Arial" w:cs="Arial"/>
+                <w:color w:val="000000"/>
+                <w:kern w:val="0"/>
+                <w:sz w:val="18"/>
+                <w:szCs w:val="18"/>
+                <w14:ligatures w14:val="none"/>
+              </w:rPr>
+              <w:t>ne .</w:t>
             </w:r>
             <w:proofErr w:type="spellStart"/>
             <w:r>
               <w:rPr>
-                <w:rFonts w:ascii="Helvetica Neue" w:eastAsia="Times New Roman" w:hAnsi="Helvetica Neue" w:cs="Arial"/>
+                <w:rFonts w:ascii="Arial" w:eastAsia="Times New Roman" w:hAnsi="Arial" w:cs="Arial"/>
                 <w:color w:val="000000"/>
                 <w:kern w:val="0"/>
                 <w:sz w:val="18"/>
@@ -3009,7 +2912,7 @@
             <w:proofErr w:type="gramEnd"/>
             <w:r>
               <w:rPr>
-                <w:rFonts w:ascii="Helvetica Neue" w:eastAsia="Times New Roman" w:hAnsi="Helvetica Neue" w:cs="Arial"/>
+                <w:rFonts w:ascii="Arial" w:eastAsia="Times New Roman" w:hAnsi="Arial" w:cs="Arial"/>
                 <w:color w:val="000000"/>
                 <w:kern w:val="0"/>
                 <w:sz w:val="18"/>
@@ -3021,25 +2924,14 @@
             <w:proofErr w:type="spellEnd"/>
             <w:r>
               <w:rPr>
-                <w:rFonts w:ascii="Helvetica Neue" w:eastAsia="Times New Roman" w:hAnsi="Helvetica Neue" w:cs="Arial"/>
-                <w:color w:val="000000"/>
-                <w:kern w:val="0"/>
-                <w:sz w:val="18"/>
-                <w:szCs w:val="18"/>
-                <w14:ligatures w14:val="none"/>
-              </w:rPr>
-              <w:t xml:space="preserve"> $comp</w:t>
-            </w:r>
-            <w:r>
-              <w:rPr>
-                <w:rFonts w:ascii="Helvetica Neue" w:eastAsia="Times New Roman" w:hAnsi="Helvetica Neue" w:cs="Arial"/>
-                <w:color w:val="000000"/>
-                <w:kern w:val="0"/>
-                <w:sz w:val="18"/>
-                <w:szCs w:val="18"/>
-                <w14:ligatures w14:val="none"/>
-              </w:rPr>
-              <w:t>]]</w:t>
+                <w:rFonts w:ascii="Arial" w:eastAsia="Times New Roman" w:hAnsi="Arial" w:cs="Arial"/>
+                <w:color w:val="000000"/>
+                <w:kern w:val="0"/>
+                <w:sz w:val="18"/>
+                <w:szCs w:val="18"/>
+                <w14:ligatures w14:val="none"/>
+              </w:rPr>
+              <w:t xml:space="preserve"> $comp]]</w:t>
             </w:r>
           </w:p>
         </w:tc>
@@ -3061,7 +2953,7 @@
               <w:jc w:val="right"/>
               <w:outlineLvl w:val="1"/>
               <w:rPr>
-                <w:rFonts w:ascii="Helvetica Neue" w:eastAsia="Times New Roman" w:hAnsi="Helvetica Neue" w:cs="Arial"/>
+                <w:rFonts w:ascii="Arial" w:eastAsia="Times New Roman" w:hAnsi="Arial" w:cs="Arial"/>
                 <w:color w:val="000000"/>
                 <w:kern w:val="0"/>
                 <w:sz w:val="18"/>
@@ -3072,7 +2964,7 @@
             </w:pPr>
             <w:r>
               <w:rPr>
-                <w:rFonts w:ascii="Helvetica Neue" w:eastAsia="Times New Roman" w:hAnsi="Helvetica Neue" w:cs="Arial"/>
+                <w:rFonts w:ascii="Arial" w:eastAsia="Times New Roman" w:hAnsi="Arial" w:cs="Arial"/>
                 <w:b/>
                 <w:bCs/>
                 <w:color w:val="000000"/>
@@ -3097,7 +2989,7 @@
               <w:jc w:val="right"/>
               <w:outlineLvl w:val="1"/>
               <w:rPr>
-                <w:rFonts w:ascii="Helvetica Neue" w:eastAsia="Times New Roman" w:hAnsi="Helvetica Neue" w:cs="Arial"/>
+                <w:rFonts w:ascii="Arial" w:eastAsia="Times New Roman" w:hAnsi="Arial" w:cs="Arial"/>
                 <w:color w:val="000000"/>
                 <w:kern w:val="0"/>
                 <w:sz w:val="18"/>
@@ -3108,7 +3000,7 @@
             </w:pPr>
             <w:r>
               <w:rPr>
-                <w:rFonts w:ascii="Helvetica Neue" w:eastAsia="Times New Roman" w:hAnsi="Helvetica Neue" w:cs="Arial"/>
+                <w:rFonts w:ascii="Arial" w:eastAsia="Times New Roman" w:hAnsi="Arial" w:cs="Arial"/>
                 <w:color w:val="000000"/>
                 <w:kern w:val="0"/>
                 <w:sz w:val="18"/>
@@ -3121,7 +3013,7 @@
             <w:proofErr w:type="gramStart"/>
             <w:r>
               <w:rPr>
-                <w:rFonts w:ascii="Helvetica Neue" w:eastAsia="Times New Roman" w:hAnsi="Helvetica Neue" w:cs="Arial"/>
+                <w:rFonts w:ascii="Arial" w:eastAsia="Times New Roman" w:hAnsi="Arial" w:cs="Arial"/>
                 <w:color w:val="000000"/>
                 <w:kern w:val="0"/>
                 <w:sz w:val="18"/>
@@ -3133,7 +3025,7 @@
             <w:proofErr w:type="gramEnd"/>
             <w:r>
               <w:rPr>
-                <w:rFonts w:ascii="Helvetica Neue" w:eastAsia="Times New Roman" w:hAnsi="Helvetica Neue" w:cs="Arial"/>
+                <w:rFonts w:ascii="Arial" w:eastAsia="Times New Roman" w:hAnsi="Arial" w:cs="Arial"/>
                 <w:color w:val="000000"/>
                 <w:kern w:val="0"/>
                 <w:sz w:val="18"/>
@@ -3145,7 +3037,7 @@
             <w:proofErr w:type="spellEnd"/>
             <w:r>
               <w:rPr>
-                <w:rFonts w:ascii="Helvetica Neue" w:eastAsia="Times New Roman" w:hAnsi="Helvetica Neue" w:cs="Arial"/>
+                <w:rFonts w:ascii="Arial" w:eastAsia="Times New Roman" w:hAnsi="Arial" w:cs="Arial"/>
                 <w:color w:val="000000"/>
                 <w:kern w:val="0"/>
                 <w:sz w:val="18"/>
@@ -3174,7 +3066,7 @@
               <w:jc w:val="right"/>
               <w:outlineLvl w:val="1"/>
               <w:rPr>
-                <w:rFonts w:ascii="Helvetica Neue" w:eastAsia="Times New Roman" w:hAnsi="Helvetica Neue" w:cs="Arial"/>
+                <w:rFonts w:ascii="Arial" w:eastAsia="Times New Roman" w:hAnsi="Arial" w:cs="Arial"/>
                 <w:color w:val="000000"/>
                 <w:kern w:val="0"/>
                 <w:sz w:val="18"/>
@@ -3184,7 +3076,7 @@
             </w:pPr>
             <w:r>
               <w:rPr>
-                <w:rFonts w:ascii="Helvetica Neue" w:eastAsia="Times New Roman" w:hAnsi="Helvetica Neue" w:cs="Arial"/>
+                <w:rFonts w:ascii="Arial" w:eastAsia="Times New Roman" w:hAnsi="Arial" w:cs="Arial"/>
                 <w:color w:val="000000"/>
                 <w:kern w:val="0"/>
                 <w:sz w:val="18"/>
@@ -3213,7 +3105,7 @@
               <w:jc w:val="right"/>
               <w:outlineLvl w:val="1"/>
               <w:rPr>
-                <w:rFonts w:ascii="Helvetica Neue" w:eastAsia="Times New Roman" w:hAnsi="Helvetica Neue" w:cs="Arial"/>
+                <w:rFonts w:ascii="Arial" w:eastAsia="Times New Roman" w:hAnsi="Arial" w:cs="Arial"/>
                 <w:color w:val="000000"/>
                 <w:kern w:val="0"/>
                 <w:sz w:val="18"/>
@@ -3224,7 +3116,7 @@
             </w:pPr>
             <w:r>
               <w:rPr>
-                <w:rFonts w:ascii="Helvetica Neue" w:eastAsia="Times New Roman" w:hAnsi="Helvetica Neue" w:cs="Arial"/>
+                <w:rFonts w:ascii="Arial" w:eastAsia="Times New Roman" w:hAnsi="Arial" w:cs="Arial"/>
                 <w:b/>
                 <w:bCs/>
                 <w:color w:val="000000"/>
@@ -3249,7 +3141,7 @@
               <w:jc w:val="right"/>
               <w:outlineLvl w:val="1"/>
               <w:rPr>
-                <w:rFonts w:ascii="Helvetica Neue" w:eastAsia="Times New Roman" w:hAnsi="Helvetica Neue" w:cs="Arial"/>
+                <w:rFonts w:ascii="Arial" w:eastAsia="Times New Roman" w:hAnsi="Arial" w:cs="Arial"/>
                 <w:color w:val="000000"/>
                 <w:kern w:val="0"/>
                 <w:sz w:val="18"/>
@@ -3260,7 +3152,7 @@
             </w:pPr>
             <w:r>
               <w:rPr>
-                <w:rFonts w:ascii="Helvetica Neue" w:eastAsia="Times New Roman" w:hAnsi="Helvetica Neue" w:cs="Arial"/>
+                <w:rFonts w:ascii="Arial" w:eastAsia="Times New Roman" w:hAnsi="Arial" w:cs="Arial"/>
                 <w:b/>
                 <w:bCs/>
                 <w:color w:val="000000"/>
@@ -3275,7 +3167,7 @@
             <w:proofErr w:type="gramStart"/>
             <w:r>
               <w:rPr>
-                <w:rFonts w:ascii="Helvetica Neue" w:eastAsia="Times New Roman" w:hAnsi="Helvetica Neue" w:cs="Arial"/>
+                <w:rFonts w:ascii="Arial" w:eastAsia="Times New Roman" w:hAnsi="Arial" w:cs="Arial"/>
                 <w:b/>
                 <w:bCs/>
                 <w:color w:val="000000"/>
@@ -3289,7 +3181,7 @@
             <w:proofErr w:type="gramEnd"/>
             <w:r>
               <w:rPr>
-                <w:rFonts w:ascii="Helvetica Neue" w:eastAsia="Times New Roman" w:hAnsi="Helvetica Neue" w:cs="Arial"/>
+                <w:rFonts w:ascii="Arial" w:eastAsia="Times New Roman" w:hAnsi="Arial" w:cs="Arial"/>
                 <w:b/>
                 <w:bCs/>
                 <w:color w:val="000000"/>
@@ -3303,7 +3195,7 @@
             <w:proofErr w:type="spellEnd"/>
             <w:r>
               <w:rPr>
-                <w:rFonts w:ascii="Helvetica Neue" w:eastAsia="Times New Roman" w:hAnsi="Helvetica Neue" w:cs="Arial"/>
+                <w:rFonts w:ascii="Arial" w:eastAsia="Times New Roman" w:hAnsi="Arial" w:cs="Arial"/>
                 <w:b/>
                 <w:bCs/>
                 <w:color w:val="000000"/>
@@ -3330,13 +3222,13 @@
           <w:p>
             <w:pPr>
               <w:rPr>
-                <w:rFonts w:ascii="Helvetica Neue" w:hAnsi="Helvetica Neue" w:cs="Arial"/>
+                <w:rFonts w:ascii="Arial" w:hAnsi="Arial" w:cs="Arial"/>
                 <w:lang w:val="en-US"/>
               </w:rPr>
             </w:pPr>
             <w:r>
               <w:rPr>
-                <w:rFonts w:ascii="Helvetica Neue" w:eastAsia="Times New Roman" w:hAnsi="Helvetica Neue" w:cs="Arial"/>
+                <w:rFonts w:ascii="Arial" w:eastAsia="Times New Roman" w:hAnsi="Arial" w:cs="Arial"/>
                 <w:b/>
                 <w:bCs/>
                 <w:color w:val="000000"/>
@@ -3350,7 +3242,7 @@
             <w:proofErr w:type="gramStart"/>
             <w:r>
               <w:rPr>
-                <w:rFonts w:ascii="Helvetica Neue" w:eastAsia="Times New Roman" w:hAnsi="Helvetica Neue" w:cs="Arial"/>
+                <w:rFonts w:ascii="Arial" w:eastAsia="Times New Roman" w:hAnsi="Arial" w:cs="Arial"/>
                 <w:b/>
                 <w:bCs/>
                 <w:color w:val="000000"/>
@@ -3364,34 +3256,21 @@
             <w:proofErr w:type="gramEnd"/>
             <w:r>
               <w:rPr>
-                <w:rFonts w:ascii="Helvetica Neue" w:eastAsia="Times New Roman" w:hAnsi="Helvetica Neue" w:cs="Arial"/>
-                <w:b/>
-                <w:bCs/>
-                <w:color w:val="000000"/>
-                <w:kern w:val="0"/>
-                <w:sz w:val="18"/>
-                <w:szCs w:val="18"/>
-                <w14:ligatures w14:val="none"/>
-              </w:rPr>
-              <w:t xml:space="preserve"> </w:t>
-            </w:r>
-            <w:r>
-              <w:rPr>
-                <w:rFonts w:ascii="Helvetica Neue" w:eastAsia="Times New Roman" w:hAnsi="Helvetica Neue" w:cs="Arial"/>
-                <w:b/>
-                <w:bCs/>
-                <w:color w:val="000000"/>
-                <w:kern w:val="0"/>
-                <w:sz w:val="18"/>
-                <w:szCs w:val="18"/>
-                <w14:ligatures w14:val="none"/>
-              </w:rPr>
-              <w:t>[</w:t>
+                <w:rFonts w:ascii="Arial" w:eastAsia="Times New Roman" w:hAnsi="Arial" w:cs="Arial"/>
+                <w:b/>
+                <w:bCs/>
+                <w:color w:val="000000"/>
+                <w:kern w:val="0"/>
+                <w:sz w:val="18"/>
+                <w:szCs w:val="18"/>
+                <w14:ligatures w14:val="none"/>
+              </w:rPr>
+              <w:t xml:space="preserve"> [</w:t>
             </w:r>
             <w:proofErr w:type="gramStart"/>
             <w:r>
               <w:rPr>
-                <w:rFonts w:ascii="Helvetica Neue" w:eastAsia="Times New Roman" w:hAnsi="Helvetica Neue" w:cs="Arial"/>
+                <w:rFonts w:ascii="Arial" w:eastAsia="Times New Roman" w:hAnsi="Arial" w:cs="Arial"/>
                 <w:b/>
                 <w:bCs/>
                 <w:color w:val="000000"/>
@@ -3405,34 +3284,21 @@
             <w:proofErr w:type="spellStart"/>
             <w:r>
               <w:rPr>
-                <w:rFonts w:ascii="Helvetica Neue" w:eastAsia="Times New Roman" w:hAnsi="Helvetica Neue" w:cs="Arial"/>
-                <w:b/>
-                <w:bCs/>
-                <w:color w:val="000000"/>
-                <w:kern w:val="0"/>
-                <w:sz w:val="18"/>
-                <w:szCs w:val="18"/>
-                <w14:ligatures w14:val="none"/>
-              </w:rPr>
-              <w:t>qt.</w:t>
-            </w:r>
-            <w:r>
-              <w:rPr>
-                <w:rFonts w:ascii="Helvetica Neue" w:eastAsia="Times New Roman" w:hAnsi="Helvetica Neue" w:cs="Arial"/>
-                <w:b/>
-                <w:bCs/>
-                <w:color w:val="000000"/>
-                <w:kern w:val="0"/>
-                <w:sz w:val="18"/>
-                <w:szCs w:val="18"/>
-                <w14:ligatures w14:val="none"/>
-              </w:rPr>
-              <w:t>in</w:t>
+                <w:rFonts w:ascii="Arial" w:eastAsia="Times New Roman" w:hAnsi="Arial" w:cs="Arial"/>
+                <w:b/>
+                <w:bCs/>
+                <w:color w:val="000000"/>
+                <w:kern w:val="0"/>
+                <w:sz w:val="18"/>
+                <w:szCs w:val="18"/>
+                <w14:ligatures w14:val="none"/>
+              </w:rPr>
+              <w:t>qt.in</w:t>
             </w:r>
             <w:proofErr w:type="gramEnd"/>
             <w:r>
               <w:rPr>
-                <w:rFonts w:ascii="Helvetica Neue" w:eastAsia="Times New Roman" w:hAnsi="Helvetica Neue" w:cs="Arial"/>
+                <w:rFonts w:ascii="Arial" w:eastAsia="Times New Roman" w:hAnsi="Arial" w:cs="Arial"/>
                 <w:b/>
                 <w:bCs/>
                 <w:color w:val="000000"/>
@@ -3446,7 +3312,7 @@
             <w:proofErr w:type="spellEnd"/>
             <w:r>
               <w:rPr>
-                <w:rFonts w:ascii="Helvetica Neue" w:eastAsia="Times New Roman" w:hAnsi="Helvetica Neue" w:cs="Arial"/>
+                <w:rFonts w:ascii="Arial" w:eastAsia="Times New Roman" w:hAnsi="Arial" w:cs="Arial"/>
                 <w:b/>
                 <w:bCs/>
                 <w:color w:val="000000"/>
@@ -3465,7 +3331,7 @@
       <w:pPr>
         <w:spacing w:after="0"/>
         <w:rPr>
-          <w:rFonts w:ascii="Helvetica Neue" w:eastAsia="Times New Roman" w:hAnsi="Helvetica Neue" w:cs="Arial"/>
+          <w:rFonts w:ascii="Arial" w:eastAsia="Times New Roman" w:hAnsi="Arial" w:cs="Arial"/>
           <w:b/>
           <w:bCs/>
           <w:color w:val="000000"/>
@@ -3479,13 +3345,13 @@
     <w:p>
       <w:pPr>
         <w:rPr>
-          <w:rFonts w:ascii="Helvetica Neue" w:hAnsi="Helvetica Neue" w:cs="Arial"/>
+          <w:rFonts w:ascii="Arial" w:hAnsi="Arial" w:cs="Arial"/>
           <w:lang w:val="en-US"/>
         </w:rPr>
       </w:pPr>
       <w:r>
         <w:rPr>
-          <w:rFonts w:ascii="Helvetica Neue" w:hAnsi="Helvetica Neue" w:cs="Arial"/>
+          <w:rFonts w:ascii="Arial" w:hAnsi="Arial" w:cs="Arial"/>
           <w:lang w:val="en-US"/>
         </w:rPr>
         <w:t>[[</w:t>
@@ -3493,7 +3359,7 @@
       <w:proofErr w:type="gramStart"/>
       <w:r>
         <w:rPr>
-          <w:rFonts w:ascii="Helvetica Neue" w:hAnsi="Helvetica Neue" w:cs="Arial"/>
+          <w:rFonts w:ascii="Arial" w:hAnsi="Arial" w:cs="Arial"/>
           <w:lang w:val="en-US"/>
         </w:rPr>
         <w:t>rtf .</w:t>
@@ -3501,7 +3367,7 @@
       <w:proofErr w:type="spellStart"/>
       <w:r>
         <w:rPr>
-          <w:rFonts w:ascii="Helvetica Neue" w:hAnsi="Helvetica Neue" w:cs="Arial"/>
+          <w:rFonts w:ascii="Arial" w:hAnsi="Arial" w:cs="Arial"/>
           <w:lang w:val="en-US"/>
         </w:rPr>
         <w:t>qt</w:t>
@@ -3509,14 +3375,14 @@
       <w:proofErr w:type="gramEnd"/>
       <w:r>
         <w:rPr>
-          <w:rFonts w:ascii="Helvetica Neue" w:hAnsi="Helvetica Neue" w:cs="Arial"/>
+          <w:rFonts w:ascii="Arial" w:hAnsi="Arial" w:cs="Arial"/>
           <w:lang w:val="en-US"/>
         </w:rPr>
         <w:t>.</w:t>
       </w:r>
       <w:r>
         <w:rPr>
-          <w:rFonts w:ascii="Helvetica Neue" w:hAnsi="Helvetica Neue" w:cs="Arial"/>
+          <w:rFonts w:ascii="Arial" w:hAnsi="Arial" w:cs="Arial"/>
           <w:lang w:val="en-US"/>
         </w:rPr>
         <w:t>quotation_term_details</w:t>
@@ -3524,7 +3390,7 @@
       <w:proofErr w:type="spellEnd"/>
       <w:r>
         <w:rPr>
-          <w:rFonts w:ascii="Helvetica Neue" w:hAnsi="Helvetica Neue" w:cs="Arial"/>
+          <w:rFonts w:ascii="Arial" w:hAnsi="Arial" w:cs="Arial"/>
           <w:lang w:val="en-US"/>
         </w:rPr>
         <w:t>]]</w:t>
@@ -3533,7 +3399,7 @@
     <w:p>
       <w:pPr>
         <w:rPr>
-          <w:rFonts w:ascii="Helvetica Neue" w:eastAsia="Times New Roman" w:hAnsi="Helvetica Neue" w:cs="Arial"/>
+          <w:rFonts w:ascii="Arial" w:eastAsia="Times New Roman" w:hAnsi="Arial" w:cs="Arial"/>
           <w:color w:val="000000"/>
           <w:kern w:val="0"/>
           <w:sz w:val="18"/>
@@ -3544,7 +3410,7 @@
       </w:pPr>
       <w:r>
         <w:rPr>
-          <w:rFonts w:ascii="Helvetica Neue" w:eastAsia="Times New Roman" w:hAnsi="Helvetica Neue" w:cs="Arial"/>
+          <w:rFonts w:ascii="Arial" w:eastAsia="Times New Roman" w:hAnsi="Arial" w:cs="Arial"/>
           <w:color w:val="000000"/>
           <w:kern w:val="0"/>
           <w:sz w:val="18"/>
@@ -3558,7 +3424,7 @@
     <w:p>
       <w:pPr>
         <w:rPr>
-          <w:rFonts w:ascii="Helvetica Neue" w:eastAsia="Times New Roman" w:hAnsi="Helvetica Neue" w:cs="Arial"/>
+          <w:rFonts w:ascii="Arial" w:eastAsia="Times New Roman" w:hAnsi="Arial" w:cs="Arial"/>
           <w:color w:val="000000"/>
           <w:kern w:val="0"/>
           <w:sz w:val="18"/>
@@ -3569,7 +3435,7 @@
       </w:pPr>
       <w:r>
         <w:rPr>
-          <w:rFonts w:ascii="Helvetica Neue" w:hAnsi="Helvetica Neue" w:cs="Arial"/>
+          <w:rFonts w:ascii="Arial" w:hAnsi="Arial" w:cs="Arial"/>
           <w:lang w:val="en-US"/>
         </w:rPr>
         <w:lastRenderedPageBreak/>
@@ -3578,7 +3444,7 @@
       <w:proofErr w:type="gramStart"/>
       <w:r>
         <w:rPr>
-          <w:rFonts w:ascii="Helvetica Neue" w:hAnsi="Helvetica Neue" w:cs="Arial"/>
+          <w:rFonts w:ascii="Arial" w:hAnsi="Arial" w:cs="Arial"/>
           <w:lang w:val="en-US"/>
         </w:rPr>
         <w:t>rtf .</w:t>
@@ -3586,7 +3452,7 @@
       <w:proofErr w:type="spellStart"/>
       <w:r>
         <w:rPr>
-          <w:rFonts w:ascii="Helvetica Neue" w:hAnsi="Helvetica Neue" w:cs="Arial"/>
+          <w:rFonts w:ascii="Arial" w:hAnsi="Arial" w:cs="Arial"/>
           <w:lang w:val="en-US"/>
         </w:rPr>
         <w:t>qt</w:t>
@@ -3594,7 +3460,7 @@
       <w:proofErr w:type="gramEnd"/>
       <w:r>
         <w:rPr>
-          <w:rFonts w:ascii="Helvetica Neue" w:hAnsi="Helvetica Neue" w:cs="Arial"/>
+          <w:rFonts w:ascii="Arial" w:hAnsi="Arial" w:cs="Arial"/>
           <w:lang w:val="en-US"/>
         </w:rPr>
         <w:t>.letter_details</w:t>
@@ -3602,7 +3468,7 @@
       <w:proofErr w:type="spellEnd"/>
       <w:r>
         <w:rPr>
-          <w:rFonts w:ascii="Helvetica Neue" w:hAnsi="Helvetica Neue" w:cs="Arial"/>
+          <w:rFonts w:ascii="Arial" w:hAnsi="Arial" w:cs="Arial"/>
           <w:lang w:val="en-US"/>
         </w:rPr>
         <w:t>]]</w:t>
@@ -3611,7 +3477,7 @@
     <w:p>
       <w:pPr>
         <w:rPr>
-          <w:rFonts w:ascii="Helvetica Neue" w:eastAsia="Times New Roman" w:hAnsi="Helvetica Neue" w:cs="Arial"/>
+          <w:rFonts w:ascii="Arial" w:eastAsia="Times New Roman" w:hAnsi="Arial" w:cs="Arial"/>
           <w:color w:val="000000"/>
           <w:kern w:val="0"/>
           <w:sz w:val="18"/>
@@ -3622,7 +3488,7 @@
       </w:pPr>
       <w:r>
         <w:rPr>
-          <w:rFonts w:ascii="Helvetica Neue" w:eastAsia="Times New Roman" w:hAnsi="Helvetica Neue" w:cs="Arial"/>
+          <w:rFonts w:ascii="Arial" w:eastAsia="Times New Roman" w:hAnsi="Arial" w:cs="Arial"/>
           <w:color w:val="000000"/>
           <w:kern w:val="0"/>
           <w:sz w:val="18"/>
@@ -3636,7 +3502,7 @@
     <w:p>
       <w:pPr>
         <w:rPr>
-          <w:rFonts w:ascii="Helvetica Neue" w:eastAsia="Times New Roman" w:hAnsi="Helvetica Neue" w:cs="Arial"/>
+          <w:rFonts w:ascii="Arial" w:eastAsia="Times New Roman" w:hAnsi="Arial" w:cs="Arial"/>
           <w:color w:val="000000"/>
           <w:kern w:val="0"/>
           <w:sz w:val="18"/>
@@ -3647,7 +3513,7 @@
       </w:pPr>
       <w:r>
         <w:rPr>
-          <w:rFonts w:ascii="Helvetica Neue" w:hAnsi="Helvetica Neue" w:cs="Arial"/>
+          <w:rFonts w:ascii="Arial" w:hAnsi="Arial" w:cs="Arial"/>
           <w:lang w:val="en-US"/>
         </w:rPr>
         <w:lastRenderedPageBreak/>
@@ -3656,7 +3522,7 @@
       <w:proofErr w:type="gramStart"/>
       <w:r>
         <w:rPr>
-          <w:rFonts w:ascii="Helvetica Neue" w:hAnsi="Helvetica Neue" w:cs="Arial"/>
+          <w:rFonts w:ascii="Arial" w:hAnsi="Arial" w:cs="Arial"/>
           <w:lang w:val="en-US"/>
         </w:rPr>
         <w:t>rtf .</w:t>
@@ -3664,7 +3530,7 @@
       <w:proofErr w:type="spellStart"/>
       <w:r>
         <w:rPr>
-          <w:rFonts w:ascii="Helvetica Neue" w:hAnsi="Helvetica Neue" w:cs="Arial"/>
+          <w:rFonts w:ascii="Arial" w:hAnsi="Arial" w:cs="Arial"/>
           <w:lang w:val="en-US"/>
         </w:rPr>
         <w:t>qt</w:t>
@@ -3672,7 +3538,7 @@
       <w:proofErr w:type="gramEnd"/>
       <w:r>
         <w:rPr>
-          <w:rFonts w:ascii="Helvetica Neue" w:hAnsi="Helvetica Neue" w:cs="Arial"/>
+          <w:rFonts w:ascii="Arial" w:hAnsi="Arial" w:cs="Arial"/>
           <w:lang w:val="en-US"/>
         </w:rPr>
         <w:t>.standard_tc_details</w:t>
@@ -3680,7 +3546,7 @@
       <w:proofErr w:type="spellEnd"/>
       <w:r>
         <w:rPr>
-          <w:rFonts w:ascii="Helvetica Neue" w:hAnsi="Helvetica Neue" w:cs="Arial"/>
+          <w:rFonts w:ascii="Arial" w:hAnsi="Arial" w:cs="Arial"/>
           <w:lang w:val="en-US"/>
         </w:rPr>
         <w:t>]]</w:t>
@@ -3689,7 +3555,7 @@
     <w:p>
       <w:pPr>
         <w:rPr>
-          <w:rFonts w:ascii="Helvetica Neue" w:eastAsia="Times New Roman" w:hAnsi="Helvetica Neue" w:cs="Arial"/>
+          <w:rFonts w:ascii="Arial" w:eastAsia="Times New Roman" w:hAnsi="Arial" w:cs="Arial"/>
           <w:color w:val="000000"/>
           <w:kern w:val="0"/>
           <w:sz w:val="18"/>
@@ -3700,7 +3566,7 @@
       </w:pPr>
       <w:r>
         <w:rPr>
-          <w:rFonts w:ascii="Helvetica Neue" w:eastAsia="Times New Roman" w:hAnsi="Helvetica Neue" w:cs="Arial"/>
+          <w:rFonts w:ascii="Arial" w:eastAsia="Times New Roman" w:hAnsi="Arial" w:cs="Arial"/>
           <w:color w:val="000000"/>
           <w:kern w:val="0"/>
           <w:sz w:val="18"/>
@@ -3716,7 +3582,7 @@
         <w:spacing w:after="0"/>
         <w:jc w:val="center"/>
         <w:rPr>
-          <w:rFonts w:ascii="Helvetica Neue" w:eastAsia="Times New Roman" w:hAnsi="Helvetica Neue" w:cs="Arial"/>
+          <w:rFonts w:ascii="Arial" w:eastAsia="Times New Roman" w:hAnsi="Arial" w:cs="Arial"/>
           <w:b/>
           <w:bCs/>
           <w:color w:val="000000"/>
@@ -3727,7 +3593,7 @@
       </w:pPr>
       <w:r>
         <w:rPr>
-          <w:rFonts w:ascii="Helvetica Neue" w:eastAsia="Times New Roman" w:hAnsi="Helvetica Neue" w:cs="Arial"/>
+          <w:rFonts w:ascii="Arial" w:eastAsia="Times New Roman" w:hAnsi="Arial" w:cs="Arial"/>
           <w:b/>
           <w:bCs/>
           <w:color w:val="000000"/>
@@ -3740,7 +3606,7 @@
       </w:r>
       <w:r>
         <w:rPr>
-          <w:rFonts w:ascii="Helvetica Neue" w:eastAsia="Times New Roman" w:hAnsi="Helvetica Neue" w:cs="Arial"/>
+          <w:rFonts w:ascii="Arial" w:eastAsia="Times New Roman" w:hAnsi="Arial" w:cs="Arial"/>
           <w:b/>
           <w:bCs/>
           <w:color w:val="000000"/>
@@ -3752,7 +3618,7 @@
       </w:r>
       <w:r>
         <w:rPr>
-          <w:rFonts w:ascii="Helvetica Neue" w:eastAsia="Times New Roman" w:hAnsi="Helvetica Neue" w:cs="Arial"/>
+          <w:rFonts w:ascii="Arial" w:eastAsia="Times New Roman" w:hAnsi="Arial" w:cs="Arial"/>
           <w:color w:val="000000"/>
           <w:kern w:val="0"/>
           <w:lang w:val="en-US"/>
@@ -3764,7 +3630,7 @@
       <w:proofErr w:type="gramStart"/>
       <w:r>
         <w:rPr>
-          <w:rFonts w:ascii="Helvetica Neue" w:eastAsia="Times New Roman" w:hAnsi="Helvetica Neue" w:cs="Arial"/>
+          <w:rFonts w:ascii="Arial" w:eastAsia="Times New Roman" w:hAnsi="Arial" w:cs="Arial"/>
           <w:color w:val="000000"/>
           <w:kern w:val="0"/>
           <w:lang w:val="en-US"/>
@@ -3775,7 +3641,7 @@
       <w:proofErr w:type="spellEnd"/>
       <w:r>
         <w:rPr>
-          <w:rFonts w:ascii="Helvetica Neue" w:eastAsia="Times New Roman" w:hAnsi="Helvetica Neue" w:cs="Arial"/>
+          <w:rFonts w:ascii="Arial" w:eastAsia="Times New Roman" w:hAnsi="Arial" w:cs="Arial"/>
           <w:color w:val="000000"/>
           <w:kern w:val="0"/>
           <w:lang w:val="en-US"/>
@@ -3786,7 +3652,7 @@
       <w:proofErr w:type="gramEnd"/>
       <w:r>
         <w:rPr>
-          <w:rFonts w:ascii="Helvetica Neue" w:eastAsia="Times New Roman" w:hAnsi="Helvetica Neue" w:cs="Arial"/>
+          <w:rFonts w:ascii="Arial" w:eastAsia="Times New Roman" w:hAnsi="Arial" w:cs="Arial"/>
           <w:color w:val="000000"/>
           <w:kern w:val="0"/>
           <w:lang w:val="en-US"/>
@@ -3829,7 +3695,7 @@
           <w:p>
             <w:pPr>
               <w:rPr>
-                <w:rFonts w:ascii="Helvetica Neue" w:eastAsia="Times New Roman" w:hAnsi="Helvetica Neue" w:cs="Arial"/>
+                <w:rFonts w:ascii="Arial" w:eastAsia="Times New Roman" w:hAnsi="Arial" w:cs="Arial"/>
                 <w:color w:val="000000"/>
                 <w:kern w:val="0"/>
                 <w:sz w:val="18"/>
@@ -3840,7 +3706,7 @@
             </w:pPr>
             <w:r>
               <w:rPr>
-                <w:rFonts w:ascii="Helvetica Neue" w:eastAsia="Times New Roman" w:hAnsi="Helvetica Neue" w:cs="Arial"/>
+                <w:rFonts w:ascii="Arial" w:eastAsia="Times New Roman" w:hAnsi="Arial" w:cs="Arial"/>
                 <w:color w:val="000000"/>
                 <w:kern w:val="0"/>
                 <w:sz w:val="18"/>
@@ -3853,7 +3719,7 @@
             <w:proofErr w:type="gramStart"/>
             <w:r>
               <w:rPr>
-                <w:rFonts w:ascii="Helvetica Neue" w:eastAsia="Times New Roman" w:hAnsi="Helvetica Neue" w:cs="Arial"/>
+                <w:rFonts w:ascii="Arial" w:eastAsia="Times New Roman" w:hAnsi="Arial" w:cs="Arial"/>
                 <w:color w:val="000000"/>
                 <w:kern w:val="0"/>
                 <w:sz w:val="18"/>
@@ -3865,7 +3731,7 @@
             <w:proofErr w:type="spellEnd"/>
             <w:r>
               <w:rPr>
-                <w:rFonts w:ascii="Helvetica Neue" w:eastAsia="Times New Roman" w:hAnsi="Helvetica Neue" w:cs="Arial"/>
+                <w:rFonts w:ascii="Arial" w:eastAsia="Times New Roman" w:hAnsi="Arial" w:cs="Arial"/>
                 <w:color w:val="000000"/>
                 <w:kern w:val="0"/>
                 <w:sz w:val="18"/>
@@ -3877,7 +3743,7 @@
             <w:proofErr w:type="gramEnd"/>
             <w:r>
               <w:rPr>
-                <w:rFonts w:ascii="Helvetica Neue" w:eastAsia="Times New Roman" w:hAnsi="Helvetica Neue" w:cs="Arial"/>
+                <w:rFonts w:ascii="Arial" w:eastAsia="Times New Roman" w:hAnsi="Arial" w:cs="Arial"/>
                 <w:color w:val="000000"/>
                 <w:kern w:val="0"/>
                 <w:sz w:val="18"/>
@@ -3889,7 +3755,7 @@
             <w:proofErr w:type="spellStart"/>
             <w:r>
               <w:rPr>
-                <w:rFonts w:ascii="Helvetica Neue" w:eastAsia="Times New Roman" w:hAnsi="Helvetica Neue" w:cs="Arial"/>
+                <w:rFonts w:ascii="Arial" w:eastAsia="Times New Roman" w:hAnsi="Arial" w:cs="Arial"/>
                 <w:color w:val="000000"/>
                 <w:kern w:val="0"/>
                 <w:sz w:val="18"/>
@@ -3901,7 +3767,7 @@
             <w:proofErr w:type="spellEnd"/>
             <w:r>
               <w:rPr>
-                <w:rFonts w:ascii="Helvetica Neue" w:eastAsia="Times New Roman" w:hAnsi="Helvetica Neue" w:cs="Arial"/>
+                <w:rFonts w:ascii="Arial" w:eastAsia="Times New Roman" w:hAnsi="Arial" w:cs="Arial"/>
                 <w:color w:val="000000"/>
                 <w:kern w:val="0"/>
                 <w:sz w:val="18"/>
@@ -3913,7 +3779,7 @@
             <w:proofErr w:type="spellStart"/>
             <w:r>
               <w:rPr>
-                <w:rFonts w:ascii="Helvetica Neue" w:eastAsia="Times New Roman" w:hAnsi="Helvetica Neue" w:cs="Arial"/>
+                <w:rFonts w:ascii="Arial" w:eastAsia="Times New Roman" w:hAnsi="Arial" w:cs="Arial"/>
                 <w:color w:val="000000"/>
                 <w:kern w:val="0"/>
                 <w:sz w:val="18"/>
@@ -3925,7 +3791,7 @@
             <w:proofErr w:type="spellEnd"/>
             <w:r>
               <w:rPr>
-                <w:rFonts w:ascii="Helvetica Neue" w:eastAsia="Times New Roman" w:hAnsi="Helvetica Neue" w:cs="Arial"/>
+                <w:rFonts w:ascii="Arial" w:eastAsia="Times New Roman" w:hAnsi="Arial" w:cs="Arial"/>
                 <w:color w:val="000000"/>
                 <w:kern w:val="0"/>
                 <w:sz w:val="18"/>
@@ -3938,7 +3804,7 @@
             <w:proofErr w:type="gramStart"/>
             <w:r>
               <w:rPr>
-                <w:rFonts w:ascii="Helvetica Neue" w:eastAsia="Times New Roman" w:hAnsi="Helvetica Neue" w:cs="Arial"/>
+                <w:rFonts w:ascii="Arial" w:eastAsia="Times New Roman" w:hAnsi="Arial" w:cs="Arial"/>
                 <w:color w:val="000000"/>
                 <w:kern w:val="0"/>
                 <w:sz w:val="18"/>
@@ -3951,7 +3817,7 @@
             <w:proofErr w:type="gramEnd"/>
             <w:r>
               <w:rPr>
-                <w:rFonts w:ascii="Helvetica Neue" w:eastAsia="Times New Roman" w:hAnsi="Helvetica Neue" w:cs="Arial"/>
+                <w:rFonts w:ascii="Arial" w:eastAsia="Times New Roman" w:hAnsi="Arial" w:cs="Arial"/>
                 <w:color w:val="000000"/>
                 <w:kern w:val="0"/>
                 <w:sz w:val="18"/>
@@ -3983,7 +3849,7 @@
               <w:spacing w:before="240" w:line="360" w:lineRule="auto"/>
               <w:ind w:hanging="107"/>
               <w:rPr>
-                <w:rFonts w:ascii="Helvetica Neue" w:eastAsia="Times New Roman" w:hAnsi="Helvetica Neue" w:cs="Arial"/>
+                <w:rFonts w:ascii="Arial" w:eastAsia="Times New Roman" w:hAnsi="Arial" w:cs="Arial"/>
                 <w:b/>
                 <w:bCs/>
                 <w:color w:val="000000"/>
@@ -3994,7 +3860,7 @@
             </w:pPr>
             <w:r>
               <w:rPr>
-                <w:rFonts w:ascii="Helvetica Neue" w:eastAsia="Times New Roman" w:hAnsi="Helvetica Neue" w:cs="Arial"/>
+                <w:rFonts w:ascii="Arial" w:eastAsia="Times New Roman" w:hAnsi="Arial" w:cs="Arial"/>
                 <w:b/>
                 <w:bCs/>
                 <w:color w:val="000000"/>
@@ -4007,7 +3873,7 @@
             <w:proofErr w:type="spellStart"/>
             <w:r>
               <w:rPr>
-                <w:rFonts w:ascii="Helvetica Neue" w:eastAsia="Times New Roman" w:hAnsi="Helvetica Neue" w:cs="Arial"/>
+                <w:rFonts w:ascii="Arial" w:eastAsia="Times New Roman" w:hAnsi="Arial" w:cs="Arial"/>
                 <w:b/>
                 <w:bCs/>
                 <w:color w:val="000000"/>
@@ -4020,7 +3886,7 @@
             <w:proofErr w:type="spellEnd"/>
             <w:r>
               <w:rPr>
-                <w:rFonts w:ascii="Helvetica Neue" w:eastAsia="Times New Roman" w:hAnsi="Helvetica Neue" w:cs="Arial"/>
+                <w:rFonts w:ascii="Arial" w:eastAsia="Times New Roman" w:hAnsi="Arial" w:cs="Arial"/>
                 <w:b/>
                 <w:bCs/>
                 <w:color w:val="000000"/>
@@ -4032,7 +3898,7 @@
             </w:r>
             <w:r>
               <w:rPr>
-                <w:rFonts w:ascii="Helvetica Neue" w:eastAsia="Times New Roman" w:hAnsi="Helvetica Neue" w:cs="Arial"/>
+                <w:rFonts w:ascii="Arial" w:eastAsia="Times New Roman" w:hAnsi="Arial" w:cs="Arial"/>
                 <w:b/>
                 <w:bCs/>
                 <w:color w:val="000000"/>
@@ -4044,7 +3910,7 @@
             </w:r>
             <w:r>
               <w:rPr>
-                <w:rFonts w:ascii="Helvetica Neue" w:eastAsia="Times New Roman" w:hAnsi="Helvetica Neue" w:cs="Arial"/>
+                <w:rFonts w:ascii="Arial" w:eastAsia="Times New Roman" w:hAnsi="Arial" w:cs="Arial"/>
                 <w:b/>
                 <w:bCs/>
                 <w:color w:val="000000"/>
@@ -4058,7 +3924,7 @@
             <w:proofErr w:type="gramStart"/>
             <w:r>
               <w:rPr>
-                <w:rFonts w:ascii="Helvetica Neue" w:eastAsia="Times New Roman" w:hAnsi="Helvetica Neue" w:cs="Arial"/>
+                <w:rFonts w:ascii="Arial" w:eastAsia="Times New Roman" w:hAnsi="Arial" w:cs="Arial"/>
                 <w:b/>
                 <w:bCs/>
                 <w:color w:val="000000"/>
@@ -4072,7 +3938,7 @@
             <w:proofErr w:type="gramEnd"/>
             <w:r>
               <w:rPr>
-                <w:rFonts w:ascii="Helvetica Neue" w:eastAsia="Times New Roman" w:hAnsi="Helvetica Neue" w:cs="Arial"/>
+                <w:rFonts w:ascii="Arial" w:eastAsia="Times New Roman" w:hAnsi="Arial" w:cs="Arial"/>
                 <w:b/>
                 <w:bCs/>
                 <w:color w:val="000000"/>
@@ -4084,7 +3950,7 @@
             </w:r>
             <w:r>
               <w:rPr>
-                <w:rFonts w:ascii="Helvetica Neue" w:eastAsia="Times New Roman" w:hAnsi="Helvetica Neue" w:cs="Arial"/>
+                <w:rFonts w:ascii="Arial" w:eastAsia="Times New Roman" w:hAnsi="Arial" w:cs="Arial"/>
                 <w:b/>
                 <w:bCs/>
                 <w:color w:val="000000"/>
@@ -4096,7 +3962,7 @@
             </w:r>
             <w:r>
               <w:rPr>
-                <w:rFonts w:ascii="Helvetica Neue" w:eastAsia="Times New Roman" w:hAnsi="Helvetica Neue" w:cs="Arial"/>
+                <w:rFonts w:ascii="Arial" w:eastAsia="Times New Roman" w:hAnsi="Arial" w:cs="Arial"/>
                 <w:b/>
                 <w:bCs/>
                 <w:color w:val="000000"/>
@@ -4108,7 +3974,7 @@
             </w:r>
             <w:r>
               <w:rPr>
-                <w:rFonts w:ascii="Helvetica Neue" w:eastAsia="Times New Roman" w:hAnsi="Helvetica Neue" w:cs="Arial"/>
+                <w:rFonts w:ascii="Arial" w:eastAsia="Times New Roman" w:hAnsi="Arial" w:cs="Arial"/>
                 <w:b/>
                 <w:bCs/>
                 <w:color w:val="000000"/>
@@ -4120,7 +3986,7 @@
             </w:r>
             <w:r>
               <w:rPr>
-                <w:rFonts w:ascii="Helvetica Neue" w:eastAsia="Times New Roman" w:hAnsi="Helvetica Neue" w:cs="Arial"/>
+                <w:rFonts w:ascii="Arial" w:eastAsia="Times New Roman" w:hAnsi="Arial" w:cs="Arial"/>
                 <w:b/>
                 <w:bCs/>
                 <w:color w:val="000000"/>
@@ -4132,7 +3998,7 @@
             </w:r>
             <w:r>
               <w:rPr>
-                <w:rFonts w:ascii="Helvetica Neue" w:eastAsia="Times New Roman" w:hAnsi="Helvetica Neue" w:cs="Arial"/>
+                <w:rFonts w:ascii="Arial" w:eastAsia="Times New Roman" w:hAnsi="Arial" w:cs="Arial"/>
                 <w:b/>
                 <w:bCs/>
                 <w:color w:val="000000"/>
@@ -4146,7 +4012,7 @@
             <w:proofErr w:type="gramStart"/>
             <w:r>
               <w:rPr>
-                <w:rFonts w:ascii="Helvetica Neue" w:eastAsia="Times New Roman" w:hAnsi="Helvetica Neue" w:cs="Arial"/>
+                <w:rFonts w:ascii="Arial" w:eastAsia="Times New Roman" w:hAnsi="Arial" w:cs="Arial"/>
                 <w:b/>
                 <w:bCs/>
                 <w:color w:val="000000"/>
@@ -4160,7 +4026,7 @@
             <w:proofErr w:type="gramEnd"/>
             <w:r>
               <w:rPr>
-                <w:rFonts w:ascii="Helvetica Neue" w:eastAsia="Times New Roman" w:hAnsi="Helvetica Neue" w:cs="Arial"/>
+                <w:rFonts w:ascii="Arial" w:eastAsia="Times New Roman" w:hAnsi="Arial" w:cs="Arial"/>
                 <w:b/>
                 <w:bCs/>
                 <w:color w:val="000000"/>
@@ -4172,7 +4038,7 @@
             </w:r>
             <w:r>
               <w:rPr>
-                <w:rFonts w:ascii="Helvetica Neue" w:eastAsia="Times New Roman" w:hAnsi="Helvetica Neue" w:cs="Arial"/>
+                <w:rFonts w:ascii="Arial" w:eastAsia="Times New Roman" w:hAnsi="Arial" w:cs="Arial"/>
                 <w:b/>
                 <w:bCs/>
                 <w:color w:val="000000"/>
@@ -4185,7 +4051,7 @@
             <w:proofErr w:type="gramStart"/>
             <w:r>
               <w:rPr>
-                <w:rFonts w:ascii="Helvetica Neue" w:eastAsia="Times New Roman" w:hAnsi="Helvetica Neue" w:cs="Arial"/>
+                <w:rFonts w:ascii="Arial" w:eastAsia="Times New Roman" w:hAnsi="Arial" w:cs="Arial"/>
                 <w:b/>
                 <w:bCs/>
                 <w:color w:val="000000"/>
@@ -4197,7 +4063,7 @@
             <w:proofErr w:type="spellEnd"/>
             <w:r>
               <w:rPr>
-                <w:rFonts w:ascii="Helvetica Neue" w:eastAsia="Times New Roman" w:hAnsi="Helvetica Neue" w:cs="Arial"/>
+                <w:rFonts w:ascii="Arial" w:eastAsia="Times New Roman" w:hAnsi="Arial" w:cs="Arial"/>
                 <w:b/>
                 <w:bCs/>
                 <w:color w:val="000000"/>
@@ -4209,7 +4075,7 @@
             <w:proofErr w:type="gramEnd"/>
             <w:r>
               <w:rPr>
-                <w:rFonts w:ascii="Helvetica Neue" w:eastAsia="Times New Roman" w:hAnsi="Helvetica Neue" w:cs="Arial"/>
+                <w:rFonts w:ascii="Arial" w:eastAsia="Times New Roman" w:hAnsi="Arial" w:cs="Arial"/>
                 <w:b/>
                 <w:bCs/>
                 <w:color w:val="000000"/>
@@ -4220,7 +4086,7 @@
             </w:r>
             <w:r>
               <w:rPr>
-                <w:rFonts w:ascii="Helvetica Neue" w:eastAsia="Times New Roman" w:hAnsi="Helvetica Neue" w:cs="Arial"/>
+                <w:rFonts w:ascii="Arial" w:eastAsia="Times New Roman" w:hAnsi="Arial" w:cs="Arial"/>
                 <w:b/>
                 <w:bCs/>
                 <w:color w:val="000000"/>
@@ -4231,7 +4097,7 @@
             </w:r>
             <w:r>
               <w:rPr>
-                <w:rFonts w:ascii="Helvetica Neue" w:eastAsia="Times New Roman" w:hAnsi="Helvetica Neue" w:cs="Arial"/>
+                <w:rFonts w:ascii="Arial" w:eastAsia="Times New Roman" w:hAnsi="Arial" w:cs="Arial"/>
                 <w:b/>
                 <w:bCs/>
                 <w:color w:val="000000"/>
@@ -4258,7 +4124,7 @@
           <w:p>
             <w:pPr>
               <w:rPr>
-                <w:rFonts w:ascii="Helvetica Neue" w:eastAsia="Times New Roman" w:hAnsi="Helvetica Neue" w:cs="Arial"/>
+                <w:rFonts w:ascii="Arial" w:eastAsia="Times New Roman" w:hAnsi="Arial" w:cs="Arial"/>
                 <w:color w:val="000000"/>
                 <w:kern w:val="0"/>
                 <w:sz w:val="18"/>
@@ -4269,7 +4135,7 @@
             </w:pPr>
             <w:r>
               <w:rPr>
-                <w:rFonts w:ascii="Helvetica Neue" w:eastAsia="Times New Roman" w:hAnsi="Helvetica Neue" w:cs="Arial"/>
+                <w:rFonts w:ascii="Arial" w:eastAsia="Times New Roman" w:hAnsi="Arial" w:cs="Arial"/>
                 <w:color w:val="000000"/>
                 <w:kern w:val="0"/>
                 <w:sz w:val="18"/>
@@ -4282,7 +4148,7 @@
             <w:proofErr w:type="gramStart"/>
             <w:r>
               <w:rPr>
-                <w:rFonts w:ascii="Helvetica Neue" w:eastAsia="Times New Roman" w:hAnsi="Helvetica Neue" w:cs="Arial"/>
+                <w:rFonts w:ascii="Arial" w:eastAsia="Times New Roman" w:hAnsi="Arial" w:cs="Arial"/>
                 <w:color w:val="000000"/>
                 <w:kern w:val="0"/>
                 <w:sz w:val="18"/>
@@ -4294,7 +4160,7 @@
             <w:proofErr w:type="spellEnd"/>
             <w:r>
               <w:rPr>
-                <w:rFonts w:ascii="Helvetica Neue" w:eastAsia="Times New Roman" w:hAnsi="Helvetica Neue" w:cs="Arial"/>
+                <w:rFonts w:ascii="Arial" w:eastAsia="Times New Roman" w:hAnsi="Arial" w:cs="Arial"/>
                 <w:color w:val="000000"/>
                 <w:kern w:val="0"/>
                 <w:sz w:val="18"/>
@@ -4306,7 +4172,7 @@
             <w:proofErr w:type="gramEnd"/>
             <w:r>
               <w:rPr>
-                <w:rFonts w:ascii="Helvetica Neue" w:eastAsia="Times New Roman" w:hAnsi="Helvetica Neue" w:cs="Arial"/>
+                <w:rFonts w:ascii="Arial" w:eastAsia="Times New Roman" w:hAnsi="Arial" w:cs="Arial"/>
                 <w:color w:val="000000"/>
                 <w:kern w:val="0"/>
                 <w:sz w:val="18"/>
@@ -4319,7 +4185,7 @@
             <w:proofErr w:type="gramStart"/>
             <w:r>
               <w:rPr>
-                <w:rFonts w:ascii="Helvetica Neue" w:eastAsia="Times New Roman" w:hAnsi="Helvetica Neue" w:cs="Arial"/>
+                <w:rFonts w:ascii="Arial" w:eastAsia="Times New Roman" w:hAnsi="Arial" w:cs="Arial"/>
                 <w:color w:val="000000"/>
                 <w:kern w:val="0"/>
                 <w:sz w:val="18"/>
@@ -4332,7 +4198,7 @@
             <w:proofErr w:type="gramEnd"/>
             <w:r>
               <w:rPr>
-                <w:rFonts w:ascii="Helvetica Neue" w:eastAsia="Times New Roman" w:hAnsi="Helvetica Neue" w:cs="Arial"/>
+                <w:rFonts w:ascii="Arial" w:eastAsia="Times New Roman" w:hAnsi="Arial" w:cs="Arial"/>
                 <w:color w:val="000000"/>
                 <w:kern w:val="0"/>
                 <w:sz w:val="18"/>
@@ -4363,7 +4229,7 @@
               <w:jc w:val="center"/>
               <w:outlineLvl w:val="1"/>
               <w:rPr>
-                <w:rFonts w:ascii="Helvetica Neue" w:eastAsia="Times New Roman" w:hAnsi="Helvetica Neue" w:cs="Arial"/>
+                <w:rFonts w:ascii="Arial" w:eastAsia="Times New Roman" w:hAnsi="Arial" w:cs="Arial"/>
                 <w:b/>
                 <w:bCs/>
                 <w:color w:val="000000"/>
@@ -4375,7 +4241,7 @@
             </w:pPr>
             <w:r>
               <w:rPr>
-                <w:rFonts w:ascii="Helvetica Neue" w:eastAsia="Times New Roman" w:hAnsi="Helvetica Neue" w:cs="Arial"/>
+                <w:rFonts w:ascii="Arial" w:eastAsia="Times New Roman" w:hAnsi="Arial" w:cs="Arial"/>
                 <w:color w:val="000000"/>
                 <w:kern w:val="0"/>
                 <w:sz w:val="10"/>
@@ -4389,7 +4255,7 @@
             <w:proofErr w:type="gramStart"/>
             <w:r>
               <w:rPr>
-                <w:rFonts w:ascii="Helvetica Neue" w:eastAsia="Times New Roman" w:hAnsi="Helvetica Neue" w:cs="Arial"/>
+                <w:rFonts w:ascii="Arial" w:eastAsia="Times New Roman" w:hAnsi="Arial" w:cs="Arial"/>
                 <w:color w:val="000000"/>
                 <w:kern w:val="0"/>
                 <w:sz w:val="10"/>
@@ -4403,7 +4269,7 @@
             <w:proofErr w:type="gramEnd"/>
             <w:r>
               <w:rPr>
-                <w:rFonts w:ascii="Helvetica Neue" w:eastAsia="Times New Roman" w:hAnsi="Helvetica Neue" w:cs="Arial"/>
+                <w:rFonts w:ascii="Arial" w:eastAsia="Times New Roman" w:hAnsi="Arial" w:cs="Arial"/>
                 <w:color w:val="000000"/>
                 <w:kern w:val="0"/>
                 <w:sz w:val="10"/>
@@ -4419,7 +4285,7 @@
               <w:jc w:val="center"/>
               <w:outlineLvl w:val="1"/>
               <w:rPr>
-                <w:rFonts w:ascii="Helvetica Neue" w:eastAsia="Times New Roman" w:hAnsi="Helvetica Neue" w:cs="Arial"/>
+                <w:rFonts w:ascii="Arial" w:eastAsia="Times New Roman" w:hAnsi="Arial" w:cs="Arial"/>
                 <w:b/>
                 <w:bCs/>
                 <w:color w:val="000000"/>
@@ -4431,7 +4297,7 @@
             </w:pPr>
             <w:r>
               <w:rPr>
-                <w:rFonts w:ascii="Helvetica Neue" w:eastAsia="Times New Roman" w:hAnsi="Helvetica Neue" w:cs="Arial"/>
+                <w:rFonts w:ascii="Arial" w:eastAsia="Times New Roman" w:hAnsi="Arial" w:cs="Arial"/>
                 <w:b/>
                 <w:bCs/>
                 <w:color w:val="000000"/>
@@ -4445,7 +4311,7 @@
             <w:proofErr w:type="spellStart"/>
             <w:r>
               <w:rPr>
-                <w:rFonts w:ascii="Helvetica Neue" w:eastAsia="Times New Roman" w:hAnsi="Helvetica Neue" w:cs="Arial"/>
+                <w:rFonts w:ascii="Arial" w:eastAsia="Times New Roman" w:hAnsi="Arial" w:cs="Arial"/>
                 <w:b/>
                 <w:bCs/>
                 <w:color w:val="000000"/>
@@ -4459,7 +4325,7 @@
             <w:proofErr w:type="spellEnd"/>
             <w:r>
               <w:rPr>
-                <w:rFonts w:ascii="Helvetica Neue" w:eastAsia="Times New Roman" w:hAnsi="Helvetica Neue" w:cs="Arial"/>
+                <w:rFonts w:ascii="Arial" w:eastAsia="Times New Roman" w:hAnsi="Arial" w:cs="Arial"/>
                 <w:b/>
                 <w:bCs/>
                 <w:color w:val="000000"/>
@@ -4476,7 +4342,7 @@
               <w:jc w:val="center"/>
               <w:outlineLvl w:val="1"/>
               <w:rPr>
-                <w:rFonts w:ascii="Helvetica Neue" w:eastAsia="Times New Roman" w:hAnsi="Helvetica Neue" w:cs="Arial"/>
+                <w:rFonts w:ascii="Arial" w:eastAsia="Times New Roman" w:hAnsi="Arial" w:cs="Arial"/>
                 <w:b/>
                 <w:bCs/>
                 <w:color w:val="000000"/>
@@ -4488,7 +4354,7 @@
             </w:pPr>
             <w:r>
               <w:rPr>
-                <w:rFonts w:ascii="Helvetica Neue" w:eastAsia="Times New Roman" w:hAnsi="Helvetica Neue" w:cs="Arial"/>
+                <w:rFonts w:ascii="Arial" w:eastAsia="Times New Roman" w:hAnsi="Arial" w:cs="Arial"/>
                 <w:b/>
                 <w:bCs/>
                 <w:color w:val="000000"/>
@@ -4505,7 +4371,7 @@
               <w:jc w:val="center"/>
               <w:outlineLvl w:val="1"/>
               <w:rPr>
-                <w:rFonts w:ascii="Helvetica Neue" w:eastAsia="Times New Roman" w:hAnsi="Helvetica Neue" w:cs="Arial"/>
+                <w:rFonts w:ascii="Arial" w:eastAsia="Times New Roman" w:hAnsi="Arial" w:cs="Arial"/>
                 <w:b/>
                 <w:bCs/>
                 <w:color w:val="000000"/>
@@ -4517,7 +4383,7 @@
             </w:pPr>
             <w:r>
               <w:rPr>
-                <w:rFonts w:ascii="Helvetica Neue" w:eastAsia="Times New Roman" w:hAnsi="Helvetica Neue" w:cs="Arial"/>
+                <w:rFonts w:ascii="Arial" w:eastAsia="Times New Roman" w:hAnsi="Arial" w:cs="Arial"/>
                 <w:color w:val="000000"/>
                 <w:kern w:val="0"/>
                 <w:sz w:val="10"/>
@@ -4531,7 +4397,7 @@
             <w:proofErr w:type="gramStart"/>
             <w:r>
               <w:rPr>
-                <w:rFonts w:ascii="Helvetica Neue" w:eastAsia="Times New Roman" w:hAnsi="Helvetica Neue" w:cs="Arial"/>
+                <w:rFonts w:ascii="Arial" w:eastAsia="Times New Roman" w:hAnsi="Arial" w:cs="Arial"/>
                 <w:color w:val="000000"/>
                 <w:kern w:val="0"/>
                 <w:sz w:val="10"/>
@@ -4545,7 +4411,7 @@
             <w:proofErr w:type="gramEnd"/>
             <w:r>
               <w:rPr>
-                <w:rFonts w:ascii="Helvetica Neue" w:eastAsia="Times New Roman" w:hAnsi="Helvetica Neue" w:cs="Arial"/>
+                <w:rFonts w:ascii="Arial" w:eastAsia="Times New Roman" w:hAnsi="Arial" w:cs="Arial"/>
                 <w:color w:val="000000"/>
                 <w:kern w:val="0"/>
                 <w:sz w:val="10"/>
@@ -4561,7 +4427,7 @@
               <w:jc w:val="center"/>
               <w:outlineLvl w:val="1"/>
               <w:rPr>
-                <w:rFonts w:ascii="Helvetica Neue" w:eastAsia="Times New Roman" w:hAnsi="Helvetica Neue" w:cs="Arial"/>
+                <w:rFonts w:ascii="Arial" w:eastAsia="Times New Roman" w:hAnsi="Arial" w:cs="Arial"/>
                 <w:b/>
                 <w:bCs/>
                 <w:color w:val="000000"/>
@@ -4573,7 +4439,7 @@
             </w:pPr>
             <w:r>
               <w:rPr>
-                <w:rFonts w:ascii="Helvetica Neue" w:eastAsia="Times New Roman" w:hAnsi="Helvetica Neue" w:cs="Arial"/>
+                <w:rFonts w:ascii="Arial" w:eastAsia="Times New Roman" w:hAnsi="Arial" w:cs="Arial"/>
                 <w:b/>
                 <w:bCs/>
                 <w:color w:val="000000"/>
@@ -4587,7 +4453,7 @@
             <w:proofErr w:type="spellStart"/>
             <w:r>
               <w:rPr>
-                <w:rFonts w:ascii="Helvetica Neue" w:eastAsia="Times New Roman" w:hAnsi="Helvetica Neue" w:cs="Arial"/>
+                <w:rFonts w:ascii="Arial" w:eastAsia="Times New Roman" w:hAnsi="Arial" w:cs="Arial"/>
                 <w:b/>
                 <w:bCs/>
                 <w:color w:val="000000"/>
@@ -4601,7 +4467,7 @@
             <w:proofErr w:type="spellEnd"/>
             <w:r>
               <w:rPr>
-                <w:rFonts w:ascii="Helvetica Neue" w:eastAsia="Times New Roman" w:hAnsi="Helvetica Neue" w:cs="Arial"/>
+                <w:rFonts w:ascii="Arial" w:eastAsia="Times New Roman" w:hAnsi="Arial" w:cs="Arial"/>
                 <w:b/>
                 <w:bCs/>
                 <w:color w:val="000000"/>
@@ -4617,7 +4483,7 @@
             <w:pPr>
               <w:jc w:val="center"/>
               <w:rPr>
-                <w:rFonts w:ascii="Helvetica Neue" w:eastAsia="Times New Roman" w:hAnsi="Helvetica Neue" w:cs="Arial"/>
+                <w:rFonts w:ascii="Arial" w:eastAsia="Times New Roman" w:hAnsi="Arial" w:cs="Arial"/>
                 <w:color w:val="000000"/>
                 <w:kern w:val="0"/>
                 <w:sz w:val="18"/>
@@ -4628,7 +4494,7 @@
             </w:pPr>
             <w:r>
               <w:rPr>
-                <w:rFonts w:ascii="Helvetica Neue" w:eastAsia="Times New Roman" w:hAnsi="Helvetica Neue" w:cs="Arial"/>
+                <w:rFonts w:ascii="Arial" w:eastAsia="Times New Roman" w:hAnsi="Arial" w:cs="Arial"/>
                 <w:b/>
                 <w:bCs/>
                 <w:color w:val="000000"/>
@@ -4654,7 +4520,7 @@
           <w:p>
             <w:pPr>
               <w:rPr>
-                <w:rFonts w:ascii="Helvetica Neue" w:eastAsia="Times New Roman" w:hAnsi="Helvetica Neue" w:cs="Arial"/>
+                <w:rFonts w:ascii="Arial" w:eastAsia="Times New Roman" w:hAnsi="Arial" w:cs="Arial"/>
                 <w:color w:val="000000"/>
                 <w:kern w:val="0"/>
                 <w:sz w:val="18"/>
@@ -4665,7 +4531,7 @@
             </w:pPr>
             <w:r>
               <w:rPr>
-                <w:rFonts w:ascii="Helvetica Neue" w:eastAsia="Times New Roman" w:hAnsi="Helvetica Neue" w:cs="Arial"/>
+                <w:rFonts w:ascii="Arial" w:eastAsia="Times New Roman" w:hAnsi="Arial" w:cs="Arial"/>
                 <w:color w:val="000000"/>
                 <w:kern w:val="0"/>
                 <w:sz w:val="18"/>
@@ -4678,7 +4544,7 @@
             <w:proofErr w:type="gramStart"/>
             <w:r>
               <w:rPr>
-                <w:rFonts w:ascii="Helvetica Neue" w:eastAsia="Times New Roman" w:hAnsi="Helvetica Neue" w:cs="Arial"/>
+                <w:rFonts w:ascii="Arial" w:eastAsia="Times New Roman" w:hAnsi="Arial" w:cs="Arial"/>
                 <w:color w:val="000000"/>
                 <w:kern w:val="0"/>
                 <w:sz w:val="18"/>
@@ -4690,7 +4556,7 @@
             <w:proofErr w:type="spellEnd"/>
             <w:r>
               <w:rPr>
-                <w:rFonts w:ascii="Helvetica Neue" w:eastAsia="Times New Roman" w:hAnsi="Helvetica Neue" w:cs="Arial"/>
+                <w:rFonts w:ascii="Arial" w:eastAsia="Times New Roman" w:hAnsi="Arial" w:cs="Arial"/>
                 <w:color w:val="000000"/>
                 <w:kern w:val="0"/>
                 <w:sz w:val="18"/>
@@ -4702,7 +4568,7 @@
             <w:proofErr w:type="gramEnd"/>
             <w:r>
               <w:rPr>
-                <w:rFonts w:ascii="Helvetica Neue" w:eastAsia="Times New Roman" w:hAnsi="Helvetica Neue" w:cs="Arial"/>
+                <w:rFonts w:ascii="Arial" w:eastAsia="Times New Roman" w:hAnsi="Arial" w:cs="Arial"/>
                 <w:color w:val="000000"/>
                 <w:kern w:val="0"/>
                 <w:sz w:val="18"/>
@@ -4714,7 +4580,7 @@
             <w:proofErr w:type="spellStart"/>
             <w:r>
               <w:rPr>
-                <w:rFonts w:ascii="Helvetica Neue" w:eastAsia="Times New Roman" w:hAnsi="Helvetica Neue" w:cs="Arial"/>
+                <w:rFonts w:ascii="Arial" w:eastAsia="Times New Roman" w:hAnsi="Arial" w:cs="Arial"/>
                 <w:color w:val="000000"/>
                 <w:kern w:val="0"/>
                 <w:sz w:val="18"/>
@@ -4726,7 +4592,7 @@
             <w:proofErr w:type="spellEnd"/>
             <w:r>
               <w:rPr>
-                <w:rFonts w:ascii="Helvetica Neue" w:eastAsia="Times New Roman" w:hAnsi="Helvetica Neue" w:cs="Arial"/>
+                <w:rFonts w:ascii="Arial" w:eastAsia="Times New Roman" w:hAnsi="Arial" w:cs="Arial"/>
                 <w:color w:val="000000"/>
                 <w:kern w:val="0"/>
                 <w:sz w:val="18"/>
@@ -4739,7 +4605,7 @@
             <w:proofErr w:type="gramStart"/>
             <w:r>
               <w:rPr>
-                <w:rFonts w:ascii="Helvetica Neue" w:eastAsia="Times New Roman" w:hAnsi="Helvetica Neue" w:cs="Arial"/>
+                <w:rFonts w:ascii="Arial" w:eastAsia="Times New Roman" w:hAnsi="Arial" w:cs="Arial"/>
                 <w:color w:val="000000"/>
                 <w:kern w:val="0"/>
                 <w:sz w:val="18"/>
@@ -4752,7 +4618,7 @@
             <w:proofErr w:type="gramEnd"/>
             <w:r>
               <w:rPr>
-                <w:rFonts w:ascii="Helvetica Neue" w:eastAsia="Times New Roman" w:hAnsi="Helvetica Neue" w:cs="Arial"/>
+                <w:rFonts w:ascii="Arial" w:eastAsia="Times New Roman" w:hAnsi="Arial" w:cs="Arial"/>
                 <w:color w:val="000000"/>
                 <w:kern w:val="0"/>
                 <w:sz w:val="18"/>
@@ -4774,7 +4640,7 @@
           <w:p>
             <w:pPr>
               <w:rPr>
-                <w:rFonts w:ascii="Helvetica Neue" w:eastAsia="Times New Roman" w:hAnsi="Helvetica Neue" w:cs="Arial"/>
+                <w:rFonts w:ascii="Arial" w:eastAsia="Times New Roman" w:hAnsi="Arial" w:cs="Arial"/>
                 <w:color w:val="000000"/>
                 <w:kern w:val="0"/>
                 <w:sz w:val="18"/>
@@ -4785,7 +4651,7 @@
             </w:pPr>
             <w:r>
               <w:rPr>
-                <w:rFonts w:ascii="Helvetica Neue" w:eastAsia="Times New Roman" w:hAnsi="Helvetica Neue" w:cs="Arial"/>
+                <w:rFonts w:ascii="Arial" w:eastAsia="Times New Roman" w:hAnsi="Arial" w:cs="Arial"/>
                 <w:b/>
                 <w:bCs/>
                 <w:color w:val="000000"/>
@@ -4800,7 +4666,7 @@
             <w:proofErr w:type="gramStart"/>
             <w:r>
               <w:rPr>
-                <w:rFonts w:ascii="Helvetica Neue" w:eastAsia="Times New Roman" w:hAnsi="Helvetica Neue" w:cs="Arial"/>
+                <w:rFonts w:ascii="Arial" w:eastAsia="Times New Roman" w:hAnsi="Arial" w:cs="Arial"/>
                 <w:b/>
                 <w:bCs/>
                 <w:color w:val="000000"/>
@@ -4815,7 +4681,7 @@
             <w:proofErr w:type="gramEnd"/>
             <w:r>
               <w:rPr>
-                <w:rFonts w:ascii="Helvetica Neue" w:eastAsia="Times New Roman" w:hAnsi="Helvetica Neue" w:cs="Arial"/>
+                <w:rFonts w:ascii="Arial" w:eastAsia="Times New Roman" w:hAnsi="Arial" w:cs="Arial"/>
                 <w:b/>
                 <w:bCs/>
                 <w:color w:val="000000"/>
@@ -4836,7 +4702,7 @@
           <w:p>
             <w:pPr>
               <w:rPr>
-                <w:rFonts w:ascii="Helvetica Neue" w:eastAsia="Times New Roman" w:hAnsi="Helvetica Neue" w:cs="Arial"/>
+                <w:rFonts w:ascii="Arial" w:eastAsia="Times New Roman" w:hAnsi="Arial" w:cs="Arial"/>
                 <w:color w:val="000000"/>
                 <w:kern w:val="0"/>
                 <w:sz w:val="18"/>
@@ -4846,7 +4712,7 @@
             </w:pPr>
             <w:r>
               <w:rPr>
-                <w:rFonts w:ascii="Helvetica Neue" w:eastAsia="Times New Roman" w:hAnsi="Helvetica Neue" w:cs="Arial"/>
+                <w:rFonts w:ascii="Arial" w:eastAsia="Times New Roman" w:hAnsi="Arial" w:cs="Arial"/>
                 <w:color w:val="000000"/>
                 <w:kern w:val="0"/>
                 <w:sz w:val="18"/>
@@ -4859,7 +4725,7 @@
             <w:proofErr w:type="gramStart"/>
             <w:r>
               <w:rPr>
-                <w:rFonts w:ascii="Helvetica Neue" w:eastAsia="Times New Roman" w:hAnsi="Helvetica Neue" w:cs="Arial"/>
+                <w:rFonts w:ascii="Arial" w:eastAsia="Times New Roman" w:hAnsi="Arial" w:cs="Arial"/>
                 <w:color w:val="000000"/>
                 <w:kern w:val="0"/>
                 <w:sz w:val="18"/>
@@ -4872,7 +4738,7 @@
             <w:proofErr w:type="gramEnd"/>
             <w:r>
               <w:rPr>
-                <w:rFonts w:ascii="Helvetica Neue" w:eastAsia="Times New Roman" w:hAnsi="Helvetica Neue" w:cs="Arial"/>
+                <w:rFonts w:ascii="Arial" w:eastAsia="Times New Roman" w:hAnsi="Arial" w:cs="Arial"/>
                 <w:color w:val="000000"/>
                 <w:kern w:val="0"/>
                 <w:sz w:val="18"/>
@@ -4884,7 +4750,7 @@
             <w:proofErr w:type="spellStart"/>
             <w:r>
               <w:rPr>
-                <w:rFonts w:ascii="Helvetica Neue" w:eastAsia="Times New Roman" w:hAnsi="Helvetica Neue" w:cs="Arial"/>
+                <w:rFonts w:ascii="Arial" w:eastAsia="Times New Roman" w:hAnsi="Arial" w:cs="Arial"/>
                 <w:color w:val="000000"/>
                 <w:kern w:val="0"/>
                 <w:sz w:val="18"/>
@@ -4897,30 +4763,19 @@
             <w:proofErr w:type="gramStart"/>
             <w:r>
               <w:rPr>
-                <w:rFonts w:ascii="Helvetica Neue" w:eastAsia="Times New Roman" w:hAnsi="Helvetica Neue" w:cs="Arial"/>
-                <w:color w:val="000000"/>
-                <w:kern w:val="0"/>
-                <w:sz w:val="18"/>
-                <w:szCs w:val="18"/>
-                <w14:ligatures w14:val="none"/>
-              </w:rPr>
-              <w:t>]]</w:t>
-            </w:r>
-            <w:r>
-              <w:rPr>
-                <w:rFonts w:ascii="Helvetica Neue" w:eastAsia="Times New Roman" w:hAnsi="Helvetica Neue" w:cs="Arial"/>
-                <w:color w:val="000000"/>
-                <w:kern w:val="0"/>
-                <w:sz w:val="18"/>
-                <w:szCs w:val="18"/>
-                <w14:ligatures w14:val="none"/>
-              </w:rPr>
-              <w:t>[</w:t>
+                <w:rFonts w:ascii="Arial" w:eastAsia="Times New Roman" w:hAnsi="Arial" w:cs="Arial"/>
+                <w:color w:val="000000"/>
+                <w:kern w:val="0"/>
+                <w:sz w:val="18"/>
+                <w:szCs w:val="18"/>
+                <w14:ligatures w14:val="none"/>
+              </w:rPr>
+              <w:t>]][</w:t>
             </w:r>
             <w:proofErr w:type="gramEnd"/>
             <w:r>
               <w:rPr>
-                <w:rFonts w:ascii="Helvetica Neue" w:eastAsia="Times New Roman" w:hAnsi="Helvetica Neue" w:cs="Arial"/>
+                <w:rFonts w:ascii="Arial" w:eastAsia="Times New Roman" w:hAnsi="Arial" w:cs="Arial"/>
                 <w:color w:val="000000"/>
                 <w:kern w:val="0"/>
                 <w:sz w:val="18"/>
@@ -4933,7 +4788,7 @@
             <w:proofErr w:type="gramStart"/>
             <w:r>
               <w:rPr>
-                <w:rFonts w:ascii="Helvetica Neue" w:eastAsia="Times New Roman" w:hAnsi="Helvetica Neue" w:cs="Arial"/>
+                <w:rFonts w:ascii="Arial" w:eastAsia="Times New Roman" w:hAnsi="Arial" w:cs="Arial"/>
                 <w:color w:val="000000"/>
                 <w:kern w:val="0"/>
                 <w:sz w:val="18"/>
@@ -4945,30 +4800,19 @@
             <w:proofErr w:type="spellEnd"/>
             <w:r>
               <w:rPr>
-                <w:rFonts w:ascii="Helvetica Neue" w:eastAsia="Times New Roman" w:hAnsi="Helvetica Neue" w:cs="Arial"/>
-                <w:color w:val="000000"/>
-                <w:kern w:val="0"/>
-                <w:sz w:val="18"/>
-                <w:szCs w:val="18"/>
-                <w14:ligatures w14:val="none"/>
-              </w:rPr>
-              <w:t>]]</w:t>
-            </w:r>
-            <w:r>
-              <w:rPr>
-                <w:rFonts w:ascii="Helvetica Neue" w:eastAsia="Times New Roman" w:hAnsi="Helvetica Neue" w:cs="Arial"/>
-                <w:color w:val="000000"/>
-                <w:kern w:val="0"/>
-                <w:sz w:val="18"/>
-                <w:szCs w:val="18"/>
-                <w14:ligatures w14:val="none"/>
-              </w:rPr>
-              <w:t>[</w:t>
+                <w:rFonts w:ascii="Arial" w:eastAsia="Times New Roman" w:hAnsi="Arial" w:cs="Arial"/>
+                <w:color w:val="000000"/>
+                <w:kern w:val="0"/>
+                <w:sz w:val="18"/>
+                <w:szCs w:val="18"/>
+                <w14:ligatures w14:val="none"/>
+              </w:rPr>
+              <w:t>]][</w:t>
             </w:r>
             <w:proofErr w:type="gramEnd"/>
             <w:r>
               <w:rPr>
-                <w:rFonts w:ascii="Helvetica Neue" w:eastAsia="Times New Roman" w:hAnsi="Helvetica Neue" w:cs="Arial"/>
+                <w:rFonts w:ascii="Arial" w:eastAsia="Times New Roman" w:hAnsi="Arial" w:cs="Arial"/>
                 <w:color w:val="000000"/>
                 <w:kern w:val="0"/>
                 <w:sz w:val="18"/>
@@ -4980,7 +4824,7 @@
             <w:proofErr w:type="gramStart"/>
             <w:r>
               <w:rPr>
-                <w:rFonts w:ascii="Helvetica Neue" w:eastAsia="Times New Roman" w:hAnsi="Helvetica Neue" w:cs="Arial"/>
+                <w:rFonts w:ascii="Arial" w:eastAsia="Times New Roman" w:hAnsi="Arial" w:cs="Arial"/>
                 <w:color w:val="000000"/>
                 <w:kern w:val="0"/>
                 <w:sz w:val="18"/>
@@ -4992,7 +4836,7 @@
             <w:proofErr w:type="gramEnd"/>
             <w:r>
               <w:rPr>
-                <w:rFonts w:ascii="Helvetica Neue" w:eastAsia="Times New Roman" w:hAnsi="Helvetica Neue" w:cs="Arial"/>
+                <w:rFonts w:ascii="Arial" w:eastAsia="Times New Roman" w:hAnsi="Arial" w:cs="Arial"/>
                 <w:color w:val="000000"/>
                 <w:kern w:val="0"/>
                 <w:sz w:val="18"/>
@@ -5005,7 +4849,7 @@
             <w:proofErr w:type="gramStart"/>
             <w:r>
               <w:rPr>
-                <w:rFonts w:ascii="Helvetica Neue" w:eastAsia="Times New Roman" w:hAnsi="Helvetica Neue" w:cs="Arial"/>
+                <w:rFonts w:ascii="Arial" w:eastAsia="Times New Roman" w:hAnsi="Arial" w:cs="Arial"/>
                 <w:color w:val="000000"/>
                 <w:kern w:val="0"/>
                 <w:sz w:val="18"/>
@@ -5018,7 +4862,7 @@
             <w:proofErr w:type="gramEnd"/>
             <w:r>
               <w:rPr>
-                <w:rFonts w:ascii="Helvetica Neue" w:eastAsia="Times New Roman" w:hAnsi="Helvetica Neue" w:cs="Arial"/>
+                <w:rFonts w:ascii="Arial" w:eastAsia="Times New Roman" w:hAnsi="Arial" w:cs="Arial"/>
                 <w:color w:val="000000"/>
                 <w:kern w:val="0"/>
                 <w:sz w:val="18"/>
@@ -5030,7 +4874,7 @@
             <w:proofErr w:type="spellStart"/>
             <w:r>
               <w:rPr>
-                <w:rFonts w:ascii="Helvetica Neue" w:eastAsia="Times New Roman" w:hAnsi="Helvetica Neue" w:cs="Arial"/>
+                <w:rFonts w:ascii="Arial" w:eastAsia="Times New Roman" w:hAnsi="Arial" w:cs="Arial"/>
                 <w:color w:val="000000"/>
                 <w:kern w:val="0"/>
                 <w:sz w:val="18"/>
@@ -5043,7 +4887,7 @@
             <w:proofErr w:type="gramStart"/>
             <w:r>
               <w:rPr>
-                <w:rFonts w:ascii="Helvetica Neue" w:eastAsia="Times New Roman" w:hAnsi="Helvetica Neue" w:cs="Arial"/>
+                <w:rFonts w:ascii="Arial" w:eastAsia="Times New Roman" w:hAnsi="Arial" w:cs="Arial"/>
                 <w:color w:val="000000"/>
                 <w:kern w:val="0"/>
                 <w:sz w:val="18"/>
@@ -5055,7 +4899,7 @@
             <w:proofErr w:type="gramEnd"/>
             <w:r>
               <w:rPr>
-                <w:rFonts w:ascii="Helvetica Neue" w:eastAsia="Times New Roman" w:hAnsi="Helvetica Neue" w:cs="Arial"/>
+                <w:rFonts w:ascii="Arial" w:eastAsia="Times New Roman" w:hAnsi="Arial" w:cs="Arial"/>
                 <w:color w:val="000000"/>
                 <w:kern w:val="0"/>
                 <w:sz w:val="18"/>
@@ -5075,7 +4919,7 @@
           <w:p>
             <w:pPr>
               <w:rPr>
-                <w:rFonts w:ascii="Helvetica Neue" w:eastAsia="Times New Roman" w:hAnsi="Helvetica Neue" w:cs="Arial"/>
+                <w:rFonts w:ascii="Arial" w:eastAsia="Times New Roman" w:hAnsi="Arial" w:cs="Arial"/>
                 <w:color w:val="000000"/>
                 <w:kern w:val="0"/>
                 <w:sz w:val="18"/>
@@ -5086,7 +4930,7 @@
             </w:pPr>
             <w:r>
               <w:rPr>
-                <w:rFonts w:ascii="Helvetica Neue" w:eastAsia="Times New Roman" w:hAnsi="Helvetica Neue" w:cs="Arial"/>
+                <w:rFonts w:ascii="Arial" w:eastAsia="Times New Roman" w:hAnsi="Arial" w:cs="Arial"/>
                 <w:b/>
                 <w:bCs/>
                 <w:color w:val="000000"/>
@@ -5101,7 +4945,7 @@
             <w:proofErr w:type="gramStart"/>
             <w:r>
               <w:rPr>
-                <w:rFonts w:ascii="Helvetica Neue" w:eastAsia="Times New Roman" w:hAnsi="Helvetica Neue" w:cs="Arial"/>
+                <w:rFonts w:ascii="Arial" w:eastAsia="Times New Roman" w:hAnsi="Arial" w:cs="Arial"/>
                 <w:b/>
                 <w:bCs/>
                 <w:color w:val="000000"/>
@@ -5116,7 +4960,7 @@
             <w:proofErr w:type="gramEnd"/>
             <w:r>
               <w:rPr>
-                <w:rFonts w:ascii="Helvetica Neue" w:eastAsia="Times New Roman" w:hAnsi="Helvetica Neue" w:cs="Arial"/>
+                <w:rFonts w:ascii="Arial" w:eastAsia="Times New Roman" w:hAnsi="Arial" w:cs="Arial"/>
                 <w:b/>
                 <w:bCs/>
                 <w:color w:val="000000"/>
@@ -5138,7 +4982,7 @@
           <w:p>
             <w:pPr>
               <w:rPr>
-                <w:rFonts w:ascii="Helvetica Neue" w:eastAsia="Times New Roman" w:hAnsi="Helvetica Neue" w:cs="Arial"/>
+                <w:rFonts w:ascii="Arial" w:eastAsia="Times New Roman" w:hAnsi="Arial" w:cs="Arial"/>
                 <w:color w:val="000000"/>
                 <w:kern w:val="0"/>
                 <w:sz w:val="18"/>
@@ -5149,7 +4993,7 @@
             </w:pPr>
             <w:r>
               <w:rPr>
-                <w:rFonts w:ascii="Helvetica Neue" w:eastAsia="Times New Roman" w:hAnsi="Helvetica Neue" w:cs="Arial"/>
+                <w:rFonts w:ascii="Arial" w:eastAsia="Times New Roman" w:hAnsi="Arial" w:cs="Arial"/>
                 <w:color w:val="000000"/>
                 <w:kern w:val="0"/>
                 <w:sz w:val="18"/>
@@ -5162,31 +5006,20 @@
             <w:proofErr w:type="gramStart"/>
             <w:r>
               <w:rPr>
-                <w:rFonts w:ascii="Helvetica Neue" w:eastAsia="Times New Roman" w:hAnsi="Helvetica Neue" w:cs="Arial"/>
-                <w:color w:val="000000"/>
-                <w:kern w:val="0"/>
-                <w:sz w:val="18"/>
-                <w:szCs w:val="18"/>
-                <w14:ligatures w14:val="none"/>
-              </w:rPr>
-              <w:t>h.</w:t>
-            </w:r>
-            <w:r>
-              <w:rPr>
-                <w:rFonts w:ascii="Helvetica Neue" w:eastAsia="Times New Roman" w:hAnsi="Helvetica Neue" w:cs="Arial"/>
-                <w:color w:val="000000"/>
-                <w:kern w:val="0"/>
-                <w:sz w:val="18"/>
-                <w:szCs w:val="18"/>
-                <w14:ligatures w14:val="none"/>
-              </w:rPr>
-              <w:t>rightValue</w:t>
+                <w:rFonts w:ascii="Arial" w:eastAsia="Times New Roman" w:hAnsi="Arial" w:cs="Arial"/>
+                <w:color w:val="000000"/>
+                <w:kern w:val="0"/>
+                <w:sz w:val="18"/>
+                <w:szCs w:val="18"/>
+                <w14:ligatures w14:val="none"/>
+              </w:rPr>
+              <w:t>h.rightValue</w:t>
             </w:r>
             <w:proofErr w:type="spellEnd"/>
             <w:proofErr w:type="gramEnd"/>
             <w:r>
               <w:rPr>
-                <w:rFonts w:ascii="Helvetica Neue" w:eastAsia="Times New Roman" w:hAnsi="Helvetica Neue" w:cs="Arial"/>
+                <w:rFonts w:ascii="Arial" w:eastAsia="Times New Roman" w:hAnsi="Arial" w:cs="Arial"/>
                 <w:color w:val="000000"/>
                 <w:kern w:val="0"/>
                 <w:sz w:val="18"/>
@@ -5198,7 +5031,7 @@
             <w:proofErr w:type="spellStart"/>
             <w:r>
               <w:rPr>
-                <w:rFonts w:ascii="Helvetica Neue" w:eastAsia="Times New Roman" w:hAnsi="Helvetica Neue" w:cs="Arial"/>
+                <w:rFonts w:ascii="Arial" w:eastAsia="Times New Roman" w:hAnsi="Arial" w:cs="Arial"/>
                 <w:color w:val="000000"/>
                 <w:kern w:val="0"/>
                 <w:sz w:val="18"/>
@@ -5211,30 +5044,19 @@
             <w:proofErr w:type="gramStart"/>
             <w:r>
               <w:rPr>
-                <w:rFonts w:ascii="Helvetica Neue" w:eastAsia="Times New Roman" w:hAnsi="Helvetica Neue" w:cs="Arial"/>
-                <w:color w:val="000000"/>
-                <w:kern w:val="0"/>
-                <w:sz w:val="18"/>
-                <w:szCs w:val="18"/>
-                <w14:ligatures w14:val="none"/>
-              </w:rPr>
-              <w:t>]]</w:t>
-            </w:r>
-            <w:r>
-              <w:rPr>
-                <w:rFonts w:ascii="Helvetica Neue" w:eastAsia="Times New Roman" w:hAnsi="Helvetica Neue" w:cs="Arial"/>
-                <w:color w:val="000000"/>
-                <w:kern w:val="0"/>
-                <w:sz w:val="18"/>
-                <w:szCs w:val="18"/>
-                <w14:ligatures w14:val="none"/>
-              </w:rPr>
-              <w:t>[</w:t>
+                <w:rFonts w:ascii="Arial" w:eastAsia="Times New Roman" w:hAnsi="Arial" w:cs="Arial"/>
+                <w:color w:val="000000"/>
+                <w:kern w:val="0"/>
+                <w:sz w:val="18"/>
+                <w:szCs w:val="18"/>
+                <w14:ligatures w14:val="none"/>
+              </w:rPr>
+              <w:t>]][</w:t>
             </w:r>
             <w:proofErr w:type="gramEnd"/>
             <w:r>
               <w:rPr>
-                <w:rFonts w:ascii="Helvetica Neue" w:eastAsia="Times New Roman" w:hAnsi="Helvetica Neue" w:cs="Arial"/>
+                <w:rFonts w:ascii="Arial" w:eastAsia="Times New Roman" w:hAnsi="Arial" w:cs="Arial"/>
                 <w:color w:val="000000"/>
                 <w:kern w:val="0"/>
                 <w:sz w:val="18"/>
@@ -5247,7 +5069,7 @@
             <w:proofErr w:type="gramStart"/>
             <w:r>
               <w:rPr>
-                <w:rFonts w:ascii="Helvetica Neue" w:eastAsia="Times New Roman" w:hAnsi="Helvetica Neue" w:cs="Arial"/>
+                <w:rFonts w:ascii="Arial" w:eastAsia="Times New Roman" w:hAnsi="Arial" w:cs="Arial"/>
                 <w:color w:val="000000"/>
                 <w:kern w:val="0"/>
                 <w:sz w:val="18"/>
@@ -5259,30 +5081,19 @@
             <w:proofErr w:type="spellEnd"/>
             <w:r>
               <w:rPr>
-                <w:rFonts w:ascii="Helvetica Neue" w:eastAsia="Times New Roman" w:hAnsi="Helvetica Neue" w:cs="Arial"/>
-                <w:color w:val="000000"/>
-                <w:kern w:val="0"/>
-                <w:sz w:val="18"/>
-                <w:szCs w:val="18"/>
-                <w14:ligatures w14:val="none"/>
-              </w:rPr>
-              <w:t>]]</w:t>
-            </w:r>
-            <w:r>
-              <w:rPr>
-                <w:rFonts w:ascii="Helvetica Neue" w:eastAsia="Times New Roman" w:hAnsi="Helvetica Neue" w:cs="Arial"/>
-                <w:color w:val="000000"/>
-                <w:kern w:val="0"/>
-                <w:sz w:val="18"/>
-                <w:szCs w:val="18"/>
-                <w14:ligatures w14:val="none"/>
-              </w:rPr>
-              <w:t>[</w:t>
+                <w:rFonts w:ascii="Arial" w:eastAsia="Times New Roman" w:hAnsi="Arial" w:cs="Arial"/>
+                <w:color w:val="000000"/>
+                <w:kern w:val="0"/>
+                <w:sz w:val="18"/>
+                <w:szCs w:val="18"/>
+                <w14:ligatures w14:val="none"/>
+              </w:rPr>
+              <w:t>]][</w:t>
             </w:r>
             <w:proofErr w:type="gramEnd"/>
             <w:r>
               <w:rPr>
-                <w:rFonts w:ascii="Helvetica Neue" w:eastAsia="Times New Roman" w:hAnsi="Helvetica Neue" w:cs="Arial"/>
+                <w:rFonts w:ascii="Arial" w:eastAsia="Times New Roman" w:hAnsi="Arial" w:cs="Arial"/>
                 <w:color w:val="000000"/>
                 <w:kern w:val="0"/>
                 <w:sz w:val="18"/>
@@ -5294,7 +5105,7 @@
             <w:proofErr w:type="gramStart"/>
             <w:r>
               <w:rPr>
-                <w:rFonts w:ascii="Helvetica Neue" w:eastAsia="Times New Roman" w:hAnsi="Helvetica Neue" w:cs="Arial"/>
+                <w:rFonts w:ascii="Arial" w:eastAsia="Times New Roman" w:hAnsi="Arial" w:cs="Arial"/>
                 <w:color w:val="000000"/>
                 <w:kern w:val="0"/>
                 <w:sz w:val="18"/>
@@ -5306,7 +5117,7 @@
             <w:proofErr w:type="gramEnd"/>
             <w:r>
               <w:rPr>
-                <w:rFonts w:ascii="Helvetica Neue" w:eastAsia="Times New Roman" w:hAnsi="Helvetica Neue" w:cs="Arial"/>
+                <w:rFonts w:ascii="Arial" w:eastAsia="Times New Roman" w:hAnsi="Arial" w:cs="Arial"/>
                 <w:color w:val="000000"/>
                 <w:kern w:val="0"/>
                 <w:sz w:val="18"/>
@@ -5319,31 +5130,20 @@
             <w:proofErr w:type="gramStart"/>
             <w:r>
               <w:rPr>
-                <w:rFonts w:ascii="Helvetica Neue" w:eastAsia="Times New Roman" w:hAnsi="Helvetica Neue" w:cs="Arial"/>
-                <w:color w:val="000000"/>
-                <w:kern w:val="0"/>
-                <w:sz w:val="18"/>
-                <w:szCs w:val="18"/>
-                <w14:ligatures w14:val="none"/>
-              </w:rPr>
-              <w:t>h.</w:t>
-            </w:r>
-            <w:r>
-              <w:rPr>
-                <w:rFonts w:ascii="Helvetica Neue" w:eastAsia="Times New Roman" w:hAnsi="Helvetica Neue" w:cs="Arial"/>
-                <w:color w:val="000000"/>
-                <w:kern w:val="0"/>
-                <w:sz w:val="18"/>
-                <w:szCs w:val="18"/>
-                <w14:ligatures w14:val="none"/>
-              </w:rPr>
-              <w:t>rightValue</w:t>
+                <w:rFonts w:ascii="Arial" w:eastAsia="Times New Roman" w:hAnsi="Arial" w:cs="Arial"/>
+                <w:color w:val="000000"/>
+                <w:kern w:val="0"/>
+                <w:sz w:val="18"/>
+                <w:szCs w:val="18"/>
+                <w14:ligatures w14:val="none"/>
+              </w:rPr>
+              <w:t>h.rightValue</w:t>
             </w:r>
             <w:proofErr w:type="spellEnd"/>
             <w:proofErr w:type="gramEnd"/>
             <w:r>
               <w:rPr>
-                <w:rFonts w:ascii="Helvetica Neue" w:eastAsia="Times New Roman" w:hAnsi="Helvetica Neue" w:cs="Arial"/>
+                <w:rFonts w:ascii="Arial" w:eastAsia="Times New Roman" w:hAnsi="Arial" w:cs="Arial"/>
                 <w:color w:val="000000"/>
                 <w:kern w:val="0"/>
                 <w:sz w:val="18"/>
@@ -5355,7 +5155,7 @@
             <w:proofErr w:type="spellStart"/>
             <w:r>
               <w:rPr>
-                <w:rFonts w:ascii="Helvetica Neue" w:eastAsia="Times New Roman" w:hAnsi="Helvetica Neue" w:cs="Arial"/>
+                <w:rFonts w:ascii="Arial" w:eastAsia="Times New Roman" w:hAnsi="Arial" w:cs="Arial"/>
                 <w:color w:val="000000"/>
                 <w:kern w:val="0"/>
                 <w:sz w:val="18"/>
@@ -5368,7 +5168,7 @@
             <w:proofErr w:type="gramStart"/>
             <w:r>
               <w:rPr>
-                <w:rFonts w:ascii="Helvetica Neue" w:eastAsia="Times New Roman" w:hAnsi="Helvetica Neue" w:cs="Arial"/>
+                <w:rFonts w:ascii="Arial" w:eastAsia="Times New Roman" w:hAnsi="Arial" w:cs="Arial"/>
                 <w:color w:val="000000"/>
                 <w:kern w:val="0"/>
                 <w:sz w:val="18"/>
@@ -5380,7 +5180,7 @@
             <w:proofErr w:type="gramEnd"/>
             <w:r>
               <w:rPr>
-                <w:rFonts w:ascii="Helvetica Neue" w:eastAsia="Times New Roman" w:hAnsi="Helvetica Neue" w:cs="Arial"/>
+                <w:rFonts w:ascii="Arial" w:eastAsia="Times New Roman" w:hAnsi="Arial" w:cs="Arial"/>
                 <w:color w:val="000000"/>
                 <w:kern w:val="0"/>
                 <w:sz w:val="18"/>
@@ -5402,7 +5202,7 @@
             <w:pPr>
               <w:outlineLvl w:val="1"/>
               <w:rPr>
-                <w:rFonts w:ascii="Helvetica Neue" w:eastAsia="Times New Roman" w:hAnsi="Helvetica Neue" w:cs="Arial"/>
+                <w:rFonts w:ascii="Arial" w:eastAsia="Times New Roman" w:hAnsi="Arial" w:cs="Arial"/>
                 <w:b/>
                 <w:bCs/>
                 <w:color w:val="000000"/>
@@ -5415,7 +5215,7 @@
             </w:pPr>
             <w:r>
               <w:rPr>
-                <w:rFonts w:ascii="Helvetica Neue" w:eastAsia="Times New Roman" w:hAnsi="Helvetica Neue" w:cs="Arial"/>
+                <w:rFonts w:ascii="Arial" w:eastAsia="Times New Roman" w:hAnsi="Arial" w:cs="Arial"/>
                 <w:color w:val="000000"/>
                 <w:kern w:val="0"/>
                 <w:sz w:val="18"/>
@@ -5427,7 +5227,7 @@
             <w:proofErr w:type="spellStart"/>
             <w:r>
               <w:rPr>
-                <w:rFonts w:ascii="Helvetica Neue" w:eastAsia="Times New Roman" w:hAnsi="Helvetica Neue" w:cs="Arial"/>
+                <w:rFonts w:ascii="Arial" w:eastAsia="Times New Roman" w:hAnsi="Arial" w:cs="Arial"/>
                 <w:color w:val="000000"/>
                 <w:kern w:val="0"/>
                 <w:sz w:val="18"/>
@@ -5439,7 +5239,7 @@
             <w:proofErr w:type="spellEnd"/>
             <w:r>
               <w:rPr>
-                <w:rFonts w:ascii="Helvetica Neue" w:eastAsia="Times New Roman" w:hAnsi="Helvetica Neue" w:cs="Arial"/>
+                <w:rFonts w:ascii="Arial" w:eastAsia="Times New Roman" w:hAnsi="Arial" w:cs="Arial"/>
                 <w:color w:val="000000"/>
                 <w:kern w:val="0"/>
                 <w:sz w:val="18"/>
@@ -5461,7 +5261,7 @@
             <w:pPr>
               <w:jc w:val="center"/>
               <w:rPr>
-                <w:rFonts w:ascii="Helvetica Neue" w:eastAsia="Times New Roman" w:hAnsi="Helvetica Neue" w:cs="Arial"/>
+                <w:rFonts w:ascii="Arial" w:eastAsia="Times New Roman" w:hAnsi="Arial" w:cs="Arial"/>
                 <w:color w:val="000000"/>
                 <w:kern w:val="0"/>
                 <w:sz w:val="18"/>
@@ -5472,7 +5272,7 @@
             </w:pPr>
             <w:r>
               <w:rPr>
-                <w:rFonts w:ascii="Helvetica Neue" w:eastAsia="Times New Roman" w:hAnsi="Helvetica Neue" w:cs="Arial"/>
+                <w:rFonts w:ascii="Arial" w:eastAsia="Times New Roman" w:hAnsi="Arial" w:cs="Arial"/>
                 <w:b/>
                 <w:bCs/>
                 <w:color w:val="000000"/>
@@ -5495,7 +5295,7 @@
             <w:pPr>
               <w:jc w:val="center"/>
               <w:rPr>
-                <w:rFonts w:ascii="Helvetica Neue" w:eastAsia="Times New Roman" w:hAnsi="Helvetica Neue" w:cs="Arial"/>
+                <w:rFonts w:ascii="Arial" w:eastAsia="Times New Roman" w:hAnsi="Arial" w:cs="Arial"/>
                 <w:color w:val="000000"/>
                 <w:kern w:val="0"/>
                 <w:sz w:val="18"/>
@@ -5506,7 +5306,7 @@
             </w:pPr>
             <w:r>
               <w:rPr>
-                <w:rFonts w:ascii="Helvetica Neue" w:eastAsia="Times New Roman" w:hAnsi="Helvetica Neue" w:cs="Arial"/>
+                <w:rFonts w:ascii="Arial" w:eastAsia="Times New Roman" w:hAnsi="Arial" w:cs="Arial"/>
                 <w:b/>
                 <w:bCs/>
                 <w:color w:val="000000"/>
@@ -5529,7 +5329,7 @@
             <w:pPr>
               <w:jc w:val="center"/>
               <w:rPr>
-                <w:rFonts w:ascii="Helvetica Neue" w:eastAsia="Times New Roman" w:hAnsi="Helvetica Neue" w:cs="Arial"/>
+                <w:rFonts w:ascii="Arial" w:eastAsia="Times New Roman" w:hAnsi="Arial" w:cs="Arial"/>
                 <w:color w:val="000000"/>
                 <w:kern w:val="0"/>
                 <w:sz w:val="18"/>
@@ -5540,7 +5340,7 @@
             </w:pPr>
             <w:r>
               <w:rPr>
-                <w:rFonts w:ascii="Helvetica Neue" w:eastAsia="Times New Roman" w:hAnsi="Helvetica Neue" w:cs="Arial"/>
+                <w:rFonts w:ascii="Arial" w:eastAsia="Times New Roman" w:hAnsi="Arial" w:cs="Arial"/>
                 <w:b/>
                 <w:bCs/>
                 <w:color w:val="000000"/>
@@ -5562,7 +5362,7 @@
             <w:pPr>
               <w:jc w:val="center"/>
               <w:rPr>
-                <w:rFonts w:ascii="Helvetica Neue" w:eastAsia="Times New Roman" w:hAnsi="Helvetica Neue" w:cs="Arial"/>
+                <w:rFonts w:ascii="Arial" w:eastAsia="Times New Roman" w:hAnsi="Arial" w:cs="Arial"/>
                 <w:color w:val="000000"/>
                 <w:kern w:val="0"/>
                 <w:sz w:val="18"/>
@@ -5573,7 +5373,7 @@
             </w:pPr>
             <w:r>
               <w:rPr>
-                <w:rFonts w:ascii="Helvetica Neue" w:eastAsia="Times New Roman" w:hAnsi="Helvetica Neue" w:cs="Arial"/>
+                <w:rFonts w:ascii="Arial" w:eastAsia="Times New Roman" w:hAnsi="Arial" w:cs="Arial"/>
                 <w:b/>
                 <w:bCs/>
                 <w:color w:val="000000"/>
@@ -5596,7 +5396,7 @@
             <w:pPr>
               <w:jc w:val="center"/>
               <w:rPr>
-                <w:rFonts w:ascii="Helvetica Neue" w:eastAsia="Times New Roman" w:hAnsi="Helvetica Neue" w:cs="Arial"/>
+                <w:rFonts w:ascii="Arial" w:eastAsia="Times New Roman" w:hAnsi="Arial" w:cs="Arial"/>
                 <w:color w:val="000000"/>
                 <w:kern w:val="0"/>
                 <w:sz w:val="18"/>
@@ -5607,7 +5407,7 @@
             </w:pPr>
             <w:r>
               <w:rPr>
-                <w:rFonts w:ascii="Helvetica Neue" w:eastAsia="Times New Roman" w:hAnsi="Helvetica Neue" w:cs="Arial"/>
+                <w:rFonts w:ascii="Arial" w:eastAsia="Times New Roman" w:hAnsi="Arial" w:cs="Arial"/>
                 <w:b/>
                 <w:bCs/>
                 <w:color w:val="000000"/>
@@ -5629,7 +5429,7 @@
             <w:pPr>
               <w:jc w:val="center"/>
               <w:rPr>
-                <w:rFonts w:ascii="Helvetica Neue" w:eastAsia="Times New Roman" w:hAnsi="Helvetica Neue" w:cs="Arial"/>
+                <w:rFonts w:ascii="Arial" w:eastAsia="Times New Roman" w:hAnsi="Arial" w:cs="Arial"/>
                 <w:color w:val="000000"/>
                 <w:kern w:val="0"/>
                 <w:sz w:val="18"/>
@@ -5640,7 +5440,7 @@
             </w:pPr>
             <w:r>
               <w:rPr>
-                <w:rFonts w:ascii="Helvetica Neue" w:eastAsia="Times New Roman" w:hAnsi="Helvetica Neue" w:cs="Arial"/>
+                <w:rFonts w:ascii="Arial" w:eastAsia="Times New Roman" w:hAnsi="Arial" w:cs="Arial"/>
                 <w:b/>
                 <w:bCs/>
                 <w:color w:val="000000"/>
@@ -5662,7 +5462,7 @@
             <w:pPr>
               <w:jc w:val="center"/>
               <w:rPr>
-                <w:rFonts w:ascii="Helvetica Neue" w:eastAsia="Times New Roman" w:hAnsi="Helvetica Neue" w:cs="Arial"/>
+                <w:rFonts w:ascii="Arial" w:eastAsia="Times New Roman" w:hAnsi="Arial" w:cs="Arial"/>
                 <w:color w:val="000000"/>
                 <w:kern w:val="0"/>
                 <w:sz w:val="18"/>
@@ -5673,7 +5473,7 @@
             </w:pPr>
             <w:r>
               <w:rPr>
-                <w:rFonts w:ascii="Helvetica Neue" w:eastAsia="Times New Roman" w:hAnsi="Helvetica Neue" w:cs="Arial"/>
+                <w:rFonts w:ascii="Arial" w:eastAsia="Times New Roman" w:hAnsi="Arial" w:cs="Arial"/>
                 <w:b/>
                 <w:bCs/>
                 <w:color w:val="000000"/>
@@ -5697,7 +5497,7 @@
             <w:pPr>
               <w:outlineLvl w:val="1"/>
               <w:rPr>
-                <w:rFonts w:ascii="Helvetica Neue" w:eastAsia="Times New Roman" w:hAnsi="Helvetica Neue" w:cs="Arial"/>
+                <w:rFonts w:ascii="Arial" w:eastAsia="Times New Roman" w:hAnsi="Arial" w:cs="Arial"/>
                 <w:color w:val="000000"/>
                 <w:kern w:val="0"/>
                 <w:sz w:val="18"/>
@@ -5707,7 +5507,7 @@
             </w:pPr>
             <w:r>
               <w:rPr>
-                <w:rFonts w:ascii="Helvetica Neue" w:eastAsia="Times New Roman" w:hAnsi="Helvetica Neue" w:cs="Arial"/>
+                <w:rFonts w:ascii="Arial" w:eastAsia="Times New Roman" w:hAnsi="Arial" w:cs="Arial"/>
                 <w:color w:val="000000"/>
                 <w:kern w:val="0"/>
                 <w:sz w:val="18"/>
@@ -5720,7 +5520,7 @@
             <w:proofErr w:type="gramStart"/>
             <w:r>
               <w:rPr>
-                <w:rFonts w:ascii="Helvetica Neue" w:eastAsia="Times New Roman" w:hAnsi="Helvetica Neue" w:cs="Arial"/>
+                <w:rFonts w:ascii="Arial" w:eastAsia="Times New Roman" w:hAnsi="Arial" w:cs="Arial"/>
                 <w:color w:val="000000"/>
                 <w:kern w:val="0"/>
                 <w:sz w:val="18"/>
@@ -5732,7 +5532,7 @@
             <w:proofErr w:type="spellEnd"/>
             <w:r>
               <w:rPr>
-                <w:rFonts w:ascii="Helvetica Neue" w:eastAsia="Times New Roman" w:hAnsi="Helvetica Neue" w:cs="Arial"/>
+                <w:rFonts w:ascii="Arial" w:eastAsia="Times New Roman" w:hAnsi="Arial" w:cs="Arial"/>
                 <w:color w:val="000000"/>
                 <w:kern w:val="0"/>
                 <w:sz w:val="18"/>
@@ -5744,7 +5544,7 @@
             <w:proofErr w:type="gramEnd"/>
             <w:r>
               <w:rPr>
-                <w:rFonts w:ascii="Helvetica Neue" w:eastAsia="Times New Roman" w:hAnsi="Helvetica Neue" w:cs="Arial"/>
+                <w:rFonts w:ascii="Arial" w:eastAsia="Times New Roman" w:hAnsi="Arial" w:cs="Arial"/>
                 <w:color w:val="000000"/>
                 <w:kern w:val="0"/>
                 <w:sz w:val="18"/>
@@ -5758,7 +5558,7 @@
             <w:pPr>
               <w:outlineLvl w:val="1"/>
               <w:rPr>
-                <w:rFonts w:ascii="Helvetica Neue" w:eastAsia="Times New Roman" w:hAnsi="Helvetica Neue" w:cs="Arial"/>
+                <w:rFonts w:ascii="Arial" w:eastAsia="Times New Roman" w:hAnsi="Arial" w:cs="Arial"/>
                 <w:b/>
                 <w:bCs/>
                 <w:color w:val="000000"/>
@@ -5771,7 +5571,7 @@
             </w:pPr>
             <w:r>
               <w:rPr>
-                <w:rFonts w:ascii="Helvetica Neue" w:eastAsia="Times New Roman" w:hAnsi="Helvetica Neue" w:cs="Arial"/>
+                <w:rFonts w:ascii="Arial" w:eastAsia="Times New Roman" w:hAnsi="Arial" w:cs="Arial"/>
                 <w:color w:val="000000"/>
                 <w:kern w:val="0"/>
                 <w:sz w:val="18"/>
@@ -5784,7 +5584,7 @@
             <w:proofErr w:type="gramStart"/>
             <w:r>
               <w:rPr>
-                <w:rFonts w:ascii="Helvetica Neue" w:eastAsia="Times New Roman" w:hAnsi="Helvetica Neue" w:cs="Arial"/>
+                <w:rFonts w:ascii="Arial" w:eastAsia="Times New Roman" w:hAnsi="Arial" w:cs="Arial"/>
                 <w:color w:val="000000"/>
                 <w:kern w:val="0"/>
                 <w:sz w:val="18"/>
@@ -5796,7 +5596,7 @@
             <w:proofErr w:type="spellEnd"/>
             <w:r>
               <w:rPr>
-                <w:rFonts w:ascii="Helvetica Neue" w:eastAsia="Times New Roman" w:hAnsi="Helvetica Neue" w:cs="Arial"/>
+                <w:rFonts w:ascii="Arial" w:eastAsia="Times New Roman" w:hAnsi="Arial" w:cs="Arial"/>
                 <w:color w:val="000000"/>
                 <w:kern w:val="0"/>
                 <w:sz w:val="18"/>
@@ -5808,7 +5608,7 @@
             <w:proofErr w:type="gramEnd"/>
             <w:r>
               <w:rPr>
-                <w:rFonts w:ascii="Helvetica Neue" w:eastAsia="Times New Roman" w:hAnsi="Helvetica Neue" w:cs="Arial"/>
+                <w:rFonts w:ascii="Arial" w:eastAsia="Times New Roman" w:hAnsi="Arial" w:cs="Arial"/>
                 <w:color w:val="000000"/>
                 <w:kern w:val="0"/>
                 <w:sz w:val="18"/>
@@ -5821,7 +5621,7 @@
           <w:p>
             <w:pPr>
               <w:rPr>
-                <w:rFonts w:ascii="Helvetica Neue" w:eastAsia="Times New Roman" w:hAnsi="Helvetica Neue" w:cs="Arial"/>
+                <w:rFonts w:ascii="Arial" w:eastAsia="Times New Roman" w:hAnsi="Arial" w:cs="Arial"/>
                 <w:color w:val="000000"/>
                 <w:kern w:val="0"/>
                 <w:sz w:val="18"/>
@@ -5832,7 +5632,7 @@
             </w:pPr>
             <w:r>
               <w:rPr>
-                <w:rFonts w:ascii="Helvetica Neue" w:eastAsia="Times New Roman" w:hAnsi="Helvetica Neue" w:cs="Arial"/>
+                <w:rFonts w:ascii="Arial" w:eastAsia="Times New Roman" w:hAnsi="Arial" w:cs="Arial"/>
                 <w:color w:val="000000"/>
                 <w:kern w:val="0"/>
                 <w:sz w:val="18"/>
@@ -5845,7 +5645,7 @@
             <w:proofErr w:type="gramStart"/>
             <w:r>
               <w:rPr>
-                <w:rFonts w:ascii="Helvetica Neue" w:eastAsia="Times New Roman" w:hAnsi="Helvetica Neue" w:cs="Arial"/>
+                <w:rFonts w:ascii="Arial" w:eastAsia="Times New Roman" w:hAnsi="Arial" w:cs="Arial"/>
                 <w:color w:val="000000"/>
                 <w:kern w:val="0"/>
                 <w:sz w:val="18"/>
@@ -5857,7 +5657,7 @@
             <w:proofErr w:type="spellEnd"/>
             <w:r>
               <w:rPr>
-                <w:rFonts w:ascii="Helvetica Neue" w:eastAsia="Times New Roman" w:hAnsi="Helvetica Neue" w:cs="Arial"/>
+                <w:rFonts w:ascii="Arial" w:eastAsia="Times New Roman" w:hAnsi="Arial" w:cs="Arial"/>
                 <w:color w:val="000000"/>
                 <w:kern w:val="0"/>
                 <w:sz w:val="18"/>
@@ -5869,7 +5669,7 @@
             <w:proofErr w:type="gramEnd"/>
             <w:r>
               <w:rPr>
-                <w:rFonts w:ascii="Helvetica Neue" w:eastAsia="Times New Roman" w:hAnsi="Helvetica Neue" w:cs="Arial"/>
+                <w:rFonts w:ascii="Arial" w:eastAsia="Times New Roman" w:hAnsi="Arial" w:cs="Arial"/>
                 <w:color w:val="000000"/>
                 <w:kern w:val="0"/>
                 <w:sz w:val="18"/>
@@ -5882,7 +5682,7 @@
             <w:proofErr w:type="gramStart"/>
             <w:r>
               <w:rPr>
-                <w:rFonts w:ascii="Helvetica Neue" w:eastAsia="Times New Roman" w:hAnsi="Helvetica Neue" w:cs="Arial"/>
+                <w:rFonts w:ascii="Arial" w:eastAsia="Times New Roman" w:hAnsi="Arial" w:cs="Arial"/>
                 <w:color w:val="000000"/>
                 <w:kern w:val="0"/>
                 <w:sz w:val="18"/>
@@ -5895,7 +5695,7 @@
             <w:proofErr w:type="gramEnd"/>
             <w:r>
               <w:rPr>
-                <w:rFonts w:ascii="Helvetica Neue" w:eastAsia="Times New Roman" w:hAnsi="Helvetica Neue" w:cs="Arial"/>
+                <w:rFonts w:ascii="Arial" w:eastAsia="Times New Roman" w:hAnsi="Arial" w:cs="Arial"/>
                 <w:color w:val="000000"/>
                 <w:kern w:val="0"/>
                 <w:sz w:val="18"/>
@@ -5917,7 +5717,7 @@
             <w:pPr>
               <w:jc w:val="center"/>
               <w:rPr>
-                <w:rFonts w:ascii="Helvetica Neue" w:eastAsia="Times New Roman" w:hAnsi="Helvetica Neue" w:cs="Arial"/>
+                <w:rFonts w:ascii="Arial" w:eastAsia="Times New Roman" w:hAnsi="Arial" w:cs="Arial"/>
                 <w:color w:val="000000"/>
                 <w:kern w:val="0"/>
                 <w:sz w:val="18"/>
@@ -5928,7 +5728,7 @@
             </w:pPr>
             <w:r>
               <w:rPr>
-                <w:rFonts w:ascii="Helvetica Neue" w:eastAsia="Times New Roman" w:hAnsi="Helvetica Neue" w:cs="Arial"/>
+                <w:rFonts w:ascii="Arial" w:eastAsia="Times New Roman" w:hAnsi="Arial" w:cs="Arial"/>
                 <w:color w:val="000000"/>
                 <w:kern w:val="0"/>
                 <w:sz w:val="18"/>
@@ -5940,7 +5740,7 @@
             <w:proofErr w:type="spellStart"/>
             <w:r>
               <w:rPr>
-                <w:rFonts w:ascii="Helvetica Neue" w:eastAsia="Times New Roman" w:hAnsi="Helvetica Neue" w:cs="Arial"/>
+                <w:rFonts w:ascii="Arial" w:eastAsia="Times New Roman" w:hAnsi="Arial" w:cs="Arial"/>
                 <w:color w:val="000000"/>
                 <w:kern w:val="0"/>
                 <w:sz w:val="18"/>
@@ -5952,7 +5752,7 @@
             <w:proofErr w:type="spellEnd"/>
             <w:r>
               <w:rPr>
-                <w:rFonts w:ascii="Helvetica Neue" w:eastAsia="Times New Roman" w:hAnsi="Helvetica Neue" w:cs="Arial"/>
+                <w:rFonts w:ascii="Arial" w:eastAsia="Times New Roman" w:hAnsi="Arial" w:cs="Arial"/>
                 <w:color w:val="000000"/>
                 <w:kern w:val="0"/>
                 <w:sz w:val="18"/>
@@ -5971,7 +5771,7 @@
           <w:p>
             <w:pPr>
               <w:rPr>
-                <w:rFonts w:ascii="Helvetica Neue" w:eastAsia="Times New Roman" w:hAnsi="Helvetica Neue" w:cs="Arial"/>
+                <w:rFonts w:ascii="Arial" w:eastAsia="Times New Roman" w:hAnsi="Arial" w:cs="Arial"/>
                 <w:color w:val="000000"/>
                 <w:kern w:val="0"/>
                 <w:sz w:val="18"/>
@@ -5982,7 +5782,7 @@
             </w:pPr>
             <w:r>
               <w:rPr>
-                <w:rFonts w:ascii="Helvetica Neue" w:eastAsia="Times New Roman" w:hAnsi="Helvetica Neue" w:cs="Arial"/>
+                <w:rFonts w:ascii="Arial" w:eastAsia="Times New Roman" w:hAnsi="Arial" w:cs="Arial"/>
                 <w:color w:val="000000"/>
                 <w:kern w:val="0"/>
                 <w:sz w:val="18"/>
@@ -5994,7 +5794,7 @@
             <w:proofErr w:type="spellStart"/>
             <w:r>
               <w:rPr>
-                <w:rFonts w:ascii="Helvetica Neue" w:eastAsia="Times New Roman" w:hAnsi="Helvetica Neue" w:cs="Arial"/>
+                <w:rFonts w:ascii="Arial" w:eastAsia="Times New Roman" w:hAnsi="Arial" w:cs="Arial"/>
                 <w:color w:val="000000"/>
                 <w:kern w:val="0"/>
                 <w:sz w:val="18"/>
@@ -6005,7 +5805,7 @@
             </w:r>
             <w:r>
               <w:rPr>
-                <w:rFonts w:ascii="Helvetica Neue" w:eastAsia="Times New Roman" w:hAnsi="Helvetica Neue" w:cs="Arial"/>
+                <w:rFonts w:ascii="Arial" w:eastAsia="Times New Roman" w:hAnsi="Arial" w:cs="Arial"/>
                 <w:color w:val="000000"/>
                 <w:kern w:val="0"/>
                 <w:sz w:val="18"/>
@@ -6016,7 +5816,7 @@
             </w:r>
             <w:r>
               <w:rPr>
-                <w:rFonts w:ascii="Helvetica Neue" w:eastAsia="Times New Roman" w:hAnsi="Helvetica Neue" w:cs="Arial"/>
+                <w:rFonts w:ascii="Arial" w:eastAsia="Times New Roman" w:hAnsi="Arial" w:cs="Arial"/>
                 <w:color w:val="000000"/>
                 <w:kern w:val="0"/>
                 <w:sz w:val="18"/>
@@ -6028,7 +5828,7 @@
             <w:proofErr w:type="spellEnd"/>
             <w:r>
               <w:rPr>
-                <w:rFonts w:ascii="Helvetica Neue" w:eastAsia="Times New Roman" w:hAnsi="Helvetica Neue" w:cs="Arial"/>
+                <w:rFonts w:ascii="Arial" w:eastAsia="Times New Roman" w:hAnsi="Arial" w:cs="Arial"/>
                 <w:color w:val="000000"/>
                 <w:kern w:val="0"/>
                 <w:sz w:val="18"/>
@@ -6049,7 +5849,7 @@
             <w:pPr>
               <w:outlineLvl w:val="1"/>
               <w:rPr>
-                <w:rFonts w:ascii="Helvetica Neue" w:eastAsia="Times New Roman" w:hAnsi="Helvetica Neue" w:cs="Arial"/>
+                <w:rFonts w:ascii="Arial" w:eastAsia="Times New Roman" w:hAnsi="Arial" w:cs="Arial"/>
                 <w:b/>
                 <w:bCs/>
                 <w:color w:val="000000"/>
@@ -6062,7 +5862,7 @@
             </w:pPr>
             <w:r>
               <w:rPr>
-                <w:rFonts w:ascii="Helvetica Neue" w:eastAsia="Times New Roman" w:hAnsi="Helvetica Neue" w:cs="Arial"/>
+                <w:rFonts w:ascii="Arial" w:eastAsia="Times New Roman" w:hAnsi="Arial" w:cs="Arial"/>
                 <w:color w:val="000000"/>
                 <w:kern w:val="0"/>
                 <w:sz w:val="18"/>
@@ -6075,7 +5875,7 @@
             <w:proofErr w:type="gramStart"/>
             <w:r>
               <w:rPr>
-                <w:rFonts w:ascii="Helvetica Neue" w:eastAsia="Times New Roman" w:hAnsi="Helvetica Neue" w:cs="Arial"/>
+                <w:rFonts w:ascii="Arial" w:eastAsia="Times New Roman" w:hAnsi="Arial" w:cs="Arial"/>
                 <w:color w:val="000000"/>
                 <w:kern w:val="0"/>
                 <w:sz w:val="18"/>
@@ -6088,7 +5888,7 @@
             <w:proofErr w:type="gramEnd"/>
             <w:r>
               <w:rPr>
-                <w:rFonts w:ascii="Helvetica Neue" w:eastAsia="Times New Roman" w:hAnsi="Helvetica Neue" w:cs="Arial"/>
+                <w:rFonts w:ascii="Arial" w:eastAsia="Times New Roman" w:hAnsi="Arial" w:cs="Arial"/>
                 <w:color w:val="000000"/>
                 <w:kern w:val="0"/>
                 <w:sz w:val="18"/>
@@ -6108,7 +5908,7 @@
             <w:pPr>
               <w:jc w:val="right"/>
               <w:rPr>
-                <w:rFonts w:ascii="Helvetica Neue" w:eastAsia="Times New Roman" w:hAnsi="Helvetica Neue" w:cs="Arial"/>
+                <w:rFonts w:ascii="Arial" w:eastAsia="Times New Roman" w:hAnsi="Arial" w:cs="Arial"/>
                 <w:color w:val="000000"/>
                 <w:kern w:val="0"/>
                 <w:sz w:val="18"/>
@@ -6119,7 +5919,7 @@
             </w:pPr>
             <w:r>
               <w:rPr>
-                <w:rFonts w:ascii="Helvetica Neue" w:eastAsia="Times New Roman" w:hAnsi="Helvetica Neue" w:cs="Arial"/>
+                <w:rFonts w:ascii="Arial" w:eastAsia="Times New Roman" w:hAnsi="Arial" w:cs="Arial"/>
                 <w:color w:val="000000"/>
                 <w:kern w:val="0"/>
                 <w:sz w:val="18"/>
@@ -6131,7 +5931,7 @@
             <w:proofErr w:type="spellStart"/>
             <w:r>
               <w:rPr>
-                <w:rFonts w:ascii="Helvetica Neue" w:eastAsia="Times New Roman" w:hAnsi="Helvetica Neue" w:cs="Arial"/>
+                <w:rFonts w:ascii="Arial" w:eastAsia="Times New Roman" w:hAnsi="Arial" w:cs="Arial"/>
                 <w:color w:val="000000"/>
                 <w:kern w:val="0"/>
                 <w:sz w:val="18"/>
@@ -6143,7 +5943,7 @@
             <w:proofErr w:type="spellEnd"/>
             <w:r>
               <w:rPr>
-                <w:rFonts w:ascii="Helvetica Neue" w:eastAsia="Times New Roman" w:hAnsi="Helvetica Neue" w:cs="Arial"/>
+                <w:rFonts w:ascii="Arial" w:eastAsia="Times New Roman" w:hAnsi="Arial" w:cs="Arial"/>
                 <w:color w:val="000000"/>
                 <w:kern w:val="0"/>
                 <w:sz w:val="18"/>
@@ -6164,7 +5964,7 @@
             <w:pPr>
               <w:jc w:val="right"/>
               <w:rPr>
-                <w:rFonts w:ascii="Helvetica Neue" w:eastAsia="Times New Roman" w:hAnsi="Helvetica Neue" w:cs="Arial"/>
+                <w:rFonts w:ascii="Arial" w:eastAsia="Times New Roman" w:hAnsi="Arial" w:cs="Arial"/>
                 <w:color w:val="000000"/>
                 <w:kern w:val="0"/>
                 <w:sz w:val="18"/>
@@ -6175,7 +5975,7 @@
             </w:pPr>
             <w:r>
               <w:rPr>
-                <w:rFonts w:ascii="Helvetica Neue" w:eastAsia="Times New Roman" w:hAnsi="Helvetica Neue" w:cs="Arial"/>
+                <w:rFonts w:ascii="Arial" w:eastAsia="Times New Roman" w:hAnsi="Arial" w:cs="Arial"/>
                 <w:color w:val="000000"/>
                 <w:kern w:val="0"/>
                 <w:sz w:val="18"/>
@@ -6188,7 +5988,7 @@
             <w:proofErr w:type="gramStart"/>
             <w:r>
               <w:rPr>
-                <w:rFonts w:ascii="Helvetica Neue" w:eastAsia="Times New Roman" w:hAnsi="Helvetica Neue" w:cs="Arial"/>
+                <w:rFonts w:ascii="Arial" w:eastAsia="Times New Roman" w:hAnsi="Arial" w:cs="Arial"/>
                 <w:color w:val="000000"/>
                 <w:kern w:val="0"/>
                 <w:sz w:val="18"/>
@@ -6199,7 +5999,7 @@
             </w:r>
             <w:r>
               <w:rPr>
-                <w:rFonts w:ascii="Helvetica Neue" w:eastAsia="Times New Roman" w:hAnsi="Helvetica Neue" w:cs="Arial"/>
+                <w:rFonts w:ascii="Arial" w:eastAsia="Times New Roman" w:hAnsi="Arial" w:cs="Arial"/>
                 <w:color w:val="000000"/>
                 <w:kern w:val="0"/>
                 <w:sz w:val="18"/>
@@ -6212,7 +6012,7 @@
             <w:proofErr w:type="gramEnd"/>
             <w:r>
               <w:rPr>
-                <w:rFonts w:ascii="Helvetica Neue" w:eastAsia="Times New Roman" w:hAnsi="Helvetica Neue" w:cs="Arial"/>
+                <w:rFonts w:ascii="Arial" w:eastAsia="Times New Roman" w:hAnsi="Arial" w:cs="Arial"/>
                 <w:color w:val="000000"/>
                 <w:kern w:val="0"/>
                 <w:sz w:val="18"/>
@@ -6232,7 +6032,7 @@
             <w:pPr>
               <w:jc w:val="right"/>
               <w:rPr>
-                <w:rFonts w:ascii="Helvetica Neue" w:eastAsia="Times New Roman" w:hAnsi="Helvetica Neue" w:cs="Arial"/>
+                <w:rFonts w:ascii="Arial" w:eastAsia="Times New Roman" w:hAnsi="Arial" w:cs="Arial"/>
                 <w:color w:val="000000"/>
                 <w:kern w:val="0"/>
                 <w:sz w:val="18"/>
@@ -6243,7 +6043,7 @@
             </w:pPr>
             <w:r>
               <w:rPr>
-                <w:rFonts w:ascii="Helvetica Neue" w:eastAsia="Times New Roman" w:hAnsi="Helvetica Neue" w:cs="Arial"/>
+                <w:rFonts w:ascii="Arial" w:eastAsia="Times New Roman" w:hAnsi="Arial" w:cs="Arial"/>
                 <w:color w:val="000000"/>
                 <w:kern w:val="0"/>
                 <w:sz w:val="18"/>
@@ -6256,7 +6056,7 @@
             <w:proofErr w:type="gramStart"/>
             <w:r>
               <w:rPr>
-                <w:rFonts w:ascii="Helvetica Neue" w:eastAsia="Times New Roman" w:hAnsi="Helvetica Neue" w:cs="Arial"/>
+                <w:rFonts w:ascii="Arial" w:eastAsia="Times New Roman" w:hAnsi="Arial" w:cs="Arial"/>
                 <w:color w:val="000000"/>
                 <w:kern w:val="0"/>
                 <w:sz w:val="18"/>
@@ -6267,7 +6067,7 @@
             </w:r>
             <w:r>
               <w:rPr>
-                <w:rFonts w:ascii="Helvetica Neue" w:eastAsia="Times New Roman" w:hAnsi="Helvetica Neue" w:cs="Arial"/>
+                <w:rFonts w:ascii="Arial" w:eastAsia="Times New Roman" w:hAnsi="Arial" w:cs="Arial"/>
                 <w:color w:val="000000"/>
                 <w:kern w:val="0"/>
                 <w:sz w:val="18"/>
@@ -6280,7 +6080,7 @@
             <w:proofErr w:type="gramEnd"/>
             <w:r>
               <w:rPr>
-                <w:rFonts w:ascii="Helvetica Neue" w:eastAsia="Times New Roman" w:hAnsi="Helvetica Neue" w:cs="Arial"/>
+                <w:rFonts w:ascii="Arial" w:eastAsia="Times New Roman" w:hAnsi="Arial" w:cs="Arial"/>
                 <w:color w:val="000000"/>
                 <w:kern w:val="0"/>
                 <w:sz w:val="18"/>
@@ -6300,7 +6100,7 @@
             <w:pPr>
               <w:jc w:val="center"/>
               <w:rPr>
-                <w:rFonts w:ascii="Helvetica Neue" w:eastAsia="Times New Roman" w:hAnsi="Helvetica Neue" w:cs="Arial"/>
+                <w:rFonts w:ascii="Arial" w:eastAsia="Times New Roman" w:hAnsi="Arial" w:cs="Arial"/>
                 <w:color w:val="000000"/>
                 <w:kern w:val="0"/>
                 <w:sz w:val="18"/>
@@ -6311,7 +6111,7 @@
             </w:pPr>
             <w:r>
               <w:rPr>
-                <w:rFonts w:ascii="Helvetica Neue" w:eastAsia="Times New Roman" w:hAnsi="Helvetica Neue" w:cs="Arial"/>
+                <w:rFonts w:ascii="Arial" w:eastAsia="Times New Roman" w:hAnsi="Arial" w:cs="Arial"/>
                 <w:color w:val="000000"/>
                 <w:kern w:val="0"/>
                 <w:sz w:val="18"/>
@@ -6325,7 +6125,7 @@
             <w:proofErr w:type="gramStart"/>
             <w:r>
               <w:rPr>
-                <w:rFonts w:ascii="Helvetica Neue" w:eastAsia="Times New Roman" w:hAnsi="Helvetica Neue" w:cs="Arial"/>
+                <w:rFonts w:ascii="Arial" w:eastAsia="Times New Roman" w:hAnsi="Arial" w:cs="Arial"/>
                 <w:color w:val="000000"/>
                 <w:kern w:val="0"/>
                 <w:sz w:val="18"/>
@@ -6339,7 +6139,7 @@
             <w:proofErr w:type="gramEnd"/>
             <w:r>
               <w:rPr>
-                <w:rFonts w:ascii="Helvetica Neue" w:eastAsia="Times New Roman" w:hAnsi="Helvetica Neue" w:cs="Arial"/>
+                <w:rFonts w:ascii="Arial" w:eastAsia="Times New Roman" w:hAnsi="Arial" w:cs="Arial"/>
                 <w:color w:val="000000"/>
                 <w:kern w:val="0"/>
                 <w:sz w:val="18"/>
@@ -6362,7 +6162,7 @@
             <w:pPr>
               <w:outlineLvl w:val="1"/>
               <w:rPr>
-                <w:rFonts w:ascii="Helvetica Neue" w:eastAsia="Times New Roman" w:hAnsi="Helvetica Neue" w:cs="Arial"/>
+                <w:rFonts w:ascii="Arial" w:eastAsia="Times New Roman" w:hAnsi="Arial" w:cs="Arial"/>
                 <w:b/>
                 <w:bCs/>
                 <w:color w:val="000000"/>
@@ -6375,7 +6175,7 @@
             </w:pPr>
             <w:r>
               <w:rPr>
-                <w:rFonts w:ascii="Helvetica Neue" w:eastAsia="Times New Roman" w:hAnsi="Helvetica Neue" w:cs="Arial"/>
+                <w:rFonts w:ascii="Arial" w:eastAsia="Times New Roman" w:hAnsi="Arial" w:cs="Arial"/>
                 <w:color w:val="000000"/>
                 <w:kern w:val="0"/>
                 <w:sz w:val="18"/>
@@ -6387,7 +6187,7 @@
             <w:proofErr w:type="spellStart"/>
             <w:r>
               <w:rPr>
-                <w:rFonts w:ascii="Helvetica Neue" w:eastAsia="Times New Roman" w:hAnsi="Helvetica Neue" w:cs="Arial"/>
+                <w:rFonts w:ascii="Arial" w:eastAsia="Times New Roman" w:hAnsi="Arial" w:cs="Arial"/>
                 <w:color w:val="000000"/>
                 <w:kern w:val="0"/>
                 <w:sz w:val="18"/>
@@ -6399,7 +6199,7 @@
             <w:proofErr w:type="spellEnd"/>
             <w:r>
               <w:rPr>
-                <w:rFonts w:ascii="Helvetica Neue" w:eastAsia="Times New Roman" w:hAnsi="Helvetica Neue" w:cs="Arial"/>
+                <w:rFonts w:ascii="Arial" w:eastAsia="Times New Roman" w:hAnsi="Arial" w:cs="Arial"/>
                 <w:color w:val="000000"/>
                 <w:kern w:val="0"/>
                 <w:sz w:val="18"/>
@@ -6411,7 +6211,7 @@
             <w:proofErr w:type="spellStart"/>
             <w:r>
               <w:rPr>
-                <w:rFonts w:ascii="Helvetica Neue" w:eastAsia="Times New Roman" w:hAnsi="Helvetica Neue" w:cs="Arial"/>
+                <w:rFonts w:ascii="Arial" w:eastAsia="Times New Roman" w:hAnsi="Arial" w:cs="Arial"/>
                 <w:color w:val="000000"/>
                 <w:kern w:val="0"/>
                 <w:sz w:val="18"/>
@@ -6423,7 +6223,7 @@
             <w:proofErr w:type="spellEnd"/>
             <w:r>
               <w:rPr>
-                <w:rFonts w:ascii="Helvetica Neue" w:eastAsia="Times New Roman" w:hAnsi="Helvetica Neue" w:cs="Arial"/>
+                <w:rFonts w:ascii="Arial" w:eastAsia="Times New Roman" w:hAnsi="Arial" w:cs="Arial"/>
                 <w:color w:val="000000"/>
                 <w:kern w:val="0"/>
                 <w:sz w:val="18"/>
@@ -6436,7 +6236,7 @@
           <w:p>
             <w:pPr>
               <w:rPr>
-                <w:rFonts w:ascii="Helvetica Neue" w:eastAsia="Times New Roman" w:hAnsi="Helvetica Neue" w:cs="Arial"/>
+                <w:rFonts w:ascii="Arial" w:eastAsia="Times New Roman" w:hAnsi="Arial" w:cs="Arial"/>
                 <w:color w:val="000000"/>
                 <w:kern w:val="0"/>
                 <w:sz w:val="18"/>
@@ -6447,7 +6247,7 @@
             </w:pPr>
             <w:r>
               <w:rPr>
-                <w:rFonts w:ascii="Helvetica Neue" w:eastAsia="Times New Roman" w:hAnsi="Helvetica Neue" w:cs="Arial"/>
+                <w:rFonts w:ascii="Arial" w:eastAsia="Times New Roman" w:hAnsi="Arial" w:cs="Arial"/>
                 <w:color w:val="000000"/>
                 <w:kern w:val="0"/>
                 <w:sz w:val="18"/>
@@ -6459,7 +6259,7 @@
             <w:proofErr w:type="spellStart"/>
             <w:r>
               <w:rPr>
-                <w:rFonts w:ascii="Helvetica Neue" w:eastAsia="Times New Roman" w:hAnsi="Helvetica Neue" w:cs="Arial"/>
+                <w:rFonts w:ascii="Arial" w:eastAsia="Times New Roman" w:hAnsi="Arial" w:cs="Arial"/>
                 <w:color w:val="000000"/>
                 <w:kern w:val="0"/>
                 <w:sz w:val="18"/>
@@ -6471,7 +6271,7 @@
             <w:proofErr w:type="spellEnd"/>
             <w:r>
               <w:rPr>
-                <w:rFonts w:ascii="Helvetica Neue" w:eastAsia="Times New Roman" w:hAnsi="Helvetica Neue" w:cs="Arial"/>
+                <w:rFonts w:ascii="Arial" w:eastAsia="Times New Roman" w:hAnsi="Arial" w:cs="Arial"/>
                 <w:color w:val="000000"/>
                 <w:kern w:val="0"/>
                 <w:sz w:val="18"/>
@@ -6493,7 +6293,7 @@
           <w:p>
             <w:pPr>
               <w:rPr>
-                <w:rFonts w:ascii="Helvetica Neue" w:eastAsia="Times New Roman" w:hAnsi="Helvetica Neue" w:cs="Arial"/>
+                <w:rFonts w:ascii="Arial" w:eastAsia="Times New Roman" w:hAnsi="Arial" w:cs="Arial"/>
                 <w:color w:val="000000"/>
                 <w:kern w:val="0"/>
                 <w:sz w:val="18"/>
@@ -6504,7 +6304,7 @@
             </w:pPr>
             <w:r>
               <w:rPr>
-                <w:rFonts w:ascii="Helvetica Neue" w:eastAsia="Times New Roman" w:hAnsi="Helvetica Neue" w:cs="Arial"/>
+                <w:rFonts w:ascii="Arial" w:eastAsia="Times New Roman" w:hAnsi="Arial" w:cs="Arial"/>
                 <w:b/>
                 <w:bCs/>
                 <w:color w:val="000000"/>
@@ -6526,7 +6326,7 @@
             <w:pPr>
               <w:jc w:val="right"/>
               <w:rPr>
-                <w:rFonts w:ascii="Helvetica Neue" w:eastAsia="Times New Roman" w:hAnsi="Helvetica Neue" w:cs="Arial"/>
+                <w:rFonts w:ascii="Arial" w:eastAsia="Times New Roman" w:hAnsi="Arial" w:cs="Arial"/>
                 <w:color w:val="000000"/>
                 <w:kern w:val="0"/>
                 <w:sz w:val="18"/>
@@ -6537,7 +6337,7 @@
             </w:pPr>
             <w:r>
               <w:rPr>
-                <w:rFonts w:ascii="Helvetica Neue" w:eastAsia="Times New Roman" w:hAnsi="Helvetica Neue" w:cs="Arial"/>
+                <w:rFonts w:ascii="Arial" w:eastAsia="Times New Roman" w:hAnsi="Arial" w:cs="Arial"/>
                 <w:b/>
                 <w:bCs/>
                 <w:color w:val="000000"/>
@@ -6553,7 +6353,7 @@
             <w:proofErr w:type="gramStart"/>
             <w:r>
               <w:rPr>
-                <w:rFonts w:ascii="Helvetica Neue" w:eastAsia="Times New Roman" w:hAnsi="Helvetica Neue" w:cs="Arial"/>
+                <w:rFonts w:ascii="Arial" w:eastAsia="Times New Roman" w:hAnsi="Arial" w:cs="Arial"/>
                 <w:b/>
                 <w:bCs/>
                 <w:color w:val="000000"/>
@@ -6568,7 +6368,7 @@
             <w:proofErr w:type="gramEnd"/>
             <w:r>
               <w:rPr>
-                <w:rFonts w:ascii="Helvetica Neue" w:eastAsia="Times New Roman" w:hAnsi="Helvetica Neue" w:cs="Arial"/>
+                <w:rFonts w:ascii="Arial" w:eastAsia="Times New Roman" w:hAnsi="Arial" w:cs="Arial"/>
                 <w:b/>
                 <w:bCs/>
                 <w:color w:val="000000"/>
@@ -6578,40 +6378,12 @@
                 <w:lang w:val="en-US"/>
                 <w14:ligatures w14:val="none"/>
               </w:rPr>
-              <w:t>.</w:t>
-            </w:r>
-            <w:r>
-              <w:rPr>
-                <w:rFonts w:ascii="Helvetica Neue" w:eastAsia="Times New Roman" w:hAnsi="Helvetica Neue" w:cs="Arial"/>
-                <w:b/>
-                <w:bCs/>
-                <w:color w:val="000000"/>
-                <w:kern w:val="0"/>
-                <w:sz w:val="18"/>
-                <w:szCs w:val="18"/>
-                <w:lang w:val="en-US"/>
-                <w14:ligatures w14:val="none"/>
-              </w:rPr>
-              <w:t>cartQt</w:t>
-            </w:r>
-            <w:r>
-              <w:rPr>
-                <w:rFonts w:ascii="Helvetica Neue" w:eastAsia="Times New Roman" w:hAnsi="Helvetica Neue" w:cs="Arial"/>
-                <w:b/>
-                <w:bCs/>
-                <w:color w:val="000000"/>
-                <w:kern w:val="0"/>
-                <w:sz w:val="18"/>
-                <w:szCs w:val="18"/>
-                <w:lang w:val="en-US"/>
-                <w14:ligatures w14:val="none"/>
-              </w:rPr>
-              <w:t>y</w:t>
+              <w:t>.cartQty</w:t>
             </w:r>
             <w:proofErr w:type="spellEnd"/>
             <w:r>
               <w:rPr>
-                <w:rFonts w:ascii="Helvetica Neue" w:eastAsia="Times New Roman" w:hAnsi="Helvetica Neue" w:cs="Arial"/>
+                <w:rFonts w:ascii="Arial" w:eastAsia="Times New Roman" w:hAnsi="Arial" w:cs="Arial"/>
                 <w:b/>
                 <w:bCs/>
                 <w:color w:val="000000"/>
@@ -6633,7 +6405,7 @@
           <w:p>
             <w:pPr>
               <w:rPr>
-                <w:rFonts w:ascii="Helvetica Neue" w:eastAsia="Times New Roman" w:hAnsi="Helvetica Neue" w:cs="Arial"/>
+                <w:rFonts w:ascii="Arial" w:eastAsia="Times New Roman" w:hAnsi="Arial" w:cs="Arial"/>
                 <w:color w:val="000000"/>
                 <w:kern w:val="0"/>
                 <w:sz w:val="18"/>
@@ -6653,7 +6425,7 @@
             <w:pPr>
               <w:jc w:val="right"/>
               <w:rPr>
-                <w:rFonts w:ascii="Helvetica Neue" w:eastAsia="Times New Roman" w:hAnsi="Helvetica Neue" w:cs="Arial"/>
+                <w:rFonts w:ascii="Arial" w:eastAsia="Times New Roman" w:hAnsi="Arial" w:cs="Arial"/>
                 <w:color w:val="000000"/>
                 <w:kern w:val="0"/>
                 <w:sz w:val="18"/>
@@ -6664,7 +6436,7 @@
             </w:pPr>
             <w:r>
               <w:rPr>
-                <w:rFonts w:ascii="Helvetica Neue" w:eastAsia="Times New Roman" w:hAnsi="Helvetica Neue" w:cs="Arial"/>
+                <w:rFonts w:ascii="Arial" w:eastAsia="Times New Roman" w:hAnsi="Arial" w:cs="Arial"/>
                 <w:b/>
                 <w:bCs/>
                 <w:color w:val="000000"/>
@@ -6680,7 +6452,7 @@
             <w:proofErr w:type="gramStart"/>
             <w:r>
               <w:rPr>
-                <w:rFonts w:ascii="Helvetica Neue" w:eastAsia="Times New Roman" w:hAnsi="Helvetica Neue" w:cs="Arial"/>
+                <w:rFonts w:ascii="Arial" w:eastAsia="Times New Roman" w:hAnsi="Arial" w:cs="Arial"/>
                 <w:b/>
                 <w:bCs/>
                 <w:color w:val="000000"/>
@@ -6695,7 +6467,7 @@
             <w:proofErr w:type="gramEnd"/>
             <w:r>
               <w:rPr>
-                <w:rFonts w:ascii="Helvetica Neue" w:eastAsia="Times New Roman" w:hAnsi="Helvetica Neue" w:cs="Arial"/>
+                <w:rFonts w:ascii="Arial" w:eastAsia="Times New Roman" w:hAnsi="Arial" w:cs="Arial"/>
                 <w:b/>
                 <w:bCs/>
                 <w:color w:val="000000"/>
@@ -6709,7 +6481,7 @@
             </w:r>
             <w:r>
               <w:rPr>
-                <w:rFonts w:ascii="Helvetica Neue" w:eastAsia="Times New Roman" w:hAnsi="Helvetica Neue" w:cs="Arial"/>
+                <w:rFonts w:ascii="Arial" w:eastAsia="Times New Roman" w:hAnsi="Arial" w:cs="Arial"/>
                 <w:b/>
                 <w:bCs/>
                 <w:color w:val="000000"/>
@@ -6724,7 +6496,7 @@
             <w:proofErr w:type="spellEnd"/>
             <w:r>
               <w:rPr>
-                <w:rFonts w:ascii="Helvetica Neue" w:eastAsia="Times New Roman" w:hAnsi="Helvetica Neue" w:cs="Arial"/>
+                <w:rFonts w:ascii="Arial" w:eastAsia="Times New Roman" w:hAnsi="Arial" w:cs="Arial"/>
                 <w:b/>
                 <w:bCs/>
                 <w:color w:val="000000"/>
@@ -6745,7 +6517,7 @@
           <w:p>
             <w:pPr>
               <w:rPr>
-                <w:rFonts w:ascii="Helvetica Neue" w:eastAsia="Times New Roman" w:hAnsi="Helvetica Neue" w:cs="Arial"/>
+                <w:rFonts w:ascii="Arial" w:eastAsia="Times New Roman" w:hAnsi="Arial" w:cs="Arial"/>
                 <w:color w:val="000000"/>
                 <w:kern w:val="0"/>
                 <w:sz w:val="18"/>
@@ -6767,7 +6539,7 @@
             <w:pPr>
               <w:outlineLvl w:val="1"/>
               <w:rPr>
-                <w:rFonts w:ascii="Helvetica Neue" w:eastAsia="Times New Roman" w:hAnsi="Helvetica Neue" w:cs="Arial"/>
+                <w:rFonts w:ascii="Arial" w:eastAsia="Times New Roman" w:hAnsi="Arial" w:cs="Arial"/>
                 <w:b/>
                 <w:bCs/>
                 <w:color w:val="000000"/>
@@ -6780,7 +6552,7 @@
             </w:pPr>
             <w:r>
               <w:rPr>
-                <w:rFonts w:ascii="Helvetica Neue" w:eastAsia="Times New Roman" w:hAnsi="Helvetica Neue" w:cs="Arial"/>
+                <w:rFonts w:ascii="Arial" w:eastAsia="Times New Roman" w:hAnsi="Arial" w:cs="Arial"/>
                 <w:color w:val="000000"/>
                 <w:kern w:val="0"/>
                 <w:sz w:val="18"/>
@@ -6792,7 +6564,7 @@
             <w:proofErr w:type="spellStart"/>
             <w:r>
               <w:rPr>
-                <w:rFonts w:ascii="Helvetica Neue" w:eastAsia="Times New Roman" w:hAnsi="Helvetica Neue" w:cs="Arial"/>
+                <w:rFonts w:ascii="Arial" w:eastAsia="Times New Roman" w:hAnsi="Arial" w:cs="Arial"/>
                 <w:color w:val="000000"/>
                 <w:kern w:val="0"/>
                 <w:sz w:val="18"/>
@@ -6804,7 +6576,7 @@
             <w:proofErr w:type="spellEnd"/>
             <w:r>
               <w:rPr>
-                <w:rFonts w:ascii="Helvetica Neue" w:eastAsia="Times New Roman" w:hAnsi="Helvetica Neue" w:cs="Arial"/>
+                <w:rFonts w:ascii="Arial" w:eastAsia="Times New Roman" w:hAnsi="Arial" w:cs="Arial"/>
                 <w:color w:val="000000"/>
                 <w:kern w:val="0"/>
                 <w:sz w:val="18"/>
@@ -6818,7 +6590,7 @@
             <w:pPr>
               <w:outlineLvl w:val="1"/>
               <w:rPr>
-                <w:rFonts w:ascii="Helvetica Neue" w:eastAsia="Times New Roman" w:hAnsi="Helvetica Neue" w:cs="Arial"/>
+                <w:rFonts w:ascii="Arial" w:eastAsia="Times New Roman" w:hAnsi="Arial" w:cs="Arial"/>
                 <w:b/>
                 <w:bCs/>
                 <w:color w:val="000000"/>
@@ -6831,7 +6603,7 @@
             </w:pPr>
             <w:r>
               <w:rPr>
-                <w:rFonts w:ascii="Helvetica Neue" w:eastAsia="Times New Roman" w:hAnsi="Helvetica Neue" w:cs="Arial"/>
+                <w:rFonts w:ascii="Arial" w:eastAsia="Times New Roman" w:hAnsi="Arial" w:cs="Arial"/>
                 <w:color w:val="000000"/>
                 <w:kern w:val="0"/>
                 <w:sz w:val="18"/>
@@ -6843,7 +6615,7 @@
             <w:proofErr w:type="spellStart"/>
             <w:r>
               <w:rPr>
-                <w:rFonts w:ascii="Helvetica Neue" w:eastAsia="Times New Roman" w:hAnsi="Helvetica Neue" w:cs="Arial"/>
+                <w:rFonts w:ascii="Arial" w:eastAsia="Times New Roman" w:hAnsi="Arial" w:cs="Arial"/>
                 <w:color w:val="000000"/>
                 <w:kern w:val="0"/>
                 <w:sz w:val="18"/>
@@ -6855,7 +6627,7 @@
             <w:proofErr w:type="spellEnd"/>
             <w:r>
               <w:rPr>
-                <w:rFonts w:ascii="Helvetica Neue" w:eastAsia="Times New Roman" w:hAnsi="Helvetica Neue" w:cs="Arial"/>
+                <w:rFonts w:ascii="Arial" w:eastAsia="Times New Roman" w:hAnsi="Arial" w:cs="Arial"/>
                 <w:color w:val="000000"/>
                 <w:kern w:val="0"/>
                 <w:sz w:val="18"/>
@@ -6867,7 +6639,7 @@
             <w:proofErr w:type="spellStart"/>
             <w:r>
               <w:rPr>
-                <w:rFonts w:ascii="Helvetica Neue" w:eastAsia="Times New Roman" w:hAnsi="Helvetica Neue" w:cs="Arial"/>
+                <w:rFonts w:ascii="Arial" w:eastAsia="Times New Roman" w:hAnsi="Arial" w:cs="Arial"/>
                 <w:color w:val="000000"/>
                 <w:kern w:val="0"/>
                 <w:sz w:val="18"/>
@@ -6879,7 +6651,7 @@
             <w:proofErr w:type="spellEnd"/>
             <w:r>
               <w:rPr>
-                <w:rFonts w:ascii="Helvetica Neue" w:eastAsia="Times New Roman" w:hAnsi="Helvetica Neue" w:cs="Arial"/>
+                <w:rFonts w:ascii="Arial" w:eastAsia="Times New Roman" w:hAnsi="Arial" w:cs="Arial"/>
                 <w:color w:val="000000"/>
                 <w:kern w:val="0"/>
                 <w:sz w:val="18"/>
@@ -6892,7 +6664,7 @@
           <w:p>
             <w:pPr>
               <w:rPr>
-                <w:rFonts w:ascii="Helvetica Neue" w:eastAsia="Times New Roman" w:hAnsi="Helvetica Neue" w:cs="Arial"/>
+                <w:rFonts w:ascii="Arial" w:eastAsia="Times New Roman" w:hAnsi="Arial" w:cs="Arial"/>
                 <w:color w:val="000000"/>
                 <w:kern w:val="0"/>
                 <w:sz w:val="18"/>
@@ -6903,7 +6675,7 @@
             </w:pPr>
             <w:r>
               <w:rPr>
-                <w:rFonts w:ascii="Helvetica Neue" w:eastAsia="Times New Roman" w:hAnsi="Helvetica Neue" w:cs="Arial"/>
+                <w:rFonts w:ascii="Arial" w:eastAsia="Times New Roman" w:hAnsi="Arial" w:cs="Arial"/>
                 <w:color w:val="000000"/>
                 <w:kern w:val="0"/>
                 <w:sz w:val="18"/>
@@ -6915,7 +6687,7 @@
             <w:proofErr w:type="spellStart"/>
             <w:r>
               <w:rPr>
-                <w:rFonts w:ascii="Helvetica Neue" w:eastAsia="Times New Roman" w:hAnsi="Helvetica Neue" w:cs="Arial"/>
+                <w:rFonts w:ascii="Arial" w:eastAsia="Times New Roman" w:hAnsi="Arial" w:cs="Arial"/>
                 <w:color w:val="000000"/>
                 <w:kern w:val="0"/>
                 <w:sz w:val="18"/>
@@ -6927,7 +6699,7 @@
             <w:proofErr w:type="spellEnd"/>
             <w:r>
               <w:rPr>
-                <w:rFonts w:ascii="Helvetica Neue" w:eastAsia="Times New Roman" w:hAnsi="Helvetica Neue" w:cs="Arial"/>
+                <w:rFonts w:ascii="Arial" w:eastAsia="Times New Roman" w:hAnsi="Arial" w:cs="Arial"/>
                 <w:color w:val="000000"/>
                 <w:kern w:val="0"/>
                 <w:sz w:val="18"/>
@@ -6943,65 +6715,53 @@
     <w:p>
       <w:pPr>
         <w:rPr>
-          <w:rFonts w:ascii="Helvetica Neue" w:hAnsi="Helvetica Neue" w:cs="Arial"/>
+          <w:rFonts w:ascii="Arial" w:hAnsi="Arial" w:cs="Arial"/>
         </w:rPr>
       </w:pPr>
       <w:r>
         <w:rPr>
-          <w:rFonts w:ascii="Helvetica Neue" w:hAnsi="Helvetica Neue" w:cs="Arial"/>
+          <w:rFonts w:ascii="Arial" w:hAnsi="Arial" w:cs="Arial"/>
         </w:rPr>
-        <w:t xml:space="preserve">[[if </w:t>
-      </w:r>
-      <w:r>
-        <w:rPr>
-          <w:rFonts w:ascii="Helvetica Neue" w:hAnsi="Helvetica Neue" w:cs="Arial"/>
-        </w:rPr>
-        <w:t>.</w:t>
+        <w:t>[[if .</w:t>
       </w:r>
       <w:proofErr w:type="gramStart"/>
       <w:r>
         <w:rPr>
-          <w:rFonts w:ascii="Helvetica Neue" w:hAnsi="Helvetica Neue" w:cs="Arial"/>
+          <w:rFonts w:ascii="Arial" w:hAnsi="Arial" w:cs="Arial"/>
         </w:rPr>
         <w:t>ci.companyinfo</w:t>
       </w:r>
       <w:proofErr w:type="gramEnd"/>
       <w:r>
         <w:rPr>
-          <w:rFonts w:ascii="Helvetica Neue" w:hAnsi="Helvetica Neue" w:cs="Arial"/>
+          <w:rFonts w:ascii="Arial" w:hAnsi="Arial" w:cs="Arial"/>
         </w:rPr>
         <w:t>.</w:t>
       </w:r>
       <w:proofErr w:type="spellStart"/>
       <w:r>
         <w:rPr>
-          <w:rFonts w:ascii="Helvetica Neue" w:hAnsi="Helvetica Neue" w:cs="Arial"/>
+          <w:rFonts w:ascii="Arial" w:hAnsi="Arial" w:cs="Arial"/>
         </w:rPr>
         <w:t>TermsandConditions</w:t>
       </w:r>
       <w:proofErr w:type="spellEnd"/>
       <w:r>
         <w:rPr>
-          <w:rFonts w:ascii="Helvetica Neue" w:hAnsi="Helvetica Neue" w:cs="Arial"/>
+          <w:rFonts w:ascii="Arial" w:hAnsi="Arial" w:cs="Arial"/>
         </w:rPr>
-        <w:t>__c</w:t>
-      </w:r>
-      <w:r>
-        <w:rPr>
-          <w:rFonts w:ascii="Helvetica Neue" w:hAnsi="Helvetica Neue" w:cs="Arial"/>
-        </w:rPr>
-        <w:t>]]</w:t>
+        <w:t>__c]]</w:t>
       </w:r>
     </w:p>
     <w:p>
       <w:pPr>
         <w:rPr>
-          <w:rFonts w:ascii="Helvetica Neue" w:hAnsi="Helvetica Neue" w:cs="Arial"/>
+          <w:rFonts w:ascii="Arial" w:hAnsi="Arial" w:cs="Arial"/>
         </w:rPr>
       </w:pPr>
       <w:r>
         <w:rPr>
-          <w:rFonts w:ascii="Helvetica Neue" w:hAnsi="Helvetica Neue" w:cs="Arial"/>
+          <w:rFonts w:ascii="Arial" w:hAnsi="Arial" w:cs="Arial"/>
         </w:rPr>
         <w:br w:type="page"/>
       </w:r>
@@ -7009,12 +6769,12 @@
     <w:p>
       <w:pPr>
         <w:rPr>
-          <w:rFonts w:ascii="Helvetica Neue" w:hAnsi="Helvetica Neue" w:cs="Arial"/>
+          <w:rFonts w:ascii="Arial" w:hAnsi="Arial" w:cs="Arial"/>
         </w:rPr>
       </w:pPr>
       <w:r>
         <w:rPr>
-          <w:rFonts w:ascii="Helvetica Neue" w:hAnsi="Helvetica Neue" w:cs="Arial"/>
+          <w:rFonts w:ascii="Arial" w:hAnsi="Arial" w:cs="Arial"/>
         </w:rPr>
         <w:lastRenderedPageBreak/>
         <w:t>[[rtf .</w:t>
@@ -7022,34 +6782,34 @@
       <w:proofErr w:type="gramStart"/>
       <w:r>
         <w:rPr>
-          <w:rFonts w:ascii="Helvetica Neue" w:hAnsi="Helvetica Neue" w:cs="Arial"/>
+          <w:rFonts w:ascii="Arial" w:hAnsi="Arial" w:cs="Arial"/>
         </w:rPr>
         <w:t>ci.companyinfo</w:t>
       </w:r>
       <w:proofErr w:type="gramEnd"/>
       <w:r>
         <w:rPr>
-          <w:rFonts w:ascii="Helvetica Neue" w:hAnsi="Helvetica Neue" w:cs="Arial"/>
+          <w:rFonts w:ascii="Arial" w:hAnsi="Arial" w:cs="Arial"/>
         </w:rPr>
         <w:t>.</w:t>
       </w:r>
       <w:proofErr w:type="spellStart"/>
       <w:r>
         <w:rPr>
-          <w:rFonts w:ascii="Helvetica Neue" w:hAnsi="Helvetica Neue" w:cs="Arial"/>
+          <w:rFonts w:ascii="Arial" w:hAnsi="Arial" w:cs="Arial"/>
         </w:rPr>
         <w:t>TermsandConditions</w:t>
       </w:r>
       <w:proofErr w:type="spellEnd"/>
       <w:r>
         <w:rPr>
-          <w:rFonts w:ascii="Helvetica Neue" w:hAnsi="Helvetica Neue" w:cs="Arial"/>
+          <w:rFonts w:ascii="Arial" w:hAnsi="Arial" w:cs="Arial"/>
         </w:rPr>
         <w:t>__c]]</w:t>
       </w:r>
       <w:r>
         <w:rPr>
-          <w:rFonts w:ascii="Helvetica Neue" w:hAnsi="Helvetica Neue" w:cs="Arial"/>
+          <w:rFonts w:ascii="Arial" w:hAnsi="Arial" w:cs="Arial"/>
         </w:rPr>
         <w:t xml:space="preserve"> [[end]]</w:t>
       </w:r>
@@ -7268,7 +7028,7 @@
         <w:szCs w:val="18"/>
         <w:lang w:val="en-US"/>
       </w:rPr>
-      <w:t>8-Sep-25</w:t>
+      <w:t>9-Sep-25</w:t>
     </w:r>
     <w:r>
       <w:rPr>
@@ -7557,7 +7317,7 @@
       <w:rPr>
         <w:noProof/>
       </w:rPr>
-      <w:pict w14:anchorId="15C93A58">
+      <w:pict w14:anchorId="10068EBF">
         <v:shapetype id="_x0000_t136" coordsize="21600,21600" o:spt="136" adj="10800" path="m@7,l@8,m@5,21600l@6,21600e">
           <v:formulas>
             <v:f eqn="sum #0 0 10800"/>
@@ -7582,8 +7342,8 @@
           </v:handles>
           <o:lock v:ext="edit" text="t" shapetype="t"/>
         </v:shapetype>
-        <v:shape id="PowerPlusWaterMarkObject135395946" o:spid="_x0000_s1027" type="#_x0000_t136" alt="" style="position:absolute;margin-left:0;margin-top:0;width:552.8pt;height:207.3pt;z-index:-251630592;mso-wrap-edited:f;mso-width-percent:0;mso-height-percent:0;mso-position-horizontal:center;mso-position-horizontal-relative:margin;mso-position-vertical:center;mso-position-vertical-relative:margin;mso-width-percent:0;mso-height-percent:0" o:allowincell="f" fillcolor="silver" stroked="f">
-          <v:textpath style="font-family:&quot;Helvetica Neue&quot;;font-size:1pt;font-weight:bold;font-style:italic" string="DRAFT"/>
+        <v:shape id="PowerPlusWaterMarkObject232905940" o:spid="_x0000_s1027" type="#_x0000_t136" alt="" style="position:absolute;margin-left:0;margin-top:0;width:580.95pt;height:198.35pt;rotation:315;z-index:-251624448;mso-wrap-edited:f;mso-width-percent:0;mso-height-percent:0;mso-position-horizontal:center;mso-position-horizontal-relative:margin;mso-position-vertical:center;mso-position-vertical-relative:margin;mso-width-percent:0;mso-height-percent:0" o:allowincell="f" fillcolor="#e0e0e0" stroked="f">
+          <v:textpath style="font-family:&quot;Arial&quot;;font-size:1pt;font-weight:bold;font-style:italic" string="DRAFT"/>
           <w10:wrap anchorx="margin" anchory="margin"/>
         </v:shape>
       </w:pict>
@@ -7609,7 +7369,7 @@
       <w:rPr>
         <w:noProof/>
       </w:rPr>
-      <w:pict w14:anchorId="2999BA2A">
+      <w:pict w14:anchorId="3ADF7CE0">
         <v:shapetype id="_x0000_t136" coordsize="21600,21600" o:spt="136" adj="10800" path="m@7,l@8,m@5,21600l@6,21600e">
           <v:formulas>
             <v:f eqn="sum #0 0 10800"/>
@@ -7634,8 +7394,8 @@
           </v:handles>
           <o:lock v:ext="edit" text="t" shapetype="t"/>
         </v:shapetype>
-        <v:shape id="PowerPlusWaterMarkObject135395947" o:spid="_x0000_s1026" type="#_x0000_t136" alt="" style="position:absolute;margin-left:0;margin-top:0;width:552.8pt;height:207.3pt;z-index:-251628544;mso-wrap-edited:f;mso-width-percent:0;mso-height-percent:0;mso-position-horizontal:center;mso-position-horizontal-relative:margin;mso-position-vertical:center;mso-position-vertical-relative:margin;mso-width-percent:0;mso-height-percent:0" o:allowincell="f" fillcolor="silver" stroked="f">
-          <v:textpath style="font-family:&quot;Helvetica Neue&quot;;font-size:1pt;font-weight:bold;font-style:italic" string="DRAFT"/>
+        <v:shape id="PowerPlusWaterMarkObject232905941" o:spid="_x0000_s1026" type="#_x0000_t136" alt="" style="position:absolute;margin-left:0;margin-top:0;width:580.95pt;height:198.35pt;rotation:315;z-index:-251622400;mso-wrap-edited:f;mso-width-percent:0;mso-height-percent:0;mso-position-horizontal:center;mso-position-horizontal-relative:margin;mso-position-vertical:center;mso-position-vertical-relative:margin;mso-width-percent:0;mso-height-percent:0" o:allowincell="f" fillcolor="#e0e0e0" stroked="f">
+          <v:textpath style="font-family:&quot;Arial&quot;;font-size:1pt;font-weight:bold;font-style:italic" string="DRAFT"/>
           <w10:wrap anchorx="margin" anchory="margin"/>
         </v:shape>
       </w:pict>
@@ -7709,7 +7469,7 @@
       <w:rPr>
         <w:noProof/>
       </w:rPr>
-      <w:pict w14:anchorId="32DCFB80">
+      <w:pict w14:anchorId="347176E6">
         <v:shapetype id="_x0000_t136" coordsize="21600,21600" o:spt="136" adj="10800" path="m@7,l@8,m@5,21600l@6,21600e">
           <v:formulas>
             <v:f eqn="sum #0 0 10800"/>
@@ -7734,8 +7494,8 @@
           </v:handles>
           <o:lock v:ext="edit" text="t" shapetype="t"/>
         </v:shapetype>
-        <v:shape id="PowerPlusWaterMarkObject135395945" o:spid="_x0000_s1025" type="#_x0000_t136" alt="" style="position:absolute;margin-left:0;margin-top:0;width:552.8pt;height:207.3pt;z-index:-251632640;mso-wrap-edited:f;mso-width-percent:0;mso-height-percent:0;mso-position-horizontal:center;mso-position-horizontal-relative:margin;mso-position-vertical:center;mso-position-vertical-relative:margin;mso-width-percent:0;mso-height-percent:0" o:allowincell="f" fillcolor="silver" stroked="f">
-          <v:textpath style="font-family:&quot;Helvetica Neue&quot;;font-size:1pt;font-weight:bold;font-style:italic" string="DRAFT"/>
+        <v:shape id="PowerPlusWaterMarkObject232905939" o:spid="_x0000_s1025" type="#_x0000_t136" alt="" style="position:absolute;margin-left:0;margin-top:0;width:580.95pt;height:198.35pt;rotation:315;z-index:-251626496;mso-wrap-edited:f;mso-width-percent:0;mso-height-percent:0;mso-position-horizontal:center;mso-position-horizontal-relative:margin;mso-position-vertical:center;mso-position-vertical-relative:margin;mso-width-percent:0;mso-height-percent:0" o:allowincell="f" fillcolor="#e0e0e0" stroked="f">
+          <v:textpath style="font-family:&quot;Arial&quot;;font-size:1pt;font-weight:bold;font-style:italic" string="DRAFT"/>
           <w10:wrap anchorx="margin" anchory="margin"/>
         </v:shape>
       </w:pict>

--- a/btb_cvs_support/document/templates/quotation_format_ae.docx
+++ b/btb_cvs_support/document/templates/quotation_format_ae.docx
@@ -7317,7 +7317,7 @@
       <w:rPr>
         <w:noProof/>
       </w:rPr>
-      <w:pict w14:anchorId="10068EBF">
+      <w:pict w14:anchorId="1D1888D5">
         <v:shapetype id="_x0000_t136" coordsize="21600,21600" o:spt="136" adj="10800" path="m@7,l@8,m@5,21600l@6,21600e">
           <v:formulas>
             <v:f eqn="sum #0 0 10800"/>
@@ -7342,7 +7342,7 @@
           </v:handles>
           <o:lock v:ext="edit" text="t" shapetype="t"/>
         </v:shapetype>
-        <v:shape id="PowerPlusWaterMarkObject232905940" o:spid="_x0000_s1027" type="#_x0000_t136" alt="" style="position:absolute;margin-left:0;margin-top:0;width:580.95pt;height:198.35pt;rotation:315;z-index:-251624448;mso-wrap-edited:f;mso-width-percent:0;mso-height-percent:0;mso-position-horizontal:center;mso-position-horizontal-relative:margin;mso-position-vertical:center;mso-position-vertical-relative:margin;mso-width-percent:0;mso-height-percent:0" o:allowincell="f" fillcolor="#e0e0e0" stroked="f">
+        <v:shape id="PowerPlusWaterMarkObject235954394" o:spid="_x0000_s1027" type="#_x0000_t136" alt="" style="position:absolute;margin-left:0;margin-top:0;width:580.95pt;height:198.35pt;rotation:315;z-index:-251618304;mso-wrap-edited:f;mso-width-percent:0;mso-height-percent:0;mso-position-horizontal:center;mso-position-horizontal-relative:margin;mso-position-vertical:center;mso-position-vertical-relative:margin;mso-width-percent:0;mso-height-percent:0" o:allowincell="f" fillcolor="#ececec" stroked="f">
           <v:textpath style="font-family:&quot;Arial&quot;;font-size:1pt;font-weight:bold;font-style:italic" string="DRAFT"/>
           <w10:wrap anchorx="margin" anchory="margin"/>
         </v:shape>
@@ -7369,7 +7369,7 @@
       <w:rPr>
         <w:noProof/>
       </w:rPr>
-      <w:pict w14:anchorId="3ADF7CE0">
+      <w:pict w14:anchorId="378A2AEE">
         <v:shapetype id="_x0000_t136" coordsize="21600,21600" o:spt="136" adj="10800" path="m@7,l@8,m@5,21600l@6,21600e">
           <v:formulas>
             <v:f eqn="sum #0 0 10800"/>
@@ -7394,7 +7394,7 @@
           </v:handles>
           <o:lock v:ext="edit" text="t" shapetype="t"/>
         </v:shapetype>
-        <v:shape id="PowerPlusWaterMarkObject232905941" o:spid="_x0000_s1026" type="#_x0000_t136" alt="" style="position:absolute;margin-left:0;margin-top:0;width:580.95pt;height:198.35pt;rotation:315;z-index:-251622400;mso-wrap-edited:f;mso-width-percent:0;mso-height-percent:0;mso-position-horizontal:center;mso-position-horizontal-relative:margin;mso-position-vertical:center;mso-position-vertical-relative:margin;mso-width-percent:0;mso-height-percent:0" o:allowincell="f" fillcolor="#e0e0e0" stroked="f">
+        <v:shape id="PowerPlusWaterMarkObject235954395" o:spid="_x0000_s1026" type="#_x0000_t136" alt="" style="position:absolute;margin-left:0;margin-top:0;width:580.95pt;height:198.35pt;rotation:315;z-index:-251616256;mso-wrap-edited:f;mso-width-percent:0;mso-height-percent:0;mso-position-horizontal:center;mso-position-horizontal-relative:margin;mso-position-vertical:center;mso-position-vertical-relative:margin;mso-width-percent:0;mso-height-percent:0" o:allowincell="f" fillcolor="#ececec" stroked="f">
           <v:textpath style="font-family:&quot;Arial&quot;;font-size:1pt;font-weight:bold;font-style:italic" string="DRAFT"/>
           <w10:wrap anchorx="margin" anchory="margin"/>
         </v:shape>
@@ -7469,7 +7469,7 @@
       <w:rPr>
         <w:noProof/>
       </w:rPr>
-      <w:pict w14:anchorId="347176E6">
+      <w:pict w14:anchorId="6ECFDD84">
         <v:shapetype id="_x0000_t136" coordsize="21600,21600" o:spt="136" adj="10800" path="m@7,l@8,m@5,21600l@6,21600e">
           <v:formulas>
             <v:f eqn="sum #0 0 10800"/>
@@ -7494,7 +7494,7 @@
           </v:handles>
           <o:lock v:ext="edit" text="t" shapetype="t"/>
         </v:shapetype>
-        <v:shape id="PowerPlusWaterMarkObject232905939" o:spid="_x0000_s1025" type="#_x0000_t136" alt="" style="position:absolute;margin-left:0;margin-top:0;width:580.95pt;height:198.35pt;rotation:315;z-index:-251626496;mso-wrap-edited:f;mso-width-percent:0;mso-height-percent:0;mso-position-horizontal:center;mso-position-horizontal-relative:margin;mso-position-vertical:center;mso-position-vertical-relative:margin;mso-width-percent:0;mso-height-percent:0" o:allowincell="f" fillcolor="#e0e0e0" stroked="f">
+        <v:shape id="PowerPlusWaterMarkObject235954393" o:spid="_x0000_s1025" type="#_x0000_t136" alt="" style="position:absolute;margin-left:0;margin-top:0;width:580.95pt;height:198.35pt;rotation:315;z-index:-251620352;mso-wrap-edited:f;mso-width-percent:0;mso-height-percent:0;mso-position-horizontal:center;mso-position-horizontal-relative:margin;mso-position-vertical:center;mso-position-vertical-relative:margin;mso-width-percent:0;mso-height-percent:0" o:allowincell="f" fillcolor="#ececec" stroked="f">
           <v:textpath style="font-family:&quot;Arial&quot;;font-size:1pt;font-weight:bold;font-style:italic" string="DRAFT"/>
           <w10:wrap anchorx="margin" anchory="margin"/>
         </v:shape>

--- a/btb_cvs_support/document/templates/quotation_format_ae.docx
+++ b/btb_cvs_support/document/templates/quotation_format_ae.docx
@@ -261,7 +261,7 @@
                 <w:lang w:val="en-US"/>
                 <w14:ligatures w14:val="none"/>
               </w:rPr>
-              <w:t>9-Sep-25</w:t>
+              <w:t>13-Sep-25</w:t>
             </w:r>
             <w:r>
               <w:rPr>
@@ -943,6 +943,9 @@
         </w:tc>
       </w:tr>
       <w:tr>
+        <w:trPr>
+          <w:trHeight w:val="501"/>
+        </w:trPr>
         <w:tc>
           <w:tcPr>
             <w:tcW w:w="928" w:type="dxa"/>
@@ -1871,7 +1874,7 @@
       </w:tr>
       <w:tr>
         <w:trPr>
-          <w:trHeight w:val="324"/>
+          <w:trHeight w:val="531"/>
         </w:trPr>
         <w:tc>
           <w:tcPr>
@@ -2938,7 +2941,7 @@
       </w:tr>
       <w:tr>
         <w:trPr>
-          <w:trHeight w:val="324"/>
+          <w:trHeight w:val="583"/>
         </w:trPr>
         <w:tc>
           <w:tcPr>
@@ -3090,7 +3093,7 @@
       </w:tr>
       <w:tr>
         <w:trPr>
-          <w:trHeight w:val="324"/>
+          <w:trHeight w:val="355"/>
         </w:trPr>
         <w:tc>
           <w:tcPr>
@@ -4036,76 +4039,6 @@
               </w:rPr>
               <w:t>]]</w:t>
             </w:r>
-            <w:r>
-              <w:rPr>
-                <w:rFonts w:ascii="Arial" w:eastAsia="Times New Roman" w:hAnsi="Arial" w:cs="Arial"/>
-                <w:b/>
-                <w:bCs/>
-                <w:color w:val="000000"/>
-                <w:kern w:val="0"/>
-                <w14:ligatures w14:val="none"/>
-              </w:rPr>
-              <w:t xml:space="preserve"> [[$</w:t>
-            </w:r>
-            <w:proofErr w:type="spellStart"/>
-            <w:proofErr w:type="gramStart"/>
-            <w:r>
-              <w:rPr>
-                <w:rFonts w:ascii="Arial" w:eastAsia="Times New Roman" w:hAnsi="Arial" w:cs="Arial"/>
-                <w:b/>
-                <w:bCs/>
-                <w:color w:val="000000"/>
-                <w:kern w:val="0"/>
-                <w14:ligatures w14:val="none"/>
-              </w:rPr>
-              <w:t>na</w:t>
-            </w:r>
-            <w:proofErr w:type="spellEnd"/>
-            <w:r>
-              <w:rPr>
-                <w:rFonts w:ascii="Arial" w:eastAsia="Times New Roman" w:hAnsi="Arial" w:cs="Arial"/>
-                <w:b/>
-                <w:bCs/>
-                <w:color w:val="000000"/>
-                <w:kern w:val="0"/>
-                <w14:ligatures w14:val="none"/>
-              </w:rPr>
-              <w:t xml:space="preserve"> :</w:t>
-            </w:r>
-            <w:proofErr w:type="gramEnd"/>
-            <w:r>
-              <w:rPr>
-                <w:rFonts w:ascii="Arial" w:eastAsia="Times New Roman" w:hAnsi="Arial" w:cs="Arial"/>
-                <w:b/>
-                <w:bCs/>
-                <w:color w:val="000000"/>
-                <w:kern w:val="0"/>
-                <w14:ligatures w14:val="none"/>
-              </w:rPr>
-              <w:t>= “</w:t>
-            </w:r>
-            <w:r>
-              <w:rPr>
-                <w:rFonts w:ascii="Arial" w:eastAsia="Times New Roman" w:hAnsi="Arial" w:cs="Arial"/>
-                <w:b/>
-                <w:bCs/>
-                <w:color w:val="000000"/>
-                <w:kern w:val="0"/>
-                <w14:ligatures w14:val="none"/>
-              </w:rPr>
-              <w:t>N/A - N/A</w:t>
-            </w:r>
-            <w:r>
-              <w:rPr>
-                <w:rFonts w:ascii="Arial" w:eastAsia="Times New Roman" w:hAnsi="Arial" w:cs="Arial"/>
-                <w:b/>
-                <w:bCs/>
-                <w:color w:val="000000"/>
-                <w:kern w:val="0"/>
-                <w14:ligatures w14:val="none"/>
-              </w:rPr>
-              <w:t>”]]</w:t>
-            </w:r>
           </w:p>
         </w:tc>
       </w:tr>
@@ -4211,6 +4144,9 @@
         </w:tc>
       </w:tr>
       <w:tr>
+        <w:trPr>
+          <w:trHeight w:val="950"/>
+        </w:trPr>
         <w:tc>
           <w:tcPr>
             <w:tcW w:w="11057" w:type="dxa"/>
@@ -4631,6 +4567,9 @@
         </w:tc>
       </w:tr>
       <w:tr>
+        <w:trPr>
+          <w:trHeight w:val="264"/>
+        </w:trPr>
         <w:tc>
           <w:tcPr>
             <w:tcW w:w="2091" w:type="dxa"/>
@@ -4719,7 +4658,7 @@
                 <w:szCs w:val="18"/>
                 <w14:ligatures w14:val="none"/>
               </w:rPr>
-              <w:t>[[if ne $</w:t>
+              <w:t>[[$</w:t>
             </w:r>
             <w:proofErr w:type="spellStart"/>
             <w:proofErr w:type="gramStart"/>
@@ -4745,168 +4684,18 @@
                 <w:szCs w:val="18"/>
                 <w14:ligatures w14:val="none"/>
               </w:rPr>
-              <w:t xml:space="preserve"> $</w:t>
-            </w:r>
-            <w:proofErr w:type="spellStart"/>
-            <w:r>
-              <w:rPr>
-                <w:rFonts w:ascii="Arial" w:eastAsia="Times New Roman" w:hAnsi="Arial" w:cs="Arial"/>
-                <w:color w:val="000000"/>
-                <w:kern w:val="0"/>
-                <w:sz w:val="18"/>
-                <w:szCs w:val="18"/>
-                <w14:ligatures w14:val="none"/>
-              </w:rPr>
-              <w:t>na</w:t>
-            </w:r>
-            <w:proofErr w:type="spellEnd"/>
-            <w:proofErr w:type="gramStart"/>
-            <w:r>
-              <w:rPr>
-                <w:rFonts w:ascii="Arial" w:eastAsia="Times New Roman" w:hAnsi="Arial" w:cs="Arial"/>
-                <w:color w:val="000000"/>
-                <w:kern w:val="0"/>
-                <w:sz w:val="18"/>
-                <w:szCs w:val="18"/>
-                <w14:ligatures w14:val="none"/>
-              </w:rPr>
-              <w:t>]][</w:t>
-            </w:r>
-            <w:proofErr w:type="gramEnd"/>
-            <w:r>
-              <w:rPr>
-                <w:rFonts w:ascii="Arial" w:eastAsia="Times New Roman" w:hAnsi="Arial" w:cs="Arial"/>
-                <w:color w:val="000000"/>
-                <w:kern w:val="0"/>
-                <w:sz w:val="18"/>
-                <w:szCs w:val="18"/>
-                <w14:ligatures w14:val="none"/>
-              </w:rPr>
-              <w:t>[$</w:t>
-            </w:r>
-            <w:proofErr w:type="spellStart"/>
-            <w:proofErr w:type="gramStart"/>
-            <w:r>
-              <w:rPr>
-                <w:rFonts w:ascii="Arial" w:eastAsia="Times New Roman" w:hAnsi="Arial" w:cs="Arial"/>
-                <w:color w:val="000000"/>
-                <w:kern w:val="0"/>
-                <w:sz w:val="18"/>
-                <w:szCs w:val="18"/>
-                <w14:ligatures w14:val="none"/>
-              </w:rPr>
-              <w:t>h.leftValue</w:t>
-            </w:r>
-            <w:proofErr w:type="spellEnd"/>
-            <w:r>
-              <w:rPr>
-                <w:rFonts w:ascii="Arial" w:eastAsia="Times New Roman" w:hAnsi="Arial" w:cs="Arial"/>
-                <w:color w:val="000000"/>
-                <w:kern w:val="0"/>
-                <w:sz w:val="18"/>
-                <w:szCs w:val="18"/>
-                <w14:ligatures w14:val="none"/>
-              </w:rPr>
-              <w:t>]][</w:t>
-            </w:r>
-            <w:proofErr w:type="gramEnd"/>
-            <w:r>
-              <w:rPr>
-                <w:rFonts w:ascii="Arial" w:eastAsia="Times New Roman" w:hAnsi="Arial" w:cs="Arial"/>
-                <w:color w:val="000000"/>
-                <w:kern w:val="0"/>
-                <w:sz w:val="18"/>
-                <w:szCs w:val="18"/>
-                <w14:ligatures w14:val="none"/>
-              </w:rPr>
-              <w:t>[end</w:t>
-            </w:r>
-            <w:proofErr w:type="gramStart"/>
-            <w:r>
-              <w:rPr>
-                <w:rFonts w:ascii="Arial" w:eastAsia="Times New Roman" w:hAnsi="Arial" w:cs="Arial"/>
-                <w:color w:val="000000"/>
-                <w:kern w:val="0"/>
-                <w:sz w:val="18"/>
-                <w:szCs w:val="18"/>
-                <w14:ligatures w14:val="none"/>
-              </w:rPr>
-              <w:t>]][</w:t>
-            </w:r>
-            <w:proofErr w:type="gramEnd"/>
-            <w:r>
-              <w:rPr>
-                <w:rFonts w:ascii="Arial" w:eastAsia="Times New Roman" w:hAnsi="Arial" w:cs="Arial"/>
-                <w:color w:val="000000"/>
-                <w:kern w:val="0"/>
-                <w:sz w:val="18"/>
-                <w:szCs w:val="18"/>
-                <w14:ligatures w14:val="none"/>
-              </w:rPr>
-              <w:t>[if eq $</w:t>
-            </w:r>
-            <w:proofErr w:type="spellStart"/>
-            <w:proofErr w:type="gramStart"/>
-            <w:r>
-              <w:rPr>
-                <w:rFonts w:ascii="Arial" w:eastAsia="Times New Roman" w:hAnsi="Arial" w:cs="Arial"/>
-                <w:color w:val="000000"/>
-                <w:kern w:val="0"/>
-                <w:sz w:val="18"/>
-                <w:szCs w:val="18"/>
-                <w14:ligatures w14:val="none"/>
-              </w:rPr>
-              <w:t>h.leftValue</w:t>
-            </w:r>
-            <w:proofErr w:type="spellEnd"/>
-            <w:proofErr w:type="gramEnd"/>
-            <w:r>
-              <w:rPr>
-                <w:rFonts w:ascii="Arial" w:eastAsia="Times New Roman" w:hAnsi="Arial" w:cs="Arial"/>
-                <w:color w:val="000000"/>
-                <w:kern w:val="0"/>
-                <w:sz w:val="18"/>
-                <w:szCs w:val="18"/>
-                <w14:ligatures w14:val="none"/>
-              </w:rPr>
-              <w:t xml:space="preserve"> $</w:t>
-            </w:r>
-            <w:proofErr w:type="spellStart"/>
-            <w:r>
-              <w:rPr>
-                <w:rFonts w:ascii="Arial" w:eastAsia="Times New Roman" w:hAnsi="Arial" w:cs="Arial"/>
-                <w:color w:val="000000"/>
-                <w:kern w:val="0"/>
-                <w:sz w:val="18"/>
-                <w:szCs w:val="18"/>
-                <w14:ligatures w14:val="none"/>
-              </w:rPr>
-              <w:t>na</w:t>
-            </w:r>
-            <w:proofErr w:type="spellEnd"/>
-            <w:proofErr w:type="gramStart"/>
-            <w:r>
-              <w:rPr>
-                <w:rFonts w:ascii="Arial" w:eastAsia="Times New Roman" w:hAnsi="Arial" w:cs="Arial"/>
-                <w:color w:val="000000"/>
-                <w:kern w:val="0"/>
-                <w:sz w:val="18"/>
-                <w:szCs w:val="18"/>
-                <w14:ligatures w14:val="none"/>
-              </w:rPr>
-              <w:t>]]N</w:t>
-            </w:r>
-            <w:proofErr w:type="gramEnd"/>
-            <w:r>
-              <w:rPr>
-                <w:rFonts w:ascii="Arial" w:eastAsia="Times New Roman" w:hAnsi="Arial" w:cs="Arial"/>
-                <w:color w:val="000000"/>
-                <w:kern w:val="0"/>
-                <w:sz w:val="18"/>
-                <w:szCs w:val="18"/>
-                <w14:ligatures w14:val="none"/>
-              </w:rPr>
-              <w:t>/A[[end]]</w:t>
+              <w:t>]</w:t>
+            </w:r>
+            <w:r>
+              <w:rPr>
+                <w:rFonts w:ascii="Arial" w:eastAsia="Times New Roman" w:hAnsi="Arial" w:cs="Arial"/>
+                <w:color w:val="000000"/>
+                <w:kern w:val="0"/>
+                <w:sz w:val="18"/>
+                <w:szCs w:val="18"/>
+                <w14:ligatures w14:val="none"/>
+              </w:rPr>
+              <w:t>]</w:t>
             </w:r>
           </w:p>
         </w:tc>
@@ -5000,7 +4789,7 @@
                 <w:szCs w:val="18"/>
                 <w14:ligatures w14:val="none"/>
               </w:rPr>
-              <w:t>[[if ne $</w:t>
+              <w:t>[[$</w:t>
             </w:r>
             <w:proofErr w:type="spellStart"/>
             <w:proofErr w:type="gramStart"/>
@@ -5026,168 +4815,7 @@
                 <w:szCs w:val="18"/>
                 <w14:ligatures w14:val="none"/>
               </w:rPr>
-              <w:t xml:space="preserve"> $</w:t>
-            </w:r>
-            <w:proofErr w:type="spellStart"/>
-            <w:r>
-              <w:rPr>
-                <w:rFonts w:ascii="Arial" w:eastAsia="Times New Roman" w:hAnsi="Arial" w:cs="Arial"/>
-                <w:color w:val="000000"/>
-                <w:kern w:val="0"/>
-                <w:sz w:val="18"/>
-                <w:szCs w:val="18"/>
-                <w14:ligatures w14:val="none"/>
-              </w:rPr>
-              <w:t>na</w:t>
-            </w:r>
-            <w:proofErr w:type="spellEnd"/>
-            <w:proofErr w:type="gramStart"/>
-            <w:r>
-              <w:rPr>
-                <w:rFonts w:ascii="Arial" w:eastAsia="Times New Roman" w:hAnsi="Arial" w:cs="Arial"/>
-                <w:color w:val="000000"/>
-                <w:kern w:val="0"/>
-                <w:sz w:val="18"/>
-                <w:szCs w:val="18"/>
-                <w14:ligatures w14:val="none"/>
-              </w:rPr>
-              <w:t>]][</w:t>
-            </w:r>
-            <w:proofErr w:type="gramEnd"/>
-            <w:r>
-              <w:rPr>
-                <w:rFonts w:ascii="Arial" w:eastAsia="Times New Roman" w:hAnsi="Arial" w:cs="Arial"/>
-                <w:color w:val="000000"/>
-                <w:kern w:val="0"/>
-                <w:sz w:val="18"/>
-                <w:szCs w:val="18"/>
-                <w14:ligatures w14:val="none"/>
-              </w:rPr>
-              <w:t>[$</w:t>
-            </w:r>
-            <w:proofErr w:type="spellStart"/>
-            <w:proofErr w:type="gramStart"/>
-            <w:r>
-              <w:rPr>
-                <w:rFonts w:ascii="Arial" w:eastAsia="Times New Roman" w:hAnsi="Arial" w:cs="Arial"/>
-                <w:color w:val="000000"/>
-                <w:kern w:val="0"/>
-                <w:sz w:val="18"/>
-                <w:szCs w:val="18"/>
-                <w14:ligatures w14:val="none"/>
-              </w:rPr>
-              <w:t>h.rightValue</w:t>
-            </w:r>
-            <w:proofErr w:type="spellEnd"/>
-            <w:r>
-              <w:rPr>
-                <w:rFonts w:ascii="Arial" w:eastAsia="Times New Roman" w:hAnsi="Arial" w:cs="Arial"/>
-                <w:color w:val="000000"/>
-                <w:kern w:val="0"/>
-                <w:sz w:val="18"/>
-                <w:szCs w:val="18"/>
-                <w14:ligatures w14:val="none"/>
-              </w:rPr>
-              <w:t>]][</w:t>
-            </w:r>
-            <w:proofErr w:type="gramEnd"/>
-            <w:r>
-              <w:rPr>
-                <w:rFonts w:ascii="Arial" w:eastAsia="Times New Roman" w:hAnsi="Arial" w:cs="Arial"/>
-                <w:color w:val="000000"/>
-                <w:kern w:val="0"/>
-                <w:sz w:val="18"/>
-                <w:szCs w:val="18"/>
-                <w14:ligatures w14:val="none"/>
-              </w:rPr>
-              <w:t>[end</w:t>
-            </w:r>
-            <w:proofErr w:type="gramStart"/>
-            <w:r>
-              <w:rPr>
-                <w:rFonts w:ascii="Arial" w:eastAsia="Times New Roman" w:hAnsi="Arial" w:cs="Arial"/>
-                <w:color w:val="000000"/>
-                <w:kern w:val="0"/>
-                <w:sz w:val="18"/>
-                <w:szCs w:val="18"/>
-                <w14:ligatures w14:val="none"/>
-              </w:rPr>
-              <w:t>]][</w:t>
-            </w:r>
-            <w:proofErr w:type="gramEnd"/>
-            <w:r>
-              <w:rPr>
-                <w:rFonts w:ascii="Arial" w:eastAsia="Times New Roman" w:hAnsi="Arial" w:cs="Arial"/>
-                <w:color w:val="000000"/>
-                <w:kern w:val="0"/>
-                <w:sz w:val="18"/>
-                <w:szCs w:val="18"/>
-                <w14:ligatures w14:val="none"/>
-              </w:rPr>
-              <w:t>[if eq $</w:t>
-            </w:r>
-            <w:proofErr w:type="spellStart"/>
-            <w:proofErr w:type="gramStart"/>
-            <w:r>
-              <w:rPr>
-                <w:rFonts w:ascii="Arial" w:eastAsia="Times New Roman" w:hAnsi="Arial" w:cs="Arial"/>
-                <w:color w:val="000000"/>
-                <w:kern w:val="0"/>
-                <w:sz w:val="18"/>
-                <w:szCs w:val="18"/>
-                <w14:ligatures w14:val="none"/>
-              </w:rPr>
-              <w:t>h.rightValue</w:t>
-            </w:r>
-            <w:proofErr w:type="spellEnd"/>
-            <w:proofErr w:type="gramEnd"/>
-            <w:r>
-              <w:rPr>
-                <w:rFonts w:ascii="Arial" w:eastAsia="Times New Roman" w:hAnsi="Arial" w:cs="Arial"/>
-                <w:color w:val="000000"/>
-                <w:kern w:val="0"/>
-                <w:sz w:val="18"/>
-                <w:szCs w:val="18"/>
-                <w14:ligatures w14:val="none"/>
-              </w:rPr>
-              <w:t xml:space="preserve"> $</w:t>
-            </w:r>
-            <w:proofErr w:type="spellStart"/>
-            <w:r>
-              <w:rPr>
-                <w:rFonts w:ascii="Arial" w:eastAsia="Times New Roman" w:hAnsi="Arial" w:cs="Arial"/>
-                <w:color w:val="000000"/>
-                <w:kern w:val="0"/>
-                <w:sz w:val="18"/>
-                <w:szCs w:val="18"/>
-                <w14:ligatures w14:val="none"/>
-              </w:rPr>
-              <w:t>na</w:t>
-            </w:r>
-            <w:proofErr w:type="spellEnd"/>
-            <w:proofErr w:type="gramStart"/>
-            <w:r>
-              <w:rPr>
-                <w:rFonts w:ascii="Arial" w:eastAsia="Times New Roman" w:hAnsi="Arial" w:cs="Arial"/>
-                <w:color w:val="000000"/>
-                <w:kern w:val="0"/>
-                <w:sz w:val="18"/>
-                <w:szCs w:val="18"/>
-                <w14:ligatures w14:val="none"/>
-              </w:rPr>
-              <w:t>]]N</w:t>
-            </w:r>
-            <w:proofErr w:type="gramEnd"/>
-            <w:r>
-              <w:rPr>
-                <w:rFonts w:ascii="Arial" w:eastAsia="Times New Roman" w:hAnsi="Arial" w:cs="Arial"/>
-                <w:color w:val="000000"/>
-                <w:kern w:val="0"/>
-                <w:sz w:val="18"/>
-                <w:szCs w:val="18"/>
-                <w14:ligatures w14:val="none"/>
-              </w:rPr>
-              <w:t>/A[[end]]</w:t>
+              <w:t>]]</w:t>
             </w:r>
           </w:p>
         </w:tc>
@@ -5252,6 +4880,9 @@
         </w:tc>
       </w:tr>
       <w:tr>
+        <w:trPr>
+          <w:trHeight w:val="483"/>
+        </w:trPr>
         <w:tc>
           <w:tcPr>
             <w:tcW w:w="567" w:type="dxa"/>
@@ -5708,6 +5339,9 @@
         </w:tc>
       </w:tr>
       <w:tr>
+        <w:trPr>
+          <w:trHeight w:val="485"/>
+        </w:trPr>
         <w:tc>
           <w:tcPr>
             <w:tcW w:w="567" w:type="dxa"/>
@@ -6284,6 +5918,9 @@
         </w:tc>
       </w:tr>
       <w:tr>
+        <w:trPr>
+          <w:trHeight w:val="696"/>
+        </w:trPr>
         <w:tc>
           <w:tcPr>
             <w:tcW w:w="6096" w:type="dxa"/>
@@ -6530,6 +6167,9 @@
         </w:tc>
       </w:tr>
       <w:tr>
+        <w:trPr>
+          <w:trHeight w:val="693"/>
+        </w:trPr>
         <w:tc>
           <w:tcPr>
             <w:tcW w:w="11057" w:type="dxa"/>
@@ -6817,12 +6457,10 @@
     <w:sectPr>
       <w:headerReference w:type="even" r:id="rId8"/>
       <w:headerReference w:type="default" r:id="rId9"/>
-      <w:footerReference w:type="even" r:id="rId10"/>
-      <w:footerReference w:type="default" r:id="rId11"/>
-      <w:headerReference w:type="first" r:id="rId12"/>
-      <w:footerReference w:type="first" r:id="rId13"/>
+      <w:footerReference w:type="default" r:id="rId10"/>
+      <w:headerReference w:type="first" r:id="rId11"/>
       <w:pgSz w:w="12240" w:h="15840"/>
-      <w:pgMar w:top="158" w:right="594" w:bottom="1440" w:left="589" w:header="0" w:footer="190" w:gutter="0"/>
+      <w:pgMar w:top="1086" w:right="594" w:bottom="1440" w:left="589" w:header="0" w:footer="190" w:gutter="0"/>
       <w:cols w:space="708"/>
       <w:docGrid w:linePitch="360"/>
     </w:sectPr>
@@ -6856,16 +6494,6 @@
 </file>
 
 <file path=word/footer1.xml><?xml version="1.0" encoding="utf-8"?>
-<w:ftr xmlns:wpc="http://schemas.microsoft.com/office/word/2010/wordprocessingCanvas" xmlns:cx="http://schemas.microsoft.com/office/drawing/2014/chartex" xmlns:cx1="http://schemas.microsoft.com/office/drawing/2015/9/8/chartex" xmlns:cx2="http://schemas.microsoft.com/office/drawing/2015/10/21/chartex" xmlns:cx3="http://schemas.microsoft.com/office/drawing/2016/5/9/chartex" xmlns:cx4="http://schemas.microsoft.com/office/drawing/2016/5/10/chartex" xmlns:cx5="http://schemas.microsoft.com/office/drawing/2016/5/11/chartex" xmlns:cx6="http://schemas.microsoft.com/office/drawing/2016/5/12/chartex" xmlns:cx7="http://schemas.microsoft.com/office/drawing/2016/5/13/chartex" xmlns:cx8="http://schemas.microsoft.com/office/drawing/2016/5/14/chartex" xmlns:mc="http://schemas.openxmlformats.org/markup-compatibility/2006" xmlns:aink="http://schemas.microsoft.com/office/drawing/2016/ink" xmlns:am3d="http://schemas.microsoft.com/office/drawing/2017/model3d" xmlns:o="urn:schemas-microsoft-com:office:office" xmlns:oel="http://schemas.microsoft.com/office/2019/extlst" xmlns:r="http://schemas.openxmlformats.org/officeDocument/2006/relationships" xmlns:m="http://schemas.openxmlformats.org/officeDocument/2006/math" xmlns:v="urn:schemas-microsoft-com:vml" xmlns:wp14="http://schemas.microsoft.com/office/word/2010/wordprocessingDrawing" xmlns:wp="http://schemas.openxmlformats.org/drawingml/2006/wordprocessingDrawing" xmlns:w10="urn:schemas-microsoft-com:office:word" xmlns:w="http://schemas.openxmlformats.org/wordprocessingml/2006/main" xmlns:w14="http://schemas.microsoft.com/office/word/2010/wordml" xmlns:w15="http://schemas.microsoft.com/office/word/2012/wordml" xmlns:w16cex="http://schemas.microsoft.com/office/word/2018/wordml/cex" xmlns:w16cid="http://schemas.microsoft.com/office/word/2016/wordml/cid" xmlns:w16="http://schemas.microsoft.com/office/word/2018/wordml" xmlns:w16du="http://schemas.microsoft.com/office/word/2023/wordml/word16du" xmlns:w16sdtdh="http://schemas.microsoft.com/office/word/2020/wordml/sdtdatahash" xmlns:w16sdtfl="http://schemas.microsoft.com/office/word/2024/wordml/sdtformatlock" xmlns:w16se="http://schemas.microsoft.com/office/word/2015/wordml/symex" xmlns:wpg="http://schemas.microsoft.com/office/word/2010/wordprocessingGroup" xmlns:wpi="http://schemas.microsoft.com/office/word/2010/wordprocessingInk" xmlns:wne="http://schemas.microsoft.com/office/word/2006/wordml" xmlns:wps="http://schemas.microsoft.com/office/word/2010/wordprocessingShape" mc:Ignorable="w14 w15 w16se w16cid w16 w16cex w16sdtdh w16sdtfl w16du wp14">
-  <w:p>
-    <w:pPr>
-      <w:pStyle w:val="Footer"/>
-    </w:pPr>
-  </w:p>
-</w:ftr>
-</file>
-
-<file path=word/footer2.xml><?xml version="1.0" encoding="utf-8"?>
 <w:ftr xmlns:wpc="http://schemas.microsoft.com/office/word/2010/wordprocessingCanvas" xmlns:cx="http://schemas.microsoft.com/office/drawing/2014/chartex" xmlns:cx1="http://schemas.microsoft.com/office/drawing/2015/9/8/chartex" xmlns:cx2="http://schemas.microsoft.com/office/drawing/2015/10/21/chartex" xmlns:cx3="http://schemas.microsoft.com/office/drawing/2016/5/9/chartex" xmlns:cx4="http://schemas.microsoft.com/office/drawing/2016/5/10/chartex" xmlns:cx5="http://schemas.microsoft.com/office/drawing/2016/5/11/chartex" xmlns:cx6="http://schemas.microsoft.com/office/drawing/2016/5/12/chartex" xmlns:cx7="http://schemas.microsoft.com/office/drawing/2016/5/13/chartex" xmlns:cx8="http://schemas.microsoft.com/office/drawing/2016/5/14/chartex" xmlns:mc="http://schemas.openxmlformats.org/markup-compatibility/2006" xmlns:aink="http://schemas.microsoft.com/office/drawing/2016/ink" xmlns:am3d="http://schemas.microsoft.com/office/drawing/2017/model3d" xmlns:o="urn:schemas-microsoft-com:office:office" xmlns:oel="http://schemas.microsoft.com/office/2019/extlst" xmlns:r="http://schemas.openxmlformats.org/officeDocument/2006/relationships" xmlns:m="http://schemas.openxmlformats.org/officeDocument/2006/math" xmlns:v="urn:schemas-microsoft-com:vml" xmlns:wp14="http://schemas.microsoft.com/office/word/2010/wordprocessingDrawing" xmlns:wp="http://schemas.openxmlformats.org/drawingml/2006/wordprocessingDrawing" xmlns:w10="urn:schemas-microsoft-com:office:word" xmlns:w="http://schemas.openxmlformats.org/wordprocessingml/2006/main" xmlns:w14="http://schemas.microsoft.com/office/word/2010/wordml" xmlns:w15="http://schemas.microsoft.com/office/word/2012/wordml" xmlns:w16cex="http://schemas.microsoft.com/office/word/2018/wordml/cex" xmlns:w16cid="http://schemas.microsoft.com/office/word/2016/wordml/cid" xmlns:w16="http://schemas.microsoft.com/office/word/2018/wordml" xmlns:w16du="http://schemas.microsoft.com/office/word/2023/wordml/word16du" xmlns:w16sdtdh="http://schemas.microsoft.com/office/word/2020/wordml/sdtdatahash" xmlns:w16sdtfl="http://schemas.microsoft.com/office/word/2024/wordml/sdtformatlock" xmlns:w16se="http://schemas.microsoft.com/office/word/2015/wordml/symex" xmlns:wpg="http://schemas.microsoft.com/office/word/2010/wordprocessingGroup" xmlns:wpi="http://schemas.microsoft.com/office/word/2010/wordprocessingInk" xmlns:wne="http://schemas.microsoft.com/office/word/2006/wordml" xmlns:wps="http://schemas.microsoft.com/office/word/2010/wordprocessingShape" mc:Ignorable="w14 w15 w16se w16cid w16 w16cex w16sdtdh w16sdtfl w16du wp14">
   <w:p>
     <w:pPr>
@@ -7028,7 +6656,7 @@
         <w:szCs w:val="18"/>
         <w:lang w:val="en-US"/>
       </w:rPr>
-      <w:t>9-Sep-25</w:t>
+      <w:t>13-Sep-25</w:t>
     </w:r>
     <w:r>
       <w:rPr>
@@ -7129,7 +6757,7 @@
   <w:p>
     <w:pPr>
       <w:pStyle w:val="NormalWeb"/>
-      <w:spacing w:before="0" w:beforeAutospacing="0"/>
+      <w:spacing w:before="0" w:beforeAutospacing="0" w:after="240"/>
       <w:jc w:val="center"/>
       <w:rPr>
         <w:rFonts w:ascii="Arial" w:hAnsi="Arial" w:cs="Arial"/>
@@ -7272,16 +6900,6 @@
 </w:ftr>
 </file>
 
-<file path=word/footer3.xml><?xml version="1.0" encoding="utf-8"?>
-<w:ftr xmlns:wpc="http://schemas.microsoft.com/office/word/2010/wordprocessingCanvas" xmlns:cx="http://schemas.microsoft.com/office/drawing/2014/chartex" xmlns:cx1="http://schemas.microsoft.com/office/drawing/2015/9/8/chartex" xmlns:cx2="http://schemas.microsoft.com/office/drawing/2015/10/21/chartex" xmlns:cx3="http://schemas.microsoft.com/office/drawing/2016/5/9/chartex" xmlns:cx4="http://schemas.microsoft.com/office/drawing/2016/5/10/chartex" xmlns:cx5="http://schemas.microsoft.com/office/drawing/2016/5/11/chartex" xmlns:cx6="http://schemas.microsoft.com/office/drawing/2016/5/12/chartex" xmlns:cx7="http://schemas.microsoft.com/office/drawing/2016/5/13/chartex" xmlns:cx8="http://schemas.microsoft.com/office/drawing/2016/5/14/chartex" xmlns:mc="http://schemas.openxmlformats.org/markup-compatibility/2006" xmlns:aink="http://schemas.microsoft.com/office/drawing/2016/ink" xmlns:am3d="http://schemas.microsoft.com/office/drawing/2017/model3d" xmlns:o="urn:schemas-microsoft-com:office:office" xmlns:oel="http://schemas.microsoft.com/office/2019/extlst" xmlns:r="http://schemas.openxmlformats.org/officeDocument/2006/relationships" xmlns:m="http://schemas.openxmlformats.org/officeDocument/2006/math" xmlns:v="urn:schemas-microsoft-com:vml" xmlns:wp14="http://schemas.microsoft.com/office/word/2010/wordprocessingDrawing" xmlns:wp="http://schemas.openxmlformats.org/drawingml/2006/wordprocessingDrawing" xmlns:w10="urn:schemas-microsoft-com:office:word" xmlns:w="http://schemas.openxmlformats.org/wordprocessingml/2006/main" xmlns:w14="http://schemas.microsoft.com/office/word/2010/wordml" xmlns:w15="http://schemas.microsoft.com/office/word/2012/wordml" xmlns:w16cex="http://schemas.microsoft.com/office/word/2018/wordml/cex" xmlns:w16cid="http://schemas.microsoft.com/office/word/2016/wordml/cid" xmlns:w16="http://schemas.microsoft.com/office/word/2018/wordml" xmlns:w16du="http://schemas.microsoft.com/office/word/2023/wordml/word16du" xmlns:w16sdtdh="http://schemas.microsoft.com/office/word/2020/wordml/sdtdatahash" xmlns:w16sdtfl="http://schemas.microsoft.com/office/word/2024/wordml/sdtformatlock" xmlns:w16se="http://schemas.microsoft.com/office/word/2015/wordml/symex" xmlns:wpg="http://schemas.microsoft.com/office/word/2010/wordprocessingGroup" xmlns:wpi="http://schemas.microsoft.com/office/word/2010/wordprocessingInk" xmlns:wne="http://schemas.microsoft.com/office/word/2006/wordml" xmlns:wps="http://schemas.microsoft.com/office/word/2010/wordprocessingShape" mc:Ignorable="w14 w15 w16se w16cid w16 w16cex w16sdtdh w16sdtfl w16du wp14">
-  <w:p>
-    <w:pPr>
-      <w:pStyle w:val="Footer"/>
-    </w:pPr>
-  </w:p>
-</w:ftr>
-</file>
-
 <file path=word/footnotes.xml><?xml version="1.0" encoding="utf-8"?>
 <w:footnotes xmlns:wpc="http://schemas.microsoft.com/office/word/2010/wordprocessingCanvas" xmlns:cx="http://schemas.microsoft.com/office/drawing/2014/chartex" xmlns:cx1="http://schemas.microsoft.com/office/drawing/2015/9/8/chartex" xmlns:cx2="http://schemas.microsoft.com/office/drawing/2015/10/21/chartex" xmlns:cx3="http://schemas.microsoft.com/office/drawing/2016/5/9/chartex" xmlns:cx4="http://schemas.microsoft.com/office/drawing/2016/5/10/chartex" xmlns:cx5="http://schemas.microsoft.com/office/drawing/2016/5/11/chartex" xmlns:cx6="http://schemas.microsoft.com/office/drawing/2016/5/12/chartex" xmlns:cx7="http://schemas.microsoft.com/office/drawing/2016/5/13/chartex" xmlns:cx8="http://schemas.microsoft.com/office/drawing/2016/5/14/chartex" xmlns:mc="http://schemas.openxmlformats.org/markup-compatibility/2006" xmlns:aink="http://schemas.microsoft.com/office/drawing/2016/ink" xmlns:am3d="http://schemas.microsoft.com/office/drawing/2017/model3d" xmlns:o="urn:schemas-microsoft-com:office:office" xmlns:oel="http://schemas.microsoft.com/office/2019/extlst" xmlns:r="http://schemas.openxmlformats.org/officeDocument/2006/relationships" xmlns:m="http://schemas.openxmlformats.org/officeDocument/2006/math" xmlns:v="urn:schemas-microsoft-com:vml" xmlns:wp14="http://schemas.microsoft.com/office/word/2010/wordprocessingDrawing" xmlns:wp="http://schemas.openxmlformats.org/drawingml/2006/wordprocessingDrawing" xmlns:w10="urn:schemas-microsoft-com:office:word" xmlns:w="http://schemas.openxmlformats.org/wordprocessingml/2006/main" xmlns:w14="http://schemas.microsoft.com/office/word/2010/wordml" xmlns:w15="http://schemas.microsoft.com/office/word/2012/wordml" xmlns:w16cex="http://schemas.microsoft.com/office/word/2018/wordml/cex" xmlns:w16cid="http://schemas.microsoft.com/office/word/2016/wordml/cid" xmlns:w16="http://schemas.microsoft.com/office/word/2018/wordml" xmlns:w16du="http://schemas.microsoft.com/office/word/2023/wordml/word16du" xmlns:w16sdtdh="http://schemas.microsoft.com/office/word/2020/wordml/sdtdatahash" xmlns:w16sdtfl="http://schemas.microsoft.com/office/word/2024/wordml/sdtformatlock" xmlns:w16se="http://schemas.microsoft.com/office/word/2015/wordml/symex" xmlns:wpg="http://schemas.microsoft.com/office/word/2010/wordprocessingGroup" xmlns:wpi="http://schemas.microsoft.com/office/word/2010/wordprocessingInk" xmlns:wne="http://schemas.microsoft.com/office/word/2006/wordml" xmlns:wps="http://schemas.microsoft.com/office/word/2010/wordprocessingShape" mc:Ignorable="w14 w15 w16se w16cid w16 w16cex w16sdtdh w16sdtfl w16du wp14">
   <w:footnote w:type="separator" w:id="-1">
@@ -7360,7 +6978,7 @@
       <w:tabs>
         <w:tab w:val="left" w:pos="142"/>
       </w:tabs>
-      <w:spacing w:after="240"/>
+      <w:spacing w:before="240" w:after="240"/>
       <w:rPr>
         <w:noProof/>
       </w:rPr>

--- a/btb_cvs_support/document/templates/quotation_format_ae.docx
+++ b/btb_cvs_support/document/templates/quotation_format_ae.docx
@@ -1874,7 +1874,7 @@
       </w:tr>
       <w:tr>
         <w:trPr>
-          <w:trHeight w:val="531"/>
+          <w:trHeight w:val="389"/>
         </w:trPr>
         <w:tc>
           <w:tcPr>
@@ -5340,7 +5340,7 @@
       </w:tr>
       <w:tr>
         <w:trPr>
-          <w:trHeight w:val="485"/>
+          <w:trHeight w:val="402"/>
         </w:trPr>
         <w:tc>
           <w:tcPr>

--- a/btb_cvs_support/document/templates/quotation_format_ae.docx
+++ b/btb_cvs_support/document/templates/quotation_format_ae.docx
@@ -98,7 +98,6 @@
           <w:p>
             <w:pPr>
               <w:spacing w:line="276" w:lineRule="auto"/>
-              <w:ind w:left="-62"/>
               <w:rPr>
                 <w:rFonts w:ascii="Arial" w:eastAsia="Times New Roman" w:hAnsi="Arial" w:cs="Arial"/>
                 <w:b/>
@@ -261,7 +260,7 @@
                 <w:lang w:val="en-US"/>
                 <w14:ligatures w14:val="none"/>
               </w:rPr>
-              <w:t>13-Sep-25</w:t>
+              <w:t>16-Sep-25</w:t>
             </w:r>
             <w:r>
               <w:rPr>
@@ -279,7 +278,7 @@
       </w:tr>
       <w:tr>
         <w:trPr>
-          <w:trHeight w:val="84"/>
+          <w:trHeight w:val="175"/>
         </w:trPr>
         <w:tc>
           <w:tcPr>
@@ -458,15 +457,43 @@
                 <w:szCs w:val="18"/>
                 <w14:ligatures w14:val="none"/>
               </w:rPr>
-              <w:t>[[.qt.name]]</w:t>
+              <w:t>[</w:t>
+            </w:r>
+            <w:proofErr w:type="gramStart"/>
+            <w:r>
+              <w:rPr>
+                <w:rFonts w:ascii="Arial" w:eastAsia="Times New Roman" w:hAnsi="Arial" w:cs="Arial"/>
+                <w:color w:val="000000"/>
+                <w:kern w:val="0"/>
+                <w:sz w:val="18"/>
+                <w:szCs w:val="18"/>
+                <w14:ligatures w14:val="none"/>
+              </w:rPr>
+              <w:t>[.qt.name</w:t>
+            </w:r>
+            <w:proofErr w:type="gramEnd"/>
+            <w:r>
+              <w:rPr>
+                <w:rFonts w:ascii="Arial" w:eastAsia="Times New Roman" w:hAnsi="Arial" w:cs="Arial"/>
+                <w:color w:val="000000"/>
+                <w:kern w:val="0"/>
+                <w:sz w:val="18"/>
+                <w:szCs w:val="18"/>
+                <w14:ligatures w14:val="none"/>
+              </w:rPr>
+              <w:t>]]</w:t>
             </w:r>
           </w:p>
         </w:tc>
       </w:tr>
       <w:tr>
+        <w:trPr>
+          <w:trHeight w:val="306"/>
+        </w:trPr>
         <w:tc>
           <w:tcPr>
             <w:tcW w:w="928" w:type="dxa"/>
+            <w:vAlign w:val="center"/>
           </w:tcPr>
           <w:p>
             <w:pPr>
@@ -507,7 +534,6 @@
           </w:tcPr>
           <w:p>
             <w:pPr>
-              <w:spacing w:before="57" w:after="57"/>
               <w:ind w:left="-62"/>
               <w:rPr>
                 <w:rFonts w:ascii="Arial" w:eastAsia="Times New Roman" w:hAnsi="Arial" w:cs="Arial"/>
@@ -529,6 +555,7 @@
               </w:rPr>
               <w:t>[[</w:t>
             </w:r>
+            <w:proofErr w:type="gramStart"/>
             <w:r>
               <w:rPr>
                 <w:rFonts w:ascii="Arial" w:eastAsia="Times New Roman" w:hAnsi="Arial" w:cs="Arial"/>
@@ -572,7 +599,19 @@
                 <w:szCs w:val="18"/>
                 <w14:ligatures w14:val="none"/>
               </w:rPr>
-              <w:t>qt.contact_display</w:t>
+              <w:t>qt</w:t>
+            </w:r>
+            <w:proofErr w:type="gramEnd"/>
+            <w:r>
+              <w:rPr>
+                <w:rFonts w:ascii="Arial" w:eastAsia="Times New Roman" w:hAnsi="Arial" w:cs="Arial"/>
+                <w:color w:val="000000"/>
+                <w:kern w:val="0"/>
+                <w:sz w:val="18"/>
+                <w:szCs w:val="18"/>
+                <w14:ligatures w14:val="none"/>
+              </w:rPr>
+              <w:t>.contact_display</w:t>
             </w:r>
             <w:proofErr w:type="spellEnd"/>
             <w:r>
@@ -585,370 +624,18 @@
                 <w14:ligatures w14:val="none"/>
               </w:rPr>
               <w:t>]]</w:t>
-            </w:r>
-          </w:p>
-          <w:p>
-            <w:pPr>
-              <w:spacing w:before="57" w:after="57"/>
-              <w:ind w:left="-62"/>
-              <w:rPr>
-                <w:rFonts w:ascii="Arial" w:eastAsia="Times New Roman" w:hAnsi="Arial" w:cs="Arial"/>
-                <w:color w:val="000000"/>
-                <w:kern w:val="0"/>
-                <w:sz w:val="18"/>
-                <w:szCs w:val="18"/>
-                <w14:ligatures w14:val="none"/>
-              </w:rPr>
-            </w:pPr>
-            <w:r>
-              <w:rPr>
-                <w:rFonts w:ascii="Arial" w:eastAsia="Times New Roman" w:hAnsi="Arial" w:cs="Arial"/>
-                <w:color w:val="000000"/>
-                <w:kern w:val="0"/>
-                <w:sz w:val="18"/>
-                <w:szCs w:val="18"/>
-                <w14:ligatures w14:val="none"/>
-              </w:rPr>
-              <w:t>[[</w:t>
-            </w:r>
-            <w:proofErr w:type="gramStart"/>
-            <w:r>
-              <w:rPr>
-                <w:rFonts w:ascii="Arial" w:eastAsia="Times New Roman" w:hAnsi="Arial" w:cs="Arial"/>
-                <w:color w:val="000000"/>
-                <w:kern w:val="0"/>
-                <w:sz w:val="18"/>
-                <w:szCs w:val="18"/>
-                <w14:ligatures w14:val="none"/>
-              </w:rPr>
-              <w:t>if</w:t>
-            </w:r>
-            <w:r>
-              <w:rPr>
-                <w:rFonts w:ascii="Arial" w:eastAsia="Times New Roman" w:hAnsi="Arial" w:cs="Arial"/>
-                <w:color w:val="000000"/>
-                <w:kern w:val="0"/>
-                <w:sz w:val="18"/>
-                <w:szCs w:val="18"/>
-                <w14:ligatures w14:val="none"/>
-              </w:rPr>
-              <w:t xml:space="preserve"> </w:t>
-            </w:r>
-            <w:r>
-              <w:rPr>
-                <w:rFonts w:ascii="Arial" w:eastAsia="Times New Roman" w:hAnsi="Arial" w:cs="Arial"/>
-                <w:color w:val="000000"/>
-                <w:kern w:val="0"/>
-                <w:sz w:val="18"/>
-                <w:szCs w:val="18"/>
-                <w14:ligatures w14:val="none"/>
-              </w:rPr>
-              <w:t>.</w:t>
-            </w:r>
-            <w:proofErr w:type="spellStart"/>
-            <w:r>
-              <w:rPr>
-                <w:rFonts w:ascii="Arial" w:eastAsia="Times New Roman" w:hAnsi="Arial" w:cs="Arial"/>
-                <w:color w:val="000000"/>
-                <w:kern w:val="0"/>
-                <w:sz w:val="18"/>
-                <w:szCs w:val="18"/>
-                <w14:ligatures w14:val="none"/>
-              </w:rPr>
-              <w:t>qt</w:t>
-            </w:r>
-            <w:proofErr w:type="gramEnd"/>
-            <w:r>
-              <w:rPr>
-                <w:rFonts w:ascii="Arial" w:eastAsia="Times New Roman" w:hAnsi="Arial" w:cs="Arial"/>
-                <w:color w:val="000000"/>
-                <w:kern w:val="0"/>
-                <w:sz w:val="18"/>
-                <w:szCs w:val="18"/>
-                <w14:ligatures w14:val="none"/>
-              </w:rPr>
-              <w:t>.contact_mobil</w:t>
-            </w:r>
-            <w:r>
-              <w:rPr>
-                <w:rFonts w:ascii="Arial" w:eastAsia="Times New Roman" w:hAnsi="Arial" w:cs="Arial"/>
-                <w:color w:val="000000"/>
-                <w:kern w:val="0"/>
-                <w:sz w:val="18"/>
-                <w:szCs w:val="18"/>
-                <w14:ligatures w14:val="none"/>
-              </w:rPr>
-              <w:t>e</w:t>
-            </w:r>
-            <w:proofErr w:type="spellEnd"/>
-            <w:r>
-              <w:rPr>
-                <w:rFonts w:ascii="Arial" w:eastAsia="Times New Roman" w:hAnsi="Arial" w:cs="Arial"/>
-                <w:color w:val="000000"/>
-                <w:kern w:val="0"/>
-                <w:sz w:val="18"/>
-                <w:szCs w:val="18"/>
-                <w14:ligatures w14:val="none"/>
-              </w:rPr>
-              <w:t>]]</w:t>
-            </w:r>
-          </w:p>
-          <w:p>
-            <w:pPr>
-              <w:spacing w:before="57" w:after="57"/>
-              <w:ind w:left="-62"/>
-              <w:rPr>
-                <w:rFonts w:ascii="Arial" w:eastAsia="Times New Roman" w:hAnsi="Arial" w:cs="Arial"/>
-                <w:color w:val="000000"/>
-                <w:kern w:val="0"/>
-                <w:sz w:val="18"/>
-                <w:szCs w:val="18"/>
-                <w14:ligatures w14:val="none"/>
-              </w:rPr>
-            </w:pPr>
-            <w:r>
-              <w:rPr>
-                <w:rFonts w:ascii="Arial" w:eastAsia="Times New Roman" w:hAnsi="Arial" w:cs="Arial"/>
-                <w:color w:val="000000"/>
-                <w:kern w:val="0"/>
-                <w:sz w:val="18"/>
-                <w:szCs w:val="18"/>
-                <w14:ligatures w14:val="none"/>
-              </w:rPr>
-              <w:t>[[.</w:t>
-            </w:r>
-            <w:proofErr w:type="spellStart"/>
-            <w:proofErr w:type="gramStart"/>
-            <w:r>
-              <w:rPr>
-                <w:rFonts w:ascii="Arial" w:eastAsia="Times New Roman" w:hAnsi="Arial" w:cs="Arial"/>
-                <w:color w:val="000000"/>
-                <w:kern w:val="0"/>
-                <w:sz w:val="18"/>
-                <w:szCs w:val="18"/>
-                <w14:ligatures w14:val="none"/>
-              </w:rPr>
-              <w:t>qt.contact</w:t>
-            </w:r>
-            <w:proofErr w:type="gramEnd"/>
-            <w:r>
-              <w:rPr>
-                <w:rFonts w:ascii="Arial" w:eastAsia="Times New Roman" w:hAnsi="Arial" w:cs="Arial"/>
-                <w:color w:val="000000"/>
-                <w:kern w:val="0"/>
-                <w:sz w:val="18"/>
-                <w:szCs w:val="18"/>
-                <w14:ligatures w14:val="none"/>
-              </w:rPr>
-              <w:t>_mobile</w:t>
-            </w:r>
-            <w:proofErr w:type="spellEnd"/>
-            <w:r>
-              <w:rPr>
-                <w:rFonts w:ascii="Arial" w:eastAsia="Times New Roman" w:hAnsi="Arial" w:cs="Arial"/>
-                <w:color w:val="000000"/>
-                <w:kern w:val="0"/>
-                <w:sz w:val="18"/>
-                <w:szCs w:val="18"/>
-                <w14:ligatures w14:val="none"/>
-              </w:rPr>
-              <w:t>]]</w:t>
-            </w:r>
-          </w:p>
-          <w:p>
-            <w:pPr>
-              <w:spacing w:before="57"/>
-              <w:ind w:left="-48" w:hanging="14"/>
-              <w:rPr>
-                <w:rFonts w:ascii="Arial" w:eastAsia="Times New Roman" w:hAnsi="Arial" w:cs="Arial"/>
-                <w:color w:val="000000"/>
-                <w:kern w:val="0"/>
-                <w:sz w:val="18"/>
-                <w:szCs w:val="18"/>
-                <w14:ligatures w14:val="none"/>
-              </w:rPr>
-            </w:pPr>
-            <w:r>
-              <w:rPr>
-                <w:rFonts w:ascii="Arial" w:eastAsia="Times New Roman" w:hAnsi="Arial" w:cs="Arial"/>
-                <w:color w:val="000000"/>
-                <w:kern w:val="0"/>
-                <w:sz w:val="18"/>
-                <w:szCs w:val="18"/>
-                <w14:ligatures w14:val="none"/>
-              </w:rPr>
-              <w:t>[[end]]</w:t>
-            </w:r>
-          </w:p>
-          <w:p>
-            <w:pPr>
-              <w:spacing w:before="57" w:after="57"/>
-              <w:ind w:left="-62"/>
-              <w:rPr>
-                <w:rFonts w:ascii="Arial" w:eastAsia="Times New Roman" w:hAnsi="Arial" w:cs="Arial"/>
-                <w:color w:val="000000"/>
-                <w:kern w:val="0"/>
-                <w:sz w:val="18"/>
-                <w:szCs w:val="18"/>
-                <w14:ligatures w14:val="none"/>
-              </w:rPr>
-            </w:pPr>
-            <w:r>
-              <w:rPr>
-                <w:rFonts w:ascii="Arial" w:eastAsia="Times New Roman" w:hAnsi="Arial" w:cs="Arial"/>
-                <w:color w:val="000000"/>
-                <w:kern w:val="0"/>
-                <w:sz w:val="18"/>
-                <w:szCs w:val="18"/>
-                <w14:ligatures w14:val="none"/>
-              </w:rPr>
-              <w:t>[[</w:t>
-            </w:r>
-            <w:proofErr w:type="gramStart"/>
-            <w:r>
-              <w:rPr>
-                <w:rFonts w:ascii="Arial" w:eastAsia="Times New Roman" w:hAnsi="Arial" w:cs="Arial"/>
-                <w:color w:val="000000"/>
-                <w:kern w:val="0"/>
-                <w:sz w:val="18"/>
-                <w:szCs w:val="18"/>
-                <w14:ligatures w14:val="none"/>
-              </w:rPr>
-              <w:t>if .</w:t>
-            </w:r>
-            <w:proofErr w:type="spellStart"/>
-            <w:r>
-              <w:rPr>
-                <w:rFonts w:ascii="Arial" w:eastAsia="Times New Roman" w:hAnsi="Arial" w:cs="Arial"/>
-                <w:color w:val="000000"/>
-                <w:kern w:val="0"/>
-                <w:sz w:val="18"/>
-                <w:szCs w:val="18"/>
-                <w14:ligatures w14:val="none"/>
-              </w:rPr>
-              <w:t>qt</w:t>
-            </w:r>
-            <w:proofErr w:type="gramEnd"/>
-            <w:r>
-              <w:rPr>
-                <w:rFonts w:ascii="Arial" w:eastAsia="Times New Roman" w:hAnsi="Arial" w:cs="Arial"/>
-                <w:color w:val="000000"/>
-                <w:kern w:val="0"/>
-                <w:sz w:val="18"/>
-                <w:szCs w:val="18"/>
-                <w14:ligatures w14:val="none"/>
-              </w:rPr>
-              <w:t>.contact_email</w:t>
-            </w:r>
-            <w:proofErr w:type="spellEnd"/>
-            <w:r>
-              <w:rPr>
-                <w:rFonts w:ascii="Arial" w:eastAsia="Times New Roman" w:hAnsi="Arial" w:cs="Arial"/>
-                <w:color w:val="000000"/>
-                <w:kern w:val="0"/>
-                <w:sz w:val="18"/>
-                <w:szCs w:val="18"/>
-                <w14:ligatures w14:val="none"/>
-              </w:rPr>
-              <w:t>]]</w:t>
-            </w:r>
-          </w:p>
-          <w:p>
-            <w:pPr>
-              <w:spacing w:before="57"/>
-              <w:ind w:left="-48" w:hanging="14"/>
-              <w:rPr>
-                <w:rFonts w:ascii="Arial" w:eastAsia="Times New Roman" w:hAnsi="Arial" w:cs="Arial"/>
-                <w:color w:val="000000"/>
-                <w:kern w:val="0"/>
-                <w:sz w:val="18"/>
-                <w:szCs w:val="18"/>
-                <w14:ligatures w14:val="none"/>
-              </w:rPr>
-            </w:pPr>
-            <w:r>
-              <w:rPr>
-                <w:rFonts w:ascii="Arial" w:eastAsia="Times New Roman" w:hAnsi="Arial" w:cs="Arial"/>
-                <w:color w:val="000000"/>
-                <w:kern w:val="0"/>
-                <w:sz w:val="18"/>
-                <w:szCs w:val="18"/>
-                <w14:ligatures w14:val="none"/>
-              </w:rPr>
-              <w:t>[[.</w:t>
-            </w:r>
-            <w:proofErr w:type="spellStart"/>
-            <w:proofErr w:type="gramStart"/>
-            <w:r>
-              <w:rPr>
-                <w:rFonts w:ascii="Arial" w:eastAsia="Times New Roman" w:hAnsi="Arial" w:cs="Arial"/>
-                <w:color w:val="000000"/>
-                <w:kern w:val="0"/>
-                <w:sz w:val="18"/>
-                <w:szCs w:val="18"/>
-                <w14:ligatures w14:val="none"/>
-              </w:rPr>
-              <w:t>qt.contact</w:t>
-            </w:r>
-            <w:proofErr w:type="gramEnd"/>
-            <w:r>
-              <w:rPr>
-                <w:rFonts w:ascii="Arial" w:eastAsia="Times New Roman" w:hAnsi="Arial" w:cs="Arial"/>
-                <w:color w:val="000000"/>
-                <w:kern w:val="0"/>
-                <w:sz w:val="18"/>
-                <w:szCs w:val="18"/>
-                <w14:ligatures w14:val="none"/>
-              </w:rPr>
-              <w:t>_email</w:t>
-            </w:r>
-            <w:proofErr w:type="spellEnd"/>
-            <w:r>
-              <w:rPr>
-                <w:rFonts w:ascii="Arial" w:eastAsia="Times New Roman" w:hAnsi="Arial" w:cs="Arial"/>
-                <w:color w:val="000000"/>
-                <w:kern w:val="0"/>
-                <w:sz w:val="18"/>
-                <w:szCs w:val="18"/>
-                <w14:ligatures w14:val="none"/>
-              </w:rPr>
-              <w:t>]]</w:t>
-            </w:r>
-          </w:p>
-          <w:p>
-            <w:pPr>
-              <w:spacing w:before="57"/>
-              <w:ind w:left="-48" w:hanging="14"/>
-              <w:rPr>
-                <w:rFonts w:ascii="Arial" w:eastAsia="Times New Roman" w:hAnsi="Arial" w:cs="Arial"/>
-                <w:color w:val="000000"/>
-                <w:kern w:val="0"/>
-                <w:sz w:val="18"/>
-                <w:szCs w:val="18"/>
-                <w14:ligatures w14:val="none"/>
-              </w:rPr>
-            </w:pPr>
-            <w:r>
-              <w:rPr>
-                <w:rFonts w:ascii="Arial" w:eastAsia="Times New Roman" w:hAnsi="Arial" w:cs="Arial"/>
-                <w:color w:val="000000"/>
-                <w:kern w:val="0"/>
-                <w:sz w:val="18"/>
-                <w:szCs w:val="18"/>
-                <w14:ligatures w14:val="none"/>
-              </w:rPr>
-              <w:t>[[end]]</w:t>
             </w:r>
           </w:p>
         </w:tc>
       </w:tr>
       <w:tr>
         <w:trPr>
-          <w:trHeight w:val="501"/>
+          <w:trHeight w:val="342"/>
         </w:trPr>
         <w:tc>
           <w:tcPr>
             <w:tcW w:w="928" w:type="dxa"/>
+            <w:vAlign w:val="center"/>
           </w:tcPr>
           <w:p>
             <w:pPr>
@@ -985,11 +672,12 @@
           <w:tcPr>
             <w:tcW w:w="9947" w:type="dxa"/>
             <w:gridSpan w:val="3"/>
+            <w:vAlign w:val="center"/>
           </w:tcPr>
           <w:p>
             <w:pPr>
               <w:spacing w:line="276" w:lineRule="auto"/>
-              <w:ind w:left="-48" w:hanging="14"/>
+              <w:ind w:left="-48" w:firstLine="48"/>
               <w:rPr>
                 <w:rFonts w:ascii="Arial" w:eastAsia="Times New Roman" w:hAnsi="Arial" w:cs="Arial"/>
                 <w:b/>
@@ -1053,6 +741,7 @@
         <w:tc>
           <w:tcPr>
             <w:tcW w:w="928" w:type="dxa"/>
+            <w:vAlign w:val="center"/>
           </w:tcPr>
           <w:p>
             <w:pPr>
@@ -1089,11 +778,12 @@
           <w:tcPr>
             <w:tcW w:w="9947" w:type="dxa"/>
             <w:gridSpan w:val="3"/>
+            <w:vAlign w:val="center"/>
           </w:tcPr>
           <w:p>
             <w:pPr>
               <w:spacing w:line="276" w:lineRule="auto"/>
-              <w:ind w:left="-48" w:hanging="14"/>
+              <w:ind w:left="-48" w:firstLine="48"/>
               <w:rPr>
                 <w:rFonts w:ascii="Arial" w:eastAsia="Times New Roman" w:hAnsi="Arial" w:cs="Arial"/>
                 <w:b/>
@@ -2941,7 +2631,7 @@
       </w:tr>
       <w:tr>
         <w:trPr>
-          <w:trHeight w:val="583"/>
+          <w:trHeight w:val="284"/>
         </w:trPr>
         <w:tc>
           <w:tcPr>
@@ -4145,7 +3835,7 @@
       </w:tr>
       <w:tr>
         <w:trPr>
-          <w:trHeight w:val="950"/>
+          <w:trHeight w:val="525"/>
         </w:trPr>
         <w:tc>
           <w:tcPr>
@@ -5919,7 +5609,7 @@
       </w:tr>
       <w:tr>
         <w:trPr>
-          <w:trHeight w:val="696"/>
+          <w:trHeight w:val="71"/>
         </w:trPr>
         <w:tc>
           <w:tcPr>
@@ -6656,7 +6346,7 @@
         <w:szCs w:val="18"/>
         <w:lang w:val="en-US"/>
       </w:rPr>
-      <w:t>13-Sep-25</w:t>
+      <w:t>16-Sep-25</w:t>
     </w:r>
     <w:r>
       <w:rPr>

--- a/btb_cvs_support/document/templates/quotation_format_ae.docx
+++ b/btb_cvs_support/document/templates/quotation_format_ae.docx
@@ -120,50 +120,7 @@
                 <w:szCs w:val="18"/>
                 <w14:ligatures w14:val="none"/>
               </w:rPr>
-              <w:t>[[.</w:t>
-            </w:r>
-            <w:proofErr w:type="spellStart"/>
-            <w:proofErr w:type="gramStart"/>
-            <w:r>
-              <w:rPr>
-                <w:rFonts w:ascii="Arial" w:eastAsia="Times New Roman" w:hAnsi="Arial" w:cs="Arial"/>
-                <w:b/>
-                <w:bCs/>
-                <w:color w:val="000000"/>
-                <w:kern w:val="0"/>
-                <w:sz w:val="18"/>
-                <w:szCs w:val="18"/>
-                <w14:ligatures w14:val="none"/>
-              </w:rPr>
-              <w:t>qt.customer</w:t>
-            </w:r>
-            <w:proofErr w:type="gramEnd"/>
-            <w:r>
-              <w:rPr>
-                <w:rFonts w:ascii="Arial" w:eastAsia="Times New Roman" w:hAnsi="Arial" w:cs="Arial"/>
-                <w:b/>
-                <w:bCs/>
-                <w:color w:val="000000"/>
-                <w:kern w:val="0"/>
-                <w:sz w:val="18"/>
-                <w:szCs w:val="18"/>
-                <w14:ligatures w14:val="none"/>
-              </w:rPr>
-              <w:t>_name</w:t>
-            </w:r>
-            <w:proofErr w:type="spellEnd"/>
-            <w:r>
-              <w:rPr>
-                <w:rFonts w:ascii="Arial" w:eastAsia="Times New Roman" w:hAnsi="Arial" w:cs="Arial"/>
-                <w:b/>
-                <w:bCs/>
-                <w:color w:val="000000"/>
-                <w:kern w:val="0"/>
-                <w:sz w:val="18"/>
-                <w:szCs w:val="18"/>
-                <w14:ligatures w14:val="none"/>
-              </w:rPr>
-              <w:t>]]</w:t>
+              <w:t>[[.qt.customer_name]]</w:t>
             </w:r>
           </w:p>
         </w:tc>
@@ -333,7 +290,6 @@
               </w:rPr>
               <w:t>[[</w:t>
             </w:r>
-            <w:proofErr w:type="gramStart"/>
             <w:r>
               <w:rPr>
                 <w:rFonts w:ascii="Arial" w:eastAsia="Times New Roman" w:hAnsi="Arial" w:cs="Arial"/>
@@ -354,43 +310,7 @@
                 <w:szCs w:val="18"/>
                 <w14:ligatures w14:val="none"/>
               </w:rPr>
-              <w:t>.</w:t>
-            </w:r>
-            <w:proofErr w:type="spellStart"/>
-            <w:r>
-              <w:rPr>
-                <w:rFonts w:ascii="Arial" w:eastAsia="Times New Roman" w:hAnsi="Arial" w:cs="Arial"/>
-                <w:color w:val="000000"/>
-                <w:kern w:val="0"/>
-                <w:sz w:val="18"/>
-                <w:szCs w:val="18"/>
-                <w14:ligatures w14:val="none"/>
-              </w:rPr>
-              <w:t>qt</w:t>
-            </w:r>
-            <w:proofErr w:type="gramEnd"/>
-            <w:r>
-              <w:rPr>
-                <w:rFonts w:ascii="Arial" w:eastAsia="Times New Roman" w:hAnsi="Arial" w:cs="Arial"/>
-                <w:color w:val="000000"/>
-                <w:kern w:val="0"/>
-                <w:sz w:val="18"/>
-                <w:szCs w:val="18"/>
-                <w14:ligatures w14:val="none"/>
-              </w:rPr>
-              <w:t>.address_display</w:t>
-            </w:r>
-            <w:proofErr w:type="spellEnd"/>
-            <w:r>
-              <w:rPr>
-                <w:rFonts w:ascii="Arial" w:eastAsia="Times New Roman" w:hAnsi="Arial" w:cs="Arial"/>
-                <w:color w:val="000000"/>
-                <w:kern w:val="0"/>
-                <w:sz w:val="18"/>
-                <w:szCs w:val="18"/>
-                <w14:ligatures w14:val="none"/>
-              </w:rPr>
-              <w:t>]]</w:t>
+              <w:t>.qt.address_display]]</w:t>
             </w:r>
           </w:p>
         </w:tc>
@@ -457,31 +377,7 @@
                 <w:szCs w:val="18"/>
                 <w14:ligatures w14:val="none"/>
               </w:rPr>
-              <w:t>[</w:t>
-            </w:r>
-            <w:proofErr w:type="gramStart"/>
-            <w:r>
-              <w:rPr>
-                <w:rFonts w:ascii="Arial" w:eastAsia="Times New Roman" w:hAnsi="Arial" w:cs="Arial"/>
-                <w:color w:val="000000"/>
-                <w:kern w:val="0"/>
-                <w:sz w:val="18"/>
-                <w:szCs w:val="18"/>
-                <w14:ligatures w14:val="none"/>
-              </w:rPr>
-              <w:t>[.qt.name</w:t>
-            </w:r>
-            <w:proofErr w:type="gramEnd"/>
-            <w:r>
-              <w:rPr>
-                <w:rFonts w:ascii="Arial" w:eastAsia="Times New Roman" w:hAnsi="Arial" w:cs="Arial"/>
-                <w:color w:val="000000"/>
-                <w:kern w:val="0"/>
-                <w:sz w:val="18"/>
-                <w:szCs w:val="18"/>
-                <w14:ligatures w14:val="none"/>
-              </w:rPr>
-              <w:t>]]</w:t>
+              <w:t>[[.qt.name]]</w:t>
             </w:r>
           </w:p>
         </w:tc>
@@ -555,7 +451,6 @@
               </w:rPr>
               <w:t>[[</w:t>
             </w:r>
-            <w:proofErr w:type="gramStart"/>
             <w:r>
               <w:rPr>
                 <w:rFonts w:ascii="Arial" w:eastAsia="Times New Roman" w:hAnsi="Arial" w:cs="Arial"/>
@@ -587,43 +482,7 @@
                 <w:szCs w:val="18"/>
                 <w14:ligatures w14:val="none"/>
               </w:rPr>
-              <w:t>.</w:t>
-            </w:r>
-            <w:proofErr w:type="spellStart"/>
-            <w:r>
-              <w:rPr>
-                <w:rFonts w:ascii="Arial" w:eastAsia="Times New Roman" w:hAnsi="Arial" w:cs="Arial"/>
-                <w:color w:val="000000"/>
-                <w:kern w:val="0"/>
-                <w:sz w:val="18"/>
-                <w:szCs w:val="18"/>
-                <w14:ligatures w14:val="none"/>
-              </w:rPr>
-              <w:t>qt</w:t>
-            </w:r>
-            <w:proofErr w:type="gramEnd"/>
-            <w:r>
-              <w:rPr>
-                <w:rFonts w:ascii="Arial" w:eastAsia="Times New Roman" w:hAnsi="Arial" w:cs="Arial"/>
-                <w:color w:val="000000"/>
-                <w:kern w:val="0"/>
-                <w:sz w:val="18"/>
-                <w:szCs w:val="18"/>
-                <w14:ligatures w14:val="none"/>
-              </w:rPr>
-              <w:t>.contact_display</w:t>
-            </w:r>
-            <w:proofErr w:type="spellEnd"/>
-            <w:r>
-              <w:rPr>
-                <w:rFonts w:ascii="Arial" w:eastAsia="Times New Roman" w:hAnsi="Arial" w:cs="Arial"/>
-                <w:color w:val="000000"/>
-                <w:kern w:val="0"/>
-                <w:sz w:val="18"/>
-                <w:szCs w:val="18"/>
-                <w14:ligatures w14:val="none"/>
-              </w:rPr>
-              <w:t>]]</w:t>
+              <w:t>.qt.contact_display]]</w:t>
             </w:r>
           </w:p>
         </w:tc>
@@ -702,37 +561,7 @@
                 <w:szCs w:val="18"/>
                 <w14:ligatures w14:val="none"/>
               </w:rPr>
-              <w:t>[[.</w:t>
-            </w:r>
-            <w:proofErr w:type="spellStart"/>
-            <w:proofErr w:type="gramStart"/>
-            <w:r>
-              <w:rPr>
-                <w:rFonts w:ascii="Arial" w:eastAsia="Times New Roman" w:hAnsi="Arial" w:cs="Arial"/>
-                <w:b/>
-                <w:bCs/>
-                <w:color w:val="000000"/>
-                <w:kern w:val="0"/>
-                <w:sz w:val="18"/>
-                <w:szCs w:val="18"/>
-                <w14:ligatures w14:val="none"/>
-              </w:rPr>
-              <w:t>qt.subject</w:t>
-            </w:r>
-            <w:proofErr w:type="spellEnd"/>
-            <w:proofErr w:type="gramEnd"/>
-            <w:r>
-              <w:rPr>
-                <w:rFonts w:ascii="Arial" w:eastAsia="Times New Roman" w:hAnsi="Arial" w:cs="Arial"/>
-                <w:b/>
-                <w:bCs/>
-                <w:color w:val="000000"/>
-                <w:kern w:val="0"/>
-                <w:sz w:val="18"/>
-                <w:szCs w:val="18"/>
-                <w14:ligatures w14:val="none"/>
-              </w:rPr>
-              <w:t>]]</w:t>
+              <w:t>[[.qt.subject]]</w:t>
             </w:r>
           </w:p>
         </w:tc>
@@ -806,33 +635,7 @@
                 <w:szCs w:val="18"/>
                 <w14:ligatures w14:val="none"/>
               </w:rPr>
-              <w:t>[[.</w:t>
-            </w:r>
-            <w:proofErr w:type="spellStart"/>
-            <w:proofErr w:type="gramStart"/>
-            <w:r>
-              <w:rPr>
-                <w:rFonts w:ascii="Arial" w:eastAsia="Times New Roman" w:hAnsi="Arial" w:cs="Arial"/>
-                <w:color w:val="000000"/>
-                <w:kern w:val="0"/>
-                <w:sz w:val="18"/>
-                <w:szCs w:val="18"/>
-                <w14:ligatures w14:val="none"/>
-              </w:rPr>
-              <w:t>qt.project</w:t>
-            </w:r>
-            <w:proofErr w:type="spellEnd"/>
-            <w:proofErr w:type="gramEnd"/>
-            <w:r>
-              <w:rPr>
-                <w:rFonts w:ascii="Arial" w:eastAsia="Times New Roman" w:hAnsi="Arial" w:cs="Arial"/>
-                <w:color w:val="000000"/>
-                <w:kern w:val="0"/>
-                <w:sz w:val="18"/>
-                <w:szCs w:val="18"/>
-                <w14:ligatures w14:val="none"/>
-              </w:rPr>
-              <w:t>]]</w:t>
+              <w:t>[[.qt.project]]</w:t>
             </w:r>
           </w:p>
         </w:tc>
@@ -866,47 +669,7 @@
           <w:szCs w:val="18"/>
           <w:lang w:val="en-US"/>
         </w:rPr>
-        <w:t>[[</w:t>
-      </w:r>
-      <w:proofErr w:type="gramStart"/>
-      <w:r>
-        <w:rPr>
-          <w:rFonts w:ascii="Arial" w:hAnsi="Arial" w:cs="Arial"/>
-          <w:sz w:val="18"/>
-          <w:szCs w:val="18"/>
-          <w:lang w:val="en-US"/>
-        </w:rPr>
-        <w:t>rtf .</w:t>
-      </w:r>
-      <w:proofErr w:type="spellStart"/>
-      <w:r>
-        <w:rPr>
-          <w:rFonts w:ascii="Arial" w:hAnsi="Arial" w:cs="Arial"/>
-          <w:sz w:val="18"/>
-          <w:szCs w:val="18"/>
-          <w:lang w:val="en-US"/>
-        </w:rPr>
-        <w:t>qt</w:t>
-      </w:r>
-      <w:proofErr w:type="gramEnd"/>
-      <w:r>
-        <w:rPr>
-          <w:rFonts w:ascii="Arial" w:hAnsi="Arial" w:cs="Arial"/>
-          <w:sz w:val="18"/>
-          <w:szCs w:val="18"/>
-          <w:lang w:val="en-US"/>
-        </w:rPr>
-        <w:t>.terms</w:t>
-      </w:r>
-      <w:proofErr w:type="spellEnd"/>
-      <w:r>
-        <w:rPr>
-          <w:rFonts w:ascii="Arial" w:hAnsi="Arial" w:cs="Arial"/>
-          <w:sz w:val="18"/>
-          <w:szCs w:val="18"/>
-          <w:lang w:val="en-US"/>
-        </w:rPr>
-        <w:t>]]</w:t>
+        <w:t>[[rtf .qt.terms]]</w:t>
       </w:r>
       <w:r>
         <w:rPr>
@@ -924,58 +687,7 @@
           <w:szCs w:val="18"/>
           <w:lang w:val="en-US"/>
         </w:rPr>
-        <w:t>[[</w:t>
-      </w:r>
-      <w:proofErr w:type="spellStart"/>
-      <w:proofErr w:type="gramStart"/>
-      <w:r>
-        <w:rPr>
-          <w:rFonts w:ascii="Arial" w:hAnsi="Arial" w:cs="Arial"/>
-          <w:sz w:val="18"/>
-          <w:szCs w:val="18"/>
-          <w:lang w:val="en-US"/>
-        </w:rPr>
-        <w:t>wmtext</w:t>
-      </w:r>
-      <w:proofErr w:type="spellEnd"/>
-      <w:r>
-        <w:rPr>
-          <w:rFonts w:ascii="Arial" w:hAnsi="Arial" w:cs="Arial"/>
-          <w:sz w:val="18"/>
-          <w:szCs w:val="18"/>
-          <w:lang w:val="en-US"/>
-        </w:rPr>
-        <w:t xml:space="preserve"> .</w:t>
-      </w:r>
-      <w:proofErr w:type="spellStart"/>
-      <w:r>
-        <w:rPr>
-          <w:rFonts w:ascii="Arial" w:hAnsi="Arial" w:cs="Arial"/>
-          <w:sz w:val="18"/>
-          <w:szCs w:val="18"/>
-          <w:lang w:val="en-US"/>
-        </w:rPr>
-        <w:t>qt</w:t>
-      </w:r>
-      <w:proofErr w:type="gramEnd"/>
-      <w:r>
-        <w:rPr>
-          <w:rFonts w:ascii="Arial" w:hAnsi="Arial" w:cs="Arial"/>
-          <w:sz w:val="18"/>
-          <w:szCs w:val="18"/>
-          <w:lang w:val="en-US"/>
-        </w:rPr>
-        <w:t>.water_mark</w:t>
-      </w:r>
-      <w:proofErr w:type="spellEnd"/>
-      <w:r>
-        <w:rPr>
-          <w:rFonts w:ascii="Arial" w:hAnsi="Arial" w:cs="Arial"/>
-          <w:sz w:val="18"/>
-          <w:szCs w:val="18"/>
-          <w:lang w:val="en-US"/>
-        </w:rPr>
-        <w:t>]]</w:t>
+        <w:t>[[wmtext .qt.water_mark]]</w:t>
       </w:r>
     </w:p>
     <w:p>
@@ -1074,73 +786,7 @@
           <w:lang w:val="en-US"/>
           <w14:ligatures w14:val="none"/>
         </w:rPr>
-        <w:t>[[$</w:t>
-      </w:r>
-      <w:proofErr w:type="gramStart"/>
-      <w:r>
-        <w:rPr>
-          <w:rFonts w:ascii="Arial" w:eastAsia="Times New Roman" w:hAnsi="Arial" w:cs="Arial"/>
-          <w:color w:val="000000"/>
-          <w:kern w:val="0"/>
-          <w:sz w:val="18"/>
-          <w:szCs w:val="18"/>
-          <w:lang w:val="en-US"/>
-          <w14:ligatures w14:val="none"/>
-        </w:rPr>
-        <w:t>cur :</w:t>
-      </w:r>
-      <w:proofErr w:type="gramEnd"/>
-      <w:r>
-        <w:rPr>
-          <w:rFonts w:ascii="Arial" w:eastAsia="Times New Roman" w:hAnsi="Arial" w:cs="Arial"/>
-          <w:color w:val="000000"/>
-          <w:kern w:val="0"/>
-          <w:sz w:val="18"/>
-          <w:szCs w:val="18"/>
-          <w:lang w:val="en-US"/>
-          <w14:ligatures w14:val="none"/>
-        </w:rPr>
-        <w:t>= .</w:t>
-      </w:r>
-      <w:proofErr w:type="spellStart"/>
-      <w:proofErr w:type="gramStart"/>
-      <w:r>
-        <w:rPr>
-          <w:rFonts w:ascii="Arial" w:eastAsia="Times New Roman" w:hAnsi="Arial" w:cs="Arial"/>
-          <w:color w:val="000000"/>
-          <w:kern w:val="0"/>
-          <w:sz w:val="18"/>
-          <w:szCs w:val="18"/>
-          <w:lang w:val="en-US"/>
-          <w14:ligatures w14:val="none"/>
-        </w:rPr>
-        <w:t>ci.companyinfo</w:t>
-      </w:r>
-      <w:proofErr w:type="gramEnd"/>
-      <w:r>
-        <w:rPr>
-          <w:rFonts w:ascii="Arial" w:eastAsia="Times New Roman" w:hAnsi="Arial" w:cs="Arial"/>
-          <w:color w:val="000000"/>
-          <w:kern w:val="0"/>
-          <w:sz w:val="18"/>
-          <w:szCs w:val="18"/>
-          <w:lang w:val="en-US"/>
-          <w14:ligatures w14:val="none"/>
-        </w:rPr>
-        <w:t>.currency</w:t>
-      </w:r>
-      <w:proofErr w:type="spellEnd"/>
-      <w:r>
-        <w:rPr>
-          <w:rFonts w:ascii="Arial" w:eastAsia="Times New Roman" w:hAnsi="Arial" w:cs="Arial"/>
-          <w:color w:val="000000"/>
-          <w:kern w:val="0"/>
-          <w:sz w:val="18"/>
-          <w:szCs w:val="18"/>
-          <w:lang w:val="en-US"/>
-          <w14:ligatures w14:val="none"/>
-        </w:rPr>
-        <w:t>]]</w:t>
+        <w:t>[[$cur := .ci.companyinfo.currency]]</w:t>
       </w:r>
       <w:r>
         <w:rPr>
@@ -1152,33 +798,7 @@
           <w:lang w:val="en-US"/>
           <w14:ligatures w14:val="none"/>
         </w:rPr>
-        <w:t xml:space="preserve"> [[$</w:t>
-      </w:r>
-      <w:proofErr w:type="gramStart"/>
-      <w:r>
-        <w:rPr>
-          <w:rFonts w:ascii="Arial" w:eastAsia="Times New Roman" w:hAnsi="Arial" w:cs="Arial"/>
-          <w:color w:val="000000"/>
-          <w:kern w:val="0"/>
-          <w:sz w:val="18"/>
-          <w:szCs w:val="18"/>
-          <w:lang w:val="en-US"/>
-          <w14:ligatures w14:val="none"/>
-        </w:rPr>
-        <w:t>No :</w:t>
-      </w:r>
-      <w:proofErr w:type="gramEnd"/>
-      <w:r>
-        <w:rPr>
-          <w:rFonts w:ascii="Arial" w:eastAsia="Times New Roman" w:hAnsi="Arial" w:cs="Arial"/>
-          <w:color w:val="000000"/>
-          <w:kern w:val="0"/>
-          <w:sz w:val="18"/>
-          <w:szCs w:val="18"/>
-          <w:lang w:val="en-US"/>
-          <w14:ligatures w14:val="none"/>
-        </w:rPr>
-        <w:t>= 1]]</w:t>
+        <w:t xml:space="preserve"> [[$No := 1]]</w:t>
       </w:r>
       <w:r>
         <w:rPr>
@@ -1190,33 +810,7 @@
           <w:lang w:val="en-US"/>
           <w14:ligatures w14:val="none"/>
         </w:rPr>
-        <w:t xml:space="preserve"> [[$</w:t>
-      </w:r>
-      <w:proofErr w:type="gramStart"/>
-      <w:r>
-        <w:rPr>
-          <w:rFonts w:ascii="Arial" w:eastAsia="Times New Roman" w:hAnsi="Arial" w:cs="Arial"/>
-          <w:color w:val="000000"/>
-          <w:kern w:val="0"/>
-          <w:sz w:val="18"/>
-          <w:szCs w:val="18"/>
-          <w:lang w:val="en-US"/>
-          <w14:ligatures w14:val="none"/>
-        </w:rPr>
-        <w:t>comp :</w:t>
-      </w:r>
-      <w:proofErr w:type="gramEnd"/>
-      <w:r>
-        <w:rPr>
-          <w:rFonts w:ascii="Arial" w:eastAsia="Times New Roman" w:hAnsi="Arial" w:cs="Arial"/>
-          <w:color w:val="000000"/>
-          <w:kern w:val="0"/>
-          <w:sz w:val="18"/>
-          <w:szCs w:val="18"/>
-          <w:lang w:val="en-US"/>
-          <w14:ligatures w14:val="none"/>
-        </w:rPr>
-        <w:t>= “0.00”]]</w:t>
+        <w:t xml:space="preserve"> [[$comp := “0.00”]]</w:t>
       </w:r>
     </w:p>
     <w:p>
@@ -1446,118 +1040,7 @@
                 <w:szCs w:val="18"/>
                 <w14:ligatures w14:val="none"/>
               </w:rPr>
-              <w:t>[[</w:t>
-            </w:r>
-            <w:proofErr w:type="spellStart"/>
-            <w:proofErr w:type="gramStart"/>
-            <w:r>
-              <w:rPr>
-                <w:rFonts w:ascii="Arial" w:eastAsia="Times New Roman" w:hAnsi="Arial" w:cs="Arial"/>
-                <w:color w:val="000000"/>
-                <w:kern w:val="0"/>
-                <w:sz w:val="18"/>
-                <w:szCs w:val="18"/>
-                <w14:ligatures w14:val="none"/>
-              </w:rPr>
-              <w:t>tableStart</w:t>
-            </w:r>
-            <w:proofErr w:type="spellEnd"/>
-            <w:r>
-              <w:rPr>
-                <w:rFonts w:ascii="Arial" w:eastAsia="Times New Roman" w:hAnsi="Arial" w:cs="Arial"/>
-                <w:color w:val="000000"/>
-                <w:kern w:val="0"/>
-                <w:sz w:val="18"/>
-                <w:szCs w:val="18"/>
-                <w14:ligatures w14:val="none"/>
-              </w:rPr>
-              <w:t>(</w:t>
-            </w:r>
-            <w:proofErr w:type="gramEnd"/>
-            <w:r>
-              <w:rPr>
-                <w:rFonts w:ascii="Arial" w:eastAsia="Times New Roman" w:hAnsi="Arial" w:cs="Arial"/>
-                <w:color w:val="000000"/>
-                <w:kern w:val="0"/>
-                <w:sz w:val="18"/>
-                <w:szCs w:val="18"/>
-                <w14:ligatures w14:val="none"/>
-              </w:rPr>
-              <w:t>$</w:t>
-            </w:r>
-            <w:proofErr w:type="spellStart"/>
-            <w:r>
-              <w:rPr>
-                <w:rFonts w:ascii="Arial" w:eastAsia="Times New Roman" w:hAnsi="Arial" w:cs="Arial"/>
-                <w:color w:val="000000"/>
-                <w:kern w:val="0"/>
-                <w:sz w:val="18"/>
-                <w:szCs w:val="18"/>
-                <w14:ligatures w14:val="none"/>
-              </w:rPr>
-              <w:t>prodKey</w:t>
-            </w:r>
-            <w:proofErr w:type="spellEnd"/>
-            <w:r>
-              <w:rPr>
-                <w:rFonts w:ascii="Arial" w:eastAsia="Times New Roman" w:hAnsi="Arial" w:cs="Arial"/>
-                <w:color w:val="000000"/>
-                <w:kern w:val="0"/>
-                <w:sz w:val="18"/>
-                <w:szCs w:val="18"/>
-                <w14:ligatures w14:val="none"/>
-              </w:rPr>
-              <w:t>, $</w:t>
-            </w:r>
-            <w:proofErr w:type="spellStart"/>
-            <w:r>
-              <w:rPr>
-                <w:rFonts w:ascii="Arial" w:eastAsia="Times New Roman" w:hAnsi="Arial" w:cs="Arial"/>
-                <w:color w:val="000000"/>
-                <w:kern w:val="0"/>
-                <w:sz w:val="18"/>
-                <w:szCs w:val="18"/>
-                <w14:ligatures w14:val="none"/>
-              </w:rPr>
-              <w:t>pv</w:t>
-            </w:r>
-            <w:proofErr w:type="spellEnd"/>
-            <w:r>
-              <w:rPr>
-                <w:rFonts w:ascii="Arial" w:eastAsia="Times New Roman" w:hAnsi="Arial" w:cs="Arial"/>
-                <w:color w:val="000000"/>
-                <w:kern w:val="0"/>
-                <w:sz w:val="18"/>
-                <w:szCs w:val="18"/>
-                <w14:ligatures w14:val="none"/>
-              </w:rPr>
-              <w:t xml:space="preserve"> as .</w:t>
-            </w:r>
-            <w:proofErr w:type="spellStart"/>
-            <w:proofErr w:type="gramStart"/>
-            <w:r>
-              <w:rPr>
-                <w:rFonts w:ascii="Arial" w:eastAsia="Times New Roman" w:hAnsi="Arial" w:cs="Arial"/>
-                <w:color w:val="000000"/>
-                <w:kern w:val="0"/>
-                <w:sz w:val="18"/>
-                <w:szCs w:val="18"/>
-                <w14:ligatures w14:val="none"/>
-              </w:rPr>
-              <w:t>ci.cartItem</w:t>
-            </w:r>
-            <w:proofErr w:type="spellEnd"/>
-            <w:proofErr w:type="gramEnd"/>
-            <w:r>
-              <w:rPr>
-                <w:rFonts w:ascii="Arial" w:eastAsia="Times New Roman" w:hAnsi="Arial" w:cs="Arial"/>
-                <w:color w:val="000000"/>
-                <w:kern w:val="0"/>
-                <w:sz w:val="18"/>
-                <w:szCs w:val="18"/>
-                <w14:ligatures w14:val="none"/>
-              </w:rPr>
-              <w:t>)]]</w:t>
+              <w:t>[[tableStart($prodKey, $pv as .ci.cartItem)]]</w:t>
             </w:r>
           </w:p>
         </w:tc>
@@ -1630,33 +1113,7 @@
                 <w:szCs w:val="18"/>
                 <w14:ligatures w14:val="none"/>
               </w:rPr>
-              <w:t>[[$</w:t>
-            </w:r>
-            <w:proofErr w:type="spellStart"/>
-            <w:proofErr w:type="gramStart"/>
-            <w:r>
-              <w:rPr>
-                <w:rFonts w:ascii="Arial" w:eastAsia="Times New Roman" w:hAnsi="Arial" w:cs="Arial"/>
-                <w:color w:val="000000"/>
-                <w:kern w:val="0"/>
-                <w:sz w:val="18"/>
-                <w:szCs w:val="18"/>
-                <w14:ligatures w14:val="none"/>
-              </w:rPr>
-              <w:t>pv.productName</w:t>
-            </w:r>
-            <w:proofErr w:type="spellEnd"/>
-            <w:proofErr w:type="gramEnd"/>
-            <w:r>
-              <w:rPr>
-                <w:rFonts w:ascii="Arial" w:eastAsia="Times New Roman" w:hAnsi="Arial" w:cs="Arial"/>
-                <w:color w:val="000000"/>
-                <w:kern w:val="0"/>
-                <w:sz w:val="18"/>
-                <w:szCs w:val="18"/>
-                <w14:ligatures w14:val="none"/>
-              </w:rPr>
-              <w:t>]]</w:t>
+              <w:t>[[$pv.productName]]</w:t>
             </w:r>
           </w:p>
         </w:tc>
@@ -1690,33 +1147,7 @@
                 <w:szCs w:val="18"/>
                 <w14:ligatures w14:val="none"/>
               </w:rPr>
-              <w:t>[[$</w:t>
-            </w:r>
-            <w:proofErr w:type="spellStart"/>
-            <w:proofErr w:type="gramStart"/>
-            <w:r>
-              <w:rPr>
-                <w:rFonts w:ascii="Arial" w:eastAsia="Times New Roman" w:hAnsi="Arial" w:cs="Arial"/>
-                <w:color w:val="000000"/>
-                <w:kern w:val="0"/>
-                <w:sz w:val="18"/>
-                <w:szCs w:val="18"/>
-                <w14:ligatures w14:val="none"/>
-              </w:rPr>
-              <w:t>pv.totalqty</w:t>
-            </w:r>
-            <w:proofErr w:type="spellEnd"/>
-            <w:proofErr w:type="gramEnd"/>
-            <w:r>
-              <w:rPr>
-                <w:rFonts w:ascii="Arial" w:eastAsia="Times New Roman" w:hAnsi="Arial" w:cs="Arial"/>
-                <w:color w:val="000000"/>
-                <w:kern w:val="0"/>
-                <w:sz w:val="18"/>
-                <w:szCs w:val="18"/>
-                <w14:ligatures w14:val="none"/>
-              </w:rPr>
-              <w:t>]]</w:t>
+              <w:t>[[$pv.totalqty]]</w:t>
             </w:r>
           </w:p>
         </w:tc>
@@ -1750,33 +1181,7 @@
                 <w:szCs w:val="18"/>
                 <w14:ligatures w14:val="none"/>
               </w:rPr>
-              <w:t>[[$</w:t>
-            </w:r>
-            <w:proofErr w:type="spellStart"/>
-            <w:proofErr w:type="gramStart"/>
-            <w:r>
-              <w:rPr>
-                <w:rFonts w:ascii="Arial" w:eastAsia="Times New Roman" w:hAnsi="Arial" w:cs="Arial"/>
-                <w:color w:val="000000"/>
-                <w:kern w:val="0"/>
-                <w:sz w:val="18"/>
-                <w:szCs w:val="18"/>
-                <w14:ligatures w14:val="none"/>
-              </w:rPr>
-              <w:t>pv.productTotal</w:t>
-            </w:r>
-            <w:proofErr w:type="spellEnd"/>
-            <w:proofErr w:type="gramEnd"/>
-            <w:r>
-              <w:rPr>
-                <w:rFonts w:ascii="Arial" w:eastAsia="Times New Roman" w:hAnsi="Arial" w:cs="Arial"/>
-                <w:color w:val="000000"/>
-                <w:kern w:val="0"/>
-                <w:sz w:val="18"/>
-                <w:szCs w:val="18"/>
-                <w14:ligatures w14:val="none"/>
-              </w:rPr>
-              <w:t>]]</w:t>
+              <w:t>[[$pv.productTotal]]</w:t>
             </w:r>
           </w:p>
         </w:tc>
@@ -1888,31 +1293,7 @@
                 <w:szCs w:val="18"/>
                 <w14:ligatures w14:val="none"/>
               </w:rPr>
-              <w:t>[[</w:t>
-            </w:r>
-            <w:proofErr w:type="spellStart"/>
-            <w:r>
-              <w:rPr>
-                <w:rFonts w:ascii="Arial" w:eastAsia="Times New Roman" w:hAnsi="Arial" w:cs="Arial"/>
-                <w:color w:val="000000"/>
-                <w:kern w:val="0"/>
-                <w:sz w:val="18"/>
-                <w:szCs w:val="18"/>
-                <w14:ligatures w14:val="none"/>
-              </w:rPr>
-              <w:t>tableEnd</w:t>
-            </w:r>
-            <w:proofErr w:type="spellEnd"/>
-            <w:r>
-              <w:rPr>
-                <w:rFonts w:ascii="Arial" w:eastAsia="Times New Roman" w:hAnsi="Arial" w:cs="Arial"/>
-                <w:color w:val="000000"/>
-                <w:kern w:val="0"/>
-                <w:sz w:val="18"/>
-                <w:szCs w:val="18"/>
-                <w14:ligatures w14:val="none"/>
-              </w:rPr>
-              <w:t>]]</w:t>
+              <w:t>[[tableEnd]]</w:t>
             </w:r>
           </w:p>
         </w:tc>
@@ -2031,37 +1412,7 @@
                 <w:szCs w:val="18"/>
                 <w14:ligatures w14:val="none"/>
               </w:rPr>
-              <w:t>[[.</w:t>
-            </w:r>
-            <w:proofErr w:type="spellStart"/>
-            <w:proofErr w:type="gramStart"/>
-            <w:r>
-              <w:rPr>
-                <w:rFonts w:ascii="Arial" w:eastAsia="Times New Roman" w:hAnsi="Arial" w:cs="Arial"/>
-                <w:b/>
-                <w:bCs/>
-                <w:color w:val="000000"/>
-                <w:kern w:val="0"/>
-                <w:sz w:val="18"/>
-                <w:szCs w:val="18"/>
-                <w14:ligatures w14:val="none"/>
-              </w:rPr>
-              <w:t>qt.total</w:t>
-            </w:r>
-            <w:proofErr w:type="spellEnd"/>
-            <w:proofErr w:type="gramEnd"/>
-            <w:r>
-              <w:rPr>
-                <w:rFonts w:ascii="Arial" w:eastAsia="Times New Roman" w:hAnsi="Arial" w:cs="Arial"/>
-                <w:b/>
-                <w:bCs/>
-                <w:color w:val="000000"/>
-                <w:kern w:val="0"/>
-                <w:sz w:val="18"/>
-                <w:szCs w:val="18"/>
-                <w14:ligatures w14:val="none"/>
-              </w:rPr>
-              <w:t>]]</w:t>
+              <w:t>[[.qt.total]]</w:t>
             </w:r>
           </w:p>
         </w:tc>
@@ -2143,55 +1494,7 @@
                 <w:szCs w:val="18"/>
                 <w14:ligatures w14:val="none"/>
               </w:rPr>
-              <w:t xml:space="preserve">[[if </w:t>
-            </w:r>
-            <w:proofErr w:type="gramStart"/>
-            <w:r>
-              <w:rPr>
-                <w:rFonts w:ascii="Arial" w:eastAsia="Times New Roman" w:hAnsi="Arial" w:cs="Arial"/>
-                <w:color w:val="000000"/>
-                <w:kern w:val="0"/>
-                <w:sz w:val="18"/>
-                <w:szCs w:val="18"/>
-                <w14:ligatures w14:val="none"/>
-              </w:rPr>
-              <w:t>ne .</w:t>
-            </w:r>
-            <w:proofErr w:type="spellStart"/>
-            <w:r>
-              <w:rPr>
-                <w:rFonts w:ascii="Arial" w:eastAsia="Times New Roman" w:hAnsi="Arial" w:cs="Arial"/>
-                <w:color w:val="000000"/>
-                <w:kern w:val="0"/>
-                <w:sz w:val="18"/>
-                <w:szCs w:val="18"/>
-                <w14:ligatures w14:val="none"/>
-              </w:rPr>
-              <w:t>qt</w:t>
-            </w:r>
-            <w:proofErr w:type="gramEnd"/>
-            <w:r>
-              <w:rPr>
-                <w:rFonts w:ascii="Arial" w:eastAsia="Times New Roman" w:hAnsi="Arial" w:cs="Arial"/>
-                <w:color w:val="000000"/>
-                <w:kern w:val="0"/>
-                <w:sz w:val="18"/>
-                <w:szCs w:val="18"/>
-                <w14:ligatures w14:val="none"/>
-              </w:rPr>
-              <w:t>.discount_amount</w:t>
-            </w:r>
-            <w:proofErr w:type="spellEnd"/>
-            <w:r>
-              <w:rPr>
-                <w:rFonts w:ascii="Arial" w:eastAsia="Times New Roman" w:hAnsi="Arial" w:cs="Arial"/>
-                <w:color w:val="000000"/>
-                <w:kern w:val="0"/>
-                <w:sz w:val="18"/>
-                <w:szCs w:val="18"/>
-                <w14:ligatures w14:val="none"/>
-              </w:rPr>
-              <w:t xml:space="preserve"> $comp]]</w:t>
+              <w:t>[[if ne .qt.discount_amount $comp]]</w:t>
             </w:r>
           </w:p>
         </w:tc>
@@ -2233,65 +1536,7 @@
                 <w:szCs w:val="18"/>
                 <w14:ligatures w14:val="none"/>
               </w:rPr>
-              <w:t>Discount ([[.</w:t>
-            </w:r>
-            <w:proofErr w:type="spellStart"/>
-            <w:proofErr w:type="gramStart"/>
-            <w:r>
-              <w:rPr>
-                <w:rFonts w:ascii="Arial" w:eastAsia="Times New Roman" w:hAnsi="Arial" w:cs="Arial"/>
-                <w:b/>
-                <w:bCs/>
-                <w:color w:val="000000"/>
-                <w:kern w:val="0"/>
-                <w:sz w:val="18"/>
-                <w:szCs w:val="18"/>
-                <w14:ligatures w14:val="none"/>
-              </w:rPr>
-              <w:t>qt.additional</w:t>
-            </w:r>
-            <w:proofErr w:type="gramEnd"/>
-            <w:r>
-              <w:rPr>
-                <w:rFonts w:ascii="Arial" w:eastAsia="Times New Roman" w:hAnsi="Arial" w:cs="Arial"/>
-                <w:b/>
-                <w:bCs/>
-                <w:color w:val="000000"/>
-                <w:kern w:val="0"/>
-                <w:sz w:val="18"/>
-                <w:szCs w:val="18"/>
-                <w14:ligatures w14:val="none"/>
-              </w:rPr>
-              <w:t>_discount_percentage</w:t>
-            </w:r>
-            <w:proofErr w:type="spellEnd"/>
-            <w:proofErr w:type="gramStart"/>
-            <w:r>
-              <w:rPr>
-                <w:rFonts w:ascii="Arial" w:eastAsia="Times New Roman" w:hAnsi="Arial" w:cs="Arial"/>
-                <w:b/>
-                <w:bCs/>
-                <w:color w:val="000000"/>
-                <w:kern w:val="0"/>
-                <w:sz w:val="18"/>
-                <w:szCs w:val="18"/>
-                <w14:ligatures w14:val="none"/>
-              </w:rPr>
-              <w:t>]]%</w:t>
-            </w:r>
-            <w:proofErr w:type="gramEnd"/>
-            <w:r>
-              <w:rPr>
-                <w:rFonts w:ascii="Arial" w:eastAsia="Times New Roman" w:hAnsi="Arial" w:cs="Arial"/>
-                <w:b/>
-                <w:bCs/>
-                <w:color w:val="000000"/>
-                <w:kern w:val="0"/>
-                <w:sz w:val="18"/>
-                <w:szCs w:val="18"/>
-                <w14:ligatures w14:val="none"/>
-              </w:rPr>
-              <w:t>)</w:t>
+              <w:t>Discount ([[.qt.additional_discount_percentage]]%)</w:t>
             </w:r>
           </w:p>
         </w:tc>
@@ -2325,44 +1570,7 @@
                 <w:szCs w:val="18"/>
                 <w14:ligatures w14:val="none"/>
               </w:rPr>
-              <w:t>[[.</w:t>
-            </w:r>
-            <w:proofErr w:type="spellStart"/>
-            <w:proofErr w:type="gramStart"/>
-            <w:r>
-              <w:rPr>
-                <w:rFonts w:ascii="Arial" w:eastAsia="Times New Roman" w:hAnsi="Arial" w:cs="Arial"/>
-                <w:color w:val="000000"/>
-                <w:kern w:val="0"/>
-                <w:sz w:val="18"/>
-                <w:szCs w:val="18"/>
-                <w14:ligatures w14:val="none"/>
-              </w:rPr>
-              <w:t>qt.discount</w:t>
-            </w:r>
-            <w:proofErr w:type="gramEnd"/>
-            <w:r>
-              <w:rPr>
-                <w:rFonts w:ascii="Arial" w:eastAsia="Times New Roman" w:hAnsi="Arial" w:cs="Arial"/>
-                <w:color w:val="000000"/>
-                <w:kern w:val="0"/>
-                <w:sz w:val="18"/>
-                <w:szCs w:val="18"/>
-                <w14:ligatures w14:val="none"/>
-              </w:rPr>
-              <w:t>_amount</w:t>
-            </w:r>
-            <w:proofErr w:type="spellEnd"/>
-            <w:r>
-              <w:rPr>
-                <w:rFonts w:ascii="Arial" w:eastAsia="Times New Roman" w:hAnsi="Arial" w:cs="Arial"/>
-                <w:color w:val="000000"/>
-                <w:kern w:val="0"/>
-                <w:sz w:val="18"/>
-                <w:szCs w:val="18"/>
-                <w14:ligatures w14:val="none"/>
-              </w:rPr>
-              <w:t>]]</w:t>
+              <w:t>[[.qt.discount_amount]]</w:t>
             </w:r>
           </w:p>
         </w:tc>
@@ -2440,63 +1648,7 @@
                 <w:szCs w:val="18"/>
                 <w14:ligatures w14:val="none"/>
               </w:rPr>
-              <w:t>[</w:t>
-            </w:r>
-            <w:proofErr w:type="gramStart"/>
-            <w:r>
-              <w:rPr>
-                <w:rFonts w:ascii="Arial" w:eastAsia="Times New Roman" w:hAnsi="Arial" w:cs="Arial"/>
-                <w:b/>
-                <w:bCs/>
-                <w:color w:val="000000"/>
-                <w:kern w:val="0"/>
-                <w:sz w:val="18"/>
-                <w:szCs w:val="18"/>
-                <w14:ligatures w14:val="none"/>
-              </w:rPr>
-              <w:t>[.</w:t>
-            </w:r>
-            <w:proofErr w:type="spellStart"/>
-            <w:r>
-              <w:rPr>
-                <w:rFonts w:ascii="Arial" w:eastAsia="Times New Roman" w:hAnsi="Arial" w:cs="Arial"/>
-                <w:b/>
-                <w:bCs/>
-                <w:color w:val="000000"/>
-                <w:kern w:val="0"/>
-                <w:sz w:val="18"/>
-                <w:szCs w:val="18"/>
-                <w14:ligatures w14:val="none"/>
-              </w:rPr>
-              <w:t>qt.net</w:t>
-            </w:r>
-            <w:proofErr w:type="gramEnd"/>
-            <w:r>
-              <w:rPr>
-                <w:rFonts w:ascii="Arial" w:eastAsia="Times New Roman" w:hAnsi="Arial" w:cs="Arial"/>
-                <w:b/>
-                <w:bCs/>
-                <w:color w:val="000000"/>
-                <w:kern w:val="0"/>
-                <w:sz w:val="18"/>
-                <w:szCs w:val="18"/>
-                <w14:ligatures w14:val="none"/>
-              </w:rPr>
-              <w:t>_total</w:t>
-            </w:r>
-            <w:proofErr w:type="spellEnd"/>
-            <w:r>
-              <w:rPr>
-                <w:rFonts w:ascii="Arial" w:eastAsia="Times New Roman" w:hAnsi="Arial" w:cs="Arial"/>
-                <w:b/>
-                <w:bCs/>
-                <w:color w:val="000000"/>
-                <w:kern w:val="0"/>
-                <w:sz w:val="18"/>
-                <w:szCs w:val="18"/>
-                <w14:ligatures w14:val="none"/>
-              </w:rPr>
-              <w:t>]]</w:t>
+              <w:t>[[.qt.net_total]]</w:t>
             </w:r>
           </w:p>
         </w:tc>
@@ -2576,55 +1728,7 @@
                 <w:szCs w:val="18"/>
                 <w14:ligatures w14:val="none"/>
               </w:rPr>
-              <w:t xml:space="preserve">[[if </w:t>
-            </w:r>
-            <w:proofErr w:type="gramStart"/>
-            <w:r>
-              <w:rPr>
-                <w:rFonts w:ascii="Arial" w:eastAsia="Times New Roman" w:hAnsi="Arial" w:cs="Arial"/>
-                <w:color w:val="000000"/>
-                <w:kern w:val="0"/>
-                <w:sz w:val="18"/>
-                <w:szCs w:val="18"/>
-                <w14:ligatures w14:val="none"/>
-              </w:rPr>
-              <w:t>ne .</w:t>
-            </w:r>
-            <w:proofErr w:type="spellStart"/>
-            <w:r>
-              <w:rPr>
-                <w:rFonts w:ascii="Arial" w:eastAsia="Times New Roman" w:hAnsi="Arial" w:cs="Arial"/>
-                <w:color w:val="000000"/>
-                <w:kern w:val="0"/>
-                <w:sz w:val="18"/>
-                <w:szCs w:val="18"/>
-                <w14:ligatures w14:val="none"/>
-              </w:rPr>
-              <w:t>qt</w:t>
-            </w:r>
-            <w:proofErr w:type="gramEnd"/>
-            <w:r>
-              <w:rPr>
-                <w:rFonts w:ascii="Arial" w:eastAsia="Times New Roman" w:hAnsi="Arial" w:cs="Arial"/>
-                <w:color w:val="000000"/>
-                <w:kern w:val="0"/>
-                <w:sz w:val="18"/>
-                <w:szCs w:val="18"/>
-                <w14:ligatures w14:val="none"/>
-              </w:rPr>
-              <w:t>.total_taxes_and_charges</w:t>
-            </w:r>
-            <w:proofErr w:type="spellEnd"/>
-            <w:r>
-              <w:rPr>
-                <w:rFonts w:ascii="Arial" w:eastAsia="Times New Roman" w:hAnsi="Arial" w:cs="Arial"/>
-                <w:color w:val="000000"/>
-                <w:kern w:val="0"/>
-                <w:sz w:val="18"/>
-                <w:szCs w:val="18"/>
-                <w14:ligatures w14:val="none"/>
-              </w:rPr>
-              <w:t xml:space="preserve"> $comp]]</w:t>
+              <w:t>[[if ne .qt.total_taxes_and_charges $comp]]</w:t>
             </w:r>
           </w:p>
         </w:tc>
@@ -2700,44 +1804,7 @@
                 <w:szCs w:val="18"/>
                 <w14:ligatures w14:val="none"/>
               </w:rPr>
-              <w:t>[[.</w:t>
-            </w:r>
-            <w:proofErr w:type="spellStart"/>
-            <w:proofErr w:type="gramStart"/>
-            <w:r>
-              <w:rPr>
-                <w:rFonts w:ascii="Arial" w:eastAsia="Times New Roman" w:hAnsi="Arial" w:cs="Arial"/>
-                <w:color w:val="000000"/>
-                <w:kern w:val="0"/>
-                <w:sz w:val="18"/>
-                <w:szCs w:val="18"/>
-                <w14:ligatures w14:val="none"/>
-              </w:rPr>
-              <w:t>qt.total</w:t>
-            </w:r>
-            <w:proofErr w:type="gramEnd"/>
-            <w:r>
-              <w:rPr>
-                <w:rFonts w:ascii="Arial" w:eastAsia="Times New Roman" w:hAnsi="Arial" w:cs="Arial"/>
-                <w:color w:val="000000"/>
-                <w:kern w:val="0"/>
-                <w:sz w:val="18"/>
-                <w:szCs w:val="18"/>
-                <w14:ligatures w14:val="none"/>
-              </w:rPr>
-              <w:t>_taxes_and_charges</w:t>
-            </w:r>
-            <w:proofErr w:type="spellEnd"/>
-            <w:r>
-              <w:rPr>
-                <w:rFonts w:ascii="Arial" w:eastAsia="Times New Roman" w:hAnsi="Arial" w:cs="Arial"/>
-                <w:color w:val="000000"/>
-                <w:kern w:val="0"/>
-                <w:sz w:val="18"/>
-                <w:szCs w:val="18"/>
-                <w14:ligatures w14:val="none"/>
-              </w:rPr>
-              <w:t>]]</w:t>
+              <w:t>[[.qt.total_taxes_and_charges]]</w:t>
             </w:r>
           </w:p>
         </w:tc>
@@ -2854,50 +1921,7 @@
                 <w:szCs w:val="18"/>
                 <w14:ligatures w14:val="none"/>
               </w:rPr>
-              <w:t>[[.</w:t>
-            </w:r>
-            <w:proofErr w:type="spellStart"/>
-            <w:proofErr w:type="gramStart"/>
-            <w:r>
-              <w:rPr>
-                <w:rFonts w:ascii="Arial" w:eastAsia="Times New Roman" w:hAnsi="Arial" w:cs="Arial"/>
-                <w:b/>
-                <w:bCs/>
-                <w:color w:val="000000"/>
-                <w:kern w:val="0"/>
-                <w:sz w:val="18"/>
-                <w:szCs w:val="18"/>
-                <w14:ligatures w14:val="none"/>
-              </w:rPr>
-              <w:t>qt.grand</w:t>
-            </w:r>
-            <w:proofErr w:type="gramEnd"/>
-            <w:r>
-              <w:rPr>
-                <w:rFonts w:ascii="Arial" w:eastAsia="Times New Roman" w:hAnsi="Arial" w:cs="Arial"/>
-                <w:b/>
-                <w:bCs/>
-                <w:color w:val="000000"/>
-                <w:kern w:val="0"/>
-                <w:sz w:val="18"/>
-                <w:szCs w:val="18"/>
-                <w14:ligatures w14:val="none"/>
-              </w:rPr>
-              <w:t>_total</w:t>
-            </w:r>
-            <w:proofErr w:type="spellEnd"/>
-            <w:r>
-              <w:rPr>
-                <w:rFonts w:ascii="Arial" w:eastAsia="Times New Roman" w:hAnsi="Arial" w:cs="Arial"/>
-                <w:b/>
-                <w:bCs/>
-                <w:color w:val="000000"/>
-                <w:kern w:val="0"/>
-                <w:sz w:val="18"/>
-                <w:szCs w:val="18"/>
-                <w14:ligatures w14:val="none"/>
-              </w:rPr>
-              <w:t>]]</w:t>
+              <w:t>[[.qt.grand_total]]</w:t>
             </w:r>
           </w:p>
         </w:tc>
@@ -2930,91 +1954,7 @@
                 <w:szCs w:val="18"/>
                 <w14:ligatures w14:val="none"/>
               </w:rPr>
-              <w:t xml:space="preserve">Amount in </w:t>
-            </w:r>
-            <w:proofErr w:type="gramStart"/>
-            <w:r>
-              <w:rPr>
-                <w:rFonts w:ascii="Arial" w:eastAsia="Times New Roman" w:hAnsi="Arial" w:cs="Arial"/>
-                <w:b/>
-                <w:bCs/>
-                <w:color w:val="000000"/>
-                <w:kern w:val="0"/>
-                <w:sz w:val="18"/>
-                <w:szCs w:val="18"/>
-                <w14:ligatures w14:val="none"/>
-              </w:rPr>
-              <w:t>Words :</w:t>
-            </w:r>
-            <w:proofErr w:type="gramEnd"/>
-            <w:r>
-              <w:rPr>
-                <w:rFonts w:ascii="Arial" w:eastAsia="Times New Roman" w:hAnsi="Arial" w:cs="Arial"/>
-                <w:b/>
-                <w:bCs/>
-                <w:color w:val="000000"/>
-                <w:kern w:val="0"/>
-                <w:sz w:val="18"/>
-                <w:szCs w:val="18"/>
-                <w14:ligatures w14:val="none"/>
-              </w:rPr>
-              <w:t xml:space="preserve"> [</w:t>
-            </w:r>
-            <w:proofErr w:type="gramStart"/>
-            <w:r>
-              <w:rPr>
-                <w:rFonts w:ascii="Arial" w:eastAsia="Times New Roman" w:hAnsi="Arial" w:cs="Arial"/>
-                <w:b/>
-                <w:bCs/>
-                <w:color w:val="000000"/>
-                <w:kern w:val="0"/>
-                <w:sz w:val="18"/>
-                <w:szCs w:val="18"/>
-                <w14:ligatures w14:val="none"/>
-              </w:rPr>
-              <w:t>[.</w:t>
-            </w:r>
-            <w:proofErr w:type="spellStart"/>
-            <w:r>
-              <w:rPr>
-                <w:rFonts w:ascii="Arial" w:eastAsia="Times New Roman" w:hAnsi="Arial" w:cs="Arial"/>
-                <w:b/>
-                <w:bCs/>
-                <w:color w:val="000000"/>
-                <w:kern w:val="0"/>
-                <w:sz w:val="18"/>
-                <w:szCs w:val="18"/>
-                <w14:ligatures w14:val="none"/>
-              </w:rPr>
-              <w:t>qt.in</w:t>
-            </w:r>
-            <w:proofErr w:type="gramEnd"/>
-            <w:r>
-              <w:rPr>
-                <w:rFonts w:ascii="Arial" w:eastAsia="Times New Roman" w:hAnsi="Arial" w:cs="Arial"/>
-                <w:b/>
-                <w:bCs/>
-                <w:color w:val="000000"/>
-                <w:kern w:val="0"/>
-                <w:sz w:val="18"/>
-                <w:szCs w:val="18"/>
-                <w14:ligatures w14:val="none"/>
-              </w:rPr>
-              <w:t>_words</w:t>
-            </w:r>
-            <w:proofErr w:type="spellEnd"/>
-            <w:r>
-              <w:rPr>
-                <w:rFonts w:ascii="Arial" w:eastAsia="Times New Roman" w:hAnsi="Arial" w:cs="Arial"/>
-                <w:b/>
-                <w:bCs/>
-                <w:color w:val="000000"/>
-                <w:kern w:val="0"/>
-                <w:sz w:val="18"/>
-                <w:szCs w:val="18"/>
-                <w14:ligatures w14:val="none"/>
-              </w:rPr>
-              <w:t>]]</w:t>
+              <w:t>Amount in Words : [[.qt.in_words]]</w:t>
             </w:r>
           </w:p>
         </w:tc>
@@ -3047,31 +1987,7 @@
           <w:rFonts w:ascii="Arial" w:hAnsi="Arial" w:cs="Arial"/>
           <w:lang w:val="en-US"/>
         </w:rPr>
-        <w:t>[[</w:t>
-      </w:r>
-      <w:proofErr w:type="gramStart"/>
-      <w:r>
-        <w:rPr>
-          <w:rFonts w:ascii="Arial" w:hAnsi="Arial" w:cs="Arial"/>
-          <w:lang w:val="en-US"/>
-        </w:rPr>
-        <w:t>rtf .</w:t>
-      </w:r>
-      <w:proofErr w:type="spellStart"/>
-      <w:r>
-        <w:rPr>
-          <w:rFonts w:ascii="Arial" w:hAnsi="Arial" w:cs="Arial"/>
-          <w:lang w:val="en-US"/>
-        </w:rPr>
-        <w:t>qt</w:t>
-      </w:r>
-      <w:proofErr w:type="gramEnd"/>
-      <w:r>
-        <w:rPr>
-          <w:rFonts w:ascii="Arial" w:hAnsi="Arial" w:cs="Arial"/>
-          <w:lang w:val="en-US"/>
-        </w:rPr>
-        <w:t>.</w:t>
+        <w:t>[[rtf .qt.</w:t>
       </w:r>
       <w:r>
         <w:rPr>
@@ -3080,7 +1996,6 @@
         </w:rPr>
         <w:t>quotation_term_details</w:t>
       </w:r>
-      <w:proofErr w:type="spellEnd"/>
       <w:r>
         <w:rPr>
           <w:rFonts w:ascii="Arial" w:hAnsi="Arial" w:cs="Arial"/>
@@ -3132,39 +2047,7 @@
           <w:lang w:val="en-US"/>
         </w:rPr>
         <w:lastRenderedPageBreak/>
-        <w:t>[[</w:t>
-      </w:r>
-      <w:proofErr w:type="gramStart"/>
-      <w:r>
-        <w:rPr>
-          <w:rFonts w:ascii="Arial" w:hAnsi="Arial" w:cs="Arial"/>
-          <w:lang w:val="en-US"/>
-        </w:rPr>
-        <w:t>rtf .</w:t>
-      </w:r>
-      <w:proofErr w:type="spellStart"/>
-      <w:r>
-        <w:rPr>
-          <w:rFonts w:ascii="Arial" w:hAnsi="Arial" w:cs="Arial"/>
-          <w:lang w:val="en-US"/>
-        </w:rPr>
-        <w:t>qt</w:t>
-      </w:r>
-      <w:proofErr w:type="gramEnd"/>
-      <w:r>
-        <w:rPr>
-          <w:rFonts w:ascii="Arial" w:hAnsi="Arial" w:cs="Arial"/>
-          <w:lang w:val="en-US"/>
-        </w:rPr>
-        <w:t>.letter_details</w:t>
-      </w:r>
-      <w:proofErr w:type="spellEnd"/>
-      <w:r>
-        <w:rPr>
-          <w:rFonts w:ascii="Arial" w:hAnsi="Arial" w:cs="Arial"/>
-          <w:lang w:val="en-US"/>
-        </w:rPr>
-        <w:t>]]</w:t>
+        <w:t>[[rtf .qt.letter_details]]</w:t>
       </w:r>
     </w:p>
     <w:p>
@@ -3210,33 +2093,8 @@
           <w:lang w:val="en-US"/>
         </w:rPr>
         <w:lastRenderedPageBreak/>
-        <w:t>[[</w:t>
+        <w:t>[[rtf .qt.standard_tc_details</w:t>
       </w:r>
-      <w:proofErr w:type="gramStart"/>
-      <w:r>
-        <w:rPr>
-          <w:rFonts w:ascii="Arial" w:hAnsi="Arial" w:cs="Arial"/>
-          <w:lang w:val="en-US"/>
-        </w:rPr>
-        <w:t>rtf .</w:t>
-      </w:r>
-      <w:proofErr w:type="spellStart"/>
-      <w:r>
-        <w:rPr>
-          <w:rFonts w:ascii="Arial" w:hAnsi="Arial" w:cs="Arial"/>
-          <w:lang w:val="en-US"/>
-        </w:rPr>
-        <w:t>qt</w:t>
-      </w:r>
-      <w:proofErr w:type="gramEnd"/>
-      <w:r>
-        <w:rPr>
-          <w:rFonts w:ascii="Arial" w:hAnsi="Arial" w:cs="Arial"/>
-          <w:lang w:val="en-US"/>
-        </w:rPr>
-        <w:t>.standard_tc_details</w:t>
-      </w:r>
-      <w:proofErr w:type="spellEnd"/>
       <w:r>
         <w:rPr>
           <w:rFonts w:ascii="Arial" w:hAnsi="Arial" w:cs="Arial"/>
@@ -3317,41 +2175,7 @@
           <w:lang w:val="en-US"/>
           <w14:ligatures w14:val="none"/>
         </w:rPr>
-        <w:t>[[$</w:t>
-      </w:r>
-      <w:proofErr w:type="spellStart"/>
-      <w:proofErr w:type="gramStart"/>
-      <w:r>
-        <w:rPr>
-          <w:rFonts w:ascii="Arial" w:eastAsia="Times New Roman" w:hAnsi="Arial" w:cs="Arial"/>
-          <w:color w:val="000000"/>
-          <w:kern w:val="0"/>
-          <w:lang w:val="en-US"/>
-          <w14:ligatures w14:val="none"/>
-        </w:rPr>
-        <w:t>prdSNo</w:t>
-      </w:r>
-      <w:proofErr w:type="spellEnd"/>
-      <w:r>
-        <w:rPr>
-          <w:rFonts w:ascii="Arial" w:eastAsia="Times New Roman" w:hAnsi="Arial" w:cs="Arial"/>
-          <w:color w:val="000000"/>
-          <w:kern w:val="0"/>
-          <w:lang w:val="en-US"/>
-          <w14:ligatures w14:val="none"/>
-        </w:rPr>
-        <w:t xml:space="preserve"> :</w:t>
-      </w:r>
-      <w:proofErr w:type="gramEnd"/>
-      <w:r>
-        <w:rPr>
-          <w:rFonts w:ascii="Arial" w:eastAsia="Times New Roman" w:hAnsi="Arial" w:cs="Arial"/>
-          <w:color w:val="000000"/>
-          <w:kern w:val="0"/>
-          <w:lang w:val="en-US"/>
-          <w14:ligatures w14:val="none"/>
-        </w:rPr>
-        <w:t>= 1]]</w:t>
+        <w:t>[[$prdSNo := 1]]</w:t>
       </w:r>
     </w:p>
     <w:tbl>
@@ -3406,118 +2230,7 @@
                 <w:szCs w:val="18"/>
                 <w14:ligatures w14:val="none"/>
               </w:rPr>
-              <w:t>[[</w:t>
-            </w:r>
-            <w:proofErr w:type="spellStart"/>
-            <w:proofErr w:type="gramStart"/>
-            <w:r>
-              <w:rPr>
-                <w:rFonts w:ascii="Arial" w:eastAsia="Times New Roman" w:hAnsi="Arial" w:cs="Arial"/>
-                <w:color w:val="000000"/>
-                <w:kern w:val="0"/>
-                <w:sz w:val="18"/>
-                <w:szCs w:val="18"/>
-                <w14:ligatures w14:val="none"/>
-              </w:rPr>
-              <w:t>tableStart</w:t>
-            </w:r>
-            <w:proofErr w:type="spellEnd"/>
-            <w:r>
-              <w:rPr>
-                <w:rFonts w:ascii="Arial" w:eastAsia="Times New Roman" w:hAnsi="Arial" w:cs="Arial"/>
-                <w:color w:val="000000"/>
-                <w:kern w:val="0"/>
-                <w:sz w:val="18"/>
-                <w:szCs w:val="18"/>
-                <w14:ligatures w14:val="none"/>
-              </w:rPr>
-              <w:t>(</w:t>
-            </w:r>
-            <w:proofErr w:type="gramEnd"/>
-            <w:r>
-              <w:rPr>
-                <w:rFonts w:ascii="Arial" w:eastAsia="Times New Roman" w:hAnsi="Arial" w:cs="Arial"/>
-                <w:color w:val="000000"/>
-                <w:kern w:val="0"/>
-                <w:sz w:val="18"/>
-                <w:szCs w:val="18"/>
-                <w14:ligatures w14:val="none"/>
-              </w:rPr>
-              <w:t>$</w:t>
-            </w:r>
-            <w:proofErr w:type="spellStart"/>
-            <w:r>
-              <w:rPr>
-                <w:rFonts w:ascii="Arial" w:eastAsia="Times New Roman" w:hAnsi="Arial" w:cs="Arial"/>
-                <w:color w:val="000000"/>
-                <w:kern w:val="0"/>
-                <w:sz w:val="18"/>
-                <w:szCs w:val="18"/>
-                <w14:ligatures w14:val="none"/>
-              </w:rPr>
-              <w:t>prodKey</w:t>
-            </w:r>
-            <w:proofErr w:type="spellEnd"/>
-            <w:r>
-              <w:rPr>
-                <w:rFonts w:ascii="Arial" w:eastAsia="Times New Roman" w:hAnsi="Arial" w:cs="Arial"/>
-                <w:color w:val="000000"/>
-                <w:kern w:val="0"/>
-                <w:sz w:val="18"/>
-                <w:szCs w:val="18"/>
-                <w14:ligatures w14:val="none"/>
-              </w:rPr>
-              <w:t>, $</w:t>
-            </w:r>
-            <w:proofErr w:type="spellStart"/>
-            <w:r>
-              <w:rPr>
-                <w:rFonts w:ascii="Arial" w:eastAsia="Times New Roman" w:hAnsi="Arial" w:cs="Arial"/>
-                <w:color w:val="000000"/>
-                <w:kern w:val="0"/>
-                <w:sz w:val="18"/>
-                <w:szCs w:val="18"/>
-                <w14:ligatures w14:val="none"/>
-              </w:rPr>
-              <w:t>pv</w:t>
-            </w:r>
-            <w:proofErr w:type="spellEnd"/>
-            <w:r>
-              <w:rPr>
-                <w:rFonts w:ascii="Arial" w:eastAsia="Times New Roman" w:hAnsi="Arial" w:cs="Arial"/>
-                <w:color w:val="000000"/>
-                <w:kern w:val="0"/>
-                <w:sz w:val="18"/>
-                <w:szCs w:val="18"/>
-                <w14:ligatures w14:val="none"/>
-              </w:rPr>
-              <w:t xml:space="preserve"> as .</w:t>
-            </w:r>
-            <w:proofErr w:type="spellStart"/>
-            <w:proofErr w:type="gramStart"/>
-            <w:r>
-              <w:rPr>
-                <w:rFonts w:ascii="Arial" w:eastAsia="Times New Roman" w:hAnsi="Arial" w:cs="Arial"/>
-                <w:color w:val="000000"/>
-                <w:kern w:val="0"/>
-                <w:sz w:val="18"/>
-                <w:szCs w:val="18"/>
-                <w14:ligatures w14:val="none"/>
-              </w:rPr>
-              <w:t>ci.cartItem</w:t>
-            </w:r>
-            <w:proofErr w:type="spellEnd"/>
-            <w:proofErr w:type="gramEnd"/>
-            <w:r>
-              <w:rPr>
-                <w:rFonts w:ascii="Arial" w:eastAsia="Times New Roman" w:hAnsi="Arial" w:cs="Arial"/>
-                <w:color w:val="000000"/>
-                <w:kern w:val="0"/>
-                <w:sz w:val="18"/>
-                <w:szCs w:val="18"/>
-                <w14:ligatures w14:val="none"/>
-              </w:rPr>
-              <w:t>)]]</w:t>
+              <w:t>[[tableStart($prodKey, $pv as .ci.cartItem)]]</w:t>
             </w:r>
           </w:p>
         </w:tc>
@@ -3561,9 +2274,8 @@
                 <w:u w:val="single"/>
                 <w14:ligatures w14:val="none"/>
               </w:rPr>
-              <w:t>[[$</w:t>
-            </w:r>
-            <w:proofErr w:type="spellStart"/>
+              <w:t>[[$prdSNo]]</w:t>
+            </w:r>
             <w:r>
               <w:rPr>
                 <w:rFonts w:ascii="Arial" w:eastAsia="Times New Roman" w:hAnsi="Arial" w:cs="Arial"/>
@@ -3574,9 +2286,8 @@
                 <w:u w:val="single"/>
                 <w14:ligatures w14:val="none"/>
               </w:rPr>
-              <w:t>prdSNo</w:t>
-            </w:r>
-            <w:proofErr w:type="spellEnd"/>
+              <w:t xml:space="preserve"> - </w:t>
+            </w:r>
             <w:r>
               <w:rPr>
                 <w:rFonts w:ascii="Arial" w:eastAsia="Times New Roman" w:hAnsi="Arial" w:cs="Arial"/>
@@ -3587,7 +2298,7 @@
                 <w:u w:val="single"/>
                 <w14:ligatures w14:val="none"/>
               </w:rPr>
-              <w:t>]]</w:t>
+              <w:t>[[$pv.productName]]</w:t>
             </w:r>
             <w:r>
               <w:rPr>
@@ -3599,7 +2310,7 @@
                 <w:u w:val="single"/>
                 <w14:ligatures w14:val="none"/>
               </w:rPr>
-              <w:t xml:space="preserve"> - </w:t>
+              <w:t xml:space="preserve"> -</w:t>
             </w:r>
             <w:r>
               <w:rPr>
@@ -3611,10 +2322,8 @@
                 <w:u w:val="single"/>
                 <w14:ligatures w14:val="none"/>
               </w:rPr>
-              <w:t>[[$</w:t>
-            </w:r>
-            <w:proofErr w:type="spellStart"/>
-            <w:proofErr w:type="gramStart"/>
+              <w:t xml:space="preserve"> </w:t>
+            </w:r>
             <w:r>
               <w:rPr>
                 <w:rFonts w:ascii="Arial" w:eastAsia="Times New Roman" w:hAnsi="Arial" w:cs="Arial"/>
@@ -3625,10 +2334,8 @@
                 <w:u w:val="single"/>
                 <w14:ligatures w14:val="none"/>
               </w:rPr>
-              <w:t>pv.productName</w:t>
-            </w:r>
-            <w:proofErr w:type="spellEnd"/>
-            <w:proofErr w:type="gramEnd"/>
+              <w:t>[[$cur]]</w:t>
+            </w:r>
             <w:r>
               <w:rPr>
                 <w:rFonts w:ascii="Arial" w:eastAsia="Times New Roman" w:hAnsi="Arial" w:cs="Arial"/>
@@ -3639,7 +2346,7 @@
                 <w:u w:val="single"/>
                 <w14:ligatures w14:val="none"/>
               </w:rPr>
-              <w:t>]]</w:t>
+              <w:t xml:space="preserve"> </w:t>
             </w:r>
             <w:r>
               <w:rPr>
@@ -3651,88 +2358,15 @@
                 <w:u w:val="single"/>
                 <w14:ligatures w14:val="none"/>
               </w:rPr>
-              <w:t xml:space="preserve"> -</w:t>
-            </w:r>
-            <w:r>
-              <w:rPr>
-                <w:rFonts w:ascii="Arial" w:eastAsia="Times New Roman" w:hAnsi="Arial" w:cs="Arial"/>
-                <w:b/>
-                <w:bCs/>
-                <w:color w:val="000000"/>
-                <w:kern w:val="0"/>
-                <w:u w:val="single"/>
-                <w14:ligatures w14:val="none"/>
-              </w:rPr>
-              <w:t xml:space="preserve"> </w:t>
-            </w:r>
-            <w:r>
-              <w:rPr>
-                <w:rFonts w:ascii="Arial" w:eastAsia="Times New Roman" w:hAnsi="Arial" w:cs="Arial"/>
-                <w:b/>
-                <w:bCs/>
-                <w:color w:val="000000"/>
-                <w:kern w:val="0"/>
-                <w:u w:val="single"/>
-                <w14:ligatures w14:val="none"/>
-              </w:rPr>
-              <w:t>[[$cur]]</w:t>
-            </w:r>
-            <w:r>
-              <w:rPr>
-                <w:rFonts w:ascii="Arial" w:eastAsia="Times New Roman" w:hAnsi="Arial" w:cs="Arial"/>
-                <w:b/>
-                <w:bCs/>
-                <w:color w:val="000000"/>
-                <w:kern w:val="0"/>
-                <w:u w:val="single"/>
-                <w14:ligatures w14:val="none"/>
-              </w:rPr>
-              <w:t xml:space="preserve"> </w:t>
-            </w:r>
-            <w:r>
-              <w:rPr>
-                <w:rFonts w:ascii="Arial" w:eastAsia="Times New Roman" w:hAnsi="Arial" w:cs="Arial"/>
-                <w:b/>
-                <w:bCs/>
-                <w:color w:val="000000"/>
-                <w:kern w:val="0"/>
-                <w:u w:val="single"/>
-                <w14:ligatures w14:val="none"/>
-              </w:rPr>
-              <w:t>[[$</w:t>
-            </w:r>
-            <w:proofErr w:type="spellStart"/>
-            <w:proofErr w:type="gramStart"/>
-            <w:r>
-              <w:rPr>
-                <w:rFonts w:ascii="Arial" w:eastAsia="Times New Roman" w:hAnsi="Arial" w:cs="Arial"/>
-                <w:b/>
-                <w:bCs/>
-                <w:color w:val="000000"/>
-                <w:kern w:val="0"/>
-                <w:u w:val="single"/>
-                <w14:ligatures w14:val="none"/>
-              </w:rPr>
-              <w:t>pv.productTotal</w:t>
-            </w:r>
-            <w:proofErr w:type="spellEnd"/>
-            <w:proofErr w:type="gramEnd"/>
-            <w:r>
-              <w:rPr>
-                <w:rFonts w:ascii="Arial" w:eastAsia="Times New Roman" w:hAnsi="Arial" w:cs="Arial"/>
-                <w:b/>
-                <w:bCs/>
-                <w:color w:val="000000"/>
-                <w:kern w:val="0"/>
-                <w:u w:val="single"/>
-                <w14:ligatures w14:val="none"/>
-              </w:rPr>
-              <w:t>]]</w:t>
+              <w:t>[[$pv.productTotal]]</w:t>
             </w:r>
           </w:p>
         </w:tc>
       </w:tr>
       <w:tr>
+        <w:trPr>
+          <w:trHeight w:val="339"/>
+        </w:trPr>
         <w:tc>
           <w:tcPr>
             <w:tcW w:w="11057" w:type="dxa"/>
@@ -3765,77 +2399,14 @@
                 <w:szCs w:val="18"/>
                 <w14:ligatures w14:val="none"/>
               </w:rPr>
-              <w:t>[[</w:t>
-            </w:r>
-            <w:proofErr w:type="spellStart"/>
-            <w:proofErr w:type="gramStart"/>
-            <w:r>
-              <w:rPr>
-                <w:rFonts w:ascii="Arial" w:eastAsia="Times New Roman" w:hAnsi="Arial" w:cs="Arial"/>
-                <w:color w:val="000000"/>
-                <w:kern w:val="0"/>
-                <w:sz w:val="18"/>
-                <w:szCs w:val="18"/>
-                <w14:ligatures w14:val="none"/>
-              </w:rPr>
-              <w:t>tableStart</w:t>
-            </w:r>
-            <w:proofErr w:type="spellEnd"/>
-            <w:r>
-              <w:rPr>
-                <w:rFonts w:ascii="Arial" w:eastAsia="Times New Roman" w:hAnsi="Arial" w:cs="Arial"/>
-                <w:color w:val="000000"/>
-                <w:kern w:val="0"/>
-                <w:sz w:val="18"/>
-                <w:szCs w:val="18"/>
-                <w14:ligatures w14:val="none"/>
-              </w:rPr>
-              <w:t>(</w:t>
-            </w:r>
-            <w:proofErr w:type="gramEnd"/>
-            <w:r>
-              <w:rPr>
-                <w:rFonts w:ascii="Arial" w:eastAsia="Times New Roman" w:hAnsi="Arial" w:cs="Arial"/>
-                <w:color w:val="000000"/>
-                <w:kern w:val="0"/>
-                <w:sz w:val="18"/>
-                <w:szCs w:val="18"/>
-                <w14:ligatures w14:val="none"/>
-              </w:rPr>
-              <w:t>$k, $item as $</w:t>
-            </w:r>
-            <w:proofErr w:type="spellStart"/>
-            <w:proofErr w:type="gramStart"/>
-            <w:r>
-              <w:rPr>
-                <w:rFonts w:ascii="Arial" w:eastAsia="Times New Roman" w:hAnsi="Arial" w:cs="Arial"/>
-                <w:color w:val="000000"/>
-                <w:kern w:val="0"/>
-                <w:sz w:val="18"/>
-                <w:szCs w:val="18"/>
-                <w14:ligatures w14:val="none"/>
-              </w:rPr>
-              <w:t>pv.items</w:t>
-            </w:r>
-            <w:proofErr w:type="spellEnd"/>
-            <w:proofErr w:type="gramEnd"/>
-            <w:r>
-              <w:rPr>
-                <w:rFonts w:ascii="Arial" w:eastAsia="Times New Roman" w:hAnsi="Arial" w:cs="Arial"/>
-                <w:color w:val="000000"/>
-                <w:kern w:val="0"/>
-                <w:sz w:val="18"/>
-                <w:szCs w:val="18"/>
-                <w14:ligatures w14:val="none"/>
-              </w:rPr>
-              <w:t>)]]</w:t>
+              <w:t>[[tableStart($k, $item as $pv.items)]]</w:t>
             </w:r>
           </w:p>
         </w:tc>
       </w:tr>
       <w:tr>
         <w:trPr>
-          <w:trHeight w:val="525"/>
+          <w:trHeight w:val="258"/>
         </w:trPr>
         <w:tc>
           <w:tcPr>
@@ -3875,35 +2446,65 @@
                 <w:lang w:val="en-US"/>
                 <w14:ligatures w14:val="none"/>
               </w:rPr>
-              <w:t>[[if ne $</w:t>
-            </w:r>
-            <w:proofErr w:type="spellStart"/>
-            <w:proofErr w:type="gramStart"/>
-            <w:r>
-              <w:rPr>
-                <w:rFonts w:ascii="Arial" w:eastAsia="Times New Roman" w:hAnsi="Arial" w:cs="Arial"/>
+              <w:t>[[if ne $pv.productCode “SIL”]]</w:t>
+            </w:r>
+          </w:p>
+          <w:p>
+            <w:pPr>
+              <w:jc w:val="center"/>
+              <w:outlineLvl w:val="1"/>
+              <w:rPr>
+                <w:rFonts w:ascii="Arial" w:eastAsia="Times New Roman" w:hAnsi="Arial" w:cs="Arial"/>
+                <w:b/>
+                <w:bCs/>
+                <w:color w:val="000000"/>
+                <w:kern w:val="0"/>
+                <w:sz w:val="18"/>
+                <w:szCs w:val="18"/>
+                <w14:ligatures w14:val="none"/>
+              </w:rPr>
+            </w:pPr>
+            <w:r>
+              <w:rPr>
+                <w:rFonts w:ascii="Arial" w:eastAsia="Times New Roman" w:hAnsi="Arial" w:cs="Arial"/>
+                <w:b/>
+                <w:bCs/>
+                <w:color w:val="000000"/>
+                <w:kern w:val="0"/>
+                <w:sz w:val="18"/>
+                <w:szCs w:val="18"/>
+                <w14:ligatures w14:val="none"/>
+              </w:rPr>
+              <w:t>[[$Item.modelName]]</w:t>
+            </w:r>
+          </w:p>
+          <w:p>
+            <w:pPr>
+              <w:jc w:val="center"/>
+              <w:outlineLvl w:val="1"/>
+              <w:rPr>
+                <w:rFonts w:ascii="Arial" w:eastAsia="Times New Roman" w:hAnsi="Arial" w:cs="Arial"/>
+                <w:b/>
+                <w:bCs/>
                 <w:color w:val="000000"/>
                 <w:kern w:val="0"/>
                 <w:sz w:val="10"/>
                 <w:szCs w:val="10"/>
-                <w:lang w:val="en-US"/>
-                <w14:ligatures w14:val="none"/>
-              </w:rPr>
-              <w:t>pv.productCode</w:t>
-            </w:r>
-            <w:proofErr w:type="spellEnd"/>
-            <w:proofErr w:type="gramEnd"/>
-            <w:r>
-              <w:rPr>
-                <w:rFonts w:ascii="Arial" w:eastAsia="Times New Roman" w:hAnsi="Arial" w:cs="Arial"/>
+                <w14:ligatures w14:val="none"/>
+              </w:rPr>
+            </w:pPr>
+            <w:r>
+              <w:rPr>
+                <w:rFonts w:ascii="Arial" w:eastAsia="Times New Roman" w:hAnsi="Arial" w:cs="Arial"/>
+                <w:b/>
+                <w:bCs/>
                 <w:color w:val="000000"/>
                 <w:kern w:val="0"/>
                 <w:sz w:val="10"/>
                 <w:szCs w:val="10"/>
-                <w:lang w:val="en-US"/>
-                <w14:ligatures w14:val="none"/>
-              </w:rPr>
-              <w:t xml:space="preserve"> “SIL”]]</w:t>
+                <w14:ligatures w14:val="none"/>
+              </w:rPr>
+              <w:t>[[end]]</w:t>
             </w:r>
           </w:p>
           <w:p>
@@ -3924,43 +2525,14 @@
             <w:r>
               <w:rPr>
                 <w:rFonts w:ascii="Arial" w:eastAsia="Times New Roman" w:hAnsi="Arial" w:cs="Arial"/>
-                <w:b/>
-                <w:bCs/>
-                <w:color w:val="000000"/>
-                <w:kern w:val="0"/>
-                <w:sz w:val="18"/>
-                <w:szCs w:val="18"/>
-                <w14:ligatures w14:val="none"/>
-              </w:rPr>
-              <w:t>[[$</w:t>
-            </w:r>
-            <w:proofErr w:type="spellStart"/>
-            <w:r>
-              <w:rPr>
-                <w:rFonts w:ascii="Arial" w:eastAsia="Times New Roman" w:hAnsi="Arial" w:cs="Arial"/>
-                <w:b/>
-                <w:bCs/>
-                <w:color w:val="000000"/>
-                <w:kern w:val="0"/>
-                <w:sz w:val="18"/>
-                <w:szCs w:val="18"/>
-                <w14:ligatures w14:val="none"/>
-              </w:rPr>
-              <w:t>Item.modelName</w:t>
-            </w:r>
-            <w:proofErr w:type="spellEnd"/>
-            <w:r>
-              <w:rPr>
-                <w:rFonts w:ascii="Arial" w:eastAsia="Times New Roman" w:hAnsi="Arial" w:cs="Arial"/>
-                <w:b/>
-                <w:bCs/>
-                <w:color w:val="000000"/>
-                <w:kern w:val="0"/>
-                <w:sz w:val="18"/>
-                <w:szCs w:val="18"/>
-                <w14:ligatures w14:val="none"/>
-              </w:rPr>
-              <w:t>]]</w:t>
+                <w:color w:val="000000"/>
+                <w:kern w:val="0"/>
+                <w:sz w:val="10"/>
+                <w:szCs w:val="10"/>
+                <w:lang w:val="en-US"/>
+                <w14:ligatures w14:val="none"/>
+              </w:rPr>
+              <w:t>[[if eq $pv.productCode “SIL”]]</w:t>
             </w:r>
           </w:p>
           <w:p>
@@ -3973,136 +2545,23 @@
                 <w:bCs/>
                 <w:color w:val="000000"/>
                 <w:kern w:val="0"/>
-                <w:sz w:val="10"/>
-                <w:szCs w:val="10"/>
-                <w14:ligatures w14:val="none"/>
-              </w:rPr>
-            </w:pPr>
-            <w:r>
-              <w:rPr>
-                <w:rFonts w:ascii="Arial" w:eastAsia="Times New Roman" w:hAnsi="Arial" w:cs="Arial"/>
-                <w:b/>
-                <w:bCs/>
-                <w:color w:val="000000"/>
-                <w:kern w:val="0"/>
-                <w:sz w:val="10"/>
-                <w:szCs w:val="10"/>
-                <w14:ligatures w14:val="none"/>
-              </w:rPr>
-              <w:t>[[end]]</w:t>
-            </w:r>
-          </w:p>
-          <w:p>
-            <w:pPr>
-              <w:jc w:val="center"/>
-              <w:outlineLvl w:val="1"/>
-              <w:rPr>
-                <w:rFonts w:ascii="Arial" w:eastAsia="Times New Roman" w:hAnsi="Arial" w:cs="Arial"/>
-                <w:b/>
-                <w:bCs/>
-                <w:color w:val="000000"/>
-                <w:kern w:val="0"/>
-                <w:sz w:val="18"/>
-                <w:szCs w:val="18"/>
-                <w14:ligatures w14:val="none"/>
-              </w:rPr>
-            </w:pPr>
-            <w:r>
-              <w:rPr>
-                <w:rFonts w:ascii="Arial" w:eastAsia="Times New Roman" w:hAnsi="Arial" w:cs="Arial"/>
-                <w:color w:val="000000"/>
-                <w:kern w:val="0"/>
-                <w:sz w:val="10"/>
-                <w:szCs w:val="10"/>
-                <w:lang w:val="en-US"/>
-                <w14:ligatures w14:val="none"/>
-              </w:rPr>
-              <w:t>[[if eq $</w:t>
-            </w:r>
-            <w:proofErr w:type="spellStart"/>
-            <w:proofErr w:type="gramStart"/>
-            <w:r>
-              <w:rPr>
-                <w:rFonts w:ascii="Arial" w:eastAsia="Times New Roman" w:hAnsi="Arial" w:cs="Arial"/>
-                <w:color w:val="000000"/>
-                <w:kern w:val="0"/>
-                <w:sz w:val="10"/>
-                <w:szCs w:val="10"/>
-                <w:lang w:val="en-US"/>
-                <w14:ligatures w14:val="none"/>
-              </w:rPr>
-              <w:t>pv.productCode</w:t>
-            </w:r>
-            <w:proofErr w:type="spellEnd"/>
-            <w:proofErr w:type="gramEnd"/>
-            <w:r>
-              <w:rPr>
-                <w:rFonts w:ascii="Arial" w:eastAsia="Times New Roman" w:hAnsi="Arial" w:cs="Arial"/>
-                <w:color w:val="000000"/>
-                <w:kern w:val="0"/>
-                <w:sz w:val="10"/>
-                <w:szCs w:val="10"/>
-                <w:lang w:val="en-US"/>
-                <w14:ligatures w14:val="none"/>
-              </w:rPr>
-              <w:t xml:space="preserve"> “SIL”]]</w:t>
-            </w:r>
-          </w:p>
-          <w:p>
-            <w:pPr>
-              <w:jc w:val="center"/>
-              <w:outlineLvl w:val="1"/>
-              <w:rPr>
-                <w:rFonts w:ascii="Arial" w:eastAsia="Times New Roman" w:hAnsi="Arial" w:cs="Arial"/>
-                <w:b/>
-                <w:bCs/>
-                <w:color w:val="000000"/>
-                <w:kern w:val="0"/>
-                <w:sz w:val="18"/>
-                <w:szCs w:val="18"/>
-                <w14:ligatures w14:val="none"/>
-              </w:rPr>
-            </w:pPr>
-            <w:r>
-              <w:rPr>
-                <w:rFonts w:ascii="Arial" w:eastAsia="Times New Roman" w:hAnsi="Arial" w:cs="Arial"/>
-                <w:b/>
-                <w:bCs/>
-                <w:color w:val="000000"/>
-                <w:kern w:val="0"/>
-                <w:sz w:val="18"/>
-                <w:szCs w:val="18"/>
-                <w14:ligatures w14:val="none"/>
-              </w:rPr>
-              <w:t>[[$</w:t>
-            </w:r>
-            <w:proofErr w:type="spellStart"/>
-            <w:r>
-              <w:rPr>
-                <w:rFonts w:ascii="Arial" w:eastAsia="Times New Roman" w:hAnsi="Arial" w:cs="Arial"/>
-                <w:b/>
-                <w:bCs/>
-                <w:color w:val="000000"/>
-                <w:kern w:val="0"/>
-                <w:sz w:val="18"/>
-                <w:szCs w:val="18"/>
-                <w14:ligatures w14:val="none"/>
-              </w:rPr>
-              <w:t>Item.subcategory</w:t>
-            </w:r>
-            <w:proofErr w:type="spellEnd"/>
-            <w:r>
-              <w:rPr>
-                <w:rFonts w:ascii="Arial" w:eastAsia="Times New Roman" w:hAnsi="Arial" w:cs="Arial"/>
-                <w:b/>
-                <w:bCs/>
-                <w:color w:val="000000"/>
-                <w:kern w:val="0"/>
-                <w:sz w:val="18"/>
-                <w:szCs w:val="18"/>
-                <w14:ligatures w14:val="none"/>
-              </w:rPr>
-              <w:t>]]</w:t>
+                <w:sz w:val="18"/>
+                <w:szCs w:val="18"/>
+                <w14:ligatures w14:val="none"/>
+              </w:rPr>
+            </w:pPr>
+            <w:r>
+              <w:rPr>
+                <w:rFonts w:ascii="Arial" w:eastAsia="Times New Roman" w:hAnsi="Arial" w:cs="Arial"/>
+                <w:b/>
+                <w:bCs/>
+                <w:color w:val="000000"/>
+                <w:kern w:val="0"/>
+                <w:sz w:val="18"/>
+                <w:szCs w:val="18"/>
+                <w14:ligatures w14:val="none"/>
+              </w:rPr>
+              <w:t>[[$Item.subcategory]]</w:t>
             </w:r>
           </w:p>
           <w:p>
@@ -4164,94 +2623,7 @@
                 <w:szCs w:val="18"/>
                 <w14:ligatures w14:val="none"/>
               </w:rPr>
-              <w:t>[[</w:t>
-            </w:r>
-            <w:proofErr w:type="spellStart"/>
-            <w:proofErr w:type="gramStart"/>
-            <w:r>
-              <w:rPr>
-                <w:rFonts w:ascii="Arial" w:eastAsia="Times New Roman" w:hAnsi="Arial" w:cs="Arial"/>
-                <w:color w:val="000000"/>
-                <w:kern w:val="0"/>
-                <w:sz w:val="18"/>
-                <w:szCs w:val="18"/>
-                <w14:ligatures w14:val="none"/>
-              </w:rPr>
-              <w:t>tableStart</w:t>
-            </w:r>
-            <w:proofErr w:type="spellEnd"/>
-            <w:r>
-              <w:rPr>
-                <w:rFonts w:ascii="Arial" w:eastAsia="Times New Roman" w:hAnsi="Arial" w:cs="Arial"/>
-                <w:color w:val="000000"/>
-                <w:kern w:val="0"/>
-                <w:sz w:val="18"/>
-                <w:szCs w:val="18"/>
-                <w14:ligatures w14:val="none"/>
-              </w:rPr>
-              <w:t>(</w:t>
-            </w:r>
-            <w:proofErr w:type="gramEnd"/>
-            <w:r>
-              <w:rPr>
-                <w:rFonts w:ascii="Arial" w:eastAsia="Times New Roman" w:hAnsi="Arial" w:cs="Arial"/>
-                <w:color w:val="000000"/>
-                <w:kern w:val="0"/>
-                <w:sz w:val="18"/>
-                <w:szCs w:val="18"/>
-                <w14:ligatures w14:val="none"/>
-              </w:rPr>
-              <w:t>$k, $</w:t>
-            </w:r>
-            <w:proofErr w:type="spellStart"/>
-            <w:r>
-              <w:rPr>
-                <w:rFonts w:ascii="Arial" w:eastAsia="Times New Roman" w:hAnsi="Arial" w:cs="Arial"/>
-                <w:color w:val="000000"/>
-                <w:kern w:val="0"/>
-                <w:sz w:val="18"/>
-                <w:szCs w:val="18"/>
-                <w14:ligatures w14:val="none"/>
-              </w:rPr>
-              <w:t>h as</w:t>
-            </w:r>
-            <w:proofErr w:type="spellEnd"/>
-            <w:r>
-              <w:rPr>
-                <w:rFonts w:ascii="Arial" w:eastAsia="Times New Roman" w:hAnsi="Arial" w:cs="Arial"/>
-                <w:color w:val="000000"/>
-                <w:kern w:val="0"/>
-                <w:sz w:val="18"/>
-                <w:szCs w:val="18"/>
-                <w14:ligatures w14:val="none"/>
-              </w:rPr>
-              <w:t xml:space="preserve"> $</w:t>
-            </w:r>
-            <w:proofErr w:type="spellStart"/>
-            <w:proofErr w:type="gramStart"/>
-            <w:r>
-              <w:rPr>
-                <w:rFonts w:ascii="Arial" w:eastAsia="Times New Roman" w:hAnsi="Arial" w:cs="Arial"/>
-                <w:color w:val="000000"/>
-                <w:kern w:val="0"/>
-                <w:sz w:val="18"/>
-                <w:szCs w:val="18"/>
-                <w14:ligatures w14:val="none"/>
-              </w:rPr>
-              <w:t>item.headersDisplay</w:t>
-            </w:r>
-            <w:proofErr w:type="spellEnd"/>
-            <w:proofErr w:type="gramEnd"/>
-            <w:r>
-              <w:rPr>
-                <w:rFonts w:ascii="Arial" w:eastAsia="Times New Roman" w:hAnsi="Arial" w:cs="Arial"/>
-                <w:color w:val="000000"/>
-                <w:kern w:val="0"/>
-                <w:sz w:val="18"/>
-                <w:szCs w:val="18"/>
-                <w14:ligatures w14:val="none"/>
-              </w:rPr>
-              <w:t>)]]</w:t>
+              <w:t>[[tableStart($k, $h as $item.headersDisplay)]]</w:t>
             </w:r>
           </w:p>
         </w:tc>
@@ -4289,37 +2661,7 @@
                 <w:szCs w:val="18"/>
                 <w14:ligatures w14:val="none"/>
               </w:rPr>
-              <w:t>[[$</w:t>
-            </w:r>
-            <w:proofErr w:type="spellStart"/>
-            <w:proofErr w:type="gramStart"/>
-            <w:r>
-              <w:rPr>
-                <w:rFonts w:ascii="Arial" w:eastAsia="Times New Roman" w:hAnsi="Arial" w:cs="Arial"/>
-                <w:b/>
-                <w:bCs/>
-                <w:color w:val="000000"/>
-                <w:kern w:val="0"/>
-                <w:sz w:val="18"/>
-                <w:szCs w:val="18"/>
-                <w14:ligatures w14:val="none"/>
-              </w:rPr>
-              <w:t>h.leftLabel</w:t>
-            </w:r>
-            <w:proofErr w:type="spellEnd"/>
-            <w:proofErr w:type="gramEnd"/>
-            <w:r>
-              <w:rPr>
-                <w:rFonts w:ascii="Arial" w:eastAsia="Times New Roman" w:hAnsi="Arial" w:cs="Arial"/>
-                <w:b/>
-                <w:bCs/>
-                <w:color w:val="000000"/>
-                <w:kern w:val="0"/>
-                <w:sz w:val="18"/>
-                <w:szCs w:val="18"/>
-                <w14:ligatures w14:val="none"/>
-              </w:rPr>
-              <w:t>]]</w:t>
+              <w:t>[[$h.leftLabel]]</w:t>
             </w:r>
           </w:p>
         </w:tc>
@@ -4348,33 +2690,7 @@
                 <w:szCs w:val="18"/>
                 <w14:ligatures w14:val="none"/>
               </w:rPr>
-              <w:t>[[$</w:t>
-            </w:r>
-            <w:proofErr w:type="spellStart"/>
-            <w:proofErr w:type="gramStart"/>
-            <w:r>
-              <w:rPr>
-                <w:rFonts w:ascii="Arial" w:eastAsia="Times New Roman" w:hAnsi="Arial" w:cs="Arial"/>
-                <w:color w:val="000000"/>
-                <w:kern w:val="0"/>
-                <w:sz w:val="18"/>
-                <w:szCs w:val="18"/>
-                <w14:ligatures w14:val="none"/>
-              </w:rPr>
-              <w:t>h.leftValue</w:t>
-            </w:r>
-            <w:proofErr w:type="spellEnd"/>
-            <w:proofErr w:type="gramEnd"/>
-            <w:r>
-              <w:rPr>
-                <w:rFonts w:ascii="Arial" w:eastAsia="Times New Roman" w:hAnsi="Arial" w:cs="Arial"/>
-                <w:color w:val="000000"/>
-                <w:kern w:val="0"/>
-                <w:sz w:val="18"/>
-                <w:szCs w:val="18"/>
-                <w14:ligatures w14:val="none"/>
-              </w:rPr>
-              <w:t>]</w:t>
+              <w:t>[[$h.leftValue]</w:t>
             </w:r>
             <w:r>
               <w:rPr>
@@ -4418,37 +2734,7 @@
                 <w:szCs w:val="18"/>
                 <w14:ligatures w14:val="none"/>
               </w:rPr>
-              <w:t>[[$</w:t>
-            </w:r>
-            <w:proofErr w:type="spellStart"/>
-            <w:proofErr w:type="gramStart"/>
-            <w:r>
-              <w:rPr>
-                <w:rFonts w:ascii="Arial" w:eastAsia="Times New Roman" w:hAnsi="Arial" w:cs="Arial"/>
-                <w:b/>
-                <w:bCs/>
-                <w:color w:val="000000"/>
-                <w:kern w:val="0"/>
-                <w:sz w:val="18"/>
-                <w:szCs w:val="18"/>
-                <w14:ligatures w14:val="none"/>
-              </w:rPr>
-              <w:t>h.rightLabel</w:t>
-            </w:r>
-            <w:proofErr w:type="spellEnd"/>
-            <w:proofErr w:type="gramEnd"/>
-            <w:r>
-              <w:rPr>
-                <w:rFonts w:ascii="Arial" w:eastAsia="Times New Roman" w:hAnsi="Arial" w:cs="Arial"/>
-                <w:b/>
-                <w:bCs/>
-                <w:color w:val="000000"/>
-                <w:kern w:val="0"/>
-                <w:sz w:val="18"/>
-                <w:szCs w:val="18"/>
-                <w14:ligatures w14:val="none"/>
-              </w:rPr>
-              <w:t>]]</w:t>
+              <w:t>[[$h.rightLabel]]</w:t>
             </w:r>
           </w:p>
         </w:tc>
@@ -4479,33 +2765,7 @@
                 <w:szCs w:val="18"/>
                 <w14:ligatures w14:val="none"/>
               </w:rPr>
-              <w:t>[[$</w:t>
-            </w:r>
-            <w:proofErr w:type="spellStart"/>
-            <w:proofErr w:type="gramStart"/>
-            <w:r>
-              <w:rPr>
-                <w:rFonts w:ascii="Arial" w:eastAsia="Times New Roman" w:hAnsi="Arial" w:cs="Arial"/>
-                <w:color w:val="000000"/>
-                <w:kern w:val="0"/>
-                <w:sz w:val="18"/>
-                <w:szCs w:val="18"/>
-                <w14:ligatures w14:val="none"/>
-              </w:rPr>
-              <w:t>h.rightValue</w:t>
-            </w:r>
-            <w:proofErr w:type="spellEnd"/>
-            <w:proofErr w:type="gramEnd"/>
-            <w:r>
-              <w:rPr>
-                <w:rFonts w:ascii="Arial" w:eastAsia="Times New Roman" w:hAnsi="Arial" w:cs="Arial"/>
-                <w:color w:val="000000"/>
-                <w:kern w:val="0"/>
-                <w:sz w:val="18"/>
-                <w:szCs w:val="18"/>
-                <w14:ligatures w14:val="none"/>
-              </w:rPr>
-              <w:t>]]</w:t>
+              <w:t>[[$h.rightValue]]</w:t>
             </w:r>
           </w:p>
         </w:tc>
@@ -4540,31 +2800,7 @@
                 <w:szCs w:val="18"/>
                 <w14:ligatures w14:val="none"/>
               </w:rPr>
-              <w:t>[[</w:t>
-            </w:r>
-            <w:proofErr w:type="spellStart"/>
-            <w:r>
-              <w:rPr>
-                <w:rFonts w:ascii="Arial" w:eastAsia="Times New Roman" w:hAnsi="Arial" w:cs="Arial"/>
-                <w:color w:val="000000"/>
-                <w:kern w:val="0"/>
-                <w:sz w:val="18"/>
-                <w:szCs w:val="18"/>
-                <w14:ligatures w14:val="none"/>
-              </w:rPr>
-              <w:t>tableEnd</w:t>
-            </w:r>
-            <w:proofErr w:type="spellEnd"/>
-            <w:r>
-              <w:rPr>
-                <w:rFonts w:ascii="Arial" w:eastAsia="Times New Roman" w:hAnsi="Arial" w:cs="Arial"/>
-                <w:color w:val="000000"/>
-                <w:kern w:val="0"/>
-                <w:sz w:val="18"/>
-                <w:szCs w:val="18"/>
-                <w14:ligatures w14:val="none"/>
-              </w:rPr>
-              <w:t>]]</w:t>
+              <w:t>[[tableEnd]]</w:t>
             </w:r>
           </w:p>
         </w:tc>
@@ -4835,44 +3071,7 @@
                 <w:szCs w:val="18"/>
                 <w14:ligatures w14:val="none"/>
               </w:rPr>
-              <w:t>[[$</w:t>
-            </w:r>
-            <w:proofErr w:type="spellStart"/>
-            <w:proofErr w:type="gramStart"/>
-            <w:r>
-              <w:rPr>
-                <w:rFonts w:ascii="Arial" w:eastAsia="Times New Roman" w:hAnsi="Arial" w:cs="Arial"/>
-                <w:color w:val="000000"/>
-                <w:kern w:val="0"/>
-                <w:sz w:val="18"/>
-                <w:szCs w:val="18"/>
-                <w14:ligatures w14:val="none"/>
-              </w:rPr>
-              <w:t>sNo</w:t>
-            </w:r>
-            <w:proofErr w:type="spellEnd"/>
-            <w:r>
-              <w:rPr>
-                <w:rFonts w:ascii="Arial" w:eastAsia="Times New Roman" w:hAnsi="Arial" w:cs="Arial"/>
-                <w:color w:val="000000"/>
-                <w:kern w:val="0"/>
-                <w:sz w:val="18"/>
-                <w:szCs w:val="18"/>
-                <w14:ligatures w14:val="none"/>
-              </w:rPr>
-              <w:t xml:space="preserve"> :</w:t>
-            </w:r>
-            <w:proofErr w:type="gramEnd"/>
-            <w:r>
-              <w:rPr>
-                <w:rFonts w:ascii="Arial" w:eastAsia="Times New Roman" w:hAnsi="Arial" w:cs="Arial"/>
-                <w:color w:val="000000"/>
-                <w:kern w:val="0"/>
-                <w:sz w:val="18"/>
-                <w:szCs w:val="18"/>
-                <w14:ligatures w14:val="none"/>
-              </w:rPr>
-              <w:t>= 1]]</w:t>
+              <w:t>[[$sNo := 1]]</w:t>
             </w:r>
           </w:p>
           <w:p>
@@ -4899,131 +3098,31 @@
                 <w:szCs w:val="18"/>
                 <w14:ligatures w14:val="none"/>
               </w:rPr>
-              <w:t>[[$</w:t>
-            </w:r>
-            <w:proofErr w:type="spellStart"/>
-            <w:proofErr w:type="gramStart"/>
-            <w:r>
-              <w:rPr>
-                <w:rFonts w:ascii="Arial" w:eastAsia="Times New Roman" w:hAnsi="Arial" w:cs="Arial"/>
-                <w:color w:val="000000"/>
-                <w:kern w:val="0"/>
-                <w:sz w:val="18"/>
-                <w:szCs w:val="18"/>
-                <w14:ligatures w14:val="none"/>
-              </w:rPr>
-              <w:t>cVal</w:t>
-            </w:r>
-            <w:proofErr w:type="spellEnd"/>
-            <w:r>
-              <w:rPr>
-                <w:rFonts w:ascii="Arial" w:eastAsia="Times New Roman" w:hAnsi="Arial" w:cs="Arial"/>
-                <w:color w:val="000000"/>
-                <w:kern w:val="0"/>
-                <w:sz w:val="18"/>
-                <w:szCs w:val="18"/>
-                <w14:ligatures w14:val="none"/>
-              </w:rPr>
-              <w:t xml:space="preserve"> :</w:t>
-            </w:r>
-            <w:proofErr w:type="gramEnd"/>
-            <w:r>
-              <w:rPr>
-                <w:rFonts w:ascii="Arial" w:eastAsia="Times New Roman" w:hAnsi="Arial" w:cs="Arial"/>
-                <w:color w:val="000000"/>
-                <w:kern w:val="0"/>
-                <w:sz w:val="18"/>
-                <w:szCs w:val="18"/>
-                <w14:ligatures w14:val="none"/>
-              </w:rPr>
-              <w:t>=0]]</w:t>
-            </w:r>
-          </w:p>
-          <w:p>
-            <w:pPr>
-              <w:rPr>
-                <w:rFonts w:ascii="Arial" w:eastAsia="Times New Roman" w:hAnsi="Arial" w:cs="Arial"/>
-                <w:color w:val="000000"/>
-                <w:kern w:val="0"/>
-                <w:sz w:val="18"/>
-                <w:szCs w:val="18"/>
-                <w:lang w:val="en-US"/>
-                <w14:ligatures w14:val="none"/>
-              </w:rPr>
-            </w:pPr>
-            <w:r>
-              <w:rPr>
-                <w:rFonts w:ascii="Arial" w:eastAsia="Times New Roman" w:hAnsi="Arial" w:cs="Arial"/>
-                <w:color w:val="000000"/>
-                <w:kern w:val="0"/>
-                <w:sz w:val="18"/>
-                <w:szCs w:val="18"/>
-                <w14:ligatures w14:val="none"/>
-              </w:rPr>
-              <w:t>[[</w:t>
-            </w:r>
-            <w:proofErr w:type="spellStart"/>
-            <w:proofErr w:type="gramStart"/>
-            <w:r>
-              <w:rPr>
-                <w:rFonts w:ascii="Arial" w:eastAsia="Times New Roman" w:hAnsi="Arial" w:cs="Arial"/>
-                <w:color w:val="000000"/>
-                <w:kern w:val="0"/>
-                <w:sz w:val="18"/>
-                <w:szCs w:val="18"/>
-                <w14:ligatures w14:val="none"/>
-              </w:rPr>
-              <w:t>tableStart</w:t>
-            </w:r>
-            <w:proofErr w:type="spellEnd"/>
-            <w:r>
-              <w:rPr>
-                <w:rFonts w:ascii="Arial" w:eastAsia="Times New Roman" w:hAnsi="Arial" w:cs="Arial"/>
-                <w:color w:val="000000"/>
-                <w:kern w:val="0"/>
-                <w:sz w:val="18"/>
-                <w:szCs w:val="18"/>
-                <w14:ligatures w14:val="none"/>
-              </w:rPr>
-              <w:t>(</w:t>
-            </w:r>
-            <w:proofErr w:type="gramEnd"/>
-            <w:r>
-              <w:rPr>
-                <w:rFonts w:ascii="Arial" w:eastAsia="Times New Roman" w:hAnsi="Arial" w:cs="Arial"/>
-                <w:color w:val="000000"/>
-                <w:kern w:val="0"/>
-                <w:sz w:val="18"/>
-                <w:szCs w:val="18"/>
-                <w14:ligatures w14:val="none"/>
-              </w:rPr>
-              <w:t>$k, $s as $</w:t>
-            </w:r>
-            <w:proofErr w:type="spellStart"/>
-            <w:proofErr w:type="gramStart"/>
-            <w:r>
-              <w:rPr>
-                <w:rFonts w:ascii="Arial" w:eastAsia="Times New Roman" w:hAnsi="Arial" w:cs="Arial"/>
-                <w:color w:val="000000"/>
-                <w:kern w:val="0"/>
-                <w:sz w:val="18"/>
-                <w:szCs w:val="18"/>
-                <w14:ligatures w14:val="none"/>
-              </w:rPr>
-              <w:t>item.details</w:t>
-            </w:r>
-            <w:proofErr w:type="spellEnd"/>
-            <w:proofErr w:type="gramEnd"/>
-            <w:r>
-              <w:rPr>
-                <w:rFonts w:ascii="Arial" w:eastAsia="Times New Roman" w:hAnsi="Arial" w:cs="Arial"/>
-                <w:color w:val="000000"/>
-                <w:kern w:val="0"/>
-                <w:sz w:val="18"/>
-                <w:szCs w:val="18"/>
-                <w14:ligatures w14:val="none"/>
-              </w:rPr>
-              <w:t>)]]</w:t>
+              <w:t>[[$cVal :=0]]</w:t>
+            </w:r>
+          </w:p>
+          <w:p>
+            <w:pPr>
+              <w:rPr>
+                <w:rFonts w:ascii="Arial" w:eastAsia="Times New Roman" w:hAnsi="Arial" w:cs="Arial"/>
+                <w:color w:val="000000"/>
+                <w:kern w:val="0"/>
+                <w:sz w:val="18"/>
+                <w:szCs w:val="18"/>
+                <w:lang w:val="en-US"/>
+                <w14:ligatures w14:val="none"/>
+              </w:rPr>
+            </w:pPr>
+            <w:r>
+              <w:rPr>
+                <w:rFonts w:ascii="Arial" w:eastAsia="Times New Roman" w:hAnsi="Arial" w:cs="Arial"/>
+                <w:color w:val="000000"/>
+                <w:kern w:val="0"/>
+                <w:sz w:val="18"/>
+                <w:szCs w:val="18"/>
+                <w14:ligatures w14:val="none"/>
+              </w:rPr>
+              <w:t>[[tableStart($k, $s as $item.details)]]</w:t>
             </w:r>
           </w:p>
         </w:tc>
@@ -5059,31 +3158,7 @@
                 <w:szCs w:val="18"/>
                 <w14:ligatures w14:val="none"/>
               </w:rPr>
-              <w:t>[[$</w:t>
-            </w:r>
-            <w:proofErr w:type="spellStart"/>
-            <w:r>
-              <w:rPr>
-                <w:rFonts w:ascii="Arial" w:eastAsia="Times New Roman" w:hAnsi="Arial" w:cs="Arial"/>
-                <w:color w:val="000000"/>
-                <w:kern w:val="0"/>
-                <w:sz w:val="18"/>
-                <w:szCs w:val="18"/>
-                <w14:ligatures w14:val="none"/>
-              </w:rPr>
-              <w:t>sNo</w:t>
-            </w:r>
-            <w:proofErr w:type="spellEnd"/>
-            <w:r>
-              <w:rPr>
-                <w:rFonts w:ascii="Arial" w:eastAsia="Times New Roman" w:hAnsi="Arial" w:cs="Arial"/>
-                <w:color w:val="000000"/>
-                <w:kern w:val="0"/>
-                <w:sz w:val="18"/>
-                <w:szCs w:val="18"/>
-                <w14:ligatures w14:val="none"/>
-              </w:rPr>
-              <w:t>]]</w:t>
+              <w:t>[[$sNo]]</w:t>
             </w:r>
           </w:p>
         </w:tc>
@@ -5113,19 +3188,7 @@
                 <w:szCs w:val="18"/>
                 <w14:ligatures w14:val="none"/>
               </w:rPr>
-              <w:t>[[$</w:t>
-            </w:r>
-            <w:proofErr w:type="spellStart"/>
-            <w:r>
-              <w:rPr>
-                <w:rFonts w:ascii="Arial" w:eastAsia="Times New Roman" w:hAnsi="Arial" w:cs="Arial"/>
-                <w:color w:val="000000"/>
-                <w:kern w:val="0"/>
-                <w:sz w:val="18"/>
-                <w:szCs w:val="18"/>
-                <w14:ligatures w14:val="none"/>
-              </w:rPr>
-              <w:t>s.ta</w:t>
+              <w:t>[[$s.ta</w:t>
             </w:r>
             <w:r>
               <w:rPr>
@@ -5149,7 +3212,6 @@
               </w:rPr>
               <w:t>Ref</w:t>
             </w:r>
-            <w:proofErr w:type="spellEnd"/>
             <w:r>
               <w:rPr>
                 <w:rFonts w:ascii="Arial" w:eastAsia="Times New Roman" w:hAnsi="Arial" w:cs="Arial"/>
@@ -5193,33 +3255,7 @@
                 <w:szCs w:val="18"/>
                 <w14:ligatures w14:val="none"/>
               </w:rPr>
-              <w:t>[[$</w:t>
-            </w:r>
-            <w:proofErr w:type="spellStart"/>
-            <w:proofErr w:type="gramStart"/>
-            <w:r>
-              <w:rPr>
-                <w:rFonts w:ascii="Arial" w:eastAsia="Times New Roman" w:hAnsi="Arial" w:cs="Arial"/>
-                <w:color w:val="000000"/>
-                <w:kern w:val="0"/>
-                <w:sz w:val="18"/>
-                <w:szCs w:val="18"/>
-                <w14:ligatures w14:val="none"/>
-              </w:rPr>
-              <w:t>s.cartTitle</w:t>
-            </w:r>
-            <w:proofErr w:type="spellEnd"/>
-            <w:proofErr w:type="gramEnd"/>
-            <w:r>
-              <w:rPr>
-                <w:rFonts w:ascii="Arial" w:eastAsia="Times New Roman" w:hAnsi="Arial" w:cs="Arial"/>
-                <w:color w:val="000000"/>
-                <w:kern w:val="0"/>
-                <w:sz w:val="18"/>
-                <w:szCs w:val="18"/>
-                <w14:ligatures w14:val="none"/>
-              </w:rPr>
-              <w:t>]]</w:t>
+              <w:t>[[$s.cartTitle]]</w:t>
             </w:r>
           </w:p>
         </w:tc>
@@ -5250,31 +3286,7 @@
                 <w:szCs w:val="18"/>
                 <w14:ligatures w14:val="none"/>
               </w:rPr>
-              <w:t>[[$</w:t>
-            </w:r>
-            <w:proofErr w:type="spellStart"/>
-            <w:r>
-              <w:rPr>
-                <w:rFonts w:ascii="Arial" w:eastAsia="Times New Roman" w:hAnsi="Arial" w:cs="Arial"/>
-                <w:color w:val="000000"/>
-                <w:kern w:val="0"/>
-                <w:sz w:val="18"/>
-                <w:szCs w:val="18"/>
-                <w14:ligatures w14:val="none"/>
-              </w:rPr>
-              <w:t>s.qty</w:t>
-            </w:r>
-            <w:proofErr w:type="spellEnd"/>
-            <w:r>
-              <w:rPr>
-                <w:rFonts w:ascii="Arial" w:eastAsia="Times New Roman" w:hAnsi="Arial" w:cs="Arial"/>
-                <w:color w:val="000000"/>
-                <w:kern w:val="0"/>
-                <w:sz w:val="18"/>
-                <w:szCs w:val="18"/>
-                <w14:ligatures w14:val="none"/>
-              </w:rPr>
-              <w:t>]]</w:t>
+              <w:t>[[$s.qty]]</w:t>
             </w:r>
           </w:p>
         </w:tc>
@@ -5306,20 +3318,7 @@
                 <w:szCs w:val="18"/>
                 <w14:ligatures w14:val="none"/>
               </w:rPr>
-              <w:t>[[$</w:t>
-            </w:r>
-            <w:proofErr w:type="spellStart"/>
-            <w:proofErr w:type="gramStart"/>
-            <w:r>
-              <w:rPr>
-                <w:rFonts w:ascii="Arial" w:eastAsia="Times New Roman" w:hAnsi="Arial" w:cs="Arial"/>
-                <w:color w:val="000000"/>
-                <w:kern w:val="0"/>
-                <w:sz w:val="18"/>
-                <w:szCs w:val="18"/>
-                <w14:ligatures w14:val="none"/>
-              </w:rPr>
-              <w:t>s.</w:t>
+              <w:t>[[$s.</w:t>
             </w:r>
             <w:r>
               <w:rPr>
@@ -5332,8 +3331,6 @@
               </w:rPr>
               <w:t>rate</w:t>
             </w:r>
-            <w:proofErr w:type="spellEnd"/>
-            <w:proofErr w:type="gramEnd"/>
             <w:r>
               <w:rPr>
                 <w:rFonts w:ascii="Arial" w:eastAsia="Times New Roman" w:hAnsi="Arial" w:cs="Arial"/>
@@ -5374,20 +3371,7 @@
                 <w:szCs w:val="18"/>
                 <w14:ligatures w14:val="none"/>
               </w:rPr>
-              <w:t>[[$</w:t>
-            </w:r>
-            <w:proofErr w:type="spellStart"/>
-            <w:proofErr w:type="gramStart"/>
-            <w:r>
-              <w:rPr>
-                <w:rFonts w:ascii="Arial" w:eastAsia="Times New Roman" w:hAnsi="Arial" w:cs="Arial"/>
-                <w:color w:val="000000"/>
-                <w:kern w:val="0"/>
-                <w:sz w:val="18"/>
-                <w:szCs w:val="18"/>
-                <w14:ligatures w14:val="none"/>
-              </w:rPr>
-              <w:t>s.</w:t>
+              <w:t>[[$s.</w:t>
             </w:r>
             <w:r>
               <w:rPr>
@@ -5400,8 +3384,6 @@
               </w:rPr>
               <w:t>amount</w:t>
             </w:r>
-            <w:proofErr w:type="spellEnd"/>
-            <w:proofErr w:type="gramEnd"/>
             <w:r>
               <w:rPr>
                 <w:rFonts w:ascii="Arial" w:eastAsia="Times New Roman" w:hAnsi="Arial" w:cs="Arial"/>
@@ -5443,35 +3425,7 @@
                 <w:lang w:val="en-US"/>
                 <w14:ligatures w14:val="none"/>
               </w:rPr>
-              <w:t>[[$</w:t>
-            </w:r>
-            <w:proofErr w:type="spellStart"/>
-            <w:proofErr w:type="gramStart"/>
-            <w:r>
-              <w:rPr>
-                <w:rFonts w:ascii="Arial" w:eastAsia="Times New Roman" w:hAnsi="Arial" w:cs="Arial"/>
-                <w:color w:val="000000"/>
-                <w:kern w:val="0"/>
-                <w:sz w:val="18"/>
-                <w:szCs w:val="18"/>
-                <w:lang w:val="en-US"/>
-                <w14:ligatures w14:val="none"/>
-              </w:rPr>
-              <w:t>s.notes</w:t>
-            </w:r>
-            <w:proofErr w:type="spellEnd"/>
-            <w:proofErr w:type="gramEnd"/>
-            <w:r>
-              <w:rPr>
-                <w:rFonts w:ascii="Arial" w:eastAsia="Times New Roman" w:hAnsi="Arial" w:cs="Arial"/>
-                <w:color w:val="000000"/>
-                <w:kern w:val="0"/>
-                <w:sz w:val="18"/>
-                <w:szCs w:val="18"/>
-                <w:lang w:val="en-US"/>
-                <w14:ligatures w14:val="none"/>
-              </w:rPr>
-              <w:t>]]</w:t>
+              <w:t>[[$s.notes]]</w:t>
             </w:r>
           </w:p>
         </w:tc>
@@ -5506,103 +3460,31 @@
                 <w:szCs w:val="18"/>
                 <w14:ligatures w14:val="none"/>
               </w:rPr>
-              <w:t>[[$</w:t>
-            </w:r>
-            <w:proofErr w:type="spellStart"/>
-            <w:r>
-              <w:rPr>
-                <w:rFonts w:ascii="Arial" w:eastAsia="Times New Roman" w:hAnsi="Arial" w:cs="Arial"/>
-                <w:color w:val="000000"/>
-                <w:kern w:val="0"/>
-                <w:sz w:val="18"/>
-                <w:szCs w:val="18"/>
-                <w14:ligatures w14:val="none"/>
-              </w:rPr>
-              <w:t>sNo</w:t>
-            </w:r>
-            <w:proofErr w:type="spellEnd"/>
-            <w:r>
-              <w:rPr>
-                <w:rFonts w:ascii="Arial" w:eastAsia="Times New Roman" w:hAnsi="Arial" w:cs="Arial"/>
-                <w:color w:val="000000"/>
-                <w:kern w:val="0"/>
-                <w:sz w:val="18"/>
-                <w:szCs w:val="18"/>
-                <w14:ligatures w14:val="none"/>
-              </w:rPr>
-              <w:t xml:space="preserve"> = add $</w:t>
-            </w:r>
-            <w:proofErr w:type="spellStart"/>
-            <w:r>
-              <w:rPr>
-                <w:rFonts w:ascii="Arial" w:eastAsia="Times New Roman" w:hAnsi="Arial" w:cs="Arial"/>
-                <w:color w:val="000000"/>
-                <w:kern w:val="0"/>
-                <w:sz w:val="18"/>
-                <w:szCs w:val="18"/>
-                <w14:ligatures w14:val="none"/>
-              </w:rPr>
-              <w:t>sNo</w:t>
-            </w:r>
-            <w:proofErr w:type="spellEnd"/>
-            <w:r>
-              <w:rPr>
-                <w:rFonts w:ascii="Arial" w:eastAsia="Times New Roman" w:hAnsi="Arial" w:cs="Arial"/>
-                <w:color w:val="000000"/>
-                <w:kern w:val="0"/>
-                <w:sz w:val="18"/>
-                <w:szCs w:val="18"/>
-                <w14:ligatures w14:val="none"/>
-              </w:rPr>
-              <w:t xml:space="preserve"> 1]]</w:t>
-            </w:r>
-          </w:p>
-          <w:p>
-            <w:pPr>
-              <w:rPr>
-                <w:rFonts w:ascii="Arial" w:eastAsia="Times New Roman" w:hAnsi="Arial" w:cs="Arial"/>
-                <w:color w:val="000000"/>
-                <w:kern w:val="0"/>
-                <w:sz w:val="18"/>
-                <w:szCs w:val="18"/>
-                <w:lang w:val="en-US"/>
-                <w14:ligatures w14:val="none"/>
-              </w:rPr>
-            </w:pPr>
-            <w:r>
-              <w:rPr>
-                <w:rFonts w:ascii="Arial" w:eastAsia="Times New Roman" w:hAnsi="Arial" w:cs="Arial"/>
-                <w:color w:val="000000"/>
-                <w:kern w:val="0"/>
-                <w:sz w:val="18"/>
-                <w:szCs w:val="18"/>
-                <w14:ligatures w14:val="none"/>
-              </w:rPr>
-              <w:t>[[</w:t>
-            </w:r>
-            <w:proofErr w:type="spellStart"/>
-            <w:r>
-              <w:rPr>
-                <w:rFonts w:ascii="Arial" w:eastAsia="Times New Roman" w:hAnsi="Arial" w:cs="Arial"/>
-                <w:color w:val="000000"/>
-                <w:kern w:val="0"/>
-                <w:sz w:val="18"/>
-                <w:szCs w:val="18"/>
-                <w14:ligatures w14:val="none"/>
-              </w:rPr>
-              <w:t>tableEnd</w:t>
-            </w:r>
-            <w:proofErr w:type="spellEnd"/>
-            <w:r>
-              <w:rPr>
-                <w:rFonts w:ascii="Arial" w:eastAsia="Times New Roman" w:hAnsi="Arial" w:cs="Arial"/>
-                <w:color w:val="000000"/>
-                <w:kern w:val="0"/>
-                <w:sz w:val="18"/>
-                <w:szCs w:val="18"/>
-                <w14:ligatures w14:val="none"/>
-              </w:rPr>
-              <w:t>]]</w:t>
+              <w:t>[[$sNo = add $sNo 1]]</w:t>
+            </w:r>
+          </w:p>
+          <w:p>
+            <w:pPr>
+              <w:rPr>
+                <w:rFonts w:ascii="Arial" w:eastAsia="Times New Roman" w:hAnsi="Arial" w:cs="Arial"/>
+                <w:color w:val="000000"/>
+                <w:kern w:val="0"/>
+                <w:sz w:val="18"/>
+                <w:szCs w:val="18"/>
+                <w:lang w:val="en-US"/>
+                <w14:ligatures w14:val="none"/>
+              </w:rPr>
+            </w:pPr>
+            <w:r>
+              <w:rPr>
+                <w:rFonts w:ascii="Arial" w:eastAsia="Times New Roman" w:hAnsi="Arial" w:cs="Arial"/>
+                <w:color w:val="000000"/>
+                <w:kern w:val="0"/>
+                <w:sz w:val="18"/>
+                <w:szCs w:val="18"/>
+                <w14:ligatures w14:val="none"/>
+              </w:rPr>
+              <w:t>[[tableEnd]]</w:t>
             </w:r>
           </w:p>
         </w:tc>
@@ -5674,25 +3556,8 @@
                 <w:lang w:val="en-US"/>
                 <w14:ligatures w14:val="none"/>
               </w:rPr>
-              <w:t>[[$</w:t>
-            </w:r>
-            <w:proofErr w:type="spellStart"/>
-            <w:proofErr w:type="gramStart"/>
-            <w:r>
-              <w:rPr>
-                <w:rFonts w:ascii="Arial" w:eastAsia="Times New Roman" w:hAnsi="Arial" w:cs="Arial"/>
-                <w:b/>
-                <w:bCs/>
-                <w:color w:val="000000"/>
-                <w:kern w:val="0"/>
-                <w:sz w:val="18"/>
-                <w:szCs w:val="18"/>
-                <w:lang w:val="en-US"/>
-                <w14:ligatures w14:val="none"/>
-              </w:rPr>
-              <w:t>item.summary</w:t>
-            </w:r>
-            <w:proofErr w:type="gramEnd"/>
+              <w:t>[[$item.summary</w:t>
+            </w:r>
             <w:r>
               <w:rPr>
                 <w:rFonts w:ascii="Arial" w:eastAsia="Times New Roman" w:hAnsi="Arial" w:cs="Arial"/>
@@ -5707,7 +3572,6 @@
               </w:rPr>
               <w:t>.cartQty</w:t>
             </w:r>
-            <w:proofErr w:type="spellEnd"/>
             <w:r>
               <w:rPr>
                 <w:rFonts w:ascii="Arial" w:eastAsia="Times New Roman" w:hAnsi="Arial" w:cs="Arial"/>
@@ -5773,38 +3637,7 @@
                 <w:lang w:val="en-US"/>
                 <w14:ligatures w14:val="none"/>
               </w:rPr>
-              <w:t>[[$</w:t>
-            </w:r>
-            <w:proofErr w:type="spellStart"/>
-            <w:proofErr w:type="gramStart"/>
-            <w:r>
-              <w:rPr>
-                <w:rFonts w:ascii="Arial" w:eastAsia="Times New Roman" w:hAnsi="Arial" w:cs="Arial"/>
-                <w:b/>
-                <w:bCs/>
-                <w:color w:val="000000"/>
-                <w:kern w:val="0"/>
-                <w:sz w:val="18"/>
-                <w:szCs w:val="18"/>
-                <w:lang w:val="en-US"/>
-                <w14:ligatures w14:val="none"/>
-              </w:rPr>
-              <w:t>item.summary</w:t>
-            </w:r>
-            <w:proofErr w:type="gramEnd"/>
-            <w:r>
-              <w:rPr>
-                <w:rFonts w:ascii="Arial" w:eastAsia="Times New Roman" w:hAnsi="Arial" w:cs="Arial"/>
-                <w:b/>
-                <w:bCs/>
-                <w:color w:val="000000"/>
-                <w:kern w:val="0"/>
-                <w:sz w:val="18"/>
-                <w:szCs w:val="18"/>
-                <w:lang w:val="en-US"/>
-                <w14:ligatures w14:val="none"/>
-              </w:rPr>
-              <w:t>.</w:t>
+              <w:t>[[$item.summary.</w:t>
             </w:r>
             <w:r>
               <w:rPr>
@@ -5820,7 +3653,6 @@
               </w:rPr>
               <w:t>cartAmount</w:t>
             </w:r>
-            <w:proofErr w:type="spellEnd"/>
             <w:r>
               <w:rPr>
                 <w:rFonts w:ascii="Arial" w:eastAsia="Times New Roman" w:hAnsi="Arial" w:cs="Arial"/>
@@ -5889,31 +3721,7 @@
                 <w:szCs w:val="18"/>
                 <w14:ligatures w14:val="none"/>
               </w:rPr>
-              <w:t>[[</w:t>
-            </w:r>
-            <w:proofErr w:type="spellStart"/>
-            <w:r>
-              <w:rPr>
-                <w:rFonts w:ascii="Arial" w:eastAsia="Times New Roman" w:hAnsi="Arial" w:cs="Arial"/>
-                <w:color w:val="000000"/>
-                <w:kern w:val="0"/>
-                <w:sz w:val="18"/>
-                <w:szCs w:val="18"/>
-                <w14:ligatures w14:val="none"/>
-              </w:rPr>
-              <w:t>tableEnd</w:t>
-            </w:r>
-            <w:proofErr w:type="spellEnd"/>
-            <w:r>
-              <w:rPr>
-                <w:rFonts w:ascii="Arial" w:eastAsia="Times New Roman" w:hAnsi="Arial" w:cs="Arial"/>
-                <w:color w:val="000000"/>
-                <w:kern w:val="0"/>
-                <w:sz w:val="18"/>
-                <w:szCs w:val="18"/>
-                <w14:ligatures w14:val="none"/>
-              </w:rPr>
-              <w:t>]]</w:t>
+              <w:t>[[tableEnd]]</w:t>
             </w:r>
           </w:p>
           <w:p>
@@ -5940,103 +3748,31 @@
                 <w:szCs w:val="18"/>
                 <w14:ligatures w14:val="none"/>
               </w:rPr>
-              <w:t>[[$</w:t>
-            </w:r>
-            <w:proofErr w:type="spellStart"/>
-            <w:r>
-              <w:rPr>
-                <w:rFonts w:ascii="Arial" w:eastAsia="Times New Roman" w:hAnsi="Arial" w:cs="Arial"/>
-                <w:color w:val="000000"/>
-                <w:kern w:val="0"/>
-                <w:sz w:val="18"/>
-                <w:szCs w:val="18"/>
-                <w14:ligatures w14:val="none"/>
-              </w:rPr>
-              <w:t>prdSNo</w:t>
-            </w:r>
-            <w:proofErr w:type="spellEnd"/>
-            <w:r>
-              <w:rPr>
-                <w:rFonts w:ascii="Arial" w:eastAsia="Times New Roman" w:hAnsi="Arial" w:cs="Arial"/>
-                <w:color w:val="000000"/>
-                <w:kern w:val="0"/>
-                <w:sz w:val="18"/>
-                <w:szCs w:val="18"/>
-                <w14:ligatures w14:val="none"/>
-              </w:rPr>
-              <w:t xml:space="preserve"> = add $</w:t>
-            </w:r>
-            <w:proofErr w:type="spellStart"/>
-            <w:r>
-              <w:rPr>
-                <w:rFonts w:ascii="Arial" w:eastAsia="Times New Roman" w:hAnsi="Arial" w:cs="Arial"/>
-                <w:color w:val="000000"/>
-                <w:kern w:val="0"/>
-                <w:sz w:val="18"/>
-                <w:szCs w:val="18"/>
-                <w14:ligatures w14:val="none"/>
-              </w:rPr>
-              <w:t>prdSNo</w:t>
-            </w:r>
-            <w:proofErr w:type="spellEnd"/>
-            <w:r>
-              <w:rPr>
-                <w:rFonts w:ascii="Arial" w:eastAsia="Times New Roman" w:hAnsi="Arial" w:cs="Arial"/>
-                <w:color w:val="000000"/>
-                <w:kern w:val="0"/>
-                <w:sz w:val="18"/>
-                <w:szCs w:val="18"/>
-                <w14:ligatures w14:val="none"/>
-              </w:rPr>
-              <w:t xml:space="preserve"> 1]]</w:t>
-            </w:r>
-          </w:p>
-          <w:p>
-            <w:pPr>
-              <w:rPr>
-                <w:rFonts w:ascii="Arial" w:eastAsia="Times New Roman" w:hAnsi="Arial" w:cs="Arial"/>
-                <w:color w:val="000000"/>
-                <w:kern w:val="0"/>
-                <w:sz w:val="18"/>
-                <w:szCs w:val="18"/>
-                <w:lang w:val="en-US"/>
-                <w14:ligatures w14:val="none"/>
-              </w:rPr>
-            </w:pPr>
-            <w:r>
-              <w:rPr>
-                <w:rFonts w:ascii="Arial" w:eastAsia="Times New Roman" w:hAnsi="Arial" w:cs="Arial"/>
-                <w:color w:val="000000"/>
-                <w:kern w:val="0"/>
-                <w:sz w:val="18"/>
-                <w:szCs w:val="18"/>
-                <w14:ligatures w14:val="none"/>
-              </w:rPr>
-              <w:t>[[</w:t>
-            </w:r>
-            <w:proofErr w:type="spellStart"/>
-            <w:r>
-              <w:rPr>
-                <w:rFonts w:ascii="Arial" w:eastAsia="Times New Roman" w:hAnsi="Arial" w:cs="Arial"/>
-                <w:color w:val="000000"/>
-                <w:kern w:val="0"/>
-                <w:sz w:val="18"/>
-                <w:szCs w:val="18"/>
-                <w14:ligatures w14:val="none"/>
-              </w:rPr>
-              <w:t>tableEnd</w:t>
-            </w:r>
-            <w:proofErr w:type="spellEnd"/>
-            <w:r>
-              <w:rPr>
-                <w:rFonts w:ascii="Arial" w:eastAsia="Times New Roman" w:hAnsi="Arial" w:cs="Arial"/>
-                <w:color w:val="000000"/>
-                <w:kern w:val="0"/>
-                <w:sz w:val="18"/>
-                <w:szCs w:val="18"/>
-                <w14:ligatures w14:val="none"/>
-              </w:rPr>
-              <w:t>]]</w:t>
+              <w:t>[[$prdSNo = add $prdSNo 1]]</w:t>
+            </w:r>
+          </w:p>
+          <w:p>
+            <w:pPr>
+              <w:rPr>
+                <w:rFonts w:ascii="Arial" w:eastAsia="Times New Roman" w:hAnsi="Arial" w:cs="Arial"/>
+                <w:color w:val="000000"/>
+                <w:kern w:val="0"/>
+                <w:sz w:val="18"/>
+                <w:szCs w:val="18"/>
+                <w:lang w:val="en-US"/>
+                <w14:ligatures w14:val="none"/>
+              </w:rPr>
+            </w:pPr>
+            <w:r>
+              <w:rPr>
+                <w:rFonts w:ascii="Arial" w:eastAsia="Times New Roman" w:hAnsi="Arial" w:cs="Arial"/>
+                <w:color w:val="000000"/>
+                <w:kern w:val="0"/>
+                <w:sz w:val="18"/>
+                <w:szCs w:val="18"/>
+                <w14:ligatures w14:val="none"/>
+              </w:rPr>
+              <w:t>[[tableEnd]]</w:t>
             </w:r>
           </w:p>
         </w:tc>
@@ -6052,35 +3788,7 @@
         <w:rPr>
           <w:rFonts w:ascii="Arial" w:hAnsi="Arial" w:cs="Arial"/>
         </w:rPr>
-        <w:t>[[if .</w:t>
-      </w:r>
-      <w:proofErr w:type="gramStart"/>
-      <w:r>
-        <w:rPr>
-          <w:rFonts w:ascii="Arial" w:hAnsi="Arial" w:cs="Arial"/>
-        </w:rPr>
-        <w:t>ci.companyinfo</w:t>
-      </w:r>
-      <w:proofErr w:type="gramEnd"/>
-      <w:r>
-        <w:rPr>
-          <w:rFonts w:ascii="Arial" w:hAnsi="Arial" w:cs="Arial"/>
-        </w:rPr>
-        <w:t>.</w:t>
-      </w:r>
-      <w:proofErr w:type="spellStart"/>
-      <w:r>
-        <w:rPr>
-          <w:rFonts w:ascii="Arial" w:hAnsi="Arial" w:cs="Arial"/>
-        </w:rPr>
-        <w:t>TermsandConditions</w:t>
-      </w:r>
-      <w:proofErr w:type="spellEnd"/>
-      <w:r>
-        <w:rPr>
-          <w:rFonts w:ascii="Arial" w:hAnsi="Arial" w:cs="Arial"/>
-        </w:rPr>
-        <w:t>__c]]</w:t>
+        <w:t>[[if .ci.companyinfo.TermsandConditions__c]]</w:t>
       </w:r>
     </w:p>
     <w:p>
@@ -6107,35 +3815,7 @@
           <w:rFonts w:ascii="Arial" w:hAnsi="Arial" w:cs="Arial"/>
         </w:rPr>
         <w:lastRenderedPageBreak/>
-        <w:t>[[rtf .</w:t>
-      </w:r>
-      <w:proofErr w:type="gramStart"/>
-      <w:r>
-        <w:rPr>
-          <w:rFonts w:ascii="Arial" w:hAnsi="Arial" w:cs="Arial"/>
-        </w:rPr>
-        <w:t>ci.companyinfo</w:t>
-      </w:r>
-      <w:proofErr w:type="gramEnd"/>
-      <w:r>
-        <w:rPr>
-          <w:rFonts w:ascii="Arial" w:hAnsi="Arial" w:cs="Arial"/>
-        </w:rPr>
-        <w:t>.</w:t>
-      </w:r>
-      <w:proofErr w:type="spellStart"/>
-      <w:r>
-        <w:rPr>
-          <w:rFonts w:ascii="Arial" w:hAnsi="Arial" w:cs="Arial"/>
-        </w:rPr>
-        <w:t>TermsandConditions</w:t>
-      </w:r>
-      <w:proofErr w:type="spellEnd"/>
-      <w:r>
-        <w:rPr>
-          <w:rFonts w:ascii="Arial" w:hAnsi="Arial" w:cs="Arial"/>
-        </w:rPr>
-        <w:t>__c]]</w:t>
+        <w:t>[[rtf .ci.companyinfo.TermsandConditions__c]]</w:t>
       </w:r>
       <w:r>
         <w:rPr>
@@ -6269,17 +3949,7 @@
         <w:sz w:val="18"/>
         <w:szCs w:val="18"/>
       </w:rPr>
-      <w:t>[</w:t>
-    </w:r>
-    <w:proofErr w:type="gramStart"/>
-    <w:r>
-      <w:rPr>
-        <w:rFonts w:ascii="Arial" w:hAnsi="Arial" w:cs="Arial"/>
-        <w:color w:val="auto"/>
-        <w:sz w:val="18"/>
-        <w:szCs w:val="18"/>
-      </w:rPr>
-      <w:t>[</w:t>
+      <w:t>[[</w:t>
     </w:r>
     <w:r>
       <w:rPr>
@@ -6299,7 +3969,6 @@
       </w:rPr>
       <w:t>.name</w:t>
     </w:r>
-    <w:proofErr w:type="gramEnd"/>
     <w:r>
       <w:rPr>
         <w:rFonts w:ascii="Arial" w:hAnsi="Arial" w:cs="Arial"/>
@@ -6365,18 +4034,7 @@
         <w:szCs w:val="18"/>
         <w:lang w:val="en-US"/>
       </w:rPr>
-      <w:t xml:space="preserve">, </w:t>
-    </w:r>
-    <w:proofErr w:type="gramStart"/>
-    <w:r>
-      <w:rPr>
-        <w:rFonts w:ascii="Arial" w:hAnsi="Arial" w:cs="Arial"/>
-        <w:color w:val="auto"/>
-        <w:sz w:val="18"/>
-        <w:szCs w:val="18"/>
-        <w:lang w:val="en-US"/>
-      </w:rPr>
-      <w:t>By</w:t>
+      <w:t>, By</w:t>
     </w:r>
     <w:r>
       <w:rPr>
@@ -6396,30 +4054,7 @@
         <w:szCs w:val="18"/>
         <w:lang w:val="en-US"/>
       </w:rPr>
-      <w:t xml:space="preserve"> [</w:t>
-    </w:r>
-    <w:proofErr w:type="gramEnd"/>
-    <w:r>
-      <w:rPr>
-        <w:rFonts w:ascii="Arial" w:hAnsi="Arial" w:cs="Arial"/>
-        <w:color w:val="auto"/>
-        <w:sz w:val="18"/>
-        <w:szCs w:val="18"/>
-        <w:lang w:val="en-US"/>
-      </w:rPr>
-      <w:t>[.</w:t>
-    </w:r>
-    <w:proofErr w:type="spellStart"/>
-    <w:proofErr w:type="gramStart"/>
-    <w:r>
-      <w:rPr>
-        <w:rFonts w:ascii="Arial" w:hAnsi="Arial" w:cs="Arial"/>
-        <w:color w:val="auto"/>
-        <w:sz w:val="18"/>
-        <w:szCs w:val="18"/>
-        <w:lang w:val="en-US"/>
-      </w:rPr>
-      <w:t>qt.user</w:t>
+      <w:t xml:space="preserve"> [[.qt.user</w:t>
     </w:r>
     <w:r>
       <w:rPr>
@@ -6431,8 +4066,6 @@
       </w:rPr>
       <w:t>Name</w:t>
     </w:r>
-    <w:proofErr w:type="spellEnd"/>
-    <w:proofErr w:type="gramEnd"/>
     <w:r>
       <w:rPr>
         <w:rFonts w:ascii="Arial" w:hAnsi="Arial" w:cs="Arial"/>

--- a/btb_cvs_support/document/templates/quotation_format_ae.docx
+++ b/btb_cvs_support/document/templates/quotation_format_ae.docx
@@ -120,7 +120,50 @@
                 <w:szCs w:val="18"/>
                 <w14:ligatures w14:val="none"/>
               </w:rPr>
-              <w:t>[[.qt.customer_name]]</w:t>
+              <w:t>[[.</w:t>
+            </w:r>
+            <w:proofErr w:type="spellStart"/>
+            <w:proofErr w:type="gramStart"/>
+            <w:r>
+              <w:rPr>
+                <w:rFonts w:ascii="Arial" w:eastAsia="Times New Roman" w:hAnsi="Arial" w:cs="Arial"/>
+                <w:b/>
+                <w:bCs/>
+                <w:color w:val="000000"/>
+                <w:kern w:val="0"/>
+                <w:sz w:val="18"/>
+                <w:szCs w:val="18"/>
+                <w14:ligatures w14:val="none"/>
+              </w:rPr>
+              <w:t>qt.customer</w:t>
+            </w:r>
+            <w:proofErr w:type="gramEnd"/>
+            <w:r>
+              <w:rPr>
+                <w:rFonts w:ascii="Arial" w:eastAsia="Times New Roman" w:hAnsi="Arial" w:cs="Arial"/>
+                <w:b/>
+                <w:bCs/>
+                <w:color w:val="000000"/>
+                <w:kern w:val="0"/>
+                <w:sz w:val="18"/>
+                <w:szCs w:val="18"/>
+                <w14:ligatures w14:val="none"/>
+              </w:rPr>
+              <w:t>_name</w:t>
+            </w:r>
+            <w:proofErr w:type="spellEnd"/>
+            <w:r>
+              <w:rPr>
+                <w:rFonts w:ascii="Arial" w:eastAsia="Times New Roman" w:hAnsi="Arial" w:cs="Arial"/>
+                <w:b/>
+                <w:bCs/>
+                <w:color w:val="000000"/>
+                <w:kern w:val="0"/>
+                <w:sz w:val="18"/>
+                <w:szCs w:val="18"/>
+                <w14:ligatures w14:val="none"/>
+              </w:rPr>
+              <w:t>]]</w:t>
             </w:r>
           </w:p>
         </w:tc>
@@ -290,6 +333,7 @@
               </w:rPr>
               <w:t>[[</w:t>
             </w:r>
+            <w:proofErr w:type="gramStart"/>
             <w:r>
               <w:rPr>
                 <w:rFonts w:ascii="Arial" w:eastAsia="Times New Roman" w:hAnsi="Arial" w:cs="Arial"/>
@@ -310,7 +354,43 @@
                 <w:szCs w:val="18"/>
                 <w14:ligatures w14:val="none"/>
               </w:rPr>
-              <w:t>.qt.address_display]]</w:t>
+              <w:t>.</w:t>
+            </w:r>
+            <w:proofErr w:type="spellStart"/>
+            <w:r>
+              <w:rPr>
+                <w:rFonts w:ascii="Arial" w:eastAsia="Times New Roman" w:hAnsi="Arial" w:cs="Arial"/>
+                <w:color w:val="000000"/>
+                <w:kern w:val="0"/>
+                <w:sz w:val="18"/>
+                <w:szCs w:val="18"/>
+                <w14:ligatures w14:val="none"/>
+              </w:rPr>
+              <w:t>qt</w:t>
+            </w:r>
+            <w:proofErr w:type="gramEnd"/>
+            <w:r>
+              <w:rPr>
+                <w:rFonts w:ascii="Arial" w:eastAsia="Times New Roman" w:hAnsi="Arial" w:cs="Arial"/>
+                <w:color w:val="000000"/>
+                <w:kern w:val="0"/>
+                <w:sz w:val="18"/>
+                <w:szCs w:val="18"/>
+                <w14:ligatures w14:val="none"/>
+              </w:rPr>
+              <w:t>.address_display</w:t>
+            </w:r>
+            <w:proofErr w:type="spellEnd"/>
+            <w:r>
+              <w:rPr>
+                <w:rFonts w:ascii="Arial" w:eastAsia="Times New Roman" w:hAnsi="Arial" w:cs="Arial"/>
+                <w:color w:val="000000"/>
+                <w:kern w:val="0"/>
+                <w:sz w:val="18"/>
+                <w:szCs w:val="18"/>
+                <w14:ligatures w14:val="none"/>
+              </w:rPr>
+              <w:t>]]</w:t>
             </w:r>
           </w:p>
         </w:tc>
@@ -377,7 +457,31 @@
                 <w:szCs w:val="18"/>
                 <w14:ligatures w14:val="none"/>
               </w:rPr>
-              <w:t>[[.qt.name]]</w:t>
+              <w:t>[</w:t>
+            </w:r>
+            <w:proofErr w:type="gramStart"/>
+            <w:r>
+              <w:rPr>
+                <w:rFonts w:ascii="Arial" w:eastAsia="Times New Roman" w:hAnsi="Arial" w:cs="Arial"/>
+                <w:color w:val="000000"/>
+                <w:kern w:val="0"/>
+                <w:sz w:val="18"/>
+                <w:szCs w:val="18"/>
+                <w14:ligatures w14:val="none"/>
+              </w:rPr>
+              <w:t>[.qt.name</w:t>
+            </w:r>
+            <w:proofErr w:type="gramEnd"/>
+            <w:r>
+              <w:rPr>
+                <w:rFonts w:ascii="Arial" w:eastAsia="Times New Roman" w:hAnsi="Arial" w:cs="Arial"/>
+                <w:color w:val="000000"/>
+                <w:kern w:val="0"/>
+                <w:sz w:val="18"/>
+                <w:szCs w:val="18"/>
+                <w14:ligatures w14:val="none"/>
+              </w:rPr>
+              <w:t>]]</w:t>
             </w:r>
           </w:p>
         </w:tc>
@@ -451,6 +555,7 @@
               </w:rPr>
               <w:t>[[</w:t>
             </w:r>
+            <w:proofErr w:type="gramStart"/>
             <w:r>
               <w:rPr>
                 <w:rFonts w:ascii="Arial" w:eastAsia="Times New Roman" w:hAnsi="Arial" w:cs="Arial"/>
@@ -482,7 +587,43 @@
                 <w:szCs w:val="18"/>
                 <w14:ligatures w14:val="none"/>
               </w:rPr>
-              <w:t>.qt.contact_display]]</w:t>
+              <w:t>.</w:t>
+            </w:r>
+            <w:proofErr w:type="spellStart"/>
+            <w:r>
+              <w:rPr>
+                <w:rFonts w:ascii="Arial" w:eastAsia="Times New Roman" w:hAnsi="Arial" w:cs="Arial"/>
+                <w:color w:val="000000"/>
+                <w:kern w:val="0"/>
+                <w:sz w:val="18"/>
+                <w:szCs w:val="18"/>
+                <w14:ligatures w14:val="none"/>
+              </w:rPr>
+              <w:t>qt</w:t>
+            </w:r>
+            <w:proofErr w:type="gramEnd"/>
+            <w:r>
+              <w:rPr>
+                <w:rFonts w:ascii="Arial" w:eastAsia="Times New Roman" w:hAnsi="Arial" w:cs="Arial"/>
+                <w:color w:val="000000"/>
+                <w:kern w:val="0"/>
+                <w:sz w:val="18"/>
+                <w:szCs w:val="18"/>
+                <w14:ligatures w14:val="none"/>
+              </w:rPr>
+              <w:t>.contact_display</w:t>
+            </w:r>
+            <w:proofErr w:type="spellEnd"/>
+            <w:r>
+              <w:rPr>
+                <w:rFonts w:ascii="Arial" w:eastAsia="Times New Roman" w:hAnsi="Arial" w:cs="Arial"/>
+                <w:color w:val="000000"/>
+                <w:kern w:val="0"/>
+                <w:sz w:val="18"/>
+                <w:szCs w:val="18"/>
+                <w14:ligatures w14:val="none"/>
+              </w:rPr>
+              <w:t>]]</w:t>
             </w:r>
           </w:p>
         </w:tc>
@@ -561,7 +702,37 @@
                 <w:szCs w:val="18"/>
                 <w14:ligatures w14:val="none"/>
               </w:rPr>
-              <w:t>[[.qt.subject]]</w:t>
+              <w:t>[[.</w:t>
+            </w:r>
+            <w:proofErr w:type="spellStart"/>
+            <w:proofErr w:type="gramStart"/>
+            <w:r>
+              <w:rPr>
+                <w:rFonts w:ascii="Arial" w:eastAsia="Times New Roman" w:hAnsi="Arial" w:cs="Arial"/>
+                <w:b/>
+                <w:bCs/>
+                <w:color w:val="000000"/>
+                <w:kern w:val="0"/>
+                <w:sz w:val="18"/>
+                <w:szCs w:val="18"/>
+                <w14:ligatures w14:val="none"/>
+              </w:rPr>
+              <w:t>qt.subject</w:t>
+            </w:r>
+            <w:proofErr w:type="spellEnd"/>
+            <w:proofErr w:type="gramEnd"/>
+            <w:r>
+              <w:rPr>
+                <w:rFonts w:ascii="Arial" w:eastAsia="Times New Roman" w:hAnsi="Arial" w:cs="Arial"/>
+                <w:b/>
+                <w:bCs/>
+                <w:color w:val="000000"/>
+                <w:kern w:val="0"/>
+                <w:sz w:val="18"/>
+                <w:szCs w:val="18"/>
+                <w14:ligatures w14:val="none"/>
+              </w:rPr>
+              <w:t>]]</w:t>
             </w:r>
           </w:p>
         </w:tc>
@@ -635,7 +806,33 @@
                 <w:szCs w:val="18"/>
                 <w14:ligatures w14:val="none"/>
               </w:rPr>
-              <w:t>[[.qt.project]]</w:t>
+              <w:t>[[.</w:t>
+            </w:r>
+            <w:proofErr w:type="spellStart"/>
+            <w:proofErr w:type="gramStart"/>
+            <w:r>
+              <w:rPr>
+                <w:rFonts w:ascii="Arial" w:eastAsia="Times New Roman" w:hAnsi="Arial" w:cs="Arial"/>
+                <w:color w:val="000000"/>
+                <w:kern w:val="0"/>
+                <w:sz w:val="18"/>
+                <w:szCs w:val="18"/>
+                <w14:ligatures w14:val="none"/>
+              </w:rPr>
+              <w:t>qt.project</w:t>
+            </w:r>
+            <w:proofErr w:type="spellEnd"/>
+            <w:proofErr w:type="gramEnd"/>
+            <w:r>
+              <w:rPr>
+                <w:rFonts w:ascii="Arial" w:eastAsia="Times New Roman" w:hAnsi="Arial" w:cs="Arial"/>
+                <w:color w:val="000000"/>
+                <w:kern w:val="0"/>
+                <w:sz w:val="18"/>
+                <w:szCs w:val="18"/>
+                <w14:ligatures w14:val="none"/>
+              </w:rPr>
+              <w:t>]]</w:t>
             </w:r>
           </w:p>
         </w:tc>
@@ -669,8 +866,9 @@
           <w:szCs w:val="18"/>
           <w:lang w:val="en-US"/>
         </w:rPr>
-        <w:t>[[rtf .qt.terms]]</w:t>
+        <w:t>[[</w:t>
       </w:r>
+      <w:proofErr w:type="gramStart"/>
       <w:r>
         <w:rPr>
           <w:rFonts w:ascii="Arial" w:hAnsi="Arial" w:cs="Arial"/>
@@ -678,8 +876,9 @@
           <w:szCs w:val="18"/>
           <w:lang w:val="en-US"/>
         </w:rPr>
-        <w:t xml:space="preserve"> </w:t>
+        <w:t>rtf .</w:t>
       </w:r>
+      <w:proofErr w:type="spellStart"/>
       <w:r>
         <w:rPr>
           <w:rFonts w:ascii="Arial" w:hAnsi="Arial" w:cs="Arial"/>
@@ -687,7 +886,96 @@
           <w:szCs w:val="18"/>
           <w:lang w:val="en-US"/>
         </w:rPr>
-        <w:t>[[wmtext .qt.water_mark]]</w:t>
+        <w:t>qt</w:t>
+      </w:r>
+      <w:proofErr w:type="gramEnd"/>
+      <w:r>
+        <w:rPr>
+          <w:rFonts w:ascii="Arial" w:hAnsi="Arial" w:cs="Arial"/>
+          <w:sz w:val="18"/>
+          <w:szCs w:val="18"/>
+          <w:lang w:val="en-US"/>
+        </w:rPr>
+        <w:t>.terms</w:t>
+      </w:r>
+      <w:proofErr w:type="spellEnd"/>
+      <w:r>
+        <w:rPr>
+          <w:rFonts w:ascii="Arial" w:hAnsi="Arial" w:cs="Arial"/>
+          <w:sz w:val="18"/>
+          <w:szCs w:val="18"/>
+          <w:lang w:val="en-US"/>
+        </w:rPr>
+        <w:t>]]</w:t>
+      </w:r>
+      <w:r>
+        <w:rPr>
+          <w:rFonts w:ascii="Arial" w:hAnsi="Arial" w:cs="Arial"/>
+          <w:sz w:val="18"/>
+          <w:szCs w:val="18"/>
+          <w:lang w:val="en-US"/>
+        </w:rPr>
+        <w:t xml:space="preserve"> </w:t>
+      </w:r>
+      <w:r>
+        <w:rPr>
+          <w:rFonts w:ascii="Arial" w:hAnsi="Arial" w:cs="Arial"/>
+          <w:sz w:val="18"/>
+          <w:szCs w:val="18"/>
+          <w:lang w:val="en-US"/>
+        </w:rPr>
+        <w:t>[[</w:t>
+      </w:r>
+      <w:proofErr w:type="spellStart"/>
+      <w:proofErr w:type="gramStart"/>
+      <w:r>
+        <w:rPr>
+          <w:rFonts w:ascii="Arial" w:hAnsi="Arial" w:cs="Arial"/>
+          <w:sz w:val="18"/>
+          <w:szCs w:val="18"/>
+          <w:lang w:val="en-US"/>
+        </w:rPr>
+        <w:t>wmtext</w:t>
+      </w:r>
+      <w:proofErr w:type="spellEnd"/>
+      <w:r>
+        <w:rPr>
+          <w:rFonts w:ascii="Arial" w:hAnsi="Arial" w:cs="Arial"/>
+          <w:sz w:val="18"/>
+          <w:szCs w:val="18"/>
+          <w:lang w:val="en-US"/>
+        </w:rPr>
+        <w:t xml:space="preserve"> .</w:t>
+      </w:r>
+      <w:proofErr w:type="spellStart"/>
+      <w:r>
+        <w:rPr>
+          <w:rFonts w:ascii="Arial" w:hAnsi="Arial" w:cs="Arial"/>
+          <w:sz w:val="18"/>
+          <w:szCs w:val="18"/>
+          <w:lang w:val="en-US"/>
+        </w:rPr>
+        <w:t>qt</w:t>
+      </w:r>
+      <w:proofErr w:type="gramEnd"/>
+      <w:r>
+        <w:rPr>
+          <w:rFonts w:ascii="Arial" w:hAnsi="Arial" w:cs="Arial"/>
+          <w:sz w:val="18"/>
+          <w:szCs w:val="18"/>
+          <w:lang w:val="en-US"/>
+        </w:rPr>
+        <w:t>.water_mark</w:t>
+      </w:r>
+      <w:proofErr w:type="spellEnd"/>
+      <w:r>
+        <w:rPr>
+          <w:rFonts w:ascii="Arial" w:hAnsi="Arial" w:cs="Arial"/>
+          <w:sz w:val="18"/>
+          <w:szCs w:val="18"/>
+          <w:lang w:val="en-US"/>
+        </w:rPr>
+        <w:t>]]</w:t>
       </w:r>
     </w:p>
     <w:p>
@@ -786,8 +1074,9 @@
           <w:lang w:val="en-US"/>
           <w14:ligatures w14:val="none"/>
         </w:rPr>
-        <w:t>[[$cur := .ci.companyinfo.currency]]</w:t>
+        <w:t>[[$</w:t>
       </w:r>
+      <w:proofErr w:type="gramStart"/>
       <w:r>
         <w:rPr>
           <w:rFonts w:ascii="Arial" w:eastAsia="Times New Roman" w:hAnsi="Arial" w:cs="Arial"/>
@@ -798,8 +1087,9 @@
           <w:lang w:val="en-US"/>
           <w14:ligatures w14:val="none"/>
         </w:rPr>
-        <w:t xml:space="preserve"> [[$No := 1]]</w:t>
+        <w:t>cur :</w:t>
       </w:r>
+      <w:proofErr w:type="gramEnd"/>
       <w:r>
         <w:rPr>
           <w:rFonts w:ascii="Arial" w:eastAsia="Times New Roman" w:hAnsi="Arial" w:cs="Arial"/>
@@ -810,7 +1100,123 @@
           <w:lang w:val="en-US"/>
           <w14:ligatures w14:val="none"/>
         </w:rPr>
-        <w:t xml:space="preserve"> [[$comp := “0.00”]]</w:t>
+        <w:t>= .</w:t>
+      </w:r>
+      <w:proofErr w:type="spellStart"/>
+      <w:proofErr w:type="gramStart"/>
+      <w:r>
+        <w:rPr>
+          <w:rFonts w:ascii="Arial" w:eastAsia="Times New Roman" w:hAnsi="Arial" w:cs="Arial"/>
+          <w:color w:val="000000"/>
+          <w:kern w:val="0"/>
+          <w:sz w:val="18"/>
+          <w:szCs w:val="18"/>
+          <w:lang w:val="en-US"/>
+          <w14:ligatures w14:val="none"/>
+        </w:rPr>
+        <w:t>ci.companyinfo</w:t>
+      </w:r>
+      <w:proofErr w:type="gramEnd"/>
+      <w:r>
+        <w:rPr>
+          <w:rFonts w:ascii="Arial" w:eastAsia="Times New Roman" w:hAnsi="Arial" w:cs="Arial"/>
+          <w:color w:val="000000"/>
+          <w:kern w:val="0"/>
+          <w:sz w:val="18"/>
+          <w:szCs w:val="18"/>
+          <w:lang w:val="en-US"/>
+          <w14:ligatures w14:val="none"/>
+        </w:rPr>
+        <w:t>.currency</w:t>
+      </w:r>
+      <w:proofErr w:type="spellEnd"/>
+      <w:r>
+        <w:rPr>
+          <w:rFonts w:ascii="Arial" w:eastAsia="Times New Roman" w:hAnsi="Arial" w:cs="Arial"/>
+          <w:color w:val="000000"/>
+          <w:kern w:val="0"/>
+          <w:sz w:val="18"/>
+          <w:szCs w:val="18"/>
+          <w:lang w:val="en-US"/>
+          <w14:ligatures w14:val="none"/>
+        </w:rPr>
+        <w:t>]]</w:t>
+      </w:r>
+      <w:r>
+        <w:rPr>
+          <w:rFonts w:ascii="Arial" w:eastAsia="Times New Roman" w:hAnsi="Arial" w:cs="Arial"/>
+          <w:color w:val="000000"/>
+          <w:kern w:val="0"/>
+          <w:sz w:val="18"/>
+          <w:szCs w:val="18"/>
+          <w:lang w:val="en-US"/>
+          <w14:ligatures w14:val="none"/>
+        </w:rPr>
+        <w:t xml:space="preserve"> [[$</w:t>
+      </w:r>
+      <w:proofErr w:type="gramStart"/>
+      <w:r>
+        <w:rPr>
+          <w:rFonts w:ascii="Arial" w:eastAsia="Times New Roman" w:hAnsi="Arial" w:cs="Arial"/>
+          <w:color w:val="000000"/>
+          <w:kern w:val="0"/>
+          <w:sz w:val="18"/>
+          <w:szCs w:val="18"/>
+          <w:lang w:val="en-US"/>
+          <w14:ligatures w14:val="none"/>
+        </w:rPr>
+        <w:t>No :</w:t>
+      </w:r>
+      <w:proofErr w:type="gramEnd"/>
+      <w:r>
+        <w:rPr>
+          <w:rFonts w:ascii="Arial" w:eastAsia="Times New Roman" w:hAnsi="Arial" w:cs="Arial"/>
+          <w:color w:val="000000"/>
+          <w:kern w:val="0"/>
+          <w:sz w:val="18"/>
+          <w:szCs w:val="18"/>
+          <w:lang w:val="en-US"/>
+          <w14:ligatures w14:val="none"/>
+        </w:rPr>
+        <w:t>= 1]]</w:t>
+      </w:r>
+      <w:r>
+        <w:rPr>
+          <w:rFonts w:ascii="Arial" w:eastAsia="Times New Roman" w:hAnsi="Arial" w:cs="Arial"/>
+          <w:color w:val="000000"/>
+          <w:kern w:val="0"/>
+          <w:sz w:val="18"/>
+          <w:szCs w:val="18"/>
+          <w:lang w:val="en-US"/>
+          <w14:ligatures w14:val="none"/>
+        </w:rPr>
+        <w:t xml:space="preserve"> [[$</w:t>
+      </w:r>
+      <w:proofErr w:type="gramStart"/>
+      <w:r>
+        <w:rPr>
+          <w:rFonts w:ascii="Arial" w:eastAsia="Times New Roman" w:hAnsi="Arial" w:cs="Arial"/>
+          <w:color w:val="000000"/>
+          <w:kern w:val="0"/>
+          <w:sz w:val="18"/>
+          <w:szCs w:val="18"/>
+          <w:lang w:val="en-US"/>
+          <w14:ligatures w14:val="none"/>
+        </w:rPr>
+        <w:t>comp :</w:t>
+      </w:r>
+      <w:proofErr w:type="gramEnd"/>
+      <w:r>
+        <w:rPr>
+          <w:rFonts w:ascii="Arial" w:eastAsia="Times New Roman" w:hAnsi="Arial" w:cs="Arial"/>
+          <w:color w:val="000000"/>
+          <w:kern w:val="0"/>
+          <w:sz w:val="18"/>
+          <w:szCs w:val="18"/>
+          <w:lang w:val="en-US"/>
+          <w14:ligatures w14:val="none"/>
+        </w:rPr>
+        <w:t>= “0.00”]]</w:t>
       </w:r>
     </w:p>
     <w:p>
@@ -1040,7 +1446,118 @@
                 <w:szCs w:val="18"/>
                 <w14:ligatures w14:val="none"/>
               </w:rPr>
-              <w:t>[[tableStart($prodKey, $pv as .ci.cartItem)]]</w:t>
+              <w:t>[[</w:t>
+            </w:r>
+            <w:proofErr w:type="spellStart"/>
+            <w:proofErr w:type="gramStart"/>
+            <w:r>
+              <w:rPr>
+                <w:rFonts w:ascii="Arial" w:eastAsia="Times New Roman" w:hAnsi="Arial" w:cs="Arial"/>
+                <w:color w:val="000000"/>
+                <w:kern w:val="0"/>
+                <w:sz w:val="18"/>
+                <w:szCs w:val="18"/>
+                <w14:ligatures w14:val="none"/>
+              </w:rPr>
+              <w:t>tableStart</w:t>
+            </w:r>
+            <w:proofErr w:type="spellEnd"/>
+            <w:r>
+              <w:rPr>
+                <w:rFonts w:ascii="Arial" w:eastAsia="Times New Roman" w:hAnsi="Arial" w:cs="Arial"/>
+                <w:color w:val="000000"/>
+                <w:kern w:val="0"/>
+                <w:sz w:val="18"/>
+                <w:szCs w:val="18"/>
+                <w14:ligatures w14:val="none"/>
+              </w:rPr>
+              <w:t>(</w:t>
+            </w:r>
+            <w:proofErr w:type="gramEnd"/>
+            <w:r>
+              <w:rPr>
+                <w:rFonts w:ascii="Arial" w:eastAsia="Times New Roman" w:hAnsi="Arial" w:cs="Arial"/>
+                <w:color w:val="000000"/>
+                <w:kern w:val="0"/>
+                <w:sz w:val="18"/>
+                <w:szCs w:val="18"/>
+                <w14:ligatures w14:val="none"/>
+              </w:rPr>
+              <w:t>$</w:t>
+            </w:r>
+            <w:proofErr w:type="spellStart"/>
+            <w:r>
+              <w:rPr>
+                <w:rFonts w:ascii="Arial" w:eastAsia="Times New Roman" w:hAnsi="Arial" w:cs="Arial"/>
+                <w:color w:val="000000"/>
+                <w:kern w:val="0"/>
+                <w:sz w:val="18"/>
+                <w:szCs w:val="18"/>
+                <w14:ligatures w14:val="none"/>
+              </w:rPr>
+              <w:t>prodKey</w:t>
+            </w:r>
+            <w:proofErr w:type="spellEnd"/>
+            <w:r>
+              <w:rPr>
+                <w:rFonts w:ascii="Arial" w:eastAsia="Times New Roman" w:hAnsi="Arial" w:cs="Arial"/>
+                <w:color w:val="000000"/>
+                <w:kern w:val="0"/>
+                <w:sz w:val="18"/>
+                <w:szCs w:val="18"/>
+                <w14:ligatures w14:val="none"/>
+              </w:rPr>
+              <w:t>, $</w:t>
+            </w:r>
+            <w:proofErr w:type="spellStart"/>
+            <w:r>
+              <w:rPr>
+                <w:rFonts w:ascii="Arial" w:eastAsia="Times New Roman" w:hAnsi="Arial" w:cs="Arial"/>
+                <w:color w:val="000000"/>
+                <w:kern w:val="0"/>
+                <w:sz w:val="18"/>
+                <w:szCs w:val="18"/>
+                <w14:ligatures w14:val="none"/>
+              </w:rPr>
+              <w:t>pv</w:t>
+            </w:r>
+            <w:proofErr w:type="spellEnd"/>
+            <w:r>
+              <w:rPr>
+                <w:rFonts w:ascii="Arial" w:eastAsia="Times New Roman" w:hAnsi="Arial" w:cs="Arial"/>
+                <w:color w:val="000000"/>
+                <w:kern w:val="0"/>
+                <w:sz w:val="18"/>
+                <w:szCs w:val="18"/>
+                <w14:ligatures w14:val="none"/>
+              </w:rPr>
+              <w:t xml:space="preserve"> as .</w:t>
+            </w:r>
+            <w:proofErr w:type="spellStart"/>
+            <w:proofErr w:type="gramStart"/>
+            <w:r>
+              <w:rPr>
+                <w:rFonts w:ascii="Arial" w:eastAsia="Times New Roman" w:hAnsi="Arial" w:cs="Arial"/>
+                <w:color w:val="000000"/>
+                <w:kern w:val="0"/>
+                <w:sz w:val="18"/>
+                <w:szCs w:val="18"/>
+                <w14:ligatures w14:val="none"/>
+              </w:rPr>
+              <w:t>ci.cartItem</w:t>
+            </w:r>
+            <w:proofErr w:type="spellEnd"/>
+            <w:proofErr w:type="gramEnd"/>
+            <w:r>
+              <w:rPr>
+                <w:rFonts w:ascii="Arial" w:eastAsia="Times New Roman" w:hAnsi="Arial" w:cs="Arial"/>
+                <w:color w:val="000000"/>
+                <w:kern w:val="0"/>
+                <w:sz w:val="18"/>
+                <w:szCs w:val="18"/>
+                <w14:ligatures w14:val="none"/>
+              </w:rPr>
+              <w:t>)]]</w:t>
             </w:r>
           </w:p>
         </w:tc>
@@ -1113,7 +1630,33 @@
                 <w:szCs w:val="18"/>
                 <w14:ligatures w14:val="none"/>
               </w:rPr>
-              <w:t>[[$pv.productName]]</w:t>
+              <w:t>[[$</w:t>
+            </w:r>
+            <w:proofErr w:type="spellStart"/>
+            <w:proofErr w:type="gramStart"/>
+            <w:r>
+              <w:rPr>
+                <w:rFonts w:ascii="Arial" w:eastAsia="Times New Roman" w:hAnsi="Arial" w:cs="Arial"/>
+                <w:color w:val="000000"/>
+                <w:kern w:val="0"/>
+                <w:sz w:val="18"/>
+                <w:szCs w:val="18"/>
+                <w14:ligatures w14:val="none"/>
+              </w:rPr>
+              <w:t>pv.productName</w:t>
+            </w:r>
+            <w:proofErr w:type="spellEnd"/>
+            <w:proofErr w:type="gramEnd"/>
+            <w:r>
+              <w:rPr>
+                <w:rFonts w:ascii="Arial" w:eastAsia="Times New Roman" w:hAnsi="Arial" w:cs="Arial"/>
+                <w:color w:val="000000"/>
+                <w:kern w:val="0"/>
+                <w:sz w:val="18"/>
+                <w:szCs w:val="18"/>
+                <w14:ligatures w14:val="none"/>
+              </w:rPr>
+              <w:t>]]</w:t>
             </w:r>
           </w:p>
         </w:tc>
@@ -1147,7 +1690,33 @@
                 <w:szCs w:val="18"/>
                 <w14:ligatures w14:val="none"/>
               </w:rPr>
-              <w:t>[[$pv.totalqty]]</w:t>
+              <w:t>[[$</w:t>
+            </w:r>
+            <w:proofErr w:type="spellStart"/>
+            <w:proofErr w:type="gramStart"/>
+            <w:r>
+              <w:rPr>
+                <w:rFonts w:ascii="Arial" w:eastAsia="Times New Roman" w:hAnsi="Arial" w:cs="Arial"/>
+                <w:color w:val="000000"/>
+                <w:kern w:val="0"/>
+                <w:sz w:val="18"/>
+                <w:szCs w:val="18"/>
+                <w14:ligatures w14:val="none"/>
+              </w:rPr>
+              <w:t>pv.totalqty</w:t>
+            </w:r>
+            <w:proofErr w:type="spellEnd"/>
+            <w:proofErr w:type="gramEnd"/>
+            <w:r>
+              <w:rPr>
+                <w:rFonts w:ascii="Arial" w:eastAsia="Times New Roman" w:hAnsi="Arial" w:cs="Arial"/>
+                <w:color w:val="000000"/>
+                <w:kern w:val="0"/>
+                <w:sz w:val="18"/>
+                <w:szCs w:val="18"/>
+                <w14:ligatures w14:val="none"/>
+              </w:rPr>
+              <w:t>]]</w:t>
             </w:r>
           </w:p>
         </w:tc>
@@ -1181,7 +1750,33 @@
                 <w:szCs w:val="18"/>
                 <w14:ligatures w14:val="none"/>
               </w:rPr>
-              <w:t>[[$pv.productTotal]]</w:t>
+              <w:t>[[$</w:t>
+            </w:r>
+            <w:proofErr w:type="spellStart"/>
+            <w:proofErr w:type="gramStart"/>
+            <w:r>
+              <w:rPr>
+                <w:rFonts w:ascii="Arial" w:eastAsia="Times New Roman" w:hAnsi="Arial" w:cs="Arial"/>
+                <w:color w:val="000000"/>
+                <w:kern w:val="0"/>
+                <w:sz w:val="18"/>
+                <w:szCs w:val="18"/>
+                <w14:ligatures w14:val="none"/>
+              </w:rPr>
+              <w:t>pv.productTotal</w:t>
+            </w:r>
+            <w:proofErr w:type="spellEnd"/>
+            <w:proofErr w:type="gramEnd"/>
+            <w:r>
+              <w:rPr>
+                <w:rFonts w:ascii="Arial" w:eastAsia="Times New Roman" w:hAnsi="Arial" w:cs="Arial"/>
+                <w:color w:val="000000"/>
+                <w:kern w:val="0"/>
+                <w:sz w:val="18"/>
+                <w:szCs w:val="18"/>
+                <w14:ligatures w14:val="none"/>
+              </w:rPr>
+              <w:t>]]</w:t>
             </w:r>
           </w:p>
         </w:tc>
@@ -1293,7 +1888,31 @@
                 <w:szCs w:val="18"/>
                 <w14:ligatures w14:val="none"/>
               </w:rPr>
-              <w:t>[[tableEnd]]</w:t>
+              <w:t>[[</w:t>
+            </w:r>
+            <w:proofErr w:type="spellStart"/>
+            <w:r>
+              <w:rPr>
+                <w:rFonts w:ascii="Arial" w:eastAsia="Times New Roman" w:hAnsi="Arial" w:cs="Arial"/>
+                <w:color w:val="000000"/>
+                <w:kern w:val="0"/>
+                <w:sz w:val="18"/>
+                <w:szCs w:val="18"/>
+                <w14:ligatures w14:val="none"/>
+              </w:rPr>
+              <w:t>tableEnd</w:t>
+            </w:r>
+            <w:proofErr w:type="spellEnd"/>
+            <w:r>
+              <w:rPr>
+                <w:rFonts w:ascii="Arial" w:eastAsia="Times New Roman" w:hAnsi="Arial" w:cs="Arial"/>
+                <w:color w:val="000000"/>
+                <w:kern w:val="0"/>
+                <w:sz w:val="18"/>
+                <w:szCs w:val="18"/>
+                <w14:ligatures w14:val="none"/>
+              </w:rPr>
+              <w:t>]]</w:t>
             </w:r>
           </w:p>
         </w:tc>
@@ -1412,7 +2031,37 @@
                 <w:szCs w:val="18"/>
                 <w14:ligatures w14:val="none"/>
               </w:rPr>
-              <w:t>[[.qt.total]]</w:t>
+              <w:t>[[.</w:t>
+            </w:r>
+            <w:proofErr w:type="spellStart"/>
+            <w:proofErr w:type="gramStart"/>
+            <w:r>
+              <w:rPr>
+                <w:rFonts w:ascii="Arial" w:eastAsia="Times New Roman" w:hAnsi="Arial" w:cs="Arial"/>
+                <w:b/>
+                <w:bCs/>
+                <w:color w:val="000000"/>
+                <w:kern w:val="0"/>
+                <w:sz w:val="18"/>
+                <w:szCs w:val="18"/>
+                <w14:ligatures w14:val="none"/>
+              </w:rPr>
+              <w:t>qt.total</w:t>
+            </w:r>
+            <w:proofErr w:type="spellEnd"/>
+            <w:proofErr w:type="gramEnd"/>
+            <w:r>
+              <w:rPr>
+                <w:rFonts w:ascii="Arial" w:eastAsia="Times New Roman" w:hAnsi="Arial" w:cs="Arial"/>
+                <w:b/>
+                <w:bCs/>
+                <w:color w:val="000000"/>
+                <w:kern w:val="0"/>
+                <w:sz w:val="18"/>
+                <w:szCs w:val="18"/>
+                <w14:ligatures w14:val="none"/>
+              </w:rPr>
+              <w:t>]]</w:t>
             </w:r>
           </w:p>
         </w:tc>
@@ -1494,7 +2143,55 @@
                 <w:szCs w:val="18"/>
                 <w14:ligatures w14:val="none"/>
               </w:rPr>
-              <w:t>[[if ne .qt.discount_amount $comp]]</w:t>
+              <w:t xml:space="preserve">[[if </w:t>
+            </w:r>
+            <w:proofErr w:type="gramStart"/>
+            <w:r>
+              <w:rPr>
+                <w:rFonts w:ascii="Arial" w:eastAsia="Times New Roman" w:hAnsi="Arial" w:cs="Arial"/>
+                <w:color w:val="000000"/>
+                <w:kern w:val="0"/>
+                <w:sz w:val="18"/>
+                <w:szCs w:val="18"/>
+                <w14:ligatures w14:val="none"/>
+              </w:rPr>
+              <w:t>ne .</w:t>
+            </w:r>
+            <w:proofErr w:type="spellStart"/>
+            <w:r>
+              <w:rPr>
+                <w:rFonts w:ascii="Arial" w:eastAsia="Times New Roman" w:hAnsi="Arial" w:cs="Arial"/>
+                <w:color w:val="000000"/>
+                <w:kern w:val="0"/>
+                <w:sz w:val="18"/>
+                <w:szCs w:val="18"/>
+                <w14:ligatures w14:val="none"/>
+              </w:rPr>
+              <w:t>qt</w:t>
+            </w:r>
+            <w:proofErr w:type="gramEnd"/>
+            <w:r>
+              <w:rPr>
+                <w:rFonts w:ascii="Arial" w:eastAsia="Times New Roman" w:hAnsi="Arial" w:cs="Arial"/>
+                <w:color w:val="000000"/>
+                <w:kern w:val="0"/>
+                <w:sz w:val="18"/>
+                <w:szCs w:val="18"/>
+                <w14:ligatures w14:val="none"/>
+              </w:rPr>
+              <w:t>.discount_amount</w:t>
+            </w:r>
+            <w:proofErr w:type="spellEnd"/>
+            <w:r>
+              <w:rPr>
+                <w:rFonts w:ascii="Arial" w:eastAsia="Times New Roman" w:hAnsi="Arial" w:cs="Arial"/>
+                <w:color w:val="000000"/>
+                <w:kern w:val="0"/>
+                <w:sz w:val="18"/>
+                <w:szCs w:val="18"/>
+                <w14:ligatures w14:val="none"/>
+              </w:rPr>
+              <w:t xml:space="preserve"> $comp]]</w:t>
             </w:r>
           </w:p>
         </w:tc>
@@ -1536,7 +2233,65 @@
                 <w:szCs w:val="18"/>
                 <w14:ligatures w14:val="none"/>
               </w:rPr>
-              <w:t>Discount ([[.qt.additional_discount_percentage]]%)</w:t>
+              <w:t>Discount ([[.</w:t>
+            </w:r>
+            <w:proofErr w:type="spellStart"/>
+            <w:proofErr w:type="gramStart"/>
+            <w:r>
+              <w:rPr>
+                <w:rFonts w:ascii="Arial" w:eastAsia="Times New Roman" w:hAnsi="Arial" w:cs="Arial"/>
+                <w:b/>
+                <w:bCs/>
+                <w:color w:val="000000"/>
+                <w:kern w:val="0"/>
+                <w:sz w:val="18"/>
+                <w:szCs w:val="18"/>
+                <w14:ligatures w14:val="none"/>
+              </w:rPr>
+              <w:t>qt.additional</w:t>
+            </w:r>
+            <w:proofErr w:type="gramEnd"/>
+            <w:r>
+              <w:rPr>
+                <w:rFonts w:ascii="Arial" w:eastAsia="Times New Roman" w:hAnsi="Arial" w:cs="Arial"/>
+                <w:b/>
+                <w:bCs/>
+                <w:color w:val="000000"/>
+                <w:kern w:val="0"/>
+                <w:sz w:val="18"/>
+                <w:szCs w:val="18"/>
+                <w14:ligatures w14:val="none"/>
+              </w:rPr>
+              <w:t>_discount_percentage</w:t>
+            </w:r>
+            <w:proofErr w:type="spellEnd"/>
+            <w:proofErr w:type="gramStart"/>
+            <w:r>
+              <w:rPr>
+                <w:rFonts w:ascii="Arial" w:eastAsia="Times New Roman" w:hAnsi="Arial" w:cs="Arial"/>
+                <w:b/>
+                <w:bCs/>
+                <w:color w:val="000000"/>
+                <w:kern w:val="0"/>
+                <w:sz w:val="18"/>
+                <w:szCs w:val="18"/>
+                <w14:ligatures w14:val="none"/>
+              </w:rPr>
+              <w:t>]]%</w:t>
+            </w:r>
+            <w:proofErr w:type="gramEnd"/>
+            <w:r>
+              <w:rPr>
+                <w:rFonts w:ascii="Arial" w:eastAsia="Times New Roman" w:hAnsi="Arial" w:cs="Arial"/>
+                <w:b/>
+                <w:bCs/>
+                <w:color w:val="000000"/>
+                <w:kern w:val="0"/>
+                <w:sz w:val="18"/>
+                <w:szCs w:val="18"/>
+                <w14:ligatures w14:val="none"/>
+              </w:rPr>
+              <w:t>)</w:t>
             </w:r>
           </w:p>
         </w:tc>
@@ -1570,7 +2325,44 @@
                 <w:szCs w:val="18"/>
                 <w14:ligatures w14:val="none"/>
               </w:rPr>
-              <w:t>[[.qt.discount_amount]]</w:t>
+              <w:t>[[.</w:t>
+            </w:r>
+            <w:proofErr w:type="spellStart"/>
+            <w:proofErr w:type="gramStart"/>
+            <w:r>
+              <w:rPr>
+                <w:rFonts w:ascii="Arial" w:eastAsia="Times New Roman" w:hAnsi="Arial" w:cs="Arial"/>
+                <w:color w:val="000000"/>
+                <w:kern w:val="0"/>
+                <w:sz w:val="18"/>
+                <w:szCs w:val="18"/>
+                <w14:ligatures w14:val="none"/>
+              </w:rPr>
+              <w:t>qt.discount</w:t>
+            </w:r>
+            <w:proofErr w:type="gramEnd"/>
+            <w:r>
+              <w:rPr>
+                <w:rFonts w:ascii="Arial" w:eastAsia="Times New Roman" w:hAnsi="Arial" w:cs="Arial"/>
+                <w:color w:val="000000"/>
+                <w:kern w:val="0"/>
+                <w:sz w:val="18"/>
+                <w:szCs w:val="18"/>
+                <w14:ligatures w14:val="none"/>
+              </w:rPr>
+              <w:t>_amount</w:t>
+            </w:r>
+            <w:proofErr w:type="spellEnd"/>
+            <w:r>
+              <w:rPr>
+                <w:rFonts w:ascii="Arial" w:eastAsia="Times New Roman" w:hAnsi="Arial" w:cs="Arial"/>
+                <w:color w:val="000000"/>
+                <w:kern w:val="0"/>
+                <w:sz w:val="18"/>
+                <w:szCs w:val="18"/>
+                <w14:ligatures w14:val="none"/>
+              </w:rPr>
+              <w:t>]]</w:t>
             </w:r>
           </w:p>
         </w:tc>
@@ -1648,7 +2440,63 @@
                 <w:szCs w:val="18"/>
                 <w14:ligatures w14:val="none"/>
               </w:rPr>
-              <w:t>[[.qt.net_total]]</w:t>
+              <w:t>[</w:t>
+            </w:r>
+            <w:proofErr w:type="gramStart"/>
+            <w:r>
+              <w:rPr>
+                <w:rFonts w:ascii="Arial" w:eastAsia="Times New Roman" w:hAnsi="Arial" w:cs="Arial"/>
+                <w:b/>
+                <w:bCs/>
+                <w:color w:val="000000"/>
+                <w:kern w:val="0"/>
+                <w:sz w:val="18"/>
+                <w:szCs w:val="18"/>
+                <w14:ligatures w14:val="none"/>
+              </w:rPr>
+              <w:t>[.</w:t>
+            </w:r>
+            <w:proofErr w:type="spellStart"/>
+            <w:r>
+              <w:rPr>
+                <w:rFonts w:ascii="Arial" w:eastAsia="Times New Roman" w:hAnsi="Arial" w:cs="Arial"/>
+                <w:b/>
+                <w:bCs/>
+                <w:color w:val="000000"/>
+                <w:kern w:val="0"/>
+                <w:sz w:val="18"/>
+                <w:szCs w:val="18"/>
+                <w14:ligatures w14:val="none"/>
+              </w:rPr>
+              <w:t>qt.net</w:t>
+            </w:r>
+            <w:proofErr w:type="gramEnd"/>
+            <w:r>
+              <w:rPr>
+                <w:rFonts w:ascii="Arial" w:eastAsia="Times New Roman" w:hAnsi="Arial" w:cs="Arial"/>
+                <w:b/>
+                <w:bCs/>
+                <w:color w:val="000000"/>
+                <w:kern w:val="0"/>
+                <w:sz w:val="18"/>
+                <w:szCs w:val="18"/>
+                <w14:ligatures w14:val="none"/>
+              </w:rPr>
+              <w:t>_total</w:t>
+            </w:r>
+            <w:proofErr w:type="spellEnd"/>
+            <w:r>
+              <w:rPr>
+                <w:rFonts w:ascii="Arial" w:eastAsia="Times New Roman" w:hAnsi="Arial" w:cs="Arial"/>
+                <w:b/>
+                <w:bCs/>
+                <w:color w:val="000000"/>
+                <w:kern w:val="0"/>
+                <w:sz w:val="18"/>
+                <w:szCs w:val="18"/>
+                <w14:ligatures w14:val="none"/>
+              </w:rPr>
+              <w:t>]]</w:t>
             </w:r>
           </w:p>
         </w:tc>
@@ -1728,7 +2576,55 @@
                 <w:szCs w:val="18"/>
                 <w14:ligatures w14:val="none"/>
               </w:rPr>
-              <w:t>[[if ne .qt.total_taxes_and_charges $comp]]</w:t>
+              <w:t xml:space="preserve">[[if </w:t>
+            </w:r>
+            <w:proofErr w:type="gramStart"/>
+            <w:r>
+              <w:rPr>
+                <w:rFonts w:ascii="Arial" w:eastAsia="Times New Roman" w:hAnsi="Arial" w:cs="Arial"/>
+                <w:color w:val="000000"/>
+                <w:kern w:val="0"/>
+                <w:sz w:val="18"/>
+                <w:szCs w:val="18"/>
+                <w14:ligatures w14:val="none"/>
+              </w:rPr>
+              <w:t>ne .</w:t>
+            </w:r>
+            <w:proofErr w:type="spellStart"/>
+            <w:r>
+              <w:rPr>
+                <w:rFonts w:ascii="Arial" w:eastAsia="Times New Roman" w:hAnsi="Arial" w:cs="Arial"/>
+                <w:color w:val="000000"/>
+                <w:kern w:val="0"/>
+                <w:sz w:val="18"/>
+                <w:szCs w:val="18"/>
+                <w14:ligatures w14:val="none"/>
+              </w:rPr>
+              <w:t>qt</w:t>
+            </w:r>
+            <w:proofErr w:type="gramEnd"/>
+            <w:r>
+              <w:rPr>
+                <w:rFonts w:ascii="Arial" w:eastAsia="Times New Roman" w:hAnsi="Arial" w:cs="Arial"/>
+                <w:color w:val="000000"/>
+                <w:kern w:val="0"/>
+                <w:sz w:val="18"/>
+                <w:szCs w:val="18"/>
+                <w14:ligatures w14:val="none"/>
+              </w:rPr>
+              <w:t>.total_taxes_and_charges</w:t>
+            </w:r>
+            <w:proofErr w:type="spellEnd"/>
+            <w:r>
+              <w:rPr>
+                <w:rFonts w:ascii="Arial" w:eastAsia="Times New Roman" w:hAnsi="Arial" w:cs="Arial"/>
+                <w:color w:val="000000"/>
+                <w:kern w:val="0"/>
+                <w:sz w:val="18"/>
+                <w:szCs w:val="18"/>
+                <w14:ligatures w14:val="none"/>
+              </w:rPr>
+              <w:t xml:space="preserve"> $comp]]</w:t>
             </w:r>
           </w:p>
         </w:tc>
@@ -1804,7 +2700,44 @@
                 <w:szCs w:val="18"/>
                 <w14:ligatures w14:val="none"/>
               </w:rPr>
-              <w:t>[[.qt.total_taxes_and_charges]]</w:t>
+              <w:t>[[.</w:t>
+            </w:r>
+            <w:proofErr w:type="spellStart"/>
+            <w:proofErr w:type="gramStart"/>
+            <w:r>
+              <w:rPr>
+                <w:rFonts w:ascii="Arial" w:eastAsia="Times New Roman" w:hAnsi="Arial" w:cs="Arial"/>
+                <w:color w:val="000000"/>
+                <w:kern w:val="0"/>
+                <w:sz w:val="18"/>
+                <w:szCs w:val="18"/>
+                <w14:ligatures w14:val="none"/>
+              </w:rPr>
+              <w:t>qt.total</w:t>
+            </w:r>
+            <w:proofErr w:type="gramEnd"/>
+            <w:r>
+              <w:rPr>
+                <w:rFonts w:ascii="Arial" w:eastAsia="Times New Roman" w:hAnsi="Arial" w:cs="Arial"/>
+                <w:color w:val="000000"/>
+                <w:kern w:val="0"/>
+                <w:sz w:val="18"/>
+                <w:szCs w:val="18"/>
+                <w14:ligatures w14:val="none"/>
+              </w:rPr>
+              <w:t>_taxes_and_charges</w:t>
+            </w:r>
+            <w:proofErr w:type="spellEnd"/>
+            <w:r>
+              <w:rPr>
+                <w:rFonts w:ascii="Arial" w:eastAsia="Times New Roman" w:hAnsi="Arial" w:cs="Arial"/>
+                <w:color w:val="000000"/>
+                <w:kern w:val="0"/>
+                <w:sz w:val="18"/>
+                <w:szCs w:val="18"/>
+                <w14:ligatures w14:val="none"/>
+              </w:rPr>
+              <w:t>]]</w:t>
             </w:r>
           </w:p>
         </w:tc>
@@ -1921,7 +2854,50 @@
                 <w:szCs w:val="18"/>
                 <w14:ligatures w14:val="none"/>
               </w:rPr>
-              <w:t>[[.qt.grand_total]]</w:t>
+              <w:t>[[.</w:t>
+            </w:r>
+            <w:proofErr w:type="spellStart"/>
+            <w:proofErr w:type="gramStart"/>
+            <w:r>
+              <w:rPr>
+                <w:rFonts w:ascii="Arial" w:eastAsia="Times New Roman" w:hAnsi="Arial" w:cs="Arial"/>
+                <w:b/>
+                <w:bCs/>
+                <w:color w:val="000000"/>
+                <w:kern w:val="0"/>
+                <w:sz w:val="18"/>
+                <w:szCs w:val="18"/>
+                <w14:ligatures w14:val="none"/>
+              </w:rPr>
+              <w:t>qt.grand</w:t>
+            </w:r>
+            <w:proofErr w:type="gramEnd"/>
+            <w:r>
+              <w:rPr>
+                <w:rFonts w:ascii="Arial" w:eastAsia="Times New Roman" w:hAnsi="Arial" w:cs="Arial"/>
+                <w:b/>
+                <w:bCs/>
+                <w:color w:val="000000"/>
+                <w:kern w:val="0"/>
+                <w:sz w:val="18"/>
+                <w:szCs w:val="18"/>
+                <w14:ligatures w14:val="none"/>
+              </w:rPr>
+              <w:t>_total</w:t>
+            </w:r>
+            <w:proofErr w:type="spellEnd"/>
+            <w:r>
+              <w:rPr>
+                <w:rFonts w:ascii="Arial" w:eastAsia="Times New Roman" w:hAnsi="Arial" w:cs="Arial"/>
+                <w:b/>
+                <w:bCs/>
+                <w:color w:val="000000"/>
+                <w:kern w:val="0"/>
+                <w:sz w:val="18"/>
+                <w:szCs w:val="18"/>
+                <w14:ligatures w14:val="none"/>
+              </w:rPr>
+              <w:t>]]</w:t>
             </w:r>
           </w:p>
         </w:tc>
@@ -1954,7 +2930,91 @@
                 <w:szCs w:val="18"/>
                 <w14:ligatures w14:val="none"/>
               </w:rPr>
-              <w:t>Amount in Words : [[.qt.in_words]]</w:t>
+              <w:t xml:space="preserve">Amount in </w:t>
+            </w:r>
+            <w:proofErr w:type="gramStart"/>
+            <w:r>
+              <w:rPr>
+                <w:rFonts w:ascii="Arial" w:eastAsia="Times New Roman" w:hAnsi="Arial" w:cs="Arial"/>
+                <w:b/>
+                <w:bCs/>
+                <w:color w:val="000000"/>
+                <w:kern w:val="0"/>
+                <w:sz w:val="18"/>
+                <w:szCs w:val="18"/>
+                <w14:ligatures w14:val="none"/>
+              </w:rPr>
+              <w:t>Words :</w:t>
+            </w:r>
+            <w:proofErr w:type="gramEnd"/>
+            <w:r>
+              <w:rPr>
+                <w:rFonts w:ascii="Arial" w:eastAsia="Times New Roman" w:hAnsi="Arial" w:cs="Arial"/>
+                <w:b/>
+                <w:bCs/>
+                <w:color w:val="000000"/>
+                <w:kern w:val="0"/>
+                <w:sz w:val="18"/>
+                <w:szCs w:val="18"/>
+                <w14:ligatures w14:val="none"/>
+              </w:rPr>
+              <w:t xml:space="preserve"> [</w:t>
+            </w:r>
+            <w:proofErr w:type="gramStart"/>
+            <w:r>
+              <w:rPr>
+                <w:rFonts w:ascii="Arial" w:eastAsia="Times New Roman" w:hAnsi="Arial" w:cs="Arial"/>
+                <w:b/>
+                <w:bCs/>
+                <w:color w:val="000000"/>
+                <w:kern w:val="0"/>
+                <w:sz w:val="18"/>
+                <w:szCs w:val="18"/>
+                <w14:ligatures w14:val="none"/>
+              </w:rPr>
+              <w:t>[.</w:t>
+            </w:r>
+            <w:proofErr w:type="spellStart"/>
+            <w:r>
+              <w:rPr>
+                <w:rFonts w:ascii="Arial" w:eastAsia="Times New Roman" w:hAnsi="Arial" w:cs="Arial"/>
+                <w:b/>
+                <w:bCs/>
+                <w:color w:val="000000"/>
+                <w:kern w:val="0"/>
+                <w:sz w:val="18"/>
+                <w:szCs w:val="18"/>
+                <w14:ligatures w14:val="none"/>
+              </w:rPr>
+              <w:t>qt.in</w:t>
+            </w:r>
+            <w:proofErr w:type="gramEnd"/>
+            <w:r>
+              <w:rPr>
+                <w:rFonts w:ascii="Arial" w:eastAsia="Times New Roman" w:hAnsi="Arial" w:cs="Arial"/>
+                <w:b/>
+                <w:bCs/>
+                <w:color w:val="000000"/>
+                <w:kern w:val="0"/>
+                <w:sz w:val="18"/>
+                <w:szCs w:val="18"/>
+                <w14:ligatures w14:val="none"/>
+              </w:rPr>
+              <w:t>_words</w:t>
+            </w:r>
+            <w:proofErr w:type="spellEnd"/>
+            <w:r>
+              <w:rPr>
+                <w:rFonts w:ascii="Arial" w:eastAsia="Times New Roman" w:hAnsi="Arial" w:cs="Arial"/>
+                <w:b/>
+                <w:bCs/>
+                <w:color w:val="000000"/>
+                <w:kern w:val="0"/>
+                <w:sz w:val="18"/>
+                <w:szCs w:val="18"/>
+                <w14:ligatures w14:val="none"/>
+              </w:rPr>
+              <w:t>]]</w:t>
             </w:r>
           </w:p>
         </w:tc>
@@ -1979,33 +3039,357 @@
       <w:pPr>
         <w:rPr>
           <w:rFonts w:ascii="Arial" w:hAnsi="Arial" w:cs="Arial"/>
-          <w:lang w:val="en-US"/>
         </w:rPr>
       </w:pPr>
       <w:r>
         <w:rPr>
           <w:rFonts w:ascii="Arial" w:hAnsi="Arial" w:cs="Arial"/>
-          <w:lang w:val="en-US"/>
-        </w:rPr>
-        <w:t>[[rtf .qt.</w:t>
+        </w:rPr>
+        <w:t>[[if .</w:t>
       </w:r>
       <w:r>
         <w:rPr>
           <w:rFonts w:ascii="Arial" w:hAnsi="Arial" w:cs="Arial"/>
+        </w:rPr>
+        <w:t>qt</w:t>
+      </w:r>
+      <w:r>
+        <w:rPr>
+          <w:rFonts w:ascii="Arial" w:hAnsi="Arial" w:cs="Arial"/>
+        </w:rPr>
+        <w:t>.</w:t>
+      </w:r>
+      <w:proofErr w:type="spellStart"/>
+      <w:r>
+        <w:rPr>
+          <w:rFonts w:ascii="Arial" w:hAnsi="Arial" w:cs="Arial"/>
           <w:lang w:val="en-US"/>
         </w:rPr>
         <w:t>quotation_term_details</w:t>
       </w:r>
+      <w:proofErr w:type="spellEnd"/>
       <w:r>
         <w:rPr>
           <w:rFonts w:ascii="Arial" w:hAnsi="Arial" w:cs="Arial"/>
-          <w:lang w:val="en-US"/>
         </w:rPr>
         <w:t>]]</w:t>
       </w:r>
     </w:p>
     <w:p>
       <w:pPr>
+        <w:rPr>
+          <w:rFonts w:ascii="Arial" w:hAnsi="Arial" w:cs="Arial"/>
+        </w:rPr>
+      </w:pPr>
+      <w:r>
+        <w:rPr>
+          <w:rFonts w:ascii="Arial" w:hAnsi="Arial" w:cs="Arial"/>
+        </w:rPr>
+        <w:t>[[</w:t>
+      </w:r>
+      <w:proofErr w:type="gramStart"/>
+      <w:r>
+        <w:rPr>
+          <w:rFonts w:ascii="Arial" w:hAnsi="Arial" w:cs="Arial"/>
+        </w:rPr>
+        <w:t>rtf .</w:t>
+      </w:r>
+      <w:r>
+        <w:rPr>
+          <w:rFonts w:ascii="Arial" w:hAnsi="Arial" w:cs="Arial"/>
+        </w:rPr>
+        <w:t>qt</w:t>
+      </w:r>
+      <w:proofErr w:type="gramEnd"/>
+      <w:r>
+        <w:rPr>
+          <w:rFonts w:ascii="Arial" w:hAnsi="Arial" w:cs="Arial"/>
+        </w:rPr>
+        <w:t>.</w:t>
+      </w:r>
+      <w:proofErr w:type="spellStart"/>
+      <w:r>
+        <w:rPr>
+          <w:rFonts w:ascii="Arial" w:hAnsi="Arial" w:cs="Arial"/>
+          <w:lang w:val="en-US"/>
+        </w:rPr>
+        <w:t>quotation_term_details</w:t>
+      </w:r>
+      <w:proofErr w:type="spellEnd"/>
+      <w:r>
+        <w:rPr>
+          <w:rFonts w:ascii="Arial" w:hAnsi="Arial" w:cs="Arial"/>
+        </w:rPr>
+        <w:t xml:space="preserve">]] </w:t>
+      </w:r>
+    </w:p>
+    <w:p>
+      <w:pPr>
+        <w:rPr>
+          <w:rFonts w:ascii="Arial" w:hAnsi="Arial" w:cs="Arial"/>
+        </w:rPr>
+      </w:pPr>
+      <w:r>
+        <w:rPr>
+          <w:rFonts w:ascii="Arial" w:hAnsi="Arial" w:cs="Arial"/>
+        </w:rPr>
+        <w:t>[[end]]</w:t>
+      </w:r>
+    </w:p>
+    <w:p>
+      <w:pPr>
+        <w:rPr>
+          <w:rFonts w:ascii="Arial" w:hAnsi="Arial" w:cs="Arial"/>
+        </w:rPr>
+      </w:pPr>
+      <w:r>
+        <w:rPr>
+          <w:rFonts w:ascii="Arial" w:hAnsi="Arial" w:cs="Arial"/>
+        </w:rPr>
+        <w:t>[[</w:t>
+      </w:r>
+      <w:proofErr w:type="gramStart"/>
+      <w:r>
+        <w:rPr>
+          <w:rFonts w:ascii="Arial" w:hAnsi="Arial" w:cs="Arial"/>
+        </w:rPr>
+        <w:t>if .</w:t>
+      </w:r>
+      <w:r>
+        <w:rPr>
+          <w:rFonts w:ascii="Arial" w:hAnsi="Arial" w:cs="Arial"/>
+        </w:rPr>
+        <w:t>qt</w:t>
+      </w:r>
+      <w:proofErr w:type="gramEnd"/>
+      <w:r>
+        <w:rPr>
+          <w:rFonts w:ascii="Arial" w:hAnsi="Arial" w:cs="Arial"/>
+        </w:rPr>
+        <w:t>.</w:t>
+      </w:r>
+      <w:proofErr w:type="spellStart"/>
+      <w:r>
+        <w:rPr>
+          <w:rFonts w:ascii="Arial" w:hAnsi="Arial" w:cs="Arial"/>
+          <w:lang w:val="en-US"/>
+        </w:rPr>
+        <w:t>letter_details</w:t>
+      </w:r>
+      <w:proofErr w:type="spellEnd"/>
+      <w:r>
+        <w:rPr>
+          <w:rFonts w:ascii="Arial" w:hAnsi="Arial" w:cs="Arial"/>
+        </w:rPr>
+        <w:t>]]</w:t>
+      </w:r>
+    </w:p>
+    <w:p>
+      <w:pPr>
+        <w:rPr>
+          <w:rFonts w:ascii="Arial" w:hAnsi="Arial" w:cs="Arial"/>
+        </w:rPr>
+      </w:pPr>
+      <w:r>
+        <w:rPr>
+          <w:rFonts w:ascii="Arial" w:hAnsi="Arial" w:cs="Arial"/>
+        </w:rPr>
+        <w:br w:type="page"/>
+      </w:r>
+    </w:p>
+    <w:p>
+      <w:pPr>
+        <w:rPr>
+          <w:rFonts w:ascii="Arial" w:hAnsi="Arial" w:cs="Arial"/>
+        </w:rPr>
+      </w:pPr>
+      <w:r>
+        <w:rPr>
+          <w:rFonts w:ascii="Arial" w:hAnsi="Arial" w:cs="Arial"/>
+        </w:rPr>
+        <w:lastRenderedPageBreak/>
+        <w:t>[[</w:t>
+      </w:r>
+      <w:proofErr w:type="gramStart"/>
+      <w:r>
+        <w:rPr>
+          <w:rFonts w:ascii="Arial" w:hAnsi="Arial" w:cs="Arial"/>
+        </w:rPr>
+        <w:t>rtf .</w:t>
+      </w:r>
+      <w:r>
+        <w:rPr>
+          <w:rFonts w:ascii="Arial" w:hAnsi="Arial" w:cs="Arial"/>
+        </w:rPr>
+        <w:t>qt</w:t>
+      </w:r>
+      <w:proofErr w:type="gramEnd"/>
+      <w:r>
+        <w:rPr>
+          <w:rFonts w:ascii="Arial" w:hAnsi="Arial" w:cs="Arial"/>
+        </w:rPr>
+        <w:t>.</w:t>
+      </w:r>
+      <w:proofErr w:type="spellStart"/>
+      <w:r>
+        <w:rPr>
+          <w:rFonts w:ascii="Arial" w:hAnsi="Arial" w:cs="Arial"/>
+          <w:lang w:val="en-US"/>
+        </w:rPr>
+        <w:t>letter_details</w:t>
+      </w:r>
+      <w:proofErr w:type="spellEnd"/>
+      <w:r>
+        <w:rPr>
+          <w:rFonts w:ascii="Arial" w:hAnsi="Arial" w:cs="Arial"/>
+        </w:rPr>
+        <w:t>]]</w:t>
+      </w:r>
+    </w:p>
+    <w:p>
+      <w:pPr>
+        <w:rPr>
+          <w:rFonts w:ascii="Arial" w:hAnsi="Arial" w:cs="Arial"/>
+        </w:rPr>
+      </w:pPr>
+      <w:r>
+        <w:rPr>
+          <w:rFonts w:ascii="Arial" w:hAnsi="Arial" w:cs="Arial"/>
+        </w:rPr>
+        <w:t>[[end]]</w:t>
+      </w:r>
+    </w:p>
+    <w:p>
+      <w:pPr>
+        <w:rPr>
+          <w:rFonts w:ascii="Arial" w:hAnsi="Arial" w:cs="Arial"/>
+        </w:rPr>
+      </w:pPr>
+      <w:r>
+        <w:rPr>
+          <w:rFonts w:ascii="Arial" w:hAnsi="Arial" w:cs="Arial"/>
+        </w:rPr>
+        <w:t>[[</w:t>
+      </w:r>
+      <w:proofErr w:type="gramStart"/>
+      <w:r>
+        <w:rPr>
+          <w:rFonts w:ascii="Arial" w:hAnsi="Arial" w:cs="Arial"/>
+        </w:rPr>
+        <w:t>if .</w:t>
+      </w:r>
+      <w:r>
+        <w:rPr>
+          <w:rFonts w:ascii="Arial" w:hAnsi="Arial" w:cs="Arial"/>
+        </w:rPr>
+        <w:t>qt</w:t>
+      </w:r>
+      <w:proofErr w:type="gramEnd"/>
+      <w:r>
+        <w:rPr>
+          <w:rFonts w:ascii="Arial" w:hAnsi="Arial" w:cs="Arial"/>
+        </w:rPr>
+        <w:t>.</w:t>
+      </w:r>
+      <w:proofErr w:type="spellStart"/>
+      <w:r>
+        <w:rPr>
+          <w:rFonts w:ascii="Arial" w:hAnsi="Arial" w:cs="Arial"/>
+          <w:lang w:val="en-US"/>
+        </w:rPr>
+        <w:t>standard_tc_details</w:t>
+      </w:r>
+      <w:proofErr w:type="spellEnd"/>
+      <w:r>
+        <w:rPr>
+          <w:rFonts w:ascii="Arial" w:hAnsi="Arial" w:cs="Arial"/>
+        </w:rPr>
+        <w:t>]]</w:t>
+      </w:r>
+    </w:p>
+    <w:p>
+      <w:pPr>
+        <w:rPr>
+          <w:rFonts w:ascii="Arial" w:hAnsi="Arial" w:cs="Arial"/>
+        </w:rPr>
+      </w:pPr>
+      <w:r>
+        <w:rPr>
+          <w:rFonts w:ascii="Arial" w:hAnsi="Arial" w:cs="Arial"/>
+        </w:rPr>
+        <w:br w:type="page"/>
+      </w:r>
+    </w:p>
+    <w:p>
+      <w:pPr>
+        <w:rPr>
+          <w:rFonts w:ascii="Arial" w:hAnsi="Arial" w:cs="Arial"/>
+        </w:rPr>
+      </w:pPr>
+      <w:r>
+        <w:rPr>
+          <w:rFonts w:ascii="Arial" w:hAnsi="Arial" w:cs="Arial"/>
+        </w:rPr>
+        <w:lastRenderedPageBreak/>
+        <w:t>[[</w:t>
+      </w:r>
+      <w:proofErr w:type="gramStart"/>
+      <w:r>
+        <w:rPr>
+          <w:rFonts w:ascii="Arial" w:hAnsi="Arial" w:cs="Arial"/>
+        </w:rPr>
+        <w:t>rtf .</w:t>
+      </w:r>
+      <w:r>
+        <w:rPr>
+          <w:rFonts w:ascii="Arial" w:hAnsi="Arial" w:cs="Arial"/>
+        </w:rPr>
+        <w:t>qt</w:t>
+      </w:r>
+      <w:proofErr w:type="gramEnd"/>
+      <w:r>
+        <w:rPr>
+          <w:rFonts w:ascii="Arial" w:hAnsi="Arial" w:cs="Arial"/>
+        </w:rPr>
+        <w:t>.</w:t>
+      </w:r>
+      <w:proofErr w:type="spellStart"/>
+      <w:r>
+        <w:rPr>
+          <w:rFonts w:ascii="Arial" w:hAnsi="Arial" w:cs="Arial"/>
+          <w:lang w:val="en-US"/>
+        </w:rPr>
+        <w:t>standard_tc_details</w:t>
+      </w:r>
+      <w:proofErr w:type="spellEnd"/>
+      <w:r>
+        <w:rPr>
+          <w:rFonts w:ascii="Arial" w:hAnsi="Arial" w:cs="Arial"/>
+        </w:rPr>
+        <w:t>]]</w:t>
+      </w:r>
+    </w:p>
+    <w:p>
+      <w:pPr>
+        <w:rPr>
+          <w:rFonts w:ascii="Arial" w:hAnsi="Arial" w:cs="Arial"/>
+        </w:rPr>
+      </w:pPr>
+      <w:r>
+        <w:rPr>
+          <w:rFonts w:ascii="Arial" w:hAnsi="Arial" w:cs="Arial"/>
+        </w:rPr>
+        <w:t>[[end]]</w:t>
+      </w:r>
+    </w:p>
+    <w:p>
+      <w:pPr>
+        <w:rPr>
+          <w:rFonts w:ascii="Arial" w:hAnsi="Arial" w:cs="Arial"/>
+          <w:lang w:val="en-US"/>
+        </w:rPr>
+      </w:pPr>
+      <w:r>
         <w:rPr>
           <w:rFonts w:ascii="Arial" w:eastAsia="Times New Roman" w:hAnsi="Arial" w:cs="Arial"/>
           <w:color w:val="000000"/>
@@ -2015,116 +3399,6 @@
           <w:lang w:val="en-US"/>
           <w14:ligatures w14:val="none"/>
         </w:rPr>
-      </w:pPr>
-      <w:r>
-        <w:rPr>
-          <w:rFonts w:ascii="Arial" w:eastAsia="Times New Roman" w:hAnsi="Arial" w:cs="Arial"/>
-          <w:color w:val="000000"/>
-          <w:kern w:val="0"/>
-          <w:sz w:val="18"/>
-          <w:szCs w:val="18"/>
-          <w:lang w:val="en-US"/>
-          <w14:ligatures w14:val="none"/>
-        </w:rPr>
-        <w:br w:type="page"/>
-      </w:r>
-    </w:p>
-    <w:p>
-      <w:pPr>
-        <w:rPr>
-          <w:rFonts w:ascii="Arial" w:eastAsia="Times New Roman" w:hAnsi="Arial" w:cs="Arial"/>
-          <w:color w:val="000000"/>
-          <w:kern w:val="0"/>
-          <w:sz w:val="18"/>
-          <w:szCs w:val="18"/>
-          <w:lang w:val="en-US"/>
-          <w14:ligatures w14:val="none"/>
-        </w:rPr>
-      </w:pPr>
-      <w:r>
-        <w:rPr>
-          <w:rFonts w:ascii="Arial" w:hAnsi="Arial" w:cs="Arial"/>
-          <w:lang w:val="en-US"/>
-        </w:rPr>
-        <w:lastRenderedPageBreak/>
-        <w:t>[[rtf .qt.letter_details]]</w:t>
-      </w:r>
-    </w:p>
-    <w:p>
-      <w:pPr>
-        <w:rPr>
-          <w:rFonts w:ascii="Arial" w:eastAsia="Times New Roman" w:hAnsi="Arial" w:cs="Arial"/>
-          <w:color w:val="000000"/>
-          <w:kern w:val="0"/>
-          <w:sz w:val="18"/>
-          <w:szCs w:val="18"/>
-          <w:lang w:val="en-US"/>
-          <w14:ligatures w14:val="none"/>
-        </w:rPr>
-      </w:pPr>
-      <w:r>
-        <w:rPr>
-          <w:rFonts w:ascii="Arial" w:eastAsia="Times New Roman" w:hAnsi="Arial" w:cs="Arial"/>
-          <w:color w:val="000000"/>
-          <w:kern w:val="0"/>
-          <w:sz w:val="18"/>
-          <w:szCs w:val="18"/>
-          <w:lang w:val="en-US"/>
-          <w14:ligatures w14:val="none"/>
-        </w:rPr>
-        <w:br w:type="page"/>
-      </w:r>
-    </w:p>
-    <w:p>
-      <w:pPr>
-        <w:rPr>
-          <w:rFonts w:ascii="Arial" w:eastAsia="Times New Roman" w:hAnsi="Arial" w:cs="Arial"/>
-          <w:color w:val="000000"/>
-          <w:kern w:val="0"/>
-          <w:sz w:val="18"/>
-          <w:szCs w:val="18"/>
-          <w:lang w:val="en-US"/>
-          <w14:ligatures w14:val="none"/>
-        </w:rPr>
-      </w:pPr>
-      <w:r>
-        <w:rPr>
-          <w:rFonts w:ascii="Arial" w:hAnsi="Arial" w:cs="Arial"/>
-          <w:lang w:val="en-US"/>
-        </w:rPr>
-        <w:lastRenderedPageBreak/>
-        <w:t>[[rtf .qt.standard_tc_details</w:t>
-      </w:r>
-      <w:r>
-        <w:rPr>
-          <w:rFonts w:ascii="Arial" w:hAnsi="Arial" w:cs="Arial"/>
-          <w:lang w:val="en-US"/>
-        </w:rPr>
-        <w:t>]]</w:t>
-      </w:r>
-    </w:p>
-    <w:p>
-      <w:pPr>
-        <w:rPr>
-          <w:rFonts w:ascii="Arial" w:eastAsia="Times New Roman" w:hAnsi="Arial" w:cs="Arial"/>
-          <w:color w:val="000000"/>
-          <w:kern w:val="0"/>
-          <w:sz w:val="18"/>
-          <w:szCs w:val="18"/>
-          <w:lang w:val="en-US"/>
-          <w14:ligatures w14:val="none"/>
-        </w:rPr>
-      </w:pPr>
-      <w:r>
-        <w:rPr>
-          <w:rFonts w:ascii="Arial" w:eastAsia="Times New Roman" w:hAnsi="Arial" w:cs="Arial"/>
-          <w:color w:val="000000"/>
-          <w:kern w:val="0"/>
-          <w:sz w:val="18"/>
-          <w:szCs w:val="18"/>
-          <w:lang w:val="en-US"/>
-          <w14:ligatures w14:val="none"/>
-        </w:rPr>
         <w:br w:type="page"/>
       </w:r>
     </w:p>
@@ -2175,7 +3449,41 @@
           <w:lang w:val="en-US"/>
           <w14:ligatures w14:val="none"/>
         </w:rPr>
-        <w:t>[[$prdSNo := 1]]</w:t>
+        <w:t>[[$</w:t>
+      </w:r>
+      <w:proofErr w:type="spellStart"/>
+      <w:proofErr w:type="gramStart"/>
+      <w:r>
+        <w:rPr>
+          <w:rFonts w:ascii="Arial" w:eastAsia="Times New Roman" w:hAnsi="Arial" w:cs="Arial"/>
+          <w:color w:val="000000"/>
+          <w:kern w:val="0"/>
+          <w:lang w:val="en-US"/>
+          <w14:ligatures w14:val="none"/>
+        </w:rPr>
+        <w:t>prdSNo</w:t>
+      </w:r>
+      <w:proofErr w:type="spellEnd"/>
+      <w:r>
+        <w:rPr>
+          <w:rFonts w:ascii="Arial" w:eastAsia="Times New Roman" w:hAnsi="Arial" w:cs="Arial"/>
+          <w:color w:val="000000"/>
+          <w:kern w:val="0"/>
+          <w:lang w:val="en-US"/>
+          <w14:ligatures w14:val="none"/>
+        </w:rPr>
+        <w:t xml:space="preserve"> :</w:t>
+      </w:r>
+      <w:proofErr w:type="gramEnd"/>
+      <w:r>
+        <w:rPr>
+          <w:rFonts w:ascii="Arial" w:eastAsia="Times New Roman" w:hAnsi="Arial" w:cs="Arial"/>
+          <w:color w:val="000000"/>
+          <w:kern w:val="0"/>
+          <w:lang w:val="en-US"/>
+          <w14:ligatures w14:val="none"/>
+        </w:rPr>
+        <w:t>= 1]]</w:t>
       </w:r>
     </w:p>
     <w:tbl>
@@ -2230,7 +3538,118 @@
                 <w:szCs w:val="18"/>
                 <w14:ligatures w14:val="none"/>
               </w:rPr>
-              <w:t>[[tableStart($prodKey, $pv as .ci.cartItem)]]</w:t>
+              <w:t>[[</w:t>
+            </w:r>
+            <w:proofErr w:type="spellStart"/>
+            <w:proofErr w:type="gramStart"/>
+            <w:r>
+              <w:rPr>
+                <w:rFonts w:ascii="Arial" w:eastAsia="Times New Roman" w:hAnsi="Arial" w:cs="Arial"/>
+                <w:color w:val="000000"/>
+                <w:kern w:val="0"/>
+                <w:sz w:val="18"/>
+                <w:szCs w:val="18"/>
+                <w14:ligatures w14:val="none"/>
+              </w:rPr>
+              <w:t>tableStart</w:t>
+            </w:r>
+            <w:proofErr w:type="spellEnd"/>
+            <w:r>
+              <w:rPr>
+                <w:rFonts w:ascii="Arial" w:eastAsia="Times New Roman" w:hAnsi="Arial" w:cs="Arial"/>
+                <w:color w:val="000000"/>
+                <w:kern w:val="0"/>
+                <w:sz w:val="18"/>
+                <w:szCs w:val="18"/>
+                <w14:ligatures w14:val="none"/>
+              </w:rPr>
+              <w:t>(</w:t>
+            </w:r>
+            <w:proofErr w:type="gramEnd"/>
+            <w:r>
+              <w:rPr>
+                <w:rFonts w:ascii="Arial" w:eastAsia="Times New Roman" w:hAnsi="Arial" w:cs="Arial"/>
+                <w:color w:val="000000"/>
+                <w:kern w:val="0"/>
+                <w:sz w:val="18"/>
+                <w:szCs w:val="18"/>
+                <w14:ligatures w14:val="none"/>
+              </w:rPr>
+              <w:t>$</w:t>
+            </w:r>
+            <w:proofErr w:type="spellStart"/>
+            <w:r>
+              <w:rPr>
+                <w:rFonts w:ascii="Arial" w:eastAsia="Times New Roman" w:hAnsi="Arial" w:cs="Arial"/>
+                <w:color w:val="000000"/>
+                <w:kern w:val="0"/>
+                <w:sz w:val="18"/>
+                <w:szCs w:val="18"/>
+                <w14:ligatures w14:val="none"/>
+              </w:rPr>
+              <w:t>prodKey</w:t>
+            </w:r>
+            <w:proofErr w:type="spellEnd"/>
+            <w:r>
+              <w:rPr>
+                <w:rFonts w:ascii="Arial" w:eastAsia="Times New Roman" w:hAnsi="Arial" w:cs="Arial"/>
+                <w:color w:val="000000"/>
+                <w:kern w:val="0"/>
+                <w:sz w:val="18"/>
+                <w:szCs w:val="18"/>
+                <w14:ligatures w14:val="none"/>
+              </w:rPr>
+              <w:t>, $</w:t>
+            </w:r>
+            <w:proofErr w:type="spellStart"/>
+            <w:r>
+              <w:rPr>
+                <w:rFonts w:ascii="Arial" w:eastAsia="Times New Roman" w:hAnsi="Arial" w:cs="Arial"/>
+                <w:color w:val="000000"/>
+                <w:kern w:val="0"/>
+                <w:sz w:val="18"/>
+                <w:szCs w:val="18"/>
+                <w14:ligatures w14:val="none"/>
+              </w:rPr>
+              <w:t>pv</w:t>
+            </w:r>
+            <w:proofErr w:type="spellEnd"/>
+            <w:r>
+              <w:rPr>
+                <w:rFonts w:ascii="Arial" w:eastAsia="Times New Roman" w:hAnsi="Arial" w:cs="Arial"/>
+                <w:color w:val="000000"/>
+                <w:kern w:val="0"/>
+                <w:sz w:val="18"/>
+                <w:szCs w:val="18"/>
+                <w14:ligatures w14:val="none"/>
+              </w:rPr>
+              <w:t xml:space="preserve"> as .</w:t>
+            </w:r>
+            <w:proofErr w:type="spellStart"/>
+            <w:proofErr w:type="gramStart"/>
+            <w:r>
+              <w:rPr>
+                <w:rFonts w:ascii="Arial" w:eastAsia="Times New Roman" w:hAnsi="Arial" w:cs="Arial"/>
+                <w:color w:val="000000"/>
+                <w:kern w:val="0"/>
+                <w:sz w:val="18"/>
+                <w:szCs w:val="18"/>
+                <w14:ligatures w14:val="none"/>
+              </w:rPr>
+              <w:t>ci.cartItem</w:t>
+            </w:r>
+            <w:proofErr w:type="spellEnd"/>
+            <w:proofErr w:type="gramEnd"/>
+            <w:r>
+              <w:rPr>
+                <w:rFonts w:ascii="Arial" w:eastAsia="Times New Roman" w:hAnsi="Arial" w:cs="Arial"/>
+                <w:color w:val="000000"/>
+                <w:kern w:val="0"/>
+                <w:sz w:val="18"/>
+                <w:szCs w:val="18"/>
+                <w14:ligatures w14:val="none"/>
+              </w:rPr>
+              <w:t>)]]</w:t>
             </w:r>
           </w:p>
         </w:tc>
@@ -2274,8 +3693,9 @@
                 <w:u w:val="single"/>
                 <w14:ligatures w14:val="none"/>
               </w:rPr>
-              <w:t>[[$prdSNo]]</w:t>
-            </w:r>
+              <w:t>[[$</w:t>
+            </w:r>
+            <w:proofErr w:type="spellStart"/>
             <w:r>
               <w:rPr>
                 <w:rFonts w:ascii="Arial" w:eastAsia="Times New Roman" w:hAnsi="Arial" w:cs="Arial"/>
@@ -2286,6 +3706,31 @@
                 <w:u w:val="single"/>
                 <w14:ligatures w14:val="none"/>
               </w:rPr>
+              <w:t>prdSNo</w:t>
+            </w:r>
+            <w:proofErr w:type="spellEnd"/>
+            <w:r>
+              <w:rPr>
+                <w:rFonts w:ascii="Arial" w:eastAsia="Times New Roman" w:hAnsi="Arial" w:cs="Arial"/>
+                <w:b/>
+                <w:bCs/>
+                <w:color w:val="000000"/>
+                <w:kern w:val="0"/>
+                <w:u w:val="single"/>
+                <w14:ligatures w14:val="none"/>
+              </w:rPr>
+              <w:t>]]</w:t>
+            </w:r>
+            <w:r>
+              <w:rPr>
+                <w:rFonts w:ascii="Arial" w:eastAsia="Times New Roman" w:hAnsi="Arial" w:cs="Arial"/>
+                <w:b/>
+                <w:bCs/>
+                <w:color w:val="000000"/>
+                <w:kern w:val="0"/>
+                <w:u w:val="single"/>
+                <w14:ligatures w14:val="none"/>
+              </w:rPr>
               <w:t xml:space="preserve"> - </w:t>
             </w:r>
             <w:r>
@@ -2298,8 +3743,10 @@
                 <w:u w:val="single"/>
                 <w14:ligatures w14:val="none"/>
               </w:rPr>
-              <w:t>[[$pv.productName]]</w:t>
-            </w:r>
+              <w:t>[[$</w:t>
+            </w:r>
+            <w:proofErr w:type="spellStart"/>
+            <w:proofErr w:type="gramStart"/>
             <w:r>
               <w:rPr>
                 <w:rFonts w:ascii="Arial" w:eastAsia="Times New Roman" w:hAnsi="Arial" w:cs="Arial"/>
@@ -2310,6 +3757,32 @@
                 <w:u w:val="single"/>
                 <w14:ligatures w14:val="none"/>
               </w:rPr>
+              <w:t>pv.productName</w:t>
+            </w:r>
+            <w:proofErr w:type="spellEnd"/>
+            <w:proofErr w:type="gramEnd"/>
+            <w:r>
+              <w:rPr>
+                <w:rFonts w:ascii="Arial" w:eastAsia="Times New Roman" w:hAnsi="Arial" w:cs="Arial"/>
+                <w:b/>
+                <w:bCs/>
+                <w:color w:val="000000"/>
+                <w:kern w:val="0"/>
+                <w:u w:val="single"/>
+                <w14:ligatures w14:val="none"/>
+              </w:rPr>
+              <w:t>]]</w:t>
+            </w:r>
+            <w:r>
+              <w:rPr>
+                <w:rFonts w:ascii="Arial" w:eastAsia="Times New Roman" w:hAnsi="Arial" w:cs="Arial"/>
+                <w:b/>
+                <w:bCs/>
+                <w:color w:val="000000"/>
+                <w:kern w:val="0"/>
+                <w:u w:val="single"/>
+                <w14:ligatures w14:val="none"/>
+              </w:rPr>
               <w:t xml:space="preserve"> -</w:t>
             </w:r>
             <w:r>
@@ -2358,7 +3831,35 @@
                 <w:u w:val="single"/>
                 <w14:ligatures w14:val="none"/>
               </w:rPr>
-              <w:t>[[$pv.productTotal]]</w:t>
+              <w:t>[[$</w:t>
+            </w:r>
+            <w:proofErr w:type="spellStart"/>
+            <w:proofErr w:type="gramStart"/>
+            <w:r>
+              <w:rPr>
+                <w:rFonts w:ascii="Arial" w:eastAsia="Times New Roman" w:hAnsi="Arial" w:cs="Arial"/>
+                <w:b/>
+                <w:bCs/>
+                <w:color w:val="000000"/>
+                <w:kern w:val="0"/>
+                <w:u w:val="single"/>
+                <w14:ligatures w14:val="none"/>
+              </w:rPr>
+              <w:t>pv.productTotal</w:t>
+            </w:r>
+            <w:proofErr w:type="spellEnd"/>
+            <w:proofErr w:type="gramEnd"/>
+            <w:r>
+              <w:rPr>
+                <w:rFonts w:ascii="Arial" w:eastAsia="Times New Roman" w:hAnsi="Arial" w:cs="Arial"/>
+                <w:b/>
+                <w:bCs/>
+                <w:color w:val="000000"/>
+                <w:kern w:val="0"/>
+                <w:u w:val="single"/>
+                <w14:ligatures w14:val="none"/>
+              </w:rPr>
+              <w:t>]]</w:t>
             </w:r>
           </w:p>
         </w:tc>
@@ -2399,7 +3900,70 @@
                 <w:szCs w:val="18"/>
                 <w14:ligatures w14:val="none"/>
               </w:rPr>
-              <w:t>[[tableStart($k, $item as $pv.items)]]</w:t>
+              <w:t>[[</w:t>
+            </w:r>
+            <w:proofErr w:type="spellStart"/>
+            <w:proofErr w:type="gramStart"/>
+            <w:r>
+              <w:rPr>
+                <w:rFonts w:ascii="Arial" w:eastAsia="Times New Roman" w:hAnsi="Arial" w:cs="Arial"/>
+                <w:color w:val="000000"/>
+                <w:kern w:val="0"/>
+                <w:sz w:val="18"/>
+                <w:szCs w:val="18"/>
+                <w14:ligatures w14:val="none"/>
+              </w:rPr>
+              <w:t>tableStart</w:t>
+            </w:r>
+            <w:proofErr w:type="spellEnd"/>
+            <w:r>
+              <w:rPr>
+                <w:rFonts w:ascii="Arial" w:eastAsia="Times New Roman" w:hAnsi="Arial" w:cs="Arial"/>
+                <w:color w:val="000000"/>
+                <w:kern w:val="0"/>
+                <w:sz w:val="18"/>
+                <w:szCs w:val="18"/>
+                <w14:ligatures w14:val="none"/>
+              </w:rPr>
+              <w:t>(</w:t>
+            </w:r>
+            <w:proofErr w:type="gramEnd"/>
+            <w:r>
+              <w:rPr>
+                <w:rFonts w:ascii="Arial" w:eastAsia="Times New Roman" w:hAnsi="Arial" w:cs="Arial"/>
+                <w:color w:val="000000"/>
+                <w:kern w:val="0"/>
+                <w:sz w:val="18"/>
+                <w:szCs w:val="18"/>
+                <w14:ligatures w14:val="none"/>
+              </w:rPr>
+              <w:t>$k, $item as $</w:t>
+            </w:r>
+            <w:proofErr w:type="spellStart"/>
+            <w:proofErr w:type="gramStart"/>
+            <w:r>
+              <w:rPr>
+                <w:rFonts w:ascii="Arial" w:eastAsia="Times New Roman" w:hAnsi="Arial" w:cs="Arial"/>
+                <w:color w:val="000000"/>
+                <w:kern w:val="0"/>
+                <w:sz w:val="18"/>
+                <w:szCs w:val="18"/>
+                <w14:ligatures w14:val="none"/>
+              </w:rPr>
+              <w:t>pv.items</w:t>
+            </w:r>
+            <w:proofErr w:type="spellEnd"/>
+            <w:proofErr w:type="gramEnd"/>
+            <w:r>
+              <w:rPr>
+                <w:rFonts w:ascii="Arial" w:eastAsia="Times New Roman" w:hAnsi="Arial" w:cs="Arial"/>
+                <w:color w:val="000000"/>
+                <w:kern w:val="0"/>
+                <w:sz w:val="18"/>
+                <w:szCs w:val="18"/>
+                <w14:ligatures w14:val="none"/>
+              </w:rPr>
+              <w:t>)]]</w:t>
             </w:r>
           </w:p>
         </w:tc>
@@ -2446,7 +4010,35 @@
                 <w:lang w:val="en-US"/>
                 <w14:ligatures w14:val="none"/>
               </w:rPr>
-              <w:t>[[if ne $pv.productCode “SIL”]]</w:t>
+              <w:t>[[if ne $</w:t>
+            </w:r>
+            <w:proofErr w:type="spellStart"/>
+            <w:proofErr w:type="gramStart"/>
+            <w:r>
+              <w:rPr>
+                <w:rFonts w:ascii="Arial" w:eastAsia="Times New Roman" w:hAnsi="Arial" w:cs="Arial"/>
+                <w:color w:val="000000"/>
+                <w:kern w:val="0"/>
+                <w:sz w:val="10"/>
+                <w:szCs w:val="10"/>
+                <w:lang w:val="en-US"/>
+                <w14:ligatures w14:val="none"/>
+              </w:rPr>
+              <w:t>pv.productCode</w:t>
+            </w:r>
+            <w:proofErr w:type="spellEnd"/>
+            <w:proofErr w:type="gramEnd"/>
+            <w:r>
+              <w:rPr>
+                <w:rFonts w:ascii="Arial" w:eastAsia="Times New Roman" w:hAnsi="Arial" w:cs="Arial"/>
+                <w:color w:val="000000"/>
+                <w:kern w:val="0"/>
+                <w:sz w:val="10"/>
+                <w:szCs w:val="10"/>
+                <w:lang w:val="en-US"/>
+                <w14:ligatures w14:val="none"/>
+              </w:rPr>
+              <w:t xml:space="preserve"> “SIL”]]</w:t>
             </w:r>
           </w:p>
           <w:p>
@@ -2475,7 +4067,35 @@
                 <w:szCs w:val="18"/>
                 <w14:ligatures w14:val="none"/>
               </w:rPr>
-              <w:t>[[$Item.modelName]]</w:t>
+              <w:t>[[$</w:t>
+            </w:r>
+            <w:proofErr w:type="spellStart"/>
+            <w:r>
+              <w:rPr>
+                <w:rFonts w:ascii="Arial" w:eastAsia="Times New Roman" w:hAnsi="Arial" w:cs="Arial"/>
+                <w:b/>
+                <w:bCs/>
+                <w:color w:val="000000"/>
+                <w:kern w:val="0"/>
+                <w:sz w:val="18"/>
+                <w:szCs w:val="18"/>
+                <w14:ligatures w14:val="none"/>
+              </w:rPr>
+              <w:t>Item.modelName</w:t>
+            </w:r>
+            <w:proofErr w:type="spellEnd"/>
+            <w:r>
+              <w:rPr>
+                <w:rFonts w:ascii="Arial" w:eastAsia="Times New Roman" w:hAnsi="Arial" w:cs="Arial"/>
+                <w:b/>
+                <w:bCs/>
+                <w:color w:val="000000"/>
+                <w:kern w:val="0"/>
+                <w:sz w:val="18"/>
+                <w:szCs w:val="18"/>
+                <w14:ligatures w14:val="none"/>
+              </w:rPr>
+              <w:t>]]</w:t>
             </w:r>
           </w:p>
           <w:p>
@@ -2532,7 +4152,35 @@
                 <w:lang w:val="en-US"/>
                 <w14:ligatures w14:val="none"/>
               </w:rPr>
-              <w:t>[[if eq $pv.productCode “SIL”]]</w:t>
+              <w:t>[[if eq $</w:t>
+            </w:r>
+            <w:proofErr w:type="spellStart"/>
+            <w:proofErr w:type="gramStart"/>
+            <w:r>
+              <w:rPr>
+                <w:rFonts w:ascii="Arial" w:eastAsia="Times New Roman" w:hAnsi="Arial" w:cs="Arial"/>
+                <w:color w:val="000000"/>
+                <w:kern w:val="0"/>
+                <w:sz w:val="10"/>
+                <w:szCs w:val="10"/>
+                <w:lang w:val="en-US"/>
+                <w14:ligatures w14:val="none"/>
+              </w:rPr>
+              <w:t>pv.productCode</w:t>
+            </w:r>
+            <w:proofErr w:type="spellEnd"/>
+            <w:proofErr w:type="gramEnd"/>
+            <w:r>
+              <w:rPr>
+                <w:rFonts w:ascii="Arial" w:eastAsia="Times New Roman" w:hAnsi="Arial" w:cs="Arial"/>
+                <w:color w:val="000000"/>
+                <w:kern w:val="0"/>
+                <w:sz w:val="10"/>
+                <w:szCs w:val="10"/>
+                <w:lang w:val="en-US"/>
+                <w14:ligatures w14:val="none"/>
+              </w:rPr>
+              <w:t xml:space="preserve"> “SIL”]]</w:t>
             </w:r>
           </w:p>
           <w:p>
@@ -2561,7 +4209,35 @@
                 <w:szCs w:val="18"/>
                 <w14:ligatures w14:val="none"/>
               </w:rPr>
-              <w:t>[[$Item.subcategory]]</w:t>
+              <w:t>[[$</w:t>
+            </w:r>
+            <w:proofErr w:type="spellStart"/>
+            <w:r>
+              <w:rPr>
+                <w:rFonts w:ascii="Arial" w:eastAsia="Times New Roman" w:hAnsi="Arial" w:cs="Arial"/>
+                <w:b/>
+                <w:bCs/>
+                <w:color w:val="000000"/>
+                <w:kern w:val="0"/>
+                <w:sz w:val="18"/>
+                <w:szCs w:val="18"/>
+                <w14:ligatures w14:val="none"/>
+              </w:rPr>
+              <w:t>Item.subcategory</w:t>
+            </w:r>
+            <w:proofErr w:type="spellEnd"/>
+            <w:r>
+              <w:rPr>
+                <w:rFonts w:ascii="Arial" w:eastAsia="Times New Roman" w:hAnsi="Arial" w:cs="Arial"/>
+                <w:b/>
+                <w:bCs/>
+                <w:color w:val="000000"/>
+                <w:kern w:val="0"/>
+                <w:sz w:val="18"/>
+                <w:szCs w:val="18"/>
+                <w14:ligatures w14:val="none"/>
+              </w:rPr>
+              <w:t>]]</w:t>
             </w:r>
           </w:p>
           <w:p>
@@ -2623,7 +4299,94 @@
                 <w:szCs w:val="18"/>
                 <w14:ligatures w14:val="none"/>
               </w:rPr>
-              <w:t>[[tableStart($k, $h as $item.headersDisplay)]]</w:t>
+              <w:t>[[</w:t>
+            </w:r>
+            <w:proofErr w:type="spellStart"/>
+            <w:proofErr w:type="gramStart"/>
+            <w:r>
+              <w:rPr>
+                <w:rFonts w:ascii="Arial" w:eastAsia="Times New Roman" w:hAnsi="Arial" w:cs="Arial"/>
+                <w:color w:val="000000"/>
+                <w:kern w:val="0"/>
+                <w:sz w:val="18"/>
+                <w:szCs w:val="18"/>
+                <w14:ligatures w14:val="none"/>
+              </w:rPr>
+              <w:t>tableStart</w:t>
+            </w:r>
+            <w:proofErr w:type="spellEnd"/>
+            <w:r>
+              <w:rPr>
+                <w:rFonts w:ascii="Arial" w:eastAsia="Times New Roman" w:hAnsi="Arial" w:cs="Arial"/>
+                <w:color w:val="000000"/>
+                <w:kern w:val="0"/>
+                <w:sz w:val="18"/>
+                <w:szCs w:val="18"/>
+                <w14:ligatures w14:val="none"/>
+              </w:rPr>
+              <w:t>(</w:t>
+            </w:r>
+            <w:proofErr w:type="gramEnd"/>
+            <w:r>
+              <w:rPr>
+                <w:rFonts w:ascii="Arial" w:eastAsia="Times New Roman" w:hAnsi="Arial" w:cs="Arial"/>
+                <w:color w:val="000000"/>
+                <w:kern w:val="0"/>
+                <w:sz w:val="18"/>
+                <w:szCs w:val="18"/>
+                <w14:ligatures w14:val="none"/>
+              </w:rPr>
+              <w:t>$k, $</w:t>
+            </w:r>
+            <w:proofErr w:type="spellStart"/>
+            <w:r>
+              <w:rPr>
+                <w:rFonts w:ascii="Arial" w:eastAsia="Times New Roman" w:hAnsi="Arial" w:cs="Arial"/>
+                <w:color w:val="000000"/>
+                <w:kern w:val="0"/>
+                <w:sz w:val="18"/>
+                <w:szCs w:val="18"/>
+                <w14:ligatures w14:val="none"/>
+              </w:rPr>
+              <w:t>h as</w:t>
+            </w:r>
+            <w:proofErr w:type="spellEnd"/>
+            <w:r>
+              <w:rPr>
+                <w:rFonts w:ascii="Arial" w:eastAsia="Times New Roman" w:hAnsi="Arial" w:cs="Arial"/>
+                <w:color w:val="000000"/>
+                <w:kern w:val="0"/>
+                <w:sz w:val="18"/>
+                <w:szCs w:val="18"/>
+                <w14:ligatures w14:val="none"/>
+              </w:rPr>
+              <w:t xml:space="preserve"> $</w:t>
+            </w:r>
+            <w:proofErr w:type="spellStart"/>
+            <w:proofErr w:type="gramStart"/>
+            <w:r>
+              <w:rPr>
+                <w:rFonts w:ascii="Arial" w:eastAsia="Times New Roman" w:hAnsi="Arial" w:cs="Arial"/>
+                <w:color w:val="000000"/>
+                <w:kern w:val="0"/>
+                <w:sz w:val="18"/>
+                <w:szCs w:val="18"/>
+                <w14:ligatures w14:val="none"/>
+              </w:rPr>
+              <w:t>item.headersDisplay</w:t>
+            </w:r>
+            <w:proofErr w:type="spellEnd"/>
+            <w:proofErr w:type="gramEnd"/>
+            <w:r>
+              <w:rPr>
+                <w:rFonts w:ascii="Arial" w:eastAsia="Times New Roman" w:hAnsi="Arial" w:cs="Arial"/>
+                <w:color w:val="000000"/>
+                <w:kern w:val="0"/>
+                <w:sz w:val="18"/>
+                <w:szCs w:val="18"/>
+                <w14:ligatures w14:val="none"/>
+              </w:rPr>
+              <w:t>)]]</w:t>
             </w:r>
           </w:p>
         </w:tc>
@@ -2661,7 +4424,37 @@
                 <w:szCs w:val="18"/>
                 <w14:ligatures w14:val="none"/>
               </w:rPr>
-              <w:t>[[$h.leftLabel]]</w:t>
+              <w:t>[[$</w:t>
+            </w:r>
+            <w:proofErr w:type="spellStart"/>
+            <w:proofErr w:type="gramStart"/>
+            <w:r>
+              <w:rPr>
+                <w:rFonts w:ascii="Arial" w:eastAsia="Times New Roman" w:hAnsi="Arial" w:cs="Arial"/>
+                <w:b/>
+                <w:bCs/>
+                <w:color w:val="000000"/>
+                <w:kern w:val="0"/>
+                <w:sz w:val="18"/>
+                <w:szCs w:val="18"/>
+                <w14:ligatures w14:val="none"/>
+              </w:rPr>
+              <w:t>h.leftLabel</w:t>
+            </w:r>
+            <w:proofErr w:type="spellEnd"/>
+            <w:proofErr w:type="gramEnd"/>
+            <w:r>
+              <w:rPr>
+                <w:rFonts w:ascii="Arial" w:eastAsia="Times New Roman" w:hAnsi="Arial" w:cs="Arial"/>
+                <w:b/>
+                <w:bCs/>
+                <w:color w:val="000000"/>
+                <w:kern w:val="0"/>
+                <w:sz w:val="18"/>
+                <w:szCs w:val="18"/>
+                <w14:ligatures w14:val="none"/>
+              </w:rPr>
+              <w:t>]]</w:t>
             </w:r>
           </w:p>
         </w:tc>
@@ -2690,7 +4483,33 @@
                 <w:szCs w:val="18"/>
                 <w14:ligatures w14:val="none"/>
               </w:rPr>
-              <w:t>[[$h.leftValue]</w:t>
+              <w:t>[[$</w:t>
+            </w:r>
+            <w:proofErr w:type="spellStart"/>
+            <w:proofErr w:type="gramStart"/>
+            <w:r>
+              <w:rPr>
+                <w:rFonts w:ascii="Arial" w:eastAsia="Times New Roman" w:hAnsi="Arial" w:cs="Arial"/>
+                <w:color w:val="000000"/>
+                <w:kern w:val="0"/>
+                <w:sz w:val="18"/>
+                <w:szCs w:val="18"/>
+                <w14:ligatures w14:val="none"/>
+              </w:rPr>
+              <w:t>h.leftValue</w:t>
+            </w:r>
+            <w:proofErr w:type="spellEnd"/>
+            <w:proofErr w:type="gramEnd"/>
+            <w:r>
+              <w:rPr>
+                <w:rFonts w:ascii="Arial" w:eastAsia="Times New Roman" w:hAnsi="Arial" w:cs="Arial"/>
+                <w:color w:val="000000"/>
+                <w:kern w:val="0"/>
+                <w:sz w:val="18"/>
+                <w:szCs w:val="18"/>
+                <w14:ligatures w14:val="none"/>
+              </w:rPr>
+              <w:t>]</w:t>
             </w:r>
             <w:r>
               <w:rPr>
@@ -2734,7 +4553,37 @@
                 <w:szCs w:val="18"/>
                 <w14:ligatures w14:val="none"/>
               </w:rPr>
-              <w:t>[[$h.rightLabel]]</w:t>
+              <w:t>[[$</w:t>
+            </w:r>
+            <w:proofErr w:type="spellStart"/>
+            <w:proofErr w:type="gramStart"/>
+            <w:r>
+              <w:rPr>
+                <w:rFonts w:ascii="Arial" w:eastAsia="Times New Roman" w:hAnsi="Arial" w:cs="Arial"/>
+                <w:b/>
+                <w:bCs/>
+                <w:color w:val="000000"/>
+                <w:kern w:val="0"/>
+                <w:sz w:val="18"/>
+                <w:szCs w:val="18"/>
+                <w14:ligatures w14:val="none"/>
+              </w:rPr>
+              <w:t>h.rightLabel</w:t>
+            </w:r>
+            <w:proofErr w:type="spellEnd"/>
+            <w:proofErr w:type="gramEnd"/>
+            <w:r>
+              <w:rPr>
+                <w:rFonts w:ascii="Arial" w:eastAsia="Times New Roman" w:hAnsi="Arial" w:cs="Arial"/>
+                <w:b/>
+                <w:bCs/>
+                <w:color w:val="000000"/>
+                <w:kern w:val="0"/>
+                <w:sz w:val="18"/>
+                <w:szCs w:val="18"/>
+                <w14:ligatures w14:val="none"/>
+              </w:rPr>
+              <w:t>]]</w:t>
             </w:r>
           </w:p>
         </w:tc>
@@ -2765,7 +4614,33 @@
                 <w:szCs w:val="18"/>
                 <w14:ligatures w14:val="none"/>
               </w:rPr>
-              <w:t>[[$h.rightValue]]</w:t>
+              <w:t>[[$</w:t>
+            </w:r>
+            <w:proofErr w:type="spellStart"/>
+            <w:proofErr w:type="gramStart"/>
+            <w:r>
+              <w:rPr>
+                <w:rFonts w:ascii="Arial" w:eastAsia="Times New Roman" w:hAnsi="Arial" w:cs="Arial"/>
+                <w:color w:val="000000"/>
+                <w:kern w:val="0"/>
+                <w:sz w:val="18"/>
+                <w:szCs w:val="18"/>
+                <w14:ligatures w14:val="none"/>
+              </w:rPr>
+              <w:t>h.rightValue</w:t>
+            </w:r>
+            <w:proofErr w:type="spellEnd"/>
+            <w:proofErr w:type="gramEnd"/>
+            <w:r>
+              <w:rPr>
+                <w:rFonts w:ascii="Arial" w:eastAsia="Times New Roman" w:hAnsi="Arial" w:cs="Arial"/>
+                <w:color w:val="000000"/>
+                <w:kern w:val="0"/>
+                <w:sz w:val="18"/>
+                <w:szCs w:val="18"/>
+                <w14:ligatures w14:val="none"/>
+              </w:rPr>
+              <w:t>]]</w:t>
             </w:r>
           </w:p>
         </w:tc>
@@ -2800,7 +4675,31 @@
                 <w:szCs w:val="18"/>
                 <w14:ligatures w14:val="none"/>
               </w:rPr>
-              <w:t>[[tableEnd]]</w:t>
+              <w:t>[[</w:t>
+            </w:r>
+            <w:proofErr w:type="spellStart"/>
+            <w:r>
+              <w:rPr>
+                <w:rFonts w:ascii="Arial" w:eastAsia="Times New Roman" w:hAnsi="Arial" w:cs="Arial"/>
+                <w:color w:val="000000"/>
+                <w:kern w:val="0"/>
+                <w:sz w:val="18"/>
+                <w:szCs w:val="18"/>
+                <w14:ligatures w14:val="none"/>
+              </w:rPr>
+              <w:t>tableEnd</w:t>
+            </w:r>
+            <w:proofErr w:type="spellEnd"/>
+            <w:r>
+              <w:rPr>
+                <w:rFonts w:ascii="Arial" w:eastAsia="Times New Roman" w:hAnsi="Arial" w:cs="Arial"/>
+                <w:color w:val="000000"/>
+                <w:kern w:val="0"/>
+                <w:sz w:val="18"/>
+                <w:szCs w:val="18"/>
+                <w14:ligatures w14:val="none"/>
+              </w:rPr>
+              <w:t>]]</w:t>
             </w:r>
           </w:p>
         </w:tc>
@@ -3071,7 +4970,44 @@
                 <w:szCs w:val="18"/>
                 <w14:ligatures w14:val="none"/>
               </w:rPr>
-              <w:t>[[$sNo := 1]]</w:t>
+              <w:t>[[$</w:t>
+            </w:r>
+            <w:proofErr w:type="spellStart"/>
+            <w:proofErr w:type="gramStart"/>
+            <w:r>
+              <w:rPr>
+                <w:rFonts w:ascii="Arial" w:eastAsia="Times New Roman" w:hAnsi="Arial" w:cs="Arial"/>
+                <w:color w:val="000000"/>
+                <w:kern w:val="0"/>
+                <w:sz w:val="18"/>
+                <w:szCs w:val="18"/>
+                <w14:ligatures w14:val="none"/>
+              </w:rPr>
+              <w:t>sNo</w:t>
+            </w:r>
+            <w:proofErr w:type="spellEnd"/>
+            <w:r>
+              <w:rPr>
+                <w:rFonts w:ascii="Arial" w:eastAsia="Times New Roman" w:hAnsi="Arial" w:cs="Arial"/>
+                <w:color w:val="000000"/>
+                <w:kern w:val="0"/>
+                <w:sz w:val="18"/>
+                <w:szCs w:val="18"/>
+                <w14:ligatures w14:val="none"/>
+              </w:rPr>
+              <w:t xml:space="preserve"> :</w:t>
+            </w:r>
+            <w:proofErr w:type="gramEnd"/>
+            <w:r>
+              <w:rPr>
+                <w:rFonts w:ascii="Arial" w:eastAsia="Times New Roman" w:hAnsi="Arial" w:cs="Arial"/>
+                <w:color w:val="000000"/>
+                <w:kern w:val="0"/>
+                <w:sz w:val="18"/>
+                <w:szCs w:val="18"/>
+                <w14:ligatures w14:val="none"/>
+              </w:rPr>
+              <w:t>= 1]]</w:t>
             </w:r>
           </w:p>
           <w:p>
@@ -3098,7 +5034,44 @@
                 <w:szCs w:val="18"/>
                 <w14:ligatures w14:val="none"/>
               </w:rPr>
-              <w:t>[[$cVal :=0]]</w:t>
+              <w:t>[[$</w:t>
+            </w:r>
+            <w:proofErr w:type="spellStart"/>
+            <w:proofErr w:type="gramStart"/>
+            <w:r>
+              <w:rPr>
+                <w:rFonts w:ascii="Arial" w:eastAsia="Times New Roman" w:hAnsi="Arial" w:cs="Arial"/>
+                <w:color w:val="000000"/>
+                <w:kern w:val="0"/>
+                <w:sz w:val="18"/>
+                <w:szCs w:val="18"/>
+                <w14:ligatures w14:val="none"/>
+              </w:rPr>
+              <w:t>cVal</w:t>
+            </w:r>
+            <w:proofErr w:type="spellEnd"/>
+            <w:r>
+              <w:rPr>
+                <w:rFonts w:ascii="Arial" w:eastAsia="Times New Roman" w:hAnsi="Arial" w:cs="Arial"/>
+                <w:color w:val="000000"/>
+                <w:kern w:val="0"/>
+                <w:sz w:val="18"/>
+                <w:szCs w:val="18"/>
+                <w14:ligatures w14:val="none"/>
+              </w:rPr>
+              <w:t xml:space="preserve"> :</w:t>
+            </w:r>
+            <w:proofErr w:type="gramEnd"/>
+            <w:r>
+              <w:rPr>
+                <w:rFonts w:ascii="Arial" w:eastAsia="Times New Roman" w:hAnsi="Arial" w:cs="Arial"/>
+                <w:color w:val="000000"/>
+                <w:kern w:val="0"/>
+                <w:sz w:val="18"/>
+                <w:szCs w:val="18"/>
+                <w14:ligatures w14:val="none"/>
+              </w:rPr>
+              <w:t>=0]]</w:t>
             </w:r>
           </w:p>
           <w:p>
@@ -3122,7 +5095,70 @@
                 <w:szCs w:val="18"/>
                 <w14:ligatures w14:val="none"/>
               </w:rPr>
-              <w:t>[[tableStart($k, $s as $item.details)]]</w:t>
+              <w:t>[[</w:t>
+            </w:r>
+            <w:proofErr w:type="spellStart"/>
+            <w:proofErr w:type="gramStart"/>
+            <w:r>
+              <w:rPr>
+                <w:rFonts w:ascii="Arial" w:eastAsia="Times New Roman" w:hAnsi="Arial" w:cs="Arial"/>
+                <w:color w:val="000000"/>
+                <w:kern w:val="0"/>
+                <w:sz w:val="18"/>
+                <w:szCs w:val="18"/>
+                <w14:ligatures w14:val="none"/>
+              </w:rPr>
+              <w:t>tableStart</w:t>
+            </w:r>
+            <w:proofErr w:type="spellEnd"/>
+            <w:r>
+              <w:rPr>
+                <w:rFonts w:ascii="Arial" w:eastAsia="Times New Roman" w:hAnsi="Arial" w:cs="Arial"/>
+                <w:color w:val="000000"/>
+                <w:kern w:val="0"/>
+                <w:sz w:val="18"/>
+                <w:szCs w:val="18"/>
+                <w14:ligatures w14:val="none"/>
+              </w:rPr>
+              <w:t>(</w:t>
+            </w:r>
+            <w:proofErr w:type="gramEnd"/>
+            <w:r>
+              <w:rPr>
+                <w:rFonts w:ascii="Arial" w:eastAsia="Times New Roman" w:hAnsi="Arial" w:cs="Arial"/>
+                <w:color w:val="000000"/>
+                <w:kern w:val="0"/>
+                <w:sz w:val="18"/>
+                <w:szCs w:val="18"/>
+                <w14:ligatures w14:val="none"/>
+              </w:rPr>
+              <w:t>$k, $s as $</w:t>
+            </w:r>
+            <w:proofErr w:type="spellStart"/>
+            <w:proofErr w:type="gramStart"/>
+            <w:r>
+              <w:rPr>
+                <w:rFonts w:ascii="Arial" w:eastAsia="Times New Roman" w:hAnsi="Arial" w:cs="Arial"/>
+                <w:color w:val="000000"/>
+                <w:kern w:val="0"/>
+                <w:sz w:val="18"/>
+                <w:szCs w:val="18"/>
+                <w14:ligatures w14:val="none"/>
+              </w:rPr>
+              <w:t>item.details</w:t>
+            </w:r>
+            <w:proofErr w:type="spellEnd"/>
+            <w:proofErr w:type="gramEnd"/>
+            <w:r>
+              <w:rPr>
+                <w:rFonts w:ascii="Arial" w:eastAsia="Times New Roman" w:hAnsi="Arial" w:cs="Arial"/>
+                <w:color w:val="000000"/>
+                <w:kern w:val="0"/>
+                <w:sz w:val="18"/>
+                <w:szCs w:val="18"/>
+                <w14:ligatures w14:val="none"/>
+              </w:rPr>
+              <w:t>)]]</w:t>
             </w:r>
           </w:p>
         </w:tc>
@@ -3158,7 +5194,31 @@
                 <w:szCs w:val="18"/>
                 <w14:ligatures w14:val="none"/>
               </w:rPr>
-              <w:t>[[$sNo]]</w:t>
+              <w:t>[[$</w:t>
+            </w:r>
+            <w:proofErr w:type="spellStart"/>
+            <w:r>
+              <w:rPr>
+                <w:rFonts w:ascii="Arial" w:eastAsia="Times New Roman" w:hAnsi="Arial" w:cs="Arial"/>
+                <w:color w:val="000000"/>
+                <w:kern w:val="0"/>
+                <w:sz w:val="18"/>
+                <w:szCs w:val="18"/>
+                <w14:ligatures w14:val="none"/>
+              </w:rPr>
+              <w:t>sNo</w:t>
+            </w:r>
+            <w:proofErr w:type="spellEnd"/>
+            <w:r>
+              <w:rPr>
+                <w:rFonts w:ascii="Arial" w:eastAsia="Times New Roman" w:hAnsi="Arial" w:cs="Arial"/>
+                <w:color w:val="000000"/>
+                <w:kern w:val="0"/>
+                <w:sz w:val="18"/>
+                <w:szCs w:val="18"/>
+                <w14:ligatures w14:val="none"/>
+              </w:rPr>
+              <w:t>]]</w:t>
             </w:r>
           </w:p>
         </w:tc>
@@ -3188,7 +5248,19 @@
                 <w:szCs w:val="18"/>
                 <w14:ligatures w14:val="none"/>
               </w:rPr>
-              <w:t>[[$s.ta</w:t>
+              <w:t>[[$</w:t>
+            </w:r>
+            <w:proofErr w:type="spellStart"/>
+            <w:r>
+              <w:rPr>
+                <w:rFonts w:ascii="Arial" w:eastAsia="Times New Roman" w:hAnsi="Arial" w:cs="Arial"/>
+                <w:color w:val="000000"/>
+                <w:kern w:val="0"/>
+                <w:sz w:val="18"/>
+                <w:szCs w:val="18"/>
+                <w14:ligatures w14:val="none"/>
+              </w:rPr>
+              <w:t>s.ta</w:t>
             </w:r>
             <w:r>
               <w:rPr>
@@ -3212,6 +5284,7 @@
               </w:rPr>
               <w:t>Ref</w:t>
             </w:r>
+            <w:proofErr w:type="spellEnd"/>
             <w:r>
               <w:rPr>
                 <w:rFonts w:ascii="Arial" w:eastAsia="Times New Roman" w:hAnsi="Arial" w:cs="Arial"/>
@@ -3255,7 +5328,33 @@
                 <w:szCs w:val="18"/>
                 <w14:ligatures w14:val="none"/>
               </w:rPr>
-              <w:t>[[$s.cartTitle]]</w:t>
+              <w:t>[[$</w:t>
+            </w:r>
+            <w:proofErr w:type="spellStart"/>
+            <w:proofErr w:type="gramStart"/>
+            <w:r>
+              <w:rPr>
+                <w:rFonts w:ascii="Arial" w:eastAsia="Times New Roman" w:hAnsi="Arial" w:cs="Arial"/>
+                <w:color w:val="000000"/>
+                <w:kern w:val="0"/>
+                <w:sz w:val="18"/>
+                <w:szCs w:val="18"/>
+                <w14:ligatures w14:val="none"/>
+              </w:rPr>
+              <w:t>s.cartTitle</w:t>
+            </w:r>
+            <w:proofErr w:type="spellEnd"/>
+            <w:proofErr w:type="gramEnd"/>
+            <w:r>
+              <w:rPr>
+                <w:rFonts w:ascii="Arial" w:eastAsia="Times New Roman" w:hAnsi="Arial" w:cs="Arial"/>
+                <w:color w:val="000000"/>
+                <w:kern w:val="0"/>
+                <w:sz w:val="18"/>
+                <w:szCs w:val="18"/>
+                <w14:ligatures w14:val="none"/>
+              </w:rPr>
+              <w:t>]]</w:t>
             </w:r>
           </w:p>
         </w:tc>
@@ -3286,7 +5385,31 @@
                 <w:szCs w:val="18"/>
                 <w14:ligatures w14:val="none"/>
               </w:rPr>
-              <w:t>[[$s.qty]]</w:t>
+              <w:t>[[$</w:t>
+            </w:r>
+            <w:proofErr w:type="spellStart"/>
+            <w:r>
+              <w:rPr>
+                <w:rFonts w:ascii="Arial" w:eastAsia="Times New Roman" w:hAnsi="Arial" w:cs="Arial"/>
+                <w:color w:val="000000"/>
+                <w:kern w:val="0"/>
+                <w:sz w:val="18"/>
+                <w:szCs w:val="18"/>
+                <w14:ligatures w14:val="none"/>
+              </w:rPr>
+              <w:t>s.qty</w:t>
+            </w:r>
+            <w:proofErr w:type="spellEnd"/>
+            <w:r>
+              <w:rPr>
+                <w:rFonts w:ascii="Arial" w:eastAsia="Times New Roman" w:hAnsi="Arial" w:cs="Arial"/>
+                <w:color w:val="000000"/>
+                <w:kern w:val="0"/>
+                <w:sz w:val="18"/>
+                <w:szCs w:val="18"/>
+                <w14:ligatures w14:val="none"/>
+              </w:rPr>
+              <w:t>]]</w:t>
             </w:r>
           </w:p>
         </w:tc>
@@ -3318,7 +5441,20 @@
                 <w:szCs w:val="18"/>
                 <w14:ligatures w14:val="none"/>
               </w:rPr>
-              <w:t>[[$s.</w:t>
+              <w:t>[[$</w:t>
+            </w:r>
+            <w:proofErr w:type="spellStart"/>
+            <w:proofErr w:type="gramStart"/>
+            <w:r>
+              <w:rPr>
+                <w:rFonts w:ascii="Arial" w:eastAsia="Times New Roman" w:hAnsi="Arial" w:cs="Arial"/>
+                <w:color w:val="000000"/>
+                <w:kern w:val="0"/>
+                <w:sz w:val="18"/>
+                <w:szCs w:val="18"/>
+                <w14:ligatures w14:val="none"/>
+              </w:rPr>
+              <w:t>s.</w:t>
             </w:r>
             <w:r>
               <w:rPr>
@@ -3331,6 +5467,8 @@
               </w:rPr>
               <w:t>rate</w:t>
             </w:r>
+            <w:proofErr w:type="spellEnd"/>
+            <w:proofErr w:type="gramEnd"/>
             <w:r>
               <w:rPr>
                 <w:rFonts w:ascii="Arial" w:eastAsia="Times New Roman" w:hAnsi="Arial" w:cs="Arial"/>
@@ -3371,7 +5509,20 @@
                 <w:szCs w:val="18"/>
                 <w14:ligatures w14:val="none"/>
               </w:rPr>
-              <w:t>[[$s.</w:t>
+              <w:t>[[$</w:t>
+            </w:r>
+            <w:proofErr w:type="spellStart"/>
+            <w:proofErr w:type="gramStart"/>
+            <w:r>
+              <w:rPr>
+                <w:rFonts w:ascii="Arial" w:eastAsia="Times New Roman" w:hAnsi="Arial" w:cs="Arial"/>
+                <w:color w:val="000000"/>
+                <w:kern w:val="0"/>
+                <w:sz w:val="18"/>
+                <w:szCs w:val="18"/>
+                <w14:ligatures w14:val="none"/>
+              </w:rPr>
+              <w:t>s.</w:t>
             </w:r>
             <w:r>
               <w:rPr>
@@ -3384,6 +5535,8 @@
               </w:rPr>
               <w:t>amount</w:t>
             </w:r>
+            <w:proofErr w:type="spellEnd"/>
+            <w:proofErr w:type="gramEnd"/>
             <w:r>
               <w:rPr>
                 <w:rFonts w:ascii="Arial" w:eastAsia="Times New Roman" w:hAnsi="Arial" w:cs="Arial"/>
@@ -3425,7 +5578,35 @@
                 <w:lang w:val="en-US"/>
                 <w14:ligatures w14:val="none"/>
               </w:rPr>
-              <w:t>[[$s.notes]]</w:t>
+              <w:t>[[$</w:t>
+            </w:r>
+            <w:proofErr w:type="spellStart"/>
+            <w:proofErr w:type="gramStart"/>
+            <w:r>
+              <w:rPr>
+                <w:rFonts w:ascii="Arial" w:eastAsia="Times New Roman" w:hAnsi="Arial" w:cs="Arial"/>
+                <w:color w:val="000000"/>
+                <w:kern w:val="0"/>
+                <w:sz w:val="18"/>
+                <w:szCs w:val="18"/>
+                <w:lang w:val="en-US"/>
+                <w14:ligatures w14:val="none"/>
+              </w:rPr>
+              <w:t>s.notes</w:t>
+            </w:r>
+            <w:proofErr w:type="spellEnd"/>
+            <w:proofErr w:type="gramEnd"/>
+            <w:r>
+              <w:rPr>
+                <w:rFonts w:ascii="Arial" w:eastAsia="Times New Roman" w:hAnsi="Arial" w:cs="Arial"/>
+                <w:color w:val="000000"/>
+                <w:kern w:val="0"/>
+                <w:sz w:val="18"/>
+                <w:szCs w:val="18"/>
+                <w:lang w:val="en-US"/>
+                <w14:ligatures w14:val="none"/>
+              </w:rPr>
+              <w:t>]]</w:t>
             </w:r>
           </w:p>
         </w:tc>
@@ -3460,7 +5641,55 @@
                 <w:szCs w:val="18"/>
                 <w14:ligatures w14:val="none"/>
               </w:rPr>
-              <w:t>[[$sNo = add $sNo 1]]</w:t>
+              <w:t>[[$</w:t>
+            </w:r>
+            <w:proofErr w:type="spellStart"/>
+            <w:r>
+              <w:rPr>
+                <w:rFonts w:ascii="Arial" w:eastAsia="Times New Roman" w:hAnsi="Arial" w:cs="Arial"/>
+                <w:color w:val="000000"/>
+                <w:kern w:val="0"/>
+                <w:sz w:val="18"/>
+                <w:szCs w:val="18"/>
+                <w14:ligatures w14:val="none"/>
+              </w:rPr>
+              <w:t>sNo</w:t>
+            </w:r>
+            <w:proofErr w:type="spellEnd"/>
+            <w:r>
+              <w:rPr>
+                <w:rFonts w:ascii="Arial" w:eastAsia="Times New Roman" w:hAnsi="Arial" w:cs="Arial"/>
+                <w:color w:val="000000"/>
+                <w:kern w:val="0"/>
+                <w:sz w:val="18"/>
+                <w:szCs w:val="18"/>
+                <w14:ligatures w14:val="none"/>
+              </w:rPr>
+              <w:t xml:space="preserve"> = add $</w:t>
+            </w:r>
+            <w:proofErr w:type="spellStart"/>
+            <w:r>
+              <w:rPr>
+                <w:rFonts w:ascii="Arial" w:eastAsia="Times New Roman" w:hAnsi="Arial" w:cs="Arial"/>
+                <w:color w:val="000000"/>
+                <w:kern w:val="0"/>
+                <w:sz w:val="18"/>
+                <w:szCs w:val="18"/>
+                <w14:ligatures w14:val="none"/>
+              </w:rPr>
+              <w:t>sNo</w:t>
+            </w:r>
+            <w:proofErr w:type="spellEnd"/>
+            <w:r>
+              <w:rPr>
+                <w:rFonts w:ascii="Arial" w:eastAsia="Times New Roman" w:hAnsi="Arial" w:cs="Arial"/>
+                <w:color w:val="000000"/>
+                <w:kern w:val="0"/>
+                <w:sz w:val="18"/>
+                <w:szCs w:val="18"/>
+                <w14:ligatures w14:val="none"/>
+              </w:rPr>
+              <w:t xml:space="preserve"> 1]]</w:t>
             </w:r>
           </w:p>
           <w:p>
@@ -3484,7 +5713,31 @@
                 <w:szCs w:val="18"/>
                 <w14:ligatures w14:val="none"/>
               </w:rPr>
-              <w:t>[[tableEnd]]</w:t>
+              <w:t>[[</w:t>
+            </w:r>
+            <w:proofErr w:type="spellStart"/>
+            <w:r>
+              <w:rPr>
+                <w:rFonts w:ascii="Arial" w:eastAsia="Times New Roman" w:hAnsi="Arial" w:cs="Arial"/>
+                <w:color w:val="000000"/>
+                <w:kern w:val="0"/>
+                <w:sz w:val="18"/>
+                <w:szCs w:val="18"/>
+                <w14:ligatures w14:val="none"/>
+              </w:rPr>
+              <w:t>tableEnd</w:t>
+            </w:r>
+            <w:proofErr w:type="spellEnd"/>
+            <w:r>
+              <w:rPr>
+                <w:rFonts w:ascii="Arial" w:eastAsia="Times New Roman" w:hAnsi="Arial" w:cs="Arial"/>
+                <w:color w:val="000000"/>
+                <w:kern w:val="0"/>
+                <w:sz w:val="18"/>
+                <w:szCs w:val="18"/>
+                <w14:ligatures w14:val="none"/>
+              </w:rPr>
+              <w:t>]]</w:t>
             </w:r>
           </w:p>
         </w:tc>
@@ -3556,8 +5809,10 @@
                 <w:lang w:val="en-US"/>
                 <w14:ligatures w14:val="none"/>
               </w:rPr>
-              <w:t>[[$item.summary</w:t>
-            </w:r>
+              <w:t>[[$</w:t>
+            </w:r>
+            <w:proofErr w:type="spellStart"/>
+            <w:proofErr w:type="gramStart"/>
             <w:r>
               <w:rPr>
                 <w:rFonts w:ascii="Arial" w:eastAsia="Times New Roman" w:hAnsi="Arial" w:cs="Arial"/>
@@ -3570,8 +5825,24 @@
                 <w:lang w:val="en-US"/>
                 <w14:ligatures w14:val="none"/>
               </w:rPr>
+              <w:t>item.summary</w:t>
+            </w:r>
+            <w:proofErr w:type="gramEnd"/>
+            <w:r>
+              <w:rPr>
+                <w:rFonts w:ascii="Arial" w:eastAsia="Times New Roman" w:hAnsi="Arial" w:cs="Arial"/>
+                <w:b/>
+                <w:bCs/>
+                <w:color w:val="000000"/>
+                <w:kern w:val="0"/>
+                <w:sz w:val="18"/>
+                <w:szCs w:val="18"/>
+                <w:lang w:val="en-US"/>
+                <w14:ligatures w14:val="none"/>
+              </w:rPr>
               <w:t>.cartQty</w:t>
             </w:r>
+            <w:proofErr w:type="spellEnd"/>
             <w:r>
               <w:rPr>
                 <w:rFonts w:ascii="Arial" w:eastAsia="Times New Roman" w:hAnsi="Arial" w:cs="Arial"/>
@@ -3637,8 +5908,10 @@
                 <w:lang w:val="en-US"/>
                 <w14:ligatures w14:val="none"/>
               </w:rPr>
-              <w:t>[[$item.summary.</w:t>
-            </w:r>
+              <w:t>[[$</w:t>
+            </w:r>
+            <w:proofErr w:type="spellStart"/>
+            <w:proofErr w:type="gramStart"/>
             <w:r>
               <w:rPr>
                 <w:rFonts w:ascii="Arial" w:eastAsia="Times New Roman" w:hAnsi="Arial" w:cs="Arial"/>
@@ -3651,8 +5924,38 @@
                 <w:lang w:val="en-US"/>
                 <w14:ligatures w14:val="none"/>
               </w:rPr>
+              <w:t>item.summary</w:t>
+            </w:r>
+            <w:proofErr w:type="gramEnd"/>
+            <w:r>
+              <w:rPr>
+                <w:rFonts w:ascii="Arial" w:eastAsia="Times New Roman" w:hAnsi="Arial" w:cs="Arial"/>
+                <w:b/>
+                <w:bCs/>
+                <w:color w:val="000000"/>
+                <w:kern w:val="0"/>
+                <w:sz w:val="18"/>
+                <w:szCs w:val="18"/>
+                <w:lang w:val="en-US"/>
+                <w14:ligatures w14:val="none"/>
+              </w:rPr>
+              <w:t>.</w:t>
+            </w:r>
+            <w:r>
+              <w:rPr>
+                <w:rFonts w:ascii="Arial" w:eastAsia="Times New Roman" w:hAnsi="Arial" w:cs="Arial"/>
+                <w:b/>
+                <w:bCs/>
+                <w:color w:val="000000"/>
+                <w:kern w:val="0"/>
+                <w:sz w:val="18"/>
+                <w:szCs w:val="18"/>
+                <w:lang w:val="en-US"/>
+                <w14:ligatures w14:val="none"/>
+              </w:rPr>
               <w:t>cartAmount</w:t>
             </w:r>
+            <w:proofErr w:type="spellEnd"/>
             <w:r>
               <w:rPr>
                 <w:rFonts w:ascii="Arial" w:eastAsia="Times New Roman" w:hAnsi="Arial" w:cs="Arial"/>
@@ -3721,7 +6024,31 @@
                 <w:szCs w:val="18"/>
                 <w14:ligatures w14:val="none"/>
               </w:rPr>
-              <w:t>[[tableEnd]]</w:t>
+              <w:t>[[</w:t>
+            </w:r>
+            <w:proofErr w:type="spellStart"/>
+            <w:r>
+              <w:rPr>
+                <w:rFonts w:ascii="Arial" w:eastAsia="Times New Roman" w:hAnsi="Arial" w:cs="Arial"/>
+                <w:color w:val="000000"/>
+                <w:kern w:val="0"/>
+                <w:sz w:val="18"/>
+                <w:szCs w:val="18"/>
+                <w14:ligatures w14:val="none"/>
+              </w:rPr>
+              <w:t>tableEnd</w:t>
+            </w:r>
+            <w:proofErr w:type="spellEnd"/>
+            <w:r>
+              <w:rPr>
+                <w:rFonts w:ascii="Arial" w:eastAsia="Times New Roman" w:hAnsi="Arial" w:cs="Arial"/>
+                <w:color w:val="000000"/>
+                <w:kern w:val="0"/>
+                <w:sz w:val="18"/>
+                <w:szCs w:val="18"/>
+                <w14:ligatures w14:val="none"/>
+              </w:rPr>
+              <w:t>]]</w:t>
             </w:r>
           </w:p>
           <w:p>
@@ -3748,7 +6075,55 @@
                 <w:szCs w:val="18"/>
                 <w14:ligatures w14:val="none"/>
               </w:rPr>
-              <w:t>[[$prdSNo = add $prdSNo 1]]</w:t>
+              <w:t>[[$</w:t>
+            </w:r>
+            <w:proofErr w:type="spellStart"/>
+            <w:r>
+              <w:rPr>
+                <w:rFonts w:ascii="Arial" w:eastAsia="Times New Roman" w:hAnsi="Arial" w:cs="Arial"/>
+                <w:color w:val="000000"/>
+                <w:kern w:val="0"/>
+                <w:sz w:val="18"/>
+                <w:szCs w:val="18"/>
+                <w14:ligatures w14:val="none"/>
+              </w:rPr>
+              <w:t>prdSNo</w:t>
+            </w:r>
+            <w:proofErr w:type="spellEnd"/>
+            <w:r>
+              <w:rPr>
+                <w:rFonts w:ascii="Arial" w:eastAsia="Times New Roman" w:hAnsi="Arial" w:cs="Arial"/>
+                <w:color w:val="000000"/>
+                <w:kern w:val="0"/>
+                <w:sz w:val="18"/>
+                <w:szCs w:val="18"/>
+                <w14:ligatures w14:val="none"/>
+              </w:rPr>
+              <w:t xml:space="preserve"> = add $</w:t>
+            </w:r>
+            <w:proofErr w:type="spellStart"/>
+            <w:r>
+              <w:rPr>
+                <w:rFonts w:ascii="Arial" w:eastAsia="Times New Roman" w:hAnsi="Arial" w:cs="Arial"/>
+                <w:color w:val="000000"/>
+                <w:kern w:val="0"/>
+                <w:sz w:val="18"/>
+                <w:szCs w:val="18"/>
+                <w14:ligatures w14:val="none"/>
+              </w:rPr>
+              <w:t>prdSNo</w:t>
+            </w:r>
+            <w:proofErr w:type="spellEnd"/>
+            <w:r>
+              <w:rPr>
+                <w:rFonts w:ascii="Arial" w:eastAsia="Times New Roman" w:hAnsi="Arial" w:cs="Arial"/>
+                <w:color w:val="000000"/>
+                <w:kern w:val="0"/>
+                <w:sz w:val="18"/>
+                <w:szCs w:val="18"/>
+                <w14:ligatures w14:val="none"/>
+              </w:rPr>
+              <w:t xml:space="preserve"> 1]]</w:t>
             </w:r>
           </w:p>
           <w:p>
@@ -3772,7 +6147,31 @@
                 <w:szCs w:val="18"/>
                 <w14:ligatures w14:val="none"/>
               </w:rPr>
-              <w:t>[[tableEnd]]</w:t>
+              <w:t>[[</w:t>
+            </w:r>
+            <w:proofErr w:type="spellStart"/>
+            <w:r>
+              <w:rPr>
+                <w:rFonts w:ascii="Arial" w:eastAsia="Times New Roman" w:hAnsi="Arial" w:cs="Arial"/>
+                <w:color w:val="000000"/>
+                <w:kern w:val="0"/>
+                <w:sz w:val="18"/>
+                <w:szCs w:val="18"/>
+                <w14:ligatures w14:val="none"/>
+              </w:rPr>
+              <w:t>tableEnd</w:t>
+            </w:r>
+            <w:proofErr w:type="spellEnd"/>
+            <w:r>
+              <w:rPr>
+                <w:rFonts w:ascii="Arial" w:eastAsia="Times New Roman" w:hAnsi="Arial" w:cs="Arial"/>
+                <w:color w:val="000000"/>
+                <w:kern w:val="0"/>
+                <w:sz w:val="18"/>
+                <w:szCs w:val="18"/>
+                <w14:ligatures w14:val="none"/>
+              </w:rPr>
+              <w:t>]]</w:t>
             </w:r>
           </w:p>
         </w:tc>
@@ -3784,45 +6183,6 @@
           <w:rFonts w:ascii="Arial" w:hAnsi="Arial" w:cs="Arial"/>
         </w:rPr>
       </w:pPr>
-      <w:r>
-        <w:rPr>
-          <w:rFonts w:ascii="Arial" w:hAnsi="Arial" w:cs="Arial"/>
-        </w:rPr>
-        <w:t>[[if .ci.companyinfo.TermsandConditions__c]]</w:t>
-      </w:r>
-    </w:p>
-    <w:p>
-      <w:pPr>
-        <w:rPr>
-          <w:rFonts w:ascii="Arial" w:hAnsi="Arial" w:cs="Arial"/>
-        </w:rPr>
-      </w:pPr>
-      <w:r>
-        <w:rPr>
-          <w:rFonts w:ascii="Arial" w:hAnsi="Arial" w:cs="Arial"/>
-        </w:rPr>
-        <w:br w:type="page"/>
-      </w:r>
-    </w:p>
-    <w:p>
-      <w:pPr>
-        <w:rPr>
-          <w:rFonts w:ascii="Arial" w:hAnsi="Arial" w:cs="Arial"/>
-        </w:rPr>
-      </w:pPr>
-      <w:r>
-        <w:rPr>
-          <w:rFonts w:ascii="Arial" w:hAnsi="Arial" w:cs="Arial"/>
-        </w:rPr>
-        <w:lastRenderedPageBreak/>
-        <w:t>[[rtf .ci.companyinfo.TermsandConditions__c]]</w:t>
-      </w:r>
-      <w:r>
-        <w:rPr>
-          <w:rFonts w:ascii="Arial" w:hAnsi="Arial" w:cs="Arial"/>
-        </w:rPr>
-        <w:t xml:space="preserve"> [[end]]</w:t>
-      </w:r>
     </w:p>
     <w:sectPr>
       <w:headerReference w:type="even" r:id="rId8"/>
@@ -3949,7 +6309,17 @@
         <w:sz w:val="18"/>
         <w:szCs w:val="18"/>
       </w:rPr>
-      <w:t>[[</w:t>
+      <w:t>[</w:t>
+    </w:r>
+    <w:proofErr w:type="gramStart"/>
+    <w:r>
+      <w:rPr>
+        <w:rFonts w:ascii="Arial" w:hAnsi="Arial" w:cs="Arial"/>
+        <w:color w:val="auto"/>
+        <w:sz w:val="18"/>
+        <w:szCs w:val="18"/>
+      </w:rPr>
+      <w:t>[</w:t>
     </w:r>
     <w:r>
       <w:rPr>
@@ -3969,6 +6339,7 @@
       </w:rPr>
       <w:t>.name</w:t>
     </w:r>
+    <w:proofErr w:type="gramEnd"/>
     <w:r>
       <w:rPr>
         <w:rFonts w:ascii="Arial" w:hAnsi="Arial" w:cs="Arial"/>
@@ -4034,7 +6405,18 @@
         <w:szCs w:val="18"/>
         <w:lang w:val="en-US"/>
       </w:rPr>
-      <w:t>, By</w:t>
+      <w:t xml:space="preserve">, </w:t>
+    </w:r>
+    <w:proofErr w:type="gramStart"/>
+    <w:r>
+      <w:rPr>
+        <w:rFonts w:ascii="Arial" w:hAnsi="Arial" w:cs="Arial"/>
+        <w:color w:val="auto"/>
+        <w:sz w:val="18"/>
+        <w:szCs w:val="18"/>
+        <w:lang w:val="en-US"/>
+      </w:rPr>
+      <w:t>By</w:t>
     </w:r>
     <w:r>
       <w:rPr>
@@ -4054,7 +6436,30 @@
         <w:szCs w:val="18"/>
         <w:lang w:val="en-US"/>
       </w:rPr>
-      <w:t xml:space="preserve"> [[.qt.user</w:t>
+      <w:t xml:space="preserve"> [</w:t>
+    </w:r>
+    <w:proofErr w:type="gramEnd"/>
+    <w:r>
+      <w:rPr>
+        <w:rFonts w:ascii="Arial" w:hAnsi="Arial" w:cs="Arial"/>
+        <w:color w:val="auto"/>
+        <w:sz w:val="18"/>
+        <w:szCs w:val="18"/>
+        <w:lang w:val="en-US"/>
+      </w:rPr>
+      <w:t>[.</w:t>
+    </w:r>
+    <w:proofErr w:type="spellStart"/>
+    <w:proofErr w:type="gramStart"/>
+    <w:r>
+      <w:rPr>
+        <w:rFonts w:ascii="Arial" w:hAnsi="Arial" w:cs="Arial"/>
+        <w:color w:val="auto"/>
+        <w:sz w:val="18"/>
+        <w:szCs w:val="18"/>
+        <w:lang w:val="en-US"/>
+      </w:rPr>
+      <w:t>qt.user</w:t>
     </w:r>
     <w:r>
       <w:rPr>
@@ -4066,6 +6471,8 @@
       </w:rPr>
       <w:t>Name</w:t>
     </w:r>
+    <w:proofErr w:type="spellEnd"/>
+    <w:proofErr w:type="gramEnd"/>
     <w:r>
       <w:rPr>
         <w:rFonts w:ascii="Arial" w:hAnsi="Arial" w:cs="Arial"/>

--- a/btb_cvs_support/document/templates/quotation_format_ae.docx
+++ b/btb_cvs_support/document/templates/quotation_format_ae.docx
@@ -3037,6 +3037,7 @@
     </w:p>
     <w:p>
       <w:pPr>
+        <w:spacing w:after="0"/>
         <w:rPr>
           <w:rFonts w:ascii="Arial" w:hAnsi="Arial" w:cs="Arial"/>
         </w:rPr>
@@ -3045,7 +3046,14 @@
         <w:rPr>
           <w:rFonts w:ascii="Arial" w:hAnsi="Arial" w:cs="Arial"/>
         </w:rPr>
-        <w:t>[[if .</w:t>
+        <w:t>[[</w:t>
+      </w:r>
+      <w:proofErr w:type="gramStart"/>
+      <w:r>
+        <w:rPr>
+          <w:rFonts w:ascii="Arial" w:hAnsi="Arial" w:cs="Arial"/>
+        </w:rPr>
+        <w:t>if .</w:t>
       </w:r>
       <w:r>
         <w:rPr>
@@ -3053,6 +3061,7 @@
         </w:rPr>
         <w:t>qt</w:t>
       </w:r>
+      <w:proofErr w:type="gramEnd"/>
       <w:r>
         <w:rPr>
           <w:rFonts w:ascii="Arial" w:hAnsi="Arial" w:cs="Arial"/>
@@ -3077,6 +3086,7 @@
     </w:p>
     <w:p>
       <w:pPr>
+        <w:spacing w:after="0"/>
         <w:rPr>
           <w:rFonts w:ascii="Arial" w:hAnsi="Arial" w:cs="Arial"/>
         </w:rPr>
@@ -3120,15 +3130,127 @@
         <w:rPr>
           <w:rFonts w:ascii="Arial" w:hAnsi="Arial" w:cs="Arial"/>
         </w:rPr>
-        <w:t xml:space="preserve">]] </w:t>
+        <w:t>]] [[end]]</w:t>
       </w:r>
     </w:p>
     <w:p>
       <w:pPr>
+        <w:spacing w:after="0"/>
         <w:rPr>
           <w:rFonts w:ascii="Arial" w:hAnsi="Arial" w:cs="Arial"/>
         </w:rPr>
       </w:pPr>
+      <w:r>
+        <w:rPr>
+          <w:rFonts w:ascii="Arial" w:hAnsi="Arial" w:cs="Arial"/>
+        </w:rPr>
+        <w:t>[[</w:t>
+      </w:r>
+      <w:proofErr w:type="gramStart"/>
+      <w:r>
+        <w:rPr>
+          <w:rFonts w:ascii="Arial" w:hAnsi="Arial" w:cs="Arial"/>
+        </w:rPr>
+        <w:t>if .</w:t>
+      </w:r>
+      <w:r>
+        <w:rPr>
+          <w:rFonts w:ascii="Arial" w:hAnsi="Arial" w:cs="Arial"/>
+        </w:rPr>
+        <w:t>qt</w:t>
+      </w:r>
+      <w:proofErr w:type="gramEnd"/>
+      <w:r>
+        <w:rPr>
+          <w:rFonts w:ascii="Arial" w:hAnsi="Arial" w:cs="Arial"/>
+        </w:rPr>
+        <w:t>.</w:t>
+      </w:r>
+      <w:proofErr w:type="spellStart"/>
+      <w:r>
+        <w:rPr>
+          <w:rFonts w:ascii="Arial" w:hAnsi="Arial" w:cs="Arial"/>
+          <w:lang w:val="en-US"/>
+        </w:rPr>
+        <w:t>letter_details</w:t>
+      </w:r>
+      <w:proofErr w:type="spellEnd"/>
+      <w:r>
+        <w:rPr>
+          <w:rFonts w:ascii="Arial" w:hAnsi="Arial" w:cs="Arial"/>
+        </w:rPr>
+        <w:t>]]</w:t>
+      </w:r>
+    </w:p>
+    <w:p>
+      <w:pPr>
+        <w:spacing w:after="0"/>
+        <w:rPr>
+          <w:rFonts w:ascii="Arial" w:hAnsi="Arial" w:cs="Arial"/>
+        </w:rPr>
+      </w:pPr>
+      <w:r>
+        <w:rPr>
+          <w:rFonts w:ascii="Arial" w:hAnsi="Arial" w:cs="Arial"/>
+        </w:rPr>
+        <w:br w:type="page"/>
+      </w:r>
+    </w:p>
+    <w:p>
+      <w:pPr>
+        <w:spacing w:after="0"/>
+        <w:rPr>
+          <w:rFonts w:ascii="Arial" w:hAnsi="Arial" w:cs="Arial"/>
+        </w:rPr>
+      </w:pPr>
+      <w:r>
+        <w:rPr>
+          <w:rFonts w:ascii="Arial" w:hAnsi="Arial" w:cs="Arial"/>
+        </w:rPr>
+        <w:lastRenderedPageBreak/>
+        <w:t>[[</w:t>
+      </w:r>
+      <w:proofErr w:type="gramStart"/>
+      <w:r>
+        <w:rPr>
+          <w:rFonts w:ascii="Arial" w:hAnsi="Arial" w:cs="Arial"/>
+        </w:rPr>
+        <w:t>rtf .</w:t>
+      </w:r>
+      <w:r>
+        <w:rPr>
+          <w:rFonts w:ascii="Arial" w:hAnsi="Arial" w:cs="Arial"/>
+        </w:rPr>
+        <w:t>qt</w:t>
+      </w:r>
+      <w:proofErr w:type="gramEnd"/>
+      <w:r>
+        <w:rPr>
+          <w:rFonts w:ascii="Arial" w:hAnsi="Arial" w:cs="Arial"/>
+        </w:rPr>
+        <w:t>.</w:t>
+      </w:r>
+      <w:proofErr w:type="spellStart"/>
+      <w:r>
+        <w:rPr>
+          <w:rFonts w:ascii="Arial" w:hAnsi="Arial" w:cs="Arial"/>
+          <w:lang w:val="en-US"/>
+        </w:rPr>
+        <w:t>letter_details</w:t>
+      </w:r>
+      <w:proofErr w:type="spellEnd"/>
+      <w:r>
+        <w:rPr>
+          <w:rFonts w:ascii="Arial" w:hAnsi="Arial" w:cs="Arial"/>
+        </w:rPr>
+        <w:t>]]</w:t>
+      </w:r>
+      <w:r>
+        <w:rPr>
+          <w:rFonts w:ascii="Arial" w:hAnsi="Arial" w:cs="Arial"/>
+        </w:rPr>
+        <w:t xml:space="preserve"> </w:t>
+      </w:r>
       <w:r>
         <w:rPr>
           <w:rFonts w:ascii="Arial" w:hAnsi="Arial" w:cs="Arial"/>
@@ -3138,6 +3260,7 @@
     </w:p>
     <w:p>
       <w:pPr>
+        <w:spacing w:after="0"/>
         <w:rPr>
           <w:rFonts w:ascii="Arial" w:hAnsi="Arial" w:cs="Arial"/>
         </w:rPr>
@@ -3174,7 +3297,7 @@
           <w:rFonts w:ascii="Arial" w:hAnsi="Arial" w:cs="Arial"/>
           <w:lang w:val="en-US"/>
         </w:rPr>
-        <w:t>letter_details</w:t>
+        <w:t>standard_tc_details</w:t>
       </w:r>
       <w:proofErr w:type="spellEnd"/>
       <w:r>
@@ -3186,6 +3309,7 @@
     </w:p>
     <w:p>
       <w:pPr>
+        <w:spacing w:after="0"/>
         <w:rPr>
           <w:rFonts w:ascii="Arial" w:hAnsi="Arial" w:cs="Arial"/>
         </w:rPr>
@@ -3199,6 +3323,7 @@
     </w:p>
     <w:p>
       <w:pPr>
+        <w:spacing w:after="0"/>
         <w:rPr>
           <w:rFonts w:ascii="Arial" w:hAnsi="Arial" w:cs="Arial"/>
         </w:rPr>
@@ -3236,67 +3361,6 @@
           <w:rFonts w:ascii="Arial" w:hAnsi="Arial" w:cs="Arial"/>
           <w:lang w:val="en-US"/>
         </w:rPr>
-        <w:t>letter_details</w:t>
-      </w:r>
-      <w:proofErr w:type="spellEnd"/>
-      <w:r>
-        <w:rPr>
-          <w:rFonts w:ascii="Arial" w:hAnsi="Arial" w:cs="Arial"/>
-        </w:rPr>
-        <w:t>]]</w:t>
-      </w:r>
-    </w:p>
-    <w:p>
-      <w:pPr>
-        <w:rPr>
-          <w:rFonts w:ascii="Arial" w:hAnsi="Arial" w:cs="Arial"/>
-        </w:rPr>
-      </w:pPr>
-      <w:r>
-        <w:rPr>
-          <w:rFonts w:ascii="Arial" w:hAnsi="Arial" w:cs="Arial"/>
-        </w:rPr>
-        <w:t>[[end]]</w:t>
-      </w:r>
-    </w:p>
-    <w:p>
-      <w:pPr>
-        <w:rPr>
-          <w:rFonts w:ascii="Arial" w:hAnsi="Arial" w:cs="Arial"/>
-        </w:rPr>
-      </w:pPr>
-      <w:r>
-        <w:rPr>
-          <w:rFonts w:ascii="Arial" w:hAnsi="Arial" w:cs="Arial"/>
-        </w:rPr>
-        <w:t>[[</w:t>
-      </w:r>
-      <w:proofErr w:type="gramStart"/>
-      <w:r>
-        <w:rPr>
-          <w:rFonts w:ascii="Arial" w:hAnsi="Arial" w:cs="Arial"/>
-        </w:rPr>
-        <w:t>if .</w:t>
-      </w:r>
-      <w:r>
-        <w:rPr>
-          <w:rFonts w:ascii="Arial" w:hAnsi="Arial" w:cs="Arial"/>
-        </w:rPr>
-        <w:t>qt</w:t>
-      </w:r>
-      <w:proofErr w:type="gramEnd"/>
-      <w:r>
-        <w:rPr>
-          <w:rFonts w:ascii="Arial" w:hAnsi="Arial" w:cs="Arial"/>
-        </w:rPr>
-        <w:t>.</w:t>
-      </w:r>
-      <w:proofErr w:type="spellStart"/>
-      <w:r>
-        <w:rPr>
-          <w:rFonts w:ascii="Arial" w:hAnsi="Arial" w:cs="Arial"/>
-          <w:lang w:val="en-US"/>
-        </w:rPr>
         <w:t>standard_tc_details</w:t>
       </w:r>
       <w:proofErr w:type="spellEnd"/>
@@ -3306,75 +3370,12 @@
         </w:rPr>
         <w:t>]]</w:t>
       </w:r>
-    </w:p>
-    <w:p>
-      <w:pPr>
+      <w:r>
         <w:rPr>
           <w:rFonts w:ascii="Arial" w:hAnsi="Arial" w:cs="Arial"/>
         </w:rPr>
-      </w:pPr>
-      <w:r>
-        <w:rPr>
-          <w:rFonts w:ascii="Arial" w:hAnsi="Arial" w:cs="Arial"/>
-        </w:rPr>
-        <w:br w:type="page"/>
+        <w:t xml:space="preserve"> </w:t>
       </w:r>
-    </w:p>
-    <w:p>
-      <w:pPr>
-        <w:rPr>
-          <w:rFonts w:ascii="Arial" w:hAnsi="Arial" w:cs="Arial"/>
-        </w:rPr>
-      </w:pPr>
-      <w:r>
-        <w:rPr>
-          <w:rFonts w:ascii="Arial" w:hAnsi="Arial" w:cs="Arial"/>
-        </w:rPr>
-        <w:lastRenderedPageBreak/>
-        <w:t>[[</w:t>
-      </w:r>
-      <w:proofErr w:type="gramStart"/>
-      <w:r>
-        <w:rPr>
-          <w:rFonts w:ascii="Arial" w:hAnsi="Arial" w:cs="Arial"/>
-        </w:rPr>
-        <w:t>rtf .</w:t>
-      </w:r>
-      <w:r>
-        <w:rPr>
-          <w:rFonts w:ascii="Arial" w:hAnsi="Arial" w:cs="Arial"/>
-        </w:rPr>
-        <w:t>qt</w:t>
-      </w:r>
-      <w:proofErr w:type="gramEnd"/>
-      <w:r>
-        <w:rPr>
-          <w:rFonts w:ascii="Arial" w:hAnsi="Arial" w:cs="Arial"/>
-        </w:rPr>
-        <w:t>.</w:t>
-      </w:r>
-      <w:proofErr w:type="spellStart"/>
-      <w:r>
-        <w:rPr>
-          <w:rFonts w:ascii="Arial" w:hAnsi="Arial" w:cs="Arial"/>
-          <w:lang w:val="en-US"/>
-        </w:rPr>
-        <w:t>standard_tc_details</w:t>
-      </w:r>
-      <w:proofErr w:type="spellEnd"/>
-      <w:r>
-        <w:rPr>
-          <w:rFonts w:ascii="Arial" w:hAnsi="Arial" w:cs="Arial"/>
-        </w:rPr>
-        <w:t>]]</w:t>
-      </w:r>
-    </w:p>
-    <w:p>
-      <w:pPr>
-        <w:rPr>
-          <w:rFonts w:ascii="Arial" w:hAnsi="Arial" w:cs="Arial"/>
-        </w:rPr>
-      </w:pPr>
       <w:r>
         <w:rPr>
           <w:rFonts w:ascii="Arial" w:hAnsi="Arial" w:cs="Arial"/>

--- a/btb_cvs_support/document/templates/quotation_format_ae.docx
+++ b/btb_cvs_support/document/templates/quotation_format_ae.docx
@@ -3130,7 +3130,21 @@
         <w:rPr>
           <w:rFonts w:ascii="Arial" w:hAnsi="Arial" w:cs="Arial"/>
         </w:rPr>
-        <w:t>]] [[end]]</w:t>
+        <w:t xml:space="preserve">]] </w:t>
+      </w:r>
+    </w:p>
+    <w:p>
+      <w:pPr>
+        <w:spacing w:after="0"/>
+        <w:rPr>
+          <w:rFonts w:ascii="Arial" w:hAnsi="Arial" w:cs="Arial"/>
+        </w:rPr>
+      </w:pPr>
+      <w:r>
+        <w:rPr>
+          <w:rFonts w:ascii="Arial" w:hAnsi="Arial" w:cs="Arial"/>
+        </w:rPr>
+        <w:t>[[end]]</w:t>
       </w:r>
     </w:p>
     <w:p>
@@ -3251,6 +3265,14 @@
         </w:rPr>
         <w:t xml:space="preserve"> </w:t>
       </w:r>
+    </w:p>
+    <w:p>
+      <w:pPr>
+        <w:spacing w:after="0"/>
+        <w:rPr>
+          <w:rFonts w:ascii="Arial" w:hAnsi="Arial" w:cs="Arial"/>
+        </w:rPr>
+      </w:pPr>
       <w:r>
         <w:rPr>
           <w:rFonts w:ascii="Arial" w:hAnsi="Arial" w:cs="Arial"/>
@@ -3376,6 +3398,14 @@
         </w:rPr>
         <w:t xml:space="preserve"> </w:t>
       </w:r>
+    </w:p>
+    <w:p>
+      <w:pPr>
+        <w:spacing w:after="0"/>
+        <w:rPr>
+          <w:rFonts w:ascii="Arial" w:hAnsi="Arial" w:cs="Arial"/>
+        </w:rPr>
+      </w:pPr>
       <w:r>
         <w:rPr>
           <w:rFonts w:ascii="Arial" w:hAnsi="Arial" w:cs="Arial"/>

--- a/btb_cvs_support/document/templates/quotation_format_ae.docx
+++ b/btb_cvs_support/document/templates/quotation_format_ae.docx
@@ -3417,26 +3417,23 @@
       <w:pPr>
         <w:rPr>
           <w:rFonts w:ascii="Arial" w:hAnsi="Arial" w:cs="Arial"/>
-          <w:lang w:val="en-US"/>
         </w:rPr>
       </w:pPr>
       <w:r>
         <w:rPr>
-          <w:rFonts w:ascii="Arial" w:eastAsia="Times New Roman" w:hAnsi="Arial" w:cs="Arial"/>
-          <w:color w:val="000000"/>
-          <w:kern w:val="0"/>
-          <w:sz w:val="18"/>
-          <w:szCs w:val="18"/>
-          <w:lang w:val="en-US"/>
-          <w14:ligatures w14:val="none"/>
+          <w:rFonts w:ascii="Arial" w:hAnsi="Arial" w:cs="Arial"/>
         </w:rPr>
         <w:br w:type="page"/>
       </w:r>
     </w:p>
     <w:p>
       <w:pPr>
-        <w:spacing w:after="0"/>
         <w:jc w:val="center"/>
+        <w:rPr>
+          <w:rFonts w:ascii="Arial" w:hAnsi="Arial" w:cs="Arial"/>
+        </w:rPr>
+      </w:pPr>
+      <w:r>
         <w:rPr>
           <w:rFonts w:ascii="Arial" w:eastAsia="Times New Roman" w:hAnsi="Arial" w:cs="Arial"/>
           <w:b/>
@@ -3446,7 +3443,9 @@
           <w:lang w:val="en-US"/>
           <w14:ligatures w14:val="none"/>
         </w:rPr>
-      </w:pPr>
+        <w:lastRenderedPageBreak/>
+        <w:t>APPENDIX I – DETAILED PRICE SCHEDULE</w:t>
+      </w:r>
       <w:r>
         <w:rPr>
           <w:rFonts w:ascii="Arial" w:eastAsia="Times New Roman" w:hAnsi="Arial" w:cs="Arial"/>
@@ -3457,19 +3456,6 @@
           <w:lang w:val="en-US"/>
           <w14:ligatures w14:val="none"/>
         </w:rPr>
-        <w:lastRenderedPageBreak/>
-        <w:t>APPENDIX I – DETAILED PRICE SCHEDULE</w:t>
-      </w:r>
-      <w:r>
-        <w:rPr>
-          <w:rFonts w:ascii="Arial" w:eastAsia="Times New Roman" w:hAnsi="Arial" w:cs="Arial"/>
-          <w:b/>
-          <w:bCs/>
-          <w:color w:val="000000"/>
-          <w:kern w:val="0"/>
-          <w:lang w:val="en-US"/>
-          <w14:ligatures w14:val="none"/>
-        </w:rPr>
         <w:t xml:space="preserve"> </w:t>
       </w:r>
       <w:r>
@@ -3483,7 +3469,6 @@
         <w:t>[[$</w:t>
       </w:r>
       <w:proofErr w:type="spellStart"/>
-      <w:proofErr w:type="gramStart"/>
       <w:r>
         <w:rPr>
           <w:rFonts w:ascii="Arial" w:eastAsia="Times New Roman" w:hAnsi="Arial" w:cs="Arial"/>
@@ -3503,18 +3488,7 @@
           <w:lang w:val="en-US"/>
           <w14:ligatures w14:val="none"/>
         </w:rPr>
-        <w:t xml:space="preserve"> :</w:t>
-      </w:r>
-      <w:proofErr w:type="gramEnd"/>
-      <w:r>
-        <w:rPr>
-          <w:rFonts w:ascii="Arial" w:eastAsia="Times New Roman" w:hAnsi="Arial" w:cs="Arial"/>
-          <w:color w:val="000000"/>
-          <w:kern w:val="0"/>
-          <w:lang w:val="en-US"/>
-          <w14:ligatures w14:val="none"/>
-        </w:rPr>
-        <w:t>= 1]]</w:t>
+        <w:t xml:space="preserve"> := 1]]</w:t>
       </w:r>
     </w:p>
     <w:tbl>

--- a/btb_cvs_support/document/templates/quotation_format_ae.docx
+++ b/btb_cvs_support/document/templates/quotation_format_ae.docx
@@ -260,7 +260,7 @@
                 <w:lang w:val="en-US"/>
                 <w14:ligatures w14:val="none"/>
               </w:rPr>
-              <w:t>16-Sep-25</w:t>
+              <w:t>18-Sep-25</w:t>
             </w:r>
             <w:r>
               <w:rPr>
@@ -1254,7 +1254,7 @@
       </w:tblGrid>
       <w:tr>
         <w:trPr>
-          <w:trHeight w:val="324"/>
+          <w:trHeight w:val="323"/>
         </w:trPr>
         <w:tc>
           <w:tcPr>
@@ -1414,7 +1414,7 @@
       </w:tr>
       <w:tr>
         <w:trPr>
-          <w:trHeight w:val="324"/>
+          <w:trHeight w:val="323"/>
         </w:trPr>
         <w:tc>
           <w:tcPr>
@@ -1564,7 +1564,7 @@
       </w:tr>
       <w:tr>
         <w:trPr>
-          <w:trHeight w:val="389"/>
+          <w:trHeight w:val="323"/>
         </w:trPr>
         <w:tc>
           <w:tcPr>
@@ -1783,7 +1783,7 @@
       </w:tr>
       <w:tr>
         <w:trPr>
-          <w:trHeight w:val="324"/>
+          <w:trHeight w:val="323"/>
         </w:trPr>
         <w:tc>
           <w:tcPr>
@@ -1919,7 +1919,7 @@
       </w:tr>
       <w:tr>
         <w:trPr>
-          <w:trHeight w:val="324"/>
+          <w:trHeight w:val="323"/>
         </w:trPr>
         <w:tc>
           <w:tcPr>
@@ -1960,7 +1960,7 @@
       </w:tr>
       <w:tr>
         <w:trPr>
-          <w:trHeight w:val="324"/>
+          <w:trHeight w:val="323"/>
         </w:trPr>
         <w:tc>
           <w:tcPr>
@@ -2068,7 +2068,7 @@
       </w:tr>
       <w:tr>
         <w:trPr>
-          <w:trHeight w:val="324"/>
+          <w:trHeight w:val="323"/>
         </w:trPr>
         <w:tc>
           <w:tcPr>
@@ -2111,7 +2111,7 @@
       </w:tr>
       <w:tr>
         <w:trPr>
-          <w:trHeight w:val="324"/>
+          <w:trHeight w:val="323"/>
         </w:trPr>
         <w:tc>
           <w:tcPr>
@@ -2198,7 +2198,7 @@
       </w:tr>
       <w:tr>
         <w:trPr>
-          <w:trHeight w:val="324"/>
+          <w:trHeight w:val="323"/>
         </w:trPr>
         <w:tc>
           <w:tcPr>
@@ -2369,7 +2369,7 @@
       </w:tr>
       <w:tr>
         <w:trPr>
-          <w:trHeight w:val="324"/>
+          <w:trHeight w:val="323"/>
         </w:trPr>
         <w:tc>
           <w:tcPr>
@@ -2503,7 +2503,7 @@
       </w:tr>
       <w:tr>
         <w:trPr>
-          <w:trHeight w:val="324"/>
+          <w:trHeight w:val="323"/>
         </w:trPr>
         <w:tc>
           <w:tcPr>
@@ -2544,7 +2544,7 @@
       </w:tr>
       <w:tr>
         <w:trPr>
-          <w:trHeight w:val="324"/>
+          <w:trHeight w:val="323"/>
         </w:trPr>
         <w:tc>
           <w:tcPr>
@@ -2631,7 +2631,7 @@
       </w:tr>
       <w:tr>
         <w:trPr>
-          <w:trHeight w:val="284"/>
+          <w:trHeight w:val="323"/>
         </w:trPr>
         <w:tc>
           <w:tcPr>
@@ -2744,7 +2744,7 @@
       </w:tr>
       <w:tr>
         <w:trPr>
-          <w:trHeight w:val="324"/>
+          <w:trHeight w:val="323"/>
         </w:trPr>
         <w:tc>
           <w:tcPr>
@@ -2783,7 +2783,7 @@
       </w:tr>
       <w:tr>
         <w:trPr>
-          <w:trHeight w:val="355"/>
+          <w:trHeight w:val="323"/>
         </w:trPr>
         <w:tc>
           <w:tcPr>
@@ -2904,7 +2904,7 @@
       </w:tr>
       <w:tr>
         <w:trPr>
-          <w:trHeight w:val="324"/>
+          <w:trHeight w:val="323"/>
         </w:trPr>
         <w:tc>
           <w:tcPr>
@@ -3975,7 +3975,7 @@
       </w:tr>
       <w:tr>
         <w:trPr>
-          <w:trHeight w:val="258"/>
+          <w:trHeight w:val="266"/>
         </w:trPr>
         <w:tc>
           <w:tcPr>
@@ -4275,6 +4275,9 @@
         </w:tc>
       </w:tr>
       <w:tr>
+        <w:trPr>
+          <w:trHeight w:val="266"/>
+        </w:trPr>
         <w:tc>
           <w:tcPr>
             <w:tcW w:w="11057" w:type="dxa"/>
@@ -4398,7 +4401,7 @@
       </w:tr>
       <w:tr>
         <w:trPr>
-          <w:trHeight w:val="264"/>
+          <w:trHeight w:val="266"/>
         </w:trPr>
         <w:tc>
           <w:tcPr>
@@ -4651,6 +4654,9 @@
         </w:tc>
       </w:tr>
       <w:tr>
+        <w:trPr>
+          <w:trHeight w:val="266"/>
+        </w:trPr>
         <w:tc>
           <w:tcPr>
             <w:tcW w:w="11057" w:type="dxa"/>
@@ -4711,7 +4717,7 @@
       </w:tr>
       <w:tr>
         <w:trPr>
-          <w:trHeight w:val="483"/>
+          <w:trHeight w:val="266"/>
         </w:trPr>
         <w:tc>
           <w:tcPr>
@@ -4949,6 +4955,9 @@
         </w:tc>
       </w:tr>
       <w:tr>
+        <w:trPr>
+          <w:trHeight w:val="266"/>
+        </w:trPr>
         <w:tc>
           <w:tcPr>
             <w:tcW w:w="11057" w:type="dxa"/>
@@ -5170,7 +5179,7 @@
       </w:tr>
       <w:tr>
         <w:trPr>
-          <w:trHeight w:val="402"/>
+          <w:trHeight w:val="266"/>
         </w:trPr>
         <w:tc>
           <w:tcPr>
@@ -5179,7 +5188,6 @@
           </w:tcPr>
           <w:p>
             <w:pPr>
-              <w:jc w:val="center"/>
               <w:rPr>
                 <w:rFonts w:ascii="Arial" w:eastAsia="Times New Roman" w:hAnsi="Arial" w:cs="Arial"/>
                 <w:color w:val="000000"/>
@@ -5562,7 +5570,7 @@
           </w:tcPr>
           <w:p>
             <w:pPr>
-              <w:jc w:val="center"/>
+              <w:jc w:val="right"/>
               <w:rPr>
                 <w:rFonts w:ascii="Arial" w:eastAsia="Times New Roman" w:hAnsi="Arial" w:cs="Arial"/>
                 <w:color w:val="000000"/>
@@ -5617,6 +5625,9 @@
         </w:tc>
       </w:tr>
       <w:tr>
+        <w:trPr>
+          <w:trHeight w:val="266"/>
+        </w:trPr>
         <w:tc>
           <w:tcPr>
             <w:tcW w:w="11057" w:type="dxa"/>
@@ -5749,7 +5760,7 @@
       </w:tr>
       <w:tr>
         <w:trPr>
-          <w:trHeight w:val="71"/>
+          <w:trHeight w:val="266"/>
         </w:trPr>
         <w:tc>
           <w:tcPr>
@@ -5998,7 +6009,7 @@
       </w:tr>
       <w:tr>
         <w:trPr>
-          <w:trHeight w:val="693"/>
+          <w:trHeight w:val="266"/>
         </w:trPr>
         <w:tc>
           <w:tcPr>
@@ -6184,6 +6195,7 @@
     </w:tbl>
     <w:p>
       <w:pPr>
+        <w:spacing w:after="0"/>
         <w:rPr>
           <w:rFonts w:ascii="Arial" w:hAnsi="Arial" w:cs="Arial"/>
         </w:rPr>
@@ -6192,10 +6204,12 @@
     <w:sectPr>
       <w:headerReference w:type="even" r:id="rId8"/>
       <w:headerReference w:type="default" r:id="rId9"/>
-      <w:footerReference w:type="default" r:id="rId10"/>
-      <w:headerReference w:type="first" r:id="rId11"/>
+      <w:footerReference w:type="even" r:id="rId10"/>
+      <w:footerReference w:type="default" r:id="rId11"/>
+      <w:headerReference w:type="first" r:id="rId12"/>
+      <w:footerReference w:type="first" r:id="rId13"/>
       <w:pgSz w:w="12240" w:h="15840"/>
-      <w:pgMar w:top="1086" w:right="594" w:bottom="1440" w:left="589" w:header="0" w:footer="190" w:gutter="0"/>
+      <w:pgMar w:top="2128" w:right="594" w:bottom="1440" w:left="589" w:header="206" w:footer="190" w:gutter="0"/>
       <w:cols w:space="708"/>
       <w:docGrid w:linePitch="360"/>
     </w:sectPr>
@@ -6229,6 +6243,16 @@
 </file>
 
 <file path=word/footer1.xml><?xml version="1.0" encoding="utf-8"?>
+<w:ftr xmlns:wpc="http://schemas.microsoft.com/office/word/2010/wordprocessingCanvas" xmlns:cx="http://schemas.microsoft.com/office/drawing/2014/chartex" xmlns:cx1="http://schemas.microsoft.com/office/drawing/2015/9/8/chartex" xmlns:cx2="http://schemas.microsoft.com/office/drawing/2015/10/21/chartex" xmlns:cx3="http://schemas.microsoft.com/office/drawing/2016/5/9/chartex" xmlns:cx4="http://schemas.microsoft.com/office/drawing/2016/5/10/chartex" xmlns:cx5="http://schemas.microsoft.com/office/drawing/2016/5/11/chartex" xmlns:cx6="http://schemas.microsoft.com/office/drawing/2016/5/12/chartex" xmlns:cx7="http://schemas.microsoft.com/office/drawing/2016/5/13/chartex" xmlns:cx8="http://schemas.microsoft.com/office/drawing/2016/5/14/chartex" xmlns:mc="http://schemas.openxmlformats.org/markup-compatibility/2006" xmlns:aink="http://schemas.microsoft.com/office/drawing/2016/ink" xmlns:am3d="http://schemas.microsoft.com/office/drawing/2017/model3d" xmlns:o="urn:schemas-microsoft-com:office:office" xmlns:oel="http://schemas.microsoft.com/office/2019/extlst" xmlns:r="http://schemas.openxmlformats.org/officeDocument/2006/relationships" xmlns:m="http://schemas.openxmlformats.org/officeDocument/2006/math" xmlns:v="urn:schemas-microsoft-com:vml" xmlns:wp14="http://schemas.microsoft.com/office/word/2010/wordprocessingDrawing" xmlns:wp="http://schemas.openxmlformats.org/drawingml/2006/wordprocessingDrawing" xmlns:w10="urn:schemas-microsoft-com:office:word" xmlns:w="http://schemas.openxmlformats.org/wordprocessingml/2006/main" xmlns:w14="http://schemas.microsoft.com/office/word/2010/wordml" xmlns:w15="http://schemas.microsoft.com/office/word/2012/wordml" xmlns:w16cex="http://schemas.microsoft.com/office/word/2018/wordml/cex" xmlns:w16cid="http://schemas.microsoft.com/office/word/2016/wordml/cid" xmlns:w16="http://schemas.microsoft.com/office/word/2018/wordml" xmlns:w16du="http://schemas.microsoft.com/office/word/2023/wordml/word16du" xmlns:w16sdtdh="http://schemas.microsoft.com/office/word/2020/wordml/sdtdatahash" xmlns:w16sdtfl="http://schemas.microsoft.com/office/word/2024/wordml/sdtformatlock" xmlns:w16se="http://schemas.microsoft.com/office/word/2015/wordml/symex" xmlns:wpg="http://schemas.microsoft.com/office/word/2010/wordprocessingGroup" xmlns:wpi="http://schemas.microsoft.com/office/word/2010/wordprocessingInk" xmlns:wne="http://schemas.microsoft.com/office/word/2006/wordml" xmlns:wps="http://schemas.microsoft.com/office/word/2010/wordprocessingShape" mc:Ignorable="w14 w15 w16se w16cid w16 w16cex w16sdtdh w16sdtfl w16du wp14">
+  <w:p>
+    <w:pPr>
+      <w:pStyle w:val="Footer"/>
+    </w:pPr>
+  </w:p>
+</w:ftr>
+</file>
+
+<file path=word/footer2.xml><?xml version="1.0" encoding="utf-8"?>
 <w:ftr xmlns:wpc="http://schemas.microsoft.com/office/word/2010/wordprocessingCanvas" xmlns:cx="http://schemas.microsoft.com/office/drawing/2014/chartex" xmlns:cx1="http://schemas.microsoft.com/office/drawing/2015/9/8/chartex" xmlns:cx2="http://schemas.microsoft.com/office/drawing/2015/10/21/chartex" xmlns:cx3="http://schemas.microsoft.com/office/drawing/2016/5/9/chartex" xmlns:cx4="http://schemas.microsoft.com/office/drawing/2016/5/10/chartex" xmlns:cx5="http://schemas.microsoft.com/office/drawing/2016/5/11/chartex" xmlns:cx6="http://schemas.microsoft.com/office/drawing/2016/5/12/chartex" xmlns:cx7="http://schemas.microsoft.com/office/drawing/2016/5/13/chartex" xmlns:cx8="http://schemas.microsoft.com/office/drawing/2016/5/14/chartex" xmlns:mc="http://schemas.openxmlformats.org/markup-compatibility/2006" xmlns:aink="http://schemas.microsoft.com/office/drawing/2016/ink" xmlns:am3d="http://schemas.microsoft.com/office/drawing/2017/model3d" xmlns:o="urn:schemas-microsoft-com:office:office" xmlns:oel="http://schemas.microsoft.com/office/2019/extlst" xmlns:r="http://schemas.openxmlformats.org/officeDocument/2006/relationships" xmlns:m="http://schemas.openxmlformats.org/officeDocument/2006/math" xmlns:v="urn:schemas-microsoft-com:vml" xmlns:wp14="http://schemas.microsoft.com/office/word/2010/wordprocessingDrawing" xmlns:wp="http://schemas.openxmlformats.org/drawingml/2006/wordprocessingDrawing" xmlns:w10="urn:schemas-microsoft-com:office:word" xmlns:w="http://schemas.openxmlformats.org/wordprocessingml/2006/main" xmlns:w14="http://schemas.microsoft.com/office/word/2010/wordml" xmlns:w15="http://schemas.microsoft.com/office/word/2012/wordml" xmlns:w16cex="http://schemas.microsoft.com/office/word/2018/wordml/cex" xmlns:w16cid="http://schemas.microsoft.com/office/word/2016/wordml/cid" xmlns:w16="http://schemas.microsoft.com/office/word/2018/wordml" xmlns:w16du="http://schemas.microsoft.com/office/word/2023/wordml/word16du" xmlns:w16sdtdh="http://schemas.microsoft.com/office/word/2020/wordml/sdtdatahash" xmlns:w16sdtfl="http://schemas.microsoft.com/office/word/2024/wordml/sdtformatlock" xmlns:w16se="http://schemas.microsoft.com/office/word/2015/wordml/symex" xmlns:wpg="http://schemas.microsoft.com/office/word/2010/wordprocessingGroup" xmlns:wpi="http://schemas.microsoft.com/office/word/2010/wordprocessingInk" xmlns:wne="http://schemas.microsoft.com/office/word/2006/wordml" xmlns:wps="http://schemas.microsoft.com/office/word/2010/wordprocessingShape" mc:Ignorable="w14 w15 w16se w16cid w16 w16cex w16sdtdh w16sdtfl w16du wp14">
   <w:p>
     <w:pPr>
@@ -6314,17 +6338,7 @@
         <w:sz w:val="18"/>
         <w:szCs w:val="18"/>
       </w:rPr>
-      <w:t>[</w:t>
-    </w:r>
-    <w:proofErr w:type="gramStart"/>
-    <w:r>
-      <w:rPr>
-        <w:rFonts w:ascii="Arial" w:hAnsi="Arial" w:cs="Arial"/>
-        <w:color w:val="auto"/>
-        <w:sz w:val="18"/>
-        <w:szCs w:val="18"/>
-      </w:rPr>
-      <w:t>[</w:t>
+      <w:t>[[</w:t>
     </w:r>
     <w:r>
       <w:rPr>
@@ -6344,7 +6358,6 @@
       </w:rPr>
       <w:t>.name</w:t>
     </w:r>
-    <w:proofErr w:type="gramEnd"/>
     <w:r>
       <w:rPr>
         <w:rFonts w:ascii="Arial" w:hAnsi="Arial" w:cs="Arial"/>
@@ -6391,7 +6404,7 @@
         <w:szCs w:val="18"/>
         <w:lang w:val="en-US"/>
       </w:rPr>
-      <w:t>16-Sep-25</w:t>
+      <w:t>18-Sep-25</w:t>
     </w:r>
     <w:r>
       <w:rPr>
@@ -6410,18 +6423,7 @@
         <w:szCs w:val="18"/>
         <w:lang w:val="en-US"/>
       </w:rPr>
-      <w:t xml:space="preserve">, </w:t>
-    </w:r>
-    <w:proofErr w:type="gramStart"/>
-    <w:r>
-      <w:rPr>
-        <w:rFonts w:ascii="Arial" w:hAnsi="Arial" w:cs="Arial"/>
-        <w:color w:val="auto"/>
-        <w:sz w:val="18"/>
-        <w:szCs w:val="18"/>
-        <w:lang w:val="en-US"/>
-      </w:rPr>
-      <w:t>By</w:t>
+      <w:t>, By</w:t>
     </w:r>
     <w:r>
       <w:rPr>
@@ -6441,21 +6443,9 @@
         <w:szCs w:val="18"/>
         <w:lang w:val="en-US"/>
       </w:rPr>
-      <w:t xml:space="preserve"> [</w:t>
-    </w:r>
-    <w:proofErr w:type="gramEnd"/>
-    <w:r>
-      <w:rPr>
-        <w:rFonts w:ascii="Arial" w:hAnsi="Arial" w:cs="Arial"/>
-        <w:color w:val="auto"/>
-        <w:sz w:val="18"/>
-        <w:szCs w:val="18"/>
-        <w:lang w:val="en-US"/>
-      </w:rPr>
-      <w:t>[.</w:t>
+      <w:t xml:space="preserve"> [[.</w:t>
     </w:r>
     <w:proofErr w:type="spellStart"/>
-    <w:proofErr w:type="gramStart"/>
     <w:r>
       <w:rPr>
         <w:rFonts w:ascii="Arial" w:hAnsi="Arial" w:cs="Arial"/>
@@ -6477,7 +6467,6 @@
       <w:t>Name</w:t>
     </w:r>
     <w:proofErr w:type="spellEnd"/>
-    <w:proofErr w:type="gramEnd"/>
     <w:r>
       <w:rPr>
         <w:rFonts w:ascii="Arial" w:hAnsi="Arial" w:cs="Arial"/>
@@ -6488,19 +6477,15 @@
       </w:rPr>
       <w:t>]]</w:t>
     </w:r>
-  </w:p>
-  <w:p>
-    <w:pPr>
-      <w:pStyle w:val="NormalWeb"/>
-      <w:spacing w:before="0" w:beforeAutospacing="0" w:after="240"/>
-      <w:jc w:val="center"/>
+    <w:r>
       <w:rPr>
         <w:rFonts w:ascii="Arial" w:hAnsi="Arial" w:cs="Arial"/>
+        <w:color w:val="auto"/>
         <w:sz w:val="18"/>
         <w:szCs w:val="18"/>
-        <w:lang w:val="en-US"/>
       </w:rPr>
-    </w:pPr>
+      <w:t xml:space="preserve"> | </w:t>
+    </w:r>
     <w:r>
       <w:rPr>
         <w:rFonts w:ascii="Arial" w:hAnsi="Arial" w:cs="Arial"/>
@@ -6635,6 +6620,16 @@
 </w:ftr>
 </file>
 
+<file path=word/footer3.xml><?xml version="1.0" encoding="utf-8"?>
+<w:ftr xmlns:wpc="http://schemas.microsoft.com/office/word/2010/wordprocessingCanvas" xmlns:cx="http://schemas.microsoft.com/office/drawing/2014/chartex" xmlns:cx1="http://schemas.microsoft.com/office/drawing/2015/9/8/chartex" xmlns:cx2="http://schemas.microsoft.com/office/drawing/2015/10/21/chartex" xmlns:cx3="http://schemas.microsoft.com/office/drawing/2016/5/9/chartex" xmlns:cx4="http://schemas.microsoft.com/office/drawing/2016/5/10/chartex" xmlns:cx5="http://schemas.microsoft.com/office/drawing/2016/5/11/chartex" xmlns:cx6="http://schemas.microsoft.com/office/drawing/2016/5/12/chartex" xmlns:cx7="http://schemas.microsoft.com/office/drawing/2016/5/13/chartex" xmlns:cx8="http://schemas.microsoft.com/office/drawing/2016/5/14/chartex" xmlns:mc="http://schemas.openxmlformats.org/markup-compatibility/2006" xmlns:aink="http://schemas.microsoft.com/office/drawing/2016/ink" xmlns:am3d="http://schemas.microsoft.com/office/drawing/2017/model3d" xmlns:o="urn:schemas-microsoft-com:office:office" xmlns:oel="http://schemas.microsoft.com/office/2019/extlst" xmlns:r="http://schemas.openxmlformats.org/officeDocument/2006/relationships" xmlns:m="http://schemas.openxmlformats.org/officeDocument/2006/math" xmlns:v="urn:schemas-microsoft-com:vml" xmlns:wp14="http://schemas.microsoft.com/office/word/2010/wordprocessingDrawing" xmlns:wp="http://schemas.openxmlformats.org/drawingml/2006/wordprocessingDrawing" xmlns:w10="urn:schemas-microsoft-com:office:word" xmlns:w="http://schemas.openxmlformats.org/wordprocessingml/2006/main" xmlns:w14="http://schemas.microsoft.com/office/word/2010/wordml" xmlns:w15="http://schemas.microsoft.com/office/word/2012/wordml" xmlns:w16cex="http://schemas.microsoft.com/office/word/2018/wordml/cex" xmlns:w16cid="http://schemas.microsoft.com/office/word/2016/wordml/cid" xmlns:w16="http://schemas.microsoft.com/office/word/2018/wordml" xmlns:w16du="http://schemas.microsoft.com/office/word/2023/wordml/word16du" xmlns:w16sdtdh="http://schemas.microsoft.com/office/word/2020/wordml/sdtdatahash" xmlns:w16sdtfl="http://schemas.microsoft.com/office/word/2024/wordml/sdtformatlock" xmlns:w16se="http://schemas.microsoft.com/office/word/2015/wordml/symex" xmlns:wpg="http://schemas.microsoft.com/office/word/2010/wordprocessingGroup" xmlns:wpi="http://schemas.microsoft.com/office/word/2010/wordprocessingInk" xmlns:wne="http://schemas.microsoft.com/office/word/2006/wordml" xmlns:wps="http://schemas.microsoft.com/office/word/2010/wordprocessingShape" mc:Ignorable="w14 w15 w16se w16cid w16 w16cex w16sdtdh w16sdtfl w16du wp14">
+  <w:p>
+    <w:pPr>
+      <w:pStyle w:val="Footer"/>
+    </w:pPr>
+  </w:p>
+</w:ftr>
+</file>
+
 <file path=word/footnotes.xml><?xml version="1.0" encoding="utf-8"?>
 <w:footnotes xmlns:wpc="http://schemas.microsoft.com/office/word/2010/wordprocessingCanvas" xmlns:cx="http://schemas.microsoft.com/office/drawing/2014/chartex" xmlns:cx1="http://schemas.microsoft.com/office/drawing/2015/9/8/chartex" xmlns:cx2="http://schemas.microsoft.com/office/drawing/2015/10/21/chartex" xmlns:cx3="http://schemas.microsoft.com/office/drawing/2016/5/9/chartex" xmlns:cx4="http://schemas.microsoft.com/office/drawing/2016/5/10/chartex" xmlns:cx5="http://schemas.microsoft.com/office/drawing/2016/5/11/chartex" xmlns:cx6="http://schemas.microsoft.com/office/drawing/2016/5/12/chartex" xmlns:cx7="http://schemas.microsoft.com/office/drawing/2016/5/13/chartex" xmlns:cx8="http://schemas.microsoft.com/office/drawing/2016/5/14/chartex" xmlns:mc="http://schemas.openxmlformats.org/markup-compatibility/2006" xmlns:aink="http://schemas.microsoft.com/office/drawing/2016/ink" xmlns:am3d="http://schemas.microsoft.com/office/drawing/2017/model3d" xmlns:o="urn:schemas-microsoft-com:office:office" xmlns:oel="http://schemas.microsoft.com/office/2019/extlst" xmlns:r="http://schemas.openxmlformats.org/officeDocument/2006/relationships" xmlns:m="http://schemas.openxmlformats.org/officeDocument/2006/math" xmlns:v="urn:schemas-microsoft-com:vml" xmlns:wp14="http://schemas.microsoft.com/office/word/2010/wordprocessingDrawing" xmlns:wp="http://schemas.openxmlformats.org/drawingml/2006/wordprocessingDrawing" xmlns:w10="urn:schemas-microsoft-com:office:word" xmlns:w="http://schemas.openxmlformats.org/wordprocessingml/2006/main" xmlns:w14="http://schemas.microsoft.com/office/word/2010/wordml" xmlns:w15="http://schemas.microsoft.com/office/word/2012/wordml" xmlns:w16cex="http://schemas.microsoft.com/office/word/2018/wordml/cex" xmlns:w16cid="http://schemas.microsoft.com/office/word/2016/wordml/cid" xmlns:w16="http://schemas.microsoft.com/office/word/2018/wordml" xmlns:w16du="http://schemas.microsoft.com/office/word/2023/wordml/word16du" xmlns:w16sdtdh="http://schemas.microsoft.com/office/word/2020/wordml/sdtdatahash" xmlns:w16sdtfl="http://schemas.microsoft.com/office/word/2024/wordml/sdtformatlock" xmlns:w16se="http://schemas.microsoft.com/office/word/2015/wordml/symex" xmlns:wpg="http://schemas.microsoft.com/office/word/2010/wordprocessingGroup" xmlns:wpi="http://schemas.microsoft.com/office/word/2010/wordprocessingInk" xmlns:wne="http://schemas.microsoft.com/office/word/2006/wordml" xmlns:wps="http://schemas.microsoft.com/office/word/2010/wordprocessingShape" mc:Ignorable="w14 w15 w16se w16cid w16 w16cex w16sdtdh w16sdtfl w16du wp14">
   <w:footnote w:type="separator" w:id="-1">
@@ -6670,7 +6665,12 @@
       <w:rPr>
         <w:noProof/>
       </w:rPr>
-      <w:pict w14:anchorId="1D1888D5">
+    </w:r>
+    <w:r>
+      <w:rPr>
+        <w:noProof/>
+      </w:rPr>
+      <w:pict w14:anchorId="04FD57F8">
         <v:shapetype id="_x0000_t136" coordsize="21600,21600" o:spt="136" adj="10800" path="m@7,l@8,m@5,21600l@6,21600e">
           <v:formulas>
             <v:f eqn="sum #0 0 10800"/>
@@ -6695,7 +6695,7 @@
           </v:handles>
           <o:lock v:ext="edit" text="t" shapetype="t"/>
         </v:shapetype>
-        <v:shape id="PowerPlusWaterMarkObject235954394" o:spid="_x0000_s1027" type="#_x0000_t136" alt="" style="position:absolute;margin-left:0;margin-top:0;width:580.95pt;height:198.35pt;rotation:315;z-index:-251618304;mso-wrap-edited:f;mso-width-percent:0;mso-height-percent:0;mso-position-horizontal:center;mso-position-horizontal-relative:margin;mso-position-vertical:center;mso-position-vertical-relative:margin;mso-width-percent:0;mso-height-percent:0" o:allowincell="f" fillcolor="#ececec" stroked="f">
+        <v:shape id="PowerPlusWaterMarkObject101555356" o:spid="_x0000_s1027" type="#_x0000_t136" alt="" style="position:absolute;margin-left:0;margin-top:0;width:580.95pt;height:198.35pt;rotation:315;z-index:-251612160;mso-wrap-edited:f;mso-width-percent:0;mso-height-percent:0;mso-position-horizontal:center;mso-position-horizontal-relative:margin;mso-position-vertical:center;mso-position-vertical-relative:margin;mso-width-percent:0;mso-height-percent:0" o:allowincell="f" fillcolor="#e8e8e8 [3214]" stroked="f">
           <v:textpath style="font-family:&quot;Arial&quot;;font-size:1pt;font-weight:bold;font-style:italic" string="DRAFT"/>
           <w10:wrap anchorx="margin" anchory="margin"/>
         </v:shape>
@@ -6713,7 +6713,7 @@
       <w:tabs>
         <w:tab w:val="left" w:pos="142"/>
       </w:tabs>
-      <w:spacing w:before="240" w:after="240"/>
+      <w:spacing w:before="480" w:after="240"/>
       <w:rPr>
         <w:noProof/>
       </w:rPr>
@@ -6722,7 +6722,12 @@
       <w:rPr>
         <w:noProof/>
       </w:rPr>
-      <w:pict w14:anchorId="378A2AEE">
+    </w:r>
+    <w:r>
+      <w:rPr>
+        <w:noProof/>
+      </w:rPr>
+      <w:pict w14:anchorId="06C8E3F5">
         <v:shapetype id="_x0000_t136" coordsize="21600,21600" o:spt="136" adj="10800" path="m@7,l@8,m@5,21600l@6,21600e">
           <v:formulas>
             <v:f eqn="sum #0 0 10800"/>
@@ -6747,7 +6752,7 @@
           </v:handles>
           <o:lock v:ext="edit" text="t" shapetype="t"/>
         </v:shapetype>
-        <v:shape id="PowerPlusWaterMarkObject235954395" o:spid="_x0000_s1026" type="#_x0000_t136" alt="" style="position:absolute;margin-left:0;margin-top:0;width:580.95pt;height:198.35pt;rotation:315;z-index:-251616256;mso-wrap-edited:f;mso-width-percent:0;mso-height-percent:0;mso-position-horizontal:center;mso-position-horizontal-relative:margin;mso-position-vertical:center;mso-position-vertical-relative:margin;mso-width-percent:0;mso-height-percent:0" o:allowincell="f" fillcolor="#ececec" stroked="f">
+        <v:shape id="PowerPlusWaterMarkObject101555357" o:spid="_x0000_s1026" type="#_x0000_t136" alt="" style="position:absolute;margin-left:0;margin-top:0;width:580.95pt;height:198.35pt;rotation:315;z-index:-251610112;mso-wrap-edited:f;mso-width-percent:0;mso-height-percent:0;mso-position-horizontal:center;mso-position-horizontal-relative:margin;mso-position-vertical:center;mso-position-vertical-relative:margin;mso-width-percent:0;mso-height-percent:0" o:allowincell="f" fillcolor="#e8e8e8 [3214]" stroked="f">
           <v:textpath style="font-family:&quot;Arial&quot;;font-size:1pt;font-weight:bold;font-style:italic" string="DRAFT"/>
           <w10:wrap anchorx="margin" anchory="margin"/>
         </v:shape>
@@ -6822,7 +6827,12 @@
       <w:rPr>
         <w:noProof/>
       </w:rPr>
-      <w:pict w14:anchorId="6ECFDD84">
+    </w:r>
+    <w:r>
+      <w:rPr>
+        <w:noProof/>
+      </w:rPr>
+      <w:pict w14:anchorId="0C453AB8">
         <v:shapetype id="_x0000_t136" coordsize="21600,21600" o:spt="136" adj="10800" path="m@7,l@8,m@5,21600l@6,21600e">
           <v:formulas>
             <v:f eqn="sum #0 0 10800"/>
@@ -6847,7 +6857,7 @@
           </v:handles>
           <o:lock v:ext="edit" text="t" shapetype="t"/>
         </v:shapetype>
-        <v:shape id="PowerPlusWaterMarkObject235954393" o:spid="_x0000_s1025" type="#_x0000_t136" alt="" style="position:absolute;margin-left:0;margin-top:0;width:580.95pt;height:198.35pt;rotation:315;z-index:-251620352;mso-wrap-edited:f;mso-width-percent:0;mso-height-percent:0;mso-position-horizontal:center;mso-position-horizontal-relative:margin;mso-position-vertical:center;mso-position-vertical-relative:margin;mso-width-percent:0;mso-height-percent:0" o:allowincell="f" fillcolor="#ececec" stroked="f">
+        <v:shape id="PowerPlusWaterMarkObject101555355" o:spid="_x0000_s1025" type="#_x0000_t136" alt="" style="position:absolute;margin-left:0;margin-top:0;width:580.95pt;height:198.35pt;rotation:315;z-index:-251614208;mso-wrap-edited:f;mso-width-percent:0;mso-height-percent:0;mso-position-horizontal:center;mso-position-horizontal-relative:margin;mso-position-vertical:center;mso-position-vertical-relative:margin;mso-width-percent:0;mso-height-percent:0" o:allowincell="f" fillcolor="#e8e8e8 [3214]" stroked="f">
           <v:textpath style="font-family:&quot;Arial&quot;;font-size:1pt;font-weight:bold;font-style:italic" string="DRAFT"/>
           <w10:wrap anchorx="margin" anchory="margin"/>
         </v:shape>

--- a/btb_cvs_support/document/templates/quotation_format_ae.docx
+++ b/btb_cvs_support/document/templates/quotation_format_ae.docx
@@ -333,7 +333,6 @@
               </w:rPr>
               <w:t>[[</w:t>
             </w:r>
-            <w:proofErr w:type="gramStart"/>
             <w:r>
               <w:rPr>
                 <w:rFonts w:ascii="Arial" w:eastAsia="Times New Roman" w:hAnsi="Arial" w:cs="Arial"/>
@@ -366,19 +365,7 @@
                 <w:szCs w:val="18"/>
                 <w14:ligatures w14:val="none"/>
               </w:rPr>
-              <w:t>qt</w:t>
-            </w:r>
-            <w:proofErr w:type="gramEnd"/>
-            <w:r>
-              <w:rPr>
-                <w:rFonts w:ascii="Arial" w:eastAsia="Times New Roman" w:hAnsi="Arial" w:cs="Arial"/>
-                <w:color w:val="000000"/>
-                <w:kern w:val="0"/>
-                <w:sz w:val="18"/>
-                <w:szCs w:val="18"/>
-                <w14:ligatures w14:val="none"/>
-              </w:rPr>
-              <w:t>.address_display</w:t>
+              <w:t>qt.address_display</w:t>
             </w:r>
             <w:proofErr w:type="spellEnd"/>
             <w:r>
@@ -457,31 +444,7 @@
                 <w:szCs w:val="18"/>
                 <w14:ligatures w14:val="none"/>
               </w:rPr>
-              <w:t>[</w:t>
-            </w:r>
-            <w:proofErr w:type="gramStart"/>
-            <w:r>
-              <w:rPr>
-                <w:rFonts w:ascii="Arial" w:eastAsia="Times New Roman" w:hAnsi="Arial" w:cs="Arial"/>
-                <w:color w:val="000000"/>
-                <w:kern w:val="0"/>
-                <w:sz w:val="18"/>
-                <w:szCs w:val="18"/>
-                <w14:ligatures w14:val="none"/>
-              </w:rPr>
-              <w:t>[.qt.name</w:t>
-            </w:r>
-            <w:proofErr w:type="gramEnd"/>
-            <w:r>
-              <w:rPr>
-                <w:rFonts w:ascii="Arial" w:eastAsia="Times New Roman" w:hAnsi="Arial" w:cs="Arial"/>
-                <w:color w:val="000000"/>
-                <w:kern w:val="0"/>
-                <w:sz w:val="18"/>
-                <w:szCs w:val="18"/>
-                <w14:ligatures w14:val="none"/>
-              </w:rPr>
-              <w:t>]]</w:t>
+              <w:t>[[.qt.name]]</w:t>
             </w:r>
           </w:p>
         </w:tc>
@@ -555,7 +518,6 @@
               </w:rPr>
               <w:t>[[</w:t>
             </w:r>
-            <w:proofErr w:type="gramStart"/>
             <w:r>
               <w:rPr>
                 <w:rFonts w:ascii="Arial" w:eastAsia="Times New Roman" w:hAnsi="Arial" w:cs="Arial"/>
@@ -599,19 +561,7 @@
                 <w:szCs w:val="18"/>
                 <w14:ligatures w14:val="none"/>
               </w:rPr>
-              <w:t>qt</w:t>
-            </w:r>
-            <w:proofErr w:type="gramEnd"/>
-            <w:r>
-              <w:rPr>
-                <w:rFonts w:ascii="Arial" w:eastAsia="Times New Roman" w:hAnsi="Arial" w:cs="Arial"/>
-                <w:color w:val="000000"/>
-                <w:kern w:val="0"/>
-                <w:sz w:val="18"/>
-                <w:szCs w:val="18"/>
-                <w14:ligatures w14:val="none"/>
-              </w:rPr>
-              <w:t>.contact_display</w:t>
+              <w:t>qt.contact_display</w:t>
             </w:r>
             <w:proofErr w:type="spellEnd"/>
             <w:r>
@@ -705,7 +655,6 @@
               <w:t>[[.</w:t>
             </w:r>
             <w:proofErr w:type="spellStart"/>
-            <w:proofErr w:type="gramStart"/>
             <w:r>
               <w:rPr>
                 <w:rFonts w:ascii="Arial" w:eastAsia="Times New Roman" w:hAnsi="Arial" w:cs="Arial"/>
@@ -720,7 +669,6 @@
               <w:t>qt.subject</w:t>
             </w:r>
             <w:proofErr w:type="spellEnd"/>
-            <w:proofErr w:type="gramEnd"/>
             <w:r>
               <w:rPr>
                 <w:rFonts w:ascii="Arial" w:eastAsia="Times New Roman" w:hAnsi="Arial" w:cs="Arial"/>
@@ -809,7 +757,6 @@
               <w:t>[[.</w:t>
             </w:r>
             <w:proofErr w:type="spellStart"/>
-            <w:proofErr w:type="gramStart"/>
             <w:r>
               <w:rPr>
                 <w:rFonts w:ascii="Arial" w:eastAsia="Times New Roman" w:hAnsi="Arial" w:cs="Arial"/>
@@ -822,7 +769,6 @@
               <w:t>qt.project</w:t>
             </w:r>
             <w:proofErr w:type="spellEnd"/>
-            <w:proofErr w:type="gramEnd"/>
             <w:r>
               <w:rPr>
                 <w:rFonts w:ascii="Arial" w:eastAsia="Times New Roman" w:hAnsi="Arial" w:cs="Arial"/>
@@ -866,9 +812,9 @@
           <w:szCs w:val="18"/>
           <w:lang w:val="en-US"/>
         </w:rPr>
-        <w:t>[[</w:t>
+        <w:t>[[rtf .</w:t>
       </w:r>
-      <w:proofErr w:type="gramStart"/>
+      <w:proofErr w:type="spellStart"/>
       <w:r>
         <w:rPr>
           <w:rFonts w:ascii="Arial" w:hAnsi="Arial" w:cs="Arial"/>
@@ -876,9 +822,9 @@
           <w:szCs w:val="18"/>
           <w:lang w:val="en-US"/>
         </w:rPr>
-        <w:t>rtf .</w:t>
+        <w:t>qt.terms</w:t>
       </w:r>
-      <w:proofErr w:type="spellStart"/>
+      <w:proofErr w:type="spellEnd"/>
       <w:r>
         <w:rPr>
           <w:rFonts w:ascii="Arial" w:hAnsi="Arial" w:cs="Arial"/>
@@ -886,9 +832,8 @@
           <w:szCs w:val="18"/>
           <w:lang w:val="en-US"/>
         </w:rPr>
-        <w:t>qt</w:t>
+        <w:t>]]</w:t>
       </w:r>
-      <w:proofErr w:type="gramEnd"/>
       <w:r>
         <w:rPr>
           <w:rFonts w:ascii="Arial" w:hAnsi="Arial" w:cs="Arial"/>
@@ -896,9 +841,8 @@
           <w:szCs w:val="18"/>
           <w:lang w:val="en-US"/>
         </w:rPr>
-        <w:t>.terms</w:t>
+        <w:t xml:space="preserve"> </w:t>
       </w:r>
-      <w:proofErr w:type="spellEnd"/>
       <w:r>
         <w:rPr>
           <w:rFonts w:ascii="Arial" w:hAnsi="Arial" w:cs="Arial"/>
@@ -906,8 +850,9 @@
           <w:szCs w:val="18"/>
           <w:lang w:val="en-US"/>
         </w:rPr>
-        <w:t>]]</w:t>
+        <w:t>[[</w:t>
       </w:r>
+      <w:proofErr w:type="spellStart"/>
       <w:r>
         <w:rPr>
           <w:rFonts w:ascii="Arial" w:hAnsi="Arial" w:cs="Arial"/>
@@ -915,8 +860,9 @@
           <w:szCs w:val="18"/>
           <w:lang w:val="en-US"/>
         </w:rPr>
-        <w:t xml:space="preserve"> </w:t>
+        <w:t>wmtext</w:t>
       </w:r>
+      <w:proofErr w:type="spellEnd"/>
       <w:r>
         <w:rPr>
           <w:rFonts w:ascii="Arial" w:hAnsi="Arial" w:cs="Arial"/>
@@ -924,10 +870,9 @@
           <w:szCs w:val="18"/>
           <w:lang w:val="en-US"/>
         </w:rPr>
-        <w:t>[[</w:t>
+        <w:t xml:space="preserve"> .</w:t>
       </w:r>
       <w:proofErr w:type="spellStart"/>
-      <w:proofErr w:type="gramStart"/>
       <w:r>
         <w:rPr>
           <w:rFonts w:ascii="Arial" w:hAnsi="Arial" w:cs="Arial"/>
@@ -935,37 +880,7 @@
           <w:szCs w:val="18"/>
           <w:lang w:val="en-US"/>
         </w:rPr>
-        <w:t>wmtext</w:t>
-      </w:r>
-      <w:proofErr w:type="spellEnd"/>
-      <w:r>
-        <w:rPr>
-          <w:rFonts w:ascii="Arial" w:hAnsi="Arial" w:cs="Arial"/>
-          <w:sz w:val="18"/>
-          <w:szCs w:val="18"/>
-          <w:lang w:val="en-US"/>
-        </w:rPr>
-        <w:t xml:space="preserve"> .</w:t>
-      </w:r>
-      <w:proofErr w:type="spellStart"/>
-      <w:r>
-        <w:rPr>
-          <w:rFonts w:ascii="Arial" w:hAnsi="Arial" w:cs="Arial"/>
-          <w:sz w:val="18"/>
-          <w:szCs w:val="18"/>
-          <w:lang w:val="en-US"/>
-        </w:rPr>
-        <w:t>qt</w:t>
-      </w:r>
-      <w:proofErr w:type="gramEnd"/>
-      <w:r>
-        <w:rPr>
-          <w:rFonts w:ascii="Arial" w:hAnsi="Arial" w:cs="Arial"/>
-          <w:sz w:val="18"/>
-          <w:szCs w:val="18"/>
-          <w:lang w:val="en-US"/>
-        </w:rPr>
-        <w:t>.water_mark</w:t>
+        <w:t>qt.water_mark</w:t>
       </w:r>
       <w:proofErr w:type="spellEnd"/>
       <w:r>
@@ -1074,9 +989,9 @@
           <w:lang w:val="en-US"/>
           <w14:ligatures w14:val="none"/>
         </w:rPr>
-        <w:t>[[$</w:t>
+        <w:t>[[$cur := .</w:t>
       </w:r>
-      <w:proofErr w:type="gramStart"/>
+      <w:proofErr w:type="spellStart"/>
       <w:r>
         <w:rPr>
           <w:rFonts w:ascii="Arial" w:eastAsia="Times New Roman" w:hAnsi="Arial" w:cs="Arial"/>
@@ -1087,9 +1002,9 @@
           <w:lang w:val="en-US"/>
           <w14:ligatures w14:val="none"/>
         </w:rPr>
-        <w:t>cur :</w:t>
+        <w:t>ci.companyinfo.currency</w:t>
       </w:r>
-      <w:proofErr w:type="gramEnd"/>
+      <w:proofErr w:type="spellEnd"/>
       <w:r>
         <w:rPr>
           <w:rFonts w:ascii="Arial" w:eastAsia="Times New Roman" w:hAnsi="Arial" w:cs="Arial"/>
@@ -1100,10 +1015,8 @@
           <w:lang w:val="en-US"/>
           <w14:ligatures w14:val="none"/>
         </w:rPr>
-        <w:t>= .</w:t>
+        <w:t>]]</w:t>
       </w:r>
-      <w:proofErr w:type="spellStart"/>
-      <w:proofErr w:type="gramStart"/>
       <w:r>
         <w:rPr>
           <w:rFonts w:ascii="Arial" w:eastAsia="Times New Roman" w:hAnsi="Arial" w:cs="Arial"/>
@@ -1114,9 +1027,8 @@
           <w:lang w:val="en-US"/>
           <w14:ligatures w14:val="none"/>
         </w:rPr>
-        <w:t>ci.companyinfo</w:t>
+        <w:t xml:space="preserve"> [[$No := 1]]</w:t>
       </w:r>
-      <w:proofErr w:type="gramEnd"/>
       <w:r>
         <w:rPr>
           <w:rFonts w:ascii="Arial" w:eastAsia="Times New Roman" w:hAnsi="Arial" w:cs="Arial"/>
@@ -1127,96 +1039,7 @@
           <w:lang w:val="en-US"/>
           <w14:ligatures w14:val="none"/>
         </w:rPr>
-        <w:t>.currency</w:t>
-      </w:r>
-      <w:proofErr w:type="spellEnd"/>
-      <w:r>
-        <w:rPr>
-          <w:rFonts w:ascii="Arial" w:eastAsia="Times New Roman" w:hAnsi="Arial" w:cs="Arial"/>
-          <w:color w:val="000000"/>
-          <w:kern w:val="0"/>
-          <w:sz w:val="18"/>
-          <w:szCs w:val="18"/>
-          <w:lang w:val="en-US"/>
-          <w14:ligatures w14:val="none"/>
-        </w:rPr>
-        <w:t>]]</w:t>
-      </w:r>
-      <w:r>
-        <w:rPr>
-          <w:rFonts w:ascii="Arial" w:eastAsia="Times New Roman" w:hAnsi="Arial" w:cs="Arial"/>
-          <w:color w:val="000000"/>
-          <w:kern w:val="0"/>
-          <w:sz w:val="18"/>
-          <w:szCs w:val="18"/>
-          <w:lang w:val="en-US"/>
-          <w14:ligatures w14:val="none"/>
-        </w:rPr>
-        <w:t xml:space="preserve"> [[$</w:t>
-      </w:r>
-      <w:proofErr w:type="gramStart"/>
-      <w:r>
-        <w:rPr>
-          <w:rFonts w:ascii="Arial" w:eastAsia="Times New Roman" w:hAnsi="Arial" w:cs="Arial"/>
-          <w:color w:val="000000"/>
-          <w:kern w:val="0"/>
-          <w:sz w:val="18"/>
-          <w:szCs w:val="18"/>
-          <w:lang w:val="en-US"/>
-          <w14:ligatures w14:val="none"/>
-        </w:rPr>
-        <w:t>No :</w:t>
-      </w:r>
-      <w:proofErr w:type="gramEnd"/>
-      <w:r>
-        <w:rPr>
-          <w:rFonts w:ascii="Arial" w:eastAsia="Times New Roman" w:hAnsi="Arial" w:cs="Arial"/>
-          <w:color w:val="000000"/>
-          <w:kern w:val="0"/>
-          <w:sz w:val="18"/>
-          <w:szCs w:val="18"/>
-          <w:lang w:val="en-US"/>
-          <w14:ligatures w14:val="none"/>
-        </w:rPr>
-        <w:t>= 1]]</w:t>
-      </w:r>
-      <w:r>
-        <w:rPr>
-          <w:rFonts w:ascii="Arial" w:eastAsia="Times New Roman" w:hAnsi="Arial" w:cs="Arial"/>
-          <w:color w:val="000000"/>
-          <w:kern w:val="0"/>
-          <w:sz w:val="18"/>
-          <w:szCs w:val="18"/>
-          <w:lang w:val="en-US"/>
-          <w14:ligatures w14:val="none"/>
-        </w:rPr>
-        <w:t xml:space="preserve"> [[$</w:t>
-      </w:r>
-      <w:proofErr w:type="gramStart"/>
-      <w:r>
-        <w:rPr>
-          <w:rFonts w:ascii="Arial" w:eastAsia="Times New Roman" w:hAnsi="Arial" w:cs="Arial"/>
-          <w:color w:val="000000"/>
-          <w:kern w:val="0"/>
-          <w:sz w:val="18"/>
-          <w:szCs w:val="18"/>
-          <w:lang w:val="en-US"/>
-          <w14:ligatures w14:val="none"/>
-        </w:rPr>
-        <w:t>comp :</w:t>
-      </w:r>
-      <w:proofErr w:type="gramEnd"/>
-      <w:r>
-        <w:rPr>
-          <w:rFonts w:ascii="Arial" w:eastAsia="Times New Roman" w:hAnsi="Arial" w:cs="Arial"/>
-          <w:color w:val="000000"/>
-          <w:kern w:val="0"/>
-          <w:sz w:val="18"/>
-          <w:szCs w:val="18"/>
-          <w:lang w:val="en-US"/>
-          <w14:ligatures w14:val="none"/>
-        </w:rPr>
-        <w:t>= “0.00”]]</w:t>
+        <w:t xml:space="preserve"> [[$comp := “0.00”]]</w:t>
       </w:r>
     </w:p>
     <w:p>
@@ -1449,7 +1272,6 @@
               <w:t>[[</w:t>
             </w:r>
             <w:proofErr w:type="spellStart"/>
-            <w:proofErr w:type="gramStart"/>
             <w:r>
               <w:rPr>
                 <w:rFonts w:ascii="Arial" w:eastAsia="Times New Roman" w:hAnsi="Arial" w:cs="Arial"/>
@@ -1471,19 +1293,7 @@
                 <w:szCs w:val="18"/>
                 <w14:ligatures w14:val="none"/>
               </w:rPr>
-              <w:t>(</w:t>
-            </w:r>
-            <w:proofErr w:type="gramEnd"/>
-            <w:r>
-              <w:rPr>
-                <w:rFonts w:ascii="Arial" w:eastAsia="Times New Roman" w:hAnsi="Arial" w:cs="Arial"/>
-                <w:color w:val="000000"/>
-                <w:kern w:val="0"/>
-                <w:sz w:val="18"/>
-                <w:szCs w:val="18"/>
-                <w14:ligatures w14:val="none"/>
-              </w:rPr>
-              <w:t>$</w:t>
+              <w:t>($</w:t>
             </w:r>
             <w:proofErr w:type="spellStart"/>
             <w:r>
@@ -1534,7 +1344,6 @@
               <w:t xml:space="preserve"> as .</w:t>
             </w:r>
             <w:proofErr w:type="spellStart"/>
-            <w:proofErr w:type="gramStart"/>
             <w:r>
               <w:rPr>
                 <w:rFonts w:ascii="Arial" w:eastAsia="Times New Roman" w:hAnsi="Arial" w:cs="Arial"/>
@@ -1547,7 +1356,6 @@
               <w:t>ci.cartItem</w:t>
             </w:r>
             <w:proofErr w:type="spellEnd"/>
-            <w:proofErr w:type="gramEnd"/>
             <w:r>
               <w:rPr>
                 <w:rFonts w:ascii="Arial" w:eastAsia="Times New Roman" w:hAnsi="Arial" w:cs="Arial"/>
@@ -1633,7 +1441,6 @@
               <w:t>[[$</w:t>
             </w:r>
             <w:proofErr w:type="spellStart"/>
-            <w:proofErr w:type="gramStart"/>
             <w:r>
               <w:rPr>
                 <w:rFonts w:ascii="Arial" w:eastAsia="Times New Roman" w:hAnsi="Arial" w:cs="Arial"/>
@@ -1646,7 +1453,6 @@
               <w:t>pv.productName</w:t>
             </w:r>
             <w:proofErr w:type="spellEnd"/>
-            <w:proofErr w:type="gramEnd"/>
             <w:r>
               <w:rPr>
                 <w:rFonts w:ascii="Arial" w:eastAsia="Times New Roman" w:hAnsi="Arial" w:cs="Arial"/>
@@ -1693,7 +1499,6 @@
               <w:t>[[$</w:t>
             </w:r>
             <w:proofErr w:type="spellStart"/>
-            <w:proofErr w:type="gramStart"/>
             <w:r>
               <w:rPr>
                 <w:rFonts w:ascii="Arial" w:eastAsia="Times New Roman" w:hAnsi="Arial" w:cs="Arial"/>
@@ -1706,7 +1511,6 @@
               <w:t>pv.totalqty</w:t>
             </w:r>
             <w:proofErr w:type="spellEnd"/>
-            <w:proofErr w:type="gramEnd"/>
             <w:r>
               <w:rPr>
                 <w:rFonts w:ascii="Arial" w:eastAsia="Times New Roman" w:hAnsi="Arial" w:cs="Arial"/>
@@ -1753,7 +1557,6 @@
               <w:t>[[$</w:t>
             </w:r>
             <w:proofErr w:type="spellStart"/>
-            <w:proofErr w:type="gramStart"/>
             <w:r>
               <w:rPr>
                 <w:rFonts w:ascii="Arial" w:eastAsia="Times New Roman" w:hAnsi="Arial" w:cs="Arial"/>
@@ -1766,7 +1569,6 @@
               <w:t>pv.productTotal</w:t>
             </w:r>
             <w:proofErr w:type="spellEnd"/>
-            <w:proofErr w:type="gramEnd"/>
             <w:r>
               <w:rPr>
                 <w:rFonts w:ascii="Arial" w:eastAsia="Times New Roman" w:hAnsi="Arial" w:cs="Arial"/>
@@ -2034,7 +1836,6 @@
               <w:t>[[.</w:t>
             </w:r>
             <w:proofErr w:type="spellStart"/>
-            <w:proofErr w:type="gramStart"/>
             <w:r>
               <w:rPr>
                 <w:rFonts w:ascii="Arial" w:eastAsia="Times New Roman" w:hAnsi="Arial" w:cs="Arial"/>
@@ -2049,7 +1850,6 @@
               <w:t>qt.total</w:t>
             </w:r>
             <w:proofErr w:type="spellEnd"/>
-            <w:proofErr w:type="gramEnd"/>
             <w:r>
               <w:rPr>
                 <w:rFonts w:ascii="Arial" w:eastAsia="Times New Roman" w:hAnsi="Arial" w:cs="Arial"/>
@@ -2143,19 +1943,7 @@
                 <w:szCs w:val="18"/>
                 <w14:ligatures w14:val="none"/>
               </w:rPr>
-              <w:t xml:space="preserve">[[if </w:t>
-            </w:r>
-            <w:proofErr w:type="gramStart"/>
-            <w:r>
-              <w:rPr>
-                <w:rFonts w:ascii="Arial" w:eastAsia="Times New Roman" w:hAnsi="Arial" w:cs="Arial"/>
-                <w:color w:val="000000"/>
-                <w:kern w:val="0"/>
-                <w:sz w:val="18"/>
-                <w:szCs w:val="18"/>
-                <w14:ligatures w14:val="none"/>
-              </w:rPr>
-              <w:t>ne .</w:t>
+              <w:t>[[if ne .</w:t>
             </w:r>
             <w:proofErr w:type="spellStart"/>
             <w:r>
@@ -2167,19 +1955,7 @@
                 <w:szCs w:val="18"/>
                 <w14:ligatures w14:val="none"/>
               </w:rPr>
-              <w:t>qt</w:t>
-            </w:r>
-            <w:proofErr w:type="gramEnd"/>
-            <w:r>
-              <w:rPr>
-                <w:rFonts w:ascii="Arial" w:eastAsia="Times New Roman" w:hAnsi="Arial" w:cs="Arial"/>
-                <w:color w:val="000000"/>
-                <w:kern w:val="0"/>
-                <w:sz w:val="18"/>
-                <w:szCs w:val="18"/>
-                <w14:ligatures w14:val="none"/>
-              </w:rPr>
-              <w:t>.discount_amount</w:t>
+              <w:t>qt.discount_amount</w:t>
             </w:r>
             <w:proofErr w:type="spellEnd"/>
             <w:r>
@@ -2236,62 +2012,32 @@
               <w:t>Discount ([[.</w:t>
             </w:r>
             <w:proofErr w:type="spellStart"/>
-            <w:proofErr w:type="gramStart"/>
-            <w:r>
-              <w:rPr>
-                <w:rFonts w:ascii="Arial" w:eastAsia="Times New Roman" w:hAnsi="Arial" w:cs="Arial"/>
-                <w:b/>
-                <w:bCs/>
-                <w:color w:val="000000"/>
-                <w:kern w:val="0"/>
-                <w:sz w:val="18"/>
-                <w:szCs w:val="18"/>
-                <w14:ligatures w14:val="none"/>
-              </w:rPr>
-              <w:t>qt.additional</w:t>
-            </w:r>
-            <w:proofErr w:type="gramEnd"/>
-            <w:r>
-              <w:rPr>
-                <w:rFonts w:ascii="Arial" w:eastAsia="Times New Roman" w:hAnsi="Arial" w:cs="Arial"/>
-                <w:b/>
-                <w:bCs/>
-                <w:color w:val="000000"/>
-                <w:kern w:val="0"/>
-                <w:sz w:val="18"/>
-                <w:szCs w:val="18"/>
-                <w14:ligatures w14:val="none"/>
-              </w:rPr>
-              <w:t>_discount_percentage</w:t>
+            <w:r>
+              <w:rPr>
+                <w:rFonts w:ascii="Arial" w:eastAsia="Times New Roman" w:hAnsi="Arial" w:cs="Arial"/>
+                <w:b/>
+                <w:bCs/>
+                <w:color w:val="000000"/>
+                <w:kern w:val="0"/>
+                <w:sz w:val="18"/>
+                <w:szCs w:val="18"/>
+                <w14:ligatures w14:val="none"/>
+              </w:rPr>
+              <w:t>qt.additional_discount_percentage</w:t>
             </w:r>
             <w:proofErr w:type="spellEnd"/>
-            <w:proofErr w:type="gramStart"/>
-            <w:r>
-              <w:rPr>
-                <w:rFonts w:ascii="Arial" w:eastAsia="Times New Roman" w:hAnsi="Arial" w:cs="Arial"/>
-                <w:b/>
-                <w:bCs/>
-                <w:color w:val="000000"/>
-                <w:kern w:val="0"/>
-                <w:sz w:val="18"/>
-                <w:szCs w:val="18"/>
-                <w14:ligatures w14:val="none"/>
-              </w:rPr>
-              <w:t>]]%</w:t>
-            </w:r>
-            <w:proofErr w:type="gramEnd"/>
-            <w:r>
-              <w:rPr>
-                <w:rFonts w:ascii="Arial" w:eastAsia="Times New Roman" w:hAnsi="Arial" w:cs="Arial"/>
-                <w:b/>
-                <w:bCs/>
-                <w:color w:val="000000"/>
-                <w:kern w:val="0"/>
-                <w:sz w:val="18"/>
-                <w:szCs w:val="18"/>
-                <w14:ligatures w14:val="none"/>
-              </w:rPr>
-              <w:t>)</w:t>
+            <w:r>
+              <w:rPr>
+                <w:rFonts w:ascii="Arial" w:eastAsia="Times New Roman" w:hAnsi="Arial" w:cs="Arial"/>
+                <w:b/>
+                <w:bCs/>
+                <w:color w:val="000000"/>
+                <w:kern w:val="0"/>
+                <w:sz w:val="18"/>
+                <w:szCs w:val="18"/>
+                <w14:ligatures w14:val="none"/>
+              </w:rPr>
+              <w:t>]]%)</w:t>
             </w:r>
           </w:p>
         </w:tc>
@@ -2328,29 +2074,16 @@
               <w:t>[[.</w:t>
             </w:r>
             <w:proofErr w:type="spellStart"/>
-            <w:proofErr w:type="gramStart"/>
-            <w:r>
-              <w:rPr>
-                <w:rFonts w:ascii="Arial" w:eastAsia="Times New Roman" w:hAnsi="Arial" w:cs="Arial"/>
-                <w:color w:val="000000"/>
-                <w:kern w:val="0"/>
-                <w:sz w:val="18"/>
-                <w:szCs w:val="18"/>
-                <w14:ligatures w14:val="none"/>
-              </w:rPr>
-              <w:t>qt.discount</w:t>
-            </w:r>
-            <w:proofErr w:type="gramEnd"/>
-            <w:r>
-              <w:rPr>
-                <w:rFonts w:ascii="Arial" w:eastAsia="Times New Roman" w:hAnsi="Arial" w:cs="Arial"/>
-                <w:color w:val="000000"/>
-                <w:kern w:val="0"/>
-                <w:sz w:val="18"/>
-                <w:szCs w:val="18"/>
-                <w14:ligatures w14:val="none"/>
-              </w:rPr>
-              <w:t>_amount</w:t>
+            <w:r>
+              <w:rPr>
+                <w:rFonts w:ascii="Arial" w:eastAsia="Times New Roman" w:hAnsi="Arial" w:cs="Arial"/>
+                <w:color w:val="000000"/>
+                <w:kern w:val="0"/>
+                <w:sz w:val="18"/>
+                <w:szCs w:val="18"/>
+                <w14:ligatures w14:val="none"/>
+              </w:rPr>
+              <w:t>qt.discount_amount</w:t>
             </w:r>
             <w:proofErr w:type="spellEnd"/>
             <w:r>
@@ -2440,21 +2173,7 @@
                 <w:szCs w:val="18"/>
                 <w14:ligatures w14:val="none"/>
               </w:rPr>
-              <w:t>[</w:t>
-            </w:r>
-            <w:proofErr w:type="gramStart"/>
-            <w:r>
-              <w:rPr>
-                <w:rFonts w:ascii="Arial" w:eastAsia="Times New Roman" w:hAnsi="Arial" w:cs="Arial"/>
-                <w:b/>
-                <w:bCs/>
-                <w:color w:val="000000"/>
-                <w:kern w:val="0"/>
-                <w:sz w:val="18"/>
-                <w:szCs w:val="18"/>
-                <w14:ligatures w14:val="none"/>
-              </w:rPr>
-              <w:t>[.</w:t>
+              <w:t>[[.</w:t>
             </w:r>
             <w:proofErr w:type="spellStart"/>
             <w:r>
@@ -2468,21 +2187,7 @@
                 <w:szCs w:val="18"/>
                 <w14:ligatures w14:val="none"/>
               </w:rPr>
-              <w:t>qt.net</w:t>
-            </w:r>
-            <w:proofErr w:type="gramEnd"/>
-            <w:r>
-              <w:rPr>
-                <w:rFonts w:ascii="Arial" w:eastAsia="Times New Roman" w:hAnsi="Arial" w:cs="Arial"/>
-                <w:b/>
-                <w:bCs/>
-                <w:color w:val="000000"/>
-                <w:kern w:val="0"/>
-                <w:sz w:val="18"/>
-                <w:szCs w:val="18"/>
-                <w14:ligatures w14:val="none"/>
-              </w:rPr>
-              <w:t>_total</w:t>
+              <w:t>qt.net_total</w:t>
             </w:r>
             <w:proofErr w:type="spellEnd"/>
             <w:r>
@@ -2576,19 +2281,7 @@
                 <w:szCs w:val="18"/>
                 <w14:ligatures w14:val="none"/>
               </w:rPr>
-              <w:t xml:space="preserve">[[if </w:t>
-            </w:r>
-            <w:proofErr w:type="gramStart"/>
-            <w:r>
-              <w:rPr>
-                <w:rFonts w:ascii="Arial" w:eastAsia="Times New Roman" w:hAnsi="Arial" w:cs="Arial"/>
-                <w:color w:val="000000"/>
-                <w:kern w:val="0"/>
-                <w:sz w:val="18"/>
-                <w:szCs w:val="18"/>
-                <w14:ligatures w14:val="none"/>
-              </w:rPr>
-              <w:t>ne .</w:t>
+              <w:t>[[if ne .</w:t>
             </w:r>
             <w:proofErr w:type="spellStart"/>
             <w:r>
@@ -2600,19 +2293,7 @@
                 <w:szCs w:val="18"/>
                 <w14:ligatures w14:val="none"/>
               </w:rPr>
-              <w:t>qt</w:t>
-            </w:r>
-            <w:proofErr w:type="gramEnd"/>
-            <w:r>
-              <w:rPr>
-                <w:rFonts w:ascii="Arial" w:eastAsia="Times New Roman" w:hAnsi="Arial" w:cs="Arial"/>
-                <w:color w:val="000000"/>
-                <w:kern w:val="0"/>
-                <w:sz w:val="18"/>
-                <w:szCs w:val="18"/>
-                <w14:ligatures w14:val="none"/>
-              </w:rPr>
-              <w:t>.total_taxes_and_charges</w:t>
+              <w:t>qt.total_taxes_and_charges</w:t>
             </w:r>
             <w:proofErr w:type="spellEnd"/>
             <w:r>
@@ -2703,29 +2384,16 @@
               <w:t>[[.</w:t>
             </w:r>
             <w:proofErr w:type="spellStart"/>
-            <w:proofErr w:type="gramStart"/>
-            <w:r>
-              <w:rPr>
-                <w:rFonts w:ascii="Arial" w:eastAsia="Times New Roman" w:hAnsi="Arial" w:cs="Arial"/>
-                <w:color w:val="000000"/>
-                <w:kern w:val="0"/>
-                <w:sz w:val="18"/>
-                <w:szCs w:val="18"/>
-                <w14:ligatures w14:val="none"/>
-              </w:rPr>
-              <w:t>qt.total</w:t>
-            </w:r>
-            <w:proofErr w:type="gramEnd"/>
-            <w:r>
-              <w:rPr>
-                <w:rFonts w:ascii="Arial" w:eastAsia="Times New Roman" w:hAnsi="Arial" w:cs="Arial"/>
-                <w:color w:val="000000"/>
-                <w:kern w:val="0"/>
-                <w:sz w:val="18"/>
-                <w:szCs w:val="18"/>
-                <w14:ligatures w14:val="none"/>
-              </w:rPr>
-              <w:t>_taxes_and_charges</w:t>
+            <w:r>
+              <w:rPr>
+                <w:rFonts w:ascii="Arial" w:eastAsia="Times New Roman" w:hAnsi="Arial" w:cs="Arial"/>
+                <w:color w:val="000000"/>
+                <w:kern w:val="0"/>
+                <w:sz w:val="18"/>
+                <w:szCs w:val="18"/>
+                <w14:ligatures w14:val="none"/>
+              </w:rPr>
+              <w:t>qt.total_taxes_and_charges</w:t>
             </w:r>
             <w:proofErr w:type="spellEnd"/>
             <w:r>
@@ -2857,33 +2525,18 @@
               <w:t>[[.</w:t>
             </w:r>
             <w:proofErr w:type="spellStart"/>
-            <w:proofErr w:type="gramStart"/>
-            <w:r>
-              <w:rPr>
-                <w:rFonts w:ascii="Arial" w:eastAsia="Times New Roman" w:hAnsi="Arial" w:cs="Arial"/>
-                <w:b/>
-                <w:bCs/>
-                <w:color w:val="000000"/>
-                <w:kern w:val="0"/>
-                <w:sz w:val="18"/>
-                <w:szCs w:val="18"/>
-                <w14:ligatures w14:val="none"/>
-              </w:rPr>
-              <w:t>qt.grand</w:t>
-            </w:r>
-            <w:proofErr w:type="gramEnd"/>
-            <w:r>
-              <w:rPr>
-                <w:rFonts w:ascii="Arial" w:eastAsia="Times New Roman" w:hAnsi="Arial" w:cs="Arial"/>
-                <w:b/>
-                <w:bCs/>
-                <w:color w:val="000000"/>
-                <w:kern w:val="0"/>
-                <w:sz w:val="18"/>
-                <w:szCs w:val="18"/>
-                <w14:ligatures w14:val="none"/>
-              </w:rPr>
-              <w:t>_total</w:t>
+            <w:r>
+              <w:rPr>
+                <w:rFonts w:ascii="Arial" w:eastAsia="Times New Roman" w:hAnsi="Arial" w:cs="Arial"/>
+                <w:b/>
+                <w:bCs/>
+                <w:color w:val="000000"/>
+                <w:kern w:val="0"/>
+                <w:sz w:val="18"/>
+                <w:szCs w:val="18"/>
+                <w14:ligatures w14:val="none"/>
+              </w:rPr>
+              <w:t>qt.grand_total</w:t>
             </w:r>
             <w:proofErr w:type="spellEnd"/>
             <w:r>
@@ -2930,49 +2583,7 @@
                 <w:szCs w:val="18"/>
                 <w14:ligatures w14:val="none"/>
               </w:rPr>
-              <w:t xml:space="preserve">Amount in </w:t>
-            </w:r>
-            <w:proofErr w:type="gramStart"/>
-            <w:r>
-              <w:rPr>
-                <w:rFonts w:ascii="Arial" w:eastAsia="Times New Roman" w:hAnsi="Arial" w:cs="Arial"/>
-                <w:b/>
-                <w:bCs/>
-                <w:color w:val="000000"/>
-                <w:kern w:val="0"/>
-                <w:sz w:val="18"/>
-                <w:szCs w:val="18"/>
-                <w14:ligatures w14:val="none"/>
-              </w:rPr>
-              <w:t>Words :</w:t>
-            </w:r>
-            <w:proofErr w:type="gramEnd"/>
-            <w:r>
-              <w:rPr>
-                <w:rFonts w:ascii="Arial" w:eastAsia="Times New Roman" w:hAnsi="Arial" w:cs="Arial"/>
-                <w:b/>
-                <w:bCs/>
-                <w:color w:val="000000"/>
-                <w:kern w:val="0"/>
-                <w:sz w:val="18"/>
-                <w:szCs w:val="18"/>
-                <w14:ligatures w14:val="none"/>
-              </w:rPr>
-              <w:t xml:space="preserve"> [</w:t>
-            </w:r>
-            <w:proofErr w:type="gramStart"/>
-            <w:r>
-              <w:rPr>
-                <w:rFonts w:ascii="Arial" w:eastAsia="Times New Roman" w:hAnsi="Arial" w:cs="Arial"/>
-                <w:b/>
-                <w:bCs/>
-                <w:color w:val="000000"/>
-                <w:kern w:val="0"/>
-                <w:sz w:val="18"/>
-                <w:szCs w:val="18"/>
-                <w14:ligatures w14:val="none"/>
-              </w:rPr>
-              <w:t>[.</w:t>
+              <w:t>Amount in Words : [[.</w:t>
             </w:r>
             <w:proofErr w:type="spellStart"/>
             <w:r>
@@ -2986,21 +2597,7 @@
                 <w:szCs w:val="18"/>
                 <w14:ligatures w14:val="none"/>
               </w:rPr>
-              <w:t>qt.in</w:t>
-            </w:r>
-            <w:proofErr w:type="gramEnd"/>
-            <w:r>
-              <w:rPr>
-                <w:rFonts w:ascii="Arial" w:eastAsia="Times New Roman" w:hAnsi="Arial" w:cs="Arial"/>
-                <w:b/>
-                <w:bCs/>
-                <w:color w:val="000000"/>
-                <w:kern w:val="0"/>
-                <w:sz w:val="18"/>
-                <w:szCs w:val="18"/>
-                <w14:ligatures w14:val="none"/>
-              </w:rPr>
-              <w:t>_words</w:t>
+              <w:t>qt.in_words</w:t>
             </w:r>
             <w:proofErr w:type="spellEnd"/>
             <w:r>
@@ -3046,14 +2643,7 @@
         <w:rPr>
           <w:rFonts w:ascii="Arial" w:hAnsi="Arial" w:cs="Arial"/>
         </w:rPr>
-        <w:t>[[</w:t>
-      </w:r>
-      <w:proofErr w:type="gramStart"/>
-      <w:r>
-        <w:rPr>
-          <w:rFonts w:ascii="Arial" w:hAnsi="Arial" w:cs="Arial"/>
-        </w:rPr>
-        <w:t>if .</w:t>
+        <w:t>[[if .</w:t>
       </w:r>
       <w:r>
         <w:rPr>
@@ -3061,7 +2651,6 @@
         </w:rPr>
         <w:t>qt</w:t>
       </w:r>
-      <w:proofErr w:type="gramEnd"/>
       <w:r>
         <w:rPr>
           <w:rFonts w:ascii="Arial" w:hAnsi="Arial" w:cs="Arial"/>
@@ -3095,27 +2684,13 @@
         <w:rPr>
           <w:rFonts w:ascii="Arial" w:hAnsi="Arial" w:cs="Arial"/>
         </w:rPr>
-        <w:t>[[</w:t>
-      </w:r>
-      <w:proofErr w:type="gramStart"/>
-      <w:r>
-        <w:rPr>
-          <w:rFonts w:ascii="Arial" w:hAnsi="Arial" w:cs="Arial"/>
-        </w:rPr>
-        <w:t>rtf .</w:t>
+        <w:t>[[rtf .</w:t>
       </w:r>
       <w:r>
         <w:rPr>
           <w:rFonts w:ascii="Arial" w:hAnsi="Arial" w:cs="Arial"/>
         </w:rPr>
-        <w:t>qt</w:t>
-      </w:r>
-      <w:proofErr w:type="gramEnd"/>
-      <w:r>
-        <w:rPr>
-          <w:rFonts w:ascii="Arial" w:hAnsi="Arial" w:cs="Arial"/>
-        </w:rPr>
-        <w:t>.</w:t>
+        <w:t>qt.</w:t>
       </w:r>
       <w:proofErr w:type="spellStart"/>
       <w:r>
@@ -3158,14 +2733,7 @@
         <w:rPr>
           <w:rFonts w:ascii="Arial" w:hAnsi="Arial" w:cs="Arial"/>
         </w:rPr>
-        <w:t>[[</w:t>
-      </w:r>
-      <w:proofErr w:type="gramStart"/>
-      <w:r>
-        <w:rPr>
-          <w:rFonts w:ascii="Arial" w:hAnsi="Arial" w:cs="Arial"/>
-        </w:rPr>
-        <w:t>if .</w:t>
+        <w:t>[[if .</w:t>
       </w:r>
       <w:r>
         <w:rPr>
@@ -3173,7 +2741,6 @@
         </w:rPr>
         <w:t>qt</w:t>
       </w:r>
-      <w:proofErr w:type="gramEnd"/>
       <w:r>
         <w:rPr>
           <w:rFonts w:ascii="Arial" w:hAnsi="Arial" w:cs="Arial"/>
@@ -3222,14 +2789,7 @@
           <w:rFonts w:ascii="Arial" w:hAnsi="Arial" w:cs="Arial"/>
         </w:rPr>
         <w:lastRenderedPageBreak/>
-        <w:t>[[</w:t>
-      </w:r>
-      <w:proofErr w:type="gramStart"/>
-      <w:r>
-        <w:rPr>
-          <w:rFonts w:ascii="Arial" w:hAnsi="Arial" w:cs="Arial"/>
-        </w:rPr>
-        <w:t>rtf .</w:t>
+        <w:t>[[rtf .</w:t>
       </w:r>
       <w:r>
         <w:rPr>
@@ -3237,7 +2797,6 @@
         </w:rPr>
         <w:t>qt</w:t>
       </w:r>
-      <w:proofErr w:type="gramEnd"/>
       <w:r>
         <w:rPr>
           <w:rFonts w:ascii="Arial" w:hAnsi="Arial" w:cs="Arial"/>
@@ -3291,14 +2850,7 @@
         <w:rPr>
           <w:rFonts w:ascii="Arial" w:hAnsi="Arial" w:cs="Arial"/>
         </w:rPr>
-        <w:t>[[</w:t>
-      </w:r>
-      <w:proofErr w:type="gramStart"/>
-      <w:r>
-        <w:rPr>
-          <w:rFonts w:ascii="Arial" w:hAnsi="Arial" w:cs="Arial"/>
-        </w:rPr>
-        <w:t>if .</w:t>
+        <w:t>[[if .</w:t>
       </w:r>
       <w:r>
         <w:rPr>
@@ -3306,7 +2858,6 @@
         </w:rPr>
         <w:t>qt</w:t>
       </w:r>
-      <w:proofErr w:type="gramEnd"/>
       <w:r>
         <w:rPr>
           <w:rFonts w:ascii="Arial" w:hAnsi="Arial" w:cs="Arial"/>
@@ -3355,14 +2906,7 @@
           <w:rFonts w:ascii="Arial" w:hAnsi="Arial" w:cs="Arial"/>
         </w:rPr>
         <w:lastRenderedPageBreak/>
-        <w:t>[[</w:t>
-      </w:r>
-      <w:proofErr w:type="gramStart"/>
-      <w:r>
-        <w:rPr>
-          <w:rFonts w:ascii="Arial" w:hAnsi="Arial" w:cs="Arial"/>
-        </w:rPr>
-        <w:t>rtf .</w:t>
+        <w:t>[[rtf .</w:t>
       </w:r>
       <w:r>
         <w:rPr>
@@ -3370,7 +2914,6 @@
         </w:rPr>
         <w:t>qt</w:t>
       </w:r>
-      <w:proofErr w:type="gramEnd"/>
       <w:r>
         <w:rPr>
           <w:rFonts w:ascii="Arial" w:hAnsi="Arial" w:cs="Arial"/>
@@ -3546,7 +3089,6 @@
               <w:t>[[</w:t>
             </w:r>
             <w:proofErr w:type="spellStart"/>
-            <w:proofErr w:type="gramStart"/>
             <w:r>
               <w:rPr>
                 <w:rFonts w:ascii="Arial" w:eastAsia="Times New Roman" w:hAnsi="Arial" w:cs="Arial"/>
@@ -3568,19 +3110,7 @@
                 <w:szCs w:val="18"/>
                 <w14:ligatures w14:val="none"/>
               </w:rPr>
-              <w:t>(</w:t>
-            </w:r>
-            <w:proofErr w:type="gramEnd"/>
-            <w:r>
-              <w:rPr>
-                <w:rFonts w:ascii="Arial" w:eastAsia="Times New Roman" w:hAnsi="Arial" w:cs="Arial"/>
-                <w:color w:val="000000"/>
-                <w:kern w:val="0"/>
-                <w:sz w:val="18"/>
-                <w:szCs w:val="18"/>
-                <w14:ligatures w14:val="none"/>
-              </w:rPr>
-              <w:t>$</w:t>
+              <w:t>($</w:t>
             </w:r>
             <w:proofErr w:type="spellStart"/>
             <w:r>
@@ -3631,7 +3161,6 @@
               <w:t xml:space="preserve"> as .</w:t>
             </w:r>
             <w:proofErr w:type="spellStart"/>
-            <w:proofErr w:type="gramStart"/>
             <w:r>
               <w:rPr>
                 <w:rFonts w:ascii="Arial" w:eastAsia="Times New Roman" w:hAnsi="Arial" w:cs="Arial"/>
@@ -3644,7 +3173,6 @@
               <w:t>ci.cartItem</w:t>
             </w:r>
             <w:proofErr w:type="spellEnd"/>
-            <w:proofErr w:type="gramEnd"/>
             <w:r>
               <w:rPr>
                 <w:rFonts w:ascii="Arial" w:eastAsia="Times New Roman" w:hAnsi="Arial" w:cs="Arial"/>
@@ -3751,7 +3279,6 @@
               <w:t>[[$</w:t>
             </w:r>
             <w:proofErr w:type="spellStart"/>
-            <w:proofErr w:type="gramStart"/>
             <w:r>
               <w:rPr>
                 <w:rFonts w:ascii="Arial" w:eastAsia="Times New Roman" w:hAnsi="Arial" w:cs="Arial"/>
@@ -3765,7 +3292,6 @@
               <w:t>pv.productName</w:t>
             </w:r>
             <w:proofErr w:type="spellEnd"/>
-            <w:proofErr w:type="gramEnd"/>
             <w:r>
               <w:rPr>
                 <w:rFonts w:ascii="Arial" w:eastAsia="Times New Roman" w:hAnsi="Arial" w:cs="Arial"/>
@@ -3839,7 +3365,6 @@
               <w:t>[[$</w:t>
             </w:r>
             <w:proofErr w:type="spellStart"/>
-            <w:proofErr w:type="gramStart"/>
             <w:r>
               <w:rPr>
                 <w:rFonts w:ascii="Arial" w:eastAsia="Times New Roman" w:hAnsi="Arial" w:cs="Arial"/>
@@ -3853,7 +3378,6 @@
               <w:t>pv.productTotal</w:t>
             </w:r>
             <w:proofErr w:type="spellEnd"/>
-            <w:proofErr w:type="gramEnd"/>
             <w:r>
               <w:rPr>
                 <w:rFonts w:ascii="Arial" w:eastAsia="Times New Roman" w:hAnsi="Arial" w:cs="Arial"/>
@@ -3908,7 +3432,6 @@
               <w:t>[[</w:t>
             </w:r>
             <w:proofErr w:type="spellStart"/>
-            <w:proofErr w:type="gramStart"/>
             <w:r>
               <w:rPr>
                 <w:rFonts w:ascii="Arial" w:eastAsia="Times New Roman" w:hAnsi="Arial" w:cs="Arial"/>
@@ -3930,22 +3453,9 @@
                 <w:szCs w:val="18"/>
                 <w14:ligatures w14:val="none"/>
               </w:rPr>
-              <w:t>(</w:t>
-            </w:r>
-            <w:proofErr w:type="gramEnd"/>
-            <w:r>
-              <w:rPr>
-                <w:rFonts w:ascii="Arial" w:eastAsia="Times New Roman" w:hAnsi="Arial" w:cs="Arial"/>
-                <w:color w:val="000000"/>
-                <w:kern w:val="0"/>
-                <w:sz w:val="18"/>
-                <w:szCs w:val="18"/>
-                <w14:ligatures w14:val="none"/>
-              </w:rPr>
-              <w:t>$k, $item as $</w:t>
+              <w:t>($k, $item as $</w:t>
             </w:r>
             <w:proofErr w:type="spellStart"/>
-            <w:proofErr w:type="gramStart"/>
             <w:r>
               <w:rPr>
                 <w:rFonts w:ascii="Arial" w:eastAsia="Times New Roman" w:hAnsi="Arial" w:cs="Arial"/>
@@ -3958,7 +3468,6 @@
               <w:t>pv.items</w:t>
             </w:r>
             <w:proofErr w:type="spellEnd"/>
-            <w:proofErr w:type="gramEnd"/>
             <w:r>
               <w:rPr>
                 <w:rFonts w:ascii="Arial" w:eastAsia="Times New Roman" w:hAnsi="Arial" w:cs="Arial"/>
@@ -4018,7 +3527,6 @@
               <w:t>[[if ne $</w:t>
             </w:r>
             <w:proofErr w:type="spellStart"/>
-            <w:proofErr w:type="gramStart"/>
             <w:r>
               <w:rPr>
                 <w:rFonts w:ascii="Arial" w:eastAsia="Times New Roman" w:hAnsi="Arial" w:cs="Arial"/>
@@ -4032,7 +3540,6 @@
               <w:t>pv.productCode</w:t>
             </w:r>
             <w:proofErr w:type="spellEnd"/>
-            <w:proofErr w:type="gramEnd"/>
             <w:r>
               <w:rPr>
                 <w:rFonts w:ascii="Arial" w:eastAsia="Times New Roman" w:hAnsi="Arial" w:cs="Arial"/>
@@ -4160,7 +3667,6 @@
               <w:t>[[if eq $</w:t>
             </w:r>
             <w:proofErr w:type="spellStart"/>
-            <w:proofErr w:type="gramStart"/>
             <w:r>
               <w:rPr>
                 <w:rFonts w:ascii="Arial" w:eastAsia="Times New Roman" w:hAnsi="Arial" w:cs="Arial"/>
@@ -4174,7 +3680,6 @@
               <w:t>pv.productCode</w:t>
             </w:r>
             <w:proofErr w:type="spellEnd"/>
-            <w:proofErr w:type="gramEnd"/>
             <w:r>
               <w:rPr>
                 <w:rFonts w:ascii="Arial" w:eastAsia="Times New Roman" w:hAnsi="Arial" w:cs="Arial"/>
@@ -4310,7 +3815,6 @@
               <w:t>[[</w:t>
             </w:r>
             <w:proofErr w:type="spellStart"/>
-            <w:proofErr w:type="gramStart"/>
             <w:r>
               <w:rPr>
                 <w:rFonts w:ascii="Arial" w:eastAsia="Times New Roman" w:hAnsi="Arial" w:cs="Arial"/>
@@ -4332,19 +3836,7 @@
                 <w:szCs w:val="18"/>
                 <w14:ligatures w14:val="none"/>
               </w:rPr>
-              <w:t>(</w:t>
-            </w:r>
-            <w:proofErr w:type="gramEnd"/>
-            <w:r>
-              <w:rPr>
-                <w:rFonts w:ascii="Arial" w:eastAsia="Times New Roman" w:hAnsi="Arial" w:cs="Arial"/>
-                <w:color w:val="000000"/>
-                <w:kern w:val="0"/>
-                <w:sz w:val="18"/>
-                <w:szCs w:val="18"/>
-                <w14:ligatures w14:val="none"/>
-              </w:rPr>
-              <w:t>$k, $</w:t>
+              <w:t>($k, $</w:t>
             </w:r>
             <w:proofErr w:type="spellStart"/>
             <w:r>
@@ -4371,7 +3863,6 @@
               <w:t xml:space="preserve"> $</w:t>
             </w:r>
             <w:proofErr w:type="spellStart"/>
-            <w:proofErr w:type="gramStart"/>
             <w:r>
               <w:rPr>
                 <w:rFonts w:ascii="Arial" w:eastAsia="Times New Roman" w:hAnsi="Arial" w:cs="Arial"/>
@@ -4384,7 +3875,6 @@
               <w:t>item.headersDisplay</w:t>
             </w:r>
             <w:proofErr w:type="spellEnd"/>
-            <w:proofErr w:type="gramEnd"/>
             <w:r>
               <w:rPr>
                 <w:rFonts w:ascii="Arial" w:eastAsia="Times New Roman" w:hAnsi="Arial" w:cs="Arial"/>
@@ -4435,7 +3925,6 @@
               <w:t>[[$</w:t>
             </w:r>
             <w:proofErr w:type="spellStart"/>
-            <w:proofErr w:type="gramStart"/>
             <w:r>
               <w:rPr>
                 <w:rFonts w:ascii="Arial" w:eastAsia="Times New Roman" w:hAnsi="Arial" w:cs="Arial"/>
@@ -4450,7 +3939,6 @@
               <w:t>h.leftLabel</w:t>
             </w:r>
             <w:proofErr w:type="spellEnd"/>
-            <w:proofErr w:type="gramEnd"/>
             <w:r>
               <w:rPr>
                 <w:rFonts w:ascii="Arial" w:eastAsia="Times New Roman" w:hAnsi="Arial" w:cs="Arial"/>
@@ -4494,7 +3982,6 @@
               <w:t>[[$</w:t>
             </w:r>
             <w:proofErr w:type="spellStart"/>
-            <w:proofErr w:type="gramStart"/>
             <w:r>
               <w:rPr>
                 <w:rFonts w:ascii="Arial" w:eastAsia="Times New Roman" w:hAnsi="Arial" w:cs="Arial"/>
@@ -4507,7 +3994,6 @@
               <w:t>h.leftValue</w:t>
             </w:r>
             <w:proofErr w:type="spellEnd"/>
-            <w:proofErr w:type="gramEnd"/>
             <w:r>
               <w:rPr>
                 <w:rFonts w:ascii="Arial" w:eastAsia="Times New Roman" w:hAnsi="Arial" w:cs="Arial"/>
@@ -4564,7 +4050,6 @@
               <w:t>[[$</w:t>
             </w:r>
             <w:proofErr w:type="spellStart"/>
-            <w:proofErr w:type="gramStart"/>
             <w:r>
               <w:rPr>
                 <w:rFonts w:ascii="Arial" w:eastAsia="Times New Roman" w:hAnsi="Arial" w:cs="Arial"/>
@@ -4579,7 +4064,6 @@
               <w:t>h.rightLabel</w:t>
             </w:r>
             <w:proofErr w:type="spellEnd"/>
-            <w:proofErr w:type="gramEnd"/>
             <w:r>
               <w:rPr>
                 <w:rFonts w:ascii="Arial" w:eastAsia="Times New Roman" w:hAnsi="Arial" w:cs="Arial"/>
@@ -4625,7 +4109,6 @@
               <w:t>[[$</w:t>
             </w:r>
             <w:proofErr w:type="spellStart"/>
-            <w:proofErr w:type="gramStart"/>
             <w:r>
               <w:rPr>
                 <w:rFonts w:ascii="Arial" w:eastAsia="Times New Roman" w:hAnsi="Arial" w:cs="Arial"/>
@@ -4638,7 +4121,6 @@
               <w:t>h.rightValue</w:t>
             </w:r>
             <w:proofErr w:type="spellEnd"/>
-            <w:proofErr w:type="gramEnd"/>
             <w:r>
               <w:rPr>
                 <w:rFonts w:ascii="Arial" w:eastAsia="Times New Roman" w:hAnsi="Arial" w:cs="Arial"/>
@@ -4987,7 +4469,6 @@
               <w:t>[[$</w:t>
             </w:r>
             <w:proofErr w:type="spellStart"/>
-            <w:proofErr w:type="gramStart"/>
             <w:r>
               <w:rPr>
                 <w:rFonts w:ascii="Arial" w:eastAsia="Times New Roman" w:hAnsi="Arial" w:cs="Arial"/>
@@ -5009,19 +4490,7 @@
                 <w:szCs w:val="18"/>
                 <w14:ligatures w14:val="none"/>
               </w:rPr>
-              <w:t xml:space="preserve"> :</w:t>
-            </w:r>
-            <w:proofErr w:type="gramEnd"/>
-            <w:r>
-              <w:rPr>
-                <w:rFonts w:ascii="Arial" w:eastAsia="Times New Roman" w:hAnsi="Arial" w:cs="Arial"/>
-                <w:color w:val="000000"/>
-                <w:kern w:val="0"/>
-                <w:sz w:val="18"/>
-                <w:szCs w:val="18"/>
-                <w14:ligatures w14:val="none"/>
-              </w:rPr>
-              <w:t>= 1]]</w:t>
+              <w:t xml:space="preserve"> := 1]]</w:t>
             </w:r>
           </w:p>
           <w:p>
@@ -5051,7 +4520,6 @@
               <w:t>[[$</w:t>
             </w:r>
             <w:proofErr w:type="spellStart"/>
-            <w:proofErr w:type="gramStart"/>
             <w:r>
               <w:rPr>
                 <w:rFonts w:ascii="Arial" w:eastAsia="Times New Roman" w:hAnsi="Arial" w:cs="Arial"/>
@@ -5073,19 +4541,7 @@
                 <w:szCs w:val="18"/>
                 <w14:ligatures w14:val="none"/>
               </w:rPr>
-              <w:t xml:space="preserve"> :</w:t>
-            </w:r>
-            <w:proofErr w:type="gramEnd"/>
-            <w:r>
-              <w:rPr>
-                <w:rFonts w:ascii="Arial" w:eastAsia="Times New Roman" w:hAnsi="Arial" w:cs="Arial"/>
-                <w:color w:val="000000"/>
-                <w:kern w:val="0"/>
-                <w:sz w:val="18"/>
-                <w:szCs w:val="18"/>
-                <w14:ligatures w14:val="none"/>
-              </w:rPr>
-              <w:t>=0]]</w:t>
+              <w:t xml:space="preserve"> :=0]]</w:t>
             </w:r>
           </w:p>
           <w:p>
@@ -5112,7 +4568,6 @@
               <w:t>[[</w:t>
             </w:r>
             <w:proofErr w:type="spellStart"/>
-            <w:proofErr w:type="gramStart"/>
             <w:r>
               <w:rPr>
                 <w:rFonts w:ascii="Arial" w:eastAsia="Times New Roman" w:hAnsi="Arial" w:cs="Arial"/>
@@ -5134,22 +4589,9 @@
                 <w:szCs w:val="18"/>
                 <w14:ligatures w14:val="none"/>
               </w:rPr>
-              <w:t>(</w:t>
-            </w:r>
-            <w:proofErr w:type="gramEnd"/>
-            <w:r>
-              <w:rPr>
-                <w:rFonts w:ascii="Arial" w:eastAsia="Times New Roman" w:hAnsi="Arial" w:cs="Arial"/>
-                <w:color w:val="000000"/>
-                <w:kern w:val="0"/>
-                <w:sz w:val="18"/>
-                <w:szCs w:val="18"/>
-                <w14:ligatures w14:val="none"/>
-              </w:rPr>
-              <w:t>$k, $s as $</w:t>
+              <w:t>($k, $s as $</w:t>
             </w:r>
             <w:proofErr w:type="spellStart"/>
-            <w:proofErr w:type="gramStart"/>
             <w:r>
               <w:rPr>
                 <w:rFonts w:ascii="Arial" w:eastAsia="Times New Roman" w:hAnsi="Arial" w:cs="Arial"/>
@@ -5162,7 +4604,6 @@
               <w:t>item.details</w:t>
             </w:r>
             <w:proofErr w:type="spellEnd"/>
-            <w:proofErr w:type="gramEnd"/>
             <w:r>
               <w:rPr>
                 <w:rFonts w:ascii="Arial" w:eastAsia="Times New Roman" w:hAnsi="Arial" w:cs="Arial"/>
@@ -5344,7 +4785,6 @@
               <w:t>[[$</w:t>
             </w:r>
             <w:proofErr w:type="spellStart"/>
-            <w:proofErr w:type="gramStart"/>
             <w:r>
               <w:rPr>
                 <w:rFonts w:ascii="Arial" w:eastAsia="Times New Roman" w:hAnsi="Arial" w:cs="Arial"/>
@@ -5357,7 +4797,6 @@
               <w:t>s.cartTitle</w:t>
             </w:r>
             <w:proofErr w:type="spellEnd"/>
-            <w:proofErr w:type="gramEnd"/>
             <w:r>
               <w:rPr>
                 <w:rFonts w:ascii="Arial" w:eastAsia="Times New Roman" w:hAnsi="Arial" w:cs="Arial"/>
@@ -5457,7 +4896,6 @@
               <w:t>[[$</w:t>
             </w:r>
             <w:proofErr w:type="spellStart"/>
-            <w:proofErr w:type="gramStart"/>
             <w:r>
               <w:rPr>
                 <w:rFonts w:ascii="Arial" w:eastAsia="Times New Roman" w:hAnsi="Arial" w:cs="Arial"/>
@@ -5481,7 +4919,6 @@
               <w:t>rate</w:t>
             </w:r>
             <w:proofErr w:type="spellEnd"/>
-            <w:proofErr w:type="gramEnd"/>
             <w:r>
               <w:rPr>
                 <w:rFonts w:ascii="Arial" w:eastAsia="Times New Roman" w:hAnsi="Arial" w:cs="Arial"/>
@@ -5525,7 +4962,6 @@
               <w:t>[[$</w:t>
             </w:r>
             <w:proofErr w:type="spellStart"/>
-            <w:proofErr w:type="gramStart"/>
             <w:r>
               <w:rPr>
                 <w:rFonts w:ascii="Arial" w:eastAsia="Times New Roman" w:hAnsi="Arial" w:cs="Arial"/>
@@ -5549,7 +4985,6 @@
               <w:t>amount</w:t>
             </w:r>
             <w:proofErr w:type="spellEnd"/>
-            <w:proofErr w:type="gramEnd"/>
             <w:r>
               <w:rPr>
                 <w:rFonts w:ascii="Arial" w:eastAsia="Times New Roman" w:hAnsi="Arial" w:cs="Arial"/>
@@ -5570,7 +5005,6 @@
           </w:tcPr>
           <w:p>
             <w:pPr>
-              <w:jc w:val="right"/>
               <w:rPr>
                 <w:rFonts w:ascii="Arial" w:eastAsia="Times New Roman" w:hAnsi="Arial" w:cs="Arial"/>
                 <w:color w:val="000000"/>
@@ -5594,7 +5028,6 @@
               <w:t>[[$</w:t>
             </w:r>
             <w:proofErr w:type="spellStart"/>
-            <w:proofErr w:type="gramStart"/>
             <w:r>
               <w:rPr>
                 <w:rFonts w:ascii="Arial" w:eastAsia="Times New Roman" w:hAnsi="Arial" w:cs="Arial"/>
@@ -5608,7 +5041,6 @@
               <w:t>s.notes</w:t>
             </w:r>
             <w:proofErr w:type="spellEnd"/>
-            <w:proofErr w:type="gramEnd"/>
             <w:r>
               <w:rPr>
                 <w:rFonts w:ascii="Arial" w:eastAsia="Times New Roman" w:hAnsi="Arial" w:cs="Arial"/>

--- a/btb_cvs_support/document/templates/quotation_format_ae.docx
+++ b/btb_cvs_support/document/templates/quotation_format_ae.docx
@@ -260,7 +260,7 @@
                 <w:lang w:val="en-US"/>
                 <w14:ligatures w14:val="none"/>
               </w:rPr>
-              <w:t>18-Sep-25</w:t>
+              <w:t>26-Sep-25</w:t>
             </w:r>
             <w:r>
               <w:rPr>
@@ -2106,6 +2106,95 @@
         </w:trPr>
         <w:tc>
           <w:tcPr>
+            <w:tcW w:w="11077" w:type="dxa"/>
+            <w:gridSpan w:val="4"/>
+            <w:vAlign w:val="center"/>
+          </w:tcPr>
+          <w:p>
+            <w:pPr>
+              <w:pStyle w:val="ListParagraph"/>
+              <w:ind w:left="0"/>
+              <w:jc w:val="right"/>
+              <w:outlineLvl w:val="1"/>
+              <w:rPr>
+                <w:rFonts w:ascii="Arial" w:eastAsia="Times New Roman" w:hAnsi="Arial" w:cs="Arial"/>
+                <w:b/>
+                <w:bCs/>
+                <w:color w:val="000000"/>
+                <w:kern w:val="0"/>
+                <w:sz w:val="18"/>
+                <w:szCs w:val="18"/>
+                <w14:ligatures w14:val="none"/>
+              </w:rPr>
+            </w:pPr>
+            <w:r>
+              <w:rPr>
+                <w:rFonts w:ascii="Arial" w:eastAsia="Times New Roman" w:hAnsi="Arial" w:cs="Arial"/>
+                <w:color w:val="000000"/>
+                <w:kern w:val="0"/>
+                <w:sz w:val="18"/>
+                <w:szCs w:val="18"/>
+                <w14:ligatures w14:val="none"/>
+              </w:rPr>
+              <w:t xml:space="preserve">[[if </w:t>
+            </w:r>
+            <w:proofErr w:type="gramStart"/>
+            <w:r>
+              <w:rPr>
+                <w:rFonts w:ascii="Arial" w:eastAsia="Times New Roman" w:hAnsi="Arial" w:cs="Arial"/>
+                <w:color w:val="000000"/>
+                <w:kern w:val="0"/>
+                <w:sz w:val="18"/>
+                <w:szCs w:val="18"/>
+                <w14:ligatures w14:val="none"/>
+              </w:rPr>
+              <w:t>ne .</w:t>
+            </w:r>
+            <w:proofErr w:type="spellStart"/>
+            <w:r>
+              <w:rPr>
+                <w:rFonts w:ascii="Arial" w:eastAsia="Times New Roman" w:hAnsi="Arial" w:cs="Arial"/>
+                <w:color w:val="000000"/>
+                <w:kern w:val="0"/>
+                <w:sz w:val="18"/>
+                <w:szCs w:val="18"/>
+                <w14:ligatures w14:val="none"/>
+              </w:rPr>
+              <w:t>qt</w:t>
+            </w:r>
+            <w:proofErr w:type="gramEnd"/>
+            <w:r>
+              <w:rPr>
+                <w:rFonts w:ascii="Arial" w:eastAsia="Times New Roman" w:hAnsi="Arial" w:cs="Arial"/>
+                <w:color w:val="000000"/>
+                <w:kern w:val="0"/>
+                <w:sz w:val="18"/>
+                <w:szCs w:val="18"/>
+                <w14:ligatures w14:val="none"/>
+              </w:rPr>
+              <w:t>.total_taxes_and_charges</w:t>
+            </w:r>
+            <w:proofErr w:type="spellEnd"/>
+            <w:r>
+              <w:rPr>
+                <w:rFonts w:ascii="Arial" w:eastAsia="Times New Roman" w:hAnsi="Arial" w:cs="Arial"/>
+                <w:color w:val="000000"/>
+                <w:kern w:val="0"/>
+                <w:sz w:val="18"/>
+                <w:szCs w:val="18"/>
+                <w14:ligatures w14:val="none"/>
+              </w:rPr>
+              <w:t xml:space="preserve"> $comp]]</w:t>
+            </w:r>
+          </w:p>
+        </w:tc>
+      </w:tr>
+      <w:tr>
+        <w:trPr>
+          <w:trHeight w:val="323"/>
+        </w:trPr>
+        <w:tc>
+          <w:tcPr>
             <w:tcW w:w="8642" w:type="dxa"/>
             <w:gridSpan w:val="3"/>
             <w:vAlign w:val="center"/>
@@ -2202,6 +2291,49 @@
                 <w14:ligatures w14:val="none"/>
               </w:rPr>
               <w:t>]]</w:t>
+            </w:r>
+          </w:p>
+        </w:tc>
+      </w:tr>
+      <w:tr>
+        <w:trPr>
+          <w:trHeight w:val="323"/>
+        </w:trPr>
+        <w:tc>
+          <w:tcPr>
+            <w:tcW w:w="11077" w:type="dxa"/>
+            <w:gridSpan w:val="4"/>
+            <w:vAlign w:val="center"/>
+          </w:tcPr>
+          <w:p>
+            <w:pPr>
+              <w:pStyle w:val="ListParagraph"/>
+              <w:ind w:left="0"/>
+              <w:jc w:val="right"/>
+              <w:outlineLvl w:val="1"/>
+              <w:rPr>
+                <w:rFonts w:ascii="Arial" w:eastAsia="Times New Roman" w:hAnsi="Arial" w:cs="Arial"/>
+                <w:b/>
+                <w:bCs/>
+                <w:color w:val="000000"/>
+                <w:kern w:val="0"/>
+                <w:sz w:val="18"/>
+                <w:szCs w:val="18"/>
+                <w14:ligatures w14:val="none"/>
+              </w:rPr>
+            </w:pPr>
+            <w:r>
+              <w:rPr>
+                <w:rFonts w:ascii="Arial" w:eastAsia="Times New Roman" w:hAnsi="Arial" w:cs="Arial"/>
+                <w:b/>
+                <w:bCs/>
+                <w:color w:val="000000"/>
+                <w:kern w:val="0"/>
+                <w:sz w:val="18"/>
+                <w:szCs w:val="18"/>
+                <w14:ligatures w14:val="none"/>
+              </w:rPr>
+              <w:t>[end]]</w:t>
             </w:r>
           </w:p>
         </w:tc>
@@ -5836,7 +5968,7 @@
         <w:szCs w:val="18"/>
         <w:lang w:val="en-US"/>
       </w:rPr>
-      <w:t>18-Sep-25</w:t>
+      <w:t>26-Sep-25</w:t>
     </w:r>
     <w:r>
       <w:rPr>

--- a/btb_cvs_support/document/templates/quotation_format_ae.docx
+++ b/btb_cvs_support/document/templates/quotation_format_ae.docx
@@ -2322,6 +2322,19 @@
                 <w14:ligatures w14:val="none"/>
               </w:rPr>
             </w:pPr>
+            <w:r>
+              <w:rPr>
+                <w:rFonts w:ascii="Arial" w:eastAsia="Times New Roman" w:hAnsi="Arial" w:cs="Arial"/>
+                <w:b/>
+                <w:bCs/>
+                <w:color w:val="000000"/>
+                <w:kern w:val="0"/>
+                <w:sz w:val="18"/>
+                <w:szCs w:val="18"/>
+                <w14:ligatures w14:val="none"/>
+              </w:rPr>
+              <w:t>[</w:t>
+            </w:r>
             <w:r>
               <w:rPr>
                 <w:rFonts w:ascii="Arial" w:eastAsia="Times New Roman" w:hAnsi="Arial" w:cs="Arial"/>

--- a/btb_cvs_support/document/templates/quotation_format_ae.docx
+++ b/btb_cvs_support/document/templates/quotation_format_ae.docx
@@ -120,50 +120,7 @@
                 <w:szCs w:val="18"/>
                 <w14:ligatures w14:val="none"/>
               </w:rPr>
-              <w:t>[[.</w:t>
-            </w:r>
-            <w:proofErr w:type="spellStart"/>
-            <w:proofErr w:type="gramStart"/>
-            <w:r>
-              <w:rPr>
-                <w:rFonts w:ascii="Arial" w:eastAsia="Times New Roman" w:hAnsi="Arial" w:cs="Arial"/>
-                <w:b/>
-                <w:bCs/>
-                <w:color w:val="000000"/>
-                <w:kern w:val="0"/>
-                <w:sz w:val="18"/>
-                <w:szCs w:val="18"/>
-                <w14:ligatures w14:val="none"/>
-              </w:rPr>
-              <w:t>qt.customer</w:t>
-            </w:r>
-            <w:proofErr w:type="gramEnd"/>
-            <w:r>
-              <w:rPr>
-                <w:rFonts w:ascii="Arial" w:eastAsia="Times New Roman" w:hAnsi="Arial" w:cs="Arial"/>
-                <w:b/>
-                <w:bCs/>
-                <w:color w:val="000000"/>
-                <w:kern w:val="0"/>
-                <w:sz w:val="18"/>
-                <w:szCs w:val="18"/>
-                <w14:ligatures w14:val="none"/>
-              </w:rPr>
-              <w:t>_name</w:t>
-            </w:r>
-            <w:proofErr w:type="spellEnd"/>
-            <w:r>
-              <w:rPr>
-                <w:rFonts w:ascii="Arial" w:eastAsia="Times New Roman" w:hAnsi="Arial" w:cs="Arial"/>
-                <w:b/>
-                <w:bCs/>
-                <w:color w:val="000000"/>
-                <w:kern w:val="0"/>
-                <w:sz w:val="18"/>
-                <w:szCs w:val="18"/>
-                <w14:ligatures w14:val="none"/>
-              </w:rPr>
-              <w:t>]]</w:t>
+              <w:t>[[.qt.customer_name]]</w:t>
             </w:r>
           </w:p>
         </w:tc>
@@ -260,7 +217,7 @@
                 <w:lang w:val="en-US"/>
                 <w14:ligatures w14:val="none"/>
               </w:rPr>
-              <w:t>26-Sep-25</w:t>
+              <w:t>24-Feb-26</w:t>
             </w:r>
             <w:r>
               <w:rPr>
@@ -353,31 +310,7 @@
                 <w:szCs w:val="18"/>
                 <w14:ligatures w14:val="none"/>
               </w:rPr>
-              <w:t>.</w:t>
-            </w:r>
-            <w:proofErr w:type="spellStart"/>
-            <w:r>
-              <w:rPr>
-                <w:rFonts w:ascii="Arial" w:eastAsia="Times New Roman" w:hAnsi="Arial" w:cs="Arial"/>
-                <w:color w:val="000000"/>
-                <w:kern w:val="0"/>
-                <w:sz w:val="18"/>
-                <w:szCs w:val="18"/>
-                <w14:ligatures w14:val="none"/>
-              </w:rPr>
-              <w:t>qt.address_display</w:t>
-            </w:r>
-            <w:proofErr w:type="spellEnd"/>
-            <w:r>
-              <w:rPr>
-                <w:rFonts w:ascii="Arial" w:eastAsia="Times New Roman" w:hAnsi="Arial" w:cs="Arial"/>
-                <w:color w:val="000000"/>
-                <w:kern w:val="0"/>
-                <w:sz w:val="18"/>
-                <w:szCs w:val="18"/>
-                <w14:ligatures w14:val="none"/>
-              </w:rPr>
-              <w:t>]]</w:t>
+              <w:t>.qt.address_display]]</w:t>
             </w:r>
           </w:p>
         </w:tc>
@@ -549,31 +482,7 @@
                 <w:szCs w:val="18"/>
                 <w14:ligatures w14:val="none"/>
               </w:rPr>
-              <w:t>.</w:t>
-            </w:r>
-            <w:proofErr w:type="spellStart"/>
-            <w:r>
-              <w:rPr>
-                <w:rFonts w:ascii="Arial" w:eastAsia="Times New Roman" w:hAnsi="Arial" w:cs="Arial"/>
-                <w:color w:val="000000"/>
-                <w:kern w:val="0"/>
-                <w:sz w:val="18"/>
-                <w:szCs w:val="18"/>
-                <w14:ligatures w14:val="none"/>
-              </w:rPr>
-              <w:t>qt.contact_display</w:t>
-            </w:r>
-            <w:proofErr w:type="spellEnd"/>
-            <w:r>
-              <w:rPr>
-                <w:rFonts w:ascii="Arial" w:eastAsia="Times New Roman" w:hAnsi="Arial" w:cs="Arial"/>
-                <w:color w:val="000000"/>
-                <w:kern w:val="0"/>
-                <w:sz w:val="18"/>
-                <w:szCs w:val="18"/>
-                <w14:ligatures w14:val="none"/>
-              </w:rPr>
-              <w:t>]]</w:t>
+              <w:t>.qt.contact_display]]</w:t>
             </w:r>
           </w:p>
         </w:tc>
@@ -652,35 +561,7 @@
                 <w:szCs w:val="18"/>
                 <w14:ligatures w14:val="none"/>
               </w:rPr>
-              <w:t>[[.</w:t>
-            </w:r>
-            <w:proofErr w:type="spellStart"/>
-            <w:r>
-              <w:rPr>
-                <w:rFonts w:ascii="Arial" w:eastAsia="Times New Roman" w:hAnsi="Arial" w:cs="Arial"/>
-                <w:b/>
-                <w:bCs/>
-                <w:color w:val="000000"/>
-                <w:kern w:val="0"/>
-                <w:sz w:val="18"/>
-                <w:szCs w:val="18"/>
-                <w14:ligatures w14:val="none"/>
-              </w:rPr>
-              <w:t>qt.subject</w:t>
-            </w:r>
-            <w:proofErr w:type="spellEnd"/>
-            <w:r>
-              <w:rPr>
-                <w:rFonts w:ascii="Arial" w:eastAsia="Times New Roman" w:hAnsi="Arial" w:cs="Arial"/>
-                <w:b/>
-                <w:bCs/>
-                <w:color w:val="000000"/>
-                <w:kern w:val="0"/>
-                <w:sz w:val="18"/>
-                <w:szCs w:val="18"/>
-                <w14:ligatures w14:val="none"/>
-              </w:rPr>
-              <w:t>]]</w:t>
+              <w:t>[[.qt.subject]]</w:t>
             </w:r>
           </w:p>
         </w:tc>
@@ -754,31 +635,7 @@
                 <w:szCs w:val="18"/>
                 <w14:ligatures w14:val="none"/>
               </w:rPr>
-              <w:t>[[.</w:t>
-            </w:r>
-            <w:proofErr w:type="spellStart"/>
-            <w:r>
-              <w:rPr>
-                <w:rFonts w:ascii="Arial" w:eastAsia="Times New Roman" w:hAnsi="Arial" w:cs="Arial"/>
-                <w:color w:val="000000"/>
-                <w:kern w:val="0"/>
-                <w:sz w:val="18"/>
-                <w:szCs w:val="18"/>
-                <w14:ligatures w14:val="none"/>
-              </w:rPr>
-              <w:t>qt.project</w:t>
-            </w:r>
-            <w:proofErr w:type="spellEnd"/>
-            <w:r>
-              <w:rPr>
-                <w:rFonts w:ascii="Arial" w:eastAsia="Times New Roman" w:hAnsi="Arial" w:cs="Arial"/>
-                <w:color w:val="000000"/>
-                <w:kern w:val="0"/>
-                <w:sz w:val="18"/>
-                <w:szCs w:val="18"/>
-                <w14:ligatures w14:val="none"/>
-              </w:rPr>
-              <w:t>]]</w:t>
+              <w:t>[[.qt.project]]</w:t>
             </w:r>
           </w:p>
         </w:tc>
@@ -812,9 +669,8 @@
           <w:szCs w:val="18"/>
           <w:lang w:val="en-US"/>
         </w:rPr>
-        <w:t>[[rtf .</w:t>
+        <w:t>[[rtf .qt.terms]]</w:t>
       </w:r>
-      <w:proofErr w:type="spellStart"/>
       <w:r>
         <w:rPr>
           <w:rFonts w:ascii="Arial" w:hAnsi="Arial" w:cs="Arial"/>
@@ -822,9 +678,8 @@
           <w:szCs w:val="18"/>
           <w:lang w:val="en-US"/>
         </w:rPr>
-        <w:t>qt.terms</w:t>
+        <w:t xml:space="preserve"> </w:t>
       </w:r>
-      <w:proofErr w:type="spellEnd"/>
       <w:r>
         <w:rPr>
           <w:rFonts w:ascii="Arial" w:hAnsi="Arial" w:cs="Arial"/>
@@ -832,65 +687,7 @@
           <w:szCs w:val="18"/>
           <w:lang w:val="en-US"/>
         </w:rPr>
-        <w:t>]]</w:t>
-      </w:r>
-      <w:r>
-        <w:rPr>
-          <w:rFonts w:ascii="Arial" w:hAnsi="Arial" w:cs="Arial"/>
-          <w:sz w:val="18"/>
-          <w:szCs w:val="18"/>
-          <w:lang w:val="en-US"/>
-        </w:rPr>
-        <w:t xml:space="preserve"> </w:t>
-      </w:r>
-      <w:r>
-        <w:rPr>
-          <w:rFonts w:ascii="Arial" w:hAnsi="Arial" w:cs="Arial"/>
-          <w:sz w:val="18"/>
-          <w:szCs w:val="18"/>
-          <w:lang w:val="en-US"/>
-        </w:rPr>
-        <w:t>[[</w:t>
-      </w:r>
-      <w:proofErr w:type="spellStart"/>
-      <w:r>
-        <w:rPr>
-          <w:rFonts w:ascii="Arial" w:hAnsi="Arial" w:cs="Arial"/>
-          <w:sz w:val="18"/>
-          <w:szCs w:val="18"/>
-          <w:lang w:val="en-US"/>
-        </w:rPr>
-        <w:t>wmtext</w:t>
-      </w:r>
-      <w:proofErr w:type="spellEnd"/>
-      <w:r>
-        <w:rPr>
-          <w:rFonts w:ascii="Arial" w:hAnsi="Arial" w:cs="Arial"/>
-          <w:sz w:val="18"/>
-          <w:szCs w:val="18"/>
-          <w:lang w:val="en-US"/>
-        </w:rPr>
-        <w:t xml:space="preserve"> .</w:t>
-      </w:r>
-      <w:proofErr w:type="spellStart"/>
-      <w:r>
-        <w:rPr>
-          <w:rFonts w:ascii="Arial" w:hAnsi="Arial" w:cs="Arial"/>
-          <w:sz w:val="18"/>
-          <w:szCs w:val="18"/>
-          <w:lang w:val="en-US"/>
-        </w:rPr>
-        <w:t>qt.water_mark</w:t>
-      </w:r>
-      <w:proofErr w:type="spellEnd"/>
-      <w:r>
-        <w:rPr>
-          <w:rFonts w:ascii="Arial" w:hAnsi="Arial" w:cs="Arial"/>
-          <w:sz w:val="18"/>
-          <w:szCs w:val="18"/>
-          <w:lang w:val="en-US"/>
-        </w:rPr>
-        <w:t>]]</w:t>
+        <w:t>[[wmtext .qt.water_mark]]</w:t>
       </w:r>
     </w:p>
     <w:p>
@@ -991,7 +788,6 @@
         </w:rPr>
         <w:t>[[$cur := .</w:t>
       </w:r>
-      <w:proofErr w:type="spellStart"/>
       <w:r>
         <w:rPr>
           <w:rFonts w:ascii="Arial" w:eastAsia="Times New Roman" w:hAnsi="Arial" w:cs="Arial"/>
@@ -1002,9 +798,8 @@
           <w:lang w:val="en-US"/>
           <w14:ligatures w14:val="none"/>
         </w:rPr>
-        <w:t>ci.companyinfo.currency</w:t>
+        <w:t>qt</w:t>
       </w:r>
-      <w:proofErr w:type="spellEnd"/>
       <w:r>
         <w:rPr>
           <w:rFonts w:ascii="Arial" w:eastAsia="Times New Roman" w:hAnsi="Arial" w:cs="Arial"/>
@@ -1015,7 +810,7 @@
           <w:lang w:val="en-US"/>
           <w14:ligatures w14:val="none"/>
         </w:rPr>
-        <w:t>]]</w:t>
+        <w:t>.currency]]</w:t>
       </w:r>
       <w:r>
         <w:rPr>
@@ -1269,103 +1064,7 @@
                 <w:szCs w:val="18"/>
                 <w14:ligatures w14:val="none"/>
               </w:rPr>
-              <w:t>[[</w:t>
-            </w:r>
-            <w:proofErr w:type="spellStart"/>
-            <w:r>
-              <w:rPr>
-                <w:rFonts w:ascii="Arial" w:eastAsia="Times New Roman" w:hAnsi="Arial" w:cs="Arial"/>
-                <w:color w:val="000000"/>
-                <w:kern w:val="0"/>
-                <w:sz w:val="18"/>
-                <w:szCs w:val="18"/>
-                <w14:ligatures w14:val="none"/>
-              </w:rPr>
-              <w:t>tableStart</w:t>
-            </w:r>
-            <w:proofErr w:type="spellEnd"/>
-            <w:r>
-              <w:rPr>
-                <w:rFonts w:ascii="Arial" w:eastAsia="Times New Roman" w:hAnsi="Arial" w:cs="Arial"/>
-                <w:color w:val="000000"/>
-                <w:kern w:val="0"/>
-                <w:sz w:val="18"/>
-                <w:szCs w:val="18"/>
-                <w14:ligatures w14:val="none"/>
-              </w:rPr>
-              <w:t>($</w:t>
-            </w:r>
-            <w:proofErr w:type="spellStart"/>
-            <w:r>
-              <w:rPr>
-                <w:rFonts w:ascii="Arial" w:eastAsia="Times New Roman" w:hAnsi="Arial" w:cs="Arial"/>
-                <w:color w:val="000000"/>
-                <w:kern w:val="0"/>
-                <w:sz w:val="18"/>
-                <w:szCs w:val="18"/>
-                <w14:ligatures w14:val="none"/>
-              </w:rPr>
-              <w:t>prodKey</w:t>
-            </w:r>
-            <w:proofErr w:type="spellEnd"/>
-            <w:r>
-              <w:rPr>
-                <w:rFonts w:ascii="Arial" w:eastAsia="Times New Roman" w:hAnsi="Arial" w:cs="Arial"/>
-                <w:color w:val="000000"/>
-                <w:kern w:val="0"/>
-                <w:sz w:val="18"/>
-                <w:szCs w:val="18"/>
-                <w14:ligatures w14:val="none"/>
-              </w:rPr>
-              <w:t>, $</w:t>
-            </w:r>
-            <w:proofErr w:type="spellStart"/>
-            <w:r>
-              <w:rPr>
-                <w:rFonts w:ascii="Arial" w:eastAsia="Times New Roman" w:hAnsi="Arial" w:cs="Arial"/>
-                <w:color w:val="000000"/>
-                <w:kern w:val="0"/>
-                <w:sz w:val="18"/>
-                <w:szCs w:val="18"/>
-                <w14:ligatures w14:val="none"/>
-              </w:rPr>
-              <w:t>pv</w:t>
-            </w:r>
-            <w:proofErr w:type="spellEnd"/>
-            <w:r>
-              <w:rPr>
-                <w:rFonts w:ascii="Arial" w:eastAsia="Times New Roman" w:hAnsi="Arial" w:cs="Arial"/>
-                <w:color w:val="000000"/>
-                <w:kern w:val="0"/>
-                <w:sz w:val="18"/>
-                <w:szCs w:val="18"/>
-                <w14:ligatures w14:val="none"/>
-              </w:rPr>
-              <w:t xml:space="preserve"> as .</w:t>
-            </w:r>
-            <w:proofErr w:type="spellStart"/>
-            <w:r>
-              <w:rPr>
-                <w:rFonts w:ascii="Arial" w:eastAsia="Times New Roman" w:hAnsi="Arial" w:cs="Arial"/>
-                <w:color w:val="000000"/>
-                <w:kern w:val="0"/>
-                <w:sz w:val="18"/>
-                <w:szCs w:val="18"/>
-                <w14:ligatures w14:val="none"/>
-              </w:rPr>
-              <w:t>ci.cartItem</w:t>
-            </w:r>
-            <w:proofErr w:type="spellEnd"/>
-            <w:r>
-              <w:rPr>
-                <w:rFonts w:ascii="Arial" w:eastAsia="Times New Roman" w:hAnsi="Arial" w:cs="Arial"/>
-                <w:color w:val="000000"/>
-                <w:kern w:val="0"/>
-                <w:sz w:val="18"/>
-                <w:szCs w:val="18"/>
-                <w14:ligatures w14:val="none"/>
-              </w:rPr>
-              <w:t>)]]</w:t>
+              <w:t>[[tableStart($prodKey, $pv as .ci.cartItem)]]</w:t>
             </w:r>
           </w:p>
         </w:tc>
@@ -1438,31 +1137,7 @@
                 <w:szCs w:val="18"/>
                 <w14:ligatures w14:val="none"/>
               </w:rPr>
-              <w:t>[[$</w:t>
-            </w:r>
-            <w:proofErr w:type="spellStart"/>
-            <w:r>
-              <w:rPr>
-                <w:rFonts w:ascii="Arial" w:eastAsia="Times New Roman" w:hAnsi="Arial" w:cs="Arial"/>
-                <w:color w:val="000000"/>
-                <w:kern w:val="0"/>
-                <w:sz w:val="18"/>
-                <w:szCs w:val="18"/>
-                <w14:ligatures w14:val="none"/>
-              </w:rPr>
-              <w:t>pv.productName</w:t>
-            </w:r>
-            <w:proofErr w:type="spellEnd"/>
-            <w:r>
-              <w:rPr>
-                <w:rFonts w:ascii="Arial" w:eastAsia="Times New Roman" w:hAnsi="Arial" w:cs="Arial"/>
-                <w:color w:val="000000"/>
-                <w:kern w:val="0"/>
-                <w:sz w:val="18"/>
-                <w:szCs w:val="18"/>
-                <w14:ligatures w14:val="none"/>
-              </w:rPr>
-              <w:t>]]</w:t>
+              <w:t>[[$pv.productName]]</w:t>
             </w:r>
           </w:p>
         </w:tc>
@@ -1496,31 +1171,7 @@
                 <w:szCs w:val="18"/>
                 <w14:ligatures w14:val="none"/>
               </w:rPr>
-              <w:t>[[$</w:t>
-            </w:r>
-            <w:proofErr w:type="spellStart"/>
-            <w:r>
-              <w:rPr>
-                <w:rFonts w:ascii="Arial" w:eastAsia="Times New Roman" w:hAnsi="Arial" w:cs="Arial"/>
-                <w:color w:val="000000"/>
-                <w:kern w:val="0"/>
-                <w:sz w:val="18"/>
-                <w:szCs w:val="18"/>
-                <w14:ligatures w14:val="none"/>
-              </w:rPr>
-              <w:t>pv.totalqty</w:t>
-            </w:r>
-            <w:proofErr w:type="spellEnd"/>
-            <w:r>
-              <w:rPr>
-                <w:rFonts w:ascii="Arial" w:eastAsia="Times New Roman" w:hAnsi="Arial" w:cs="Arial"/>
-                <w:color w:val="000000"/>
-                <w:kern w:val="0"/>
-                <w:sz w:val="18"/>
-                <w:szCs w:val="18"/>
-                <w14:ligatures w14:val="none"/>
-              </w:rPr>
-              <w:t>]]</w:t>
+              <w:t>[[$pv.totalqty]]</w:t>
             </w:r>
           </w:p>
         </w:tc>
@@ -1554,31 +1205,7 @@
                 <w:szCs w:val="18"/>
                 <w14:ligatures w14:val="none"/>
               </w:rPr>
-              <w:t>[[$</w:t>
-            </w:r>
-            <w:proofErr w:type="spellStart"/>
-            <w:r>
-              <w:rPr>
-                <w:rFonts w:ascii="Arial" w:eastAsia="Times New Roman" w:hAnsi="Arial" w:cs="Arial"/>
-                <w:color w:val="000000"/>
-                <w:kern w:val="0"/>
-                <w:sz w:val="18"/>
-                <w:szCs w:val="18"/>
-                <w14:ligatures w14:val="none"/>
-              </w:rPr>
-              <w:t>pv.productTotal</w:t>
-            </w:r>
-            <w:proofErr w:type="spellEnd"/>
-            <w:r>
-              <w:rPr>
-                <w:rFonts w:ascii="Arial" w:eastAsia="Times New Roman" w:hAnsi="Arial" w:cs="Arial"/>
-                <w:color w:val="000000"/>
-                <w:kern w:val="0"/>
-                <w:sz w:val="18"/>
-                <w:szCs w:val="18"/>
-                <w14:ligatures w14:val="none"/>
-              </w:rPr>
-              <w:t>]]</w:t>
+              <w:t>[[$pv.productTotal]]</w:t>
             </w:r>
           </w:p>
         </w:tc>
@@ -1690,31 +1317,7 @@
                 <w:szCs w:val="18"/>
                 <w14:ligatures w14:val="none"/>
               </w:rPr>
-              <w:t>[[</w:t>
-            </w:r>
-            <w:proofErr w:type="spellStart"/>
-            <w:r>
-              <w:rPr>
-                <w:rFonts w:ascii="Arial" w:eastAsia="Times New Roman" w:hAnsi="Arial" w:cs="Arial"/>
-                <w:color w:val="000000"/>
-                <w:kern w:val="0"/>
-                <w:sz w:val="18"/>
-                <w:szCs w:val="18"/>
-                <w14:ligatures w14:val="none"/>
-              </w:rPr>
-              <w:t>tableEnd</w:t>
-            </w:r>
-            <w:proofErr w:type="spellEnd"/>
-            <w:r>
-              <w:rPr>
-                <w:rFonts w:ascii="Arial" w:eastAsia="Times New Roman" w:hAnsi="Arial" w:cs="Arial"/>
-                <w:color w:val="000000"/>
-                <w:kern w:val="0"/>
-                <w:sz w:val="18"/>
-                <w:szCs w:val="18"/>
-                <w14:ligatures w14:val="none"/>
-              </w:rPr>
-              <w:t>]]</w:t>
+              <w:t>[[tableEnd]]</w:t>
             </w:r>
           </w:p>
         </w:tc>
@@ -1833,35 +1436,7 @@
                 <w:szCs w:val="18"/>
                 <w14:ligatures w14:val="none"/>
               </w:rPr>
-              <w:t>[[.</w:t>
-            </w:r>
-            <w:proofErr w:type="spellStart"/>
-            <w:r>
-              <w:rPr>
-                <w:rFonts w:ascii="Arial" w:eastAsia="Times New Roman" w:hAnsi="Arial" w:cs="Arial"/>
-                <w:b/>
-                <w:bCs/>
-                <w:color w:val="000000"/>
-                <w:kern w:val="0"/>
-                <w:sz w:val="18"/>
-                <w:szCs w:val="18"/>
-                <w14:ligatures w14:val="none"/>
-              </w:rPr>
-              <w:t>qt.total</w:t>
-            </w:r>
-            <w:proofErr w:type="spellEnd"/>
-            <w:r>
-              <w:rPr>
-                <w:rFonts w:ascii="Arial" w:eastAsia="Times New Roman" w:hAnsi="Arial" w:cs="Arial"/>
-                <w:b/>
-                <w:bCs/>
-                <w:color w:val="000000"/>
-                <w:kern w:val="0"/>
-                <w:sz w:val="18"/>
-                <w:szCs w:val="18"/>
-                <w14:ligatures w14:val="none"/>
-              </w:rPr>
-              <w:t>]]</w:t>
+              <w:t>[[.qt.total]]</w:t>
             </w:r>
           </w:p>
         </w:tc>
@@ -1943,31 +1518,7 @@
                 <w:szCs w:val="18"/>
                 <w14:ligatures w14:val="none"/>
               </w:rPr>
-              <w:t>[[if ne .</w:t>
-            </w:r>
-            <w:proofErr w:type="spellStart"/>
-            <w:r>
-              <w:rPr>
-                <w:rFonts w:ascii="Arial" w:eastAsia="Times New Roman" w:hAnsi="Arial" w:cs="Arial"/>
-                <w:color w:val="000000"/>
-                <w:kern w:val="0"/>
-                <w:sz w:val="18"/>
-                <w:szCs w:val="18"/>
-                <w14:ligatures w14:val="none"/>
-              </w:rPr>
-              <w:t>qt.discount_amount</w:t>
-            </w:r>
-            <w:proofErr w:type="spellEnd"/>
-            <w:r>
-              <w:rPr>
-                <w:rFonts w:ascii="Arial" w:eastAsia="Times New Roman" w:hAnsi="Arial" w:cs="Arial"/>
-                <w:color w:val="000000"/>
-                <w:kern w:val="0"/>
-                <w:sz w:val="18"/>
-                <w:szCs w:val="18"/>
-                <w14:ligatures w14:val="none"/>
-              </w:rPr>
-              <w:t xml:space="preserve"> $comp]]</w:t>
+              <w:t>[[if ne .qt.discount_amount $comp]]</w:t>
             </w:r>
           </w:p>
         </w:tc>
@@ -2009,35 +1560,7 @@
                 <w:szCs w:val="18"/>
                 <w14:ligatures w14:val="none"/>
               </w:rPr>
-              <w:t>Discount ([[.</w:t>
-            </w:r>
-            <w:proofErr w:type="spellStart"/>
-            <w:r>
-              <w:rPr>
-                <w:rFonts w:ascii="Arial" w:eastAsia="Times New Roman" w:hAnsi="Arial" w:cs="Arial"/>
-                <w:b/>
-                <w:bCs/>
-                <w:color w:val="000000"/>
-                <w:kern w:val="0"/>
-                <w:sz w:val="18"/>
-                <w:szCs w:val="18"/>
-                <w14:ligatures w14:val="none"/>
-              </w:rPr>
-              <w:t>qt.additional_discount_percentage</w:t>
-            </w:r>
-            <w:proofErr w:type="spellEnd"/>
-            <w:r>
-              <w:rPr>
-                <w:rFonts w:ascii="Arial" w:eastAsia="Times New Roman" w:hAnsi="Arial" w:cs="Arial"/>
-                <w:b/>
-                <w:bCs/>
-                <w:color w:val="000000"/>
-                <w:kern w:val="0"/>
-                <w:sz w:val="18"/>
-                <w:szCs w:val="18"/>
-                <w14:ligatures w14:val="none"/>
-              </w:rPr>
-              <w:t>]]%)</w:t>
+              <w:t>Discount ([[.qt.additional_discount_percentage]]%)</w:t>
             </w:r>
           </w:p>
         </w:tc>
@@ -2071,31 +1594,7 @@
                 <w:szCs w:val="18"/>
                 <w14:ligatures w14:val="none"/>
               </w:rPr>
-              <w:t>[[.</w:t>
-            </w:r>
-            <w:proofErr w:type="spellStart"/>
-            <w:r>
-              <w:rPr>
-                <w:rFonts w:ascii="Arial" w:eastAsia="Times New Roman" w:hAnsi="Arial" w:cs="Arial"/>
-                <w:color w:val="000000"/>
-                <w:kern w:val="0"/>
-                <w:sz w:val="18"/>
-                <w:szCs w:val="18"/>
-                <w14:ligatures w14:val="none"/>
-              </w:rPr>
-              <w:t>qt.discount_amount</w:t>
-            </w:r>
-            <w:proofErr w:type="spellEnd"/>
-            <w:r>
-              <w:rPr>
-                <w:rFonts w:ascii="Arial" w:eastAsia="Times New Roman" w:hAnsi="Arial" w:cs="Arial"/>
-                <w:color w:val="000000"/>
-                <w:kern w:val="0"/>
-                <w:sz w:val="18"/>
-                <w:szCs w:val="18"/>
-                <w14:ligatures w14:val="none"/>
-              </w:rPr>
-              <w:t>]]</w:t>
+              <w:t>[[.qt.discount_amount]]</w:t>
             </w:r>
           </w:p>
         </w:tc>
@@ -2136,55 +1635,7 @@
                 <w:szCs w:val="18"/>
                 <w14:ligatures w14:val="none"/>
               </w:rPr>
-              <w:t xml:space="preserve">[[if </w:t>
-            </w:r>
-            <w:proofErr w:type="gramStart"/>
-            <w:r>
-              <w:rPr>
-                <w:rFonts w:ascii="Arial" w:eastAsia="Times New Roman" w:hAnsi="Arial" w:cs="Arial"/>
-                <w:color w:val="000000"/>
-                <w:kern w:val="0"/>
-                <w:sz w:val="18"/>
-                <w:szCs w:val="18"/>
-                <w14:ligatures w14:val="none"/>
-              </w:rPr>
-              <w:t>ne .</w:t>
-            </w:r>
-            <w:proofErr w:type="spellStart"/>
-            <w:r>
-              <w:rPr>
-                <w:rFonts w:ascii="Arial" w:eastAsia="Times New Roman" w:hAnsi="Arial" w:cs="Arial"/>
-                <w:color w:val="000000"/>
-                <w:kern w:val="0"/>
-                <w:sz w:val="18"/>
-                <w:szCs w:val="18"/>
-                <w14:ligatures w14:val="none"/>
-              </w:rPr>
-              <w:t>qt</w:t>
-            </w:r>
-            <w:proofErr w:type="gramEnd"/>
-            <w:r>
-              <w:rPr>
-                <w:rFonts w:ascii="Arial" w:eastAsia="Times New Roman" w:hAnsi="Arial" w:cs="Arial"/>
-                <w:color w:val="000000"/>
-                <w:kern w:val="0"/>
-                <w:sz w:val="18"/>
-                <w:szCs w:val="18"/>
-                <w14:ligatures w14:val="none"/>
-              </w:rPr>
-              <w:t>.total_taxes_and_charges</w:t>
-            </w:r>
-            <w:proofErr w:type="spellEnd"/>
-            <w:r>
-              <w:rPr>
-                <w:rFonts w:ascii="Arial" w:eastAsia="Times New Roman" w:hAnsi="Arial" w:cs="Arial"/>
-                <w:color w:val="000000"/>
-                <w:kern w:val="0"/>
-                <w:sz w:val="18"/>
-                <w:szCs w:val="18"/>
-                <w14:ligatures w14:val="none"/>
-              </w:rPr>
-              <w:t xml:space="preserve"> $comp]]</w:t>
+              <w:t>[[if ne .qt.total_taxes_and_charges $comp]]</w:t>
             </w:r>
           </w:p>
         </w:tc>
@@ -2262,35 +1713,7 @@
                 <w:szCs w:val="18"/>
                 <w14:ligatures w14:val="none"/>
               </w:rPr>
-              <w:t>[[.</w:t>
-            </w:r>
-            <w:proofErr w:type="spellStart"/>
-            <w:r>
-              <w:rPr>
-                <w:rFonts w:ascii="Arial" w:eastAsia="Times New Roman" w:hAnsi="Arial" w:cs="Arial"/>
-                <w:b/>
-                <w:bCs/>
-                <w:color w:val="000000"/>
-                <w:kern w:val="0"/>
-                <w:sz w:val="18"/>
-                <w:szCs w:val="18"/>
-                <w14:ligatures w14:val="none"/>
-              </w:rPr>
-              <w:t>qt.net_total</w:t>
-            </w:r>
-            <w:proofErr w:type="spellEnd"/>
-            <w:r>
-              <w:rPr>
-                <w:rFonts w:ascii="Arial" w:eastAsia="Times New Roman" w:hAnsi="Arial" w:cs="Arial"/>
-                <w:b/>
-                <w:bCs/>
-                <w:color w:val="000000"/>
-                <w:kern w:val="0"/>
-                <w:sz w:val="18"/>
-                <w:szCs w:val="18"/>
-                <w14:ligatures w14:val="none"/>
-              </w:rPr>
-              <w:t>]]</w:t>
+              <w:t>[[.qt.net_total]]</w:t>
             </w:r>
           </w:p>
         </w:tc>
@@ -2426,31 +1849,7 @@
                 <w:szCs w:val="18"/>
                 <w14:ligatures w14:val="none"/>
               </w:rPr>
-              <w:t>[[if ne .</w:t>
-            </w:r>
-            <w:proofErr w:type="spellStart"/>
-            <w:r>
-              <w:rPr>
-                <w:rFonts w:ascii="Arial" w:eastAsia="Times New Roman" w:hAnsi="Arial" w:cs="Arial"/>
-                <w:color w:val="000000"/>
-                <w:kern w:val="0"/>
-                <w:sz w:val="18"/>
-                <w:szCs w:val="18"/>
-                <w14:ligatures w14:val="none"/>
-              </w:rPr>
-              <w:t>qt.total_taxes_and_charges</w:t>
-            </w:r>
-            <w:proofErr w:type="spellEnd"/>
-            <w:r>
-              <w:rPr>
-                <w:rFonts w:ascii="Arial" w:eastAsia="Times New Roman" w:hAnsi="Arial" w:cs="Arial"/>
-                <w:color w:val="000000"/>
-                <w:kern w:val="0"/>
-                <w:sz w:val="18"/>
-                <w:szCs w:val="18"/>
-                <w14:ligatures w14:val="none"/>
-              </w:rPr>
-              <w:t xml:space="preserve"> $comp]]</w:t>
+              <w:t>[[if ne .qt.total_taxes_and_charges $comp]]</w:t>
             </w:r>
           </w:p>
         </w:tc>
@@ -2526,31 +1925,7 @@
                 <w:szCs w:val="18"/>
                 <w14:ligatures w14:val="none"/>
               </w:rPr>
-              <w:t>[[.</w:t>
-            </w:r>
-            <w:proofErr w:type="spellStart"/>
-            <w:r>
-              <w:rPr>
-                <w:rFonts w:ascii="Arial" w:eastAsia="Times New Roman" w:hAnsi="Arial" w:cs="Arial"/>
-                <w:color w:val="000000"/>
-                <w:kern w:val="0"/>
-                <w:sz w:val="18"/>
-                <w:szCs w:val="18"/>
-                <w14:ligatures w14:val="none"/>
-              </w:rPr>
-              <w:t>qt.total_taxes_and_charges</w:t>
-            </w:r>
-            <w:proofErr w:type="spellEnd"/>
-            <w:r>
-              <w:rPr>
-                <w:rFonts w:ascii="Arial" w:eastAsia="Times New Roman" w:hAnsi="Arial" w:cs="Arial"/>
-                <w:color w:val="000000"/>
-                <w:kern w:val="0"/>
-                <w:sz w:val="18"/>
-                <w:szCs w:val="18"/>
-                <w14:ligatures w14:val="none"/>
-              </w:rPr>
-              <w:t>]]</w:t>
+              <w:t>[[.qt.total_taxes_and_charges]]</w:t>
             </w:r>
           </w:p>
         </w:tc>
@@ -2667,35 +2042,7 @@
                 <w:szCs w:val="18"/>
                 <w14:ligatures w14:val="none"/>
               </w:rPr>
-              <w:t>[[.</w:t>
-            </w:r>
-            <w:proofErr w:type="spellStart"/>
-            <w:r>
-              <w:rPr>
-                <w:rFonts w:ascii="Arial" w:eastAsia="Times New Roman" w:hAnsi="Arial" w:cs="Arial"/>
-                <w:b/>
-                <w:bCs/>
-                <w:color w:val="000000"/>
-                <w:kern w:val="0"/>
-                <w:sz w:val="18"/>
-                <w:szCs w:val="18"/>
-                <w14:ligatures w14:val="none"/>
-              </w:rPr>
-              <w:t>qt.grand_total</w:t>
-            </w:r>
-            <w:proofErr w:type="spellEnd"/>
-            <w:r>
-              <w:rPr>
-                <w:rFonts w:ascii="Arial" w:eastAsia="Times New Roman" w:hAnsi="Arial" w:cs="Arial"/>
-                <w:b/>
-                <w:bCs/>
-                <w:color w:val="000000"/>
-                <w:kern w:val="0"/>
-                <w:sz w:val="18"/>
-                <w:szCs w:val="18"/>
-                <w14:ligatures w14:val="none"/>
-              </w:rPr>
-              <w:t>]]</w:t>
+              <w:t>[[.qt.grand_total]]</w:t>
             </w:r>
           </w:p>
         </w:tc>
@@ -2728,35 +2075,7 @@
                 <w:szCs w:val="18"/>
                 <w14:ligatures w14:val="none"/>
               </w:rPr>
-              <w:t>Amount in Words : [[.</w:t>
-            </w:r>
-            <w:proofErr w:type="spellStart"/>
-            <w:r>
-              <w:rPr>
-                <w:rFonts w:ascii="Arial" w:eastAsia="Times New Roman" w:hAnsi="Arial" w:cs="Arial"/>
-                <w:b/>
-                <w:bCs/>
-                <w:color w:val="000000"/>
-                <w:kern w:val="0"/>
-                <w:sz w:val="18"/>
-                <w:szCs w:val="18"/>
-                <w14:ligatures w14:val="none"/>
-              </w:rPr>
-              <w:t>qt.in_words</w:t>
-            </w:r>
-            <w:proofErr w:type="spellEnd"/>
-            <w:r>
-              <w:rPr>
-                <w:rFonts w:ascii="Arial" w:eastAsia="Times New Roman" w:hAnsi="Arial" w:cs="Arial"/>
-                <w:b/>
-                <w:bCs/>
-                <w:color w:val="000000"/>
-                <w:kern w:val="0"/>
-                <w:sz w:val="18"/>
-                <w:szCs w:val="18"/>
-                <w14:ligatures w14:val="none"/>
-              </w:rPr>
-              <w:t>]]</w:t>
+              <w:t>Amount in Words : [[.qt.in_words]]</w:t>
             </w:r>
           </w:p>
         </w:tc>
@@ -2802,7 +2121,6 @@
         </w:rPr>
         <w:t>.</w:t>
       </w:r>
-      <w:proofErr w:type="spellStart"/>
       <w:r>
         <w:rPr>
           <w:rFonts w:ascii="Arial" w:hAnsi="Arial" w:cs="Arial"/>
@@ -2810,7 +2128,6 @@
         </w:rPr>
         <w:t>quotation_term_details</w:t>
       </w:r>
-      <w:proofErr w:type="spellEnd"/>
       <w:r>
         <w:rPr>
           <w:rFonts w:ascii="Arial" w:hAnsi="Arial" w:cs="Arial"/>
@@ -2837,7 +2154,6 @@
         </w:rPr>
         <w:t>qt.</w:t>
       </w:r>
-      <w:proofErr w:type="spellStart"/>
       <w:r>
         <w:rPr>
           <w:rFonts w:ascii="Arial" w:hAnsi="Arial" w:cs="Arial"/>
@@ -2845,7 +2161,6 @@
         </w:rPr>
         <w:t>quotation_term_details</w:t>
       </w:r>
-      <w:proofErr w:type="spellEnd"/>
       <w:r>
         <w:rPr>
           <w:rFonts w:ascii="Arial" w:hAnsi="Arial" w:cs="Arial"/>
@@ -2892,7 +2207,6 @@
         </w:rPr>
         <w:t>.</w:t>
       </w:r>
-      <w:proofErr w:type="spellStart"/>
       <w:r>
         <w:rPr>
           <w:rFonts w:ascii="Arial" w:hAnsi="Arial" w:cs="Arial"/>
@@ -2900,7 +2214,6 @@
         </w:rPr>
         <w:t>letter_details</w:t>
       </w:r>
-      <w:proofErr w:type="spellEnd"/>
       <w:r>
         <w:rPr>
           <w:rFonts w:ascii="Arial" w:hAnsi="Arial" w:cs="Arial"/>
@@ -2948,7 +2261,6 @@
         </w:rPr>
         <w:t>.</w:t>
       </w:r>
-      <w:proofErr w:type="spellStart"/>
       <w:r>
         <w:rPr>
           <w:rFonts w:ascii="Arial" w:hAnsi="Arial" w:cs="Arial"/>
@@ -2956,7 +2268,6 @@
         </w:rPr>
         <w:t>letter_details</w:t>
       </w:r>
-      <w:proofErr w:type="spellEnd"/>
       <w:r>
         <w:rPr>
           <w:rFonts w:ascii="Arial" w:hAnsi="Arial" w:cs="Arial"/>
@@ -3009,7 +2320,6 @@
         </w:rPr>
         <w:t>.</w:t>
       </w:r>
-      <w:proofErr w:type="spellStart"/>
       <w:r>
         <w:rPr>
           <w:rFonts w:ascii="Arial" w:hAnsi="Arial" w:cs="Arial"/>
@@ -3017,7 +2327,6 @@
         </w:rPr>
         <w:t>standard_tc_details</w:t>
       </w:r>
-      <w:proofErr w:type="spellEnd"/>
       <w:r>
         <w:rPr>
           <w:rFonts w:ascii="Arial" w:hAnsi="Arial" w:cs="Arial"/>
@@ -3065,7 +2374,6 @@
         </w:rPr>
         <w:t>.</w:t>
       </w:r>
-      <w:proofErr w:type="spellStart"/>
       <w:r>
         <w:rPr>
           <w:rFonts w:ascii="Arial" w:hAnsi="Arial" w:cs="Arial"/>
@@ -3073,7 +2381,6 @@
         </w:rPr>
         <w:t>standard_tc_details</w:t>
       </w:r>
-      <w:proofErr w:type="spellEnd"/>
       <w:r>
         <w:rPr>
           <w:rFonts w:ascii="Arial" w:hAnsi="Arial" w:cs="Arial"/>
@@ -3154,29 +2461,7 @@
           <w:lang w:val="en-US"/>
           <w14:ligatures w14:val="none"/>
         </w:rPr>
-        <w:t>[[$</w:t>
-      </w:r>
-      <w:proofErr w:type="spellStart"/>
-      <w:r>
-        <w:rPr>
-          <w:rFonts w:ascii="Arial" w:eastAsia="Times New Roman" w:hAnsi="Arial" w:cs="Arial"/>
-          <w:color w:val="000000"/>
-          <w:kern w:val="0"/>
-          <w:lang w:val="en-US"/>
-          <w14:ligatures w14:val="none"/>
-        </w:rPr>
-        <w:t>prdSNo</w:t>
-      </w:r>
-      <w:proofErr w:type="spellEnd"/>
-      <w:r>
-        <w:rPr>
-          <w:rFonts w:ascii="Arial" w:eastAsia="Times New Roman" w:hAnsi="Arial" w:cs="Arial"/>
-          <w:color w:val="000000"/>
-          <w:kern w:val="0"/>
-          <w:lang w:val="en-US"/>
-          <w14:ligatures w14:val="none"/>
-        </w:rPr>
-        <w:t xml:space="preserve"> := 1]]</w:t>
+        <w:t>[[$prdSNo := 1]]</w:t>
       </w:r>
     </w:p>
     <w:tbl>
@@ -3231,103 +2516,7 @@
                 <w:szCs w:val="18"/>
                 <w14:ligatures w14:val="none"/>
               </w:rPr>
-              <w:t>[[</w:t>
-            </w:r>
-            <w:proofErr w:type="spellStart"/>
-            <w:r>
-              <w:rPr>
-                <w:rFonts w:ascii="Arial" w:eastAsia="Times New Roman" w:hAnsi="Arial" w:cs="Arial"/>
-                <w:color w:val="000000"/>
-                <w:kern w:val="0"/>
-                <w:sz w:val="18"/>
-                <w:szCs w:val="18"/>
-                <w14:ligatures w14:val="none"/>
-              </w:rPr>
-              <w:t>tableStart</w:t>
-            </w:r>
-            <w:proofErr w:type="spellEnd"/>
-            <w:r>
-              <w:rPr>
-                <w:rFonts w:ascii="Arial" w:eastAsia="Times New Roman" w:hAnsi="Arial" w:cs="Arial"/>
-                <w:color w:val="000000"/>
-                <w:kern w:val="0"/>
-                <w:sz w:val="18"/>
-                <w:szCs w:val="18"/>
-                <w14:ligatures w14:val="none"/>
-              </w:rPr>
-              <w:t>($</w:t>
-            </w:r>
-            <w:proofErr w:type="spellStart"/>
-            <w:r>
-              <w:rPr>
-                <w:rFonts w:ascii="Arial" w:eastAsia="Times New Roman" w:hAnsi="Arial" w:cs="Arial"/>
-                <w:color w:val="000000"/>
-                <w:kern w:val="0"/>
-                <w:sz w:val="18"/>
-                <w:szCs w:val="18"/>
-                <w14:ligatures w14:val="none"/>
-              </w:rPr>
-              <w:t>prodKey</w:t>
-            </w:r>
-            <w:proofErr w:type="spellEnd"/>
-            <w:r>
-              <w:rPr>
-                <w:rFonts w:ascii="Arial" w:eastAsia="Times New Roman" w:hAnsi="Arial" w:cs="Arial"/>
-                <w:color w:val="000000"/>
-                <w:kern w:val="0"/>
-                <w:sz w:val="18"/>
-                <w:szCs w:val="18"/>
-                <w14:ligatures w14:val="none"/>
-              </w:rPr>
-              <w:t>, $</w:t>
-            </w:r>
-            <w:proofErr w:type="spellStart"/>
-            <w:r>
-              <w:rPr>
-                <w:rFonts w:ascii="Arial" w:eastAsia="Times New Roman" w:hAnsi="Arial" w:cs="Arial"/>
-                <w:color w:val="000000"/>
-                <w:kern w:val="0"/>
-                <w:sz w:val="18"/>
-                <w:szCs w:val="18"/>
-                <w14:ligatures w14:val="none"/>
-              </w:rPr>
-              <w:t>pv</w:t>
-            </w:r>
-            <w:proofErr w:type="spellEnd"/>
-            <w:r>
-              <w:rPr>
-                <w:rFonts w:ascii="Arial" w:eastAsia="Times New Roman" w:hAnsi="Arial" w:cs="Arial"/>
-                <w:color w:val="000000"/>
-                <w:kern w:val="0"/>
-                <w:sz w:val="18"/>
-                <w:szCs w:val="18"/>
-                <w14:ligatures w14:val="none"/>
-              </w:rPr>
-              <w:t xml:space="preserve"> as .</w:t>
-            </w:r>
-            <w:proofErr w:type="spellStart"/>
-            <w:r>
-              <w:rPr>
-                <w:rFonts w:ascii="Arial" w:eastAsia="Times New Roman" w:hAnsi="Arial" w:cs="Arial"/>
-                <w:color w:val="000000"/>
-                <w:kern w:val="0"/>
-                <w:sz w:val="18"/>
-                <w:szCs w:val="18"/>
-                <w14:ligatures w14:val="none"/>
-              </w:rPr>
-              <w:t>ci.cartItem</w:t>
-            </w:r>
-            <w:proofErr w:type="spellEnd"/>
-            <w:r>
-              <w:rPr>
-                <w:rFonts w:ascii="Arial" w:eastAsia="Times New Roman" w:hAnsi="Arial" w:cs="Arial"/>
-                <w:color w:val="000000"/>
-                <w:kern w:val="0"/>
-                <w:sz w:val="18"/>
-                <w:szCs w:val="18"/>
-                <w14:ligatures w14:val="none"/>
-              </w:rPr>
-              <w:t>)]]</w:t>
+              <w:t>[[tableStart($prodKey, $pv as .ci.cartItem)]]</w:t>
             </w:r>
           </w:p>
         </w:tc>
@@ -3371,9 +2560,8 @@
                 <w:u w:val="single"/>
                 <w14:ligatures w14:val="none"/>
               </w:rPr>
-              <w:t>[[$</w:t>
-            </w:r>
-            <w:proofErr w:type="spellStart"/>
+              <w:t>[[$prdSNo]]</w:t>
+            </w:r>
             <w:r>
               <w:rPr>
                 <w:rFonts w:ascii="Arial" w:eastAsia="Times New Roman" w:hAnsi="Arial" w:cs="Arial"/>
@@ -3384,9 +2572,8 @@
                 <w:u w:val="single"/>
                 <w14:ligatures w14:val="none"/>
               </w:rPr>
-              <w:t>prdSNo</w:t>
-            </w:r>
-            <w:proofErr w:type="spellEnd"/>
+              <w:t xml:space="preserve"> - </w:t>
+            </w:r>
             <w:r>
               <w:rPr>
                 <w:rFonts w:ascii="Arial" w:eastAsia="Times New Roman" w:hAnsi="Arial" w:cs="Arial"/>
@@ -3397,7 +2584,7 @@
                 <w:u w:val="single"/>
                 <w14:ligatures w14:val="none"/>
               </w:rPr>
-              <w:t>]]</w:t>
+              <w:t>[[$pv.productName]]</w:t>
             </w:r>
             <w:r>
               <w:rPr>
@@ -3409,7 +2596,7 @@
                 <w:u w:val="single"/>
                 <w14:ligatures w14:val="none"/>
               </w:rPr>
-              <w:t xml:space="preserve"> - </w:t>
+              <w:t xml:space="preserve"> -</w:t>
             </w:r>
             <w:r>
               <w:rPr>
@@ -3421,9 +2608,8 @@
                 <w:u w:val="single"/>
                 <w14:ligatures w14:val="none"/>
               </w:rPr>
-              <w:t>[[$</w:t>
-            </w:r>
-            <w:proofErr w:type="spellStart"/>
+              <w:t xml:space="preserve"> </w:t>
+            </w:r>
             <w:r>
               <w:rPr>
                 <w:rFonts w:ascii="Arial" w:eastAsia="Times New Roman" w:hAnsi="Arial" w:cs="Arial"/>
@@ -3434,9 +2620,8 @@
                 <w:u w:val="single"/>
                 <w14:ligatures w14:val="none"/>
               </w:rPr>
-              <w:t>pv.productName</w:t>
-            </w:r>
-            <w:proofErr w:type="spellEnd"/>
+              <w:t>[[$cur]]</w:t>
+            </w:r>
             <w:r>
               <w:rPr>
                 <w:rFonts w:ascii="Arial" w:eastAsia="Times New Roman" w:hAnsi="Arial" w:cs="Arial"/>
@@ -3447,7 +2632,7 @@
                 <w:u w:val="single"/>
                 <w14:ligatures w14:val="none"/>
               </w:rPr>
-              <w:t>]]</w:t>
+              <w:t xml:space="preserve"> </w:t>
             </w:r>
             <w:r>
               <w:rPr>
@@ -3459,81 +2644,7 @@
                 <w:u w:val="single"/>
                 <w14:ligatures w14:val="none"/>
               </w:rPr>
-              <w:t xml:space="preserve"> -</w:t>
-            </w:r>
-            <w:r>
-              <w:rPr>
-                <w:rFonts w:ascii="Arial" w:eastAsia="Times New Roman" w:hAnsi="Arial" w:cs="Arial"/>
-                <w:b/>
-                <w:bCs/>
-                <w:color w:val="000000"/>
-                <w:kern w:val="0"/>
-                <w:u w:val="single"/>
-                <w14:ligatures w14:val="none"/>
-              </w:rPr>
-              <w:t xml:space="preserve"> </w:t>
-            </w:r>
-            <w:r>
-              <w:rPr>
-                <w:rFonts w:ascii="Arial" w:eastAsia="Times New Roman" w:hAnsi="Arial" w:cs="Arial"/>
-                <w:b/>
-                <w:bCs/>
-                <w:color w:val="000000"/>
-                <w:kern w:val="0"/>
-                <w:u w:val="single"/>
-                <w14:ligatures w14:val="none"/>
-              </w:rPr>
-              <w:t>[[$cur]]</w:t>
-            </w:r>
-            <w:r>
-              <w:rPr>
-                <w:rFonts w:ascii="Arial" w:eastAsia="Times New Roman" w:hAnsi="Arial" w:cs="Arial"/>
-                <w:b/>
-                <w:bCs/>
-                <w:color w:val="000000"/>
-                <w:kern w:val="0"/>
-                <w:u w:val="single"/>
-                <w14:ligatures w14:val="none"/>
-              </w:rPr>
-              <w:t xml:space="preserve"> </w:t>
-            </w:r>
-            <w:r>
-              <w:rPr>
-                <w:rFonts w:ascii="Arial" w:eastAsia="Times New Roman" w:hAnsi="Arial" w:cs="Arial"/>
-                <w:b/>
-                <w:bCs/>
-                <w:color w:val="000000"/>
-                <w:kern w:val="0"/>
-                <w:u w:val="single"/>
-                <w14:ligatures w14:val="none"/>
-              </w:rPr>
-              <w:t>[[$</w:t>
-            </w:r>
-            <w:proofErr w:type="spellStart"/>
-            <w:r>
-              <w:rPr>
-                <w:rFonts w:ascii="Arial" w:eastAsia="Times New Roman" w:hAnsi="Arial" w:cs="Arial"/>
-                <w:b/>
-                <w:bCs/>
-                <w:color w:val="000000"/>
-                <w:kern w:val="0"/>
-                <w:u w:val="single"/>
-                <w14:ligatures w14:val="none"/>
-              </w:rPr>
-              <w:t>pv.productTotal</w:t>
-            </w:r>
-            <w:proofErr w:type="spellEnd"/>
-            <w:r>
-              <w:rPr>
-                <w:rFonts w:ascii="Arial" w:eastAsia="Times New Roman" w:hAnsi="Arial" w:cs="Arial"/>
-                <w:b/>
-                <w:bCs/>
-                <w:color w:val="000000"/>
-                <w:kern w:val="0"/>
-                <w:u w:val="single"/>
-                <w14:ligatures w14:val="none"/>
-              </w:rPr>
-              <w:t>]]</w:t>
+              <w:t>[[$pv.productTotal]]</w:t>
             </w:r>
           </w:p>
         </w:tc>
@@ -3574,55 +2685,7 @@
                 <w:szCs w:val="18"/>
                 <w14:ligatures w14:val="none"/>
               </w:rPr>
-              <w:t>[[</w:t>
-            </w:r>
-            <w:proofErr w:type="spellStart"/>
-            <w:r>
-              <w:rPr>
-                <w:rFonts w:ascii="Arial" w:eastAsia="Times New Roman" w:hAnsi="Arial" w:cs="Arial"/>
-                <w:color w:val="000000"/>
-                <w:kern w:val="0"/>
-                <w:sz w:val="18"/>
-                <w:szCs w:val="18"/>
-                <w14:ligatures w14:val="none"/>
-              </w:rPr>
-              <w:t>tableStart</w:t>
-            </w:r>
-            <w:proofErr w:type="spellEnd"/>
-            <w:r>
-              <w:rPr>
-                <w:rFonts w:ascii="Arial" w:eastAsia="Times New Roman" w:hAnsi="Arial" w:cs="Arial"/>
-                <w:color w:val="000000"/>
-                <w:kern w:val="0"/>
-                <w:sz w:val="18"/>
-                <w:szCs w:val="18"/>
-                <w14:ligatures w14:val="none"/>
-              </w:rPr>
-              <w:t>($k, $item as $</w:t>
-            </w:r>
-            <w:proofErr w:type="spellStart"/>
-            <w:r>
-              <w:rPr>
-                <w:rFonts w:ascii="Arial" w:eastAsia="Times New Roman" w:hAnsi="Arial" w:cs="Arial"/>
-                <w:color w:val="000000"/>
-                <w:kern w:val="0"/>
-                <w:sz w:val="18"/>
-                <w:szCs w:val="18"/>
-                <w14:ligatures w14:val="none"/>
-              </w:rPr>
-              <w:t>pv.items</w:t>
-            </w:r>
-            <w:proofErr w:type="spellEnd"/>
-            <w:r>
-              <w:rPr>
-                <w:rFonts w:ascii="Arial" w:eastAsia="Times New Roman" w:hAnsi="Arial" w:cs="Arial"/>
-                <w:color w:val="000000"/>
-                <w:kern w:val="0"/>
-                <w:sz w:val="18"/>
-                <w:szCs w:val="18"/>
-                <w14:ligatures w14:val="none"/>
-              </w:rPr>
-              <w:t>)]]</w:t>
+              <w:t>[[tableStart($k, $item as $pv.items)]]</w:t>
             </w:r>
           </w:p>
         </w:tc>
@@ -3669,33 +2732,65 @@
                 <w:lang w:val="en-US"/>
                 <w14:ligatures w14:val="none"/>
               </w:rPr>
-              <w:t>[[if ne $</w:t>
-            </w:r>
-            <w:proofErr w:type="spellStart"/>
-            <w:r>
-              <w:rPr>
-                <w:rFonts w:ascii="Arial" w:eastAsia="Times New Roman" w:hAnsi="Arial" w:cs="Arial"/>
+              <w:t>[[if ne $pv.productCode “SIL”]]</w:t>
+            </w:r>
+          </w:p>
+          <w:p>
+            <w:pPr>
+              <w:jc w:val="center"/>
+              <w:outlineLvl w:val="1"/>
+              <w:rPr>
+                <w:rFonts w:ascii="Arial" w:eastAsia="Times New Roman" w:hAnsi="Arial" w:cs="Arial"/>
+                <w:b/>
+                <w:bCs/>
+                <w:color w:val="000000"/>
+                <w:kern w:val="0"/>
+                <w:sz w:val="18"/>
+                <w:szCs w:val="18"/>
+                <w14:ligatures w14:val="none"/>
+              </w:rPr>
+            </w:pPr>
+            <w:r>
+              <w:rPr>
+                <w:rFonts w:ascii="Arial" w:eastAsia="Times New Roman" w:hAnsi="Arial" w:cs="Arial"/>
+                <w:b/>
+                <w:bCs/>
+                <w:color w:val="000000"/>
+                <w:kern w:val="0"/>
+                <w:sz w:val="18"/>
+                <w:szCs w:val="18"/>
+                <w14:ligatures w14:val="none"/>
+              </w:rPr>
+              <w:t>[[$Item.modelName]]</w:t>
+            </w:r>
+          </w:p>
+          <w:p>
+            <w:pPr>
+              <w:jc w:val="center"/>
+              <w:outlineLvl w:val="1"/>
+              <w:rPr>
+                <w:rFonts w:ascii="Arial" w:eastAsia="Times New Roman" w:hAnsi="Arial" w:cs="Arial"/>
+                <w:b/>
+                <w:bCs/>
                 <w:color w:val="000000"/>
                 <w:kern w:val="0"/>
                 <w:sz w:val="10"/>
                 <w:szCs w:val="10"/>
-                <w:lang w:val="en-US"/>
-                <w14:ligatures w14:val="none"/>
-              </w:rPr>
-              <w:t>pv.productCode</w:t>
-            </w:r>
-            <w:proofErr w:type="spellEnd"/>
-            <w:r>
-              <w:rPr>
-                <w:rFonts w:ascii="Arial" w:eastAsia="Times New Roman" w:hAnsi="Arial" w:cs="Arial"/>
+                <w14:ligatures w14:val="none"/>
+              </w:rPr>
+            </w:pPr>
+            <w:r>
+              <w:rPr>
+                <w:rFonts w:ascii="Arial" w:eastAsia="Times New Roman" w:hAnsi="Arial" w:cs="Arial"/>
+                <w:b/>
+                <w:bCs/>
                 <w:color w:val="000000"/>
                 <w:kern w:val="0"/>
                 <w:sz w:val="10"/>
                 <w:szCs w:val="10"/>
-                <w:lang w:val="en-US"/>
-                <w14:ligatures w14:val="none"/>
-              </w:rPr>
-              <w:t xml:space="preserve"> “SIL”]]</w:t>
+                <w14:ligatures w14:val="none"/>
+              </w:rPr>
+              <w:t>[[end]]</w:t>
             </w:r>
           </w:p>
           <w:p>
@@ -3716,43 +2811,14 @@
             <w:r>
               <w:rPr>
                 <w:rFonts w:ascii="Arial" w:eastAsia="Times New Roman" w:hAnsi="Arial" w:cs="Arial"/>
-                <w:b/>
-                <w:bCs/>
-                <w:color w:val="000000"/>
-                <w:kern w:val="0"/>
-                <w:sz w:val="18"/>
-                <w:szCs w:val="18"/>
-                <w14:ligatures w14:val="none"/>
-              </w:rPr>
-              <w:t>[[$</w:t>
-            </w:r>
-            <w:proofErr w:type="spellStart"/>
-            <w:r>
-              <w:rPr>
-                <w:rFonts w:ascii="Arial" w:eastAsia="Times New Roman" w:hAnsi="Arial" w:cs="Arial"/>
-                <w:b/>
-                <w:bCs/>
-                <w:color w:val="000000"/>
-                <w:kern w:val="0"/>
-                <w:sz w:val="18"/>
-                <w:szCs w:val="18"/>
-                <w14:ligatures w14:val="none"/>
-              </w:rPr>
-              <w:t>Item.modelName</w:t>
-            </w:r>
-            <w:proofErr w:type="spellEnd"/>
-            <w:r>
-              <w:rPr>
-                <w:rFonts w:ascii="Arial" w:eastAsia="Times New Roman" w:hAnsi="Arial" w:cs="Arial"/>
-                <w:b/>
-                <w:bCs/>
-                <w:color w:val="000000"/>
-                <w:kern w:val="0"/>
-                <w:sz w:val="18"/>
-                <w:szCs w:val="18"/>
-                <w14:ligatures w14:val="none"/>
-              </w:rPr>
-              <w:t>]]</w:t>
+                <w:color w:val="000000"/>
+                <w:kern w:val="0"/>
+                <w:sz w:val="10"/>
+                <w:szCs w:val="10"/>
+                <w:lang w:val="en-US"/>
+                <w14:ligatures w14:val="none"/>
+              </w:rPr>
+              <w:t>[[if eq $pv.productCode “SIL”]]</w:t>
             </w:r>
           </w:p>
           <w:p>
@@ -3765,134 +2831,23 @@
                 <w:bCs/>
                 <w:color w:val="000000"/>
                 <w:kern w:val="0"/>
-                <w:sz w:val="10"/>
-                <w:szCs w:val="10"/>
-                <w14:ligatures w14:val="none"/>
-              </w:rPr>
-            </w:pPr>
-            <w:r>
-              <w:rPr>
-                <w:rFonts w:ascii="Arial" w:eastAsia="Times New Roman" w:hAnsi="Arial" w:cs="Arial"/>
-                <w:b/>
-                <w:bCs/>
-                <w:color w:val="000000"/>
-                <w:kern w:val="0"/>
-                <w:sz w:val="10"/>
-                <w:szCs w:val="10"/>
-                <w14:ligatures w14:val="none"/>
-              </w:rPr>
-              <w:t>[[end]]</w:t>
-            </w:r>
-          </w:p>
-          <w:p>
-            <w:pPr>
-              <w:jc w:val="center"/>
-              <w:outlineLvl w:val="1"/>
-              <w:rPr>
-                <w:rFonts w:ascii="Arial" w:eastAsia="Times New Roman" w:hAnsi="Arial" w:cs="Arial"/>
-                <w:b/>
-                <w:bCs/>
-                <w:color w:val="000000"/>
-                <w:kern w:val="0"/>
-                <w:sz w:val="18"/>
-                <w:szCs w:val="18"/>
-                <w14:ligatures w14:val="none"/>
-              </w:rPr>
-            </w:pPr>
-            <w:r>
-              <w:rPr>
-                <w:rFonts w:ascii="Arial" w:eastAsia="Times New Roman" w:hAnsi="Arial" w:cs="Arial"/>
-                <w:color w:val="000000"/>
-                <w:kern w:val="0"/>
-                <w:sz w:val="10"/>
-                <w:szCs w:val="10"/>
-                <w:lang w:val="en-US"/>
-                <w14:ligatures w14:val="none"/>
-              </w:rPr>
-              <w:t>[[if eq $</w:t>
-            </w:r>
-            <w:proofErr w:type="spellStart"/>
-            <w:r>
-              <w:rPr>
-                <w:rFonts w:ascii="Arial" w:eastAsia="Times New Roman" w:hAnsi="Arial" w:cs="Arial"/>
-                <w:color w:val="000000"/>
-                <w:kern w:val="0"/>
-                <w:sz w:val="10"/>
-                <w:szCs w:val="10"/>
-                <w:lang w:val="en-US"/>
-                <w14:ligatures w14:val="none"/>
-              </w:rPr>
-              <w:t>pv.productCode</w:t>
-            </w:r>
-            <w:proofErr w:type="spellEnd"/>
-            <w:r>
-              <w:rPr>
-                <w:rFonts w:ascii="Arial" w:eastAsia="Times New Roman" w:hAnsi="Arial" w:cs="Arial"/>
-                <w:color w:val="000000"/>
-                <w:kern w:val="0"/>
-                <w:sz w:val="10"/>
-                <w:szCs w:val="10"/>
-                <w:lang w:val="en-US"/>
-                <w14:ligatures w14:val="none"/>
-              </w:rPr>
-              <w:t xml:space="preserve"> “SIL”]]</w:t>
-            </w:r>
-          </w:p>
-          <w:p>
-            <w:pPr>
-              <w:jc w:val="center"/>
-              <w:outlineLvl w:val="1"/>
-              <w:rPr>
-                <w:rFonts w:ascii="Arial" w:eastAsia="Times New Roman" w:hAnsi="Arial" w:cs="Arial"/>
-                <w:b/>
-                <w:bCs/>
-                <w:color w:val="000000"/>
-                <w:kern w:val="0"/>
-                <w:sz w:val="18"/>
-                <w:szCs w:val="18"/>
-                <w14:ligatures w14:val="none"/>
-              </w:rPr>
-            </w:pPr>
-            <w:r>
-              <w:rPr>
-                <w:rFonts w:ascii="Arial" w:eastAsia="Times New Roman" w:hAnsi="Arial" w:cs="Arial"/>
-                <w:b/>
-                <w:bCs/>
-                <w:color w:val="000000"/>
-                <w:kern w:val="0"/>
-                <w:sz w:val="18"/>
-                <w:szCs w:val="18"/>
-                <w14:ligatures w14:val="none"/>
-              </w:rPr>
-              <w:t>[[$</w:t>
-            </w:r>
-            <w:proofErr w:type="spellStart"/>
-            <w:r>
-              <w:rPr>
-                <w:rFonts w:ascii="Arial" w:eastAsia="Times New Roman" w:hAnsi="Arial" w:cs="Arial"/>
-                <w:b/>
-                <w:bCs/>
-                <w:color w:val="000000"/>
-                <w:kern w:val="0"/>
-                <w:sz w:val="18"/>
-                <w:szCs w:val="18"/>
-                <w14:ligatures w14:val="none"/>
-              </w:rPr>
-              <w:t>Item.subcategory</w:t>
-            </w:r>
-            <w:proofErr w:type="spellEnd"/>
-            <w:r>
-              <w:rPr>
-                <w:rFonts w:ascii="Arial" w:eastAsia="Times New Roman" w:hAnsi="Arial" w:cs="Arial"/>
-                <w:b/>
-                <w:bCs/>
-                <w:color w:val="000000"/>
-                <w:kern w:val="0"/>
-                <w:sz w:val="18"/>
-                <w:szCs w:val="18"/>
-                <w14:ligatures w14:val="none"/>
-              </w:rPr>
-              <w:t>]]</w:t>
+                <w:sz w:val="18"/>
+                <w:szCs w:val="18"/>
+                <w14:ligatures w14:val="none"/>
+              </w:rPr>
+            </w:pPr>
+            <w:r>
+              <w:rPr>
+                <w:rFonts w:ascii="Arial" w:eastAsia="Times New Roman" w:hAnsi="Arial" w:cs="Arial"/>
+                <w:b/>
+                <w:bCs/>
+                <w:color w:val="000000"/>
+                <w:kern w:val="0"/>
+                <w:sz w:val="18"/>
+                <w:szCs w:val="18"/>
+                <w14:ligatures w14:val="none"/>
+              </w:rPr>
+              <w:t>[[$Item.subcategory]]</w:t>
             </w:r>
           </w:p>
           <w:p>
@@ -3957,79 +2912,7 @@
                 <w:szCs w:val="18"/>
                 <w14:ligatures w14:val="none"/>
               </w:rPr>
-              <w:t>[[</w:t>
-            </w:r>
-            <w:proofErr w:type="spellStart"/>
-            <w:r>
-              <w:rPr>
-                <w:rFonts w:ascii="Arial" w:eastAsia="Times New Roman" w:hAnsi="Arial" w:cs="Arial"/>
-                <w:color w:val="000000"/>
-                <w:kern w:val="0"/>
-                <w:sz w:val="18"/>
-                <w:szCs w:val="18"/>
-                <w14:ligatures w14:val="none"/>
-              </w:rPr>
-              <w:t>tableStart</w:t>
-            </w:r>
-            <w:proofErr w:type="spellEnd"/>
-            <w:r>
-              <w:rPr>
-                <w:rFonts w:ascii="Arial" w:eastAsia="Times New Roman" w:hAnsi="Arial" w:cs="Arial"/>
-                <w:color w:val="000000"/>
-                <w:kern w:val="0"/>
-                <w:sz w:val="18"/>
-                <w:szCs w:val="18"/>
-                <w14:ligatures w14:val="none"/>
-              </w:rPr>
-              <w:t>($k, $</w:t>
-            </w:r>
-            <w:proofErr w:type="spellStart"/>
-            <w:r>
-              <w:rPr>
-                <w:rFonts w:ascii="Arial" w:eastAsia="Times New Roman" w:hAnsi="Arial" w:cs="Arial"/>
-                <w:color w:val="000000"/>
-                <w:kern w:val="0"/>
-                <w:sz w:val="18"/>
-                <w:szCs w:val="18"/>
-                <w14:ligatures w14:val="none"/>
-              </w:rPr>
-              <w:t>h as</w:t>
-            </w:r>
-            <w:proofErr w:type="spellEnd"/>
-            <w:r>
-              <w:rPr>
-                <w:rFonts w:ascii="Arial" w:eastAsia="Times New Roman" w:hAnsi="Arial" w:cs="Arial"/>
-                <w:color w:val="000000"/>
-                <w:kern w:val="0"/>
-                <w:sz w:val="18"/>
-                <w:szCs w:val="18"/>
-                <w14:ligatures w14:val="none"/>
-              </w:rPr>
-              <w:t xml:space="preserve"> $</w:t>
-            </w:r>
-            <w:proofErr w:type="spellStart"/>
-            <w:r>
-              <w:rPr>
-                <w:rFonts w:ascii="Arial" w:eastAsia="Times New Roman" w:hAnsi="Arial" w:cs="Arial"/>
-                <w:color w:val="000000"/>
-                <w:kern w:val="0"/>
-                <w:sz w:val="18"/>
-                <w:szCs w:val="18"/>
-                <w14:ligatures w14:val="none"/>
-              </w:rPr>
-              <w:t>item.headersDisplay</w:t>
-            </w:r>
-            <w:proofErr w:type="spellEnd"/>
-            <w:r>
-              <w:rPr>
-                <w:rFonts w:ascii="Arial" w:eastAsia="Times New Roman" w:hAnsi="Arial" w:cs="Arial"/>
-                <w:color w:val="000000"/>
-                <w:kern w:val="0"/>
-                <w:sz w:val="18"/>
-                <w:szCs w:val="18"/>
-                <w14:ligatures w14:val="none"/>
-              </w:rPr>
-              <w:t>)]]</w:t>
+              <w:t>[[tableStart($k, $h as $item.headersDisplay)]]</w:t>
             </w:r>
           </w:p>
         </w:tc>
@@ -4067,35 +2950,7 @@
                 <w:szCs w:val="18"/>
                 <w14:ligatures w14:val="none"/>
               </w:rPr>
-              <w:t>[[$</w:t>
-            </w:r>
-            <w:proofErr w:type="spellStart"/>
-            <w:r>
-              <w:rPr>
-                <w:rFonts w:ascii="Arial" w:eastAsia="Times New Roman" w:hAnsi="Arial" w:cs="Arial"/>
-                <w:b/>
-                <w:bCs/>
-                <w:color w:val="000000"/>
-                <w:kern w:val="0"/>
-                <w:sz w:val="18"/>
-                <w:szCs w:val="18"/>
-                <w14:ligatures w14:val="none"/>
-              </w:rPr>
-              <w:t>h.leftLabel</w:t>
-            </w:r>
-            <w:proofErr w:type="spellEnd"/>
-            <w:r>
-              <w:rPr>
-                <w:rFonts w:ascii="Arial" w:eastAsia="Times New Roman" w:hAnsi="Arial" w:cs="Arial"/>
-                <w:b/>
-                <w:bCs/>
-                <w:color w:val="000000"/>
-                <w:kern w:val="0"/>
-                <w:sz w:val="18"/>
-                <w:szCs w:val="18"/>
-                <w14:ligatures w14:val="none"/>
-              </w:rPr>
-              <w:t>]]</w:t>
+              <w:t>[[$h.leftLabel]]</w:t>
             </w:r>
           </w:p>
         </w:tc>
@@ -4124,31 +2979,7 @@
                 <w:szCs w:val="18"/>
                 <w14:ligatures w14:val="none"/>
               </w:rPr>
-              <w:t>[[$</w:t>
-            </w:r>
-            <w:proofErr w:type="spellStart"/>
-            <w:r>
-              <w:rPr>
-                <w:rFonts w:ascii="Arial" w:eastAsia="Times New Roman" w:hAnsi="Arial" w:cs="Arial"/>
-                <w:color w:val="000000"/>
-                <w:kern w:val="0"/>
-                <w:sz w:val="18"/>
-                <w:szCs w:val="18"/>
-                <w14:ligatures w14:val="none"/>
-              </w:rPr>
-              <w:t>h.leftValue</w:t>
-            </w:r>
-            <w:proofErr w:type="spellEnd"/>
-            <w:r>
-              <w:rPr>
-                <w:rFonts w:ascii="Arial" w:eastAsia="Times New Roman" w:hAnsi="Arial" w:cs="Arial"/>
-                <w:color w:val="000000"/>
-                <w:kern w:val="0"/>
-                <w:sz w:val="18"/>
-                <w:szCs w:val="18"/>
-                <w14:ligatures w14:val="none"/>
-              </w:rPr>
-              <w:t>]</w:t>
+              <w:t>[[$h.leftValue]</w:t>
             </w:r>
             <w:r>
               <w:rPr>
@@ -4192,35 +3023,7 @@
                 <w:szCs w:val="18"/>
                 <w14:ligatures w14:val="none"/>
               </w:rPr>
-              <w:t>[[$</w:t>
-            </w:r>
-            <w:proofErr w:type="spellStart"/>
-            <w:r>
-              <w:rPr>
-                <w:rFonts w:ascii="Arial" w:eastAsia="Times New Roman" w:hAnsi="Arial" w:cs="Arial"/>
-                <w:b/>
-                <w:bCs/>
-                <w:color w:val="000000"/>
-                <w:kern w:val="0"/>
-                <w:sz w:val="18"/>
-                <w:szCs w:val="18"/>
-                <w14:ligatures w14:val="none"/>
-              </w:rPr>
-              <w:t>h.rightLabel</w:t>
-            </w:r>
-            <w:proofErr w:type="spellEnd"/>
-            <w:r>
-              <w:rPr>
-                <w:rFonts w:ascii="Arial" w:eastAsia="Times New Roman" w:hAnsi="Arial" w:cs="Arial"/>
-                <w:b/>
-                <w:bCs/>
-                <w:color w:val="000000"/>
-                <w:kern w:val="0"/>
-                <w:sz w:val="18"/>
-                <w:szCs w:val="18"/>
-                <w14:ligatures w14:val="none"/>
-              </w:rPr>
-              <w:t>]]</w:t>
+              <w:t>[[$h.rightLabel]]</w:t>
             </w:r>
           </w:p>
         </w:tc>
@@ -4251,31 +3054,7 @@
                 <w:szCs w:val="18"/>
                 <w14:ligatures w14:val="none"/>
               </w:rPr>
-              <w:t>[[$</w:t>
-            </w:r>
-            <w:proofErr w:type="spellStart"/>
-            <w:r>
-              <w:rPr>
-                <w:rFonts w:ascii="Arial" w:eastAsia="Times New Roman" w:hAnsi="Arial" w:cs="Arial"/>
-                <w:color w:val="000000"/>
-                <w:kern w:val="0"/>
-                <w:sz w:val="18"/>
-                <w:szCs w:val="18"/>
-                <w14:ligatures w14:val="none"/>
-              </w:rPr>
-              <w:t>h.rightValue</w:t>
-            </w:r>
-            <w:proofErr w:type="spellEnd"/>
-            <w:r>
-              <w:rPr>
-                <w:rFonts w:ascii="Arial" w:eastAsia="Times New Roman" w:hAnsi="Arial" w:cs="Arial"/>
-                <w:color w:val="000000"/>
-                <w:kern w:val="0"/>
-                <w:sz w:val="18"/>
-                <w:szCs w:val="18"/>
-                <w14:ligatures w14:val="none"/>
-              </w:rPr>
-              <w:t>]]</w:t>
+              <w:t>[[$h.rightValue]]</w:t>
             </w:r>
           </w:p>
         </w:tc>
@@ -4313,31 +3092,7 @@
                 <w:szCs w:val="18"/>
                 <w14:ligatures w14:val="none"/>
               </w:rPr>
-              <w:t>[[</w:t>
-            </w:r>
-            <w:proofErr w:type="spellStart"/>
-            <w:r>
-              <w:rPr>
-                <w:rFonts w:ascii="Arial" w:eastAsia="Times New Roman" w:hAnsi="Arial" w:cs="Arial"/>
-                <w:color w:val="000000"/>
-                <w:kern w:val="0"/>
-                <w:sz w:val="18"/>
-                <w:szCs w:val="18"/>
-                <w14:ligatures w14:val="none"/>
-              </w:rPr>
-              <w:t>tableEnd</w:t>
-            </w:r>
-            <w:proofErr w:type="spellEnd"/>
-            <w:r>
-              <w:rPr>
-                <w:rFonts w:ascii="Arial" w:eastAsia="Times New Roman" w:hAnsi="Arial" w:cs="Arial"/>
-                <w:color w:val="000000"/>
-                <w:kern w:val="0"/>
-                <w:sz w:val="18"/>
-                <w:szCs w:val="18"/>
-                <w14:ligatures w14:val="none"/>
-              </w:rPr>
-              <w:t>]]</w:t>
+              <w:t>[[tableEnd]]</w:t>
             </w:r>
           </w:p>
         </w:tc>
@@ -4611,31 +3366,7 @@
                 <w:szCs w:val="18"/>
                 <w14:ligatures w14:val="none"/>
               </w:rPr>
-              <w:t>[[$</w:t>
-            </w:r>
-            <w:proofErr w:type="spellStart"/>
-            <w:r>
-              <w:rPr>
-                <w:rFonts w:ascii="Arial" w:eastAsia="Times New Roman" w:hAnsi="Arial" w:cs="Arial"/>
-                <w:color w:val="000000"/>
-                <w:kern w:val="0"/>
-                <w:sz w:val="18"/>
-                <w:szCs w:val="18"/>
-                <w14:ligatures w14:val="none"/>
-              </w:rPr>
-              <w:t>sNo</w:t>
-            </w:r>
-            <w:proofErr w:type="spellEnd"/>
-            <w:r>
-              <w:rPr>
-                <w:rFonts w:ascii="Arial" w:eastAsia="Times New Roman" w:hAnsi="Arial" w:cs="Arial"/>
-                <w:color w:val="000000"/>
-                <w:kern w:val="0"/>
-                <w:sz w:val="18"/>
-                <w:szCs w:val="18"/>
-                <w14:ligatures w14:val="none"/>
-              </w:rPr>
-              <w:t xml:space="preserve"> := 1]]</w:t>
+              <w:t>[[$sNo := 1]]</w:t>
             </w:r>
           </w:p>
           <w:p>
@@ -4662,103 +3393,31 @@
                 <w:szCs w:val="18"/>
                 <w14:ligatures w14:val="none"/>
               </w:rPr>
-              <w:t>[[$</w:t>
-            </w:r>
-            <w:proofErr w:type="spellStart"/>
-            <w:r>
-              <w:rPr>
-                <w:rFonts w:ascii="Arial" w:eastAsia="Times New Roman" w:hAnsi="Arial" w:cs="Arial"/>
-                <w:color w:val="000000"/>
-                <w:kern w:val="0"/>
-                <w:sz w:val="18"/>
-                <w:szCs w:val="18"/>
-                <w14:ligatures w14:val="none"/>
-              </w:rPr>
-              <w:t>cVal</w:t>
-            </w:r>
-            <w:proofErr w:type="spellEnd"/>
-            <w:r>
-              <w:rPr>
-                <w:rFonts w:ascii="Arial" w:eastAsia="Times New Roman" w:hAnsi="Arial" w:cs="Arial"/>
-                <w:color w:val="000000"/>
-                <w:kern w:val="0"/>
-                <w:sz w:val="18"/>
-                <w:szCs w:val="18"/>
-                <w14:ligatures w14:val="none"/>
-              </w:rPr>
-              <w:t xml:space="preserve"> :=0]]</w:t>
-            </w:r>
-          </w:p>
-          <w:p>
-            <w:pPr>
-              <w:rPr>
-                <w:rFonts w:ascii="Arial" w:eastAsia="Times New Roman" w:hAnsi="Arial" w:cs="Arial"/>
-                <w:color w:val="000000"/>
-                <w:kern w:val="0"/>
-                <w:sz w:val="18"/>
-                <w:szCs w:val="18"/>
-                <w:lang w:val="en-US"/>
-                <w14:ligatures w14:val="none"/>
-              </w:rPr>
-            </w:pPr>
-            <w:r>
-              <w:rPr>
-                <w:rFonts w:ascii="Arial" w:eastAsia="Times New Roman" w:hAnsi="Arial" w:cs="Arial"/>
-                <w:color w:val="000000"/>
-                <w:kern w:val="0"/>
-                <w:sz w:val="18"/>
-                <w:szCs w:val="18"/>
-                <w14:ligatures w14:val="none"/>
-              </w:rPr>
-              <w:t>[[</w:t>
-            </w:r>
-            <w:proofErr w:type="spellStart"/>
-            <w:r>
-              <w:rPr>
-                <w:rFonts w:ascii="Arial" w:eastAsia="Times New Roman" w:hAnsi="Arial" w:cs="Arial"/>
-                <w:color w:val="000000"/>
-                <w:kern w:val="0"/>
-                <w:sz w:val="18"/>
-                <w:szCs w:val="18"/>
-                <w14:ligatures w14:val="none"/>
-              </w:rPr>
-              <w:t>tableStart</w:t>
-            </w:r>
-            <w:proofErr w:type="spellEnd"/>
-            <w:r>
-              <w:rPr>
-                <w:rFonts w:ascii="Arial" w:eastAsia="Times New Roman" w:hAnsi="Arial" w:cs="Arial"/>
-                <w:color w:val="000000"/>
-                <w:kern w:val="0"/>
-                <w:sz w:val="18"/>
-                <w:szCs w:val="18"/>
-                <w14:ligatures w14:val="none"/>
-              </w:rPr>
-              <w:t>($k, $s as $</w:t>
-            </w:r>
-            <w:proofErr w:type="spellStart"/>
-            <w:r>
-              <w:rPr>
-                <w:rFonts w:ascii="Arial" w:eastAsia="Times New Roman" w:hAnsi="Arial" w:cs="Arial"/>
-                <w:color w:val="000000"/>
-                <w:kern w:val="0"/>
-                <w:sz w:val="18"/>
-                <w:szCs w:val="18"/>
-                <w14:ligatures w14:val="none"/>
-              </w:rPr>
-              <w:t>item.details</w:t>
-            </w:r>
-            <w:proofErr w:type="spellEnd"/>
-            <w:r>
-              <w:rPr>
-                <w:rFonts w:ascii="Arial" w:eastAsia="Times New Roman" w:hAnsi="Arial" w:cs="Arial"/>
-                <w:color w:val="000000"/>
-                <w:kern w:val="0"/>
-                <w:sz w:val="18"/>
-                <w:szCs w:val="18"/>
-                <w14:ligatures w14:val="none"/>
-              </w:rPr>
-              <w:t>)]]</w:t>
+              <w:t>[[$cVal :=0]]</w:t>
+            </w:r>
+          </w:p>
+          <w:p>
+            <w:pPr>
+              <w:rPr>
+                <w:rFonts w:ascii="Arial" w:eastAsia="Times New Roman" w:hAnsi="Arial" w:cs="Arial"/>
+                <w:color w:val="000000"/>
+                <w:kern w:val="0"/>
+                <w:sz w:val="18"/>
+                <w:szCs w:val="18"/>
+                <w:lang w:val="en-US"/>
+                <w14:ligatures w14:val="none"/>
+              </w:rPr>
+            </w:pPr>
+            <w:r>
+              <w:rPr>
+                <w:rFonts w:ascii="Arial" w:eastAsia="Times New Roman" w:hAnsi="Arial" w:cs="Arial"/>
+                <w:color w:val="000000"/>
+                <w:kern w:val="0"/>
+                <w:sz w:val="18"/>
+                <w:szCs w:val="18"/>
+                <w14:ligatures w14:val="none"/>
+              </w:rPr>
+              <w:t>[[tableStart($k, $s as $item.details)]]</w:t>
             </w:r>
           </w:p>
         </w:tc>
@@ -4793,31 +3452,7 @@
                 <w:szCs w:val="18"/>
                 <w14:ligatures w14:val="none"/>
               </w:rPr>
-              <w:t>[[$</w:t>
-            </w:r>
-            <w:proofErr w:type="spellStart"/>
-            <w:r>
-              <w:rPr>
-                <w:rFonts w:ascii="Arial" w:eastAsia="Times New Roman" w:hAnsi="Arial" w:cs="Arial"/>
-                <w:color w:val="000000"/>
-                <w:kern w:val="0"/>
-                <w:sz w:val="18"/>
-                <w:szCs w:val="18"/>
-                <w14:ligatures w14:val="none"/>
-              </w:rPr>
-              <w:t>sNo</w:t>
-            </w:r>
-            <w:proofErr w:type="spellEnd"/>
-            <w:r>
-              <w:rPr>
-                <w:rFonts w:ascii="Arial" w:eastAsia="Times New Roman" w:hAnsi="Arial" w:cs="Arial"/>
-                <w:color w:val="000000"/>
-                <w:kern w:val="0"/>
-                <w:sz w:val="18"/>
-                <w:szCs w:val="18"/>
-                <w14:ligatures w14:val="none"/>
-              </w:rPr>
-              <w:t>]]</w:t>
+              <w:t>[[$sNo]]</w:t>
             </w:r>
           </w:p>
         </w:tc>
@@ -4847,19 +3482,7 @@
                 <w:szCs w:val="18"/>
                 <w14:ligatures w14:val="none"/>
               </w:rPr>
-              <w:t>[[$</w:t>
-            </w:r>
-            <w:proofErr w:type="spellStart"/>
-            <w:r>
-              <w:rPr>
-                <w:rFonts w:ascii="Arial" w:eastAsia="Times New Roman" w:hAnsi="Arial" w:cs="Arial"/>
-                <w:color w:val="000000"/>
-                <w:kern w:val="0"/>
-                <w:sz w:val="18"/>
-                <w:szCs w:val="18"/>
-                <w14:ligatures w14:val="none"/>
-              </w:rPr>
-              <w:t>s.ta</w:t>
+              <w:t>[[$s.ta</w:t>
             </w:r>
             <w:r>
               <w:rPr>
@@ -4883,7 +3506,6 @@
               </w:rPr>
               <w:t>Ref</w:t>
             </w:r>
-            <w:proofErr w:type="spellEnd"/>
             <w:r>
               <w:rPr>
                 <w:rFonts w:ascii="Arial" w:eastAsia="Times New Roman" w:hAnsi="Arial" w:cs="Arial"/>
@@ -4927,31 +3549,7 @@
                 <w:szCs w:val="18"/>
                 <w14:ligatures w14:val="none"/>
               </w:rPr>
-              <w:t>[[$</w:t>
-            </w:r>
-            <w:proofErr w:type="spellStart"/>
-            <w:r>
-              <w:rPr>
-                <w:rFonts w:ascii="Arial" w:eastAsia="Times New Roman" w:hAnsi="Arial" w:cs="Arial"/>
-                <w:color w:val="000000"/>
-                <w:kern w:val="0"/>
-                <w:sz w:val="18"/>
-                <w:szCs w:val="18"/>
-                <w14:ligatures w14:val="none"/>
-              </w:rPr>
-              <w:t>s.cartTitle</w:t>
-            </w:r>
-            <w:proofErr w:type="spellEnd"/>
-            <w:r>
-              <w:rPr>
-                <w:rFonts w:ascii="Arial" w:eastAsia="Times New Roman" w:hAnsi="Arial" w:cs="Arial"/>
-                <w:color w:val="000000"/>
-                <w:kern w:val="0"/>
-                <w:sz w:val="18"/>
-                <w:szCs w:val="18"/>
-                <w14:ligatures w14:val="none"/>
-              </w:rPr>
-              <w:t>]]</w:t>
+              <w:t>[[$s.cartTitle]]</w:t>
             </w:r>
           </w:p>
         </w:tc>
@@ -4982,31 +3580,7 @@
                 <w:szCs w:val="18"/>
                 <w14:ligatures w14:val="none"/>
               </w:rPr>
-              <w:t>[[$</w:t>
-            </w:r>
-            <w:proofErr w:type="spellStart"/>
-            <w:r>
-              <w:rPr>
-                <w:rFonts w:ascii="Arial" w:eastAsia="Times New Roman" w:hAnsi="Arial" w:cs="Arial"/>
-                <w:color w:val="000000"/>
-                <w:kern w:val="0"/>
-                <w:sz w:val="18"/>
-                <w:szCs w:val="18"/>
-                <w14:ligatures w14:val="none"/>
-              </w:rPr>
-              <w:t>s.qty</w:t>
-            </w:r>
-            <w:proofErr w:type="spellEnd"/>
-            <w:r>
-              <w:rPr>
-                <w:rFonts w:ascii="Arial" w:eastAsia="Times New Roman" w:hAnsi="Arial" w:cs="Arial"/>
-                <w:color w:val="000000"/>
-                <w:kern w:val="0"/>
-                <w:sz w:val="18"/>
-                <w:szCs w:val="18"/>
-                <w14:ligatures w14:val="none"/>
-              </w:rPr>
-              <w:t>]]</w:t>
+              <w:t>[[$s.qty]]</w:t>
             </w:r>
           </w:p>
         </w:tc>
@@ -5038,19 +3612,7 @@
                 <w:szCs w:val="18"/>
                 <w14:ligatures w14:val="none"/>
               </w:rPr>
-              <w:t>[[$</w:t>
-            </w:r>
-            <w:proofErr w:type="spellStart"/>
-            <w:r>
-              <w:rPr>
-                <w:rFonts w:ascii="Arial" w:eastAsia="Times New Roman" w:hAnsi="Arial" w:cs="Arial"/>
-                <w:color w:val="000000"/>
-                <w:kern w:val="0"/>
-                <w:sz w:val="18"/>
-                <w:szCs w:val="18"/>
-                <w14:ligatures w14:val="none"/>
-              </w:rPr>
-              <w:t>s.</w:t>
+              <w:t>[[$s.</w:t>
             </w:r>
             <w:r>
               <w:rPr>
@@ -5063,7 +3625,6 @@
               </w:rPr>
               <w:t>rate</w:t>
             </w:r>
-            <w:proofErr w:type="spellEnd"/>
             <w:r>
               <w:rPr>
                 <w:rFonts w:ascii="Arial" w:eastAsia="Times New Roman" w:hAnsi="Arial" w:cs="Arial"/>
@@ -5104,19 +3665,7 @@
                 <w:szCs w:val="18"/>
                 <w14:ligatures w14:val="none"/>
               </w:rPr>
-              <w:t>[[$</w:t>
-            </w:r>
-            <w:proofErr w:type="spellStart"/>
-            <w:r>
-              <w:rPr>
-                <w:rFonts w:ascii="Arial" w:eastAsia="Times New Roman" w:hAnsi="Arial" w:cs="Arial"/>
-                <w:color w:val="000000"/>
-                <w:kern w:val="0"/>
-                <w:sz w:val="18"/>
-                <w:szCs w:val="18"/>
-                <w14:ligatures w14:val="none"/>
-              </w:rPr>
-              <w:t>s.</w:t>
+              <w:t>[[$s.</w:t>
             </w:r>
             <w:r>
               <w:rPr>
@@ -5129,7 +3678,6 @@
               </w:rPr>
               <w:t>amount</w:t>
             </w:r>
-            <w:proofErr w:type="spellEnd"/>
             <w:r>
               <w:rPr>
                 <w:rFonts w:ascii="Arial" w:eastAsia="Times New Roman" w:hAnsi="Arial" w:cs="Arial"/>
@@ -5170,33 +3718,7 @@
                 <w:lang w:val="en-US"/>
                 <w14:ligatures w14:val="none"/>
               </w:rPr>
-              <w:t>[[$</w:t>
-            </w:r>
-            <w:proofErr w:type="spellStart"/>
-            <w:r>
-              <w:rPr>
-                <w:rFonts w:ascii="Arial" w:eastAsia="Times New Roman" w:hAnsi="Arial" w:cs="Arial"/>
-                <w:color w:val="000000"/>
-                <w:kern w:val="0"/>
-                <w:sz w:val="18"/>
-                <w:szCs w:val="18"/>
-                <w:lang w:val="en-US"/>
-                <w14:ligatures w14:val="none"/>
-              </w:rPr>
-              <w:t>s.notes</w:t>
-            </w:r>
-            <w:proofErr w:type="spellEnd"/>
-            <w:r>
-              <w:rPr>
-                <w:rFonts w:ascii="Arial" w:eastAsia="Times New Roman" w:hAnsi="Arial" w:cs="Arial"/>
-                <w:color w:val="000000"/>
-                <w:kern w:val="0"/>
-                <w:sz w:val="18"/>
-                <w:szCs w:val="18"/>
-                <w:lang w:val="en-US"/>
-                <w14:ligatures w14:val="none"/>
-              </w:rPr>
-              <w:t>]]</w:t>
+              <w:t>[[$s.notes]]</w:t>
             </w:r>
           </w:p>
         </w:tc>
@@ -5234,103 +3756,31 @@
                 <w:szCs w:val="18"/>
                 <w14:ligatures w14:val="none"/>
               </w:rPr>
-              <w:t>[[$</w:t>
-            </w:r>
-            <w:proofErr w:type="spellStart"/>
-            <w:r>
-              <w:rPr>
-                <w:rFonts w:ascii="Arial" w:eastAsia="Times New Roman" w:hAnsi="Arial" w:cs="Arial"/>
-                <w:color w:val="000000"/>
-                <w:kern w:val="0"/>
-                <w:sz w:val="18"/>
-                <w:szCs w:val="18"/>
-                <w14:ligatures w14:val="none"/>
-              </w:rPr>
-              <w:t>sNo</w:t>
-            </w:r>
-            <w:proofErr w:type="spellEnd"/>
-            <w:r>
-              <w:rPr>
-                <w:rFonts w:ascii="Arial" w:eastAsia="Times New Roman" w:hAnsi="Arial" w:cs="Arial"/>
-                <w:color w:val="000000"/>
-                <w:kern w:val="0"/>
-                <w:sz w:val="18"/>
-                <w:szCs w:val="18"/>
-                <w14:ligatures w14:val="none"/>
-              </w:rPr>
-              <w:t xml:space="preserve"> = add $</w:t>
-            </w:r>
-            <w:proofErr w:type="spellStart"/>
-            <w:r>
-              <w:rPr>
-                <w:rFonts w:ascii="Arial" w:eastAsia="Times New Roman" w:hAnsi="Arial" w:cs="Arial"/>
-                <w:color w:val="000000"/>
-                <w:kern w:val="0"/>
-                <w:sz w:val="18"/>
-                <w:szCs w:val="18"/>
-                <w14:ligatures w14:val="none"/>
-              </w:rPr>
-              <w:t>sNo</w:t>
-            </w:r>
-            <w:proofErr w:type="spellEnd"/>
-            <w:r>
-              <w:rPr>
-                <w:rFonts w:ascii="Arial" w:eastAsia="Times New Roman" w:hAnsi="Arial" w:cs="Arial"/>
-                <w:color w:val="000000"/>
-                <w:kern w:val="0"/>
-                <w:sz w:val="18"/>
-                <w:szCs w:val="18"/>
-                <w14:ligatures w14:val="none"/>
-              </w:rPr>
-              <w:t xml:space="preserve"> 1]]</w:t>
-            </w:r>
-          </w:p>
-          <w:p>
-            <w:pPr>
-              <w:rPr>
-                <w:rFonts w:ascii="Arial" w:eastAsia="Times New Roman" w:hAnsi="Arial" w:cs="Arial"/>
-                <w:color w:val="000000"/>
-                <w:kern w:val="0"/>
-                <w:sz w:val="18"/>
-                <w:szCs w:val="18"/>
-                <w:lang w:val="en-US"/>
-                <w14:ligatures w14:val="none"/>
-              </w:rPr>
-            </w:pPr>
-            <w:r>
-              <w:rPr>
-                <w:rFonts w:ascii="Arial" w:eastAsia="Times New Roman" w:hAnsi="Arial" w:cs="Arial"/>
-                <w:color w:val="000000"/>
-                <w:kern w:val="0"/>
-                <w:sz w:val="18"/>
-                <w:szCs w:val="18"/>
-                <w14:ligatures w14:val="none"/>
-              </w:rPr>
-              <w:t>[[</w:t>
-            </w:r>
-            <w:proofErr w:type="spellStart"/>
-            <w:r>
-              <w:rPr>
-                <w:rFonts w:ascii="Arial" w:eastAsia="Times New Roman" w:hAnsi="Arial" w:cs="Arial"/>
-                <w:color w:val="000000"/>
-                <w:kern w:val="0"/>
-                <w:sz w:val="18"/>
-                <w:szCs w:val="18"/>
-                <w14:ligatures w14:val="none"/>
-              </w:rPr>
-              <w:t>tableEnd</w:t>
-            </w:r>
-            <w:proofErr w:type="spellEnd"/>
-            <w:r>
-              <w:rPr>
-                <w:rFonts w:ascii="Arial" w:eastAsia="Times New Roman" w:hAnsi="Arial" w:cs="Arial"/>
-                <w:color w:val="000000"/>
-                <w:kern w:val="0"/>
-                <w:sz w:val="18"/>
-                <w:szCs w:val="18"/>
-                <w14:ligatures w14:val="none"/>
-              </w:rPr>
-              <w:t>]]</w:t>
+              <w:t>[[$sNo = add $sNo 1]]</w:t>
+            </w:r>
+          </w:p>
+          <w:p>
+            <w:pPr>
+              <w:rPr>
+                <w:rFonts w:ascii="Arial" w:eastAsia="Times New Roman" w:hAnsi="Arial" w:cs="Arial"/>
+                <w:color w:val="000000"/>
+                <w:kern w:val="0"/>
+                <w:sz w:val="18"/>
+                <w:szCs w:val="18"/>
+                <w:lang w:val="en-US"/>
+                <w14:ligatures w14:val="none"/>
+              </w:rPr>
+            </w:pPr>
+            <w:r>
+              <w:rPr>
+                <w:rFonts w:ascii="Arial" w:eastAsia="Times New Roman" w:hAnsi="Arial" w:cs="Arial"/>
+                <w:color w:val="000000"/>
+                <w:kern w:val="0"/>
+                <w:sz w:val="18"/>
+                <w:szCs w:val="18"/>
+                <w14:ligatures w14:val="none"/>
+              </w:rPr>
+              <w:t>[[tableEnd]]</w:t>
             </w:r>
           </w:p>
         </w:tc>
@@ -5402,25 +3852,8 @@
                 <w:lang w:val="en-US"/>
                 <w14:ligatures w14:val="none"/>
               </w:rPr>
-              <w:t>[[$</w:t>
-            </w:r>
-            <w:proofErr w:type="spellStart"/>
-            <w:proofErr w:type="gramStart"/>
-            <w:r>
-              <w:rPr>
-                <w:rFonts w:ascii="Arial" w:eastAsia="Times New Roman" w:hAnsi="Arial" w:cs="Arial"/>
-                <w:b/>
-                <w:bCs/>
-                <w:color w:val="000000"/>
-                <w:kern w:val="0"/>
-                <w:sz w:val="18"/>
-                <w:szCs w:val="18"/>
-                <w:lang w:val="en-US"/>
-                <w14:ligatures w14:val="none"/>
-              </w:rPr>
-              <w:t>item.summary</w:t>
-            </w:r>
-            <w:proofErr w:type="gramEnd"/>
+              <w:t>[[$item.summary</w:t>
+            </w:r>
             <w:r>
               <w:rPr>
                 <w:rFonts w:ascii="Arial" w:eastAsia="Times New Roman" w:hAnsi="Arial" w:cs="Arial"/>
@@ -5435,7 +3868,6 @@
               </w:rPr>
               <w:t>.cartQty</w:t>
             </w:r>
-            <w:proofErr w:type="spellEnd"/>
             <w:r>
               <w:rPr>
                 <w:rFonts w:ascii="Arial" w:eastAsia="Times New Roman" w:hAnsi="Arial" w:cs="Arial"/>
@@ -5501,38 +3933,7 @@
                 <w:lang w:val="en-US"/>
                 <w14:ligatures w14:val="none"/>
               </w:rPr>
-              <w:t>[[$</w:t>
-            </w:r>
-            <w:proofErr w:type="spellStart"/>
-            <w:proofErr w:type="gramStart"/>
-            <w:r>
-              <w:rPr>
-                <w:rFonts w:ascii="Arial" w:eastAsia="Times New Roman" w:hAnsi="Arial" w:cs="Arial"/>
-                <w:b/>
-                <w:bCs/>
-                <w:color w:val="000000"/>
-                <w:kern w:val="0"/>
-                <w:sz w:val="18"/>
-                <w:szCs w:val="18"/>
-                <w:lang w:val="en-US"/>
-                <w14:ligatures w14:val="none"/>
-              </w:rPr>
-              <w:t>item.summary</w:t>
-            </w:r>
-            <w:proofErr w:type="gramEnd"/>
-            <w:r>
-              <w:rPr>
-                <w:rFonts w:ascii="Arial" w:eastAsia="Times New Roman" w:hAnsi="Arial" w:cs="Arial"/>
-                <w:b/>
-                <w:bCs/>
-                <w:color w:val="000000"/>
-                <w:kern w:val="0"/>
-                <w:sz w:val="18"/>
-                <w:szCs w:val="18"/>
-                <w:lang w:val="en-US"/>
-                <w14:ligatures w14:val="none"/>
-              </w:rPr>
-              <w:t>.</w:t>
+              <w:t>[[$item.summary.</w:t>
             </w:r>
             <w:r>
               <w:rPr>
@@ -5548,7 +3949,6 @@
               </w:rPr>
               <w:t>cartAmount</w:t>
             </w:r>
-            <w:proofErr w:type="spellEnd"/>
             <w:r>
               <w:rPr>
                 <w:rFonts w:ascii="Arial" w:eastAsia="Times New Roman" w:hAnsi="Arial" w:cs="Arial"/>
@@ -5617,31 +4017,7 @@
                 <w:szCs w:val="18"/>
                 <w14:ligatures w14:val="none"/>
               </w:rPr>
-              <w:t>[[</w:t>
-            </w:r>
-            <w:proofErr w:type="spellStart"/>
-            <w:r>
-              <w:rPr>
-                <w:rFonts w:ascii="Arial" w:eastAsia="Times New Roman" w:hAnsi="Arial" w:cs="Arial"/>
-                <w:color w:val="000000"/>
-                <w:kern w:val="0"/>
-                <w:sz w:val="18"/>
-                <w:szCs w:val="18"/>
-                <w14:ligatures w14:val="none"/>
-              </w:rPr>
-              <w:t>tableEnd</w:t>
-            </w:r>
-            <w:proofErr w:type="spellEnd"/>
-            <w:r>
-              <w:rPr>
-                <w:rFonts w:ascii="Arial" w:eastAsia="Times New Roman" w:hAnsi="Arial" w:cs="Arial"/>
-                <w:color w:val="000000"/>
-                <w:kern w:val="0"/>
-                <w:sz w:val="18"/>
-                <w:szCs w:val="18"/>
-                <w14:ligatures w14:val="none"/>
-              </w:rPr>
-              <w:t>]]</w:t>
+              <w:t>[[tableEnd]]</w:t>
             </w:r>
           </w:p>
           <w:p>
@@ -5668,103 +4044,31 @@
                 <w:szCs w:val="18"/>
                 <w14:ligatures w14:val="none"/>
               </w:rPr>
-              <w:t>[[$</w:t>
-            </w:r>
-            <w:proofErr w:type="spellStart"/>
-            <w:r>
-              <w:rPr>
-                <w:rFonts w:ascii="Arial" w:eastAsia="Times New Roman" w:hAnsi="Arial" w:cs="Arial"/>
-                <w:color w:val="000000"/>
-                <w:kern w:val="0"/>
-                <w:sz w:val="18"/>
-                <w:szCs w:val="18"/>
-                <w14:ligatures w14:val="none"/>
-              </w:rPr>
-              <w:t>prdSNo</w:t>
-            </w:r>
-            <w:proofErr w:type="spellEnd"/>
-            <w:r>
-              <w:rPr>
-                <w:rFonts w:ascii="Arial" w:eastAsia="Times New Roman" w:hAnsi="Arial" w:cs="Arial"/>
-                <w:color w:val="000000"/>
-                <w:kern w:val="0"/>
-                <w:sz w:val="18"/>
-                <w:szCs w:val="18"/>
-                <w14:ligatures w14:val="none"/>
-              </w:rPr>
-              <w:t xml:space="preserve"> = add $</w:t>
-            </w:r>
-            <w:proofErr w:type="spellStart"/>
-            <w:r>
-              <w:rPr>
-                <w:rFonts w:ascii="Arial" w:eastAsia="Times New Roman" w:hAnsi="Arial" w:cs="Arial"/>
-                <w:color w:val="000000"/>
-                <w:kern w:val="0"/>
-                <w:sz w:val="18"/>
-                <w:szCs w:val="18"/>
-                <w14:ligatures w14:val="none"/>
-              </w:rPr>
-              <w:t>prdSNo</w:t>
-            </w:r>
-            <w:proofErr w:type="spellEnd"/>
-            <w:r>
-              <w:rPr>
-                <w:rFonts w:ascii="Arial" w:eastAsia="Times New Roman" w:hAnsi="Arial" w:cs="Arial"/>
-                <w:color w:val="000000"/>
-                <w:kern w:val="0"/>
-                <w:sz w:val="18"/>
-                <w:szCs w:val="18"/>
-                <w14:ligatures w14:val="none"/>
-              </w:rPr>
-              <w:t xml:space="preserve"> 1]]</w:t>
-            </w:r>
-          </w:p>
-          <w:p>
-            <w:pPr>
-              <w:rPr>
-                <w:rFonts w:ascii="Arial" w:eastAsia="Times New Roman" w:hAnsi="Arial" w:cs="Arial"/>
-                <w:color w:val="000000"/>
-                <w:kern w:val="0"/>
-                <w:sz w:val="18"/>
-                <w:szCs w:val="18"/>
-                <w:lang w:val="en-US"/>
-                <w14:ligatures w14:val="none"/>
-              </w:rPr>
-            </w:pPr>
-            <w:r>
-              <w:rPr>
-                <w:rFonts w:ascii="Arial" w:eastAsia="Times New Roman" w:hAnsi="Arial" w:cs="Arial"/>
-                <w:color w:val="000000"/>
-                <w:kern w:val="0"/>
-                <w:sz w:val="18"/>
-                <w:szCs w:val="18"/>
-                <w14:ligatures w14:val="none"/>
-              </w:rPr>
-              <w:t>[[</w:t>
-            </w:r>
-            <w:proofErr w:type="spellStart"/>
-            <w:r>
-              <w:rPr>
-                <w:rFonts w:ascii="Arial" w:eastAsia="Times New Roman" w:hAnsi="Arial" w:cs="Arial"/>
-                <w:color w:val="000000"/>
-                <w:kern w:val="0"/>
-                <w:sz w:val="18"/>
-                <w:szCs w:val="18"/>
-                <w14:ligatures w14:val="none"/>
-              </w:rPr>
-              <w:t>tableEnd</w:t>
-            </w:r>
-            <w:proofErr w:type="spellEnd"/>
-            <w:r>
-              <w:rPr>
-                <w:rFonts w:ascii="Arial" w:eastAsia="Times New Roman" w:hAnsi="Arial" w:cs="Arial"/>
-                <w:color w:val="000000"/>
-                <w:kern w:val="0"/>
-                <w:sz w:val="18"/>
-                <w:szCs w:val="18"/>
-                <w14:ligatures w14:val="none"/>
-              </w:rPr>
-              <w:t>]]</w:t>
+              <w:t>[[$prdSNo = add $prdSNo 1]]</w:t>
+            </w:r>
+          </w:p>
+          <w:p>
+            <w:pPr>
+              <w:rPr>
+                <w:rFonts w:ascii="Arial" w:eastAsia="Times New Roman" w:hAnsi="Arial" w:cs="Arial"/>
+                <w:color w:val="000000"/>
+                <w:kern w:val="0"/>
+                <w:sz w:val="18"/>
+                <w:szCs w:val="18"/>
+                <w:lang w:val="en-US"/>
+                <w14:ligatures w14:val="none"/>
+              </w:rPr>
+            </w:pPr>
+            <w:r>
+              <w:rPr>
+                <w:rFonts w:ascii="Arial" w:eastAsia="Times New Roman" w:hAnsi="Arial" w:cs="Arial"/>
+                <w:color w:val="000000"/>
+                <w:kern w:val="0"/>
+                <w:sz w:val="18"/>
+                <w:szCs w:val="18"/>
+                <w14:ligatures w14:val="none"/>
+              </w:rPr>
+              <w:t>[[tableEnd]]</w:t>
             </w:r>
           </w:p>
         </w:tc>
@@ -5981,7 +4285,7 @@
         <w:szCs w:val="18"/>
         <w:lang w:val="en-US"/>
       </w:rPr>
-      <w:t>26-Sep-25</w:t>
+      <w:t>24-Feb-26</w:t>
     </w:r>
     <w:r>
       <w:rPr>
@@ -6020,18 +4324,7 @@
         <w:szCs w:val="18"/>
         <w:lang w:val="en-US"/>
       </w:rPr>
-      <w:t xml:space="preserve"> [[.</w:t>
-    </w:r>
-    <w:proofErr w:type="spellStart"/>
-    <w:r>
-      <w:rPr>
-        <w:rFonts w:ascii="Arial" w:hAnsi="Arial" w:cs="Arial"/>
-        <w:color w:val="auto"/>
-        <w:sz w:val="18"/>
-        <w:szCs w:val="18"/>
-        <w:lang w:val="en-US"/>
-      </w:rPr>
-      <w:t>qt.user</w:t>
+      <w:t xml:space="preserve"> [[.qt.user</w:t>
     </w:r>
     <w:r>
       <w:rPr>
@@ -6043,7 +4336,6 @@
       </w:rPr>
       <w:t>Name</w:t>
     </w:r>
-    <w:proofErr w:type="spellEnd"/>
     <w:r>
       <w:rPr>
         <w:rFonts w:ascii="Arial" w:hAnsi="Arial" w:cs="Arial"/>
@@ -6242,12 +4534,7 @@
       <w:rPr>
         <w:noProof/>
       </w:rPr>
-    </w:r>
-    <w:r>
-      <w:rPr>
-        <w:noProof/>
-      </w:rPr>
-      <w:pict w14:anchorId="04FD57F8">
+      <w:pict w14:anchorId="2D6E58C3">
         <v:shapetype id="_x0000_t136" coordsize="21600,21600" o:spt="136" adj="10800" path="m@7,l@8,m@5,21600l@6,21600e">
           <v:formulas>
             <v:f eqn="sum #0 0 10800"/>
@@ -6299,12 +4586,7 @@
       <w:rPr>
         <w:noProof/>
       </w:rPr>
-    </w:r>
-    <w:r>
-      <w:rPr>
-        <w:noProof/>
-      </w:rPr>
-      <w:pict w14:anchorId="06C8E3F5">
+      <w:pict w14:anchorId="6438FE1D">
         <v:shapetype id="_x0000_t136" coordsize="21600,21600" o:spt="136" adj="10800" path="m@7,l@8,m@5,21600l@6,21600e">
           <v:formulas>
             <v:f eqn="sum #0 0 10800"/>
@@ -6404,12 +4686,7 @@
       <w:rPr>
         <w:noProof/>
       </w:rPr>
-    </w:r>
-    <w:r>
-      <w:rPr>
-        <w:noProof/>
-      </w:rPr>
-      <w:pict w14:anchorId="0C453AB8">
+      <w:pict w14:anchorId="5542F107">
         <v:shapetype id="_x0000_t136" coordsize="21600,21600" o:spt="136" adj="10800" path="m@7,l@8,m@5,21600l@6,21600e">
           <v:formulas>
             <v:f eqn="sum #0 0 10800"/>
